--- a/app/assets/documents/inspection_template.docx
+++ b/app/assets/documents/inspection_template.docx
@@ -1318,9 +1318,10 @@
     <w:tbl>
       <w:tblPr>
         <w:tblStyle w:val="TableGrid"/>
-        <w:tblpPr w:leftFromText="187" w:rightFromText="187" w:horzAnchor="page" w:tblpXSpec="center" w:tblpY="678"/>
+        <w:tblpPr w:leftFromText="187" w:rightFromText="187" w:vertAnchor="page" w:horzAnchor="margin" w:tblpXSpec="right" w:tblpY="1561"/>
         <w:tblW w:w="11520" w:type="dxa"/>
         <w:tblInd w:w="0" w:type="dxa"/>
+        <w:tblLayout w:type="fixed"/>
         <w:tblCellMar>
           <w:top w:w="31" w:type="dxa"/>
           <w:left w:w="108" w:type="dxa"/>
@@ -1330,17 +1331,18 @@
         <w:tblLook w:val="04A0" w:firstRow="1" w:lastRow="0" w:firstColumn="1" w:lastColumn="0" w:noHBand="0" w:noVBand="1"/>
       </w:tblPr>
       <w:tblGrid>
-        <w:gridCol w:w="2291"/>
-        <w:gridCol w:w="922"/>
-        <w:gridCol w:w="1137"/>
-        <w:gridCol w:w="897"/>
-        <w:gridCol w:w="1124"/>
-        <w:gridCol w:w="60"/>
-        <w:gridCol w:w="1269"/>
-        <w:gridCol w:w="1286"/>
-        <w:gridCol w:w="1405"/>
-        <w:gridCol w:w="231"/>
-        <w:gridCol w:w="898"/>
+        <w:gridCol w:w="2057"/>
+        <w:gridCol w:w="870"/>
+        <w:gridCol w:w="1096"/>
+        <w:gridCol w:w="1102"/>
+        <w:gridCol w:w="824"/>
+        <w:gridCol w:w="53"/>
+        <w:gridCol w:w="293"/>
+        <w:gridCol w:w="1167"/>
+        <w:gridCol w:w="1224"/>
+        <w:gridCol w:w="219"/>
+        <w:gridCol w:w="1186"/>
+        <w:gridCol w:w="1429"/>
       </w:tblGrid>
       <w:tr>
         <w:trPr>
@@ -1349,7 +1351,7 @@
         <w:tc>
           <w:tcPr>
             <w:tcW w:w="11520" w:type="dxa"/>
-            <w:gridSpan w:val="11"/>
+            <w:gridSpan w:val="12"/>
             <w:tcBorders>
               <w:top w:val="single" w:sz="4" w:space="0" w:color="000000"/>
               <w:left w:val="single" w:sz="4" w:space="0" w:color="000000"/>
@@ -1377,7 +1379,7 @@
         </w:trPr>
         <w:tc>
           <w:tcPr>
-            <w:tcW w:w="2310" w:type="dxa"/>
+            <w:tcW w:w="2057" w:type="dxa"/>
             <w:tcBorders>
               <w:top w:val="single" w:sz="4" w:space="0" w:color="000000"/>
               <w:left w:val="single" w:sz="4" w:space="0" w:color="000000"/>
@@ -1407,7 +1409,7 @@
         </w:tc>
         <w:tc>
           <w:tcPr>
-            <w:tcW w:w="2066" w:type="dxa"/>
+            <w:tcW w:w="1966" w:type="dxa"/>
             <w:gridSpan w:val="2"/>
             <w:tcBorders>
               <w:top w:val="single" w:sz="4" w:space="0" w:color="000000"/>
@@ -1437,7 +1439,7 @@
         </w:tc>
         <w:tc>
           <w:tcPr>
-            <w:tcW w:w="2090" w:type="dxa"/>
+            <w:tcW w:w="1979" w:type="dxa"/>
             <w:gridSpan w:val="3"/>
             <w:tcBorders>
               <w:top w:val="single" w:sz="4" w:space="0" w:color="000000"/>
@@ -1467,7 +1469,8 @@
         </w:tc>
         <w:tc>
           <w:tcPr>
-            <w:tcW w:w="1269" w:type="dxa"/>
+            <w:tcW w:w="1460" w:type="dxa"/>
+            <w:gridSpan w:val="2"/>
             <w:tcBorders>
               <w:top w:val="single" w:sz="4" w:space="0" w:color="000000"/>
               <w:left w:val="single" w:sz="4" w:space="0" w:color="000000"/>
@@ -1496,7 +1499,7 @@
         </w:tc>
         <w:tc>
           <w:tcPr>
-            <w:tcW w:w="3785" w:type="dxa"/>
+            <w:tcW w:w="4058" w:type="dxa"/>
             <w:gridSpan w:val="4"/>
             <w:tcBorders>
               <w:top w:val="single" w:sz="4" w:space="0" w:color="000000"/>
@@ -1531,7 +1534,7 @@
         </w:trPr>
         <w:tc>
           <w:tcPr>
-            <w:tcW w:w="2310" w:type="dxa"/>
+            <w:tcW w:w="2057" w:type="dxa"/>
             <w:tcBorders>
               <w:top w:val="single" w:sz="4" w:space="0" w:color="000000"/>
               <w:left w:val="single" w:sz="4" w:space="0" w:color="000000"/>
@@ -1575,7 +1578,7 @@
         </w:tc>
         <w:tc>
           <w:tcPr>
-            <w:tcW w:w="2066" w:type="dxa"/>
+            <w:tcW w:w="1966" w:type="dxa"/>
             <w:gridSpan w:val="2"/>
             <w:tcBorders>
               <w:top w:val="single" w:sz="4" w:space="0" w:color="000000"/>
@@ -1604,7 +1607,7 @@
         </w:tc>
         <w:tc>
           <w:tcPr>
-            <w:tcW w:w="2090" w:type="dxa"/>
+            <w:tcW w:w="1979" w:type="dxa"/>
             <w:gridSpan w:val="3"/>
             <w:tcBorders>
               <w:top w:val="single" w:sz="4" w:space="0" w:color="000000"/>
@@ -1633,7 +1636,8 @@
         </w:tc>
         <w:tc>
           <w:tcPr>
-            <w:tcW w:w="1269" w:type="dxa"/>
+            <w:tcW w:w="1460" w:type="dxa"/>
+            <w:gridSpan w:val="2"/>
             <w:tcBorders>
               <w:top w:val="single" w:sz="4" w:space="0" w:color="000000"/>
               <w:left w:val="single" w:sz="4" w:space="0" w:color="000000"/>
@@ -1677,7 +1681,7 @@
         </w:tc>
         <w:tc>
           <w:tcPr>
-            <w:tcW w:w="3785" w:type="dxa"/>
+            <w:tcW w:w="4058" w:type="dxa"/>
             <w:gridSpan w:val="4"/>
             <w:tcBorders>
               <w:top w:val="single" w:sz="4" w:space="0" w:color="000000"/>
@@ -1726,7 +1730,7 @@
         </w:trPr>
         <w:tc>
           <w:tcPr>
-            <w:tcW w:w="2310" w:type="dxa"/>
+            <w:tcW w:w="2057" w:type="dxa"/>
             <w:tcBorders>
               <w:top w:val="single" w:sz="4" w:space="0" w:color="000000"/>
               <w:left w:val="single" w:sz="4" w:space="0" w:color="000000"/>
@@ -1766,7 +1770,7 @@
         </w:tc>
         <w:tc>
           <w:tcPr>
-            <w:tcW w:w="2066" w:type="dxa"/>
+            <w:tcW w:w="1966" w:type="dxa"/>
             <w:gridSpan w:val="2"/>
             <w:tcBorders>
               <w:top w:val="single" w:sz="4" w:space="0" w:color="000000"/>
@@ -1795,7 +1799,7 @@
         </w:tc>
         <w:tc>
           <w:tcPr>
-            <w:tcW w:w="2090" w:type="dxa"/>
+            <w:tcW w:w="1979" w:type="dxa"/>
             <w:gridSpan w:val="3"/>
             <w:tcBorders>
               <w:top w:val="single" w:sz="4" w:space="0" w:color="000000"/>
@@ -1824,7 +1828,8 @@
         </w:tc>
         <w:tc>
           <w:tcPr>
-            <w:tcW w:w="1269" w:type="dxa"/>
+            <w:tcW w:w="1460" w:type="dxa"/>
+            <w:gridSpan w:val="2"/>
             <w:tcBorders>
               <w:top w:val="single" w:sz="4" w:space="0" w:color="000000"/>
               <w:left w:val="single" w:sz="4" w:space="0" w:color="000000"/>
@@ -1868,7 +1873,7 @@
         </w:tc>
         <w:tc>
           <w:tcPr>
-            <w:tcW w:w="3785" w:type="dxa"/>
+            <w:tcW w:w="4058" w:type="dxa"/>
             <w:gridSpan w:val="4"/>
             <w:tcBorders>
               <w:top w:val="single" w:sz="4" w:space="0" w:color="000000"/>
@@ -1913,7 +1918,7 @@
         </w:trPr>
         <w:tc>
           <w:tcPr>
-            <w:tcW w:w="2310" w:type="dxa"/>
+            <w:tcW w:w="2057" w:type="dxa"/>
             <w:tcBorders>
               <w:top w:val="single" w:sz="4" w:space="0" w:color="000000"/>
               <w:left w:val="single" w:sz="4" w:space="0" w:color="000000"/>
@@ -1930,7 +1935,7 @@
         </w:tc>
         <w:tc>
           <w:tcPr>
-            <w:tcW w:w="2066" w:type="dxa"/>
+            <w:tcW w:w="1966" w:type="dxa"/>
             <w:gridSpan w:val="2"/>
             <w:tcBorders>
               <w:top w:val="single" w:sz="4" w:space="0" w:color="000000"/>
@@ -1948,7 +1953,7 @@
         </w:tc>
         <w:tc>
           <w:tcPr>
-            <w:tcW w:w="2090" w:type="dxa"/>
+            <w:tcW w:w="1979" w:type="dxa"/>
             <w:gridSpan w:val="3"/>
             <w:tcBorders>
               <w:top w:val="single" w:sz="4" w:space="0" w:color="000000"/>
@@ -1965,23 +1970,24 @@
         </w:tc>
         <w:tc>
           <w:tcPr>
-            <w:tcW w:w="1269" w:type="dxa"/>
-            <w:tcBorders>
-              <w:top w:val="single" w:sz="4" w:space="0" w:color="000000"/>
-              <w:left w:val="single" w:sz="4" w:space="0" w:color="000000"/>
-              <w:bottom w:val="single" w:sz="4" w:space="0" w:color="000000"/>
-              <w:right w:val="single" w:sz="4" w:space="0" w:color="000000"/>
-            </w:tcBorders>
-          </w:tcPr>
-          <w:p>
-            <w:pPr>
-              <w:jc w:val="both"/>
-            </w:pPr>
-          </w:p>
-        </w:tc>
-        <w:tc>
-          <w:tcPr>
-            <w:tcW w:w="3785" w:type="dxa"/>
+            <w:tcW w:w="1460" w:type="dxa"/>
+            <w:gridSpan w:val="2"/>
+            <w:tcBorders>
+              <w:top w:val="single" w:sz="4" w:space="0" w:color="000000"/>
+              <w:left w:val="single" w:sz="4" w:space="0" w:color="000000"/>
+              <w:bottom w:val="single" w:sz="4" w:space="0" w:color="000000"/>
+              <w:right w:val="single" w:sz="4" w:space="0" w:color="000000"/>
+            </w:tcBorders>
+          </w:tcPr>
+          <w:p>
+            <w:pPr>
+              <w:jc w:val="both"/>
+            </w:pPr>
+          </w:p>
+        </w:tc>
+        <w:tc>
+          <w:tcPr>
+            <w:tcW w:w="4058" w:type="dxa"/>
             <w:gridSpan w:val="4"/>
             <w:tcBorders>
               <w:top w:val="single" w:sz="4" w:space="0" w:color="000000"/>
@@ -2004,7 +2010,7 @@
         <w:tc>
           <w:tcPr>
             <w:tcW w:w="11520" w:type="dxa"/>
-            <w:gridSpan w:val="11"/>
+            <w:gridSpan w:val="12"/>
             <w:tcBorders>
               <w:top w:val="single" w:sz="4" w:space="0" w:color="000000"/>
               <w:left w:val="single" w:sz="4" w:space="0" w:color="000000"/>
@@ -2038,7 +2044,7 @@
         </w:trPr>
         <w:tc>
           <w:tcPr>
-            <w:tcW w:w="2310" w:type="dxa"/>
+            <w:tcW w:w="2057" w:type="dxa"/>
             <w:tcBorders>
               <w:top w:val="single" w:sz="4" w:space="0" w:color="000000"/>
               <w:left w:val="single" w:sz="4" w:space="0" w:color="000000"/>
@@ -2068,7 +2074,7 @@
         </w:tc>
         <w:tc>
           <w:tcPr>
-            <w:tcW w:w="2066" w:type="dxa"/>
+            <w:tcW w:w="1966" w:type="dxa"/>
             <w:gridSpan w:val="2"/>
             <w:tcBorders>
               <w:top w:val="single" w:sz="4" w:space="0" w:color="000000"/>
@@ -2099,7 +2105,7 @@
         </w:tc>
         <w:tc>
           <w:tcPr>
-            <w:tcW w:w="2029" w:type="dxa"/>
+            <w:tcW w:w="1926" w:type="dxa"/>
             <w:gridSpan w:val="2"/>
             <w:tcBorders>
               <w:top w:val="single" w:sz="4" w:space="0" w:color="000000"/>
@@ -2130,8 +2136,8 @@
         </w:tc>
         <w:tc>
           <w:tcPr>
-            <w:tcW w:w="5115" w:type="dxa"/>
-            <w:gridSpan w:val="6"/>
+            <w:tcW w:w="5571" w:type="dxa"/>
+            <w:gridSpan w:val="7"/>
             <w:tcBorders>
               <w:top w:val="single" w:sz="4" w:space="0" w:color="000000"/>
               <w:left w:val="single" w:sz="4" w:space="0" w:color="auto"/>
@@ -2166,7 +2172,7 @@
         </w:trPr>
         <w:tc>
           <w:tcPr>
-            <w:tcW w:w="2310" w:type="dxa"/>
+            <w:tcW w:w="2057" w:type="dxa"/>
             <w:tcBorders>
               <w:top w:val="single" w:sz="4" w:space="0" w:color="000000"/>
               <w:left w:val="single" w:sz="4" w:space="0" w:color="000000"/>
@@ -2211,7 +2217,7 @@
         </w:tc>
         <w:tc>
           <w:tcPr>
-            <w:tcW w:w="2066" w:type="dxa"/>
+            <w:tcW w:w="1966" w:type="dxa"/>
             <w:gridSpan w:val="2"/>
             <w:tcBorders>
               <w:top w:val="single" w:sz="4" w:space="0" w:color="000000"/>
@@ -2241,7 +2247,7 @@
         </w:tc>
         <w:tc>
           <w:tcPr>
-            <w:tcW w:w="2029" w:type="dxa"/>
+            <w:tcW w:w="1926" w:type="dxa"/>
             <w:gridSpan w:val="2"/>
             <w:tcBorders>
               <w:top w:val="single" w:sz="4" w:space="0" w:color="000000"/>
@@ -2271,8 +2277,8 @@
         </w:tc>
         <w:tc>
           <w:tcPr>
-            <w:tcW w:w="5115" w:type="dxa"/>
-            <w:gridSpan w:val="6"/>
+            <w:tcW w:w="5571" w:type="dxa"/>
+            <w:gridSpan w:val="7"/>
             <w:tcBorders>
               <w:top w:val="single" w:sz="4" w:space="0" w:color="000000"/>
               <w:left w:val="single" w:sz="4" w:space="0" w:color="auto"/>
@@ -2306,7 +2312,7 @@
         </w:trPr>
         <w:tc>
           <w:tcPr>
-            <w:tcW w:w="2310" w:type="dxa"/>
+            <w:tcW w:w="2057" w:type="dxa"/>
             <w:tcBorders>
               <w:top w:val="single" w:sz="4" w:space="0" w:color="000000"/>
               <w:left w:val="single" w:sz="4" w:space="0" w:color="000000"/>
@@ -2347,7 +2353,7 @@
         </w:tc>
         <w:tc>
           <w:tcPr>
-            <w:tcW w:w="2066" w:type="dxa"/>
+            <w:tcW w:w="1966" w:type="dxa"/>
             <w:gridSpan w:val="2"/>
             <w:tcBorders>
               <w:top w:val="single" w:sz="4" w:space="0" w:color="000000"/>
@@ -2377,7 +2383,7 @@
         </w:tc>
         <w:tc>
           <w:tcPr>
-            <w:tcW w:w="2029" w:type="dxa"/>
+            <w:tcW w:w="1926" w:type="dxa"/>
             <w:gridSpan w:val="2"/>
             <w:tcBorders>
               <w:top w:val="single" w:sz="4" w:space="0" w:color="000000"/>
@@ -2407,8 +2413,8 @@
         </w:tc>
         <w:tc>
           <w:tcPr>
-            <w:tcW w:w="5115" w:type="dxa"/>
-            <w:gridSpan w:val="6"/>
+            <w:tcW w:w="5571" w:type="dxa"/>
+            <w:gridSpan w:val="7"/>
             <w:tcBorders>
               <w:top w:val="single" w:sz="4" w:space="0" w:color="000000"/>
               <w:left w:val="single" w:sz="4" w:space="0" w:color="auto"/>
@@ -2442,7 +2448,7 @@
         </w:trPr>
         <w:tc>
           <w:tcPr>
-            <w:tcW w:w="2310" w:type="dxa"/>
+            <w:tcW w:w="2057" w:type="dxa"/>
             <w:tcBorders>
               <w:top w:val="single" w:sz="4" w:space="0" w:color="000000"/>
               <w:left w:val="single" w:sz="4" w:space="0" w:color="000000"/>
@@ -2483,7 +2489,7 @@
         </w:tc>
         <w:tc>
           <w:tcPr>
-            <w:tcW w:w="2066" w:type="dxa"/>
+            <w:tcW w:w="1966" w:type="dxa"/>
             <w:gridSpan w:val="2"/>
             <w:tcBorders>
               <w:top w:val="single" w:sz="4" w:space="0" w:color="000000"/>
@@ -2513,7 +2519,7 @@
         </w:tc>
         <w:tc>
           <w:tcPr>
-            <w:tcW w:w="2029" w:type="dxa"/>
+            <w:tcW w:w="1926" w:type="dxa"/>
             <w:gridSpan w:val="2"/>
             <w:tcBorders>
               <w:top w:val="single" w:sz="4" w:space="0" w:color="000000"/>
@@ -2543,8 +2549,8 @@
         </w:tc>
         <w:tc>
           <w:tcPr>
-            <w:tcW w:w="5115" w:type="dxa"/>
-            <w:gridSpan w:val="6"/>
+            <w:tcW w:w="5571" w:type="dxa"/>
+            <w:gridSpan w:val="7"/>
             <w:tcBorders>
               <w:top w:val="single" w:sz="4" w:space="0" w:color="000000"/>
               <w:left w:val="single" w:sz="4" w:space="0" w:color="auto"/>
@@ -2579,7 +2585,7 @@
         <w:tc>
           <w:tcPr>
             <w:tcW w:w="11520" w:type="dxa"/>
-            <w:gridSpan w:val="11"/>
+            <w:gridSpan w:val="12"/>
             <w:tcBorders>
               <w:top w:val="single" w:sz="4" w:space="0" w:color="000000"/>
               <w:left w:val="single" w:sz="4" w:space="0" w:color="000000"/>
@@ -2606,7 +2612,7 @@
         </w:trPr>
         <w:tc>
           <w:tcPr>
-            <w:tcW w:w="2310" w:type="dxa"/>
+            <w:tcW w:w="2057" w:type="dxa"/>
             <w:tcBorders>
               <w:top w:val="single" w:sz="4" w:space="0" w:color="000000"/>
               <w:left w:val="single" w:sz="4" w:space="0" w:color="000000"/>
@@ -2635,7 +2641,7 @@
         </w:tc>
         <w:tc>
           <w:tcPr>
-            <w:tcW w:w="926" w:type="dxa"/>
+            <w:tcW w:w="870" w:type="dxa"/>
             <w:tcBorders>
               <w:top w:val="single" w:sz="4" w:space="0" w:color="000000"/>
               <w:left w:val="single" w:sz="4" w:space="0" w:color="000000"/>
@@ -2664,7 +2670,7 @@
         </w:tc>
         <w:tc>
           <w:tcPr>
-            <w:tcW w:w="1140" w:type="dxa"/>
+            <w:tcW w:w="1096" w:type="dxa"/>
             <w:tcBorders>
               <w:top w:val="single" w:sz="4" w:space="0" w:color="000000"/>
               <w:left w:val="single" w:sz="4" w:space="0" w:color="000000"/>
@@ -2693,7 +2699,7 @@
         </w:tc>
         <w:tc>
           <w:tcPr>
-            <w:tcW w:w="897" w:type="dxa"/>
+            <w:tcW w:w="1102" w:type="dxa"/>
             <w:tcBorders>
               <w:top w:val="single" w:sz="4" w:space="0" w:color="000000"/>
               <w:left w:val="single" w:sz="4" w:space="0" w:color="000000"/>
@@ -2722,8 +2728,8 @@
         </w:tc>
         <w:tc>
           <w:tcPr>
-            <w:tcW w:w="1193" w:type="dxa"/>
-            <w:gridSpan w:val="2"/>
+            <w:tcW w:w="1170" w:type="dxa"/>
+            <w:gridSpan w:val="3"/>
             <w:tcBorders>
               <w:top w:val="single" w:sz="4" w:space="0" w:color="000000"/>
               <w:left w:val="single" w:sz="4" w:space="0" w:color="000000"/>
@@ -2745,13 +2751,20 @@
                 <w:b/>
                 <w:bCs/>
               </w:rPr>
+              <w:t xml:space="preserve">   </w:t>
+            </w:r>
+            <w:r>
+              <w:rPr>
+                <w:b/>
+                <w:bCs/>
+              </w:rPr>
               <w:t>OPERATOR</w:t>
             </w:r>
           </w:p>
         </w:tc>
         <w:tc>
           <w:tcPr>
-            <w:tcW w:w="1269" w:type="dxa"/>
+            <w:tcW w:w="1167" w:type="dxa"/>
             <w:tcBorders>
               <w:top w:val="single" w:sz="4" w:space="0" w:color="000000"/>
               <w:left w:val="single" w:sz="4" w:space="0" w:color="000000"/>
@@ -2780,7 +2793,8 @@
         </w:tc>
         <w:tc>
           <w:tcPr>
-            <w:tcW w:w="1243" w:type="dxa"/>
+            <w:tcW w:w="1443" w:type="dxa"/>
+            <w:gridSpan w:val="2"/>
             <w:tcBorders>
               <w:top w:val="single" w:sz="4" w:space="0" w:color="000000"/>
               <w:left w:val="single" w:sz="4" w:space="0" w:color="000000"/>
@@ -2809,8 +2823,8 @@
         </w:tc>
         <w:tc>
           <w:tcPr>
-            <w:tcW w:w="2542" w:type="dxa"/>
-            <w:gridSpan w:val="3"/>
+            <w:tcW w:w="2615" w:type="dxa"/>
+            <w:gridSpan w:val="2"/>
             <w:tcBorders>
               <w:top w:val="single" w:sz="4" w:space="0" w:color="000000"/>
               <w:left w:val="single" w:sz="4" w:space="0" w:color="000000"/>
@@ -2844,7 +2858,7 @@
         </w:trPr>
         <w:tc>
           <w:tcPr>
-            <w:tcW w:w="2310" w:type="dxa"/>
+            <w:tcW w:w="2057" w:type="dxa"/>
             <w:tcBorders>
               <w:top w:val="single" w:sz="4" w:space="0" w:color="000000"/>
               <w:left w:val="single" w:sz="4" w:space="0" w:color="000000"/>
@@ -2857,30 +2871,30 @@
               <w:ind w:left="0"/>
               <w:jc w:val="both"/>
               <w:rPr>
-                <w:sz w:val="20"/>
-                <w:szCs w:val="20"/>
-              </w:rPr>
-            </w:pPr>
-            <w:r>
-              <w:rPr>
-                <w:sz w:val="20"/>
-                <w:szCs w:val="20"/>
+                <w:sz w:val="24"/>
+                <w:szCs w:val="24"/>
+              </w:rPr>
+            </w:pPr>
+            <w:r>
+              <w:rPr>
+                <w:sz w:val="24"/>
+                <w:szCs w:val="24"/>
               </w:rPr>
               <w:t xml:space="preserve">{{ </w:t>
             </w:r>
             <w:proofErr w:type="spellStart"/>
             <w:r>
               <w:rPr>
-                <w:sz w:val="20"/>
-                <w:szCs w:val="20"/>
+                <w:sz w:val="24"/>
+                <w:szCs w:val="24"/>
               </w:rPr>
               <w:t>crs</w:t>
             </w:r>
             <w:proofErr w:type="spellEnd"/>
             <w:r>
               <w:rPr>
-                <w:sz w:val="20"/>
-                <w:szCs w:val="20"/>
+                <w:sz w:val="24"/>
+                <w:szCs w:val="24"/>
               </w:rPr>
               <w:t>[0].contractor }}</w:t>
             </w:r>
@@ -2888,7 +2902,7 @@
         </w:tc>
         <w:tc>
           <w:tcPr>
-            <w:tcW w:w="926" w:type="dxa"/>
+            <w:tcW w:w="870" w:type="dxa"/>
             <w:tcBorders>
               <w:top w:val="single" w:sz="4" w:space="0" w:color="000000"/>
               <w:left w:val="single" w:sz="4" w:space="0" w:color="000000"/>
@@ -2901,30 +2915,30 @@
               <w:ind w:left="0"/>
               <w:jc w:val="both"/>
               <w:rPr>
-                <w:sz w:val="10"/>
-                <w:szCs w:val="10"/>
-              </w:rPr>
-            </w:pPr>
-            <w:r>
-              <w:rPr>
-                <w:sz w:val="10"/>
-                <w:szCs w:val="10"/>
+                <w:sz w:val="24"/>
+                <w:szCs w:val="24"/>
+              </w:rPr>
+            </w:pPr>
+            <w:r>
+              <w:rPr>
+                <w:sz w:val="24"/>
+                <w:szCs w:val="24"/>
               </w:rPr>
               <w:t xml:space="preserve">{{ </w:t>
             </w:r>
             <w:proofErr w:type="spellStart"/>
             <w:r>
               <w:rPr>
-                <w:sz w:val="10"/>
-                <w:szCs w:val="10"/>
+                <w:sz w:val="24"/>
+                <w:szCs w:val="24"/>
               </w:rPr>
               <w:t>crs</w:t>
             </w:r>
             <w:proofErr w:type="spellEnd"/>
             <w:r>
               <w:rPr>
-                <w:sz w:val="10"/>
-                <w:szCs w:val="10"/>
+                <w:sz w:val="24"/>
+                <w:szCs w:val="24"/>
               </w:rPr>
               <w:t>[0].super }}</w:t>
             </w:r>
@@ -2932,7 +2946,7 @@
         </w:tc>
         <w:tc>
           <w:tcPr>
-            <w:tcW w:w="1140" w:type="dxa"/>
+            <w:tcW w:w="1096" w:type="dxa"/>
             <w:tcBorders>
               <w:top w:val="single" w:sz="4" w:space="0" w:color="000000"/>
               <w:left w:val="single" w:sz="4" w:space="0" w:color="000000"/>
@@ -2945,30 +2959,30 @@
               <w:ind w:left="0"/>
               <w:jc w:val="both"/>
               <w:rPr>
-                <w:sz w:val="10"/>
-                <w:szCs w:val="10"/>
-              </w:rPr>
-            </w:pPr>
-            <w:r>
-              <w:rPr>
-                <w:sz w:val="10"/>
-                <w:szCs w:val="10"/>
+                <w:sz w:val="24"/>
+                <w:szCs w:val="24"/>
+              </w:rPr>
+            </w:pPr>
+            <w:r>
+              <w:rPr>
+                <w:sz w:val="24"/>
+                <w:szCs w:val="24"/>
               </w:rPr>
               <w:t xml:space="preserve">{{ </w:t>
             </w:r>
             <w:proofErr w:type="spellStart"/>
             <w:r>
               <w:rPr>
-                <w:sz w:val="10"/>
-                <w:szCs w:val="10"/>
+                <w:sz w:val="24"/>
+                <w:szCs w:val="24"/>
               </w:rPr>
               <w:t>crs</w:t>
             </w:r>
             <w:proofErr w:type="spellEnd"/>
             <w:r>
               <w:rPr>
-                <w:sz w:val="10"/>
-                <w:szCs w:val="10"/>
+                <w:sz w:val="24"/>
+                <w:szCs w:val="24"/>
               </w:rPr>
               <w:t>[0].foreman }}</w:t>
             </w:r>
@@ -2976,7 +2990,7 @@
         </w:tc>
         <w:tc>
           <w:tcPr>
-            <w:tcW w:w="897" w:type="dxa"/>
+            <w:tcW w:w="1102" w:type="dxa"/>
             <w:tcBorders>
               <w:top w:val="single" w:sz="4" w:space="0" w:color="000000"/>
               <w:left w:val="single" w:sz="4" w:space="0" w:color="000000"/>
@@ -2989,30 +3003,30 @@
               <w:ind w:left="0"/>
               <w:jc w:val="both"/>
               <w:rPr>
-                <w:sz w:val="10"/>
-                <w:szCs w:val="10"/>
-              </w:rPr>
-            </w:pPr>
-            <w:r>
-              <w:rPr>
-                <w:sz w:val="10"/>
-                <w:szCs w:val="10"/>
+                <w:sz w:val="24"/>
+                <w:szCs w:val="24"/>
+              </w:rPr>
+            </w:pPr>
+            <w:r>
+              <w:rPr>
+                <w:sz w:val="24"/>
+                <w:szCs w:val="24"/>
               </w:rPr>
               <w:t xml:space="preserve">{{ </w:t>
             </w:r>
             <w:proofErr w:type="spellStart"/>
             <w:r>
               <w:rPr>
-                <w:sz w:val="10"/>
-                <w:szCs w:val="10"/>
+                <w:sz w:val="24"/>
+                <w:szCs w:val="24"/>
               </w:rPr>
               <w:t>crs</w:t>
             </w:r>
             <w:proofErr w:type="spellEnd"/>
             <w:r>
               <w:rPr>
-                <w:sz w:val="10"/>
-                <w:szCs w:val="10"/>
+                <w:sz w:val="24"/>
+                <w:szCs w:val="24"/>
               </w:rPr>
               <w:t>[0].survey }}</w:t>
             </w:r>
@@ -3020,7 +3034,96 @@
         </w:tc>
         <w:tc>
           <w:tcPr>
-            <w:tcW w:w="1193" w:type="dxa"/>
+            <w:tcW w:w="1170" w:type="dxa"/>
+            <w:gridSpan w:val="3"/>
+            <w:tcBorders>
+              <w:top w:val="single" w:sz="4" w:space="0" w:color="000000"/>
+              <w:left w:val="single" w:sz="4" w:space="0" w:color="000000"/>
+              <w:bottom w:val="single" w:sz="4" w:space="0" w:color="000000"/>
+              <w:right w:val="single" w:sz="4" w:space="0" w:color="000000"/>
+            </w:tcBorders>
+          </w:tcPr>
+          <w:p>
+            <w:pPr>
+              <w:ind w:left="0"/>
+              <w:jc w:val="both"/>
+              <w:rPr>
+                <w:sz w:val="24"/>
+                <w:szCs w:val="24"/>
+              </w:rPr>
+            </w:pPr>
+            <w:r>
+              <w:rPr>
+                <w:sz w:val="24"/>
+                <w:szCs w:val="24"/>
+              </w:rPr>
+              <w:t xml:space="preserve">{{ </w:t>
+            </w:r>
+            <w:proofErr w:type="spellStart"/>
+            <w:r>
+              <w:rPr>
+                <w:sz w:val="24"/>
+                <w:szCs w:val="24"/>
+              </w:rPr>
+              <w:t>crs</w:t>
+            </w:r>
+            <w:proofErr w:type="spellEnd"/>
+            <w:r>
+              <w:rPr>
+                <w:sz w:val="24"/>
+                <w:szCs w:val="24"/>
+              </w:rPr>
+              <w:t>[0].operator }}</w:t>
+            </w:r>
+          </w:p>
+        </w:tc>
+        <w:tc>
+          <w:tcPr>
+            <w:tcW w:w="1167" w:type="dxa"/>
+            <w:tcBorders>
+              <w:top w:val="single" w:sz="4" w:space="0" w:color="000000"/>
+              <w:left w:val="single" w:sz="4" w:space="0" w:color="000000"/>
+              <w:bottom w:val="single" w:sz="4" w:space="0" w:color="000000"/>
+              <w:right w:val="single" w:sz="4" w:space="0" w:color="000000"/>
+            </w:tcBorders>
+          </w:tcPr>
+          <w:p>
+            <w:pPr>
+              <w:ind w:left="0"/>
+              <w:jc w:val="both"/>
+              <w:rPr>
+                <w:sz w:val="24"/>
+                <w:szCs w:val="24"/>
+              </w:rPr>
+            </w:pPr>
+            <w:r>
+              <w:rPr>
+                <w:sz w:val="24"/>
+                <w:szCs w:val="24"/>
+              </w:rPr>
+              <w:t xml:space="preserve">{{ </w:t>
+            </w:r>
+            <w:proofErr w:type="spellStart"/>
+            <w:r>
+              <w:rPr>
+                <w:sz w:val="24"/>
+                <w:szCs w:val="24"/>
+              </w:rPr>
+              <w:t>crs</w:t>
+            </w:r>
+            <w:proofErr w:type="spellEnd"/>
+            <w:r>
+              <w:rPr>
+                <w:sz w:val="24"/>
+                <w:szCs w:val="24"/>
+              </w:rPr>
+              <w:t>[0].laborer }}</w:t>
+            </w:r>
+          </w:p>
+        </w:tc>
+        <w:tc>
+          <w:tcPr>
+            <w:tcW w:w="1443" w:type="dxa"/>
             <w:gridSpan w:val="2"/>
             <w:tcBorders>
               <w:top w:val="single" w:sz="4" w:space="0" w:color="000000"/>
@@ -3034,38 +3137,39 @@
               <w:ind w:left="0"/>
               <w:jc w:val="both"/>
               <w:rPr>
-                <w:sz w:val="10"/>
-                <w:szCs w:val="10"/>
-              </w:rPr>
-            </w:pPr>
-            <w:r>
-              <w:rPr>
-                <w:sz w:val="10"/>
-                <w:szCs w:val="10"/>
+                <w:sz w:val="24"/>
+                <w:szCs w:val="24"/>
+              </w:rPr>
+            </w:pPr>
+            <w:r>
+              <w:rPr>
+                <w:sz w:val="24"/>
+                <w:szCs w:val="24"/>
               </w:rPr>
               <w:t xml:space="preserve">{{ </w:t>
             </w:r>
             <w:proofErr w:type="spellStart"/>
             <w:r>
               <w:rPr>
-                <w:sz w:val="10"/>
-                <w:szCs w:val="10"/>
+                <w:sz w:val="24"/>
+                <w:szCs w:val="24"/>
               </w:rPr>
               <w:t>crs</w:t>
             </w:r>
             <w:proofErr w:type="spellEnd"/>
             <w:r>
               <w:rPr>
-                <w:sz w:val="10"/>
-                <w:szCs w:val="10"/>
-              </w:rPr>
-              <w:t>[0].operator }}</w:t>
-            </w:r>
-          </w:p>
-        </w:tc>
-        <w:tc>
-          <w:tcPr>
-            <w:tcW w:w="1269" w:type="dxa"/>
+                <w:sz w:val="24"/>
+                <w:szCs w:val="24"/>
+              </w:rPr>
+              <w:t>[0].laborer }}</w:t>
+            </w:r>
+          </w:p>
+        </w:tc>
+        <w:tc>
+          <w:tcPr>
+            <w:tcW w:w="2615" w:type="dxa"/>
+            <w:gridSpan w:val="2"/>
             <w:tcBorders>
               <w:top w:val="single" w:sz="4" w:space="0" w:color="000000"/>
               <w:left w:val="single" w:sz="4" w:space="0" w:color="000000"/>
@@ -3078,119 +3182,30 @@
               <w:ind w:left="0"/>
               <w:jc w:val="both"/>
               <w:rPr>
-                <w:sz w:val="10"/>
-                <w:szCs w:val="10"/>
-              </w:rPr>
-            </w:pPr>
-            <w:r>
-              <w:rPr>
-                <w:sz w:val="10"/>
-                <w:szCs w:val="10"/>
+                <w:sz w:val="14"/>
+                <w:szCs w:val="14"/>
+              </w:rPr>
+            </w:pPr>
+            <w:r>
+              <w:rPr>
+                <w:sz w:val="14"/>
+                <w:szCs w:val="14"/>
               </w:rPr>
               <w:t xml:space="preserve">{{ </w:t>
             </w:r>
             <w:proofErr w:type="spellStart"/>
             <w:r>
               <w:rPr>
-                <w:sz w:val="10"/>
-                <w:szCs w:val="10"/>
+                <w:sz w:val="14"/>
+                <w:szCs w:val="14"/>
               </w:rPr>
               <w:t>crs</w:t>
             </w:r>
             <w:proofErr w:type="spellEnd"/>
             <w:r>
               <w:rPr>
-                <w:sz w:val="10"/>
-                <w:szCs w:val="10"/>
-              </w:rPr>
-              <w:t>[0].laborer }}</w:t>
-            </w:r>
-          </w:p>
-        </w:tc>
-        <w:tc>
-          <w:tcPr>
-            <w:tcW w:w="1243" w:type="dxa"/>
-            <w:tcBorders>
-              <w:top w:val="single" w:sz="4" w:space="0" w:color="000000"/>
-              <w:left w:val="single" w:sz="4" w:space="0" w:color="000000"/>
-              <w:bottom w:val="single" w:sz="4" w:space="0" w:color="000000"/>
-              <w:right w:val="single" w:sz="4" w:space="0" w:color="000000"/>
-            </w:tcBorders>
-          </w:tcPr>
-          <w:p>
-            <w:pPr>
-              <w:ind w:left="0"/>
-              <w:jc w:val="both"/>
-              <w:rPr>
-                <w:sz w:val="10"/>
-                <w:szCs w:val="10"/>
-              </w:rPr>
-            </w:pPr>
-            <w:r>
-              <w:rPr>
-                <w:sz w:val="10"/>
-                <w:szCs w:val="10"/>
-              </w:rPr>
-              <w:t xml:space="preserve">{{ </w:t>
-            </w:r>
-            <w:proofErr w:type="spellStart"/>
-            <w:r>
-              <w:rPr>
-                <w:sz w:val="10"/>
-                <w:szCs w:val="10"/>
-              </w:rPr>
-              <w:t>crs</w:t>
-            </w:r>
-            <w:proofErr w:type="spellEnd"/>
-            <w:r>
-              <w:rPr>
-                <w:sz w:val="10"/>
-                <w:szCs w:val="10"/>
-              </w:rPr>
-              <w:t>[0].laborer }}</w:t>
-            </w:r>
-          </w:p>
-        </w:tc>
-        <w:tc>
-          <w:tcPr>
-            <w:tcW w:w="2542" w:type="dxa"/>
-            <w:gridSpan w:val="3"/>
-            <w:tcBorders>
-              <w:top w:val="single" w:sz="4" w:space="0" w:color="000000"/>
-              <w:left w:val="single" w:sz="4" w:space="0" w:color="000000"/>
-              <w:bottom w:val="single" w:sz="4" w:space="0" w:color="000000"/>
-              <w:right w:val="single" w:sz="4" w:space="0" w:color="000000"/>
-            </w:tcBorders>
-          </w:tcPr>
-          <w:p>
-            <w:pPr>
-              <w:ind w:left="0"/>
-              <w:jc w:val="both"/>
-              <w:rPr>
-                <w:sz w:val="10"/>
-                <w:szCs w:val="10"/>
-              </w:rPr>
-            </w:pPr>
-            <w:r>
-              <w:rPr>
-                <w:sz w:val="10"/>
-                <w:szCs w:val="10"/>
-              </w:rPr>
-              <w:t xml:space="preserve">{{ </w:t>
-            </w:r>
-            <w:proofErr w:type="spellStart"/>
-            <w:r>
-              <w:rPr>
-                <w:sz w:val="10"/>
-                <w:szCs w:val="10"/>
-              </w:rPr>
-              <w:t>crs</w:t>
-            </w:r>
-            <w:proofErr w:type="spellEnd"/>
-            <w:r>
-              <w:rPr>
-                <w:sz w:val="10"/>
-                <w:szCs w:val="10"/>
+                <w:sz w:val="14"/>
+                <w:szCs w:val="14"/>
               </w:rPr>
               <w:t>[0].remarks }}</w:t>
             </w:r>
@@ -3203,7 +3218,7 @@
         </w:trPr>
         <w:tc>
           <w:tcPr>
-            <w:tcW w:w="2310" w:type="dxa"/>
+            <w:tcW w:w="2057" w:type="dxa"/>
             <w:tcBorders>
               <w:top w:val="single" w:sz="4" w:space="0" w:color="000000"/>
               <w:left w:val="single" w:sz="4" w:space="0" w:color="000000"/>
@@ -3220,7 +3235,7 @@
         </w:tc>
         <w:tc>
           <w:tcPr>
-            <w:tcW w:w="926" w:type="dxa"/>
+            <w:tcW w:w="870" w:type="dxa"/>
             <w:tcBorders>
               <w:top w:val="single" w:sz="4" w:space="0" w:color="000000"/>
               <w:left w:val="single" w:sz="4" w:space="0" w:color="000000"/>
@@ -3237,7 +3252,7 @@
         </w:tc>
         <w:tc>
           <w:tcPr>
-            <w:tcW w:w="1140" w:type="dxa"/>
+            <w:tcW w:w="1096" w:type="dxa"/>
             <w:tcBorders>
               <w:top w:val="single" w:sz="4" w:space="0" w:color="000000"/>
               <w:left w:val="single" w:sz="4" w:space="0" w:color="000000"/>
@@ -3254,7 +3269,7 @@
         </w:tc>
         <w:tc>
           <w:tcPr>
-            <w:tcW w:w="897" w:type="dxa"/>
+            <w:tcW w:w="1102" w:type="dxa"/>
             <w:tcBorders>
               <w:top w:val="single" w:sz="4" w:space="0" w:color="000000"/>
               <w:left w:val="single" w:sz="4" w:space="0" w:color="000000"/>
@@ -3271,7 +3286,42 @@
         </w:tc>
         <w:tc>
           <w:tcPr>
-            <w:tcW w:w="1193" w:type="dxa"/>
+            <w:tcW w:w="1170" w:type="dxa"/>
+            <w:gridSpan w:val="3"/>
+            <w:tcBorders>
+              <w:top w:val="single" w:sz="4" w:space="0" w:color="000000"/>
+              <w:left w:val="single" w:sz="4" w:space="0" w:color="000000"/>
+              <w:bottom w:val="single" w:sz="4" w:space="0" w:color="000000"/>
+              <w:right w:val="single" w:sz="4" w:space="0" w:color="000000"/>
+            </w:tcBorders>
+          </w:tcPr>
+          <w:p>
+            <w:pPr>
+              <w:ind w:left="0"/>
+              <w:jc w:val="both"/>
+            </w:pPr>
+          </w:p>
+        </w:tc>
+        <w:tc>
+          <w:tcPr>
+            <w:tcW w:w="1167" w:type="dxa"/>
+            <w:tcBorders>
+              <w:top w:val="single" w:sz="4" w:space="0" w:color="000000"/>
+              <w:left w:val="single" w:sz="4" w:space="0" w:color="000000"/>
+              <w:bottom w:val="single" w:sz="4" w:space="0" w:color="000000"/>
+              <w:right w:val="single" w:sz="4" w:space="0" w:color="000000"/>
+            </w:tcBorders>
+          </w:tcPr>
+          <w:p>
+            <w:pPr>
+              <w:ind w:left="0"/>
+              <w:jc w:val="both"/>
+            </w:pPr>
+          </w:p>
+        </w:tc>
+        <w:tc>
+          <w:tcPr>
+            <w:tcW w:w="1443" w:type="dxa"/>
             <w:gridSpan w:val="2"/>
             <w:tcBorders>
               <w:top w:val="single" w:sz="4" w:space="0" w:color="000000"/>
@@ -3289,7 +3339,8 @@
         </w:tc>
         <w:tc>
           <w:tcPr>
-            <w:tcW w:w="1269" w:type="dxa"/>
+            <w:tcW w:w="2615" w:type="dxa"/>
+            <w:gridSpan w:val="2"/>
             <w:tcBorders>
               <w:top w:val="single" w:sz="4" w:space="0" w:color="000000"/>
               <w:left w:val="single" w:sz="4" w:space="0" w:color="000000"/>
@@ -3304,37 +3355,26 @@
             </w:pPr>
           </w:p>
         </w:tc>
-        <w:tc>
-          <w:tcPr>
-            <w:tcW w:w="1243" w:type="dxa"/>
-            <w:tcBorders>
-              <w:top w:val="single" w:sz="4" w:space="0" w:color="000000"/>
-              <w:left w:val="single" w:sz="4" w:space="0" w:color="000000"/>
-              <w:bottom w:val="single" w:sz="4" w:space="0" w:color="000000"/>
-              <w:right w:val="single" w:sz="4" w:space="0" w:color="000000"/>
-            </w:tcBorders>
-          </w:tcPr>
-          <w:p>
-            <w:pPr>
-              <w:ind w:left="0"/>
-              <w:jc w:val="both"/>
-            </w:pPr>
-          </w:p>
-        </w:tc>
-        <w:tc>
-          <w:tcPr>
-            <w:tcW w:w="2542" w:type="dxa"/>
-            <w:gridSpan w:val="3"/>
-            <w:tcBorders>
-              <w:top w:val="single" w:sz="4" w:space="0" w:color="000000"/>
-              <w:left w:val="single" w:sz="4" w:space="0" w:color="000000"/>
-              <w:bottom w:val="single" w:sz="4" w:space="0" w:color="000000"/>
-              <w:right w:val="single" w:sz="4" w:space="0" w:color="000000"/>
-            </w:tcBorders>
-          </w:tcPr>
-          <w:p>
-            <w:pPr>
-              <w:ind w:left="0"/>
+      </w:tr>
+      <w:tr>
+        <w:trPr>
+          <w:trHeight w:val="184"/>
+        </w:trPr>
+        <w:tc>
+          <w:tcPr>
+            <w:tcW w:w="11520" w:type="dxa"/>
+            <w:gridSpan w:val="12"/>
+            <w:tcBorders>
+              <w:top w:val="single" w:sz="4" w:space="0" w:color="000000"/>
+              <w:left w:val="single" w:sz="4" w:space="0" w:color="000000"/>
+              <w:bottom w:val="single" w:sz="4" w:space="0" w:color="000000"/>
+              <w:right w:val="single" w:sz="4" w:space="0" w:color="000000"/>
+            </w:tcBorders>
+            <w:shd w:val="clear" w:color="auto" w:fill="9CC2E5" w:themeFill="accent1" w:themeFillTint="99"/>
+            <w:vAlign w:val="center"/>
+          </w:tcPr>
+          <w:p>
+            <w:pPr>
               <w:jc w:val="both"/>
             </w:pPr>
           </w:p>
@@ -3346,75 +3386,90 @@
         </w:trPr>
         <w:tc>
           <w:tcPr>
-            <w:tcW w:w="2310" w:type="dxa"/>
-            <w:tcBorders>
-              <w:top w:val="single" w:sz="4" w:space="0" w:color="000000"/>
-              <w:left w:val="single" w:sz="4" w:space="0" w:color="000000"/>
-              <w:bottom w:val="single" w:sz="4" w:space="0" w:color="000000"/>
-              <w:right w:val="single" w:sz="4" w:space="0" w:color="000000"/>
-            </w:tcBorders>
-          </w:tcPr>
-          <w:p>
-            <w:pPr>
-              <w:ind w:left="0"/>
-              <w:jc w:val="both"/>
-            </w:pPr>
-          </w:p>
-        </w:tc>
-        <w:tc>
-          <w:tcPr>
-            <w:tcW w:w="926" w:type="dxa"/>
-            <w:tcBorders>
-              <w:top w:val="single" w:sz="4" w:space="0" w:color="000000"/>
-              <w:left w:val="single" w:sz="4" w:space="0" w:color="000000"/>
-              <w:bottom w:val="single" w:sz="4" w:space="0" w:color="000000"/>
-              <w:right w:val="single" w:sz="4" w:space="0" w:color="000000"/>
-            </w:tcBorders>
-          </w:tcPr>
-          <w:p>
-            <w:pPr>
-              <w:ind w:left="0"/>
-              <w:jc w:val="both"/>
-            </w:pPr>
-          </w:p>
-        </w:tc>
-        <w:tc>
-          <w:tcPr>
-            <w:tcW w:w="1140" w:type="dxa"/>
-            <w:tcBorders>
-              <w:top w:val="single" w:sz="4" w:space="0" w:color="000000"/>
-              <w:left w:val="single" w:sz="4" w:space="0" w:color="000000"/>
-              <w:bottom w:val="single" w:sz="4" w:space="0" w:color="000000"/>
-              <w:right w:val="single" w:sz="4" w:space="0" w:color="000000"/>
-            </w:tcBorders>
-          </w:tcPr>
-          <w:p>
-            <w:pPr>
-              <w:ind w:left="0"/>
-              <w:jc w:val="both"/>
-            </w:pPr>
-          </w:p>
-        </w:tc>
-        <w:tc>
-          <w:tcPr>
-            <w:tcW w:w="897" w:type="dxa"/>
-            <w:tcBorders>
-              <w:top w:val="single" w:sz="4" w:space="0" w:color="000000"/>
-              <w:left w:val="single" w:sz="4" w:space="0" w:color="000000"/>
-              <w:bottom w:val="single" w:sz="4" w:space="0" w:color="000000"/>
-              <w:right w:val="single" w:sz="4" w:space="0" w:color="000000"/>
-            </w:tcBorders>
-          </w:tcPr>
-          <w:p>
-            <w:pPr>
-              <w:ind w:left="0"/>
-              <w:jc w:val="both"/>
-            </w:pPr>
-          </w:p>
-        </w:tc>
-        <w:tc>
-          <w:tcPr>
-            <w:tcW w:w="1193" w:type="dxa"/>
+            <w:tcW w:w="2057" w:type="dxa"/>
+            <w:tcBorders>
+              <w:top w:val="single" w:sz="4" w:space="0" w:color="000000"/>
+              <w:left w:val="single" w:sz="4" w:space="0" w:color="000000"/>
+              <w:bottom w:val="single" w:sz="4" w:space="0" w:color="000000"/>
+              <w:right w:val="single" w:sz="4" w:space="0" w:color="000000"/>
+            </w:tcBorders>
+          </w:tcPr>
+          <w:p>
+            <w:pPr>
+              <w:jc w:val="both"/>
+              <w:rPr>
+                <w:b/>
+                <w:bCs/>
+              </w:rPr>
+            </w:pPr>
+            <w:r>
+              <w:rPr>
+                <w:b/>
+                <w:bCs/>
+              </w:rPr>
+              <w:t>CONTRACTOR</w:t>
+            </w:r>
+          </w:p>
+        </w:tc>
+        <w:tc>
+          <w:tcPr>
+            <w:tcW w:w="5405" w:type="dxa"/>
+            <w:gridSpan w:val="7"/>
+            <w:tcBorders>
+              <w:top w:val="single" w:sz="4" w:space="0" w:color="000000"/>
+              <w:left w:val="single" w:sz="4" w:space="0" w:color="000000"/>
+              <w:bottom w:val="single" w:sz="4" w:space="0" w:color="000000"/>
+              <w:right w:val="single" w:sz="4" w:space="0" w:color="000000"/>
+            </w:tcBorders>
+          </w:tcPr>
+          <w:p>
+            <w:pPr>
+              <w:jc w:val="both"/>
+              <w:rPr>
+                <w:b/>
+                <w:bCs/>
+              </w:rPr>
+            </w:pPr>
+            <w:r>
+              <w:rPr>
+                <w:b/>
+                <w:bCs/>
+              </w:rPr>
+              <w:t>EQUIPMENT</w:t>
+            </w:r>
+          </w:p>
+        </w:tc>
+        <w:tc>
+          <w:tcPr>
+            <w:tcW w:w="1224" w:type="dxa"/>
+            <w:tcBorders>
+              <w:top w:val="single" w:sz="4" w:space="0" w:color="000000"/>
+              <w:left w:val="single" w:sz="4" w:space="0" w:color="000000"/>
+              <w:bottom w:val="single" w:sz="4" w:space="0" w:color="000000"/>
+              <w:right w:val="single" w:sz="4" w:space="0" w:color="000000"/>
+            </w:tcBorders>
+          </w:tcPr>
+          <w:p>
+            <w:pPr>
+              <w:ind w:left="-61"/>
+              <w:jc w:val="both"/>
+              <w:rPr>
+                <w:b/>
+                <w:bCs/>
+              </w:rPr>
+            </w:pPr>
+            <w:r>
+              <w:rPr>
+                <w:b/>
+                <w:bCs/>
+              </w:rPr>
+              <w:t>QTY</w:t>
+            </w:r>
+          </w:p>
+        </w:tc>
+        <w:tc>
+          <w:tcPr>
+            <w:tcW w:w="1405" w:type="dxa"/>
             <w:gridSpan w:val="2"/>
             <w:tcBorders>
               <w:top w:val="single" w:sz="4" w:space="0" w:color="000000"/>
@@ -3425,85 +3480,48 @@
           </w:tcPr>
           <w:p>
             <w:pPr>
-              <w:ind w:left="0"/>
-              <w:jc w:val="both"/>
-            </w:pPr>
-          </w:p>
-        </w:tc>
-        <w:tc>
-          <w:tcPr>
-            <w:tcW w:w="1269" w:type="dxa"/>
-            <w:tcBorders>
-              <w:top w:val="single" w:sz="4" w:space="0" w:color="000000"/>
-              <w:left w:val="single" w:sz="4" w:space="0" w:color="000000"/>
-              <w:bottom w:val="single" w:sz="4" w:space="0" w:color="000000"/>
-              <w:right w:val="single" w:sz="4" w:space="0" w:color="000000"/>
-            </w:tcBorders>
-          </w:tcPr>
-          <w:p>
-            <w:pPr>
-              <w:ind w:left="0"/>
-              <w:jc w:val="both"/>
-            </w:pPr>
-          </w:p>
-        </w:tc>
-        <w:tc>
-          <w:tcPr>
-            <w:tcW w:w="1243" w:type="dxa"/>
-            <w:tcBorders>
-              <w:top w:val="single" w:sz="4" w:space="0" w:color="000000"/>
-              <w:left w:val="single" w:sz="4" w:space="0" w:color="000000"/>
-              <w:bottom w:val="single" w:sz="4" w:space="0" w:color="000000"/>
-              <w:right w:val="single" w:sz="4" w:space="0" w:color="000000"/>
-            </w:tcBorders>
-          </w:tcPr>
-          <w:p>
-            <w:pPr>
-              <w:ind w:left="0"/>
-              <w:jc w:val="both"/>
-            </w:pPr>
-          </w:p>
-        </w:tc>
-        <w:tc>
-          <w:tcPr>
-            <w:tcW w:w="2542" w:type="dxa"/>
-            <w:gridSpan w:val="3"/>
-            <w:tcBorders>
-              <w:top w:val="single" w:sz="4" w:space="0" w:color="000000"/>
-              <w:left w:val="single" w:sz="4" w:space="0" w:color="000000"/>
-              <w:bottom w:val="single" w:sz="4" w:space="0" w:color="000000"/>
-              <w:right w:val="single" w:sz="4" w:space="0" w:color="000000"/>
-            </w:tcBorders>
-          </w:tcPr>
-          <w:p>
-            <w:pPr>
-              <w:ind w:left="0"/>
-              <w:jc w:val="both"/>
-            </w:pPr>
-          </w:p>
-        </w:tc>
-      </w:tr>
-      <w:tr>
-        <w:trPr>
-          <w:trHeight w:val="184"/>
-        </w:trPr>
-        <w:tc>
-          <w:tcPr>
-            <w:tcW w:w="11520" w:type="dxa"/>
-            <w:gridSpan w:val="11"/>
-            <w:tcBorders>
-              <w:top w:val="single" w:sz="4" w:space="0" w:color="000000"/>
-              <w:left w:val="single" w:sz="4" w:space="0" w:color="000000"/>
-              <w:bottom w:val="single" w:sz="4" w:space="0" w:color="000000"/>
-              <w:right w:val="single" w:sz="4" w:space="0" w:color="000000"/>
-            </w:tcBorders>
-            <w:shd w:val="clear" w:color="auto" w:fill="9CC2E5" w:themeFill="accent1" w:themeFillTint="99"/>
-            <w:vAlign w:val="center"/>
-          </w:tcPr>
-          <w:p>
-            <w:pPr>
-              <w:jc w:val="both"/>
-            </w:pPr>
+              <w:ind w:left="-137"/>
+              <w:jc w:val="both"/>
+              <w:rPr>
+                <w:b/>
+                <w:bCs/>
+              </w:rPr>
+            </w:pPr>
+            <w:r>
+              <w:rPr>
+                <w:b/>
+                <w:bCs/>
+              </w:rPr>
+              <w:t>HOURS</w:t>
+            </w:r>
+          </w:p>
+        </w:tc>
+        <w:tc>
+          <w:tcPr>
+            <w:tcW w:w="1429" w:type="dxa"/>
+            <w:tcBorders>
+              <w:top w:val="single" w:sz="4" w:space="0" w:color="000000"/>
+              <w:left w:val="single" w:sz="4" w:space="0" w:color="000000"/>
+              <w:bottom w:val="single" w:sz="4" w:space="0" w:color="000000"/>
+              <w:right w:val="single" w:sz="4" w:space="0" w:color="000000"/>
+            </w:tcBorders>
+          </w:tcPr>
+          <w:p>
+            <w:pPr>
+              <w:ind w:left="-81"/>
+              <w:jc w:val="both"/>
+              <w:rPr>
+                <w:b/>
+                <w:bCs/>
+              </w:rPr>
+            </w:pPr>
+            <w:r>
+              <w:rPr>
+                <w:b/>
+                <w:bCs/>
+              </w:rPr>
+              <w:t>Remarks</w:t>
+            </w:r>
           </w:p>
         </w:tc>
       </w:tr>
@@ -3513,118 +3531,121 @@
         </w:trPr>
         <w:tc>
           <w:tcPr>
-            <w:tcW w:w="2310" w:type="dxa"/>
-            <w:tcBorders>
-              <w:top w:val="single" w:sz="4" w:space="0" w:color="000000"/>
-              <w:left w:val="single" w:sz="4" w:space="0" w:color="000000"/>
-              <w:bottom w:val="single" w:sz="4" w:space="0" w:color="000000"/>
-              <w:right w:val="single" w:sz="4" w:space="0" w:color="000000"/>
-            </w:tcBorders>
-          </w:tcPr>
-          <w:p>
-            <w:pPr>
-              <w:jc w:val="both"/>
-              <w:rPr>
-                <w:b/>
-                <w:bCs/>
-              </w:rPr>
-            </w:pPr>
-            <w:r>
-              <w:rPr>
-                <w:b/>
-                <w:bCs/>
-              </w:rPr>
-              <w:t>CONTRACTOR</w:t>
-            </w:r>
-          </w:p>
-        </w:tc>
-        <w:tc>
-          <w:tcPr>
-            <w:tcW w:w="5425" w:type="dxa"/>
-            <w:gridSpan w:val="6"/>
-            <w:tcBorders>
-              <w:top w:val="single" w:sz="4" w:space="0" w:color="000000"/>
-              <w:left w:val="single" w:sz="4" w:space="0" w:color="000000"/>
-              <w:bottom w:val="single" w:sz="4" w:space="0" w:color="000000"/>
-              <w:right w:val="single" w:sz="4" w:space="0" w:color="000000"/>
-            </w:tcBorders>
-          </w:tcPr>
-          <w:p>
-            <w:pPr>
-              <w:jc w:val="both"/>
-              <w:rPr>
-                <w:b/>
-                <w:bCs/>
-              </w:rPr>
-            </w:pPr>
-            <w:r>
-              <w:rPr>
-                <w:b/>
-                <w:bCs/>
-              </w:rPr>
-              <w:t>EQUIPMENT</w:t>
-            </w:r>
-          </w:p>
-        </w:tc>
-        <w:tc>
-          <w:tcPr>
-            <w:tcW w:w="1243" w:type="dxa"/>
-            <w:tcBorders>
-              <w:top w:val="single" w:sz="4" w:space="0" w:color="000000"/>
-              <w:left w:val="single" w:sz="4" w:space="0" w:color="000000"/>
-              <w:bottom w:val="single" w:sz="4" w:space="0" w:color="000000"/>
-              <w:right w:val="single" w:sz="4" w:space="0" w:color="000000"/>
-            </w:tcBorders>
-          </w:tcPr>
-          <w:p>
-            <w:pPr>
-              <w:ind w:left="-61"/>
-              <w:jc w:val="both"/>
-              <w:rPr>
-                <w:b/>
-                <w:bCs/>
-              </w:rPr>
-            </w:pPr>
-            <w:r>
-              <w:rPr>
-                <w:b/>
-                <w:bCs/>
-              </w:rPr>
-              <w:t>QTY</w:t>
+            <w:tcW w:w="2057" w:type="dxa"/>
+            <w:tcBorders>
+              <w:top w:val="single" w:sz="4" w:space="0" w:color="000000"/>
+              <w:left w:val="single" w:sz="4" w:space="0" w:color="000000"/>
+              <w:bottom w:val="single" w:sz="4" w:space="0" w:color="000000"/>
+              <w:right w:val="single" w:sz="4" w:space="0" w:color="000000"/>
+            </w:tcBorders>
+          </w:tcPr>
+          <w:p>
+            <w:pPr>
+              <w:ind w:left="0"/>
+              <w:rPr>
+                <w:sz w:val="24"/>
+                <w:szCs w:val="24"/>
+              </w:rPr>
+            </w:pPr>
+            <w:r>
+              <w:rPr>
+                <w:sz w:val="24"/>
+                <w:szCs w:val="24"/>
+              </w:rPr>
+              <w:t xml:space="preserve">{{ </w:t>
+            </w:r>
+            <w:proofErr w:type="spellStart"/>
+            <w:r>
+              <w:rPr>
+                <w:sz w:val="24"/>
+                <w:szCs w:val="24"/>
+              </w:rPr>
+              <w:t>eqs</w:t>
+            </w:r>
+            <w:proofErr w:type="spellEnd"/>
+            <w:r>
+              <w:rPr>
+                <w:sz w:val="24"/>
+                <w:szCs w:val="24"/>
+              </w:rPr>
+              <w:t>[0].contractor }}</w:t>
+            </w:r>
+          </w:p>
+        </w:tc>
+        <w:tc>
+          <w:tcPr>
+            <w:tcW w:w="5405" w:type="dxa"/>
+            <w:gridSpan w:val="7"/>
+            <w:tcBorders>
+              <w:top w:val="single" w:sz="4" w:space="0" w:color="000000"/>
+              <w:left w:val="single" w:sz="4" w:space="0" w:color="000000"/>
+              <w:bottom w:val="single" w:sz="4" w:space="0" w:color="000000"/>
+              <w:right w:val="single" w:sz="4" w:space="0" w:color="000000"/>
+            </w:tcBorders>
+          </w:tcPr>
+          <w:p>
+            <w:pPr>
+              <w:ind w:left="0"/>
+            </w:pPr>
+            <w:r>
+              <w:t xml:space="preserve">{{ </w:t>
+            </w:r>
+            <w:proofErr w:type="spellStart"/>
+            <w:r>
+              <w:t>eqs</w:t>
+            </w:r>
+            <w:proofErr w:type="spellEnd"/>
+            <w:r>
+              <w:t>[0].equipment }}</w:t>
+            </w:r>
+          </w:p>
+        </w:tc>
+        <w:tc>
+          <w:tcPr>
+            <w:tcW w:w="1224" w:type="dxa"/>
+            <w:tcBorders>
+              <w:top w:val="single" w:sz="4" w:space="0" w:color="000000"/>
+              <w:left w:val="single" w:sz="4" w:space="0" w:color="000000"/>
+              <w:bottom w:val="single" w:sz="4" w:space="0" w:color="000000"/>
+              <w:right w:val="single" w:sz="4" w:space="0" w:color="000000"/>
+            </w:tcBorders>
+          </w:tcPr>
+          <w:p>
+            <w:pPr>
+              <w:ind w:left="0"/>
+              <w:rPr>
+                <w:sz w:val="18"/>
+                <w:szCs w:val="18"/>
+              </w:rPr>
+            </w:pPr>
+            <w:r>
+              <w:rPr>
+                <w:sz w:val="18"/>
+                <w:szCs w:val="18"/>
+              </w:rPr>
+              <w:t xml:space="preserve">{{ </w:t>
+            </w:r>
+            <w:proofErr w:type="spellStart"/>
+            <w:r>
+              <w:rPr>
+                <w:sz w:val="18"/>
+                <w:szCs w:val="18"/>
+              </w:rPr>
+              <w:t>eqs</w:t>
+            </w:r>
+            <w:proofErr w:type="spellEnd"/>
+            <w:r>
+              <w:rPr>
+                <w:sz w:val="18"/>
+                <w:szCs w:val="18"/>
+              </w:rPr>
+              <w:t>[0].qty }}</w:t>
             </w:r>
           </w:p>
         </w:tc>
         <w:tc>
           <w:tcPr>
             <w:tcW w:w="1405" w:type="dxa"/>
-            <w:tcBorders>
-              <w:top w:val="single" w:sz="4" w:space="0" w:color="000000"/>
-              <w:left w:val="single" w:sz="4" w:space="0" w:color="000000"/>
-              <w:bottom w:val="single" w:sz="4" w:space="0" w:color="000000"/>
-              <w:right w:val="single" w:sz="4" w:space="0" w:color="000000"/>
-            </w:tcBorders>
-          </w:tcPr>
-          <w:p>
-            <w:pPr>
-              <w:ind w:left="-137"/>
-              <w:jc w:val="both"/>
-              <w:rPr>
-                <w:b/>
-                <w:bCs/>
-              </w:rPr>
-            </w:pPr>
-            <w:r>
-              <w:rPr>
-                <w:b/>
-                <w:bCs/>
-              </w:rPr>
-              <w:t>HOURS</w:t>
-            </w:r>
-          </w:p>
-        </w:tc>
-        <w:tc>
-          <w:tcPr>
-            <w:tcW w:w="1137" w:type="dxa"/>
             <w:gridSpan w:val="2"/>
             <w:tcBorders>
               <w:top w:val="single" w:sz="4" w:space="0" w:color="000000"/>
@@ -3635,19 +3656,78 @@
           </w:tcPr>
           <w:p>
             <w:pPr>
-              <w:ind w:left="-81"/>
-              <w:jc w:val="both"/>
-              <w:rPr>
-                <w:b/>
-                <w:bCs/>
-              </w:rPr>
-            </w:pPr>
-            <w:r>
-              <w:rPr>
-                <w:b/>
-                <w:bCs/>
-              </w:rPr>
-              <w:t>Remarks</w:t>
+              <w:ind w:left="0"/>
+              <w:rPr>
+                <w:sz w:val="18"/>
+                <w:szCs w:val="18"/>
+              </w:rPr>
+            </w:pPr>
+            <w:r>
+              <w:rPr>
+                <w:sz w:val="18"/>
+                <w:szCs w:val="18"/>
+              </w:rPr>
+              <w:t xml:space="preserve">{{ </w:t>
+            </w:r>
+            <w:proofErr w:type="spellStart"/>
+            <w:r>
+              <w:rPr>
+                <w:sz w:val="18"/>
+                <w:szCs w:val="18"/>
+              </w:rPr>
+              <w:t>eqs</w:t>
+            </w:r>
+            <w:proofErr w:type="spellEnd"/>
+            <w:r>
+              <w:rPr>
+                <w:sz w:val="18"/>
+                <w:szCs w:val="18"/>
+              </w:rPr>
+              <w:t>[0].hours }}</w:t>
+            </w:r>
+          </w:p>
+        </w:tc>
+        <w:tc>
+          <w:tcPr>
+            <w:tcW w:w="1429" w:type="dxa"/>
+            <w:tcBorders>
+              <w:top w:val="single" w:sz="4" w:space="0" w:color="000000"/>
+              <w:left w:val="single" w:sz="4" w:space="0" w:color="000000"/>
+              <w:bottom w:val="single" w:sz="4" w:space="0" w:color="000000"/>
+              <w:right w:val="single" w:sz="4" w:space="0" w:color="000000"/>
+            </w:tcBorders>
+          </w:tcPr>
+          <w:p>
+            <w:pPr>
+              <w:ind w:left="0"/>
+              <w:jc w:val="both"/>
+              <w:rPr>
+                <w:sz w:val="16"/>
+                <w:szCs w:val="16"/>
+              </w:rPr>
+            </w:pPr>
+            <w:r>
+              <w:rPr>
+                <w:sz w:val="16"/>
+                <w:szCs w:val="16"/>
+              </w:rPr>
+              <w:t xml:space="preserve">{{ </w:t>
+            </w:r>
+            <w:proofErr w:type="spellStart"/>
+            <w:r>
+              <w:rPr>
+                <w:sz w:val="16"/>
+                <w:szCs w:val="16"/>
+              </w:rPr>
+              <w:t>eqs</w:t>
+            </w:r>
+            <w:proofErr w:type="spellEnd"/>
+            <w:r>
+              <w:rPr>
+                <w:sz w:val="16"/>
+                <w:szCs w:val="16"/>
+              </w:rPr>
+              <w:t>[0].remarks }}</w:t>
             </w:r>
           </w:p>
         </w:tc>
@@ -3658,7 +3738,7 @@
         </w:trPr>
         <w:tc>
           <w:tcPr>
-            <w:tcW w:w="2310" w:type="dxa"/>
+            <w:tcW w:w="2057" w:type="dxa"/>
             <w:tcBorders>
               <w:top w:val="single" w:sz="4" w:space="0" w:color="000000"/>
               <w:left w:val="single" w:sz="4" w:space="0" w:color="000000"/>
@@ -3669,6 +3749,209 @@
           <w:p>
             <w:pPr>
               <w:ind w:left="0"/>
+              <w:jc w:val="both"/>
+              <w:rPr>
+                <w:sz w:val="24"/>
+                <w:szCs w:val="24"/>
+              </w:rPr>
+            </w:pPr>
+            <w:r>
+              <w:rPr>
+                <w:sz w:val="24"/>
+                <w:szCs w:val="24"/>
+              </w:rPr>
+              <w:t xml:space="preserve">{{ </w:t>
+            </w:r>
+            <w:proofErr w:type="spellStart"/>
+            <w:r>
+              <w:rPr>
+                <w:sz w:val="24"/>
+                <w:szCs w:val="24"/>
+              </w:rPr>
+              <w:t>eqs</w:t>
+            </w:r>
+            <w:proofErr w:type="spellEnd"/>
+            <w:r>
+              <w:rPr>
+                <w:sz w:val="24"/>
+                <w:szCs w:val="24"/>
+              </w:rPr>
+              <w:t>[</w:t>
+            </w:r>
+            <w:r>
+              <w:rPr>
+                <w:sz w:val="24"/>
+                <w:szCs w:val="24"/>
+              </w:rPr>
+              <w:t>1</w:t>
+            </w:r>
+            <w:r>
+              <w:rPr>
+                <w:sz w:val="24"/>
+                <w:szCs w:val="24"/>
+              </w:rPr>
+              <w:t>].contractor }}</w:t>
+            </w:r>
+          </w:p>
+        </w:tc>
+        <w:tc>
+          <w:tcPr>
+            <w:tcW w:w="5405" w:type="dxa"/>
+            <w:gridSpan w:val="7"/>
+            <w:tcBorders>
+              <w:top w:val="single" w:sz="4" w:space="0" w:color="000000"/>
+              <w:left w:val="single" w:sz="4" w:space="0" w:color="000000"/>
+              <w:bottom w:val="single" w:sz="4" w:space="0" w:color="000000"/>
+              <w:right w:val="single" w:sz="4" w:space="0" w:color="000000"/>
+            </w:tcBorders>
+          </w:tcPr>
+          <w:p>
+            <w:pPr>
+              <w:ind w:left="0"/>
+              <w:jc w:val="both"/>
+            </w:pPr>
+            <w:r>
+              <w:t xml:space="preserve">{{ </w:t>
+            </w:r>
+            <w:proofErr w:type="spellStart"/>
+            <w:r>
+              <w:t>eqs</w:t>
+            </w:r>
+            <w:proofErr w:type="spellEnd"/>
+            <w:r>
+              <w:t>[</w:t>
+            </w:r>
+            <w:r>
+              <w:t>1</w:t>
+            </w:r>
+            <w:r>
+              <w:t>].equipment }}</w:t>
+            </w:r>
+          </w:p>
+        </w:tc>
+        <w:tc>
+          <w:tcPr>
+            <w:tcW w:w="1224" w:type="dxa"/>
+            <w:tcBorders>
+              <w:top w:val="single" w:sz="4" w:space="0" w:color="000000"/>
+              <w:left w:val="single" w:sz="4" w:space="0" w:color="000000"/>
+              <w:bottom w:val="single" w:sz="4" w:space="0" w:color="000000"/>
+              <w:right w:val="single" w:sz="4" w:space="0" w:color="000000"/>
+            </w:tcBorders>
+          </w:tcPr>
+          <w:p>
+            <w:pPr>
+              <w:ind w:left="0"/>
+              <w:jc w:val="both"/>
+            </w:pPr>
+            <w:r>
+              <w:rPr>
+                <w:sz w:val="18"/>
+                <w:szCs w:val="18"/>
+              </w:rPr>
+              <w:t xml:space="preserve">{{ </w:t>
+            </w:r>
+            <w:proofErr w:type="spellStart"/>
+            <w:r>
+              <w:rPr>
+                <w:sz w:val="18"/>
+                <w:szCs w:val="18"/>
+              </w:rPr>
+              <w:t>eqs</w:t>
+            </w:r>
+            <w:proofErr w:type="spellEnd"/>
+            <w:r>
+              <w:rPr>
+                <w:sz w:val="18"/>
+                <w:szCs w:val="18"/>
+              </w:rPr>
+              <w:t>[</w:t>
+            </w:r>
+            <w:r>
+              <w:rPr>
+                <w:sz w:val="18"/>
+                <w:szCs w:val="18"/>
+              </w:rPr>
+              <w:t>1</w:t>
+            </w:r>
+            <w:r>
+              <w:rPr>
+                <w:sz w:val="18"/>
+                <w:szCs w:val="18"/>
+              </w:rPr>
+              <w:t>].qty }}</w:t>
+            </w:r>
+          </w:p>
+        </w:tc>
+        <w:tc>
+          <w:tcPr>
+            <w:tcW w:w="1405" w:type="dxa"/>
+            <w:gridSpan w:val="2"/>
+            <w:tcBorders>
+              <w:top w:val="single" w:sz="4" w:space="0" w:color="000000"/>
+              <w:left w:val="single" w:sz="4" w:space="0" w:color="000000"/>
+              <w:bottom w:val="single" w:sz="4" w:space="0" w:color="000000"/>
+              <w:right w:val="single" w:sz="4" w:space="0" w:color="000000"/>
+            </w:tcBorders>
+          </w:tcPr>
+          <w:p>
+            <w:pPr>
+              <w:ind w:left="0"/>
+              <w:jc w:val="both"/>
+            </w:pPr>
+            <w:r>
+              <w:rPr>
+                <w:sz w:val="18"/>
+                <w:szCs w:val="18"/>
+              </w:rPr>
+              <w:t xml:space="preserve">{{ </w:t>
+            </w:r>
+            <w:proofErr w:type="spellStart"/>
+            <w:r>
+              <w:rPr>
+                <w:sz w:val="18"/>
+                <w:szCs w:val="18"/>
+              </w:rPr>
+              <w:t>eqs</w:t>
+            </w:r>
+            <w:proofErr w:type="spellEnd"/>
+            <w:r>
+              <w:rPr>
+                <w:sz w:val="18"/>
+                <w:szCs w:val="18"/>
+              </w:rPr>
+              <w:t>[</w:t>
+            </w:r>
+            <w:r>
+              <w:rPr>
+                <w:sz w:val="18"/>
+                <w:szCs w:val="18"/>
+              </w:rPr>
+              <w:t>1</w:t>
+            </w:r>
+            <w:r>
+              <w:rPr>
+                <w:sz w:val="18"/>
+                <w:szCs w:val="18"/>
+              </w:rPr>
+              <w:t>].hours }}</w:t>
+            </w:r>
+          </w:p>
+        </w:tc>
+        <w:tc>
+          <w:tcPr>
+            <w:tcW w:w="1429" w:type="dxa"/>
+            <w:tcBorders>
+              <w:top w:val="single" w:sz="4" w:space="0" w:color="000000"/>
+              <w:left w:val="single" w:sz="4" w:space="0" w:color="000000"/>
+              <w:bottom w:val="single" w:sz="4" w:space="0" w:color="000000"/>
+              <w:right w:val="single" w:sz="4" w:space="0" w:color="000000"/>
+            </w:tcBorders>
+          </w:tcPr>
+          <w:p>
+            <w:pPr>
+              <w:ind w:left="0"/>
+              <w:jc w:val="both"/>
               <w:rPr>
                 <w:sz w:val="16"/>
                 <w:szCs w:val="16"/>
@@ -3679,182 +3962,44 @@
                 <w:sz w:val="16"/>
                 <w:szCs w:val="16"/>
               </w:rPr>
-              <w:t xml:space="preserve">{{ </w:t>
-            </w:r>
-            <w:proofErr w:type="spellStart"/>
+              <w:t>{</w:t>
+            </w:r>
             <w:r>
               <w:rPr>
                 <w:sz w:val="16"/>
                 <w:szCs w:val="16"/>
               </w:rPr>
-              <w:t>eqs</w:t>
-            </w:r>
-            <w:proofErr w:type="spellEnd"/>
+              <w:t xml:space="preserve">{ </w:t>
+            </w:r>
+            <w:proofErr w:type="spellStart"/>
             <w:r>
               <w:rPr>
                 <w:sz w:val="16"/>
                 <w:szCs w:val="16"/>
               </w:rPr>
-              <w:t>[0].contractor }}</w:t>
-            </w:r>
-          </w:p>
-        </w:tc>
-        <w:tc>
-          <w:tcPr>
-            <w:tcW w:w="5425" w:type="dxa"/>
-            <w:gridSpan w:val="6"/>
-            <w:tcBorders>
-              <w:top w:val="single" w:sz="4" w:space="0" w:color="000000"/>
-              <w:left w:val="single" w:sz="4" w:space="0" w:color="000000"/>
-              <w:bottom w:val="single" w:sz="4" w:space="0" w:color="000000"/>
-              <w:right w:val="single" w:sz="4" w:space="0" w:color="000000"/>
-            </w:tcBorders>
-          </w:tcPr>
-          <w:p>
-            <w:pPr>
-              <w:ind w:left="0"/>
-            </w:pPr>
-            <w:r>
-              <w:t xml:space="preserve">{{ </w:t>
-            </w:r>
-            <w:proofErr w:type="spellStart"/>
-            <w:r>
               <w:t>eqs</w:t>
             </w:r>
             <w:proofErr w:type="spellEnd"/>
             <w:r>
-              <w:t>[0].equipment }}</w:t>
-            </w:r>
-          </w:p>
-        </w:tc>
-        <w:tc>
-          <w:tcPr>
-            <w:tcW w:w="1243" w:type="dxa"/>
-            <w:tcBorders>
-              <w:top w:val="single" w:sz="4" w:space="0" w:color="000000"/>
-              <w:left w:val="single" w:sz="4" w:space="0" w:color="000000"/>
-              <w:bottom w:val="single" w:sz="4" w:space="0" w:color="000000"/>
-              <w:right w:val="single" w:sz="4" w:space="0" w:color="000000"/>
-            </w:tcBorders>
-          </w:tcPr>
-          <w:p>
-            <w:pPr>
-              <w:ind w:left="0"/>
-              <w:rPr>
-                <w:sz w:val="18"/>
-                <w:szCs w:val="18"/>
-              </w:rPr>
-            </w:pPr>
-            <w:r>
-              <w:rPr>
-                <w:sz w:val="18"/>
-                <w:szCs w:val="18"/>
-              </w:rPr>
-              <w:t xml:space="preserve">{{ </w:t>
-            </w:r>
-            <w:proofErr w:type="spellStart"/>
-            <w:r>
-              <w:rPr>
-                <w:sz w:val="18"/>
-                <w:szCs w:val="18"/>
-              </w:rPr>
-              <w:t>eqs</w:t>
-            </w:r>
-            <w:proofErr w:type="spellEnd"/>
-            <w:r>
-              <w:rPr>
-                <w:sz w:val="18"/>
-                <w:szCs w:val="18"/>
-              </w:rPr>
-              <w:t>[0].qty }}</w:t>
-            </w:r>
-          </w:p>
-        </w:tc>
-        <w:tc>
-          <w:tcPr>
-            <w:tcW w:w="1405" w:type="dxa"/>
-            <w:tcBorders>
-              <w:top w:val="single" w:sz="4" w:space="0" w:color="000000"/>
-              <w:left w:val="single" w:sz="4" w:space="0" w:color="000000"/>
-              <w:bottom w:val="single" w:sz="4" w:space="0" w:color="000000"/>
-              <w:right w:val="single" w:sz="4" w:space="0" w:color="000000"/>
-            </w:tcBorders>
-          </w:tcPr>
-          <w:p>
-            <w:pPr>
-              <w:ind w:left="0"/>
-              <w:rPr>
-                <w:sz w:val="18"/>
-                <w:szCs w:val="18"/>
-              </w:rPr>
-            </w:pPr>
-            <w:r>
-              <w:rPr>
-                <w:sz w:val="18"/>
-                <w:szCs w:val="18"/>
-              </w:rPr>
-              <w:t xml:space="preserve">{{ </w:t>
-            </w:r>
-            <w:proofErr w:type="spellStart"/>
-            <w:r>
-              <w:rPr>
-                <w:sz w:val="18"/>
-                <w:szCs w:val="18"/>
-              </w:rPr>
-              <w:t>eqs</w:t>
-            </w:r>
-            <w:proofErr w:type="spellEnd"/>
-            <w:r>
-              <w:rPr>
-                <w:sz w:val="18"/>
-                <w:szCs w:val="18"/>
-              </w:rPr>
-              <w:t>[0].hours }}</w:t>
-            </w:r>
-          </w:p>
-        </w:tc>
-        <w:tc>
-          <w:tcPr>
-            <w:tcW w:w="1137" w:type="dxa"/>
-            <w:gridSpan w:val="2"/>
-            <w:tcBorders>
-              <w:top w:val="single" w:sz="4" w:space="0" w:color="000000"/>
-              <w:left w:val="single" w:sz="4" w:space="0" w:color="000000"/>
-              <w:bottom w:val="single" w:sz="4" w:space="0" w:color="000000"/>
-              <w:right w:val="single" w:sz="4" w:space="0" w:color="000000"/>
-            </w:tcBorders>
-          </w:tcPr>
-          <w:p>
-            <w:pPr>
-              <w:ind w:left="0"/>
-              <w:jc w:val="both"/>
-              <w:rPr>
-                <w:sz w:val="10"/>
-                <w:szCs w:val="10"/>
-              </w:rPr>
-            </w:pPr>
-            <w:r>
-              <w:rPr>
-                <w:sz w:val="10"/>
-                <w:szCs w:val="10"/>
-              </w:rPr>
-              <w:t xml:space="preserve">{{ </w:t>
-            </w:r>
-            <w:proofErr w:type="spellStart"/>
-            <w:r>
-              <w:rPr>
-                <w:sz w:val="10"/>
-                <w:szCs w:val="10"/>
-              </w:rPr>
-              <w:t>eqs</w:t>
-            </w:r>
-            <w:proofErr w:type="spellEnd"/>
-            <w:r>
-              <w:rPr>
-                <w:sz w:val="10"/>
-                <w:szCs w:val="10"/>
-              </w:rPr>
-              <w:t>[0].remarks }}</w:t>
+              <w:rPr>
+                <w:sz w:val="16"/>
+                <w:szCs w:val="16"/>
+              </w:rPr>
+              <w:t>[</w:t>
+            </w:r>
+            <w:r>
+              <w:rPr>
+                <w:sz w:val="16"/>
+                <w:szCs w:val="16"/>
+              </w:rPr>
+              <w:t>1</w:t>
+            </w:r>
+            <w:r>
+              <w:rPr>
+                <w:sz w:val="16"/>
+                <w:szCs w:val="16"/>
+              </w:rPr>
+              <w:t>].remarks }}</w:t>
             </w:r>
           </w:p>
         </w:tc>
@@ -3865,7 +4010,161 @@
         </w:trPr>
         <w:tc>
           <w:tcPr>
-            <w:tcW w:w="2310" w:type="dxa"/>
+            <w:tcW w:w="2057" w:type="dxa"/>
+            <w:tcBorders>
+              <w:top w:val="single" w:sz="4" w:space="0" w:color="000000"/>
+              <w:left w:val="single" w:sz="4" w:space="0" w:color="000000"/>
+              <w:bottom w:val="single" w:sz="4" w:space="0" w:color="000000"/>
+              <w:right w:val="single" w:sz="4" w:space="0" w:color="000000"/>
+            </w:tcBorders>
+          </w:tcPr>
+          <w:p>
+            <w:pPr>
+              <w:ind w:left="0"/>
+              <w:jc w:val="both"/>
+              <w:rPr>
+                <w:sz w:val="24"/>
+                <w:szCs w:val="24"/>
+              </w:rPr>
+            </w:pPr>
+            <w:r>
+              <w:rPr>
+                <w:sz w:val="24"/>
+                <w:szCs w:val="24"/>
+              </w:rPr>
+              <w:t xml:space="preserve">{{ </w:t>
+            </w:r>
+            <w:proofErr w:type="spellStart"/>
+            <w:r>
+              <w:rPr>
+                <w:sz w:val="24"/>
+                <w:szCs w:val="24"/>
+              </w:rPr>
+              <w:t>eqs</w:t>
+            </w:r>
+            <w:proofErr w:type="spellEnd"/>
+            <w:r>
+              <w:rPr>
+                <w:sz w:val="24"/>
+                <w:szCs w:val="24"/>
+              </w:rPr>
+              <w:t>[2].contractor }}</w:t>
+            </w:r>
+          </w:p>
+        </w:tc>
+        <w:tc>
+          <w:tcPr>
+            <w:tcW w:w="5405" w:type="dxa"/>
+            <w:gridSpan w:val="7"/>
+            <w:tcBorders>
+              <w:top w:val="single" w:sz="4" w:space="0" w:color="000000"/>
+              <w:left w:val="single" w:sz="4" w:space="0" w:color="000000"/>
+              <w:bottom w:val="single" w:sz="4" w:space="0" w:color="000000"/>
+              <w:right w:val="single" w:sz="4" w:space="0" w:color="000000"/>
+            </w:tcBorders>
+          </w:tcPr>
+          <w:p>
+            <w:pPr>
+              <w:ind w:left="0"/>
+              <w:jc w:val="both"/>
+            </w:pPr>
+            <w:r>
+              <w:t xml:space="preserve">{{ </w:t>
+            </w:r>
+            <w:proofErr w:type="spellStart"/>
+            <w:r>
+              <w:t>eqs</w:t>
+            </w:r>
+            <w:proofErr w:type="spellEnd"/>
+            <w:r>
+              <w:t>[2].equipment }}</w:t>
+            </w:r>
+          </w:p>
+        </w:tc>
+        <w:tc>
+          <w:tcPr>
+            <w:tcW w:w="1224" w:type="dxa"/>
+            <w:tcBorders>
+              <w:top w:val="single" w:sz="4" w:space="0" w:color="000000"/>
+              <w:left w:val="single" w:sz="4" w:space="0" w:color="000000"/>
+              <w:bottom w:val="single" w:sz="4" w:space="0" w:color="000000"/>
+              <w:right w:val="single" w:sz="4" w:space="0" w:color="000000"/>
+            </w:tcBorders>
+          </w:tcPr>
+          <w:p>
+            <w:pPr>
+              <w:ind w:left="0"/>
+              <w:jc w:val="both"/>
+            </w:pPr>
+            <w:r>
+              <w:rPr>
+                <w:sz w:val="18"/>
+                <w:szCs w:val="18"/>
+              </w:rPr>
+              <w:t xml:space="preserve">{{ </w:t>
+            </w:r>
+            <w:proofErr w:type="spellStart"/>
+            <w:r>
+              <w:rPr>
+                <w:sz w:val="18"/>
+                <w:szCs w:val="18"/>
+              </w:rPr>
+              <w:t>eqs</w:t>
+            </w:r>
+            <w:proofErr w:type="spellEnd"/>
+            <w:r>
+              <w:rPr>
+                <w:sz w:val="18"/>
+                <w:szCs w:val="18"/>
+              </w:rPr>
+              <w:t>[2].qty }}</w:t>
+            </w:r>
+          </w:p>
+        </w:tc>
+        <w:tc>
+          <w:tcPr>
+            <w:tcW w:w="1405" w:type="dxa"/>
+            <w:gridSpan w:val="2"/>
+            <w:tcBorders>
+              <w:top w:val="single" w:sz="4" w:space="0" w:color="000000"/>
+              <w:left w:val="single" w:sz="4" w:space="0" w:color="000000"/>
+              <w:bottom w:val="single" w:sz="4" w:space="0" w:color="000000"/>
+              <w:right w:val="single" w:sz="4" w:space="0" w:color="000000"/>
+            </w:tcBorders>
+          </w:tcPr>
+          <w:p>
+            <w:pPr>
+              <w:ind w:left="0"/>
+              <w:jc w:val="both"/>
+            </w:pPr>
+            <w:r>
+              <w:rPr>
+                <w:sz w:val="18"/>
+                <w:szCs w:val="18"/>
+              </w:rPr>
+              <w:t xml:space="preserve">{{ </w:t>
+            </w:r>
+            <w:proofErr w:type="spellStart"/>
+            <w:r>
+              <w:rPr>
+                <w:sz w:val="18"/>
+                <w:szCs w:val="18"/>
+              </w:rPr>
+              <w:t>eqs</w:t>
+            </w:r>
+            <w:proofErr w:type="spellEnd"/>
+            <w:r>
+              <w:rPr>
+                <w:sz w:val="18"/>
+                <w:szCs w:val="18"/>
+              </w:rPr>
+              <w:t>[2].hours }}</w:t>
+            </w:r>
+          </w:p>
+        </w:tc>
+        <w:tc>
+          <w:tcPr>
+            <w:tcW w:w="1429" w:type="dxa"/>
             <w:tcBorders>
               <w:top w:val="single" w:sz="4" w:space="0" w:color="000000"/>
               <w:left w:val="single" w:sz="4" w:space="0" w:color="000000"/>
@@ -3883,233 +4182,42 @@
                 <w:sz w:val="16"/>
                 <w:szCs w:val="16"/>
               </w:rPr>
-              <w:t xml:space="preserve">{{ </w:t>
-            </w:r>
-            <w:proofErr w:type="spellStart"/>
+              <w:t>{</w:t>
+            </w:r>
             <w:r>
               <w:rPr>
                 <w:sz w:val="16"/>
                 <w:szCs w:val="16"/>
               </w:rPr>
-              <w:t>eqs</w:t>
-            </w:r>
-            <w:proofErr w:type="spellEnd"/>
+              <w:t xml:space="preserve">{ </w:t>
+            </w:r>
+            <w:proofErr w:type="spellStart"/>
             <w:r>
               <w:rPr>
                 <w:sz w:val="16"/>
                 <w:szCs w:val="16"/>
               </w:rPr>
-              <w:t>[</w:t>
-            </w:r>
+              <w:t>eqs</w:t>
+            </w:r>
+            <w:proofErr w:type="spellEnd"/>
             <w:r>
               <w:rPr>
                 <w:sz w:val="16"/>
                 <w:szCs w:val="16"/>
               </w:rPr>
-              <w:t>1</w:t>
+              <w:t>[</w:t>
             </w:r>
             <w:r>
               <w:rPr>
                 <w:sz w:val="16"/>
                 <w:szCs w:val="16"/>
               </w:rPr>
-              <w:t>].contractor }}</w:t>
-            </w:r>
-          </w:p>
-        </w:tc>
-        <w:tc>
-          <w:tcPr>
-            <w:tcW w:w="5425" w:type="dxa"/>
-            <w:gridSpan w:val="6"/>
-            <w:tcBorders>
-              <w:top w:val="single" w:sz="4" w:space="0" w:color="000000"/>
-              <w:left w:val="single" w:sz="4" w:space="0" w:color="000000"/>
-              <w:bottom w:val="single" w:sz="4" w:space="0" w:color="000000"/>
-              <w:right w:val="single" w:sz="4" w:space="0" w:color="000000"/>
-            </w:tcBorders>
-          </w:tcPr>
-          <w:p>
-            <w:pPr>
-              <w:ind w:left="0"/>
-              <w:jc w:val="both"/>
-            </w:pPr>
-            <w:r>
-              <w:t xml:space="preserve">{{ </w:t>
-            </w:r>
-            <w:proofErr w:type="spellStart"/>
-            <w:r>
-              <w:t>eqs</w:t>
-            </w:r>
-            <w:proofErr w:type="spellEnd"/>
-            <w:r>
-              <w:t>[</w:t>
-            </w:r>
-            <w:r>
-              <w:t>1</w:t>
-            </w:r>
-            <w:r>
-              <w:t>].equipment }}</w:t>
-            </w:r>
-          </w:p>
-        </w:tc>
-        <w:tc>
-          <w:tcPr>
-            <w:tcW w:w="1243" w:type="dxa"/>
-            <w:tcBorders>
-              <w:top w:val="single" w:sz="4" w:space="0" w:color="000000"/>
-              <w:left w:val="single" w:sz="4" w:space="0" w:color="000000"/>
-              <w:bottom w:val="single" w:sz="4" w:space="0" w:color="000000"/>
-              <w:right w:val="single" w:sz="4" w:space="0" w:color="000000"/>
-            </w:tcBorders>
-          </w:tcPr>
-          <w:p>
-            <w:pPr>
-              <w:ind w:left="0"/>
-              <w:jc w:val="both"/>
-            </w:pPr>
-            <w:r>
-              <w:rPr>
-                <w:sz w:val="18"/>
-                <w:szCs w:val="18"/>
-              </w:rPr>
-              <w:t xml:space="preserve">{{ </w:t>
-            </w:r>
-            <w:proofErr w:type="spellStart"/>
-            <w:r>
-              <w:rPr>
-                <w:sz w:val="18"/>
-                <w:szCs w:val="18"/>
-              </w:rPr>
-              <w:t>eqs</w:t>
-            </w:r>
-            <w:proofErr w:type="spellEnd"/>
-            <w:r>
-              <w:rPr>
-                <w:sz w:val="18"/>
-                <w:szCs w:val="18"/>
-              </w:rPr>
-              <w:t>[</w:t>
-            </w:r>
-            <w:r>
-              <w:rPr>
-                <w:sz w:val="18"/>
-                <w:szCs w:val="18"/>
-              </w:rPr>
-              <w:t>1</w:t>
-            </w:r>
-            <w:r>
-              <w:rPr>
-                <w:sz w:val="18"/>
-                <w:szCs w:val="18"/>
-              </w:rPr>
-              <w:t>].qty }}</w:t>
-            </w:r>
-          </w:p>
-        </w:tc>
-        <w:tc>
-          <w:tcPr>
-            <w:tcW w:w="1405" w:type="dxa"/>
-            <w:tcBorders>
-              <w:top w:val="single" w:sz="4" w:space="0" w:color="000000"/>
-              <w:left w:val="single" w:sz="4" w:space="0" w:color="000000"/>
-              <w:bottom w:val="single" w:sz="4" w:space="0" w:color="000000"/>
-              <w:right w:val="single" w:sz="4" w:space="0" w:color="000000"/>
-            </w:tcBorders>
-          </w:tcPr>
-          <w:p>
-            <w:pPr>
-              <w:ind w:left="0"/>
-              <w:jc w:val="both"/>
-            </w:pPr>
-            <w:r>
-              <w:rPr>
-                <w:sz w:val="18"/>
-                <w:szCs w:val="18"/>
-              </w:rPr>
-              <w:t xml:space="preserve">{{ </w:t>
-            </w:r>
-            <w:proofErr w:type="spellStart"/>
-            <w:r>
-              <w:rPr>
-                <w:sz w:val="18"/>
-                <w:szCs w:val="18"/>
-              </w:rPr>
-              <w:t>eqs</w:t>
-            </w:r>
-            <w:proofErr w:type="spellEnd"/>
-            <w:r>
-              <w:rPr>
-                <w:sz w:val="18"/>
-                <w:szCs w:val="18"/>
-              </w:rPr>
-              <w:t>[</w:t>
-            </w:r>
-            <w:r>
-              <w:rPr>
-                <w:sz w:val="18"/>
-                <w:szCs w:val="18"/>
-              </w:rPr>
-              <w:t>1</w:t>
-            </w:r>
-            <w:r>
-              <w:rPr>
-                <w:sz w:val="18"/>
-                <w:szCs w:val="18"/>
-              </w:rPr>
-              <w:t>].hours }}</w:t>
-            </w:r>
-          </w:p>
-        </w:tc>
-        <w:tc>
-          <w:tcPr>
-            <w:tcW w:w="1137" w:type="dxa"/>
-            <w:gridSpan w:val="2"/>
-            <w:tcBorders>
-              <w:top w:val="single" w:sz="4" w:space="0" w:color="000000"/>
-              <w:left w:val="single" w:sz="4" w:space="0" w:color="000000"/>
-              <w:bottom w:val="single" w:sz="4" w:space="0" w:color="000000"/>
-              <w:right w:val="single" w:sz="4" w:space="0" w:color="000000"/>
-            </w:tcBorders>
-          </w:tcPr>
-          <w:p>
-            <w:pPr>
-              <w:ind w:left="0"/>
-              <w:jc w:val="both"/>
-            </w:pPr>
-            <w:r>
-              <w:rPr>
-                <w:sz w:val="10"/>
-                <w:szCs w:val="10"/>
-              </w:rPr>
-              <w:t xml:space="preserve">{ </w:t>
-            </w:r>
-            <w:proofErr w:type="spellStart"/>
-            <w:r>
-              <w:rPr>
-                <w:sz w:val="10"/>
-                <w:szCs w:val="10"/>
-              </w:rPr>
-              <w:t>eqs</w:t>
-            </w:r>
-            <w:proofErr w:type="spellEnd"/>
-            <w:r>
-              <w:rPr>
-                <w:sz w:val="10"/>
-                <w:szCs w:val="10"/>
-              </w:rPr>
-              <w:t>[</w:t>
-            </w:r>
-            <w:r>
-              <w:rPr>
-                <w:sz w:val="10"/>
-                <w:szCs w:val="10"/>
-              </w:rPr>
-              <w:t>1</w:t>
-            </w:r>
-            <w:r>
-              <w:rPr>
-                <w:sz w:val="10"/>
-                <w:szCs w:val="10"/>
+              <w:t>2</w:t>
+            </w:r>
+            <w:r>
+              <w:rPr>
+                <w:sz w:val="16"/>
+                <w:szCs w:val="16"/>
               </w:rPr>
               <w:t>].remarks }}</w:t>
             </w:r>
@@ -4122,7 +4230,7 @@
         </w:trPr>
         <w:tc>
           <w:tcPr>
-            <w:tcW w:w="2310" w:type="dxa"/>
+            <w:tcW w:w="2057" w:type="dxa"/>
             <w:tcBorders>
               <w:top w:val="single" w:sz="4" w:space="0" w:color="000000"/>
               <w:left w:val="single" w:sz="4" w:space="0" w:color="000000"/>
@@ -4134,13 +4242,40 @@
             <w:pPr>
               <w:ind w:left="0"/>
               <w:jc w:val="both"/>
-            </w:pPr>
-          </w:p>
-        </w:tc>
-        <w:tc>
-          <w:tcPr>
-            <w:tcW w:w="5425" w:type="dxa"/>
-            <w:gridSpan w:val="6"/>
+              <w:rPr>
+                <w:sz w:val="24"/>
+                <w:szCs w:val="24"/>
+              </w:rPr>
+            </w:pPr>
+            <w:r>
+              <w:rPr>
+                <w:sz w:val="24"/>
+                <w:szCs w:val="24"/>
+              </w:rPr>
+              <w:t xml:space="preserve">{{ </w:t>
+            </w:r>
+            <w:proofErr w:type="spellStart"/>
+            <w:r>
+              <w:rPr>
+                <w:sz w:val="24"/>
+                <w:szCs w:val="24"/>
+              </w:rPr>
+              <w:t>eqs</w:t>
+            </w:r>
+            <w:proofErr w:type="spellEnd"/>
+            <w:r>
+              <w:rPr>
+                <w:sz w:val="24"/>
+                <w:szCs w:val="24"/>
+              </w:rPr>
+              <w:t>[3].contractor }}</w:t>
+            </w:r>
+          </w:p>
+        </w:tc>
+        <w:tc>
+          <w:tcPr>
+            <w:tcW w:w="5405" w:type="dxa"/>
+            <w:gridSpan w:val="7"/>
             <w:tcBorders>
               <w:top w:val="single" w:sz="4" w:space="0" w:color="000000"/>
               <w:left w:val="single" w:sz="4" w:space="0" w:color="000000"/>
@@ -4153,11 +4288,22 @@
               <w:ind w:left="0"/>
               <w:jc w:val="both"/>
             </w:pPr>
-          </w:p>
-        </w:tc>
-        <w:tc>
-          <w:tcPr>
-            <w:tcW w:w="1243" w:type="dxa"/>
+            <w:r>
+              <w:t xml:space="preserve">{{ </w:t>
+            </w:r>
+            <w:proofErr w:type="spellStart"/>
+            <w:r>
+              <w:t>eqs</w:t>
+            </w:r>
+            <w:proofErr w:type="spellEnd"/>
+            <w:r>
+              <w:t>[3].equipment }}</w:t>
+            </w:r>
+          </w:p>
+        </w:tc>
+        <w:tc>
+          <w:tcPr>
+            <w:tcW w:w="1224" w:type="dxa"/>
             <w:tcBorders>
               <w:top w:val="single" w:sz="4" w:space="0" w:color="000000"/>
               <w:left w:val="single" w:sz="4" w:space="0" w:color="000000"/>
@@ -4170,11 +4316,35 @@
               <w:ind w:left="0"/>
               <w:jc w:val="both"/>
             </w:pPr>
+            <w:r>
+              <w:rPr>
+                <w:sz w:val="18"/>
+                <w:szCs w:val="18"/>
+              </w:rPr>
+              <w:t xml:space="preserve">{{ </w:t>
+            </w:r>
+            <w:proofErr w:type="spellStart"/>
+            <w:r>
+              <w:rPr>
+                <w:sz w:val="18"/>
+                <w:szCs w:val="18"/>
+              </w:rPr>
+              <w:t>eqs</w:t>
+            </w:r>
+            <w:proofErr w:type="spellEnd"/>
+            <w:r>
+              <w:rPr>
+                <w:sz w:val="18"/>
+                <w:szCs w:val="18"/>
+              </w:rPr>
+              <w:t>[3].qty }}</w:t>
+            </w:r>
           </w:p>
         </w:tc>
         <w:tc>
           <w:tcPr>
             <w:tcW w:w="1405" w:type="dxa"/>
+            <w:gridSpan w:val="2"/>
             <w:tcBorders>
               <w:top w:val="single" w:sz="4" w:space="0" w:color="000000"/>
               <w:left w:val="single" w:sz="4" w:space="0" w:color="000000"/>
@@ -4187,12 +4357,34 @@
               <w:ind w:left="0"/>
               <w:jc w:val="both"/>
             </w:pPr>
-          </w:p>
-        </w:tc>
-        <w:tc>
-          <w:tcPr>
-            <w:tcW w:w="1137" w:type="dxa"/>
-            <w:gridSpan w:val="2"/>
+            <w:r>
+              <w:rPr>
+                <w:sz w:val="18"/>
+                <w:szCs w:val="18"/>
+              </w:rPr>
+              <w:t xml:space="preserve">{{ </w:t>
+            </w:r>
+            <w:proofErr w:type="spellStart"/>
+            <w:r>
+              <w:rPr>
+                <w:sz w:val="18"/>
+                <w:szCs w:val="18"/>
+              </w:rPr>
+              <w:t>eqs</w:t>
+            </w:r>
+            <w:proofErr w:type="spellEnd"/>
+            <w:r>
+              <w:rPr>
+                <w:sz w:val="18"/>
+                <w:szCs w:val="18"/>
+              </w:rPr>
+              <w:t>[3].hours }}</w:t>
+            </w:r>
+          </w:p>
+        </w:tc>
+        <w:tc>
+          <w:tcPr>
+            <w:tcW w:w="1429" w:type="dxa"/>
             <w:tcBorders>
               <w:top w:val="single" w:sz="4" w:space="0" w:color="000000"/>
               <w:left w:val="single" w:sz="4" w:space="0" w:color="000000"/>
@@ -4205,6 +4397,50 @@
               <w:ind w:left="0"/>
               <w:jc w:val="both"/>
             </w:pPr>
+            <w:r>
+              <w:rPr>
+                <w:sz w:val="16"/>
+                <w:szCs w:val="16"/>
+              </w:rPr>
+              <w:t>{</w:t>
+            </w:r>
+            <w:r>
+              <w:rPr>
+                <w:sz w:val="16"/>
+                <w:szCs w:val="16"/>
+              </w:rPr>
+              <w:t xml:space="preserve">{ </w:t>
+            </w:r>
+            <w:proofErr w:type="spellStart"/>
+            <w:r>
+              <w:rPr>
+                <w:sz w:val="16"/>
+                <w:szCs w:val="16"/>
+              </w:rPr>
+              <w:t>eqs</w:t>
+            </w:r>
+            <w:proofErr w:type="spellEnd"/>
+            <w:r>
+              <w:rPr>
+                <w:sz w:val="16"/>
+                <w:szCs w:val="16"/>
+              </w:rPr>
+              <w:t>[</w:t>
+            </w:r>
+            <w:r>
+              <w:rPr>
+                <w:sz w:val="16"/>
+                <w:szCs w:val="16"/>
+              </w:rPr>
+              <w:t>3</w:t>
+            </w:r>
+            <w:r>
+              <w:rPr>
+                <w:sz w:val="16"/>
+                <w:szCs w:val="16"/>
+              </w:rPr>
+              <w:t>].remarks }}</w:t>
+            </w:r>
           </w:p>
         </w:tc>
       </w:tr>
@@ -4214,7 +4450,7 @@
         </w:trPr>
         <w:tc>
           <w:tcPr>
-            <w:tcW w:w="2310" w:type="dxa"/>
+            <w:tcW w:w="2057" w:type="dxa"/>
             <w:tcBorders>
               <w:top w:val="single" w:sz="4" w:space="0" w:color="000000"/>
               <w:left w:val="single" w:sz="4" w:space="0" w:color="000000"/>
@@ -4226,13 +4462,54 @@
             <w:pPr>
               <w:ind w:left="0"/>
               <w:jc w:val="both"/>
-            </w:pPr>
-          </w:p>
-        </w:tc>
-        <w:tc>
-          <w:tcPr>
-            <w:tcW w:w="5425" w:type="dxa"/>
-            <w:gridSpan w:val="6"/>
+              <w:rPr>
+                <w:sz w:val="24"/>
+                <w:szCs w:val="24"/>
+              </w:rPr>
+            </w:pPr>
+            <w:r>
+              <w:rPr>
+                <w:sz w:val="24"/>
+                <w:szCs w:val="24"/>
+              </w:rPr>
+              <w:t xml:space="preserve">{{ </w:t>
+            </w:r>
+            <w:proofErr w:type="spellStart"/>
+            <w:r>
+              <w:rPr>
+                <w:sz w:val="24"/>
+                <w:szCs w:val="24"/>
+              </w:rPr>
+              <w:t>eqs</w:t>
+            </w:r>
+            <w:proofErr w:type="spellEnd"/>
+            <w:r>
+              <w:rPr>
+                <w:sz w:val="24"/>
+                <w:szCs w:val="24"/>
+              </w:rPr>
+              <w:t>[</w:t>
+            </w:r>
+            <w:r>
+              <w:rPr>
+                <w:sz w:val="24"/>
+                <w:szCs w:val="24"/>
+              </w:rPr>
+              <w:t>4</w:t>
+            </w:r>
+            <w:r>
+              <w:rPr>
+                <w:sz w:val="24"/>
+                <w:szCs w:val="24"/>
+              </w:rPr>
+              <w:t>].contractor }}</w:t>
+            </w:r>
+          </w:p>
+        </w:tc>
+        <w:tc>
+          <w:tcPr>
+            <w:tcW w:w="5405" w:type="dxa"/>
+            <w:gridSpan w:val="7"/>
             <w:tcBorders>
               <w:top w:val="single" w:sz="4" w:space="0" w:color="000000"/>
               <w:left w:val="single" w:sz="4" w:space="0" w:color="000000"/>
@@ -4245,11 +4522,28 @@
               <w:ind w:left="0"/>
               <w:jc w:val="both"/>
             </w:pPr>
-          </w:p>
-        </w:tc>
-        <w:tc>
-          <w:tcPr>
-            <w:tcW w:w="1243" w:type="dxa"/>
+            <w:r>
+              <w:t xml:space="preserve">{{ </w:t>
+            </w:r>
+            <w:proofErr w:type="spellStart"/>
+            <w:r>
+              <w:t>eqs</w:t>
+            </w:r>
+            <w:proofErr w:type="spellEnd"/>
+            <w:r>
+              <w:t>[</w:t>
+            </w:r>
+            <w:r>
+              <w:t>4</w:t>
+            </w:r>
+            <w:r>
+              <w:t>].equipment }}</w:t>
+            </w:r>
+          </w:p>
+        </w:tc>
+        <w:tc>
+          <w:tcPr>
+            <w:tcW w:w="1224" w:type="dxa"/>
             <w:tcBorders>
               <w:top w:val="single" w:sz="4" w:space="0" w:color="000000"/>
               <w:left w:val="single" w:sz="4" w:space="0" w:color="000000"/>
@@ -4262,11 +4556,49 @@
               <w:ind w:left="0"/>
               <w:jc w:val="both"/>
             </w:pPr>
+            <w:r>
+              <w:rPr>
+                <w:sz w:val="18"/>
+                <w:szCs w:val="18"/>
+              </w:rPr>
+              <w:t xml:space="preserve">{{ </w:t>
+            </w:r>
+            <w:proofErr w:type="spellStart"/>
+            <w:r>
+              <w:rPr>
+                <w:sz w:val="18"/>
+                <w:szCs w:val="18"/>
+              </w:rPr>
+              <w:t>eqs</w:t>
+            </w:r>
+            <w:proofErr w:type="spellEnd"/>
+            <w:r>
+              <w:rPr>
+                <w:sz w:val="18"/>
+                <w:szCs w:val="18"/>
+              </w:rPr>
+              <w:t>[</w:t>
+            </w:r>
+            <w:r>
+              <w:rPr>
+                <w:sz w:val="18"/>
+                <w:szCs w:val="18"/>
+              </w:rPr>
+              <w:t>4</w:t>
+            </w:r>
+            <w:r>
+              <w:rPr>
+                <w:sz w:val="18"/>
+                <w:szCs w:val="18"/>
+              </w:rPr>
+              <w:t>].qty }}</w:t>
+            </w:r>
           </w:p>
         </w:tc>
         <w:tc>
           <w:tcPr>
             <w:tcW w:w="1405" w:type="dxa"/>
+            <w:gridSpan w:val="2"/>
             <w:tcBorders>
               <w:top w:val="single" w:sz="4" w:space="0" w:color="000000"/>
               <w:left w:val="single" w:sz="4" w:space="0" w:color="000000"/>
@@ -4279,12 +4611,48 @@
               <w:ind w:left="0"/>
               <w:jc w:val="both"/>
             </w:pPr>
-          </w:p>
-        </w:tc>
-        <w:tc>
-          <w:tcPr>
-            <w:tcW w:w="1137" w:type="dxa"/>
-            <w:gridSpan w:val="2"/>
+            <w:r>
+              <w:rPr>
+                <w:sz w:val="18"/>
+                <w:szCs w:val="18"/>
+              </w:rPr>
+              <w:t xml:space="preserve">{{ </w:t>
+            </w:r>
+            <w:proofErr w:type="spellStart"/>
+            <w:r>
+              <w:rPr>
+                <w:sz w:val="18"/>
+                <w:szCs w:val="18"/>
+              </w:rPr>
+              <w:t>eqs</w:t>
+            </w:r>
+            <w:proofErr w:type="spellEnd"/>
+            <w:r>
+              <w:rPr>
+                <w:sz w:val="18"/>
+                <w:szCs w:val="18"/>
+              </w:rPr>
+              <w:t>[</w:t>
+            </w:r>
+            <w:r>
+              <w:rPr>
+                <w:sz w:val="18"/>
+                <w:szCs w:val="18"/>
+              </w:rPr>
+              <w:t>4</w:t>
+            </w:r>
+            <w:r>
+              <w:rPr>
+                <w:sz w:val="18"/>
+                <w:szCs w:val="18"/>
+              </w:rPr>
+              <w:t>].hours }}</w:t>
+            </w:r>
+          </w:p>
+        </w:tc>
+        <w:tc>
+          <w:tcPr>
+            <w:tcW w:w="1429" w:type="dxa"/>
             <w:tcBorders>
               <w:top w:val="single" w:sz="4" w:space="0" w:color="000000"/>
               <w:left w:val="single" w:sz="4" w:space="0" w:color="000000"/>
@@ -4297,79 +4665,317 @@
               <w:ind w:left="0"/>
               <w:jc w:val="both"/>
             </w:pPr>
+            <w:r>
+              <w:rPr>
+                <w:sz w:val="16"/>
+                <w:szCs w:val="16"/>
+              </w:rPr>
+              <w:t>{</w:t>
+            </w:r>
+            <w:r>
+              <w:rPr>
+                <w:sz w:val="16"/>
+                <w:szCs w:val="16"/>
+              </w:rPr>
+              <w:t xml:space="preserve">{ </w:t>
+            </w:r>
+            <w:proofErr w:type="spellStart"/>
+            <w:r>
+              <w:rPr>
+                <w:sz w:val="16"/>
+                <w:szCs w:val="16"/>
+              </w:rPr>
+              <w:t>eqs</w:t>
+            </w:r>
+            <w:proofErr w:type="spellEnd"/>
+            <w:r>
+              <w:rPr>
+                <w:sz w:val="16"/>
+                <w:szCs w:val="16"/>
+              </w:rPr>
+              <w:t>[</w:t>
+            </w:r>
+            <w:r>
+              <w:rPr>
+                <w:sz w:val="16"/>
+                <w:szCs w:val="16"/>
+              </w:rPr>
+              <w:t>4</w:t>
+            </w:r>
+            <w:r>
+              <w:rPr>
+                <w:sz w:val="16"/>
+                <w:szCs w:val="16"/>
+              </w:rPr>
+              <w:t>].remarks }}</w:t>
+            </w:r>
           </w:p>
         </w:tc>
       </w:tr>
       <w:tr>
         <w:trPr>
-          <w:trHeight w:val="402"/>
+          <w:trHeight w:val="256"/>
         </w:trPr>
         <w:tc>
           <w:tcPr>
-            <w:tcW w:w="2310" w:type="dxa"/>
-            <w:tcBorders>
-              <w:top w:val="single" w:sz="4" w:space="0" w:color="000000"/>
-              <w:left w:val="single" w:sz="4" w:space="0" w:color="000000"/>
-              <w:bottom w:val="single" w:sz="4" w:space="0" w:color="000000"/>
-            </w:tcBorders>
-          </w:tcPr>
-          <w:p>
-            <w:pPr>
-              <w:jc w:val="both"/>
-            </w:pPr>
-            <w:r>
-              <w:t xml:space="preserve"> </w:t>
-            </w:r>
-          </w:p>
-        </w:tc>
-        <w:tc>
-          <w:tcPr>
-            <w:tcW w:w="5425" w:type="dxa"/>
-            <w:gridSpan w:val="6"/>
-            <w:tcBorders>
-              <w:top w:val="single" w:sz="4" w:space="0" w:color="000000"/>
-              <w:bottom w:val="single" w:sz="4" w:space="0" w:color="000000"/>
-            </w:tcBorders>
-          </w:tcPr>
-          <w:p>
-            <w:pPr>
-              <w:jc w:val="both"/>
-            </w:pPr>
-            <w:r>
-              <w:t xml:space="preserve"> </w:t>
-            </w:r>
-          </w:p>
-        </w:tc>
-        <w:tc>
-          <w:tcPr>
-            <w:tcW w:w="2884" w:type="dxa"/>
-            <w:gridSpan w:val="3"/>
-            <w:tcBorders>
-              <w:top w:val="single" w:sz="4" w:space="0" w:color="000000"/>
-              <w:bottom w:val="single" w:sz="4" w:space="0" w:color="000000"/>
-            </w:tcBorders>
-          </w:tcPr>
-          <w:p>
-            <w:pPr>
-              <w:jc w:val="both"/>
-            </w:pPr>
-          </w:p>
-        </w:tc>
-        <w:tc>
-          <w:tcPr>
-            <w:tcW w:w="901" w:type="dxa"/>
-            <w:tcBorders>
-              <w:top w:val="single" w:sz="4" w:space="0" w:color="000000"/>
-              <w:bottom w:val="single" w:sz="4" w:space="0" w:color="000000"/>
-              <w:right w:val="single" w:sz="4" w:space="0" w:color="000000"/>
-            </w:tcBorders>
-          </w:tcPr>
-          <w:p>
-            <w:pPr>
-              <w:jc w:val="both"/>
-            </w:pPr>
-            <w:r>
-              <w:t xml:space="preserve"> </w:t>
+            <w:tcW w:w="2057" w:type="dxa"/>
+            <w:tcBorders>
+              <w:top w:val="single" w:sz="4" w:space="0" w:color="000000"/>
+              <w:left w:val="single" w:sz="4" w:space="0" w:color="000000"/>
+              <w:bottom w:val="single" w:sz="4" w:space="0" w:color="000000"/>
+              <w:right w:val="single" w:sz="4" w:space="0" w:color="000000"/>
+            </w:tcBorders>
+          </w:tcPr>
+          <w:p>
+            <w:pPr>
+              <w:ind w:left="0"/>
+              <w:jc w:val="both"/>
+              <w:rPr>
+                <w:sz w:val="24"/>
+                <w:szCs w:val="24"/>
+              </w:rPr>
+            </w:pPr>
+            <w:r>
+              <w:rPr>
+                <w:sz w:val="24"/>
+                <w:szCs w:val="24"/>
+              </w:rPr>
+              <w:t xml:space="preserve">{{ </w:t>
+            </w:r>
+            <w:proofErr w:type="spellStart"/>
+            <w:r>
+              <w:rPr>
+                <w:sz w:val="24"/>
+                <w:szCs w:val="24"/>
+              </w:rPr>
+              <w:t>eqs</w:t>
+            </w:r>
+            <w:proofErr w:type="spellEnd"/>
+            <w:r>
+              <w:rPr>
+                <w:sz w:val="24"/>
+                <w:szCs w:val="24"/>
+              </w:rPr>
+              <w:t>[</w:t>
+            </w:r>
+            <w:r>
+              <w:rPr>
+                <w:sz w:val="24"/>
+                <w:szCs w:val="24"/>
+              </w:rPr>
+              <w:t>5</w:t>
+            </w:r>
+            <w:r>
+              <w:rPr>
+                <w:sz w:val="24"/>
+                <w:szCs w:val="24"/>
+              </w:rPr>
+              <w:t>].contractor }}</w:t>
+            </w:r>
+          </w:p>
+        </w:tc>
+        <w:tc>
+          <w:tcPr>
+            <w:tcW w:w="5405" w:type="dxa"/>
+            <w:gridSpan w:val="7"/>
+            <w:tcBorders>
+              <w:top w:val="single" w:sz="4" w:space="0" w:color="000000"/>
+              <w:left w:val="single" w:sz="4" w:space="0" w:color="000000"/>
+              <w:bottom w:val="single" w:sz="4" w:space="0" w:color="000000"/>
+              <w:right w:val="single" w:sz="4" w:space="0" w:color="000000"/>
+            </w:tcBorders>
+          </w:tcPr>
+          <w:p>
+            <w:pPr>
+              <w:ind w:left="0"/>
+              <w:jc w:val="both"/>
+            </w:pPr>
+            <w:r>
+              <w:t xml:space="preserve">{{ </w:t>
+            </w:r>
+            <w:proofErr w:type="spellStart"/>
+            <w:r>
+              <w:t>eqs</w:t>
+            </w:r>
+            <w:proofErr w:type="spellEnd"/>
+            <w:r>
+              <w:t>[</w:t>
+            </w:r>
+            <w:r>
+              <w:t>5</w:t>
+            </w:r>
+            <w:r>
+              <w:t>].equipment }}</w:t>
+            </w:r>
+          </w:p>
+        </w:tc>
+        <w:tc>
+          <w:tcPr>
+            <w:tcW w:w="1224" w:type="dxa"/>
+            <w:tcBorders>
+              <w:top w:val="single" w:sz="4" w:space="0" w:color="000000"/>
+              <w:left w:val="single" w:sz="4" w:space="0" w:color="000000"/>
+              <w:bottom w:val="single" w:sz="4" w:space="0" w:color="000000"/>
+              <w:right w:val="single" w:sz="4" w:space="0" w:color="000000"/>
+            </w:tcBorders>
+          </w:tcPr>
+          <w:p>
+            <w:pPr>
+              <w:ind w:left="0"/>
+              <w:jc w:val="both"/>
+            </w:pPr>
+            <w:r>
+              <w:rPr>
+                <w:sz w:val="18"/>
+                <w:szCs w:val="18"/>
+              </w:rPr>
+              <w:t xml:space="preserve">{{ </w:t>
+            </w:r>
+            <w:proofErr w:type="spellStart"/>
+            <w:r>
+              <w:rPr>
+                <w:sz w:val="18"/>
+                <w:szCs w:val="18"/>
+              </w:rPr>
+              <w:t>eqs</w:t>
+            </w:r>
+            <w:proofErr w:type="spellEnd"/>
+            <w:r>
+              <w:rPr>
+                <w:sz w:val="18"/>
+                <w:szCs w:val="18"/>
+              </w:rPr>
+              <w:t>[</w:t>
+            </w:r>
+            <w:r>
+              <w:rPr>
+                <w:sz w:val="18"/>
+                <w:szCs w:val="18"/>
+              </w:rPr>
+              <w:t>5</w:t>
+            </w:r>
+            <w:r>
+              <w:rPr>
+                <w:sz w:val="18"/>
+                <w:szCs w:val="18"/>
+              </w:rPr>
+              <w:t>].qty }}</w:t>
+            </w:r>
+          </w:p>
+        </w:tc>
+        <w:tc>
+          <w:tcPr>
+            <w:tcW w:w="1405" w:type="dxa"/>
+            <w:gridSpan w:val="2"/>
+            <w:tcBorders>
+              <w:top w:val="single" w:sz="4" w:space="0" w:color="000000"/>
+              <w:left w:val="single" w:sz="4" w:space="0" w:color="000000"/>
+              <w:bottom w:val="single" w:sz="4" w:space="0" w:color="000000"/>
+              <w:right w:val="single" w:sz="4" w:space="0" w:color="000000"/>
+            </w:tcBorders>
+          </w:tcPr>
+          <w:p>
+            <w:pPr>
+              <w:ind w:left="0"/>
+              <w:jc w:val="both"/>
+            </w:pPr>
+            <w:r>
+              <w:rPr>
+                <w:sz w:val="18"/>
+                <w:szCs w:val="18"/>
+              </w:rPr>
+              <w:t xml:space="preserve">{{ </w:t>
+            </w:r>
+            <w:proofErr w:type="spellStart"/>
+            <w:r>
+              <w:rPr>
+                <w:sz w:val="18"/>
+                <w:szCs w:val="18"/>
+              </w:rPr>
+              <w:t>eqs</w:t>
+            </w:r>
+            <w:proofErr w:type="spellEnd"/>
+            <w:r>
+              <w:rPr>
+                <w:sz w:val="18"/>
+                <w:szCs w:val="18"/>
+              </w:rPr>
+              <w:t>[</w:t>
+            </w:r>
+            <w:r>
+              <w:rPr>
+                <w:sz w:val="18"/>
+                <w:szCs w:val="18"/>
+              </w:rPr>
+              <w:t>5</w:t>
+            </w:r>
+            <w:r>
+              <w:rPr>
+                <w:sz w:val="18"/>
+                <w:szCs w:val="18"/>
+              </w:rPr>
+              <w:t>].hours }}</w:t>
+            </w:r>
+          </w:p>
+        </w:tc>
+        <w:tc>
+          <w:tcPr>
+            <w:tcW w:w="1429" w:type="dxa"/>
+            <w:tcBorders>
+              <w:top w:val="single" w:sz="4" w:space="0" w:color="000000"/>
+              <w:left w:val="single" w:sz="4" w:space="0" w:color="000000"/>
+              <w:bottom w:val="single" w:sz="4" w:space="0" w:color="000000"/>
+              <w:right w:val="single" w:sz="4" w:space="0" w:color="000000"/>
+            </w:tcBorders>
+          </w:tcPr>
+          <w:p>
+            <w:pPr>
+              <w:ind w:left="0"/>
+              <w:jc w:val="both"/>
+            </w:pPr>
+            <w:r>
+              <w:rPr>
+                <w:sz w:val="16"/>
+                <w:szCs w:val="16"/>
+              </w:rPr>
+              <w:t>{</w:t>
+            </w:r>
+            <w:r>
+              <w:rPr>
+                <w:sz w:val="16"/>
+                <w:szCs w:val="16"/>
+              </w:rPr>
+              <w:t xml:space="preserve">{ </w:t>
+            </w:r>
+            <w:proofErr w:type="spellStart"/>
+            <w:r>
+              <w:rPr>
+                <w:sz w:val="16"/>
+                <w:szCs w:val="16"/>
+              </w:rPr>
+              <w:t>eqs</w:t>
+            </w:r>
+            <w:proofErr w:type="spellEnd"/>
+            <w:r>
+              <w:rPr>
+                <w:sz w:val="16"/>
+                <w:szCs w:val="16"/>
+              </w:rPr>
+              <w:t>[</w:t>
+            </w:r>
+            <w:r>
+              <w:rPr>
+                <w:sz w:val="16"/>
+                <w:szCs w:val="16"/>
+              </w:rPr>
+              <w:t>5</w:t>
+            </w:r>
+            <w:r>
+              <w:rPr>
+                <w:sz w:val="16"/>
+                <w:szCs w:val="16"/>
+              </w:rPr>
+              <w:t>].remarks }}</w:t>
             </w:r>
           </w:p>
         </w:tc>
@@ -4381,7 +4987,7 @@
         <w:tc>
           <w:tcPr>
             <w:tcW w:w="11520" w:type="dxa"/>
-            <w:gridSpan w:val="11"/>
+            <w:gridSpan w:val="12"/>
             <w:tcBorders>
               <w:top w:val="single" w:sz="4" w:space="0" w:color="000000"/>
               <w:left w:val="single" w:sz="4" w:space="0" w:color="000000"/>
@@ -4415,7 +5021,7 @@
         <w:tc>
           <w:tcPr>
             <w:tcW w:w="11520" w:type="dxa"/>
-            <w:gridSpan w:val="11"/>
+            <w:gridSpan w:val="12"/>
             <w:tcBorders>
               <w:top w:val="single" w:sz="4" w:space="0" w:color="000000"/>
               <w:left w:val="single" w:sz="4" w:space="0" w:color="000000"/>
@@ -8392,6 +8998,19 @@
 </file>
 
 <file path=customXml/item1.xml><?xml version="1.0" encoding="utf-8"?>
+<b:Sources xmlns:b="http://schemas.openxmlformats.org/officeDocument/2006/bibliography" xmlns="http://schemas.openxmlformats.org/officeDocument/2006/bibliography" SelectedStyle="\APASixthEditionOfficeOnline.xsl" StyleName="APA" Version="6"/>
+</file>
+
+<file path=customXml/item2.xml><?xml version="1.0" encoding="utf-8"?>
+<?mso-contentType ?>
+<FormTemplates xmlns="http://schemas.microsoft.com/sharepoint/v3/contenttype/forms">
+  <Display>DocumentLibraryForm</Display>
+  <Edit>DocumentLibraryForm</Edit>
+  <New>DocumentLibraryForm</New>
+</FormTemplates>
+</file>
+
+<file path=customXml/item3.xml><?xml version="1.0" encoding="utf-8"?>
 <ct:contentTypeSchema xmlns:ct="http://schemas.microsoft.com/office/2006/metadata/contentType" xmlns:ma="http://schemas.microsoft.com/office/2006/metadata/properties/metaAttributes" ct:_="" ma:_="" ma:contentTypeName="Document" ma:contentTypeID="0x01010009C8F9FEE533ED4B810C6D79F3C505E6" ma:contentTypeVersion="11" ma:contentTypeDescription="Create a new document." ma:contentTypeScope="" ma:versionID="1fb8cb7a25627d9c09838a547b389cb2">
   <xsd:schema xmlns:xsd="http://www.w3.org/2001/XMLSchema" xmlns:xs="http://www.w3.org/2001/XMLSchema" xmlns:p="http://schemas.microsoft.com/office/2006/metadata/properties" xmlns:ns2="c0b7ad90-c821-4148-a83c-8a2325b8573f" xmlns:ns3="3c2cab0a-22f4-449c-9a77-5bb99896b17f" targetNamespace="http://schemas.microsoft.com/office/2006/metadata/properties" ma:root="true" ma:fieldsID="be9d54ad2a7e817d3240b8c634474899" ns2:_="" ns3:_="">
     <xsd:import namespace="c0b7ad90-c821-4148-a83c-8a2325b8573f"/>
@@ -8602,26 +9221,29 @@
 </ct:contentTypeSchema>
 </file>
 
-<file path=customXml/item2.xml><?xml version="1.0" encoding="utf-8"?>
+<file path=customXml/item4.xml><?xml version="1.0" encoding="utf-8"?>
 <p:properties xmlns:p="http://schemas.microsoft.com/office/2006/metadata/properties" xmlns:xsi="http://www.w3.org/2001/XMLSchema-instance" xmlns:pc="http://schemas.microsoft.com/office/infopath/2007/PartnerControls">
   <documentManagement/>
 </p:properties>
 </file>
 
-<file path=customXml/item3.xml><?xml version="1.0" encoding="utf-8"?>
-<b:Sources xmlns:b="http://schemas.openxmlformats.org/officeDocument/2006/bibliography" xmlns="http://schemas.openxmlformats.org/officeDocument/2006/bibliography" SelectedStyle="\APASixthEditionOfficeOnline.xsl" StyleName="APA" Version="6"/>
+<file path=customXml/itemProps1.xml><?xml version="1.0" encoding="utf-8"?>
+<ds:datastoreItem xmlns:ds="http://schemas.openxmlformats.org/officeDocument/2006/customXml" ds:itemID="{A22438A6-B54B-4884-A591-E5C85E85C45B}">
+  <ds:schemaRefs>
+    <ds:schemaRef ds:uri="http://schemas.openxmlformats.org/officeDocument/2006/bibliography"/>
+  </ds:schemaRefs>
+</ds:datastoreItem>
 </file>
 
-<file path=customXml/item4.xml><?xml version="1.0" encoding="utf-8"?>
-<?mso-contentType ?>
-<FormTemplates xmlns="http://schemas.microsoft.com/sharepoint/v3/contenttype/forms">
-  <Display>DocumentLibraryForm</Display>
-  <Edit>DocumentLibraryForm</Edit>
-  <New>DocumentLibraryForm</New>
-</FormTemplates>
+<file path=customXml/itemProps2.xml><?xml version="1.0" encoding="utf-8"?>
+<ds:datastoreItem xmlns:ds="http://schemas.openxmlformats.org/officeDocument/2006/customXml" ds:itemID="{5AB9ABBB-705E-43E1-81F2-8BBA228A764C}">
+  <ds:schemaRefs>
+    <ds:schemaRef ds:uri="http://schemas.microsoft.com/sharepoint/v3/contenttype/forms"/>
+  </ds:schemaRefs>
+</ds:datastoreItem>
 </file>
 
-<file path=customXml/itemProps1.xml><?xml version="1.0" encoding="utf-8"?>
+<file path=customXml/itemProps3.xml><?xml version="1.0" encoding="utf-8"?>
 <ds:datastoreItem xmlns:ds="http://schemas.openxmlformats.org/officeDocument/2006/customXml" ds:itemID="{87B80006-69E9-4415-8889-73FD6F928AB7}">
   <ds:schemaRefs>
     <ds:schemaRef ds:uri="http://schemas.microsoft.com/office/2006/metadata/contentType"/>
@@ -8640,27 +9262,11 @@
 </ds:datastoreItem>
 </file>
 
-<file path=customXml/itemProps2.xml><?xml version="1.0" encoding="utf-8"?>
+<file path=customXml/itemProps4.xml><?xml version="1.0" encoding="utf-8"?>
 <ds:datastoreItem xmlns:ds="http://schemas.openxmlformats.org/officeDocument/2006/customXml" ds:itemID="{6BA02646-2EFC-4A76-8B94-9611CADBCCD8}">
   <ds:schemaRefs>
     <ds:schemaRef ds:uri="http://schemas.microsoft.com/office/2006/metadata/properties"/>
     <ds:schemaRef ds:uri="http://schemas.microsoft.com/office/infopath/2007/PartnerControls"/>
   </ds:schemaRefs>
 </ds:datastoreItem>
-</file>
-
-<file path=customXml/itemProps3.xml><?xml version="1.0" encoding="utf-8"?>
-<ds:datastoreItem xmlns:ds="http://schemas.openxmlformats.org/officeDocument/2006/customXml" ds:itemID="{A22438A6-B54B-4884-A591-E5C85E85C45B}">
-  <ds:schemaRefs>
-    <ds:schemaRef ds:uri="http://schemas.openxmlformats.org/officeDocument/2006/bibliography"/>
-  </ds:schemaRefs>
-</ds:datastoreItem>
-</file>
-
-<file path=customXml/itemProps4.xml><?xml version="1.0" encoding="utf-8"?>
-<ds:datastoreItem xmlns:ds="http://schemas.openxmlformats.org/officeDocument/2006/customXml" ds:itemID="{5AB9ABBB-705E-43E1-81F2-8BBA228A764C}">
-  <ds:schemaRefs>
-    <ds:schemaRef ds:uri="http://schemas.microsoft.com/sharepoint/v3/contenttype/forms"/>
-  </ds:schemaRefs>
-</ds:datastoreItem>
 </file>
--- a/app/assets/documents/inspection_template.docx
+++ b/app/assets/documents/inspection_template.docx
@@ -18,10 +18,10 @@
         <w:tblLook w:val="04A0" w:firstRow="1" w:lastRow="0" w:firstColumn="1" w:lastColumn="0" w:noHBand="0" w:noVBand="1"/>
       </w:tblPr>
       <w:tblGrid>
-        <w:gridCol w:w="2615"/>
-        <w:gridCol w:w="4482"/>
-        <w:gridCol w:w="1704"/>
-        <w:gridCol w:w="2257"/>
+        <w:gridCol w:w="2584"/>
+        <w:gridCol w:w="4431"/>
+        <w:gridCol w:w="1690"/>
+        <w:gridCol w:w="2353"/>
       </w:tblGrid>
       <w:tr>
         <w:tc>
@@ -101,10 +101,6 @@
             </w:r>
             <w:proofErr w:type="spellStart"/>
             <w:r>
-              <w:rPr>
-                <w:sz w:val="18"/>
-                <w:szCs w:val="18"/>
-              </w:rPr>
               <w:t>contract_number</w:t>
             </w:r>
             <w:proofErr w:type="spellEnd"/>
@@ -949,7 +945,7 @@
               <w:t xml:space="preserve"> saf_status </w:t>
             </w:r>
             <w:r>
-              <w:t>}},</w:t>
+              <w:t>}}</w:t>
             </w:r>
             <w:r>
               <w:t xml:space="preserve"> </w:t>
@@ -1221,6 +1217,12 @@
             </w:r>
           </w:p>
           <w:p>
+            <w:pPr>
+              <w:rPr>
+                <w:b/>
+                <w:bCs/>
+              </w:rPr>
+            </w:pPr>
             <w:r>
               <w:rPr>
                 <w:b/>
@@ -1247,24 +1249,18 @@
           </w:p>
           <w:p>
             <w:pPr>
-              <w:spacing w:before="120" w:after="60"/>
-            </w:pPr>
-            <w:r>
-              <w:t>{{</w:t>
-            </w:r>
-            <w:r>
-              <w:t xml:space="preserve"> commentary </w:t>
-            </w:r>
-            <w:r>
-              <w:t>}}</w:t>
-            </w:r>
-          </w:p>
-          <w:p>
-            <w:pPr>
-              <w:pStyle w:val="Heading2"/>
-              <w:ind w:left="0"/>
-            </w:pPr>
-          </w:p>
+              <w:rPr>
+                <w:b/>
+                <w:bCs/>
+              </w:rPr>
+            </w:pPr>
+          </w:p>
+          <w:p>
+            <w:r>
+              <w:t>{{ commentary }}</w:t>
+            </w:r>
+          </w:p>
+          <w:p/>
           <w:p>
             <w:pPr>
               <w:pStyle w:val="Heading2"/>
@@ -4977,6 +4973,114 @@
               </w:rPr>
               <w:t>].remarks }}</w:t>
             </w:r>
+          </w:p>
+        </w:tc>
+      </w:tr>
+      <w:tr>
+        <w:trPr>
+          <w:trHeight w:val="256"/>
+        </w:trPr>
+        <w:tc>
+          <w:tcPr>
+            <w:tcW w:w="2057" w:type="dxa"/>
+            <w:tcBorders>
+              <w:top w:val="single" w:sz="4" w:space="0" w:color="000000"/>
+              <w:left w:val="single" w:sz="4" w:space="0" w:color="000000"/>
+              <w:bottom w:val="single" w:sz="4" w:space="0" w:color="000000"/>
+              <w:right w:val="single" w:sz="4" w:space="0" w:color="000000"/>
+            </w:tcBorders>
+          </w:tcPr>
+          <w:p>
+            <w:pPr>
+              <w:ind w:left="0"/>
+              <w:jc w:val="both"/>
+              <w:rPr>
+                <w:sz w:val="24"/>
+                <w:szCs w:val="24"/>
+              </w:rPr>
+            </w:pPr>
+          </w:p>
+        </w:tc>
+        <w:tc>
+          <w:tcPr>
+            <w:tcW w:w="5405" w:type="dxa"/>
+            <w:gridSpan w:val="7"/>
+            <w:tcBorders>
+              <w:top w:val="single" w:sz="4" w:space="0" w:color="000000"/>
+              <w:left w:val="single" w:sz="4" w:space="0" w:color="000000"/>
+              <w:bottom w:val="single" w:sz="4" w:space="0" w:color="000000"/>
+              <w:right w:val="single" w:sz="4" w:space="0" w:color="000000"/>
+            </w:tcBorders>
+          </w:tcPr>
+          <w:p>
+            <w:pPr>
+              <w:ind w:left="0"/>
+              <w:jc w:val="both"/>
+            </w:pPr>
+          </w:p>
+        </w:tc>
+        <w:tc>
+          <w:tcPr>
+            <w:tcW w:w="1224" w:type="dxa"/>
+            <w:tcBorders>
+              <w:top w:val="single" w:sz="4" w:space="0" w:color="000000"/>
+              <w:left w:val="single" w:sz="4" w:space="0" w:color="000000"/>
+              <w:bottom w:val="single" w:sz="4" w:space="0" w:color="000000"/>
+              <w:right w:val="single" w:sz="4" w:space="0" w:color="000000"/>
+            </w:tcBorders>
+          </w:tcPr>
+          <w:p>
+            <w:pPr>
+              <w:ind w:left="0"/>
+              <w:jc w:val="both"/>
+              <w:rPr>
+                <w:sz w:val="18"/>
+                <w:szCs w:val="18"/>
+              </w:rPr>
+            </w:pPr>
+          </w:p>
+        </w:tc>
+        <w:tc>
+          <w:tcPr>
+            <w:tcW w:w="1405" w:type="dxa"/>
+            <w:gridSpan w:val="2"/>
+            <w:tcBorders>
+              <w:top w:val="single" w:sz="4" w:space="0" w:color="000000"/>
+              <w:left w:val="single" w:sz="4" w:space="0" w:color="000000"/>
+              <w:bottom w:val="single" w:sz="4" w:space="0" w:color="000000"/>
+              <w:right w:val="single" w:sz="4" w:space="0" w:color="000000"/>
+            </w:tcBorders>
+          </w:tcPr>
+          <w:p>
+            <w:pPr>
+              <w:ind w:left="0"/>
+              <w:jc w:val="both"/>
+              <w:rPr>
+                <w:sz w:val="18"/>
+                <w:szCs w:val="18"/>
+              </w:rPr>
+            </w:pPr>
+          </w:p>
+        </w:tc>
+        <w:tc>
+          <w:tcPr>
+            <w:tcW w:w="1429" w:type="dxa"/>
+            <w:tcBorders>
+              <w:top w:val="single" w:sz="4" w:space="0" w:color="000000"/>
+              <w:left w:val="single" w:sz="4" w:space="0" w:color="000000"/>
+              <w:bottom w:val="single" w:sz="4" w:space="0" w:color="000000"/>
+              <w:right w:val="single" w:sz="4" w:space="0" w:color="000000"/>
+            </w:tcBorders>
+          </w:tcPr>
+          <w:p>
+            <w:pPr>
+              <w:ind w:left="0"/>
+              <w:jc w:val="both"/>
+              <w:rPr>
+                <w:sz w:val="16"/>
+                <w:szCs w:val="16"/>
+              </w:rPr>
+            </w:pPr>
           </w:p>
         </w:tc>
       </w:tr>

--- a/app/assets/documents/inspection_template.docx
+++ b/app/assets/documents/inspection_template.docx
@@ -1257,7 +1257,15 @@
           </w:p>
           <w:p>
             <w:r>
-              <w:t>{{ commentary }}</w:t>
+              <w:t xml:space="preserve">{{ </w:t>
+            </w:r>
+            <w:proofErr w:type="spellStart"/>
+            <w:r>
+              <w:t>ai_generated_commentary</w:t>
+            </w:r>
+            <w:proofErr w:type="spellEnd"/>
+            <w:r>
+              <w:t xml:space="preserve"> }}</w:t>
             </w:r>
           </w:p>
           <w:p/>
@@ -8598,7 +8606,6 @@
   <w:style w:type="character" w:default="1" w:styleId="DefaultParagraphFont">
     <w:name w:val="Default Paragraph Font"/>
     <w:uiPriority w:val="1"/>
-    <w:semiHidden/>
     <w:unhideWhenUsed/>
   </w:style>
   <w:style w:type="table" w:default="1" w:styleId="TableNormal">
@@ -9102,19 +9109,12 @@
 </file>
 
 <file path=customXml/item1.xml><?xml version="1.0" encoding="utf-8"?>
-<b:Sources xmlns:b="http://schemas.openxmlformats.org/officeDocument/2006/bibliography" xmlns="http://schemas.openxmlformats.org/officeDocument/2006/bibliography" SelectedStyle="\APASixthEditionOfficeOnline.xsl" StyleName="APA" Version="6"/>
+<p:properties xmlns:p="http://schemas.microsoft.com/office/2006/metadata/properties" xmlns:xsi="http://www.w3.org/2001/XMLSchema-instance" xmlns:pc="http://schemas.microsoft.com/office/infopath/2007/PartnerControls">
+  <documentManagement/>
+</p:properties>
 </file>
 
 <file path=customXml/item2.xml><?xml version="1.0" encoding="utf-8"?>
-<?mso-contentType ?>
-<FormTemplates xmlns="http://schemas.microsoft.com/sharepoint/v3/contenttype/forms">
-  <Display>DocumentLibraryForm</Display>
-  <Edit>DocumentLibraryForm</Edit>
-  <New>DocumentLibraryForm</New>
-</FormTemplates>
-</file>
-
-<file path=customXml/item3.xml><?xml version="1.0" encoding="utf-8"?>
 <ct:contentTypeSchema xmlns:ct="http://schemas.microsoft.com/office/2006/metadata/contentType" xmlns:ma="http://schemas.microsoft.com/office/2006/metadata/properties/metaAttributes" ct:_="" ma:_="" ma:contentTypeName="Document" ma:contentTypeID="0x01010009C8F9FEE533ED4B810C6D79F3C505E6" ma:contentTypeVersion="11" ma:contentTypeDescription="Create a new document." ma:contentTypeScope="" ma:versionID="1fb8cb7a25627d9c09838a547b389cb2">
   <xsd:schema xmlns:xsd="http://www.w3.org/2001/XMLSchema" xmlns:xs="http://www.w3.org/2001/XMLSchema" xmlns:p="http://schemas.microsoft.com/office/2006/metadata/properties" xmlns:ns2="c0b7ad90-c821-4148-a83c-8a2325b8573f" xmlns:ns3="3c2cab0a-22f4-449c-9a77-5bb99896b17f" targetNamespace="http://schemas.microsoft.com/office/2006/metadata/properties" ma:root="true" ma:fieldsID="be9d54ad2a7e817d3240b8c634474899" ns2:_="" ns3:_="">
     <xsd:import namespace="c0b7ad90-c821-4148-a83c-8a2325b8573f"/>
@@ -9325,29 +9325,29 @@
 </ct:contentTypeSchema>
 </file>
 
+<file path=customXml/item3.xml><?xml version="1.0" encoding="utf-8"?>
+<?mso-contentType ?>
+<FormTemplates xmlns="http://schemas.microsoft.com/sharepoint/v3/contenttype/forms">
+  <Display>DocumentLibraryForm</Display>
+  <Edit>DocumentLibraryForm</Edit>
+  <New>DocumentLibraryForm</New>
+</FormTemplates>
+</file>
+
 <file path=customXml/item4.xml><?xml version="1.0" encoding="utf-8"?>
-<p:properties xmlns:p="http://schemas.microsoft.com/office/2006/metadata/properties" xmlns:xsi="http://www.w3.org/2001/XMLSchema-instance" xmlns:pc="http://schemas.microsoft.com/office/infopath/2007/PartnerControls">
-  <documentManagement/>
-</p:properties>
+<b:Sources xmlns:b="http://schemas.openxmlformats.org/officeDocument/2006/bibliography" xmlns="http://schemas.openxmlformats.org/officeDocument/2006/bibliography" SelectedStyle="\APASixthEditionOfficeOnline.xsl" StyleName="APA" Version="6"/>
 </file>
 
 <file path=customXml/itemProps1.xml><?xml version="1.0" encoding="utf-8"?>
-<ds:datastoreItem xmlns:ds="http://schemas.openxmlformats.org/officeDocument/2006/customXml" ds:itemID="{A22438A6-B54B-4884-A591-E5C85E85C45B}">
+<ds:datastoreItem xmlns:ds="http://schemas.openxmlformats.org/officeDocument/2006/customXml" ds:itemID="{6BA02646-2EFC-4A76-8B94-9611CADBCCD8}">
   <ds:schemaRefs>
-    <ds:schemaRef ds:uri="http://schemas.openxmlformats.org/officeDocument/2006/bibliography"/>
+    <ds:schemaRef ds:uri="http://schemas.microsoft.com/office/2006/metadata/properties"/>
+    <ds:schemaRef ds:uri="http://schemas.microsoft.com/office/infopath/2007/PartnerControls"/>
   </ds:schemaRefs>
 </ds:datastoreItem>
 </file>
 
 <file path=customXml/itemProps2.xml><?xml version="1.0" encoding="utf-8"?>
-<ds:datastoreItem xmlns:ds="http://schemas.openxmlformats.org/officeDocument/2006/customXml" ds:itemID="{5AB9ABBB-705E-43E1-81F2-8BBA228A764C}">
-  <ds:schemaRefs>
-    <ds:schemaRef ds:uri="http://schemas.microsoft.com/sharepoint/v3/contenttype/forms"/>
-  </ds:schemaRefs>
-</ds:datastoreItem>
-</file>
-
-<file path=customXml/itemProps3.xml><?xml version="1.0" encoding="utf-8"?>
 <ds:datastoreItem xmlns:ds="http://schemas.openxmlformats.org/officeDocument/2006/customXml" ds:itemID="{87B80006-69E9-4415-8889-73FD6F928AB7}">
   <ds:schemaRefs>
     <ds:schemaRef ds:uri="http://schemas.microsoft.com/office/2006/metadata/contentType"/>
@@ -9366,11 +9366,18 @@
 </ds:datastoreItem>
 </file>
 
+<file path=customXml/itemProps3.xml><?xml version="1.0" encoding="utf-8"?>
+<ds:datastoreItem xmlns:ds="http://schemas.openxmlformats.org/officeDocument/2006/customXml" ds:itemID="{5AB9ABBB-705E-43E1-81F2-8BBA228A764C}">
+  <ds:schemaRefs>
+    <ds:schemaRef ds:uri="http://schemas.microsoft.com/sharepoint/v3/contenttype/forms"/>
+  </ds:schemaRefs>
+</ds:datastoreItem>
+</file>
+
 <file path=customXml/itemProps4.xml><?xml version="1.0" encoding="utf-8"?>
-<ds:datastoreItem xmlns:ds="http://schemas.openxmlformats.org/officeDocument/2006/customXml" ds:itemID="{6BA02646-2EFC-4A76-8B94-9611CADBCCD8}">
+<ds:datastoreItem xmlns:ds="http://schemas.openxmlformats.org/officeDocument/2006/customXml" ds:itemID="{A22438A6-B54B-4884-A591-E5C85E85C45B}">
   <ds:schemaRefs>
-    <ds:schemaRef ds:uri="http://schemas.microsoft.com/office/2006/metadata/properties"/>
-    <ds:schemaRef ds:uri="http://schemas.microsoft.com/office/infopath/2007/PartnerControls"/>
+    <ds:schemaRef ds:uri="http://schemas.openxmlformats.org/officeDocument/2006/bibliography"/>
   </ds:schemaRefs>
 </ds:datastoreItem>
 </file>
--- a/app/assets/documents/inspection_template.docx
+++ b/app/assets/documents/inspection_template.docx
@@ -1270,6 +1270,1231 @@
           </w:p>
           <w:p/>
           <w:p>
+            <w:r>
+              <w:t xml:space="preserve">{% if </w:t>
+            </w:r>
+            <w:proofErr w:type="spellStart"/>
+            <w:r>
+              <w:t>has_core_</w:t>
+            </w:r>
+            <w:proofErr w:type="gramStart"/>
+            <w:r>
+              <w:t>locations</w:t>
+            </w:r>
+            <w:proofErr w:type="spellEnd"/>
+            <w:r>
+              <w:t xml:space="preserve"> %}</w:t>
+            </w:r>
+            <w:proofErr w:type="gramEnd"/>
+          </w:p>
+          <w:p>
+            <w:r>
+              <w:t xml:space="preserve">Core Sample Locations — Lot {{ </w:t>
+            </w:r>
+            <w:proofErr w:type="spellStart"/>
+            <w:r>
+              <w:t>core_lot_</w:t>
+            </w:r>
+            <w:proofErr w:type="gramStart"/>
+            <w:r>
+              <w:t>number</w:t>
+            </w:r>
+            <w:proofErr w:type="spellEnd"/>
+            <w:r>
+              <w:t xml:space="preserve"> }} ({{ </w:t>
+            </w:r>
+            <w:proofErr w:type="spellStart"/>
+            <w:proofErr w:type="gramEnd"/>
+            <w:r>
+              <w:t>core_mix_</w:t>
+            </w:r>
+            <w:proofErr w:type="gramStart"/>
+            <w:r>
+              <w:t>type</w:t>
+            </w:r>
+            <w:proofErr w:type="spellEnd"/>
+            <w:r>
+              <w:t xml:space="preserve"> }}, {{</w:t>
+            </w:r>
+            <w:proofErr w:type="gramEnd"/>
+            <w:r>
+              <w:t xml:space="preserve"> </w:t>
+            </w:r>
+            <w:proofErr w:type="spellStart"/>
+            <w:r>
+              <w:t>core_</w:t>
+            </w:r>
+            <w:proofErr w:type="gramStart"/>
+            <w:r>
+              <w:t>plant</w:t>
+            </w:r>
+            <w:proofErr w:type="spellEnd"/>
+            <w:r>
+              <w:t xml:space="preserve"> }})</w:t>
+            </w:r>
+            <w:proofErr w:type="gramEnd"/>
+          </w:p>
+          <w:p>
+            <w:r>
+              <w:t xml:space="preserve">{{ </w:t>
+            </w:r>
+            <w:proofErr w:type="spellStart"/>
+            <w:r>
+              <w:t>core_count</w:t>
+            </w:r>
+            <w:proofErr w:type="spellEnd"/>
+            <w:r>
+              <w:t xml:space="preserve"> }} cores ({{ </w:t>
+            </w:r>
+            <w:proofErr w:type="spellStart"/>
+            <w:r>
+              <w:t>core_mat_count</w:t>
+            </w:r>
+            <w:proofErr w:type="spellEnd"/>
+            <w:r>
+              <w:t xml:space="preserve"> }} mat, {{ </w:t>
+            </w:r>
+            <w:proofErr w:type="spellStart"/>
+            <w:r>
+              <w:t>core_joint_count</w:t>
+            </w:r>
+            <w:proofErr w:type="spellEnd"/>
+            <w:r>
+              <w:t xml:space="preserve"> }} joint)</w:t>
+            </w:r>
+          </w:p>
+          <w:tbl>
+            <w:tblPr>
+              <w:tblStyle w:val="TableGrid0"/>
+              <w:tblW w:w="10243" w:type="dxa"/>
+              <w:tblInd w:w="263" w:type="dxa"/>
+              <w:tblLook w:val="04A0" w:firstRow="1" w:lastRow="0" w:firstColumn="1" w:lastColumn="0" w:noHBand="0" w:noVBand="1"/>
+            </w:tblPr>
+            <w:tblGrid>
+              <w:gridCol w:w="2232"/>
+              <w:gridCol w:w="2160"/>
+              <w:gridCol w:w="3290"/>
+              <w:gridCol w:w="2561"/>
+            </w:tblGrid>
+            <w:tr>
+              <w:trPr>
+                <w:trHeight w:val="322"/>
+              </w:trPr>
+              <w:tc>
+                <w:tcPr>
+                  <w:tcW w:w="2232" w:type="dxa"/>
+                </w:tcPr>
+                <w:p>
+                  <w:pPr>
+                    <w:ind w:left="0"/>
+                  </w:pPr>
+                  <w:r>
+                    <w:t>Mark</w:t>
+                  </w:r>
+                </w:p>
+              </w:tc>
+              <w:tc>
+                <w:tcPr>
+                  <w:tcW w:w="2160" w:type="dxa"/>
+                </w:tcPr>
+                <w:p>
+                  <w:pPr>
+                    <w:ind w:left="0"/>
+                  </w:pPr>
+                  <w:r>
+                    <w:t>Lane</w:t>
+                  </w:r>
+                </w:p>
+              </w:tc>
+              <w:tc>
+                <w:tcPr>
+                  <w:tcW w:w="3290" w:type="dxa"/>
+                </w:tcPr>
+                <w:p>
+                  <w:pPr>
+                    <w:ind w:left="0"/>
+                  </w:pPr>
+                  <w:r>
+                    <w:t>Lane Station</w:t>
+                  </w:r>
+                </w:p>
+              </w:tc>
+              <w:tc>
+                <w:tcPr>
+                  <w:tcW w:w="2561" w:type="dxa"/>
+                </w:tcPr>
+                <w:p>
+                  <w:pPr>
+                    <w:ind w:left="0"/>
+                  </w:pPr>
+                  <w:r>
+                    <w:t>Offset</w:t>
+                  </w:r>
+                </w:p>
+              </w:tc>
+            </w:tr>
+            <w:tr>
+              <w:trPr>
+                <w:trHeight w:val="322"/>
+              </w:trPr>
+              <w:tc>
+                <w:tcPr>
+                  <w:tcW w:w="2232" w:type="dxa"/>
+                </w:tcPr>
+                <w:p>
+                  <w:pPr>
+                    <w:ind w:left="0"/>
+                  </w:pPr>
+                  <w:r>
+                    <w:t>{{ cores[0].mark }}</w:t>
+                  </w:r>
+                </w:p>
+                <w:p>
+                  <w:pPr>
+                    <w:ind w:left="0"/>
+                  </w:pPr>
+                </w:p>
+              </w:tc>
+              <w:tc>
+                <w:tcPr>
+                  <w:tcW w:w="2160" w:type="dxa"/>
+                </w:tcPr>
+                <w:p>
+                  <w:pPr>
+                    <w:ind w:left="0"/>
+                  </w:pPr>
+                  <w:r>
+                    <w:t>{{ cores[</w:t>
+                  </w:r>
+                  <w:r>
+                    <w:t>0</w:t>
+                  </w:r>
+                  <w:r>
+                    <w:t>].lane }}</w:t>
+                  </w:r>
+                </w:p>
+                <w:p>
+                  <w:pPr>
+                    <w:ind w:left="0"/>
+                  </w:pPr>
+                </w:p>
+              </w:tc>
+              <w:tc>
+                <w:tcPr>
+                  <w:tcW w:w="3290" w:type="dxa"/>
+                </w:tcPr>
+                <w:p>
+                  <w:pPr>
+                    <w:ind w:left="0"/>
+                  </w:pPr>
+                  <w:r>
+                    <w:t>{{ cores[0].</w:t>
+                  </w:r>
+                  <w:proofErr w:type="spellStart"/>
+                  <w:r>
+                    <w:t>lane_station_ft</w:t>
+                  </w:r>
+                  <w:proofErr w:type="spellEnd"/>
+                  <w:r>
+                    <w:t xml:space="preserve"> }}</w:t>
+                  </w:r>
+                </w:p>
+                <w:p>
+                  <w:pPr>
+                    <w:ind w:left="0"/>
+                  </w:pPr>
+                </w:p>
+              </w:tc>
+              <w:tc>
+                <w:tcPr>
+                  <w:tcW w:w="2561" w:type="dxa"/>
+                </w:tcPr>
+                <w:p>
+                  <w:pPr>
+                    <w:ind w:left="0"/>
+                  </w:pPr>
+                  <w:r>
+                    <w:t>{{ cores[0].</w:t>
+                  </w:r>
+                  <w:proofErr w:type="spellStart"/>
+                  <w:r>
+                    <w:t>offset_ft</w:t>
+                  </w:r>
+                  <w:proofErr w:type="spellEnd"/>
+                  <w:r>
+                    <w:t xml:space="preserve"> }}</w:t>
+                  </w:r>
+                </w:p>
+                <w:p>
+                  <w:pPr>
+                    <w:ind w:left="0"/>
+                  </w:pPr>
+                </w:p>
+              </w:tc>
+            </w:tr>
+            <w:tr>
+              <w:trPr>
+                <w:trHeight w:val="322"/>
+              </w:trPr>
+              <w:tc>
+                <w:tcPr>
+                  <w:tcW w:w="2232" w:type="dxa"/>
+                </w:tcPr>
+                <w:p>
+                  <w:pPr>
+                    <w:ind w:left="0"/>
+                  </w:pPr>
+                  <w:r>
+                    <w:t>{{ cores[</w:t>
+                  </w:r>
+                  <w:r>
+                    <w:t>1</w:t>
+                  </w:r>
+                  <w:r>
+                    <w:t>].mark }}</w:t>
+                  </w:r>
+                </w:p>
+                <w:p>
+                  <w:pPr>
+                    <w:ind w:left="0"/>
+                  </w:pPr>
+                </w:p>
+              </w:tc>
+              <w:tc>
+                <w:tcPr>
+                  <w:tcW w:w="2160" w:type="dxa"/>
+                </w:tcPr>
+                <w:p>
+                  <w:pPr>
+                    <w:ind w:left="0"/>
+                  </w:pPr>
+                  <w:r>
+                    <w:t>{{ cores[</w:t>
+                  </w:r>
+                  <w:r>
+                    <w:t>1</w:t>
+                  </w:r>
+                  <w:r>
+                    <w:t>].lane }}</w:t>
+                  </w:r>
+                </w:p>
+                <w:p>
+                  <w:pPr>
+                    <w:ind w:left="0"/>
+                  </w:pPr>
+                </w:p>
+              </w:tc>
+              <w:tc>
+                <w:tcPr>
+                  <w:tcW w:w="3290" w:type="dxa"/>
+                </w:tcPr>
+                <w:p>
+                  <w:pPr>
+                    <w:ind w:left="0"/>
+                  </w:pPr>
+                  <w:r>
+                    <w:t>{{ cores[</w:t>
+                  </w:r>
+                  <w:r>
+                    <w:t>1</w:t>
+                  </w:r>
+                  <w:r>
+                    <w:t>].</w:t>
+                  </w:r>
+                  <w:proofErr w:type="spellStart"/>
+                  <w:r>
+                    <w:t>lane_station_ft</w:t>
+                  </w:r>
+                  <w:proofErr w:type="spellEnd"/>
+                  <w:r>
+                    <w:t xml:space="preserve"> }}</w:t>
+                  </w:r>
+                </w:p>
+                <w:p>
+                  <w:pPr>
+                    <w:ind w:left="0"/>
+                  </w:pPr>
+                </w:p>
+              </w:tc>
+              <w:tc>
+                <w:tcPr>
+                  <w:tcW w:w="2561" w:type="dxa"/>
+                </w:tcPr>
+                <w:p>
+                  <w:pPr>
+                    <w:ind w:left="0"/>
+                  </w:pPr>
+                  <w:r>
+                    <w:t>{{ cores[</w:t>
+                  </w:r>
+                  <w:r>
+                    <w:t>1</w:t>
+                  </w:r>
+                  <w:r>
+                    <w:t>].</w:t>
+                  </w:r>
+                  <w:proofErr w:type="spellStart"/>
+                  <w:r>
+                    <w:t>offset_ft</w:t>
+                  </w:r>
+                  <w:proofErr w:type="spellEnd"/>
+                  <w:r>
+                    <w:t xml:space="preserve"> }}</w:t>
+                  </w:r>
+                </w:p>
+                <w:p>
+                  <w:pPr>
+                    <w:ind w:left="0"/>
+                  </w:pPr>
+                </w:p>
+              </w:tc>
+            </w:tr>
+            <w:tr>
+              <w:trPr>
+                <w:trHeight w:val="309"/>
+              </w:trPr>
+              <w:tc>
+                <w:tcPr>
+                  <w:tcW w:w="2232" w:type="dxa"/>
+                </w:tcPr>
+                <w:p>
+                  <w:pPr>
+                    <w:ind w:left="0"/>
+                  </w:pPr>
+                  <w:r>
+                    <w:t>{{ cores[</w:t>
+                  </w:r>
+                  <w:proofErr w:type="gramStart"/>
+                  <w:r>
+                    <w:t>2</w:t>
+                  </w:r>
+                  <w:r>
+                    <w:t>].</w:t>
+                  </w:r>
+                  <w:proofErr w:type="gramEnd"/>
+                  <w:r>
+                    <w:t>mark }}</w:t>
+                  </w:r>
+                </w:p>
+                <w:p>
+                  <w:pPr>
+                    <w:ind w:left="0"/>
+                  </w:pPr>
+                </w:p>
+              </w:tc>
+              <w:tc>
+                <w:tcPr>
+                  <w:tcW w:w="2160" w:type="dxa"/>
+                </w:tcPr>
+                <w:p>
+                  <w:pPr>
+                    <w:ind w:left="0"/>
+                  </w:pPr>
+                  <w:r>
+                    <w:t>{{ cores[</w:t>
+                  </w:r>
+                  <w:r>
+                    <w:t>2</w:t>
+                  </w:r>
+                  <w:r>
+                    <w:t>].lane }}</w:t>
+                  </w:r>
+                </w:p>
+                <w:p>
+                  <w:pPr>
+                    <w:ind w:left="0"/>
+                  </w:pPr>
+                </w:p>
+              </w:tc>
+              <w:tc>
+                <w:tcPr>
+                  <w:tcW w:w="3290" w:type="dxa"/>
+                </w:tcPr>
+                <w:p>
+                  <w:pPr>
+                    <w:ind w:left="0"/>
+                  </w:pPr>
+                  <w:r>
+                    <w:t>{{ cores[</w:t>
+                  </w:r>
+                  <w:r>
+                    <w:t>2</w:t>
+                  </w:r>
+                  <w:r>
+                    <w:t>].</w:t>
+                  </w:r>
+                  <w:proofErr w:type="spellStart"/>
+                  <w:r>
+                    <w:t>lane_station_ft</w:t>
+                  </w:r>
+                  <w:proofErr w:type="spellEnd"/>
+                  <w:r>
+                    <w:t xml:space="preserve"> }}</w:t>
+                  </w:r>
+                </w:p>
+                <w:p>
+                  <w:pPr>
+                    <w:ind w:left="0"/>
+                  </w:pPr>
+                </w:p>
+              </w:tc>
+              <w:tc>
+                <w:tcPr>
+                  <w:tcW w:w="2561" w:type="dxa"/>
+                </w:tcPr>
+                <w:p>
+                  <w:pPr>
+                    <w:ind w:left="0"/>
+                  </w:pPr>
+                  <w:r>
+                    <w:t>{{ cores[</w:t>
+                  </w:r>
+                  <w:r>
+                    <w:t>2</w:t>
+                  </w:r>
+                  <w:r>
+                    <w:t>].</w:t>
+                  </w:r>
+                  <w:proofErr w:type="spellStart"/>
+                  <w:r>
+                    <w:t>offset_ft</w:t>
+                  </w:r>
+                  <w:proofErr w:type="spellEnd"/>
+                  <w:r>
+                    <w:t xml:space="preserve"> }}</w:t>
+                  </w:r>
+                </w:p>
+                <w:p>
+                  <w:pPr>
+                    <w:ind w:left="0"/>
+                  </w:pPr>
+                </w:p>
+              </w:tc>
+            </w:tr>
+            <w:tr>
+              <w:trPr>
+                <w:trHeight w:val="322"/>
+              </w:trPr>
+              <w:tc>
+                <w:tcPr>
+                  <w:tcW w:w="2232" w:type="dxa"/>
+                </w:tcPr>
+                <w:p>
+                  <w:pPr>
+                    <w:ind w:left="0"/>
+                  </w:pPr>
+                  <w:r>
+                    <w:t>{{ cores[</w:t>
+                  </w:r>
+                  <w:r>
+                    <w:t>3</w:t>
+                  </w:r>
+                  <w:r>
+                    <w:t>].mark }}</w:t>
+                  </w:r>
+                </w:p>
+                <w:p>
+                  <w:pPr>
+                    <w:ind w:left="0"/>
+                  </w:pPr>
+                </w:p>
+              </w:tc>
+              <w:tc>
+                <w:tcPr>
+                  <w:tcW w:w="2160" w:type="dxa"/>
+                </w:tcPr>
+                <w:p>
+                  <w:pPr>
+                    <w:ind w:left="0"/>
+                  </w:pPr>
+                  <w:r>
+                    <w:t>{{ cores[</w:t>
+                  </w:r>
+                  <w:r>
+                    <w:t>3</w:t>
+                  </w:r>
+                  <w:r>
+                    <w:t>].lane }}</w:t>
+                  </w:r>
+                </w:p>
+                <w:p>
+                  <w:pPr>
+                    <w:ind w:left="0"/>
+                  </w:pPr>
+                </w:p>
+              </w:tc>
+              <w:tc>
+                <w:tcPr>
+                  <w:tcW w:w="3290" w:type="dxa"/>
+                </w:tcPr>
+                <w:p>
+                  <w:pPr>
+                    <w:ind w:left="0"/>
+                  </w:pPr>
+                  <w:r>
+                    <w:t>{{ cores[</w:t>
+                  </w:r>
+                  <w:r>
+                    <w:t>3</w:t>
+                  </w:r>
+                  <w:r>
+                    <w:t>].</w:t>
+                  </w:r>
+                  <w:proofErr w:type="spellStart"/>
+                  <w:r>
+                    <w:t>lane_station_ft</w:t>
+                  </w:r>
+                  <w:proofErr w:type="spellEnd"/>
+                  <w:r>
+                    <w:t xml:space="preserve"> }}</w:t>
+                  </w:r>
+                </w:p>
+                <w:p>
+                  <w:pPr>
+                    <w:ind w:left="0"/>
+                  </w:pPr>
+                </w:p>
+              </w:tc>
+              <w:tc>
+                <w:tcPr>
+                  <w:tcW w:w="2561" w:type="dxa"/>
+                </w:tcPr>
+                <w:p>
+                  <w:pPr>
+                    <w:ind w:left="0"/>
+                  </w:pPr>
+                  <w:r>
+                    <w:t>{{ cores[</w:t>
+                  </w:r>
+                  <w:r>
+                    <w:t>3</w:t>
+                  </w:r>
+                  <w:r>
+                    <w:t>].</w:t>
+                  </w:r>
+                  <w:proofErr w:type="spellStart"/>
+                  <w:r>
+                    <w:t>offset_ft</w:t>
+                  </w:r>
+                  <w:proofErr w:type="spellEnd"/>
+                  <w:r>
+                    <w:t xml:space="preserve"> }}</w:t>
+                  </w:r>
+                </w:p>
+                <w:p>
+                  <w:pPr>
+                    <w:ind w:left="0"/>
+                  </w:pPr>
+                </w:p>
+              </w:tc>
+            </w:tr>
+            <w:tr>
+              <w:trPr>
+                <w:trHeight w:val="322"/>
+              </w:trPr>
+              <w:tc>
+                <w:tcPr>
+                  <w:tcW w:w="2232" w:type="dxa"/>
+                </w:tcPr>
+                <w:p>
+                  <w:pPr>
+                    <w:ind w:left="0"/>
+                  </w:pPr>
+                  <w:r>
+                    <w:t>{{ cores[</w:t>
+                  </w:r>
+                  <w:r>
+                    <w:t>4</w:t>
+                  </w:r>
+                  <w:r>
+                    <w:t>].mark }}</w:t>
+                  </w:r>
+                </w:p>
+                <w:p>
+                  <w:pPr>
+                    <w:ind w:left="0"/>
+                  </w:pPr>
+                </w:p>
+              </w:tc>
+              <w:tc>
+                <w:tcPr>
+                  <w:tcW w:w="2160" w:type="dxa"/>
+                </w:tcPr>
+                <w:p>
+                  <w:pPr>
+                    <w:ind w:left="0"/>
+                  </w:pPr>
+                  <w:r>
+                    <w:t>{{ cores[</w:t>
+                  </w:r>
+                  <w:r>
+                    <w:t>4</w:t>
+                  </w:r>
+                  <w:r>
+                    <w:t>].lane }}</w:t>
+                  </w:r>
+                </w:p>
+                <w:p>
+                  <w:pPr>
+                    <w:ind w:left="0"/>
+                  </w:pPr>
+                </w:p>
+              </w:tc>
+              <w:tc>
+                <w:tcPr>
+                  <w:tcW w:w="3290" w:type="dxa"/>
+                </w:tcPr>
+                <w:p>
+                  <w:pPr>
+                    <w:ind w:left="0"/>
+                  </w:pPr>
+                  <w:r>
+                    <w:t>{{ cores[</w:t>
+                  </w:r>
+                  <w:r>
+                    <w:t>4</w:t>
+                  </w:r>
+                  <w:r>
+                    <w:t>].</w:t>
+                  </w:r>
+                  <w:proofErr w:type="spellStart"/>
+                  <w:r>
+                    <w:t>lane_station_ft</w:t>
+                  </w:r>
+                  <w:proofErr w:type="spellEnd"/>
+                  <w:r>
+                    <w:t xml:space="preserve"> }}</w:t>
+                  </w:r>
+                </w:p>
+                <w:p>
+                  <w:pPr>
+                    <w:ind w:left="0"/>
+                  </w:pPr>
+                </w:p>
+              </w:tc>
+              <w:tc>
+                <w:tcPr>
+                  <w:tcW w:w="2561" w:type="dxa"/>
+                </w:tcPr>
+                <w:p>
+                  <w:pPr>
+                    <w:ind w:left="0"/>
+                  </w:pPr>
+                  <w:r>
+                    <w:t>{{ cores[</w:t>
+                  </w:r>
+                  <w:r>
+                    <w:t>4</w:t>
+                  </w:r>
+                  <w:r>
+                    <w:t>].</w:t>
+                  </w:r>
+                  <w:proofErr w:type="spellStart"/>
+                  <w:r>
+                    <w:t>offset_ft</w:t>
+                  </w:r>
+                  <w:proofErr w:type="spellEnd"/>
+                  <w:r>
+                    <w:t xml:space="preserve"> }}</w:t>
+                  </w:r>
+                </w:p>
+                <w:p>
+                  <w:pPr>
+                    <w:ind w:left="0"/>
+                  </w:pPr>
+                </w:p>
+              </w:tc>
+            </w:tr>
+            <w:tr>
+              <w:trPr>
+                <w:trHeight w:val="322"/>
+              </w:trPr>
+              <w:tc>
+                <w:tcPr>
+                  <w:tcW w:w="2232" w:type="dxa"/>
+                </w:tcPr>
+                <w:p>
+                  <w:pPr>
+                    <w:ind w:left="0"/>
+                  </w:pPr>
+                  <w:r>
+                    <w:lastRenderedPageBreak/>
+                    <w:t>{{ cores[</w:t>
+                  </w:r>
+                  <w:r>
+                    <w:t>5</w:t>
+                  </w:r>
+                  <w:r>
+                    <w:t>].mark }}</w:t>
+                  </w:r>
+                </w:p>
+                <w:p>
+                  <w:pPr>
+                    <w:ind w:left="0"/>
+                  </w:pPr>
+                </w:p>
+              </w:tc>
+              <w:tc>
+                <w:tcPr>
+                  <w:tcW w:w="2160" w:type="dxa"/>
+                </w:tcPr>
+                <w:p>
+                  <w:pPr>
+                    <w:ind w:left="0"/>
+                  </w:pPr>
+                  <w:r>
+                    <w:t>{{ cores[</w:t>
+                  </w:r>
+                  <w:r>
+                    <w:t>5</w:t>
+                  </w:r>
+                  <w:r>
+                    <w:t>].lane }}</w:t>
+                  </w:r>
+                </w:p>
+                <w:p>
+                  <w:pPr>
+                    <w:ind w:left="0"/>
+                  </w:pPr>
+                </w:p>
+              </w:tc>
+              <w:tc>
+                <w:tcPr>
+                  <w:tcW w:w="3290" w:type="dxa"/>
+                </w:tcPr>
+                <w:p>
+                  <w:pPr>
+                    <w:ind w:left="0"/>
+                  </w:pPr>
+                  <w:r>
+                    <w:t>{{ cores[</w:t>
+                  </w:r>
+                  <w:r>
+                    <w:t>5</w:t>
+                  </w:r>
+                  <w:r>
+                    <w:t>].</w:t>
+                  </w:r>
+                  <w:proofErr w:type="spellStart"/>
+                  <w:r>
+                    <w:t>lane_station_ft</w:t>
+                  </w:r>
+                  <w:proofErr w:type="spellEnd"/>
+                  <w:r>
+                    <w:t xml:space="preserve"> }}</w:t>
+                  </w:r>
+                </w:p>
+                <w:p>
+                  <w:pPr>
+                    <w:ind w:left="0"/>
+                  </w:pPr>
+                </w:p>
+              </w:tc>
+              <w:tc>
+                <w:tcPr>
+                  <w:tcW w:w="2561" w:type="dxa"/>
+                </w:tcPr>
+                <w:p>
+                  <w:pPr>
+                    <w:ind w:left="0"/>
+                  </w:pPr>
+                  <w:r>
+                    <w:t>{{ cores[</w:t>
+                  </w:r>
+                  <w:r>
+                    <w:t>5</w:t>
+                  </w:r>
+                  <w:r>
+                    <w:t>].</w:t>
+                  </w:r>
+                  <w:proofErr w:type="spellStart"/>
+                  <w:r>
+                    <w:t>offset_ft</w:t>
+                  </w:r>
+                  <w:proofErr w:type="spellEnd"/>
+                  <w:r>
+                    <w:t xml:space="preserve"> }}</w:t>
+                  </w:r>
+                </w:p>
+                <w:p>
+                  <w:pPr>
+                    <w:ind w:left="0"/>
+                  </w:pPr>
+                </w:p>
+              </w:tc>
+            </w:tr>
+            <w:tr>
+              <w:trPr>
+                <w:trHeight w:val="322"/>
+              </w:trPr>
+              <w:tc>
+                <w:tcPr>
+                  <w:tcW w:w="2232" w:type="dxa"/>
+                </w:tcPr>
+                <w:p>
+                  <w:pPr>
+                    <w:ind w:left="0"/>
+                  </w:pPr>
+                  <w:r>
+                    <w:t>{{ cores[</w:t>
+                  </w:r>
+                  <w:r>
+                    <w:t>6</w:t>
+                  </w:r>
+                  <w:r>
+                    <w:t>].mark }}</w:t>
+                  </w:r>
+                </w:p>
+                <w:p>
+                  <w:pPr>
+                    <w:ind w:left="0"/>
+                    <w:jc w:val="center"/>
+                  </w:pPr>
+                </w:p>
+              </w:tc>
+              <w:tc>
+                <w:tcPr>
+                  <w:tcW w:w="2160" w:type="dxa"/>
+                </w:tcPr>
+                <w:p>
+                  <w:pPr>
+                    <w:ind w:left="0"/>
+                  </w:pPr>
+                  <w:r>
+                    <w:t>{{ cores[</w:t>
+                  </w:r>
+                  <w:r>
+                    <w:t>6</w:t>
+                  </w:r>
+                  <w:r>
+                    <w:t>].lane }}</w:t>
+                  </w:r>
+                </w:p>
+                <w:p>
+                  <w:pPr>
+                    <w:ind w:left="0"/>
+                    <w:jc w:val="center"/>
+                  </w:pPr>
+                </w:p>
+              </w:tc>
+              <w:tc>
+                <w:tcPr>
+                  <w:tcW w:w="3290" w:type="dxa"/>
+                </w:tcPr>
+                <w:p>
+                  <w:pPr>
+                    <w:ind w:left="0"/>
+                  </w:pPr>
+                  <w:r>
+                    <w:t>{{ cores[</w:t>
+                  </w:r>
+                  <w:r>
+                    <w:t>6</w:t>
+                  </w:r>
+                  <w:r>
+                    <w:t>].</w:t>
+                  </w:r>
+                  <w:proofErr w:type="spellStart"/>
+                  <w:r>
+                    <w:t>lane_station_ft</w:t>
+                  </w:r>
+                  <w:proofErr w:type="spellEnd"/>
+                  <w:r>
+                    <w:t xml:space="preserve"> }}</w:t>
+                  </w:r>
+                </w:p>
+                <w:p>
+                  <w:pPr>
+                    <w:ind w:left="0"/>
+                    <w:jc w:val="center"/>
+                  </w:pPr>
+                </w:p>
+              </w:tc>
+              <w:tc>
+                <w:tcPr>
+                  <w:tcW w:w="2561" w:type="dxa"/>
+                </w:tcPr>
+                <w:p>
+                  <w:pPr>
+                    <w:ind w:left="0"/>
+                  </w:pPr>
+                  <w:r>
+                    <w:t>{{ cores[</w:t>
+                  </w:r>
+                  <w:r>
+                    <w:t>6</w:t>
+                  </w:r>
+                  <w:r>
+                    <w:t>].</w:t>
+                  </w:r>
+                  <w:proofErr w:type="spellStart"/>
+                  <w:r>
+                    <w:t>offset_ft</w:t>
+                  </w:r>
+                  <w:proofErr w:type="spellEnd"/>
+                  <w:r>
+                    <w:t xml:space="preserve"> }}</w:t>
+                  </w:r>
+                </w:p>
+                <w:p>
+                  <w:pPr>
+                    <w:ind w:left="0"/>
+                    <w:jc w:val="center"/>
+                  </w:pPr>
+                </w:p>
+              </w:tc>
+            </w:tr>
+            <w:tr>
+              <w:trPr>
+                <w:trHeight w:val="322"/>
+              </w:trPr>
+              <w:tc>
+                <w:tcPr>
+                  <w:tcW w:w="2232" w:type="dxa"/>
+                </w:tcPr>
+                <w:p>
+                  <w:pPr>
+                    <w:ind w:left="0"/>
+                  </w:pPr>
+                  <w:r>
+                    <w:t>{{ cores[</w:t>
+                  </w:r>
+                  <w:r>
+                    <w:t>7</w:t>
+                  </w:r>
+                  <w:r>
+                    <w:t>].mark }}</w:t>
+                  </w:r>
+                </w:p>
+                <w:p>
+                  <w:pPr>
+                    <w:ind w:left="0"/>
+                    <w:jc w:val="center"/>
+                  </w:pPr>
+                </w:p>
+              </w:tc>
+              <w:tc>
+                <w:tcPr>
+                  <w:tcW w:w="2160" w:type="dxa"/>
+                </w:tcPr>
+                <w:p>
+                  <w:pPr>
+                    <w:ind w:left="0"/>
+                  </w:pPr>
+                  <w:r>
+                    <w:t>{{ cores[</w:t>
+                  </w:r>
+                  <w:r>
+                    <w:t>7</w:t>
+                  </w:r>
+                  <w:r>
+                    <w:t>].lane }}</w:t>
+                  </w:r>
+                </w:p>
+                <w:p>
+                  <w:pPr>
+                    <w:ind w:left="0"/>
+                    <w:jc w:val="center"/>
+                  </w:pPr>
+                </w:p>
+              </w:tc>
+              <w:tc>
+                <w:tcPr>
+                  <w:tcW w:w="3290" w:type="dxa"/>
+                </w:tcPr>
+                <w:p>
+                  <w:pPr>
+                    <w:ind w:left="0"/>
+                  </w:pPr>
+                  <w:r>
+                    <w:t>{{ cores[</w:t>
+                  </w:r>
+                  <w:r>
+                    <w:t>7</w:t>
+                  </w:r>
+                  <w:r>
+                    <w:t>].</w:t>
+                  </w:r>
+                  <w:proofErr w:type="spellStart"/>
+                  <w:r>
+                    <w:t>lane_station_ft</w:t>
+                  </w:r>
+                  <w:proofErr w:type="spellEnd"/>
+                  <w:r>
+                    <w:t xml:space="preserve"> }}</w:t>
+                  </w:r>
+                </w:p>
+                <w:p>
+                  <w:pPr>
+                    <w:ind w:left="0"/>
+                    <w:jc w:val="center"/>
+                  </w:pPr>
+                </w:p>
+              </w:tc>
+              <w:tc>
+                <w:tcPr>
+                  <w:tcW w:w="2561" w:type="dxa"/>
+                </w:tcPr>
+                <w:p>
+                  <w:pPr>
+                    <w:ind w:left="0"/>
+                  </w:pPr>
+                  <w:r>
+                    <w:t>{{ cores[</w:t>
+                  </w:r>
+                  <w:r>
+                    <w:t>7</w:t>
+                  </w:r>
+                  <w:r>
+                    <w:t>].</w:t>
+                  </w:r>
+                  <w:proofErr w:type="spellStart"/>
+                  <w:r>
+                    <w:t>offset_ft</w:t>
+                  </w:r>
+                  <w:proofErr w:type="spellEnd"/>
+                  <w:r>
+                    <w:t xml:space="preserve"> }}</w:t>
+                  </w:r>
+                </w:p>
+                <w:p>
+                  <w:pPr>
+                    <w:ind w:left="0"/>
+                    <w:jc w:val="center"/>
+                  </w:pPr>
+                </w:p>
+              </w:tc>
+            </w:tr>
+            <w:tr>
+              <w:trPr>
+                <w:trHeight w:val="322"/>
+              </w:trPr>
+              <w:tc>
+                <w:tcPr>
+                  <w:tcW w:w="2232" w:type="dxa"/>
+                </w:tcPr>
+                <w:p>
+                  <w:pPr>
+                    <w:ind w:left="0"/>
+                  </w:pPr>
+                  <w:r>
+                    <w:t>{{ cores[</w:t>
+                  </w:r>
+                  <w:r>
+                    <w:t>8</w:t>
+                  </w:r>
+                  <w:r>
+                    <w:t>].mark }}</w:t>
+                  </w:r>
+                </w:p>
+                <w:p>
+                  <w:pPr>
+                    <w:ind w:left="0"/>
+                    <w:jc w:val="center"/>
+                  </w:pPr>
+                </w:p>
+              </w:tc>
+              <w:tc>
+                <w:tcPr>
+                  <w:tcW w:w="2160" w:type="dxa"/>
+                </w:tcPr>
+                <w:p>
+                  <w:pPr>
+                    <w:ind w:left="0"/>
+                  </w:pPr>
+                  <w:r>
+                    <w:t>{{ cores[</w:t>
+                  </w:r>
+                  <w:r>
+                    <w:t>8</w:t>
+                  </w:r>
+                  <w:r>
+                    <w:t>].lane }}</w:t>
+                  </w:r>
+                </w:p>
+                <w:p>
+                  <w:pPr>
+                    <w:ind w:left="0"/>
+                    <w:jc w:val="center"/>
+                  </w:pPr>
+                </w:p>
+              </w:tc>
+              <w:tc>
+                <w:tcPr>
+                  <w:tcW w:w="3290" w:type="dxa"/>
+                </w:tcPr>
+                <w:p>
+                  <w:pPr>
+                    <w:ind w:left="0"/>
+                  </w:pPr>
+                  <w:r>
+                    <w:t>{{ cores[</w:t>
+                  </w:r>
+                  <w:r>
+                    <w:t>8</w:t>
+                  </w:r>
+                  <w:r>
+                    <w:t>].</w:t>
+                  </w:r>
+                  <w:proofErr w:type="spellStart"/>
+                  <w:r>
+                    <w:t>lane_station_ft</w:t>
+                  </w:r>
+                  <w:proofErr w:type="spellEnd"/>
+                  <w:r>
+                    <w:t xml:space="preserve"> }}</w:t>
+                  </w:r>
+                </w:p>
+                <w:p>
+                  <w:pPr>
+                    <w:ind w:left="0"/>
+                    <w:jc w:val="center"/>
+                  </w:pPr>
+                </w:p>
+              </w:tc>
+              <w:tc>
+                <w:tcPr>
+                  <w:tcW w:w="2561" w:type="dxa"/>
+                </w:tcPr>
+                <w:p>
+                  <w:pPr>
+                    <w:ind w:left="0"/>
+                  </w:pPr>
+                  <w:r>
+                    <w:t>{{ cores[</w:t>
+                  </w:r>
+                  <w:r>
+                    <w:t>8</w:t>
+                  </w:r>
+                  <w:r>
+                    <w:t>].</w:t>
+                  </w:r>
+                  <w:proofErr w:type="spellStart"/>
+                  <w:r>
+                    <w:t>offset_ft</w:t>
+                  </w:r>
+                  <w:proofErr w:type="spellEnd"/>
+                  <w:r>
+                    <w:t xml:space="preserve"> }}</w:t>
+                  </w:r>
+                </w:p>
+                <w:p>
+                  <w:pPr>
+                    <w:ind w:left="0"/>
+                    <w:jc w:val="center"/>
+                  </w:pPr>
+                </w:p>
+              </w:tc>
+            </w:tr>
+          </w:tbl>
+          <w:p>
+            <w:r>
+              <w:t>{% endif %}</w:t>
+            </w:r>
+          </w:p>
+          <w:p/>
+          <w:p/>
+          <w:p>
             <w:pPr>
               <w:pStyle w:val="Heading2"/>
             </w:pPr>
@@ -1316,6 +2541,7 @@
         <w:ind w:left="0"/>
       </w:pPr>
       <w:r>
+        <w:lastRenderedPageBreak/>
         <w:br w:type="page"/>
       </w:r>
     </w:p>
@@ -9109,12 +10335,19 @@
 </file>
 
 <file path=customXml/item1.xml><?xml version="1.0" encoding="utf-8"?>
-<p:properties xmlns:p="http://schemas.microsoft.com/office/2006/metadata/properties" xmlns:xsi="http://www.w3.org/2001/XMLSchema-instance" xmlns:pc="http://schemas.microsoft.com/office/infopath/2007/PartnerControls">
-  <documentManagement/>
-</p:properties>
+<b:Sources xmlns:b="http://schemas.openxmlformats.org/officeDocument/2006/bibliography" xmlns="http://schemas.openxmlformats.org/officeDocument/2006/bibliography" SelectedStyle="\APASixthEditionOfficeOnline.xsl" StyleName="APA" Version="6"/>
 </file>
 
 <file path=customXml/item2.xml><?xml version="1.0" encoding="utf-8"?>
+<?mso-contentType ?>
+<FormTemplates xmlns="http://schemas.microsoft.com/sharepoint/v3/contenttype/forms">
+  <Display>DocumentLibraryForm</Display>
+  <Edit>DocumentLibraryForm</Edit>
+  <New>DocumentLibraryForm</New>
+</FormTemplates>
+</file>
+
+<file path=customXml/item3.xml><?xml version="1.0" encoding="utf-8"?>
 <ct:contentTypeSchema xmlns:ct="http://schemas.microsoft.com/office/2006/metadata/contentType" xmlns:ma="http://schemas.microsoft.com/office/2006/metadata/properties/metaAttributes" ct:_="" ma:_="" ma:contentTypeName="Document" ma:contentTypeID="0x01010009C8F9FEE533ED4B810C6D79F3C505E6" ma:contentTypeVersion="11" ma:contentTypeDescription="Create a new document." ma:contentTypeScope="" ma:versionID="1fb8cb7a25627d9c09838a547b389cb2">
   <xsd:schema xmlns:xsd="http://www.w3.org/2001/XMLSchema" xmlns:xs="http://www.w3.org/2001/XMLSchema" xmlns:p="http://schemas.microsoft.com/office/2006/metadata/properties" xmlns:ns2="c0b7ad90-c821-4148-a83c-8a2325b8573f" xmlns:ns3="3c2cab0a-22f4-449c-9a77-5bb99896b17f" targetNamespace="http://schemas.microsoft.com/office/2006/metadata/properties" ma:root="true" ma:fieldsID="be9d54ad2a7e817d3240b8c634474899" ns2:_="" ns3:_="">
     <xsd:import namespace="c0b7ad90-c821-4148-a83c-8a2325b8573f"/>
@@ -9325,29 +10558,29 @@
 </ct:contentTypeSchema>
 </file>
 
-<file path=customXml/item3.xml><?xml version="1.0" encoding="utf-8"?>
-<?mso-contentType ?>
-<FormTemplates xmlns="http://schemas.microsoft.com/sharepoint/v3/contenttype/forms">
-  <Display>DocumentLibraryForm</Display>
-  <Edit>DocumentLibraryForm</Edit>
-  <New>DocumentLibraryForm</New>
-</FormTemplates>
-</file>
-
 <file path=customXml/item4.xml><?xml version="1.0" encoding="utf-8"?>
-<b:Sources xmlns:b="http://schemas.openxmlformats.org/officeDocument/2006/bibliography" xmlns="http://schemas.openxmlformats.org/officeDocument/2006/bibliography" SelectedStyle="\APASixthEditionOfficeOnline.xsl" StyleName="APA" Version="6"/>
+<p:properties xmlns:p="http://schemas.microsoft.com/office/2006/metadata/properties" xmlns:xsi="http://www.w3.org/2001/XMLSchema-instance" xmlns:pc="http://schemas.microsoft.com/office/infopath/2007/PartnerControls">
+  <documentManagement/>
+</p:properties>
 </file>
 
 <file path=customXml/itemProps1.xml><?xml version="1.0" encoding="utf-8"?>
-<ds:datastoreItem xmlns:ds="http://schemas.openxmlformats.org/officeDocument/2006/customXml" ds:itemID="{6BA02646-2EFC-4A76-8B94-9611CADBCCD8}">
+<ds:datastoreItem xmlns:ds="http://schemas.openxmlformats.org/officeDocument/2006/customXml" ds:itemID="{A22438A6-B54B-4884-A591-E5C85E85C45B}">
   <ds:schemaRefs>
-    <ds:schemaRef ds:uri="http://schemas.microsoft.com/office/2006/metadata/properties"/>
-    <ds:schemaRef ds:uri="http://schemas.microsoft.com/office/infopath/2007/PartnerControls"/>
+    <ds:schemaRef ds:uri="http://schemas.openxmlformats.org/officeDocument/2006/bibliography"/>
   </ds:schemaRefs>
 </ds:datastoreItem>
 </file>
 
 <file path=customXml/itemProps2.xml><?xml version="1.0" encoding="utf-8"?>
+<ds:datastoreItem xmlns:ds="http://schemas.openxmlformats.org/officeDocument/2006/customXml" ds:itemID="{5AB9ABBB-705E-43E1-81F2-8BBA228A764C}">
+  <ds:schemaRefs>
+    <ds:schemaRef ds:uri="http://schemas.microsoft.com/sharepoint/v3/contenttype/forms"/>
+  </ds:schemaRefs>
+</ds:datastoreItem>
+</file>
+
+<file path=customXml/itemProps3.xml><?xml version="1.0" encoding="utf-8"?>
 <ds:datastoreItem xmlns:ds="http://schemas.openxmlformats.org/officeDocument/2006/customXml" ds:itemID="{87B80006-69E9-4415-8889-73FD6F928AB7}">
   <ds:schemaRefs>
     <ds:schemaRef ds:uri="http://schemas.microsoft.com/office/2006/metadata/contentType"/>
@@ -9366,18 +10599,11 @@
 </ds:datastoreItem>
 </file>
 
-<file path=customXml/itemProps3.xml><?xml version="1.0" encoding="utf-8"?>
-<ds:datastoreItem xmlns:ds="http://schemas.openxmlformats.org/officeDocument/2006/customXml" ds:itemID="{5AB9ABBB-705E-43E1-81F2-8BBA228A764C}">
+<file path=customXml/itemProps4.xml><?xml version="1.0" encoding="utf-8"?>
+<ds:datastoreItem xmlns:ds="http://schemas.openxmlformats.org/officeDocument/2006/customXml" ds:itemID="{6BA02646-2EFC-4A76-8B94-9611CADBCCD8}">
   <ds:schemaRefs>
-    <ds:schemaRef ds:uri="http://schemas.microsoft.com/sharepoint/v3/contenttype/forms"/>
-  </ds:schemaRefs>
-</ds:datastoreItem>
-</file>
-
-<file path=customXml/itemProps4.xml><?xml version="1.0" encoding="utf-8"?>
-<ds:datastoreItem xmlns:ds="http://schemas.openxmlformats.org/officeDocument/2006/customXml" ds:itemID="{A22438A6-B54B-4884-A591-E5C85E85C45B}">
-  <ds:schemaRefs>
-    <ds:schemaRef ds:uri="http://schemas.openxmlformats.org/officeDocument/2006/bibliography"/>
+    <ds:schemaRef ds:uri="http://schemas.microsoft.com/office/2006/metadata/properties"/>
+    <ds:schemaRef ds:uri="http://schemas.microsoft.com/office/infopath/2007/PartnerControls"/>
   </ds:schemaRefs>
 </ds:datastoreItem>
 </file>
--- a/app/assets/documents/inspection_template.docx
+++ b/app/assets/documents/inspection_template.docx
@@ -2594,12 +2594,18 @@
           <w:p>
             <w:pPr>
               <w:pStyle w:val="Heading1"/>
-              <w:jc w:val="center"/>
               <w:rPr>
                 <w:u w:val="none"/>
               </w:rPr>
             </w:pPr>
             <w:bookmarkStart w:id="0" w:name="_Hlk202966773"/>
+            <w:r>
+              <w:rPr>
+                <w:u w:val="none"/>
+              </w:rPr>
+              <w:lastRenderedPageBreak/>
+              <w:t>QUALITY ASSURANCE AND QUALITY CONTROL TESTING</w:t>
+            </w:r>
           </w:p>
         </w:tc>
       </w:tr>
@@ -3263,6 +3269,18 @@
                 <w:u w:val="none"/>
               </w:rPr>
             </w:pPr>
+            <w:r>
+              <w:rPr>
+                <w:u w:val="none"/>
+              </w:rPr>
+              <w:t>QUANTITIES</w:t>
+            </w:r>
+            <w:r>
+              <w:rPr>
+                <w:u w:val="none"/>
+              </w:rPr>
+              <w:t xml:space="preserve"> INSTALLED AND COMPLETED</w:t>
+            </w:r>
           </w:p>
         </w:tc>
       </w:tr>
@@ -3833,6 +3851,22 @@
                 <w:sz w:val="20"/>
               </w:rPr>
             </w:pPr>
+            <w:r>
+              <w:rPr>
+                <w:b/>
+                <w:bCs/>
+              </w:rPr>
+              <w:t>WORKFORCE</w:t>
+            </w:r>
+            <w:r>
+              <w:rPr>
+                <w:b/>
+              </w:rPr>
+              <w:t xml:space="preserve"> </w:t>
+            </w:r>
+            <w:r>
+              <w:t>(Trade abbrev: ELEC= Electrical, EXC=Excavation, PAVE=Paving, PIPE=Drainage,  GRV=Grooving,  PAINT=Marking,  TEST=Testing)</w:t>
+            </w:r>
           </w:p>
         </w:tc>
       </w:tr>
@@ -4607,6 +4641,28 @@
             <w:pPr>
               <w:jc w:val="both"/>
             </w:pPr>
+            <w:r>
+              <w:rPr>
+                <w:b/>
+                <w:bCs/>
+              </w:rPr>
+              <w:t>EQUIPMENT</w:t>
+            </w:r>
+            <w:r>
+              <w:rPr>
+                <w:b/>
+              </w:rPr>
+              <w:t xml:space="preserve">          </w:t>
+            </w:r>
+            <w:r>
+              <w:t>In</w:t>
+            </w:r>
+            <w:r>
+              <w:t>-</w:t>
+            </w:r>
+            <w:r>
+              <w:t>Use / Stand-by / Specify Change Order Equipment Separately if applicable</w:t>
+            </w:r>
           </w:p>
         </w:tc>
       </w:tr>
@@ -5006,21 +5062,7 @@
                 <w:sz w:val="24"/>
                 <w:szCs w:val="24"/>
               </w:rPr>
-              <w:t>[</w:t>
-            </w:r>
-            <w:r>
-              <w:rPr>
-                <w:sz w:val="24"/>
-                <w:szCs w:val="24"/>
-              </w:rPr>
-              <w:t>1</w:t>
-            </w:r>
-            <w:r>
-              <w:rPr>
-                <w:sz w:val="24"/>
-                <w:szCs w:val="24"/>
-              </w:rPr>
-              <w:t>].contractor }}</w:t>
+              <w:t>[1].contractor }}</w:t>
             </w:r>
           </w:p>
         </w:tc>
@@ -5049,13 +5091,7 @@
             </w:r>
             <w:proofErr w:type="spellEnd"/>
             <w:r>
-              <w:t>[</w:t>
-            </w:r>
-            <w:r>
-              <w:t>1</w:t>
-            </w:r>
-            <w:r>
-              <w:t>].equipment }}</w:t>
+              <w:t>[1].equipment }}</w:t>
             </w:r>
           </w:p>
         </w:tc>
@@ -5095,28 +5131,54 @@
                 <w:sz w:val="18"/>
                 <w:szCs w:val="18"/>
               </w:rPr>
-              <w:t>[</w:t>
-            </w:r>
+              <w:t>[1].qty }}</w:t>
+            </w:r>
+          </w:p>
+        </w:tc>
+        <w:tc>
+          <w:tcPr>
+            <w:tcW w:w="1405" w:type="dxa"/>
+            <w:gridSpan w:val="2"/>
+            <w:tcBorders>
+              <w:top w:val="single" w:sz="4" w:space="0" w:color="000000"/>
+              <w:left w:val="single" w:sz="4" w:space="0" w:color="000000"/>
+              <w:bottom w:val="single" w:sz="4" w:space="0" w:color="000000"/>
+              <w:right w:val="single" w:sz="4" w:space="0" w:color="000000"/>
+            </w:tcBorders>
+          </w:tcPr>
+          <w:p>
+            <w:pPr>
+              <w:ind w:left="0"/>
+              <w:jc w:val="both"/>
+            </w:pPr>
             <w:r>
               <w:rPr>
                 <w:sz w:val="18"/>
                 <w:szCs w:val="18"/>
               </w:rPr>
-              <w:t>1</w:t>
-            </w:r>
+              <w:t xml:space="preserve">{{ </w:t>
+            </w:r>
+            <w:proofErr w:type="spellStart"/>
             <w:r>
               <w:rPr>
                 <w:sz w:val="18"/>
                 <w:szCs w:val="18"/>
               </w:rPr>
-              <w:t>].qty }}</w:t>
-            </w:r>
-          </w:p>
-        </w:tc>
-        <w:tc>
-          <w:tcPr>
-            <w:tcW w:w="1405" w:type="dxa"/>
-            <w:gridSpan w:val="2"/>
+              <w:t>eqs</w:t>
+            </w:r>
+            <w:proofErr w:type="spellEnd"/>
+            <w:r>
+              <w:rPr>
+                <w:sz w:val="18"/>
+                <w:szCs w:val="18"/>
+              </w:rPr>
+              <w:t>[1].hours }}</w:t>
+            </w:r>
+          </w:p>
+        </w:tc>
+        <w:tc>
+          <w:tcPr>
+            <w:tcW w:w="1429" w:type="dxa"/>
             <w:tcBorders>
               <w:top w:val="single" w:sz="4" w:space="0" w:color="000000"/>
               <w:left w:val="single" w:sz="4" w:space="0" w:color="000000"/>
@@ -5128,60 +5190,6 @@
             <w:pPr>
               <w:ind w:left="0"/>
               <w:jc w:val="both"/>
-            </w:pPr>
-            <w:r>
-              <w:rPr>
-                <w:sz w:val="18"/>
-                <w:szCs w:val="18"/>
-              </w:rPr>
-              <w:t xml:space="preserve">{{ </w:t>
-            </w:r>
-            <w:proofErr w:type="spellStart"/>
-            <w:r>
-              <w:rPr>
-                <w:sz w:val="18"/>
-                <w:szCs w:val="18"/>
-              </w:rPr>
-              <w:t>eqs</w:t>
-            </w:r>
-            <w:proofErr w:type="spellEnd"/>
-            <w:r>
-              <w:rPr>
-                <w:sz w:val="18"/>
-                <w:szCs w:val="18"/>
-              </w:rPr>
-              <w:t>[</w:t>
-            </w:r>
-            <w:r>
-              <w:rPr>
-                <w:sz w:val="18"/>
-                <w:szCs w:val="18"/>
-              </w:rPr>
-              <w:t>1</w:t>
-            </w:r>
-            <w:r>
-              <w:rPr>
-                <w:sz w:val="18"/>
-                <w:szCs w:val="18"/>
-              </w:rPr>
-              <w:t>].hours }}</w:t>
-            </w:r>
-          </w:p>
-        </w:tc>
-        <w:tc>
-          <w:tcPr>
-            <w:tcW w:w="1429" w:type="dxa"/>
-            <w:tcBorders>
-              <w:top w:val="single" w:sz="4" w:space="0" w:color="000000"/>
-              <w:left w:val="single" w:sz="4" w:space="0" w:color="000000"/>
-              <w:bottom w:val="single" w:sz="4" w:space="0" w:color="000000"/>
-              <w:right w:val="single" w:sz="4" w:space="0" w:color="000000"/>
-            </w:tcBorders>
-          </w:tcPr>
-          <w:p>
-            <w:pPr>
-              <w:ind w:left="0"/>
-              <w:jc w:val="both"/>
               <w:rPr>
                 <w:sz w:val="16"/>
                 <w:szCs w:val="16"/>
@@ -5215,21 +5223,7 @@
                 <w:sz w:val="16"/>
                 <w:szCs w:val="16"/>
               </w:rPr>
-              <w:t>[</w:t>
-            </w:r>
-            <w:r>
-              <w:rPr>
-                <w:sz w:val="16"/>
-                <w:szCs w:val="16"/>
-              </w:rPr>
-              <w:t>1</w:t>
-            </w:r>
-            <w:r>
-              <w:rPr>
-                <w:sz w:val="16"/>
-                <w:szCs w:val="16"/>
-              </w:rPr>
-              <w:t>].remarks }}</w:t>
+              <w:t>[1].remarks }}</w:t>
             </w:r>
           </w:p>
         </w:tc>
@@ -5718,21 +5712,7 @@
                 <w:sz w:val="24"/>
                 <w:szCs w:val="24"/>
               </w:rPr>
-              <w:t>[</w:t>
-            </w:r>
-            <w:r>
-              <w:rPr>
-                <w:sz w:val="24"/>
-                <w:szCs w:val="24"/>
-              </w:rPr>
-              <w:t>4</w:t>
-            </w:r>
-            <w:r>
-              <w:rPr>
-                <w:sz w:val="24"/>
-                <w:szCs w:val="24"/>
-              </w:rPr>
-              <w:t>].contractor }}</w:t>
+              <w:t>[4].contractor }}</w:t>
             </w:r>
           </w:p>
         </w:tc>
@@ -5761,13 +5741,7 @@
             </w:r>
             <w:proofErr w:type="spellEnd"/>
             <w:r>
-              <w:t>[</w:t>
-            </w:r>
-            <w:r>
-              <w:t>4</w:t>
-            </w:r>
-            <w:r>
-              <w:t>].equipment }}</w:t>
+              <w:t>[4].equipment }}</w:t>
             </w:r>
           </w:p>
         </w:tc>
@@ -5807,76 +5781,48 @@
                 <w:sz w:val="18"/>
                 <w:szCs w:val="18"/>
               </w:rPr>
-              <w:t>[</w:t>
-            </w:r>
+              <w:t>[4].qty }}</w:t>
+            </w:r>
+          </w:p>
+        </w:tc>
+        <w:tc>
+          <w:tcPr>
+            <w:tcW w:w="1405" w:type="dxa"/>
+            <w:gridSpan w:val="2"/>
+            <w:tcBorders>
+              <w:top w:val="single" w:sz="4" w:space="0" w:color="000000"/>
+              <w:left w:val="single" w:sz="4" w:space="0" w:color="000000"/>
+              <w:bottom w:val="single" w:sz="4" w:space="0" w:color="000000"/>
+              <w:right w:val="single" w:sz="4" w:space="0" w:color="000000"/>
+            </w:tcBorders>
+          </w:tcPr>
+          <w:p>
+            <w:pPr>
+              <w:ind w:left="0"/>
+              <w:jc w:val="both"/>
+            </w:pPr>
             <w:r>
               <w:rPr>
                 <w:sz w:val="18"/>
                 <w:szCs w:val="18"/>
               </w:rPr>
-              <w:t>4</w:t>
-            </w:r>
+              <w:t xml:space="preserve">{{ </w:t>
+            </w:r>
+            <w:proofErr w:type="spellStart"/>
             <w:r>
               <w:rPr>
                 <w:sz w:val="18"/>
                 <w:szCs w:val="18"/>
               </w:rPr>
-              <w:t>].qty }}</w:t>
-            </w:r>
-          </w:p>
-        </w:tc>
-        <w:tc>
-          <w:tcPr>
-            <w:tcW w:w="1405" w:type="dxa"/>
-            <w:gridSpan w:val="2"/>
-            <w:tcBorders>
-              <w:top w:val="single" w:sz="4" w:space="0" w:color="000000"/>
-              <w:left w:val="single" w:sz="4" w:space="0" w:color="000000"/>
-              <w:bottom w:val="single" w:sz="4" w:space="0" w:color="000000"/>
-              <w:right w:val="single" w:sz="4" w:space="0" w:color="000000"/>
-            </w:tcBorders>
-          </w:tcPr>
-          <w:p>
-            <w:pPr>
-              <w:ind w:left="0"/>
-              <w:jc w:val="both"/>
-            </w:pPr>
+              <w:t>eqs</w:t>
+            </w:r>
+            <w:proofErr w:type="spellEnd"/>
             <w:r>
               <w:rPr>
                 <w:sz w:val="18"/>
                 <w:szCs w:val="18"/>
               </w:rPr>
-              <w:t xml:space="preserve">{{ </w:t>
-            </w:r>
-            <w:proofErr w:type="spellStart"/>
-            <w:r>
-              <w:rPr>
-                <w:sz w:val="18"/>
-                <w:szCs w:val="18"/>
-              </w:rPr>
-              <w:t>eqs</w:t>
-            </w:r>
-            <w:proofErr w:type="spellEnd"/>
-            <w:r>
-              <w:rPr>
-                <w:sz w:val="18"/>
-                <w:szCs w:val="18"/>
-              </w:rPr>
-              <w:t>[</w:t>
-            </w:r>
-            <w:r>
-              <w:rPr>
-                <w:sz w:val="18"/>
-                <w:szCs w:val="18"/>
-              </w:rPr>
-              <w:t>4</w:t>
-            </w:r>
-            <w:r>
-              <w:rPr>
-                <w:sz w:val="18"/>
-                <w:szCs w:val="18"/>
-              </w:rPr>
-              <w:t>].hours }}</w:t>
+              <w:t>[4].hours }}</w:t>
             </w:r>
           </w:p>
         </w:tc>
@@ -5986,21 +5932,7 @@
                 <w:sz w:val="24"/>
                 <w:szCs w:val="24"/>
               </w:rPr>
-              <w:t>[</w:t>
-            </w:r>
-            <w:r>
-              <w:rPr>
-                <w:sz w:val="24"/>
-                <w:szCs w:val="24"/>
-              </w:rPr>
-              <w:t>5</w:t>
-            </w:r>
-            <w:r>
-              <w:rPr>
-                <w:sz w:val="24"/>
-                <w:szCs w:val="24"/>
-              </w:rPr>
-              <w:t>].contractor }}</w:t>
+              <w:t>[5].contractor }}</w:t>
             </w:r>
           </w:p>
         </w:tc>
@@ -6029,13 +5961,7 @@
             </w:r>
             <w:proofErr w:type="spellEnd"/>
             <w:r>
-              <w:t>[</w:t>
-            </w:r>
-            <w:r>
-              <w:t>5</w:t>
-            </w:r>
-            <w:r>
-              <w:t>].equipment }}</w:t>
+              <w:t>[5].equipment }}</w:t>
             </w:r>
           </w:p>
         </w:tc>
@@ -6075,76 +6001,48 @@
                 <w:sz w:val="18"/>
                 <w:szCs w:val="18"/>
               </w:rPr>
-              <w:t>[</w:t>
-            </w:r>
+              <w:t>[5].qty }}</w:t>
+            </w:r>
+          </w:p>
+        </w:tc>
+        <w:tc>
+          <w:tcPr>
+            <w:tcW w:w="1405" w:type="dxa"/>
+            <w:gridSpan w:val="2"/>
+            <w:tcBorders>
+              <w:top w:val="single" w:sz="4" w:space="0" w:color="000000"/>
+              <w:left w:val="single" w:sz="4" w:space="0" w:color="000000"/>
+              <w:bottom w:val="single" w:sz="4" w:space="0" w:color="000000"/>
+              <w:right w:val="single" w:sz="4" w:space="0" w:color="000000"/>
+            </w:tcBorders>
+          </w:tcPr>
+          <w:p>
+            <w:pPr>
+              <w:ind w:left="0"/>
+              <w:jc w:val="both"/>
+            </w:pPr>
             <w:r>
               <w:rPr>
                 <w:sz w:val="18"/>
                 <w:szCs w:val="18"/>
               </w:rPr>
-              <w:t>5</w:t>
-            </w:r>
+              <w:t xml:space="preserve">{{ </w:t>
+            </w:r>
+            <w:proofErr w:type="spellStart"/>
             <w:r>
               <w:rPr>
                 <w:sz w:val="18"/>
                 <w:szCs w:val="18"/>
               </w:rPr>
-              <w:t>].qty }}</w:t>
-            </w:r>
-          </w:p>
-        </w:tc>
-        <w:tc>
-          <w:tcPr>
-            <w:tcW w:w="1405" w:type="dxa"/>
-            <w:gridSpan w:val="2"/>
-            <w:tcBorders>
-              <w:top w:val="single" w:sz="4" w:space="0" w:color="000000"/>
-              <w:left w:val="single" w:sz="4" w:space="0" w:color="000000"/>
-              <w:bottom w:val="single" w:sz="4" w:space="0" w:color="000000"/>
-              <w:right w:val="single" w:sz="4" w:space="0" w:color="000000"/>
-            </w:tcBorders>
-          </w:tcPr>
-          <w:p>
-            <w:pPr>
-              <w:ind w:left="0"/>
-              <w:jc w:val="both"/>
-            </w:pPr>
+              <w:t>eqs</w:t>
+            </w:r>
+            <w:proofErr w:type="spellEnd"/>
             <w:r>
               <w:rPr>
                 <w:sz w:val="18"/>
                 <w:szCs w:val="18"/>
               </w:rPr>
-              <w:t xml:space="preserve">{{ </w:t>
-            </w:r>
-            <w:proofErr w:type="spellStart"/>
-            <w:r>
-              <w:rPr>
-                <w:sz w:val="18"/>
-                <w:szCs w:val="18"/>
-              </w:rPr>
-              <w:t>eqs</w:t>
-            </w:r>
-            <w:proofErr w:type="spellEnd"/>
-            <w:r>
-              <w:rPr>
-                <w:sz w:val="18"/>
-                <w:szCs w:val="18"/>
-              </w:rPr>
-              <w:t>[</w:t>
-            </w:r>
-            <w:r>
-              <w:rPr>
-                <w:sz w:val="18"/>
-                <w:szCs w:val="18"/>
-              </w:rPr>
-              <w:t>5</w:t>
-            </w:r>
-            <w:r>
-              <w:rPr>
-                <w:sz w:val="18"/>
-                <w:szCs w:val="18"/>
-              </w:rPr>
-              <w:t>].hours }}</w:t>
+              <w:t>[5].hours }}</w:t>
             </w:r>
           </w:p>
         </w:tc>
@@ -6373,13 +6271,8 @@
               <w:jc w:val="both"/>
             </w:pPr>
             <w:r>
-              <w:t>{{</w:t>
-            </w:r>
-            <w:r>
-              <w:t xml:space="preserve"> add_info </w:t>
-            </w:r>
-            <w:r>
-              <w:t>}}</w:t>
+              <w:lastRenderedPageBreak/>
+              <w:t>{{ add_info }}</w:t>
             </w:r>
           </w:p>
         </w:tc>
@@ -9832,6 +9725,7 @@
   <w:style w:type="character" w:default="1" w:styleId="DefaultParagraphFont">
     <w:name w:val="Default Paragraph Font"/>
     <w:uiPriority w:val="1"/>
+    <w:semiHidden/>
     <w:unhideWhenUsed/>
   </w:style>
   <w:style w:type="table" w:default="1" w:styleId="TableNormal">
@@ -10335,19 +10229,12 @@
 </file>
 
 <file path=customXml/item1.xml><?xml version="1.0" encoding="utf-8"?>
-<b:Sources xmlns:b="http://schemas.openxmlformats.org/officeDocument/2006/bibliography" xmlns="http://schemas.openxmlformats.org/officeDocument/2006/bibliography" SelectedStyle="\APASixthEditionOfficeOnline.xsl" StyleName="APA" Version="6"/>
+<p:properties xmlns:p="http://schemas.microsoft.com/office/2006/metadata/properties" xmlns:xsi="http://www.w3.org/2001/XMLSchema-instance" xmlns:pc="http://schemas.microsoft.com/office/infopath/2007/PartnerControls">
+  <documentManagement/>
+</p:properties>
 </file>
 
 <file path=customXml/item2.xml><?xml version="1.0" encoding="utf-8"?>
-<?mso-contentType ?>
-<FormTemplates xmlns="http://schemas.microsoft.com/sharepoint/v3/contenttype/forms">
-  <Display>DocumentLibraryForm</Display>
-  <Edit>DocumentLibraryForm</Edit>
-  <New>DocumentLibraryForm</New>
-</FormTemplates>
-</file>
-
-<file path=customXml/item3.xml><?xml version="1.0" encoding="utf-8"?>
 <ct:contentTypeSchema xmlns:ct="http://schemas.microsoft.com/office/2006/metadata/contentType" xmlns:ma="http://schemas.microsoft.com/office/2006/metadata/properties/metaAttributes" ct:_="" ma:_="" ma:contentTypeName="Document" ma:contentTypeID="0x01010009C8F9FEE533ED4B810C6D79F3C505E6" ma:contentTypeVersion="11" ma:contentTypeDescription="Create a new document." ma:contentTypeScope="" ma:versionID="1fb8cb7a25627d9c09838a547b389cb2">
   <xsd:schema xmlns:xsd="http://www.w3.org/2001/XMLSchema" xmlns:xs="http://www.w3.org/2001/XMLSchema" xmlns:p="http://schemas.microsoft.com/office/2006/metadata/properties" xmlns:ns2="c0b7ad90-c821-4148-a83c-8a2325b8573f" xmlns:ns3="3c2cab0a-22f4-449c-9a77-5bb99896b17f" targetNamespace="http://schemas.microsoft.com/office/2006/metadata/properties" ma:root="true" ma:fieldsID="be9d54ad2a7e817d3240b8c634474899" ns2:_="" ns3:_="">
     <xsd:import namespace="c0b7ad90-c821-4148-a83c-8a2325b8573f"/>
@@ -10558,29 +10445,29 @@
 </ct:contentTypeSchema>
 </file>
 
+<file path=customXml/item3.xml><?xml version="1.0" encoding="utf-8"?>
+<?mso-contentType ?>
+<FormTemplates xmlns="http://schemas.microsoft.com/sharepoint/v3/contenttype/forms">
+  <Display>DocumentLibraryForm</Display>
+  <Edit>DocumentLibraryForm</Edit>
+  <New>DocumentLibraryForm</New>
+</FormTemplates>
+</file>
+
 <file path=customXml/item4.xml><?xml version="1.0" encoding="utf-8"?>
-<p:properties xmlns:p="http://schemas.microsoft.com/office/2006/metadata/properties" xmlns:xsi="http://www.w3.org/2001/XMLSchema-instance" xmlns:pc="http://schemas.microsoft.com/office/infopath/2007/PartnerControls">
-  <documentManagement/>
-</p:properties>
+<b:Sources xmlns:b="http://schemas.openxmlformats.org/officeDocument/2006/bibliography" xmlns="http://schemas.openxmlformats.org/officeDocument/2006/bibliography" SelectedStyle="\APASixthEditionOfficeOnline.xsl" StyleName="APA" Version="6"/>
 </file>
 
 <file path=customXml/itemProps1.xml><?xml version="1.0" encoding="utf-8"?>
-<ds:datastoreItem xmlns:ds="http://schemas.openxmlformats.org/officeDocument/2006/customXml" ds:itemID="{A22438A6-B54B-4884-A591-E5C85E85C45B}">
+<ds:datastoreItem xmlns:ds="http://schemas.openxmlformats.org/officeDocument/2006/customXml" ds:itemID="{6BA02646-2EFC-4A76-8B94-9611CADBCCD8}">
   <ds:schemaRefs>
-    <ds:schemaRef ds:uri="http://schemas.openxmlformats.org/officeDocument/2006/bibliography"/>
+    <ds:schemaRef ds:uri="http://schemas.microsoft.com/office/2006/metadata/properties"/>
+    <ds:schemaRef ds:uri="http://schemas.microsoft.com/office/infopath/2007/PartnerControls"/>
   </ds:schemaRefs>
 </ds:datastoreItem>
 </file>
 
 <file path=customXml/itemProps2.xml><?xml version="1.0" encoding="utf-8"?>
-<ds:datastoreItem xmlns:ds="http://schemas.openxmlformats.org/officeDocument/2006/customXml" ds:itemID="{5AB9ABBB-705E-43E1-81F2-8BBA228A764C}">
-  <ds:schemaRefs>
-    <ds:schemaRef ds:uri="http://schemas.microsoft.com/sharepoint/v3/contenttype/forms"/>
-  </ds:schemaRefs>
-</ds:datastoreItem>
-</file>
-
-<file path=customXml/itemProps3.xml><?xml version="1.0" encoding="utf-8"?>
 <ds:datastoreItem xmlns:ds="http://schemas.openxmlformats.org/officeDocument/2006/customXml" ds:itemID="{87B80006-69E9-4415-8889-73FD6F928AB7}">
   <ds:schemaRefs>
     <ds:schemaRef ds:uri="http://schemas.microsoft.com/office/2006/metadata/contentType"/>
@@ -10599,11 +10486,18 @@
 </ds:datastoreItem>
 </file>
 
+<file path=customXml/itemProps3.xml><?xml version="1.0" encoding="utf-8"?>
+<ds:datastoreItem xmlns:ds="http://schemas.openxmlformats.org/officeDocument/2006/customXml" ds:itemID="{5AB9ABBB-705E-43E1-81F2-8BBA228A764C}">
+  <ds:schemaRefs>
+    <ds:schemaRef ds:uri="http://schemas.microsoft.com/sharepoint/v3/contenttype/forms"/>
+  </ds:schemaRefs>
+</ds:datastoreItem>
+</file>
+
 <file path=customXml/itemProps4.xml><?xml version="1.0" encoding="utf-8"?>
-<ds:datastoreItem xmlns:ds="http://schemas.openxmlformats.org/officeDocument/2006/customXml" ds:itemID="{6BA02646-2EFC-4A76-8B94-9611CADBCCD8}">
+<ds:datastoreItem xmlns:ds="http://schemas.openxmlformats.org/officeDocument/2006/customXml" ds:itemID="{A22438A6-B54B-4884-A591-E5C85E85C45B}">
   <ds:schemaRefs>
-    <ds:schemaRef ds:uri="http://schemas.microsoft.com/office/2006/metadata/properties"/>
-    <ds:schemaRef ds:uri="http://schemas.microsoft.com/office/infopath/2007/PartnerControls"/>
+    <ds:schemaRef ds:uri="http://schemas.openxmlformats.org/officeDocument/2006/bibliography"/>
   </ds:schemaRefs>
 </ds:datastoreItem>
 </file>
--- a/app/assets/documents/inspection_template.docx
+++ b/app/assets/documents/inspection_template.docx
@@ -33,10 +33,7 @@
               <w:jc w:val="right"/>
             </w:pPr>
             <w:r>
-              <w:t>Contract Title</w:t>
-            </w:r>
-            <w:r>
-              <w:t xml:space="preserve">: </w:t>
+              <w:t xml:space="preserve">Contract Title: </w:t>
             </w:r>
           </w:p>
         </w:tc>
@@ -47,19 +44,7 @@
           </w:tcPr>
           <w:p>
             <w:r>
-              <w:t>{{</w:t>
-            </w:r>
-            <w:r>
-              <w:t xml:space="preserve"> </w:t>
-            </w:r>
-            <w:r>
-              <w:t>project</w:t>
-            </w:r>
-            <w:r>
-              <w:t xml:space="preserve"> </w:t>
-            </w:r>
-            <w:r>
-              <w:t>}}</w:t>
+              <w:t>{{ project }}</w:t>
             </w:r>
           </w:p>
         </w:tc>
@@ -99,11 +84,9 @@
               </w:rPr>
               <w:t xml:space="preserve">{{ </w:t>
             </w:r>
-            <w:proofErr w:type="spellStart"/>
             <w:r>
               <w:t>contract_number</w:t>
             </w:r>
-            <w:proofErr w:type="spellEnd"/>
             <w:r>
               <w:rPr>
                 <w:sz w:val="18"/>
@@ -136,13 +119,7 @@
           </w:tcPr>
           <w:p>
             <w:r>
-              <w:t xml:space="preserve">{{ </w:t>
-            </w:r>
-            <w:r>
-              <w:t>project_manager</w:t>
-            </w:r>
-            <w:r>
-              <w:t xml:space="preserve"> }}</w:t>
+              <w:t>{{ project_manager }}</w:t>
             </w:r>
           </w:p>
         </w:tc>
@@ -167,19 +144,7 @@
           </w:tcPr>
           <w:p>
             <w:r>
-              <w:t>{{</w:t>
-            </w:r>
-            <w:r>
-              <w:t xml:space="preserve"> </w:t>
-            </w:r>
-            <w:r>
-              <w:t>start_date</w:t>
-            </w:r>
-            <w:r>
-              <w:t xml:space="preserve"> </w:t>
-            </w:r>
-            <w:r>
-              <w:t>}}</w:t>
+              <w:t>{{ start_date }}</w:t>
             </w:r>
           </w:p>
         </w:tc>
@@ -206,13 +171,7 @@
           </w:tcPr>
           <w:p>
             <w:r>
-              <w:t xml:space="preserve">{{ </w:t>
-            </w:r>
-            <w:r>
-              <w:t>construction_manager</w:t>
-            </w:r>
-            <w:r>
-              <w:t xml:space="preserve"> }}</w:t>
+              <w:t>{{ construction_manager }}</w:t>
             </w:r>
           </w:p>
         </w:tc>
@@ -237,16 +196,7 @@
           </w:tcPr>
           <w:p>
             <w:r>
-              <w:t>{{</w:t>
-            </w:r>
-            <w:r>
-              <w:t xml:space="preserve"> </w:t>
-            </w:r>
-            <w:r>
-              <w:t xml:space="preserve">start_shift </w:t>
-            </w:r>
-            <w:r>
-              <w:t>}}</w:t>
+              <w:t>{{ start_shift }}</w:t>
             </w:r>
           </w:p>
         </w:tc>
@@ -262,13 +212,7 @@
               <w:jc w:val="right"/>
             </w:pPr>
             <w:r>
-              <w:t xml:space="preserve">Contract </w:t>
-            </w:r>
-            <w:r>
-              <w:t>Calendar Day</w:t>
-            </w:r>
-            <w:r>
-              <w:t>:</w:t>
+              <w:t>Contract Calendar Day:</w:t>
             </w:r>
           </w:p>
         </w:tc>
@@ -285,13 +229,7 @@
               </w:rPr>
             </w:pPr>
             <w:r>
-              <w:t xml:space="preserve">     {{</w:t>
-            </w:r>
-            <w:r>
-              <w:t xml:space="preserve"> day_x_of_y </w:t>
-            </w:r>
-            <w:r>
-              <w:t>}}</w:t>
+              <w:t xml:space="preserve">     {{ day_x_of_y }}</w:t>
             </w:r>
           </w:p>
         </w:tc>
@@ -316,16 +254,7 @@
           </w:tcPr>
           <w:p>
             <w:r>
-              <w:t>{</w:t>
-            </w:r>
-            <w:r>
-              <w:t>{ end_date</w:t>
-            </w:r>
-            <w:r>
-              <w:t xml:space="preserve"> </w:t>
-            </w:r>
-            <w:r>
-              <w:t>}}</w:t>
+              <w:t>{{ end_date }}</w:t>
             </w:r>
           </w:p>
         </w:tc>
@@ -352,19 +281,7 @@
           </w:tcPr>
           <w:p>
             <w:r>
-              <w:t>{{</w:t>
-            </w:r>
-            <w:r>
-              <w:t xml:space="preserve"> </w:t>
-            </w:r>
-            <w:r>
-              <w:t>inspector</w:t>
-            </w:r>
-            <w:r>
-              <w:t xml:space="preserve"> </w:t>
-            </w:r>
-            <w:r>
-              <w:t>}}</w:t>
+              <w:t>{{ inspector }}</w:t>
             </w:r>
           </w:p>
         </w:tc>
@@ -389,16 +306,7 @@
           </w:tcPr>
           <w:p>
             <w:r>
-              <w:t>{{</w:t>
-            </w:r>
-            <w:r>
-              <w:t xml:space="preserve"> </w:t>
-            </w:r>
-            <w:r>
-              <w:t xml:space="preserve">end_shift </w:t>
-            </w:r>
-            <w:r>
-              <w:t>}}</w:t>
+              <w:t>{{ end_shift }}</w:t>
             </w:r>
           </w:p>
         </w:tc>
@@ -408,12 +316,8 @@
       <w:r>
         <w:tab/>
         <w:t xml:space="preserve"> </w:t>
-      </w:r>
-      <w:r>
         <w:tab/>
         <w:t xml:space="preserve"> </w:t>
-      </w:r>
-      <w:r>
         <w:tab/>
         <w:t xml:space="preserve"> </w:t>
       </w:r>
@@ -469,67 +373,7 @@
                   <w:color w:val="000000" w:themeColor="text1"/>
                   <w:u w:val="none"/>
                 </w:rPr>
-                <w:t xml:space="preserve">WEATHER/SITE CONDITIONS </w:t>
-              </w:r>
-              <w:r>
-                <w:rPr>
-                  <w:rStyle w:val="Hyperlink"/>
-                  <w:b/>
-                  <w:bCs/>
-                  <w:color w:val="000000" w:themeColor="text1"/>
-                  <w:u w:val="none"/>
-                </w:rPr>
-                <w:t>AT SFO</w:t>
-              </w:r>
-              <w:r>
-                <w:rPr>
-                  <w:rStyle w:val="Hyperlink"/>
-                  <w:b/>
-                  <w:bCs/>
-                  <w:color w:val="000000" w:themeColor="text1"/>
-                  <w:u w:val="none"/>
-                </w:rPr>
-                <w:t xml:space="preserve"> </w:t>
-              </w:r>
-              <w:r>
-                <w:rPr>
-                  <w:rStyle w:val="Hyperlink"/>
-                  <w:b/>
-                  <w:bCs/>
-                  <w:color w:val="000000" w:themeColor="text1"/>
-                  <w:u w:val="none"/>
-                </w:rPr>
-                <w:t>(</w:t>
-              </w:r>
-              <w:r>
-                <w:rPr>
-                  <w:rStyle w:val="Hyperlink"/>
-                  <w:b/>
-                  <w:bCs/>
-                  <w:color w:val="000000" w:themeColor="text1"/>
-                  <w:u w:val="none"/>
-                </w:rPr>
-                <w:t>KSFO-NOAA</w:t>
-              </w:r>
-              <w:r>
-                <w:rPr>
-                  <w:rStyle w:val="Hyperlink"/>
-                  <w:b/>
-                  <w:bCs/>
-                  <w:color w:val="000000" w:themeColor="text1"/>
-                  <w:u w:val="none"/>
-                </w:rPr>
-                <w:t>)</w:t>
-              </w:r>
-              <w:r>
-                <w:rPr>
-                  <w:rStyle w:val="Hyperlink"/>
-                  <w:b/>
-                  <w:bCs/>
-                  <w:color w:val="000000" w:themeColor="text1"/>
-                  <w:u w:val="none"/>
-                </w:rPr>
-                <w:t xml:space="preserve"> </w:t>
+                <w:t xml:space="preserve">WEATHER/SITE CONDITIONS AT SFO (KSFO-NOAA) </w:t>
               </w:r>
             </w:hyperlink>
           </w:p>
@@ -550,64 +394,15 @@
                 <w:b/>
                 <w:bCs/>
               </w:rPr>
-              <w:t xml:space="preserve"> Time </w:t>
-            </w:r>
-            <w:r>
-              <w:rPr>
-                <w:b/>
-                <w:bCs/>
-              </w:rPr>
-              <w:t>Recorded:</w:t>
-            </w:r>
-            <w:r>
-              <w:t xml:space="preserve"> </w:t>
-            </w:r>
-            <w:r>
-              <w:t>6</w:t>
-            </w:r>
-            <w:r>
-              <w:t>:</w:t>
-            </w:r>
-            <w:r>
-              <w:t>3</w:t>
-            </w:r>
-            <w:r>
-              <w:t>0/1</w:t>
-            </w:r>
-            <w:r>
-              <w:t>3</w:t>
-            </w:r>
-            <w:r>
-              <w:t>:</w:t>
-            </w:r>
-            <w:r>
-              <w:t>00</w:t>
-            </w:r>
-            <w:r>
-              <w:t>/</w:t>
-            </w:r>
-            <w:r>
-              <w:t>17</w:t>
-            </w:r>
-            <w:r>
-              <w:t>:</w:t>
-            </w:r>
-            <w:r>
-              <w:t>3</w:t>
-            </w:r>
-            <w:r>
-              <w:t>0</w:t>
-            </w:r>
-          </w:p>
-          <w:p>
-            <w:r>
-              <w:t xml:space="preserve"> Beginning/Middle/End of Shi</w:t>
-            </w:r>
-            <w:r>
-              <w:t>f</w:t>
-            </w:r>
-            <w:r>
-              <w:t>t</w:t>
+              <w:t xml:space="preserve"> Time Recorded:</w:t>
+            </w:r>
+            <w:r>
+              <w:t xml:space="preserve"> 6:30/13:00/17:30</w:t>
+            </w:r>
+          </w:p>
+          <w:p>
+            <w:r>
+              <w:t xml:space="preserve"> Beginning/Middle/End of Shift</w:t>
             </w:r>
           </w:p>
         </w:tc>
@@ -629,22 +424,7 @@
           </w:tcPr>
           <w:p>
             <w:r>
-              <w:t xml:space="preserve">Temperature: </w:t>
-            </w:r>
-            <w:r>
-              <w:t>{{</w:t>
-            </w:r>
-            <w:r>
-              <w:t xml:space="preserve"> temp </w:t>
-            </w:r>
-            <w:r>
-              <w:t>}}</w:t>
-            </w:r>
-            <w:r>
-              <w:t>°</w:t>
-            </w:r>
-            <w:r>
-              <w:t>F</w:t>
+              <w:t>Temperature: {{ temp }}°F</w:t>
             </w:r>
           </w:p>
           <w:p>
@@ -663,25 +443,7 @@
               <w:rPr>
                 <w:szCs w:val="20"/>
               </w:rPr>
-              <w:t xml:space="preserve"> </w:t>
-            </w:r>
-            <w:r>
-              <w:rPr>
-                <w:szCs w:val="20"/>
-              </w:rPr>
-              <w:t>{{</w:t>
-            </w:r>
-            <w:r>
-              <w:rPr>
-                <w:szCs w:val="20"/>
-              </w:rPr>
-              <w:t xml:space="preserve"> weather </w:t>
-            </w:r>
-            <w:r>
-              <w:rPr>
-                <w:szCs w:val="20"/>
-              </w:rPr>
-              <w:t>}}</w:t>
+              <w:t xml:space="preserve"> {{ weather }}</w:t>
             </w:r>
           </w:p>
         </w:tc>
@@ -698,33 +460,12 @@
           </w:tcPr>
           <w:p>
             <w:r>
-              <w:t xml:space="preserve">Precipitation: </w:t>
-            </w:r>
-            <w:r>
-              <w:t>{{</w:t>
-            </w:r>
-            <w:r>
-              <w:t xml:space="preserve"> precip </w:t>
-            </w:r>
-            <w:r>
-              <w:t>}}</w:t>
-            </w:r>
-            <w:r>
-              <w:t>in.</w:t>
-            </w:r>
-          </w:p>
-          <w:p>
-            <w:r>
-              <w:t xml:space="preserve">Wind: </w:t>
-            </w:r>
-            <w:r>
-              <w:t>{{</w:t>
-            </w:r>
-            <w:r>
-              <w:t xml:space="preserve"> wind </w:t>
-            </w:r>
-            <w:r>
-              <w:t>}}</w:t>
+              <w:t>Precipitation: {{ precip }}in.</w:t>
+            </w:r>
+          </w:p>
+          <w:p>
+            <w:r>
+              <w:t>Wind: {{ wind }}</w:t>
             </w:r>
           </w:p>
         </w:tc>
@@ -741,33 +482,12 @@
           </w:tcPr>
           <w:p>
             <w:r>
-              <w:t xml:space="preserve">Visibility: </w:t>
-            </w:r>
-            <w:r>
-              <w:t>{{</w:t>
-            </w:r>
-            <w:r>
-              <w:t xml:space="preserve"> vis }}</w:t>
-            </w:r>
-          </w:p>
-          <w:p>
-            <w:r>
-              <w:t>S</w:t>
-            </w:r>
-            <w:r>
-              <w:t>oil/Surface</w:t>
-            </w:r>
-            <w:r>
-              <w:t xml:space="preserve"> Conditions: </w:t>
-            </w:r>
-            <w:r>
-              <w:t>{{</w:t>
-            </w:r>
-            <w:r>
-              <w:t xml:space="preserve"> surface </w:t>
-            </w:r>
-            <w:r>
-              <w:t>}}</w:t>
+              <w:t>Visibility: {{ vis }}</w:t>
+            </w:r>
+          </w:p>
+          <w:p>
+            <w:r>
+              <w:t>Soil/Surface Conditions: {{ surface }}</w:t>
             </w:r>
           </w:p>
         </w:tc>
@@ -795,29 +515,7 @@
               </w:rPr>
             </w:pPr>
             <w:r>
-              <w:t xml:space="preserve">Notable Weather </w:t>
-            </w:r>
-            <w:proofErr w:type="gramStart"/>
-            <w:r>
-              <w:t>Events:</w:t>
-            </w:r>
-            <w:r>
-              <w:t xml:space="preserve"> </w:t>
-            </w:r>
-            <w:r>
-              <w:t>{{</w:t>
-            </w:r>
-            <w:proofErr w:type="gramEnd"/>
-            <w:r>
-              <w:t xml:space="preserve"> </w:t>
-            </w:r>
-            <w:proofErr w:type="spellStart"/>
-            <w:r>
-              <w:t>notable_weather_events</w:t>
-            </w:r>
-            <w:proofErr w:type="spellEnd"/>
-            <w:r>
-              <w:t xml:space="preserve"> }}</w:t>
+              <w:t>Notable Weather Events: {{ notable_weather_events }}</w:t>
             </w:r>
           </w:p>
         </w:tc>
@@ -891,40 +589,7 @@
               </w:numPr>
             </w:pPr>
             <w:r>
-              <w:t xml:space="preserve">Compliance with </w:t>
-            </w:r>
-            <w:r>
-              <w:t xml:space="preserve">Phasing </w:t>
-            </w:r>
-            <w:proofErr w:type="gramStart"/>
-            <w:r>
-              <w:t>Exhibit</w:t>
-            </w:r>
-            <w:r>
-              <w:t xml:space="preserve">: </w:t>
-            </w:r>
-            <w:r>
-              <w:t>{{</w:t>
-            </w:r>
-            <w:proofErr w:type="gramEnd"/>
-            <w:r>
-              <w:t xml:space="preserve"> </w:t>
-            </w:r>
-            <w:proofErr w:type="spellStart"/>
-            <w:r>
-              <w:t>phase_status</w:t>
-            </w:r>
-            <w:proofErr w:type="spellEnd"/>
-            <w:r>
-              <w:t xml:space="preserve"> }} {{ </w:t>
-            </w:r>
-            <w:proofErr w:type="spellStart"/>
-            <w:r>
-              <w:t>phase_note</w:t>
-            </w:r>
-            <w:proofErr w:type="spellEnd"/>
-            <w:r>
-              <w:t xml:space="preserve"> }}</w:t>
+              <w:t>Compliance with Phasing Exhibit: {{ phase_status }} {{ phase_note }}</w:t>
             </w:r>
           </w:p>
           <w:p>
@@ -936,28 +601,7 @@
               </w:numPr>
             </w:pPr>
             <w:r>
-              <w:t>Safety incidents or near misses:</w:t>
-            </w:r>
-            <w:r>
-              <w:t>{{</w:t>
-            </w:r>
-            <w:r>
-              <w:t xml:space="preserve"> saf_status </w:t>
-            </w:r>
-            <w:r>
-              <w:t>}}</w:t>
-            </w:r>
-            <w:r>
-              <w:t xml:space="preserve"> </w:t>
-            </w:r>
-            <w:r>
-              <w:t>{{</w:t>
-            </w:r>
-            <w:r>
-              <w:t xml:space="preserve"> saf_description </w:t>
-            </w:r>
-            <w:r>
-              <w:t>}}</w:t>
+              <w:t>Safety incidents or near misses:{{ saf_status }} {{ saf_description }}</w:t>
             </w:r>
           </w:p>
           <w:p>
@@ -969,43 +613,7 @@
               </w:numPr>
             </w:pPr>
             <w:r>
-              <w:t>Security compliance</w:t>
-            </w:r>
-            <w:r>
-              <w:t xml:space="preserve"> (AOA access, badging, fencing</w:t>
-            </w:r>
-            <w:proofErr w:type="gramStart"/>
-            <w:r>
-              <w:t xml:space="preserve">): </w:t>
-            </w:r>
-            <w:r>
-              <w:t>{{</w:t>
-            </w:r>
-            <w:proofErr w:type="gramEnd"/>
-            <w:r>
-              <w:t xml:space="preserve"> </w:t>
-            </w:r>
-            <w:proofErr w:type="spellStart"/>
-            <w:r>
-              <w:t>sec_status</w:t>
-            </w:r>
-            <w:proofErr w:type="spellEnd"/>
-            <w:r>
-              <w:t xml:space="preserve"> </w:t>
-            </w:r>
-            <w:r>
-              <w:t>}}</w:t>
-            </w:r>
-            <w:r>
-              <w:t xml:space="preserve"> {{ </w:t>
-            </w:r>
-            <w:proofErr w:type="spellStart"/>
-            <w:r>
-              <w:t>sec_note</w:t>
-            </w:r>
-            <w:proofErr w:type="spellEnd"/>
-            <w:r>
-              <w:t xml:space="preserve"> }}</w:t>
+              <w:t>Security compliance (AOA access, badging, fencing): {{ sec_status }} {{ sec_note }}</w:t>
             </w:r>
           </w:p>
           <w:p>
@@ -1034,40 +642,7 @@
               <w:spacing w:before="120" w:after="60"/>
             </w:pPr>
             <w:r>
-              <w:t xml:space="preserve">Traffic Control Plan implemented </w:t>
-            </w:r>
-            <w:proofErr w:type="gramStart"/>
-            <w:r>
-              <w:t xml:space="preserve">correctly: </w:t>
-            </w:r>
-            <w:r>
-              <w:t>{{</w:t>
-            </w:r>
-            <w:proofErr w:type="gramEnd"/>
-            <w:r>
-              <w:t xml:space="preserve"> </w:t>
-            </w:r>
-            <w:proofErr w:type="spellStart"/>
-            <w:r>
-              <w:t>tc_status</w:t>
-            </w:r>
-            <w:proofErr w:type="spellEnd"/>
-            <w:r>
-              <w:t xml:space="preserve"> </w:t>
-            </w:r>
-            <w:r>
-              <w:t>}}</w:t>
-            </w:r>
-            <w:r>
-              <w:t xml:space="preserve"> {{ </w:t>
-            </w:r>
-            <w:proofErr w:type="spellStart"/>
-            <w:r>
-              <w:t>tc_note</w:t>
-            </w:r>
-            <w:proofErr w:type="spellEnd"/>
-            <w:r>
-              <w:t xml:space="preserve"> }}</w:t>
+              <w:t>Traffic Control Plan implemented correctly: {{ tc_status }} {{ tc_note }}</w:t>
             </w:r>
           </w:p>
           <w:p>
@@ -1079,43 +654,7 @@
               <w:spacing w:before="120" w:after="60"/>
             </w:pPr>
             <w:r>
-              <w:t xml:space="preserve">Airport Operations Coordination satisfactory and met operational </w:t>
-            </w:r>
-            <w:proofErr w:type="gramStart"/>
-            <w:r>
-              <w:t>expectations</w:t>
-            </w:r>
-            <w:r>
-              <w:t xml:space="preserve">: </w:t>
-            </w:r>
-            <w:r>
-              <w:t>{{</w:t>
-            </w:r>
-            <w:proofErr w:type="gramEnd"/>
-            <w:r>
-              <w:t xml:space="preserve"> </w:t>
-            </w:r>
-            <w:proofErr w:type="spellStart"/>
-            <w:r>
-              <w:t>air_ops</w:t>
-            </w:r>
-            <w:proofErr w:type="spellEnd"/>
-            <w:r>
-              <w:t xml:space="preserve"> }</w:t>
-            </w:r>
-            <w:r>
-              <w:t>}</w:t>
-            </w:r>
-            <w:r>
-              <w:t xml:space="preserve"> {{ </w:t>
-            </w:r>
-            <w:proofErr w:type="spellStart"/>
-            <w:r>
-              <w:t>air_ops_note</w:t>
-            </w:r>
-            <w:proofErr w:type="spellEnd"/>
-            <w:r>
-              <w:t xml:space="preserve"> }}</w:t>
+              <w:t>Airport Operations Coordination satisfactory and met operational expectations: {{ air_ops }} {{ air_ops_note }}</w:t>
             </w:r>
           </w:p>
           <w:p>
@@ -1123,10 +662,7 @@
               <w:pStyle w:val="Heading1"/>
             </w:pPr>
             <w:r>
-              <w:t>Environmental</w:t>
-            </w:r>
-            <w:r>
-              <w:t xml:space="preserve"> Compliance:</w:t>
+              <w:t>Environmental Compliance:</w:t>
             </w:r>
           </w:p>
           <w:p>
@@ -1138,40 +674,7 @@
               <w:spacing w:before="120" w:after="60"/>
             </w:pPr>
             <w:r>
-              <w:t xml:space="preserve">SWPPP controls </w:t>
-            </w:r>
-            <w:proofErr w:type="gramStart"/>
-            <w:r>
-              <w:t>maintained:</w:t>
-            </w:r>
-            <w:r>
-              <w:t>{{</w:t>
-            </w:r>
-            <w:proofErr w:type="gramEnd"/>
-            <w:r>
-              <w:t xml:space="preserve"> </w:t>
-            </w:r>
-            <w:proofErr w:type="spellStart"/>
-            <w:r>
-              <w:t>swppp</w:t>
-            </w:r>
-            <w:proofErr w:type="spellEnd"/>
-            <w:r>
-              <w:t xml:space="preserve"> </w:t>
-            </w:r>
-            <w:r>
-              <w:t>}}</w:t>
-            </w:r>
-            <w:r>
-              <w:t xml:space="preserve"> {{ </w:t>
-            </w:r>
-            <w:proofErr w:type="spellStart"/>
-            <w:r>
-              <w:t>swppp_note</w:t>
-            </w:r>
-            <w:proofErr w:type="spellEnd"/>
-            <w:r>
-              <w:t xml:space="preserve"> }}</w:t>
+              <w:t>SWPPP controls maintained:{{ swppp }} {{ swppp_note }}</w:t>
             </w:r>
           </w:p>
           <w:p>
@@ -1183,37 +686,7 @@
               <w:spacing w:before="120" w:after="60"/>
             </w:pPr>
             <w:r>
-              <w:t xml:space="preserve">Environmental regulations adhered </w:t>
-            </w:r>
-            <w:proofErr w:type="gramStart"/>
-            <w:r>
-              <w:t xml:space="preserve">to: </w:t>
-            </w:r>
-            <w:r>
-              <w:t>{{</w:t>
-            </w:r>
-            <w:proofErr w:type="spellStart"/>
-            <w:proofErr w:type="gramEnd"/>
-            <w:r>
-              <w:t>env_status</w:t>
-            </w:r>
-            <w:proofErr w:type="spellEnd"/>
-            <w:r>
-              <w:t xml:space="preserve"> </w:t>
-            </w:r>
-            <w:r>
-              <w:t>}}</w:t>
-            </w:r>
-            <w:r>
-              <w:t xml:space="preserve"> {{ </w:t>
-            </w:r>
-            <w:proofErr w:type="spellStart"/>
-            <w:r>
-              <w:t>env_note</w:t>
-            </w:r>
-            <w:proofErr w:type="spellEnd"/>
-            <w:r>
-              <w:t xml:space="preserve"> }}</w:t>
+              <w:t>Environmental regulations adhered to: {{env_status }} {{ env_note }}</w:t>
             </w:r>
           </w:p>
           <w:p>
@@ -1229,138 +702,43 @@
                 <w:bCs/>
                 <w:u w:val="single"/>
               </w:rPr>
-              <w:t>Description of Work</w:t>
+              <w:t>Description of Work Performed</w:t>
             </w:r>
             <w:r>
               <w:rPr>
                 <w:b/>
                 <w:bCs/>
-                <w:u w:val="single"/>
-              </w:rPr>
-              <w:t xml:space="preserve"> Performed</w:t>
-            </w:r>
-            <w:r>
+              </w:rPr>
+              <w:t>:</w:t>
+            </w:r>
+          </w:p>
+          <w:p>
+            <w:pPr>
               <w:rPr>
                 <w:b/>
                 <w:bCs/>
               </w:rPr>
-              <w:t>:</w:t>
-            </w:r>
-          </w:p>
-          <w:p>
-            <w:pPr>
-              <w:rPr>
-                <w:b/>
-                <w:bCs/>
-              </w:rPr>
-            </w:pPr>
-          </w:p>
-          <w:p>
-            <w:r>
-              <w:t xml:space="preserve">{{ </w:t>
-            </w:r>
-            <w:proofErr w:type="spellStart"/>
-            <w:r>
-              <w:t>ai_generated_commentary</w:t>
-            </w:r>
-            <w:proofErr w:type="spellEnd"/>
-            <w:r>
-              <w:t xml:space="preserve"> }}</w:t>
+            </w:pPr>
+          </w:p>
+          <w:p>
+            <w:r>
+              <w:t>{{ ai_generated_commentary }}</w:t>
             </w:r>
           </w:p>
           <w:p/>
           <w:p>
             <w:r>
-              <w:t xml:space="preserve">{% if </w:t>
-            </w:r>
-            <w:proofErr w:type="spellStart"/>
-            <w:r>
-              <w:t>has_core_</w:t>
-            </w:r>
-            <w:proofErr w:type="gramStart"/>
-            <w:r>
-              <w:t>locations</w:t>
-            </w:r>
-            <w:proofErr w:type="spellEnd"/>
-            <w:r>
-              <w:t xml:space="preserve"> %}</w:t>
-            </w:r>
-            <w:proofErr w:type="gramEnd"/>
-          </w:p>
-          <w:p>
-            <w:r>
-              <w:t xml:space="preserve">Core Sample Locations — Lot {{ </w:t>
-            </w:r>
-            <w:proofErr w:type="spellStart"/>
-            <w:r>
-              <w:t>core_lot_</w:t>
-            </w:r>
-            <w:proofErr w:type="gramStart"/>
-            <w:r>
-              <w:t>number</w:t>
-            </w:r>
-            <w:proofErr w:type="spellEnd"/>
-            <w:r>
-              <w:t xml:space="preserve"> }} ({{ </w:t>
-            </w:r>
-            <w:proofErr w:type="spellStart"/>
-            <w:proofErr w:type="gramEnd"/>
-            <w:r>
-              <w:t>core_mix_</w:t>
-            </w:r>
-            <w:proofErr w:type="gramStart"/>
-            <w:r>
-              <w:t>type</w:t>
-            </w:r>
-            <w:proofErr w:type="spellEnd"/>
-            <w:r>
-              <w:t xml:space="preserve"> }}, {{</w:t>
-            </w:r>
-            <w:proofErr w:type="gramEnd"/>
-            <w:r>
-              <w:t xml:space="preserve"> </w:t>
-            </w:r>
-            <w:proofErr w:type="spellStart"/>
-            <w:r>
-              <w:t>core_</w:t>
-            </w:r>
-            <w:proofErr w:type="gramStart"/>
-            <w:r>
-              <w:t>plant</w:t>
-            </w:r>
-            <w:proofErr w:type="spellEnd"/>
-            <w:r>
-              <w:t xml:space="preserve"> }})</w:t>
-            </w:r>
-            <w:proofErr w:type="gramEnd"/>
-          </w:p>
-          <w:p>
-            <w:r>
-              <w:t xml:space="preserve">{{ </w:t>
-            </w:r>
-            <w:proofErr w:type="spellStart"/>
-            <w:r>
-              <w:t>core_count</w:t>
-            </w:r>
-            <w:proofErr w:type="spellEnd"/>
-            <w:r>
-              <w:t xml:space="preserve"> }} cores ({{ </w:t>
-            </w:r>
-            <w:proofErr w:type="spellStart"/>
-            <w:r>
-              <w:t>core_mat_count</w:t>
-            </w:r>
-            <w:proofErr w:type="spellEnd"/>
-            <w:r>
-              <w:t xml:space="preserve"> }} mat, {{ </w:t>
-            </w:r>
-            <w:proofErr w:type="spellStart"/>
-            <w:r>
-              <w:t>core_joint_count</w:t>
-            </w:r>
-            <w:proofErr w:type="spellEnd"/>
-            <w:r>
-              <w:t xml:space="preserve"> }} joint)</w:t>
+              <w:t>{% if has_core_locations %}</w:t>
+            </w:r>
+          </w:p>
+          <w:p>
+            <w:r>
+              <w:t>Core Sample Locations — Lot {{ core_lot_number }} ({{ core_mix_type }}, {{ core_plant }})</w:t>
+            </w:r>
+          </w:p>
+          <w:p>
+            <w:r>
+              <w:t>{{ core_count }} cores ({{ core_mat_count }} mat, {{ core_joint_count }} joint)</w:t>
             </w:r>
           </w:p>
           <w:tbl>
@@ -1446,7 +824,7 @@
                     <w:ind w:left="0"/>
                   </w:pPr>
                   <w:r>
-                    <w:t>{{ cores[0].mark }}</w:t>
+                    <w:t xml:space="preserve">{%tr for core in cores if core.mark %}</w:t>
                   </w:r>
                 </w:p>
                 <w:p>
@@ -1464,13 +842,7 @@
                     <w:ind w:left="0"/>
                   </w:pPr>
                   <w:r>
-                    <w:t>{{ cores[</w:t>
-                  </w:r>
-                  <w:r>
-                    <w:t>0</w:t>
-                  </w:r>
-                  <w:r>
-                    <w:t>].lane }}</w:t>
+                    <w:t/>
                   </w:r>
                 </w:p>
                 <w:p>
@@ -1488,15 +860,7 @@
                     <w:ind w:left="0"/>
                   </w:pPr>
                   <w:r>
-                    <w:t>{{ cores[0].</w:t>
-                  </w:r>
-                  <w:proofErr w:type="spellStart"/>
-                  <w:r>
-                    <w:t>lane_station_ft</w:t>
-                  </w:r>
-                  <w:proofErr w:type="spellEnd"/>
-                  <w:r>
-                    <w:t xml:space="preserve"> }}</w:t>
+                    <w:t/>
                   </w:r>
                 </w:p>
                 <w:p>
@@ -1514,15 +878,7 @@
                     <w:ind w:left="0"/>
                   </w:pPr>
                   <w:r>
-                    <w:t>{{ cores[0].</w:t>
-                  </w:r>
-                  <w:proofErr w:type="spellStart"/>
-                  <w:r>
-                    <w:t>offset_ft</w:t>
-                  </w:r>
-                  <w:proofErr w:type="spellEnd"/>
-                  <w:r>
-                    <w:t xml:space="preserve"> }}</w:t>
+                    <w:t/>
                   </w:r>
                 </w:p>
                 <w:p>
@@ -1545,13 +901,7 @@
                     <w:ind w:left="0"/>
                   </w:pPr>
                   <w:r>
-                    <w:t>{{ cores[</w:t>
-                  </w:r>
-                  <w:r>
-                    <w:t>1</w:t>
-                  </w:r>
-                  <w:r>
-                    <w:t>].mark }}</w:t>
+                    <w:t>{{ core.mark }}</w:t>
                   </w:r>
                 </w:p>
                 <w:p>
@@ -1569,13 +919,7 @@
                     <w:ind w:left="0"/>
                   </w:pPr>
                   <w:r>
-                    <w:t>{{ cores[</w:t>
-                  </w:r>
-                  <w:r>
-                    <w:t>1</w:t>
-                  </w:r>
-                  <w:r>
-                    <w:t>].lane }}</w:t>
+                    <w:t>{{ core.lane }}</w:t>
                   </w:r>
                 </w:p>
                 <w:p>
@@ -1593,21 +937,7 @@
                     <w:ind w:left="0"/>
                   </w:pPr>
                   <w:r>
-                    <w:t>{{ cores[</w:t>
-                  </w:r>
-                  <w:r>
-                    <w:t>1</w:t>
-                  </w:r>
-                  <w:r>
-                    <w:t>].</w:t>
-                  </w:r>
-                  <w:proofErr w:type="spellStart"/>
-                  <w:r>
-                    <w:t>lane_station_ft</w:t>
-                  </w:r>
-                  <w:proofErr w:type="spellEnd"/>
-                  <w:r>
-                    <w:t xml:space="preserve"> }}</w:t>
+                    <w:t>{{ core.lane_station_ft }}</w:t>
                   </w:r>
                 </w:p>
                 <w:p>
@@ -1625,143 +955,7 @@
                     <w:ind w:left="0"/>
                   </w:pPr>
                   <w:r>
-                    <w:t>{{ cores[</w:t>
-                  </w:r>
-                  <w:r>
-                    <w:t>1</w:t>
-                  </w:r>
-                  <w:r>
-                    <w:t>].</w:t>
-                  </w:r>
-                  <w:proofErr w:type="spellStart"/>
-                  <w:r>
-                    <w:t>offset_ft</w:t>
-                  </w:r>
-                  <w:proofErr w:type="spellEnd"/>
-                  <w:r>
-                    <w:t xml:space="preserve"> }}</w:t>
-                  </w:r>
-                </w:p>
-                <w:p>
-                  <w:pPr>
-                    <w:ind w:left="0"/>
-                  </w:pPr>
-                </w:p>
-              </w:tc>
-            </w:tr>
-            <w:tr>
-              <w:trPr>
-                <w:trHeight w:val="309"/>
-              </w:trPr>
-              <w:tc>
-                <w:tcPr>
-                  <w:tcW w:w="2232" w:type="dxa"/>
-                </w:tcPr>
-                <w:p>
-                  <w:pPr>
-                    <w:ind w:left="0"/>
-                  </w:pPr>
-                  <w:r>
-                    <w:t>{{ cores[</w:t>
-                  </w:r>
-                  <w:proofErr w:type="gramStart"/>
-                  <w:r>
-                    <w:t>2</w:t>
-                  </w:r>
-                  <w:r>
-                    <w:t>].</w:t>
-                  </w:r>
-                  <w:proofErr w:type="gramEnd"/>
-                  <w:r>
-                    <w:t>mark }}</w:t>
-                  </w:r>
-                </w:p>
-                <w:p>
-                  <w:pPr>
-                    <w:ind w:left="0"/>
-                  </w:pPr>
-                </w:p>
-              </w:tc>
-              <w:tc>
-                <w:tcPr>
-                  <w:tcW w:w="2160" w:type="dxa"/>
-                </w:tcPr>
-                <w:p>
-                  <w:pPr>
-                    <w:ind w:left="0"/>
-                  </w:pPr>
-                  <w:r>
-                    <w:t>{{ cores[</w:t>
-                  </w:r>
-                  <w:r>
-                    <w:t>2</w:t>
-                  </w:r>
-                  <w:r>
-                    <w:t>].lane }}</w:t>
-                  </w:r>
-                </w:p>
-                <w:p>
-                  <w:pPr>
-                    <w:ind w:left="0"/>
-                  </w:pPr>
-                </w:p>
-              </w:tc>
-              <w:tc>
-                <w:tcPr>
-                  <w:tcW w:w="3290" w:type="dxa"/>
-                </w:tcPr>
-                <w:p>
-                  <w:pPr>
-                    <w:ind w:left="0"/>
-                  </w:pPr>
-                  <w:r>
-                    <w:t>{{ cores[</w:t>
-                  </w:r>
-                  <w:r>
-                    <w:t>2</w:t>
-                  </w:r>
-                  <w:r>
-                    <w:t>].</w:t>
-                  </w:r>
-                  <w:proofErr w:type="spellStart"/>
-                  <w:r>
-                    <w:t>lane_station_ft</w:t>
-                  </w:r>
-                  <w:proofErr w:type="spellEnd"/>
-                  <w:r>
-                    <w:t xml:space="preserve"> }}</w:t>
-                  </w:r>
-                </w:p>
-                <w:p>
-                  <w:pPr>
-                    <w:ind w:left="0"/>
-                  </w:pPr>
-                </w:p>
-              </w:tc>
-              <w:tc>
-                <w:tcPr>
-                  <w:tcW w:w="2561" w:type="dxa"/>
-                </w:tcPr>
-                <w:p>
-                  <w:pPr>
-                    <w:ind w:left="0"/>
-                  </w:pPr>
-                  <w:r>
-                    <w:t>{{ cores[</w:t>
-                  </w:r>
-                  <w:r>
-                    <w:t>2</w:t>
-                  </w:r>
-                  <w:r>
-                    <w:t>].</w:t>
-                  </w:r>
-                  <w:proofErr w:type="spellStart"/>
-                  <w:r>
-                    <w:t>offset_ft</w:t>
-                  </w:r>
-                  <w:proofErr w:type="spellEnd"/>
-                  <w:r>
-                    <w:t xml:space="preserve"> }}</w:t>
+                    <w:t>{{ core.offset_ft }}</w:t>
                   </w:r>
                 </w:p>
                 <w:p>
@@ -1784,13 +978,7 @@
                     <w:ind w:left="0"/>
                   </w:pPr>
                   <w:r>
-                    <w:t>{{ cores[</w:t>
-                  </w:r>
-                  <w:r>
-                    <w:t>3</w:t>
-                  </w:r>
-                  <w:r>
-                    <w:t>].mark }}</w:t>
+                    <w:t xml:space="preserve">{%tr endfor %}</w:t>
                   </w:r>
                 </w:p>
                 <w:p>
@@ -1808,13 +996,7 @@
                     <w:ind w:left="0"/>
                   </w:pPr>
                   <w:r>
-                    <w:t>{{ cores[</w:t>
-                  </w:r>
-                  <w:r>
-                    <w:t>3</w:t>
-                  </w:r>
-                  <w:r>
-                    <w:t>].lane }}</w:t>
+                    <w:t/>
                   </w:r>
                 </w:p>
                 <w:p>
@@ -1832,21 +1014,7 @@
                     <w:ind w:left="0"/>
                   </w:pPr>
                   <w:r>
-                    <w:t>{{ cores[</w:t>
-                  </w:r>
-                  <w:r>
-                    <w:t>3</w:t>
-                  </w:r>
-                  <w:r>
-                    <w:t>].</w:t>
-                  </w:r>
-                  <w:proofErr w:type="spellStart"/>
-                  <w:r>
-                    <w:t>lane_station_ft</w:t>
-                  </w:r>
-                  <w:proofErr w:type="spellEnd"/>
-                  <w:r>
-                    <w:t xml:space="preserve"> }}</w:t>
+                    <w:t/>
                   </w:r>
                 </w:p>
                 <w:p>
@@ -1864,21 +1032,7 @@
                     <w:ind w:left="0"/>
                   </w:pPr>
                   <w:r>
-                    <w:t>{{ cores[</w:t>
-                  </w:r>
-                  <w:r>
-                    <w:t>3</w:t>
-                  </w:r>
-                  <w:r>
-                    <w:t>].</w:t>
-                  </w:r>
-                  <w:proofErr w:type="spellStart"/>
-                  <w:r>
-                    <w:t>offset_ft</w:t>
-                  </w:r>
-                  <w:proofErr w:type="spellEnd"/>
-                  <w:r>
-                    <w:t xml:space="preserve"> }}</w:t>
+                    <w:t/>
                   </w:r>
                 </w:p>
                 <w:p>
@@ -1888,604 +1042,6 @@
                 </w:p>
               </w:tc>
             </w:tr>
-            <w:tr>
-              <w:trPr>
-                <w:trHeight w:val="322"/>
-              </w:trPr>
-              <w:tc>
-                <w:tcPr>
-                  <w:tcW w:w="2232" w:type="dxa"/>
-                </w:tcPr>
-                <w:p>
-                  <w:pPr>
-                    <w:ind w:left="0"/>
-                  </w:pPr>
-                  <w:r>
-                    <w:t>{{ cores[</w:t>
-                  </w:r>
-                  <w:r>
-                    <w:t>4</w:t>
-                  </w:r>
-                  <w:r>
-                    <w:t>].mark }}</w:t>
-                  </w:r>
-                </w:p>
-                <w:p>
-                  <w:pPr>
-                    <w:ind w:left="0"/>
-                  </w:pPr>
-                </w:p>
-              </w:tc>
-              <w:tc>
-                <w:tcPr>
-                  <w:tcW w:w="2160" w:type="dxa"/>
-                </w:tcPr>
-                <w:p>
-                  <w:pPr>
-                    <w:ind w:left="0"/>
-                  </w:pPr>
-                  <w:r>
-                    <w:t>{{ cores[</w:t>
-                  </w:r>
-                  <w:r>
-                    <w:t>4</w:t>
-                  </w:r>
-                  <w:r>
-                    <w:t>].lane }}</w:t>
-                  </w:r>
-                </w:p>
-                <w:p>
-                  <w:pPr>
-                    <w:ind w:left="0"/>
-                  </w:pPr>
-                </w:p>
-              </w:tc>
-              <w:tc>
-                <w:tcPr>
-                  <w:tcW w:w="3290" w:type="dxa"/>
-                </w:tcPr>
-                <w:p>
-                  <w:pPr>
-                    <w:ind w:left="0"/>
-                  </w:pPr>
-                  <w:r>
-                    <w:t>{{ cores[</w:t>
-                  </w:r>
-                  <w:r>
-                    <w:t>4</w:t>
-                  </w:r>
-                  <w:r>
-                    <w:t>].</w:t>
-                  </w:r>
-                  <w:proofErr w:type="spellStart"/>
-                  <w:r>
-                    <w:t>lane_station_ft</w:t>
-                  </w:r>
-                  <w:proofErr w:type="spellEnd"/>
-                  <w:r>
-                    <w:t xml:space="preserve"> }}</w:t>
-                  </w:r>
-                </w:p>
-                <w:p>
-                  <w:pPr>
-                    <w:ind w:left="0"/>
-                  </w:pPr>
-                </w:p>
-              </w:tc>
-              <w:tc>
-                <w:tcPr>
-                  <w:tcW w:w="2561" w:type="dxa"/>
-                </w:tcPr>
-                <w:p>
-                  <w:pPr>
-                    <w:ind w:left="0"/>
-                  </w:pPr>
-                  <w:r>
-                    <w:t>{{ cores[</w:t>
-                  </w:r>
-                  <w:r>
-                    <w:t>4</w:t>
-                  </w:r>
-                  <w:r>
-                    <w:t>].</w:t>
-                  </w:r>
-                  <w:proofErr w:type="spellStart"/>
-                  <w:r>
-                    <w:t>offset_ft</w:t>
-                  </w:r>
-                  <w:proofErr w:type="spellEnd"/>
-                  <w:r>
-                    <w:t xml:space="preserve"> }}</w:t>
-                  </w:r>
-                </w:p>
-                <w:p>
-                  <w:pPr>
-                    <w:ind w:left="0"/>
-                  </w:pPr>
-                </w:p>
-              </w:tc>
-            </w:tr>
-            <w:tr>
-              <w:trPr>
-                <w:trHeight w:val="322"/>
-              </w:trPr>
-              <w:tc>
-                <w:tcPr>
-                  <w:tcW w:w="2232" w:type="dxa"/>
-                </w:tcPr>
-                <w:p>
-                  <w:pPr>
-                    <w:ind w:left="0"/>
-                  </w:pPr>
-                  <w:r>
-                    <w:lastRenderedPageBreak/>
-                    <w:t>{{ cores[</w:t>
-                  </w:r>
-                  <w:r>
-                    <w:t>5</w:t>
-                  </w:r>
-                  <w:r>
-                    <w:t>].mark }}</w:t>
-                  </w:r>
-                </w:p>
-                <w:p>
-                  <w:pPr>
-                    <w:ind w:left="0"/>
-                  </w:pPr>
-                </w:p>
-              </w:tc>
-              <w:tc>
-                <w:tcPr>
-                  <w:tcW w:w="2160" w:type="dxa"/>
-                </w:tcPr>
-                <w:p>
-                  <w:pPr>
-                    <w:ind w:left="0"/>
-                  </w:pPr>
-                  <w:r>
-                    <w:t>{{ cores[</w:t>
-                  </w:r>
-                  <w:r>
-                    <w:t>5</w:t>
-                  </w:r>
-                  <w:r>
-                    <w:t>].lane }}</w:t>
-                  </w:r>
-                </w:p>
-                <w:p>
-                  <w:pPr>
-                    <w:ind w:left="0"/>
-                  </w:pPr>
-                </w:p>
-              </w:tc>
-              <w:tc>
-                <w:tcPr>
-                  <w:tcW w:w="3290" w:type="dxa"/>
-                </w:tcPr>
-                <w:p>
-                  <w:pPr>
-                    <w:ind w:left="0"/>
-                  </w:pPr>
-                  <w:r>
-                    <w:t>{{ cores[</w:t>
-                  </w:r>
-                  <w:r>
-                    <w:t>5</w:t>
-                  </w:r>
-                  <w:r>
-                    <w:t>].</w:t>
-                  </w:r>
-                  <w:proofErr w:type="spellStart"/>
-                  <w:r>
-                    <w:t>lane_station_ft</w:t>
-                  </w:r>
-                  <w:proofErr w:type="spellEnd"/>
-                  <w:r>
-                    <w:t xml:space="preserve"> }}</w:t>
-                  </w:r>
-                </w:p>
-                <w:p>
-                  <w:pPr>
-                    <w:ind w:left="0"/>
-                  </w:pPr>
-                </w:p>
-              </w:tc>
-              <w:tc>
-                <w:tcPr>
-                  <w:tcW w:w="2561" w:type="dxa"/>
-                </w:tcPr>
-                <w:p>
-                  <w:pPr>
-                    <w:ind w:left="0"/>
-                  </w:pPr>
-                  <w:r>
-                    <w:t>{{ cores[</w:t>
-                  </w:r>
-                  <w:r>
-                    <w:t>5</w:t>
-                  </w:r>
-                  <w:r>
-                    <w:t>].</w:t>
-                  </w:r>
-                  <w:proofErr w:type="spellStart"/>
-                  <w:r>
-                    <w:t>offset_ft</w:t>
-                  </w:r>
-                  <w:proofErr w:type="spellEnd"/>
-                  <w:r>
-                    <w:t xml:space="preserve"> }}</w:t>
-                  </w:r>
-                </w:p>
-                <w:p>
-                  <w:pPr>
-                    <w:ind w:left="0"/>
-                  </w:pPr>
-                </w:p>
-              </w:tc>
-            </w:tr>
-            <w:tr>
-              <w:trPr>
-                <w:trHeight w:val="322"/>
-              </w:trPr>
-              <w:tc>
-                <w:tcPr>
-                  <w:tcW w:w="2232" w:type="dxa"/>
-                </w:tcPr>
-                <w:p>
-                  <w:pPr>
-                    <w:ind w:left="0"/>
-                  </w:pPr>
-                  <w:r>
-                    <w:t>{{ cores[</w:t>
-                  </w:r>
-                  <w:r>
-                    <w:t>6</w:t>
-                  </w:r>
-                  <w:r>
-                    <w:t>].mark }}</w:t>
-                  </w:r>
-                </w:p>
-                <w:p>
-                  <w:pPr>
-                    <w:ind w:left="0"/>
-                    <w:jc w:val="center"/>
-                  </w:pPr>
-                </w:p>
-              </w:tc>
-              <w:tc>
-                <w:tcPr>
-                  <w:tcW w:w="2160" w:type="dxa"/>
-                </w:tcPr>
-                <w:p>
-                  <w:pPr>
-                    <w:ind w:left="0"/>
-                  </w:pPr>
-                  <w:r>
-                    <w:t>{{ cores[</w:t>
-                  </w:r>
-                  <w:r>
-                    <w:t>6</w:t>
-                  </w:r>
-                  <w:r>
-                    <w:t>].lane }}</w:t>
-                  </w:r>
-                </w:p>
-                <w:p>
-                  <w:pPr>
-                    <w:ind w:left="0"/>
-                    <w:jc w:val="center"/>
-                  </w:pPr>
-                </w:p>
-              </w:tc>
-              <w:tc>
-                <w:tcPr>
-                  <w:tcW w:w="3290" w:type="dxa"/>
-                </w:tcPr>
-                <w:p>
-                  <w:pPr>
-                    <w:ind w:left="0"/>
-                  </w:pPr>
-                  <w:r>
-                    <w:t>{{ cores[</w:t>
-                  </w:r>
-                  <w:r>
-                    <w:t>6</w:t>
-                  </w:r>
-                  <w:r>
-                    <w:t>].</w:t>
-                  </w:r>
-                  <w:proofErr w:type="spellStart"/>
-                  <w:r>
-                    <w:t>lane_station_ft</w:t>
-                  </w:r>
-                  <w:proofErr w:type="spellEnd"/>
-                  <w:r>
-                    <w:t xml:space="preserve"> }}</w:t>
-                  </w:r>
-                </w:p>
-                <w:p>
-                  <w:pPr>
-                    <w:ind w:left="0"/>
-                    <w:jc w:val="center"/>
-                  </w:pPr>
-                </w:p>
-              </w:tc>
-              <w:tc>
-                <w:tcPr>
-                  <w:tcW w:w="2561" w:type="dxa"/>
-                </w:tcPr>
-                <w:p>
-                  <w:pPr>
-                    <w:ind w:left="0"/>
-                  </w:pPr>
-                  <w:r>
-                    <w:t>{{ cores[</w:t>
-                  </w:r>
-                  <w:r>
-                    <w:t>6</w:t>
-                  </w:r>
-                  <w:r>
-                    <w:t>].</w:t>
-                  </w:r>
-                  <w:proofErr w:type="spellStart"/>
-                  <w:r>
-                    <w:t>offset_ft</w:t>
-                  </w:r>
-                  <w:proofErr w:type="spellEnd"/>
-                  <w:r>
-                    <w:t xml:space="preserve"> }}</w:t>
-                  </w:r>
-                </w:p>
-                <w:p>
-                  <w:pPr>
-                    <w:ind w:left="0"/>
-                    <w:jc w:val="center"/>
-                  </w:pPr>
-                </w:p>
-              </w:tc>
-            </w:tr>
-            <w:tr>
-              <w:trPr>
-                <w:trHeight w:val="322"/>
-              </w:trPr>
-              <w:tc>
-                <w:tcPr>
-                  <w:tcW w:w="2232" w:type="dxa"/>
-                </w:tcPr>
-                <w:p>
-                  <w:pPr>
-                    <w:ind w:left="0"/>
-                  </w:pPr>
-                  <w:r>
-                    <w:t>{{ cores[</w:t>
-                  </w:r>
-                  <w:r>
-                    <w:t>7</w:t>
-                  </w:r>
-                  <w:r>
-                    <w:t>].mark }}</w:t>
-                  </w:r>
-                </w:p>
-                <w:p>
-                  <w:pPr>
-                    <w:ind w:left="0"/>
-                    <w:jc w:val="center"/>
-                  </w:pPr>
-                </w:p>
-              </w:tc>
-              <w:tc>
-                <w:tcPr>
-                  <w:tcW w:w="2160" w:type="dxa"/>
-                </w:tcPr>
-                <w:p>
-                  <w:pPr>
-                    <w:ind w:left="0"/>
-                  </w:pPr>
-                  <w:r>
-                    <w:t>{{ cores[</w:t>
-                  </w:r>
-                  <w:r>
-                    <w:t>7</w:t>
-                  </w:r>
-                  <w:r>
-                    <w:t>].lane }}</w:t>
-                  </w:r>
-                </w:p>
-                <w:p>
-                  <w:pPr>
-                    <w:ind w:left="0"/>
-                    <w:jc w:val="center"/>
-                  </w:pPr>
-                </w:p>
-              </w:tc>
-              <w:tc>
-                <w:tcPr>
-                  <w:tcW w:w="3290" w:type="dxa"/>
-                </w:tcPr>
-                <w:p>
-                  <w:pPr>
-                    <w:ind w:left="0"/>
-                  </w:pPr>
-                  <w:r>
-                    <w:t>{{ cores[</w:t>
-                  </w:r>
-                  <w:r>
-                    <w:t>7</w:t>
-                  </w:r>
-                  <w:r>
-                    <w:t>].</w:t>
-                  </w:r>
-                  <w:proofErr w:type="spellStart"/>
-                  <w:r>
-                    <w:t>lane_station_ft</w:t>
-                  </w:r>
-                  <w:proofErr w:type="spellEnd"/>
-                  <w:r>
-                    <w:t xml:space="preserve"> }}</w:t>
-                  </w:r>
-                </w:p>
-                <w:p>
-                  <w:pPr>
-                    <w:ind w:left="0"/>
-                    <w:jc w:val="center"/>
-                  </w:pPr>
-                </w:p>
-              </w:tc>
-              <w:tc>
-                <w:tcPr>
-                  <w:tcW w:w="2561" w:type="dxa"/>
-                </w:tcPr>
-                <w:p>
-                  <w:pPr>
-                    <w:ind w:left="0"/>
-                  </w:pPr>
-                  <w:r>
-                    <w:t>{{ cores[</w:t>
-                  </w:r>
-                  <w:r>
-                    <w:t>7</w:t>
-                  </w:r>
-                  <w:r>
-                    <w:t>].</w:t>
-                  </w:r>
-                  <w:proofErr w:type="spellStart"/>
-                  <w:r>
-                    <w:t>offset_ft</w:t>
-                  </w:r>
-                  <w:proofErr w:type="spellEnd"/>
-                  <w:r>
-                    <w:t xml:space="preserve"> }}</w:t>
-                  </w:r>
-                </w:p>
-                <w:p>
-                  <w:pPr>
-                    <w:ind w:left="0"/>
-                    <w:jc w:val="center"/>
-                  </w:pPr>
-                </w:p>
-              </w:tc>
-            </w:tr>
-            <w:tr>
-              <w:trPr>
-                <w:trHeight w:val="322"/>
-              </w:trPr>
-              <w:tc>
-                <w:tcPr>
-                  <w:tcW w:w="2232" w:type="dxa"/>
-                </w:tcPr>
-                <w:p>
-                  <w:pPr>
-                    <w:ind w:left="0"/>
-                  </w:pPr>
-                  <w:r>
-                    <w:t>{{ cores[</w:t>
-                  </w:r>
-                  <w:r>
-                    <w:t>8</w:t>
-                  </w:r>
-                  <w:r>
-                    <w:t>].mark }}</w:t>
-                  </w:r>
-                </w:p>
-                <w:p>
-                  <w:pPr>
-                    <w:ind w:left="0"/>
-                    <w:jc w:val="center"/>
-                  </w:pPr>
-                </w:p>
-              </w:tc>
-              <w:tc>
-                <w:tcPr>
-                  <w:tcW w:w="2160" w:type="dxa"/>
-                </w:tcPr>
-                <w:p>
-                  <w:pPr>
-                    <w:ind w:left="0"/>
-                  </w:pPr>
-                  <w:r>
-                    <w:t>{{ cores[</w:t>
-                  </w:r>
-                  <w:r>
-                    <w:t>8</w:t>
-                  </w:r>
-                  <w:r>
-                    <w:t>].lane }}</w:t>
-                  </w:r>
-                </w:p>
-                <w:p>
-                  <w:pPr>
-                    <w:ind w:left="0"/>
-                    <w:jc w:val="center"/>
-                  </w:pPr>
-                </w:p>
-              </w:tc>
-              <w:tc>
-                <w:tcPr>
-                  <w:tcW w:w="3290" w:type="dxa"/>
-                </w:tcPr>
-                <w:p>
-                  <w:pPr>
-                    <w:ind w:left="0"/>
-                  </w:pPr>
-                  <w:r>
-                    <w:t>{{ cores[</w:t>
-                  </w:r>
-                  <w:r>
-                    <w:t>8</w:t>
-                  </w:r>
-                  <w:r>
-                    <w:t>].</w:t>
-                  </w:r>
-                  <w:proofErr w:type="spellStart"/>
-                  <w:r>
-                    <w:t>lane_station_ft</w:t>
-                  </w:r>
-                  <w:proofErr w:type="spellEnd"/>
-                  <w:r>
-                    <w:t xml:space="preserve"> }}</w:t>
-                  </w:r>
-                </w:p>
-                <w:p>
-                  <w:pPr>
-                    <w:ind w:left="0"/>
-                    <w:jc w:val="center"/>
-                  </w:pPr>
-                </w:p>
-              </w:tc>
-              <w:tc>
-                <w:tcPr>
-                  <w:tcW w:w="2561" w:type="dxa"/>
-                </w:tcPr>
-                <w:p>
-                  <w:pPr>
-                    <w:ind w:left="0"/>
-                  </w:pPr>
-                  <w:r>
-                    <w:t>{{ cores[</w:t>
-                  </w:r>
-                  <w:r>
-                    <w:t>8</w:t>
-                  </w:r>
-                  <w:r>
-                    <w:t>].</w:t>
-                  </w:r>
-                  <w:proofErr w:type="spellStart"/>
-                  <w:r>
-                    <w:t>offset_ft</w:t>
-                  </w:r>
-                  <w:proofErr w:type="spellEnd"/>
-                  <w:r>
-                    <w:t xml:space="preserve"> }}</w:t>
-                  </w:r>
-                </w:p>
-                <w:p>
-                  <w:pPr>
-                    <w:ind w:left="0"/>
-                    <w:jc w:val="center"/>
-                  </w:pPr>
-                </w:p>
-              </w:tc>
-            </w:tr>
           </w:tbl>
           <w:p>
             <w:r>
@@ -2515,21 +1071,7 @@
                 <w:b w:val="0"/>
                 <w:bCs w:val="0"/>
               </w:rPr>
-              <w:t>{{</w:t>
-            </w:r>
-            <w:r>
-              <w:rPr>
-                <w:b w:val="0"/>
-                <w:bCs w:val="0"/>
-              </w:rPr>
-              <w:t xml:space="preserve"> add_activity </w:t>
-            </w:r>
-            <w:r>
-              <w:rPr>
-                <w:b w:val="0"/>
-                <w:bCs w:val="0"/>
-              </w:rPr>
-              <w:t>}}</w:t>
+              <w:t>{{ add_activity }}</w:t>
             </w:r>
           </w:p>
         </w:tc>
@@ -2792,23 +1334,7 @@
                 <w:sz w:val="18"/>
                 <w:szCs w:val="18"/>
               </w:rPr>
-              <w:t xml:space="preserve">{{ </w:t>
-            </w:r>
-            <w:proofErr w:type="spellStart"/>
-            <w:r>
-              <w:rPr>
-                <w:sz w:val="18"/>
-                <w:szCs w:val="18"/>
-              </w:rPr>
-              <w:t>qas</w:t>
-            </w:r>
-            <w:proofErr w:type="spellEnd"/>
-            <w:r>
-              <w:rPr>
-                <w:sz w:val="18"/>
-                <w:szCs w:val="18"/>
-              </w:rPr>
-              <w:t>[0].code }}</w:t>
+              <w:t xml:space="preserve">{%tr for qa in qas if qa.code %}</w:t>
             </w:r>
           </w:p>
         </w:tc>
@@ -2829,15 +1355,7 @@
               <w:jc w:val="both"/>
             </w:pPr>
             <w:r>
-              <w:t xml:space="preserve">{{ </w:t>
-            </w:r>
-            <w:proofErr w:type="spellStart"/>
-            <w:r>
-              <w:t>qas</w:t>
-            </w:r>
-            <w:proofErr w:type="spellEnd"/>
-            <w:r>
-              <w:t>[0].test }}</w:t>
+              <w:t/>
             </w:r>
           </w:p>
         </w:tc>
@@ -2858,15 +1376,7 @@
               <w:jc w:val="both"/>
             </w:pPr>
             <w:r>
-              <w:t xml:space="preserve">{{ </w:t>
-            </w:r>
-            <w:proofErr w:type="spellStart"/>
-            <w:r>
-              <w:t>qas</w:t>
-            </w:r>
-            <w:proofErr w:type="spellEnd"/>
-            <w:r>
-              <w:t>[0].location }}</w:t>
+              <w:t/>
             </w:r>
           </w:p>
         </w:tc>
@@ -2895,23 +1405,7 @@
                 <w:sz w:val="16"/>
                 <w:szCs w:val="16"/>
               </w:rPr>
-              <w:t xml:space="preserve">{{ </w:t>
-            </w:r>
-            <w:proofErr w:type="spellStart"/>
-            <w:r>
-              <w:rPr>
-                <w:sz w:val="16"/>
-                <w:szCs w:val="16"/>
-              </w:rPr>
-              <w:t>qas</w:t>
-            </w:r>
-            <w:proofErr w:type="spellEnd"/>
-            <w:r>
-              <w:rPr>
-                <w:sz w:val="16"/>
-                <w:szCs w:val="16"/>
-              </w:rPr>
-              <w:t>[0].result }}</w:t>
+              <w:t/>
             </w:r>
           </w:p>
         </w:tc>
@@ -2939,23 +1433,7 @@
                 <w:sz w:val="12"/>
                 <w:szCs w:val="12"/>
               </w:rPr>
-              <w:t xml:space="preserve">{{ </w:t>
-            </w:r>
-            <w:proofErr w:type="spellStart"/>
-            <w:r>
-              <w:rPr>
-                <w:sz w:val="12"/>
-                <w:szCs w:val="12"/>
-              </w:rPr>
-              <w:t>qas</w:t>
-            </w:r>
-            <w:proofErr w:type="spellEnd"/>
-            <w:r>
-              <w:rPr>
-                <w:sz w:val="12"/>
-                <w:szCs w:val="12"/>
-              </w:rPr>
-              <w:t>[0].remarks }}</w:t>
+              <w:t/>
             </w:r>
           </w:p>
         </w:tc>
@@ -2978,29 +1456,17 @@
             <w:pPr>
               <w:ind w:left="0"/>
               <w:jc w:val="both"/>
-            </w:pPr>
-            <w:r>
               <w:rPr>
                 <w:sz w:val="18"/>
                 <w:szCs w:val="18"/>
               </w:rPr>
-              <w:t xml:space="preserve">{{ </w:t>
-            </w:r>
-            <w:proofErr w:type="spellStart"/>
+            </w:pPr>
             <w:r>
               <w:rPr>
                 <w:sz w:val="18"/>
                 <w:szCs w:val="18"/>
               </w:rPr>
-              <w:t>qas</w:t>
-            </w:r>
-            <w:proofErr w:type="spellEnd"/>
-            <w:r>
-              <w:rPr>
-                <w:sz w:val="18"/>
-                <w:szCs w:val="18"/>
-              </w:rPr>
-              <w:t>[0].code }}</w:t>
+              <w:t>{{ qa.code }}</w:t>
             </w:r>
           </w:p>
         </w:tc>
@@ -3021,15 +1487,7 @@
               <w:jc w:val="both"/>
             </w:pPr>
             <w:r>
-              <w:t xml:space="preserve">{{ </w:t>
-            </w:r>
-            <w:proofErr w:type="spellStart"/>
-            <w:r>
-              <w:t>qas</w:t>
-            </w:r>
-            <w:proofErr w:type="spellEnd"/>
-            <w:r>
-              <w:t>[0].test }}</w:t>
+              <w:t>{{ qa.test }}</w:t>
             </w:r>
           </w:p>
         </w:tc>
@@ -3050,15 +1508,7 @@
               <w:jc w:val="both"/>
             </w:pPr>
             <w:r>
-              <w:t xml:space="preserve">{{ </w:t>
-            </w:r>
-            <w:proofErr w:type="spellStart"/>
-            <w:r>
-              <w:t>qas</w:t>
-            </w:r>
-            <w:proofErr w:type="spellEnd"/>
-            <w:r>
-              <w:t>[0].location }}</w:t>
+              <w:t>{{ qa.location }}</w:t>
             </w:r>
           </w:p>
         </w:tc>
@@ -3087,23 +1537,7 @@
                 <w:sz w:val="16"/>
                 <w:szCs w:val="16"/>
               </w:rPr>
-              <w:t xml:space="preserve">{{ </w:t>
-            </w:r>
-            <w:proofErr w:type="spellStart"/>
-            <w:r>
-              <w:rPr>
-                <w:sz w:val="16"/>
-                <w:szCs w:val="16"/>
-              </w:rPr>
-              <w:t>qas</w:t>
-            </w:r>
-            <w:proofErr w:type="spellEnd"/>
-            <w:r>
-              <w:rPr>
-                <w:sz w:val="16"/>
-                <w:szCs w:val="16"/>
-              </w:rPr>
-              <w:t>[0].result }}</w:t>
+              <w:t>{{ qa.result }}</w:t>
             </w:r>
           </w:p>
         </w:tc>
@@ -3121,29 +1555,17 @@
           <w:p>
             <w:pPr>
               <w:jc w:val="both"/>
-            </w:pPr>
-            <w:r>
               <w:rPr>
                 <w:sz w:val="12"/>
                 <w:szCs w:val="12"/>
               </w:rPr>
-              <w:t xml:space="preserve">{{ </w:t>
-            </w:r>
-            <w:proofErr w:type="spellStart"/>
+            </w:pPr>
             <w:r>
               <w:rPr>
                 <w:sz w:val="12"/>
                 <w:szCs w:val="12"/>
               </w:rPr>
-              <w:t>qas</w:t>
-            </w:r>
-            <w:proofErr w:type="spellEnd"/>
-            <w:r>
-              <w:rPr>
-                <w:sz w:val="12"/>
-                <w:szCs w:val="12"/>
-              </w:rPr>
-              <w:t>[0].remarks }}</w:t>
+              <w:t>{{ qa.remarks }}</w:t>
             </w:r>
           </w:p>
         </w:tc>
@@ -3166,7 +1588,18 @@
             <w:pPr>
               <w:ind w:left="0"/>
               <w:jc w:val="both"/>
-            </w:pPr>
+              <w:rPr>
+                <w:sz w:val="18"/>
+                <w:szCs w:val="18"/>
+              </w:rPr>
+            </w:pPr>
+            <w:r>
+              <w:rPr>
+                <w:sz w:val="18"/>
+                <w:szCs w:val="18"/>
+              </w:rPr>
+              <w:t xml:space="preserve">{%tr endfor %}</w:t>
+            </w:r>
           </w:p>
         </w:tc>
         <w:tc>
@@ -3185,6 +1618,9 @@
               <w:ind w:left="0"/>
               <w:jc w:val="both"/>
             </w:pPr>
+            <w:r>
+              <w:t/>
+            </w:r>
           </w:p>
         </w:tc>
         <w:tc>
@@ -3200,8 +1636,12 @@
           </w:tcPr>
           <w:p>
             <w:pPr>
-              <w:jc w:val="both"/>
-            </w:pPr>
+              <w:ind w:left="0"/>
+              <w:jc w:val="both"/>
+            </w:pPr>
+            <w:r>
+              <w:t/>
+            </w:r>
           </w:p>
         </w:tc>
         <w:tc>
@@ -3217,8 +1657,20 @@
           </w:tcPr>
           <w:p>
             <w:pPr>
-              <w:jc w:val="both"/>
-            </w:pPr>
+              <w:ind w:left="0"/>
+              <w:jc w:val="both"/>
+              <w:rPr>
+                <w:sz w:val="16"/>
+                <w:szCs w:val="16"/>
+              </w:rPr>
+            </w:pPr>
+            <w:r>
+              <w:rPr>
+                <w:sz w:val="16"/>
+                <w:szCs w:val="16"/>
+              </w:rPr>
+              <w:t/>
+            </w:r>
           </w:p>
         </w:tc>
         <w:tc>
@@ -3235,7 +1687,18 @@
           <w:p>
             <w:pPr>
               <w:jc w:val="both"/>
-            </w:pPr>
+              <w:rPr>
+                <w:sz w:val="12"/>
+                <w:szCs w:val="12"/>
+              </w:rPr>
+            </w:pPr>
+            <w:r>
+              <w:rPr>
+                <w:sz w:val="12"/>
+                <w:szCs w:val="12"/>
+              </w:rPr>
+              <w:t/>
+            </w:r>
           </w:p>
         </w:tc>
       </w:tr>
@@ -3273,13 +1736,7 @@
               <w:rPr>
                 <w:u w:val="none"/>
               </w:rPr>
-              <w:t>QUANTITIES</w:t>
-            </w:r>
-            <w:r>
-              <w:rPr>
-                <w:u w:val="none"/>
-              </w:rPr>
-              <w:t xml:space="preserve"> INSTALLED AND COMPLETED</w:t>
+              <w:t>QUANTITIES INSTALLED AND COMPLETED</w:t>
             </w:r>
           </w:p>
         </w:tc>
@@ -3443,23 +1900,7 @@
                 <w:sz w:val="20"/>
                 <w:szCs w:val="20"/>
               </w:rPr>
-              <w:t xml:space="preserve">{{ </w:t>
-            </w:r>
-            <w:proofErr w:type="spellStart"/>
-            <w:r>
-              <w:rPr>
-                <w:sz w:val="20"/>
-                <w:szCs w:val="20"/>
-              </w:rPr>
-              <w:t>pqs</w:t>
-            </w:r>
-            <w:proofErr w:type="spellEnd"/>
-            <w:r>
-              <w:rPr>
-                <w:sz w:val="20"/>
-                <w:szCs w:val="20"/>
-              </w:rPr>
-              <w:t>[0].code }}</w:t>
+              <w:t xml:space="preserve">{%tr for pq in pqs if pq.code %}</w:t>
             </w:r>
           </w:p>
         </w:tc>
@@ -3481,15 +1922,7 @@
               <w:jc w:val="both"/>
             </w:pPr>
             <w:r>
-              <w:t xml:space="preserve">{{ </w:t>
-            </w:r>
-            <w:proofErr w:type="spellStart"/>
-            <w:r>
-              <w:t>pqs</w:t>
-            </w:r>
-            <w:proofErr w:type="spellEnd"/>
-            <w:r>
-              <w:t>[0].desc }}</w:t>
+              <w:t/>
             </w:r>
           </w:p>
         </w:tc>
@@ -3511,15 +1944,7 @@
               <w:jc w:val="both"/>
             </w:pPr>
             <w:r>
-              <w:t xml:space="preserve">{{ </w:t>
-            </w:r>
-            <w:proofErr w:type="spellStart"/>
-            <w:r>
-              <w:t>pqs</w:t>
-            </w:r>
-            <w:proofErr w:type="spellEnd"/>
-            <w:r>
-              <w:t>[0].qty }}</w:t>
+              <w:t/>
             </w:r>
           </w:p>
         </w:tc>
@@ -3541,15 +1966,7 @@
               <w:jc w:val="both"/>
             </w:pPr>
             <w:r>
-              <w:t xml:space="preserve">{{ </w:t>
-            </w:r>
-            <w:proofErr w:type="spellStart"/>
-            <w:r>
-              <w:t>pqs</w:t>
-            </w:r>
-            <w:proofErr w:type="spellEnd"/>
-            <w:r>
-              <w:t>[0].notes }}</w:t>
+              <w:t/>
             </w:r>
           </w:p>
         </w:tc>
@@ -3573,29 +1990,17 @@
             <w:pPr>
               <w:ind w:left="0"/>
               <w:jc w:val="both"/>
-            </w:pPr>
-            <w:r>
               <w:rPr>
                 <w:sz w:val="20"/>
                 <w:szCs w:val="20"/>
               </w:rPr>
-              <w:t xml:space="preserve">{{ </w:t>
-            </w:r>
-            <w:proofErr w:type="spellStart"/>
+            </w:pPr>
             <w:r>
               <w:rPr>
                 <w:sz w:val="20"/>
                 <w:szCs w:val="20"/>
               </w:rPr>
-              <w:t>pqs</w:t>
-            </w:r>
-            <w:proofErr w:type="spellEnd"/>
-            <w:r>
-              <w:rPr>
-                <w:sz w:val="20"/>
-                <w:szCs w:val="20"/>
-              </w:rPr>
-              <w:t>[1].code }}</w:t>
+              <w:t>{{ pq.code }}</w:t>
             </w:r>
           </w:p>
         </w:tc>
@@ -3617,15 +2022,7 @@
               <w:jc w:val="both"/>
             </w:pPr>
             <w:r>
-              <w:t xml:space="preserve">{{ </w:t>
-            </w:r>
-            <w:proofErr w:type="spellStart"/>
-            <w:r>
-              <w:t>pqs</w:t>
-            </w:r>
-            <w:proofErr w:type="spellEnd"/>
-            <w:r>
-              <w:t>[1].desc }}</w:t>
+              <w:t>{{ pq.desc }}</w:t>
             </w:r>
           </w:p>
         </w:tc>
@@ -3647,15 +2044,7 @@
               <w:jc w:val="both"/>
             </w:pPr>
             <w:r>
-              <w:t xml:space="preserve">{{ </w:t>
-            </w:r>
-            <w:proofErr w:type="spellStart"/>
-            <w:r>
-              <w:t>pqs</w:t>
-            </w:r>
-            <w:proofErr w:type="spellEnd"/>
-            <w:r>
-              <w:t>[1].qty }}</w:t>
+              <w:t>{{ pq.qty }}</w:t>
             </w:r>
           </w:p>
         </w:tc>
@@ -3677,15 +2066,7 @@
               <w:jc w:val="both"/>
             </w:pPr>
             <w:r>
-              <w:t xml:space="preserve">{{ </w:t>
-            </w:r>
-            <w:proofErr w:type="spellStart"/>
-            <w:r>
-              <w:t>pqs</w:t>
-            </w:r>
-            <w:proofErr w:type="spellEnd"/>
-            <w:r>
-              <w:t>[1].notes }}</w:t>
+              <w:t>{{ pq.notes }}</w:t>
             </w:r>
           </w:p>
         </w:tc>
@@ -3709,29 +2090,17 @@
             <w:pPr>
               <w:ind w:left="0"/>
               <w:jc w:val="both"/>
-            </w:pPr>
-            <w:r>
               <w:rPr>
                 <w:sz w:val="20"/>
                 <w:szCs w:val="20"/>
               </w:rPr>
-              <w:t xml:space="preserve">{{ </w:t>
-            </w:r>
-            <w:proofErr w:type="spellStart"/>
+            </w:pPr>
             <w:r>
               <w:rPr>
                 <w:sz w:val="20"/>
                 <w:szCs w:val="20"/>
               </w:rPr>
-              <w:t>pqs</w:t>
-            </w:r>
-            <w:proofErr w:type="spellEnd"/>
-            <w:r>
-              <w:rPr>
-                <w:sz w:val="20"/>
-                <w:szCs w:val="20"/>
-              </w:rPr>
-              <w:t>[2].code }}</w:t>
+              <w:t xml:space="preserve">{%tr endfor %}</w:t>
             </w:r>
           </w:p>
         </w:tc>
@@ -3753,15 +2122,7 @@
               <w:jc w:val="both"/>
             </w:pPr>
             <w:r>
-              <w:t xml:space="preserve">{{ </w:t>
-            </w:r>
-            <w:proofErr w:type="spellStart"/>
-            <w:r>
-              <w:t>pqs</w:t>
-            </w:r>
-            <w:proofErr w:type="spellEnd"/>
-            <w:r>
-              <w:t>[2].desc }}</w:t>
+              <w:t/>
             </w:r>
           </w:p>
         </w:tc>
@@ -3783,15 +2144,7 @@
               <w:jc w:val="both"/>
             </w:pPr>
             <w:r>
-              <w:t xml:space="preserve">{{ </w:t>
-            </w:r>
-            <w:proofErr w:type="spellStart"/>
-            <w:r>
-              <w:t>pqs</w:t>
-            </w:r>
-            <w:proofErr w:type="spellEnd"/>
-            <w:r>
-              <w:t>[2].qty }}</w:t>
+              <w:t/>
             </w:r>
           </w:p>
         </w:tc>
@@ -3813,15 +2166,7 @@
               <w:jc w:val="both"/>
             </w:pPr>
             <w:r>
-              <w:t xml:space="preserve">{{ </w:t>
-            </w:r>
-            <w:proofErr w:type="spellStart"/>
-            <w:r>
-              <w:t>pqs</w:t>
-            </w:r>
-            <w:proofErr w:type="spellEnd"/>
-            <w:r>
-              <w:t>[2].notes }}</w:t>
+              <w:t/>
             </w:r>
           </w:p>
         </w:tc>
@@ -4015,14 +2360,7 @@
                 <w:b/>
                 <w:bCs/>
               </w:rPr>
-              <w:t xml:space="preserve">   </w:t>
-            </w:r>
-            <w:r>
-              <w:rPr>
-                <w:b/>
-                <w:bCs/>
-              </w:rPr>
-              <w:t>OPERATOR</w:t>
+              <w:t xml:space="preserve">   OPERATOR</w:t>
             </w:r>
           </w:p>
         </w:tc>
@@ -4144,29 +2482,41 @@
                 <w:sz w:val="24"/>
                 <w:szCs w:val="24"/>
               </w:rPr>
-              <w:t xml:space="preserve">{{ </w:t>
-            </w:r>
-            <w:proofErr w:type="spellStart"/>
-            <w:r>
+              <w:t xml:space="preserve">{%tr for cr in crs if cr.contractor %}</w:t>
+            </w:r>
+          </w:p>
+        </w:tc>
+        <w:tc>
+          <w:tcPr>
+            <w:tcW w:w="870" w:type="dxa"/>
+            <w:tcBorders>
+              <w:top w:val="single" w:sz="4" w:space="0" w:color="000000"/>
+              <w:left w:val="single" w:sz="4" w:space="0" w:color="000000"/>
+              <w:bottom w:val="single" w:sz="4" w:space="0" w:color="000000"/>
+              <w:right w:val="single" w:sz="4" w:space="0" w:color="000000"/>
+            </w:tcBorders>
+          </w:tcPr>
+          <w:p>
+            <w:pPr>
+              <w:ind w:left="0"/>
+              <w:jc w:val="both"/>
               <w:rPr>
                 <w:sz w:val="24"/>
                 <w:szCs w:val="24"/>
               </w:rPr>
-              <w:t>crs</w:t>
-            </w:r>
-            <w:proofErr w:type="spellEnd"/>
+            </w:pPr>
             <w:r>
               <w:rPr>
                 <w:sz w:val="24"/>
                 <w:szCs w:val="24"/>
               </w:rPr>
-              <w:t>[0].contractor }}</w:t>
-            </w:r>
-          </w:p>
-        </w:tc>
-        <w:tc>
-          <w:tcPr>
-            <w:tcW w:w="870" w:type="dxa"/>
+              <w:t/>
+            </w:r>
+          </w:p>
+        </w:tc>
+        <w:tc>
+          <w:tcPr>
+            <w:tcW w:w="1096" w:type="dxa"/>
             <w:tcBorders>
               <w:top w:val="single" w:sz="4" w:space="0" w:color="000000"/>
               <w:left w:val="single" w:sz="4" w:space="0" w:color="000000"/>
@@ -4188,29 +2538,42 @@
                 <w:sz w:val="24"/>
                 <w:szCs w:val="24"/>
               </w:rPr>
-              <w:t xml:space="preserve">{{ </w:t>
-            </w:r>
-            <w:proofErr w:type="spellStart"/>
-            <w:r>
+              <w:t/>
+            </w:r>
+          </w:p>
+        </w:tc>
+        <w:tc>
+          <w:tcPr>
+            <w:tcW w:w="1102" w:type="dxa"/>
+            <w:tcBorders>
+              <w:top w:val="single" w:sz="4" w:space="0" w:color="000000"/>
+              <w:left w:val="single" w:sz="4" w:space="0" w:color="000000"/>
+              <w:bottom w:val="single" w:sz="4" w:space="0" w:color="000000"/>
+              <w:right w:val="single" w:sz="4" w:space="0" w:color="000000"/>
+            </w:tcBorders>
+          </w:tcPr>
+          <w:p>
+            <w:pPr>
+              <w:ind w:left="0"/>
+              <w:jc w:val="both"/>
               <w:rPr>
                 <w:sz w:val="24"/>
                 <w:szCs w:val="24"/>
               </w:rPr>
-              <w:t>crs</w:t>
-            </w:r>
-            <w:proofErr w:type="spellEnd"/>
+            </w:pPr>
             <w:r>
               <w:rPr>
                 <w:sz w:val="24"/>
                 <w:szCs w:val="24"/>
               </w:rPr>
-              <w:t>[0].super }}</w:t>
-            </w:r>
-          </w:p>
-        </w:tc>
-        <w:tc>
-          <w:tcPr>
-            <w:tcW w:w="1096" w:type="dxa"/>
+              <w:t/>
+            </w:r>
+          </w:p>
+        </w:tc>
+        <w:tc>
+          <w:tcPr>
+            <w:tcW w:w="1170" w:type="dxa"/>
+            <w:gridSpan w:val="3"/>
             <w:tcBorders>
               <w:top w:val="single" w:sz="4" w:space="0" w:color="000000"/>
               <w:left w:val="single" w:sz="4" w:space="0" w:color="000000"/>
@@ -4232,29 +2595,42 @@
                 <w:sz w:val="24"/>
                 <w:szCs w:val="24"/>
               </w:rPr>
-              <w:t xml:space="preserve">{{ </w:t>
-            </w:r>
-            <w:proofErr w:type="spellStart"/>
-            <w:r>
+              <w:t/>
+            </w:r>
+          </w:p>
+        </w:tc>
+        <w:tc>
+          <w:tcPr>
+            <w:tcW w:w="1167" w:type="dxa"/>
+            <w:tcBorders>
+              <w:top w:val="single" w:sz="4" w:space="0" w:color="000000"/>
+              <w:left w:val="single" w:sz="4" w:space="0" w:color="000000"/>
+              <w:bottom w:val="single" w:sz="4" w:space="0" w:color="000000"/>
+              <w:right w:val="single" w:sz="4" w:space="0" w:color="000000"/>
+            </w:tcBorders>
+          </w:tcPr>
+          <w:p>
+            <w:pPr>
+              <w:ind w:left="0"/>
+              <w:jc w:val="both"/>
               <w:rPr>
                 <w:sz w:val="24"/>
                 <w:szCs w:val="24"/>
               </w:rPr>
-              <w:t>crs</w:t>
-            </w:r>
-            <w:proofErr w:type="spellEnd"/>
+            </w:pPr>
             <w:r>
               <w:rPr>
                 <w:sz w:val="24"/>
                 <w:szCs w:val="24"/>
               </w:rPr>
-              <w:t>[0].foreman }}</w:t>
-            </w:r>
-          </w:p>
-        </w:tc>
-        <w:tc>
-          <w:tcPr>
-            <w:tcW w:w="1102" w:type="dxa"/>
+              <w:t/>
+            </w:r>
+          </w:p>
+        </w:tc>
+        <w:tc>
+          <w:tcPr>
+            <w:tcW w:w="1443" w:type="dxa"/>
+            <w:gridSpan w:val="2"/>
             <w:tcBorders>
               <w:top w:val="single" w:sz="4" w:space="0" w:color="000000"/>
               <w:left w:val="single" w:sz="4" w:space="0" w:color="000000"/>
@@ -4276,157 +2652,7 @@
                 <w:sz w:val="24"/>
                 <w:szCs w:val="24"/>
               </w:rPr>
-              <w:t xml:space="preserve">{{ </w:t>
-            </w:r>
-            <w:proofErr w:type="spellStart"/>
-            <w:r>
-              <w:rPr>
-                <w:sz w:val="24"/>
-                <w:szCs w:val="24"/>
-              </w:rPr>
-              <w:t>crs</w:t>
-            </w:r>
-            <w:proofErr w:type="spellEnd"/>
-            <w:r>
-              <w:rPr>
-                <w:sz w:val="24"/>
-                <w:szCs w:val="24"/>
-              </w:rPr>
-              <w:t>[0].survey }}</w:t>
-            </w:r>
-          </w:p>
-        </w:tc>
-        <w:tc>
-          <w:tcPr>
-            <w:tcW w:w="1170" w:type="dxa"/>
-            <w:gridSpan w:val="3"/>
-            <w:tcBorders>
-              <w:top w:val="single" w:sz="4" w:space="0" w:color="000000"/>
-              <w:left w:val="single" w:sz="4" w:space="0" w:color="000000"/>
-              <w:bottom w:val="single" w:sz="4" w:space="0" w:color="000000"/>
-              <w:right w:val="single" w:sz="4" w:space="0" w:color="000000"/>
-            </w:tcBorders>
-          </w:tcPr>
-          <w:p>
-            <w:pPr>
-              <w:ind w:left="0"/>
-              <w:jc w:val="both"/>
-              <w:rPr>
-                <w:sz w:val="24"/>
-                <w:szCs w:val="24"/>
-              </w:rPr>
-            </w:pPr>
-            <w:r>
-              <w:rPr>
-                <w:sz w:val="24"/>
-                <w:szCs w:val="24"/>
-              </w:rPr>
-              <w:t xml:space="preserve">{{ </w:t>
-            </w:r>
-            <w:proofErr w:type="spellStart"/>
-            <w:r>
-              <w:rPr>
-                <w:sz w:val="24"/>
-                <w:szCs w:val="24"/>
-              </w:rPr>
-              <w:t>crs</w:t>
-            </w:r>
-            <w:proofErr w:type="spellEnd"/>
-            <w:r>
-              <w:rPr>
-                <w:sz w:val="24"/>
-                <w:szCs w:val="24"/>
-              </w:rPr>
-              <w:t>[0].operator }}</w:t>
-            </w:r>
-          </w:p>
-        </w:tc>
-        <w:tc>
-          <w:tcPr>
-            <w:tcW w:w="1167" w:type="dxa"/>
-            <w:tcBorders>
-              <w:top w:val="single" w:sz="4" w:space="0" w:color="000000"/>
-              <w:left w:val="single" w:sz="4" w:space="0" w:color="000000"/>
-              <w:bottom w:val="single" w:sz="4" w:space="0" w:color="000000"/>
-              <w:right w:val="single" w:sz="4" w:space="0" w:color="000000"/>
-            </w:tcBorders>
-          </w:tcPr>
-          <w:p>
-            <w:pPr>
-              <w:ind w:left="0"/>
-              <w:jc w:val="both"/>
-              <w:rPr>
-                <w:sz w:val="24"/>
-                <w:szCs w:val="24"/>
-              </w:rPr>
-            </w:pPr>
-            <w:r>
-              <w:rPr>
-                <w:sz w:val="24"/>
-                <w:szCs w:val="24"/>
-              </w:rPr>
-              <w:t xml:space="preserve">{{ </w:t>
-            </w:r>
-            <w:proofErr w:type="spellStart"/>
-            <w:r>
-              <w:rPr>
-                <w:sz w:val="24"/>
-                <w:szCs w:val="24"/>
-              </w:rPr>
-              <w:t>crs</w:t>
-            </w:r>
-            <w:proofErr w:type="spellEnd"/>
-            <w:r>
-              <w:rPr>
-                <w:sz w:val="24"/>
-                <w:szCs w:val="24"/>
-              </w:rPr>
-              <w:t>[0].laborer }}</w:t>
-            </w:r>
-          </w:p>
-        </w:tc>
-        <w:tc>
-          <w:tcPr>
-            <w:tcW w:w="1443" w:type="dxa"/>
-            <w:gridSpan w:val="2"/>
-            <w:tcBorders>
-              <w:top w:val="single" w:sz="4" w:space="0" w:color="000000"/>
-              <w:left w:val="single" w:sz="4" w:space="0" w:color="000000"/>
-              <w:bottom w:val="single" w:sz="4" w:space="0" w:color="000000"/>
-              <w:right w:val="single" w:sz="4" w:space="0" w:color="000000"/>
-            </w:tcBorders>
-          </w:tcPr>
-          <w:p>
-            <w:pPr>
-              <w:ind w:left="0"/>
-              <w:jc w:val="both"/>
-              <w:rPr>
-                <w:sz w:val="24"/>
-                <w:szCs w:val="24"/>
-              </w:rPr>
-            </w:pPr>
-            <w:r>
-              <w:rPr>
-                <w:sz w:val="24"/>
-                <w:szCs w:val="24"/>
-              </w:rPr>
-              <w:t xml:space="preserve">{{ </w:t>
-            </w:r>
-            <w:proofErr w:type="spellStart"/>
-            <w:r>
-              <w:rPr>
-                <w:sz w:val="24"/>
-                <w:szCs w:val="24"/>
-              </w:rPr>
-              <w:t>crs</w:t>
-            </w:r>
-            <w:proofErr w:type="spellEnd"/>
-            <w:r>
-              <w:rPr>
-                <w:sz w:val="24"/>
-                <w:szCs w:val="24"/>
-              </w:rPr>
-              <w:t>[0].laborer }}</w:t>
+              <w:t/>
             </w:r>
           </w:p>
         </w:tc>
@@ -4455,23 +2681,7 @@
                 <w:sz w:val="14"/>
                 <w:szCs w:val="14"/>
               </w:rPr>
-              <w:t xml:space="preserve">{{ </w:t>
-            </w:r>
-            <w:proofErr w:type="spellStart"/>
-            <w:r>
-              <w:rPr>
-                <w:sz w:val="14"/>
-                <w:szCs w:val="14"/>
-              </w:rPr>
-              <w:t>crs</w:t>
-            </w:r>
-            <w:proofErr w:type="spellEnd"/>
-            <w:r>
-              <w:rPr>
-                <w:sz w:val="14"/>
-                <w:szCs w:val="14"/>
-              </w:rPr>
-              <w:t>[0].remarks }}</w:t>
+              <w:t/>
             </w:r>
           </w:p>
         </w:tc>
@@ -4494,7 +2704,18 @@
             <w:pPr>
               <w:ind w:left="0"/>
               <w:jc w:val="both"/>
-            </w:pPr>
+              <w:rPr>
+                <w:sz w:val="24"/>
+                <w:szCs w:val="24"/>
+              </w:rPr>
+            </w:pPr>
+            <w:r>
+              <w:rPr>
+                <w:sz w:val="24"/>
+                <w:szCs w:val="24"/>
+              </w:rPr>
+              <w:t>{{ cr.contractor }}</w:t>
+            </w:r>
           </w:p>
         </w:tc>
         <w:tc>
@@ -4511,7 +2732,18 @@
             <w:pPr>
               <w:ind w:left="0"/>
               <w:jc w:val="both"/>
-            </w:pPr>
+              <w:rPr>
+                <w:sz w:val="24"/>
+                <w:szCs w:val="24"/>
+              </w:rPr>
+            </w:pPr>
+            <w:r>
+              <w:rPr>
+                <w:sz w:val="24"/>
+                <w:szCs w:val="24"/>
+              </w:rPr>
+              <w:t>{{ cr.super }}</w:t>
+            </w:r>
           </w:p>
         </w:tc>
         <w:tc>
@@ -4528,7 +2760,18 @@
             <w:pPr>
               <w:ind w:left="0"/>
               <w:jc w:val="both"/>
-            </w:pPr>
+              <w:rPr>
+                <w:sz w:val="24"/>
+                <w:szCs w:val="24"/>
+              </w:rPr>
+            </w:pPr>
+            <w:r>
+              <w:rPr>
+                <w:sz w:val="24"/>
+                <w:szCs w:val="24"/>
+              </w:rPr>
+              <w:t>{{ cr.foreman }}</w:t>
+            </w:r>
           </w:p>
         </w:tc>
         <w:tc>
@@ -4545,7 +2788,18 @@
             <w:pPr>
               <w:ind w:left="0"/>
               <w:jc w:val="both"/>
-            </w:pPr>
+              <w:rPr>
+                <w:sz w:val="24"/>
+                <w:szCs w:val="24"/>
+              </w:rPr>
+            </w:pPr>
+            <w:r>
+              <w:rPr>
+                <w:sz w:val="24"/>
+                <w:szCs w:val="24"/>
+              </w:rPr>
+              <w:t>{{ cr.survey }}</w:t>
+            </w:r>
           </w:p>
         </w:tc>
         <w:tc>
@@ -4563,7 +2817,18 @@
             <w:pPr>
               <w:ind w:left="0"/>
               <w:jc w:val="both"/>
-            </w:pPr>
+              <w:rPr>
+                <w:sz w:val="24"/>
+                <w:szCs w:val="24"/>
+              </w:rPr>
+            </w:pPr>
+            <w:r>
+              <w:rPr>
+                <w:sz w:val="24"/>
+                <w:szCs w:val="24"/>
+              </w:rPr>
+              <w:t>{{ cr.operator }}</w:t>
+            </w:r>
           </w:p>
         </w:tc>
         <w:tc>
@@ -4580,7 +2845,18 @@
             <w:pPr>
               <w:ind w:left="0"/>
               <w:jc w:val="both"/>
-            </w:pPr>
+              <w:rPr>
+                <w:sz w:val="24"/>
+                <w:szCs w:val="24"/>
+              </w:rPr>
+            </w:pPr>
+            <w:r>
+              <w:rPr>
+                <w:sz w:val="24"/>
+                <w:szCs w:val="24"/>
+              </w:rPr>
+              <w:t>{{ cr.laborer }}</w:t>
+            </w:r>
           </w:p>
         </w:tc>
         <w:tc>
@@ -4598,7 +2874,18 @@
             <w:pPr>
               <w:ind w:left="0"/>
               <w:jc w:val="both"/>
-            </w:pPr>
+              <w:rPr>
+                <w:sz w:val="24"/>
+                <w:szCs w:val="24"/>
+              </w:rPr>
+            </w:pPr>
+            <w:r>
+              <w:rPr>
+                <w:sz w:val="24"/>
+                <w:szCs w:val="24"/>
+              </w:rPr>
+              <w:t>{{ cr.electrician }}</w:t>
+            </w:r>
           </w:p>
         </w:tc>
         <w:tc>
@@ -4616,7 +2903,250 @@
             <w:pPr>
               <w:ind w:left="0"/>
               <w:jc w:val="both"/>
-            </w:pPr>
+              <w:rPr>
+                <w:sz w:val="14"/>
+                <w:szCs w:val="14"/>
+              </w:rPr>
+            </w:pPr>
+            <w:r>
+              <w:rPr>
+                <w:sz w:val="14"/>
+                <w:szCs w:val="14"/>
+              </w:rPr>
+              <w:t>{{ cr.remarks }}</w:t>
+            </w:r>
+          </w:p>
+        </w:tc>
+      </w:tr>
+      <w:tr>
+        <w:trPr>
+          <w:trHeight w:val="256"/>
+        </w:trPr>
+        <w:tc>
+          <w:tcPr>
+            <w:tcW w:w="2057" w:type="dxa"/>
+            <w:tcBorders>
+              <w:top w:val="single" w:sz="4" w:space="0" w:color="000000"/>
+              <w:left w:val="single" w:sz="4" w:space="0" w:color="000000"/>
+              <w:bottom w:val="single" w:sz="4" w:space="0" w:color="000000"/>
+              <w:right w:val="single" w:sz="4" w:space="0" w:color="000000"/>
+            </w:tcBorders>
+          </w:tcPr>
+          <w:p>
+            <w:pPr>
+              <w:ind w:left="0"/>
+              <w:jc w:val="both"/>
+              <w:rPr>
+                <w:sz w:val="24"/>
+                <w:szCs w:val="24"/>
+              </w:rPr>
+            </w:pPr>
+            <w:r>
+              <w:rPr>
+                <w:sz w:val="24"/>
+                <w:szCs w:val="24"/>
+              </w:rPr>
+              <w:t xml:space="preserve">{%tr endfor %}</w:t>
+            </w:r>
+          </w:p>
+        </w:tc>
+        <w:tc>
+          <w:tcPr>
+            <w:tcW w:w="870" w:type="dxa"/>
+            <w:tcBorders>
+              <w:top w:val="single" w:sz="4" w:space="0" w:color="000000"/>
+              <w:left w:val="single" w:sz="4" w:space="0" w:color="000000"/>
+              <w:bottom w:val="single" w:sz="4" w:space="0" w:color="000000"/>
+              <w:right w:val="single" w:sz="4" w:space="0" w:color="000000"/>
+            </w:tcBorders>
+          </w:tcPr>
+          <w:p>
+            <w:pPr>
+              <w:ind w:left="0"/>
+              <w:jc w:val="both"/>
+              <w:rPr>
+                <w:sz w:val="24"/>
+                <w:szCs w:val="24"/>
+              </w:rPr>
+            </w:pPr>
+            <w:r>
+              <w:rPr>
+                <w:sz w:val="24"/>
+                <w:szCs w:val="24"/>
+              </w:rPr>
+              <w:t/>
+            </w:r>
+          </w:p>
+        </w:tc>
+        <w:tc>
+          <w:tcPr>
+            <w:tcW w:w="1096" w:type="dxa"/>
+            <w:tcBorders>
+              <w:top w:val="single" w:sz="4" w:space="0" w:color="000000"/>
+              <w:left w:val="single" w:sz="4" w:space="0" w:color="000000"/>
+              <w:bottom w:val="single" w:sz="4" w:space="0" w:color="000000"/>
+              <w:right w:val="single" w:sz="4" w:space="0" w:color="000000"/>
+            </w:tcBorders>
+          </w:tcPr>
+          <w:p>
+            <w:pPr>
+              <w:ind w:left="0"/>
+              <w:jc w:val="both"/>
+              <w:rPr>
+                <w:sz w:val="24"/>
+                <w:szCs w:val="24"/>
+              </w:rPr>
+            </w:pPr>
+            <w:r>
+              <w:rPr>
+                <w:sz w:val="24"/>
+                <w:szCs w:val="24"/>
+              </w:rPr>
+              <w:t/>
+            </w:r>
+          </w:p>
+        </w:tc>
+        <w:tc>
+          <w:tcPr>
+            <w:tcW w:w="1102" w:type="dxa"/>
+            <w:tcBorders>
+              <w:top w:val="single" w:sz="4" w:space="0" w:color="000000"/>
+              <w:left w:val="single" w:sz="4" w:space="0" w:color="000000"/>
+              <w:bottom w:val="single" w:sz="4" w:space="0" w:color="000000"/>
+              <w:right w:val="single" w:sz="4" w:space="0" w:color="000000"/>
+            </w:tcBorders>
+          </w:tcPr>
+          <w:p>
+            <w:pPr>
+              <w:ind w:left="0"/>
+              <w:jc w:val="both"/>
+              <w:rPr>
+                <w:sz w:val="24"/>
+                <w:szCs w:val="24"/>
+              </w:rPr>
+            </w:pPr>
+            <w:r>
+              <w:rPr>
+                <w:sz w:val="24"/>
+                <w:szCs w:val="24"/>
+              </w:rPr>
+              <w:t/>
+            </w:r>
+          </w:p>
+        </w:tc>
+        <w:tc>
+          <w:tcPr>
+            <w:tcW w:w="1170" w:type="dxa"/>
+            <w:gridSpan w:val="3"/>
+            <w:tcBorders>
+              <w:top w:val="single" w:sz="4" w:space="0" w:color="000000"/>
+              <w:left w:val="single" w:sz="4" w:space="0" w:color="000000"/>
+              <w:bottom w:val="single" w:sz="4" w:space="0" w:color="000000"/>
+              <w:right w:val="single" w:sz="4" w:space="0" w:color="000000"/>
+            </w:tcBorders>
+          </w:tcPr>
+          <w:p>
+            <w:pPr>
+              <w:ind w:left="0"/>
+              <w:jc w:val="both"/>
+              <w:rPr>
+                <w:sz w:val="24"/>
+                <w:szCs w:val="24"/>
+              </w:rPr>
+            </w:pPr>
+            <w:r>
+              <w:rPr>
+                <w:sz w:val="24"/>
+                <w:szCs w:val="24"/>
+              </w:rPr>
+              <w:t/>
+            </w:r>
+          </w:p>
+        </w:tc>
+        <w:tc>
+          <w:tcPr>
+            <w:tcW w:w="1167" w:type="dxa"/>
+            <w:tcBorders>
+              <w:top w:val="single" w:sz="4" w:space="0" w:color="000000"/>
+              <w:left w:val="single" w:sz="4" w:space="0" w:color="000000"/>
+              <w:bottom w:val="single" w:sz="4" w:space="0" w:color="000000"/>
+              <w:right w:val="single" w:sz="4" w:space="0" w:color="000000"/>
+            </w:tcBorders>
+          </w:tcPr>
+          <w:p>
+            <w:pPr>
+              <w:ind w:left="0"/>
+              <w:jc w:val="both"/>
+              <w:rPr>
+                <w:sz w:val="24"/>
+                <w:szCs w:val="24"/>
+              </w:rPr>
+            </w:pPr>
+            <w:r>
+              <w:rPr>
+                <w:sz w:val="24"/>
+                <w:szCs w:val="24"/>
+              </w:rPr>
+              <w:t/>
+            </w:r>
+          </w:p>
+        </w:tc>
+        <w:tc>
+          <w:tcPr>
+            <w:tcW w:w="1443" w:type="dxa"/>
+            <w:gridSpan w:val="2"/>
+            <w:tcBorders>
+              <w:top w:val="single" w:sz="4" w:space="0" w:color="000000"/>
+              <w:left w:val="single" w:sz="4" w:space="0" w:color="000000"/>
+              <w:bottom w:val="single" w:sz="4" w:space="0" w:color="000000"/>
+              <w:right w:val="single" w:sz="4" w:space="0" w:color="000000"/>
+            </w:tcBorders>
+          </w:tcPr>
+          <w:p>
+            <w:pPr>
+              <w:ind w:left="0"/>
+              <w:jc w:val="both"/>
+              <w:rPr>
+                <w:sz w:val="24"/>
+                <w:szCs w:val="24"/>
+              </w:rPr>
+            </w:pPr>
+            <w:r>
+              <w:rPr>
+                <w:sz w:val="24"/>
+                <w:szCs w:val="24"/>
+              </w:rPr>
+              <w:t/>
+            </w:r>
+          </w:p>
+        </w:tc>
+        <w:tc>
+          <w:tcPr>
+            <w:tcW w:w="2615" w:type="dxa"/>
+            <w:gridSpan w:val="2"/>
+            <w:tcBorders>
+              <w:top w:val="single" w:sz="4" w:space="0" w:color="000000"/>
+              <w:left w:val="single" w:sz="4" w:space="0" w:color="000000"/>
+              <w:bottom w:val="single" w:sz="4" w:space="0" w:color="000000"/>
+              <w:right w:val="single" w:sz="4" w:space="0" w:color="000000"/>
+            </w:tcBorders>
+          </w:tcPr>
+          <w:p>
+            <w:pPr>
+              <w:ind w:left="0"/>
+              <w:jc w:val="both"/>
+              <w:rPr>
+                <w:sz w:val="14"/>
+                <w:szCs w:val="14"/>
+              </w:rPr>
+            </w:pPr>
+            <w:r>
+              <w:rPr>
+                <w:sz w:val="14"/>
+                <w:szCs w:val="14"/>
+              </w:rPr>
+              <w:t/>
+            </w:r>
           </w:p>
         </w:tc>
       </w:tr>
@@ -4655,13 +3185,7 @@
               <w:t xml:space="preserve">          </w:t>
             </w:r>
             <w:r>
-              <w:t>In</w:t>
-            </w:r>
-            <w:r>
-              <w:t>-</w:t>
-            </w:r>
-            <w:r>
-              <w:t>Use / Stand-by / Specify Change Order Equipment Separately if applicable</w:t>
+              <w:t>In-Use / Stand-by / Specify Change Order Equipment Separately if applicable</w:t>
             </w:r>
           </w:p>
         </w:tc>
@@ -4838,23 +3362,7 @@
                 <w:sz w:val="24"/>
                 <w:szCs w:val="24"/>
               </w:rPr>
-              <w:t xml:space="preserve">{{ </w:t>
-            </w:r>
-            <w:proofErr w:type="spellStart"/>
-            <w:r>
-              <w:rPr>
-                <w:sz w:val="24"/>
-                <w:szCs w:val="24"/>
-              </w:rPr>
-              <w:t>eqs</w:t>
-            </w:r>
-            <w:proofErr w:type="spellEnd"/>
-            <w:r>
-              <w:rPr>
-                <w:sz w:val="24"/>
-                <w:szCs w:val="24"/>
-              </w:rPr>
-              <w:t>[0].contractor }}</w:t>
+              <w:t xml:space="preserve">{%tr for eq in eqs if eq.contractor %}</w:t>
             </w:r>
           </w:p>
         </w:tc>
@@ -4874,15 +3382,7 @@
               <w:ind w:left="0"/>
             </w:pPr>
             <w:r>
-              <w:t xml:space="preserve">{{ </w:t>
-            </w:r>
-            <w:proofErr w:type="spellStart"/>
-            <w:r>
-              <w:t>eqs</w:t>
-            </w:r>
-            <w:proofErr w:type="spellEnd"/>
-            <w:r>
-              <w:t>[0].equipment }}</w:t>
+              <w:t/>
             </w:r>
           </w:p>
         </w:tc>
@@ -4909,67 +3409,35 @@
                 <w:sz w:val="18"/>
                 <w:szCs w:val="18"/>
               </w:rPr>
-              <w:t xml:space="preserve">{{ </w:t>
-            </w:r>
-            <w:proofErr w:type="spellStart"/>
-            <w:r>
+              <w:t/>
+            </w:r>
+          </w:p>
+        </w:tc>
+        <w:tc>
+          <w:tcPr>
+            <w:tcW w:w="1405" w:type="dxa"/>
+            <w:gridSpan w:val="2"/>
+            <w:tcBorders>
+              <w:top w:val="single" w:sz="4" w:space="0" w:color="000000"/>
+              <w:left w:val="single" w:sz="4" w:space="0" w:color="000000"/>
+              <w:bottom w:val="single" w:sz="4" w:space="0" w:color="000000"/>
+              <w:right w:val="single" w:sz="4" w:space="0" w:color="000000"/>
+            </w:tcBorders>
+          </w:tcPr>
+          <w:p>
+            <w:pPr>
+              <w:ind w:left="0"/>
               <w:rPr>
                 <w:sz w:val="18"/>
                 <w:szCs w:val="18"/>
               </w:rPr>
-              <w:t>eqs</w:t>
-            </w:r>
-            <w:proofErr w:type="spellEnd"/>
+            </w:pPr>
             <w:r>
               <w:rPr>
                 <w:sz w:val="18"/>
                 <w:szCs w:val="18"/>
               </w:rPr>
-              <w:t>[0].qty }}</w:t>
-            </w:r>
-          </w:p>
-        </w:tc>
-        <w:tc>
-          <w:tcPr>
-            <w:tcW w:w="1405" w:type="dxa"/>
-            <w:gridSpan w:val="2"/>
-            <w:tcBorders>
-              <w:top w:val="single" w:sz="4" w:space="0" w:color="000000"/>
-              <w:left w:val="single" w:sz="4" w:space="0" w:color="000000"/>
-              <w:bottom w:val="single" w:sz="4" w:space="0" w:color="000000"/>
-              <w:right w:val="single" w:sz="4" w:space="0" w:color="000000"/>
-            </w:tcBorders>
-          </w:tcPr>
-          <w:p>
-            <w:pPr>
-              <w:ind w:left="0"/>
-              <w:rPr>
-                <w:sz w:val="18"/>
-                <w:szCs w:val="18"/>
-              </w:rPr>
-            </w:pPr>
-            <w:r>
-              <w:rPr>
-                <w:sz w:val="18"/>
-                <w:szCs w:val="18"/>
-              </w:rPr>
-              <w:t xml:space="preserve">{{ </w:t>
-            </w:r>
-            <w:proofErr w:type="spellStart"/>
-            <w:r>
-              <w:rPr>
-                <w:sz w:val="18"/>
-                <w:szCs w:val="18"/>
-              </w:rPr>
-              <w:t>eqs</w:t>
-            </w:r>
-            <w:proofErr w:type="spellEnd"/>
-            <w:r>
-              <w:rPr>
-                <w:sz w:val="18"/>
-                <w:szCs w:val="18"/>
-              </w:rPr>
-              <w:t>[0].hours }}</w:t>
+              <w:t/>
             </w:r>
           </w:p>
         </w:tc>
@@ -4997,23 +3465,7 @@
                 <w:sz w:val="16"/>
                 <w:szCs w:val="16"/>
               </w:rPr>
-              <w:t xml:space="preserve">{{ </w:t>
-            </w:r>
-            <w:proofErr w:type="spellStart"/>
-            <w:r>
-              <w:rPr>
-                <w:sz w:val="16"/>
-                <w:szCs w:val="16"/>
-              </w:rPr>
-              <w:t>eqs</w:t>
-            </w:r>
-            <w:proofErr w:type="spellEnd"/>
-            <w:r>
-              <w:rPr>
-                <w:sz w:val="16"/>
-                <w:szCs w:val="16"/>
-              </w:rPr>
-              <w:t>[0].remarks }}</w:t>
+              <w:t/>
             </w:r>
           </w:p>
         </w:tc>
@@ -5035,7 +3487,6 @@
           <w:p>
             <w:pPr>
               <w:ind w:left="0"/>
-              <w:jc w:val="both"/>
               <w:rPr>
                 <w:sz w:val="24"/>
                 <w:szCs w:val="24"/>
@@ -5046,23 +3497,7 @@
                 <w:sz w:val="24"/>
                 <w:szCs w:val="24"/>
               </w:rPr>
-              <w:t xml:space="preserve">{{ </w:t>
-            </w:r>
-            <w:proofErr w:type="spellStart"/>
-            <w:r>
-              <w:rPr>
-                <w:sz w:val="24"/>
-                <w:szCs w:val="24"/>
-              </w:rPr>
-              <w:t>eqs</w:t>
-            </w:r>
-            <w:proofErr w:type="spellEnd"/>
-            <w:r>
-              <w:rPr>
-                <w:sz w:val="24"/>
-                <w:szCs w:val="24"/>
-              </w:rPr>
-              <w:t>[1].contractor }}</w:t>
+              <w:t>{{ eq.contractor }}</w:t>
             </w:r>
           </w:p>
         </w:tc>
@@ -5080,18 +3515,9 @@
           <w:p>
             <w:pPr>
               <w:ind w:left="0"/>
-              <w:jc w:val="both"/>
-            </w:pPr>
-            <w:r>
-              <w:t xml:space="preserve">{{ </w:t>
-            </w:r>
-            <w:proofErr w:type="spellStart"/>
-            <w:r>
-              <w:t>eqs</w:t>
-            </w:r>
-            <w:proofErr w:type="spellEnd"/>
-            <w:r>
-              <w:t>[1].equipment }}</w:t>
+            </w:pPr>
+            <w:r>
+              <w:t>{{ eq.equipment }}</w:t>
             </w:r>
           </w:p>
         </w:tc>
@@ -5108,71 +3534,45 @@
           <w:p>
             <w:pPr>
               <w:ind w:left="0"/>
-              <w:jc w:val="both"/>
-            </w:pPr>
-            <w:r>
               <w:rPr>
                 <w:sz w:val="18"/>
                 <w:szCs w:val="18"/>
               </w:rPr>
-              <w:t xml:space="preserve">{{ </w:t>
-            </w:r>
-            <w:proofErr w:type="spellStart"/>
+            </w:pPr>
             <w:r>
               <w:rPr>
                 <w:sz w:val="18"/>
                 <w:szCs w:val="18"/>
               </w:rPr>
-              <w:t>eqs</w:t>
-            </w:r>
-            <w:proofErr w:type="spellEnd"/>
-            <w:r>
+              <w:t>{{ eq.qty }}</w:t>
+            </w:r>
+          </w:p>
+        </w:tc>
+        <w:tc>
+          <w:tcPr>
+            <w:tcW w:w="1405" w:type="dxa"/>
+            <w:gridSpan w:val="2"/>
+            <w:tcBorders>
+              <w:top w:val="single" w:sz="4" w:space="0" w:color="000000"/>
+              <w:left w:val="single" w:sz="4" w:space="0" w:color="000000"/>
+              <w:bottom w:val="single" w:sz="4" w:space="0" w:color="000000"/>
+              <w:right w:val="single" w:sz="4" w:space="0" w:color="000000"/>
+            </w:tcBorders>
+          </w:tcPr>
+          <w:p>
+            <w:pPr>
+              <w:ind w:left="0"/>
               <w:rPr>
                 <w:sz w:val="18"/>
                 <w:szCs w:val="18"/>
               </w:rPr>
-              <w:t>[1].qty }}</w:t>
-            </w:r>
-          </w:p>
-        </w:tc>
-        <w:tc>
-          <w:tcPr>
-            <w:tcW w:w="1405" w:type="dxa"/>
-            <w:gridSpan w:val="2"/>
-            <w:tcBorders>
-              <w:top w:val="single" w:sz="4" w:space="0" w:color="000000"/>
-              <w:left w:val="single" w:sz="4" w:space="0" w:color="000000"/>
-              <w:bottom w:val="single" w:sz="4" w:space="0" w:color="000000"/>
-              <w:right w:val="single" w:sz="4" w:space="0" w:color="000000"/>
-            </w:tcBorders>
-          </w:tcPr>
-          <w:p>
-            <w:pPr>
-              <w:ind w:left="0"/>
-              <w:jc w:val="both"/>
             </w:pPr>
             <w:r>
               <w:rPr>
                 <w:sz w:val="18"/>
                 <w:szCs w:val="18"/>
               </w:rPr>
-              <w:t xml:space="preserve">{{ </w:t>
-            </w:r>
-            <w:proofErr w:type="spellStart"/>
-            <w:r>
-              <w:rPr>
-                <w:sz w:val="18"/>
-                <w:szCs w:val="18"/>
-              </w:rPr>
-              <w:t>eqs</w:t>
-            </w:r>
-            <w:proofErr w:type="spellEnd"/>
-            <w:r>
-              <w:rPr>
-                <w:sz w:val="18"/>
-                <w:szCs w:val="18"/>
-              </w:rPr>
-              <w:t>[1].hours }}</w:t>
+              <w:t>{{ eq.hours }}</w:t>
             </w:r>
           </w:p>
         </w:tc>
@@ -5200,30 +3600,7 @@
                 <w:sz w:val="16"/>
                 <w:szCs w:val="16"/>
               </w:rPr>
-              <w:t>{</w:t>
-            </w:r>
-            <w:r>
-              <w:rPr>
-                <w:sz w:val="16"/>
-                <w:szCs w:val="16"/>
-              </w:rPr>
-              <w:t xml:space="preserve">{ </w:t>
-            </w:r>
-            <w:proofErr w:type="spellStart"/>
-            <w:r>
-              <w:rPr>
-                <w:sz w:val="16"/>
-                <w:szCs w:val="16"/>
-              </w:rPr>
-              <w:t>eqs</w:t>
-            </w:r>
-            <w:proofErr w:type="spellEnd"/>
-            <w:r>
-              <w:rPr>
-                <w:sz w:val="16"/>
-                <w:szCs w:val="16"/>
-              </w:rPr>
-              <w:t>[1].remarks }}</w:t>
+              <w:t>{{ eq.remarks }}</w:t>
             </w:r>
           </w:p>
         </w:tc>
@@ -5245,7 +3622,6 @@
           <w:p>
             <w:pPr>
               <w:ind w:left="0"/>
-              <w:jc w:val="both"/>
               <w:rPr>
                 <w:sz w:val="24"/>
                 <w:szCs w:val="24"/>
@@ -5256,23 +3632,7 @@
                 <w:sz w:val="24"/>
                 <w:szCs w:val="24"/>
               </w:rPr>
-              <w:t xml:space="preserve">{{ </w:t>
-            </w:r>
-            <w:proofErr w:type="spellStart"/>
-            <w:r>
-              <w:rPr>
-                <w:sz w:val="24"/>
-                <w:szCs w:val="24"/>
-              </w:rPr>
-              <w:t>eqs</w:t>
-            </w:r>
-            <w:proofErr w:type="spellEnd"/>
-            <w:r>
-              <w:rPr>
-                <w:sz w:val="24"/>
-                <w:szCs w:val="24"/>
-              </w:rPr>
-              <w:t>[2].contractor }}</w:t>
+              <w:t xml:space="preserve">{%tr endfor %}</w:t>
             </w:r>
           </w:p>
         </w:tc>
@@ -5290,18 +3650,9 @@
           <w:p>
             <w:pPr>
               <w:ind w:left="0"/>
-              <w:jc w:val="both"/>
-            </w:pPr>
-            <w:r>
-              <w:t xml:space="preserve">{{ </w:t>
-            </w:r>
-            <w:proofErr w:type="spellStart"/>
-            <w:r>
-              <w:t>eqs</w:t>
-            </w:r>
-            <w:proofErr w:type="spellEnd"/>
-            <w:r>
-              <w:t>[2].equipment }}</w:t>
+            </w:pPr>
+            <w:r>
+              <w:t/>
             </w:r>
           </w:p>
         </w:tc>
@@ -5318,71 +3669,45 @@
           <w:p>
             <w:pPr>
               <w:ind w:left="0"/>
-              <w:jc w:val="both"/>
-            </w:pPr>
-            <w:r>
               <w:rPr>
                 <w:sz w:val="18"/>
                 <w:szCs w:val="18"/>
               </w:rPr>
-              <w:t xml:space="preserve">{{ </w:t>
-            </w:r>
-            <w:proofErr w:type="spellStart"/>
+            </w:pPr>
             <w:r>
               <w:rPr>
                 <w:sz w:val="18"/>
                 <w:szCs w:val="18"/>
               </w:rPr>
-              <w:t>eqs</w:t>
-            </w:r>
-            <w:proofErr w:type="spellEnd"/>
-            <w:r>
+              <w:t/>
+            </w:r>
+          </w:p>
+        </w:tc>
+        <w:tc>
+          <w:tcPr>
+            <w:tcW w:w="1405" w:type="dxa"/>
+            <w:gridSpan w:val="2"/>
+            <w:tcBorders>
+              <w:top w:val="single" w:sz="4" w:space="0" w:color="000000"/>
+              <w:left w:val="single" w:sz="4" w:space="0" w:color="000000"/>
+              <w:bottom w:val="single" w:sz="4" w:space="0" w:color="000000"/>
+              <w:right w:val="single" w:sz="4" w:space="0" w:color="000000"/>
+            </w:tcBorders>
+          </w:tcPr>
+          <w:p>
+            <w:pPr>
+              <w:ind w:left="0"/>
               <w:rPr>
                 <w:sz w:val="18"/>
                 <w:szCs w:val="18"/>
               </w:rPr>
-              <w:t>[2].qty }}</w:t>
-            </w:r>
-          </w:p>
-        </w:tc>
-        <w:tc>
-          <w:tcPr>
-            <w:tcW w:w="1405" w:type="dxa"/>
-            <w:gridSpan w:val="2"/>
-            <w:tcBorders>
-              <w:top w:val="single" w:sz="4" w:space="0" w:color="000000"/>
-              <w:left w:val="single" w:sz="4" w:space="0" w:color="000000"/>
-              <w:bottom w:val="single" w:sz="4" w:space="0" w:color="000000"/>
-              <w:right w:val="single" w:sz="4" w:space="0" w:color="000000"/>
-            </w:tcBorders>
-          </w:tcPr>
-          <w:p>
-            <w:pPr>
-              <w:ind w:left="0"/>
-              <w:jc w:val="both"/>
             </w:pPr>
             <w:r>
               <w:rPr>
                 <w:sz w:val="18"/>
                 <w:szCs w:val="18"/>
               </w:rPr>
-              <w:t xml:space="preserve">{{ </w:t>
-            </w:r>
-            <w:proofErr w:type="spellStart"/>
-            <w:r>
-              <w:rPr>
-                <w:sz w:val="18"/>
-                <w:szCs w:val="18"/>
-              </w:rPr>
-              <w:t>eqs</w:t>
-            </w:r>
-            <w:proofErr w:type="spellEnd"/>
-            <w:r>
-              <w:rPr>
-                <w:sz w:val="18"/>
-                <w:szCs w:val="18"/>
-              </w:rPr>
-              <w:t>[2].hours }}</w:t>
+              <w:t/>
             </w:r>
           </w:p>
         </w:tc>
@@ -5400,819 +3725,18 @@
             <w:pPr>
               <w:ind w:left="0"/>
               <w:jc w:val="both"/>
-            </w:pPr>
-            <w:r>
               <w:rPr>
                 <w:sz w:val="16"/>
                 <w:szCs w:val="16"/>
               </w:rPr>
-              <w:t>{</w:t>
-            </w:r>
+            </w:pPr>
             <w:r>
               <w:rPr>
                 <w:sz w:val="16"/>
                 <w:szCs w:val="16"/>
               </w:rPr>
-              <w:t xml:space="preserve">{ </w:t>
-            </w:r>
-            <w:proofErr w:type="spellStart"/>
-            <w:r>
-              <w:rPr>
-                <w:sz w:val="16"/>
-                <w:szCs w:val="16"/>
-              </w:rPr>
-              <w:t>eqs</w:t>
-            </w:r>
-            <w:proofErr w:type="spellEnd"/>
-            <w:r>
-              <w:rPr>
-                <w:sz w:val="16"/>
-                <w:szCs w:val="16"/>
-              </w:rPr>
-              <w:t>[</w:t>
-            </w:r>
-            <w:r>
-              <w:rPr>
-                <w:sz w:val="16"/>
-                <w:szCs w:val="16"/>
-              </w:rPr>
-              <w:t>2</w:t>
-            </w:r>
-            <w:r>
-              <w:rPr>
-                <w:sz w:val="16"/>
-                <w:szCs w:val="16"/>
-              </w:rPr>
-              <w:t>].remarks }}</w:t>
-            </w:r>
-          </w:p>
-        </w:tc>
-      </w:tr>
-      <w:tr>
-        <w:trPr>
-          <w:trHeight w:val="256"/>
-        </w:trPr>
-        <w:tc>
-          <w:tcPr>
-            <w:tcW w:w="2057" w:type="dxa"/>
-            <w:tcBorders>
-              <w:top w:val="single" w:sz="4" w:space="0" w:color="000000"/>
-              <w:left w:val="single" w:sz="4" w:space="0" w:color="000000"/>
-              <w:bottom w:val="single" w:sz="4" w:space="0" w:color="000000"/>
-              <w:right w:val="single" w:sz="4" w:space="0" w:color="000000"/>
-            </w:tcBorders>
-          </w:tcPr>
-          <w:p>
-            <w:pPr>
-              <w:ind w:left="0"/>
-              <w:jc w:val="both"/>
-              <w:rPr>
-                <w:sz w:val="24"/>
-                <w:szCs w:val="24"/>
-              </w:rPr>
-            </w:pPr>
-            <w:r>
-              <w:rPr>
-                <w:sz w:val="24"/>
-                <w:szCs w:val="24"/>
-              </w:rPr>
-              <w:t xml:space="preserve">{{ </w:t>
-            </w:r>
-            <w:proofErr w:type="spellStart"/>
-            <w:r>
-              <w:rPr>
-                <w:sz w:val="24"/>
-                <w:szCs w:val="24"/>
-              </w:rPr>
-              <w:t>eqs</w:t>
-            </w:r>
-            <w:proofErr w:type="spellEnd"/>
-            <w:r>
-              <w:rPr>
-                <w:sz w:val="24"/>
-                <w:szCs w:val="24"/>
-              </w:rPr>
-              <w:t>[3].contractor }}</w:t>
-            </w:r>
-          </w:p>
-        </w:tc>
-        <w:tc>
-          <w:tcPr>
-            <w:tcW w:w="5405" w:type="dxa"/>
-            <w:gridSpan w:val="7"/>
-            <w:tcBorders>
-              <w:top w:val="single" w:sz="4" w:space="0" w:color="000000"/>
-              <w:left w:val="single" w:sz="4" w:space="0" w:color="000000"/>
-              <w:bottom w:val="single" w:sz="4" w:space="0" w:color="000000"/>
-              <w:right w:val="single" w:sz="4" w:space="0" w:color="000000"/>
-            </w:tcBorders>
-          </w:tcPr>
-          <w:p>
-            <w:pPr>
-              <w:ind w:left="0"/>
-              <w:jc w:val="both"/>
-            </w:pPr>
-            <w:r>
-              <w:t xml:space="preserve">{{ </w:t>
-            </w:r>
-            <w:proofErr w:type="spellStart"/>
-            <w:r>
-              <w:t>eqs</w:t>
-            </w:r>
-            <w:proofErr w:type="spellEnd"/>
-            <w:r>
-              <w:t>[3].equipment }}</w:t>
-            </w:r>
-          </w:p>
-        </w:tc>
-        <w:tc>
-          <w:tcPr>
-            <w:tcW w:w="1224" w:type="dxa"/>
-            <w:tcBorders>
-              <w:top w:val="single" w:sz="4" w:space="0" w:color="000000"/>
-              <w:left w:val="single" w:sz="4" w:space="0" w:color="000000"/>
-              <w:bottom w:val="single" w:sz="4" w:space="0" w:color="000000"/>
-              <w:right w:val="single" w:sz="4" w:space="0" w:color="000000"/>
-            </w:tcBorders>
-          </w:tcPr>
-          <w:p>
-            <w:pPr>
-              <w:ind w:left="0"/>
-              <w:jc w:val="both"/>
-            </w:pPr>
-            <w:r>
-              <w:rPr>
-                <w:sz w:val="18"/>
-                <w:szCs w:val="18"/>
-              </w:rPr>
-              <w:t xml:space="preserve">{{ </w:t>
-            </w:r>
-            <w:proofErr w:type="spellStart"/>
-            <w:r>
-              <w:rPr>
-                <w:sz w:val="18"/>
-                <w:szCs w:val="18"/>
-              </w:rPr>
-              <w:t>eqs</w:t>
-            </w:r>
-            <w:proofErr w:type="spellEnd"/>
-            <w:r>
-              <w:rPr>
-                <w:sz w:val="18"/>
-                <w:szCs w:val="18"/>
-              </w:rPr>
-              <w:t>[3].qty }}</w:t>
-            </w:r>
-          </w:p>
-        </w:tc>
-        <w:tc>
-          <w:tcPr>
-            <w:tcW w:w="1405" w:type="dxa"/>
-            <w:gridSpan w:val="2"/>
-            <w:tcBorders>
-              <w:top w:val="single" w:sz="4" w:space="0" w:color="000000"/>
-              <w:left w:val="single" w:sz="4" w:space="0" w:color="000000"/>
-              <w:bottom w:val="single" w:sz="4" w:space="0" w:color="000000"/>
-              <w:right w:val="single" w:sz="4" w:space="0" w:color="000000"/>
-            </w:tcBorders>
-          </w:tcPr>
-          <w:p>
-            <w:pPr>
-              <w:ind w:left="0"/>
-              <w:jc w:val="both"/>
-            </w:pPr>
-            <w:r>
-              <w:rPr>
-                <w:sz w:val="18"/>
-                <w:szCs w:val="18"/>
-              </w:rPr>
-              <w:t xml:space="preserve">{{ </w:t>
-            </w:r>
-            <w:proofErr w:type="spellStart"/>
-            <w:r>
-              <w:rPr>
-                <w:sz w:val="18"/>
-                <w:szCs w:val="18"/>
-              </w:rPr>
-              <w:t>eqs</w:t>
-            </w:r>
-            <w:proofErr w:type="spellEnd"/>
-            <w:r>
-              <w:rPr>
-                <w:sz w:val="18"/>
-                <w:szCs w:val="18"/>
-              </w:rPr>
-              <w:t>[3].hours }}</w:t>
-            </w:r>
-          </w:p>
-        </w:tc>
-        <w:tc>
-          <w:tcPr>
-            <w:tcW w:w="1429" w:type="dxa"/>
-            <w:tcBorders>
-              <w:top w:val="single" w:sz="4" w:space="0" w:color="000000"/>
-              <w:left w:val="single" w:sz="4" w:space="0" w:color="000000"/>
-              <w:bottom w:val="single" w:sz="4" w:space="0" w:color="000000"/>
-              <w:right w:val="single" w:sz="4" w:space="0" w:color="000000"/>
-            </w:tcBorders>
-          </w:tcPr>
-          <w:p>
-            <w:pPr>
-              <w:ind w:left="0"/>
-              <w:jc w:val="both"/>
-            </w:pPr>
-            <w:r>
-              <w:rPr>
-                <w:sz w:val="16"/>
-                <w:szCs w:val="16"/>
-              </w:rPr>
-              <w:t>{</w:t>
-            </w:r>
-            <w:r>
-              <w:rPr>
-                <w:sz w:val="16"/>
-                <w:szCs w:val="16"/>
-              </w:rPr>
-              <w:t xml:space="preserve">{ </w:t>
-            </w:r>
-            <w:proofErr w:type="spellStart"/>
-            <w:r>
-              <w:rPr>
-                <w:sz w:val="16"/>
-                <w:szCs w:val="16"/>
-              </w:rPr>
-              <w:t>eqs</w:t>
-            </w:r>
-            <w:proofErr w:type="spellEnd"/>
-            <w:r>
-              <w:rPr>
-                <w:sz w:val="16"/>
-                <w:szCs w:val="16"/>
-              </w:rPr>
-              <w:t>[</w:t>
-            </w:r>
-            <w:r>
-              <w:rPr>
-                <w:sz w:val="16"/>
-                <w:szCs w:val="16"/>
-              </w:rPr>
-              <w:t>3</w:t>
-            </w:r>
-            <w:r>
-              <w:rPr>
-                <w:sz w:val="16"/>
-                <w:szCs w:val="16"/>
-              </w:rPr>
-              <w:t>].remarks }}</w:t>
-            </w:r>
-          </w:p>
-        </w:tc>
-      </w:tr>
-      <w:tr>
-        <w:trPr>
-          <w:trHeight w:val="256"/>
-        </w:trPr>
-        <w:tc>
-          <w:tcPr>
-            <w:tcW w:w="2057" w:type="dxa"/>
-            <w:tcBorders>
-              <w:top w:val="single" w:sz="4" w:space="0" w:color="000000"/>
-              <w:left w:val="single" w:sz="4" w:space="0" w:color="000000"/>
-              <w:bottom w:val="single" w:sz="4" w:space="0" w:color="000000"/>
-              <w:right w:val="single" w:sz="4" w:space="0" w:color="000000"/>
-            </w:tcBorders>
-          </w:tcPr>
-          <w:p>
-            <w:pPr>
-              <w:ind w:left="0"/>
-              <w:jc w:val="both"/>
-              <w:rPr>
-                <w:sz w:val="24"/>
-                <w:szCs w:val="24"/>
-              </w:rPr>
-            </w:pPr>
-            <w:r>
-              <w:rPr>
-                <w:sz w:val="24"/>
-                <w:szCs w:val="24"/>
-              </w:rPr>
-              <w:t xml:space="preserve">{{ </w:t>
-            </w:r>
-            <w:proofErr w:type="spellStart"/>
-            <w:r>
-              <w:rPr>
-                <w:sz w:val="24"/>
-                <w:szCs w:val="24"/>
-              </w:rPr>
-              <w:t>eqs</w:t>
-            </w:r>
-            <w:proofErr w:type="spellEnd"/>
-            <w:r>
-              <w:rPr>
-                <w:sz w:val="24"/>
-                <w:szCs w:val="24"/>
-              </w:rPr>
-              <w:t>[4].contractor }}</w:t>
-            </w:r>
-          </w:p>
-        </w:tc>
-        <w:tc>
-          <w:tcPr>
-            <w:tcW w:w="5405" w:type="dxa"/>
-            <w:gridSpan w:val="7"/>
-            <w:tcBorders>
-              <w:top w:val="single" w:sz="4" w:space="0" w:color="000000"/>
-              <w:left w:val="single" w:sz="4" w:space="0" w:color="000000"/>
-              <w:bottom w:val="single" w:sz="4" w:space="0" w:color="000000"/>
-              <w:right w:val="single" w:sz="4" w:space="0" w:color="000000"/>
-            </w:tcBorders>
-          </w:tcPr>
-          <w:p>
-            <w:pPr>
-              <w:ind w:left="0"/>
-              <w:jc w:val="both"/>
-            </w:pPr>
-            <w:r>
-              <w:t xml:space="preserve">{{ </w:t>
-            </w:r>
-            <w:proofErr w:type="spellStart"/>
-            <w:r>
-              <w:t>eqs</w:t>
-            </w:r>
-            <w:proofErr w:type="spellEnd"/>
-            <w:r>
-              <w:t>[4].equipment }}</w:t>
-            </w:r>
-          </w:p>
-        </w:tc>
-        <w:tc>
-          <w:tcPr>
-            <w:tcW w:w="1224" w:type="dxa"/>
-            <w:tcBorders>
-              <w:top w:val="single" w:sz="4" w:space="0" w:color="000000"/>
-              <w:left w:val="single" w:sz="4" w:space="0" w:color="000000"/>
-              <w:bottom w:val="single" w:sz="4" w:space="0" w:color="000000"/>
-              <w:right w:val="single" w:sz="4" w:space="0" w:color="000000"/>
-            </w:tcBorders>
-          </w:tcPr>
-          <w:p>
-            <w:pPr>
-              <w:ind w:left="0"/>
-              <w:jc w:val="both"/>
-            </w:pPr>
-            <w:r>
-              <w:rPr>
-                <w:sz w:val="18"/>
-                <w:szCs w:val="18"/>
-              </w:rPr>
-              <w:t xml:space="preserve">{{ </w:t>
-            </w:r>
-            <w:proofErr w:type="spellStart"/>
-            <w:r>
-              <w:rPr>
-                <w:sz w:val="18"/>
-                <w:szCs w:val="18"/>
-              </w:rPr>
-              <w:t>eqs</w:t>
-            </w:r>
-            <w:proofErr w:type="spellEnd"/>
-            <w:r>
-              <w:rPr>
-                <w:sz w:val="18"/>
-                <w:szCs w:val="18"/>
-              </w:rPr>
-              <w:t>[4].qty }}</w:t>
-            </w:r>
-          </w:p>
-        </w:tc>
-        <w:tc>
-          <w:tcPr>
-            <w:tcW w:w="1405" w:type="dxa"/>
-            <w:gridSpan w:val="2"/>
-            <w:tcBorders>
-              <w:top w:val="single" w:sz="4" w:space="0" w:color="000000"/>
-              <w:left w:val="single" w:sz="4" w:space="0" w:color="000000"/>
-              <w:bottom w:val="single" w:sz="4" w:space="0" w:color="000000"/>
-              <w:right w:val="single" w:sz="4" w:space="0" w:color="000000"/>
-            </w:tcBorders>
-          </w:tcPr>
-          <w:p>
-            <w:pPr>
-              <w:ind w:left="0"/>
-              <w:jc w:val="both"/>
-            </w:pPr>
-            <w:r>
-              <w:rPr>
-                <w:sz w:val="18"/>
-                <w:szCs w:val="18"/>
-              </w:rPr>
-              <w:t xml:space="preserve">{{ </w:t>
-            </w:r>
-            <w:proofErr w:type="spellStart"/>
-            <w:r>
-              <w:rPr>
-                <w:sz w:val="18"/>
-                <w:szCs w:val="18"/>
-              </w:rPr>
-              <w:t>eqs</w:t>
-            </w:r>
-            <w:proofErr w:type="spellEnd"/>
-            <w:r>
-              <w:rPr>
-                <w:sz w:val="18"/>
-                <w:szCs w:val="18"/>
-              </w:rPr>
-              <w:t>[4].hours }}</w:t>
-            </w:r>
-          </w:p>
-        </w:tc>
-        <w:tc>
-          <w:tcPr>
-            <w:tcW w:w="1429" w:type="dxa"/>
-            <w:tcBorders>
-              <w:top w:val="single" w:sz="4" w:space="0" w:color="000000"/>
-              <w:left w:val="single" w:sz="4" w:space="0" w:color="000000"/>
-              <w:bottom w:val="single" w:sz="4" w:space="0" w:color="000000"/>
-              <w:right w:val="single" w:sz="4" w:space="0" w:color="000000"/>
-            </w:tcBorders>
-          </w:tcPr>
-          <w:p>
-            <w:pPr>
-              <w:ind w:left="0"/>
-              <w:jc w:val="both"/>
-            </w:pPr>
-            <w:r>
-              <w:rPr>
-                <w:sz w:val="16"/>
-                <w:szCs w:val="16"/>
-              </w:rPr>
-              <w:t>{</w:t>
-            </w:r>
-            <w:r>
-              <w:rPr>
-                <w:sz w:val="16"/>
-                <w:szCs w:val="16"/>
-              </w:rPr>
-              <w:t xml:space="preserve">{ </w:t>
-            </w:r>
-            <w:proofErr w:type="spellStart"/>
-            <w:r>
-              <w:rPr>
-                <w:sz w:val="16"/>
-                <w:szCs w:val="16"/>
-              </w:rPr>
-              <w:t>eqs</w:t>
-            </w:r>
-            <w:proofErr w:type="spellEnd"/>
-            <w:r>
-              <w:rPr>
-                <w:sz w:val="16"/>
-                <w:szCs w:val="16"/>
-              </w:rPr>
-              <w:t>[</w:t>
-            </w:r>
-            <w:r>
-              <w:rPr>
-                <w:sz w:val="16"/>
-                <w:szCs w:val="16"/>
-              </w:rPr>
-              <w:t>4</w:t>
-            </w:r>
-            <w:r>
-              <w:rPr>
-                <w:sz w:val="16"/>
-                <w:szCs w:val="16"/>
-              </w:rPr>
-              <w:t>].remarks }}</w:t>
-            </w:r>
-          </w:p>
-        </w:tc>
-      </w:tr>
-      <w:tr>
-        <w:trPr>
-          <w:trHeight w:val="256"/>
-        </w:trPr>
-        <w:tc>
-          <w:tcPr>
-            <w:tcW w:w="2057" w:type="dxa"/>
-            <w:tcBorders>
-              <w:top w:val="single" w:sz="4" w:space="0" w:color="000000"/>
-              <w:left w:val="single" w:sz="4" w:space="0" w:color="000000"/>
-              <w:bottom w:val="single" w:sz="4" w:space="0" w:color="000000"/>
-              <w:right w:val="single" w:sz="4" w:space="0" w:color="000000"/>
-            </w:tcBorders>
-          </w:tcPr>
-          <w:p>
-            <w:pPr>
-              <w:ind w:left="0"/>
-              <w:jc w:val="both"/>
-              <w:rPr>
-                <w:sz w:val="24"/>
-                <w:szCs w:val="24"/>
-              </w:rPr>
-            </w:pPr>
-            <w:r>
-              <w:rPr>
-                <w:sz w:val="24"/>
-                <w:szCs w:val="24"/>
-              </w:rPr>
-              <w:t xml:space="preserve">{{ </w:t>
-            </w:r>
-            <w:proofErr w:type="spellStart"/>
-            <w:r>
-              <w:rPr>
-                <w:sz w:val="24"/>
-                <w:szCs w:val="24"/>
-              </w:rPr>
-              <w:t>eqs</w:t>
-            </w:r>
-            <w:proofErr w:type="spellEnd"/>
-            <w:r>
-              <w:rPr>
-                <w:sz w:val="24"/>
-                <w:szCs w:val="24"/>
-              </w:rPr>
-              <w:t>[5].contractor }}</w:t>
-            </w:r>
-          </w:p>
-        </w:tc>
-        <w:tc>
-          <w:tcPr>
-            <w:tcW w:w="5405" w:type="dxa"/>
-            <w:gridSpan w:val="7"/>
-            <w:tcBorders>
-              <w:top w:val="single" w:sz="4" w:space="0" w:color="000000"/>
-              <w:left w:val="single" w:sz="4" w:space="0" w:color="000000"/>
-              <w:bottom w:val="single" w:sz="4" w:space="0" w:color="000000"/>
-              <w:right w:val="single" w:sz="4" w:space="0" w:color="000000"/>
-            </w:tcBorders>
-          </w:tcPr>
-          <w:p>
-            <w:pPr>
-              <w:ind w:left="0"/>
-              <w:jc w:val="both"/>
-            </w:pPr>
-            <w:r>
-              <w:t xml:space="preserve">{{ </w:t>
-            </w:r>
-            <w:proofErr w:type="spellStart"/>
-            <w:r>
-              <w:t>eqs</w:t>
-            </w:r>
-            <w:proofErr w:type="spellEnd"/>
-            <w:r>
-              <w:t>[5].equipment }}</w:t>
-            </w:r>
-          </w:p>
-        </w:tc>
-        <w:tc>
-          <w:tcPr>
-            <w:tcW w:w="1224" w:type="dxa"/>
-            <w:tcBorders>
-              <w:top w:val="single" w:sz="4" w:space="0" w:color="000000"/>
-              <w:left w:val="single" w:sz="4" w:space="0" w:color="000000"/>
-              <w:bottom w:val="single" w:sz="4" w:space="0" w:color="000000"/>
-              <w:right w:val="single" w:sz="4" w:space="0" w:color="000000"/>
-            </w:tcBorders>
-          </w:tcPr>
-          <w:p>
-            <w:pPr>
-              <w:ind w:left="0"/>
-              <w:jc w:val="both"/>
-            </w:pPr>
-            <w:r>
-              <w:rPr>
-                <w:sz w:val="18"/>
-                <w:szCs w:val="18"/>
-              </w:rPr>
-              <w:t xml:space="preserve">{{ </w:t>
-            </w:r>
-            <w:proofErr w:type="spellStart"/>
-            <w:r>
-              <w:rPr>
-                <w:sz w:val="18"/>
-                <w:szCs w:val="18"/>
-              </w:rPr>
-              <w:t>eqs</w:t>
-            </w:r>
-            <w:proofErr w:type="spellEnd"/>
-            <w:r>
-              <w:rPr>
-                <w:sz w:val="18"/>
-                <w:szCs w:val="18"/>
-              </w:rPr>
-              <w:t>[5].qty }}</w:t>
-            </w:r>
-          </w:p>
-        </w:tc>
-        <w:tc>
-          <w:tcPr>
-            <w:tcW w:w="1405" w:type="dxa"/>
-            <w:gridSpan w:val="2"/>
-            <w:tcBorders>
-              <w:top w:val="single" w:sz="4" w:space="0" w:color="000000"/>
-              <w:left w:val="single" w:sz="4" w:space="0" w:color="000000"/>
-              <w:bottom w:val="single" w:sz="4" w:space="0" w:color="000000"/>
-              <w:right w:val="single" w:sz="4" w:space="0" w:color="000000"/>
-            </w:tcBorders>
-          </w:tcPr>
-          <w:p>
-            <w:pPr>
-              <w:ind w:left="0"/>
-              <w:jc w:val="both"/>
-            </w:pPr>
-            <w:r>
-              <w:rPr>
-                <w:sz w:val="18"/>
-                <w:szCs w:val="18"/>
-              </w:rPr>
-              <w:t xml:space="preserve">{{ </w:t>
-            </w:r>
-            <w:proofErr w:type="spellStart"/>
-            <w:r>
-              <w:rPr>
-                <w:sz w:val="18"/>
-                <w:szCs w:val="18"/>
-              </w:rPr>
-              <w:t>eqs</w:t>
-            </w:r>
-            <w:proofErr w:type="spellEnd"/>
-            <w:r>
-              <w:rPr>
-                <w:sz w:val="18"/>
-                <w:szCs w:val="18"/>
-              </w:rPr>
-              <w:t>[5].hours }}</w:t>
-            </w:r>
-          </w:p>
-        </w:tc>
-        <w:tc>
-          <w:tcPr>
-            <w:tcW w:w="1429" w:type="dxa"/>
-            <w:tcBorders>
-              <w:top w:val="single" w:sz="4" w:space="0" w:color="000000"/>
-              <w:left w:val="single" w:sz="4" w:space="0" w:color="000000"/>
-              <w:bottom w:val="single" w:sz="4" w:space="0" w:color="000000"/>
-              <w:right w:val="single" w:sz="4" w:space="0" w:color="000000"/>
-            </w:tcBorders>
-          </w:tcPr>
-          <w:p>
-            <w:pPr>
-              <w:ind w:left="0"/>
-              <w:jc w:val="both"/>
-            </w:pPr>
-            <w:r>
-              <w:rPr>
-                <w:sz w:val="16"/>
-                <w:szCs w:val="16"/>
-              </w:rPr>
-              <w:t>{</w:t>
-            </w:r>
-            <w:r>
-              <w:rPr>
-                <w:sz w:val="16"/>
-                <w:szCs w:val="16"/>
-              </w:rPr>
-              <w:t xml:space="preserve">{ </w:t>
-            </w:r>
-            <w:proofErr w:type="spellStart"/>
-            <w:r>
-              <w:rPr>
-                <w:sz w:val="16"/>
-                <w:szCs w:val="16"/>
-              </w:rPr>
-              <w:t>eqs</w:t>
-            </w:r>
-            <w:proofErr w:type="spellEnd"/>
-            <w:r>
-              <w:rPr>
-                <w:sz w:val="16"/>
-                <w:szCs w:val="16"/>
-              </w:rPr>
-              <w:t>[</w:t>
-            </w:r>
-            <w:r>
-              <w:rPr>
-                <w:sz w:val="16"/>
-                <w:szCs w:val="16"/>
-              </w:rPr>
-              <w:t>5</w:t>
-            </w:r>
-            <w:r>
-              <w:rPr>
-                <w:sz w:val="16"/>
-                <w:szCs w:val="16"/>
-              </w:rPr>
-              <w:t>].remarks }}</w:t>
-            </w:r>
-          </w:p>
-        </w:tc>
-      </w:tr>
-      <w:tr>
-        <w:trPr>
-          <w:trHeight w:val="256"/>
-        </w:trPr>
-        <w:tc>
-          <w:tcPr>
-            <w:tcW w:w="2057" w:type="dxa"/>
-            <w:tcBorders>
-              <w:top w:val="single" w:sz="4" w:space="0" w:color="000000"/>
-              <w:left w:val="single" w:sz="4" w:space="0" w:color="000000"/>
-              <w:bottom w:val="single" w:sz="4" w:space="0" w:color="000000"/>
-              <w:right w:val="single" w:sz="4" w:space="0" w:color="000000"/>
-            </w:tcBorders>
-          </w:tcPr>
-          <w:p>
-            <w:pPr>
-              <w:ind w:left="0"/>
-              <w:jc w:val="both"/>
-              <w:rPr>
-                <w:sz w:val="24"/>
-                <w:szCs w:val="24"/>
-              </w:rPr>
-            </w:pPr>
-          </w:p>
-        </w:tc>
-        <w:tc>
-          <w:tcPr>
-            <w:tcW w:w="5405" w:type="dxa"/>
-            <w:gridSpan w:val="7"/>
-            <w:tcBorders>
-              <w:top w:val="single" w:sz="4" w:space="0" w:color="000000"/>
-              <w:left w:val="single" w:sz="4" w:space="0" w:color="000000"/>
-              <w:bottom w:val="single" w:sz="4" w:space="0" w:color="000000"/>
-              <w:right w:val="single" w:sz="4" w:space="0" w:color="000000"/>
-            </w:tcBorders>
-          </w:tcPr>
-          <w:p>
-            <w:pPr>
-              <w:ind w:left="0"/>
-              <w:jc w:val="both"/>
-            </w:pPr>
-          </w:p>
-        </w:tc>
-        <w:tc>
-          <w:tcPr>
-            <w:tcW w:w="1224" w:type="dxa"/>
-            <w:tcBorders>
-              <w:top w:val="single" w:sz="4" w:space="0" w:color="000000"/>
-              <w:left w:val="single" w:sz="4" w:space="0" w:color="000000"/>
-              <w:bottom w:val="single" w:sz="4" w:space="0" w:color="000000"/>
-              <w:right w:val="single" w:sz="4" w:space="0" w:color="000000"/>
-            </w:tcBorders>
-          </w:tcPr>
-          <w:p>
-            <w:pPr>
-              <w:ind w:left="0"/>
-              <w:jc w:val="both"/>
-              <w:rPr>
-                <w:sz w:val="18"/>
-                <w:szCs w:val="18"/>
-              </w:rPr>
-            </w:pPr>
-          </w:p>
-        </w:tc>
-        <w:tc>
-          <w:tcPr>
-            <w:tcW w:w="1405" w:type="dxa"/>
-            <w:gridSpan w:val="2"/>
-            <w:tcBorders>
-              <w:top w:val="single" w:sz="4" w:space="0" w:color="000000"/>
-              <w:left w:val="single" w:sz="4" w:space="0" w:color="000000"/>
-              <w:bottom w:val="single" w:sz="4" w:space="0" w:color="000000"/>
-              <w:right w:val="single" w:sz="4" w:space="0" w:color="000000"/>
-            </w:tcBorders>
-          </w:tcPr>
-          <w:p>
-            <w:pPr>
-              <w:ind w:left="0"/>
-              <w:jc w:val="both"/>
-              <w:rPr>
-                <w:sz w:val="18"/>
-                <w:szCs w:val="18"/>
-              </w:rPr>
-            </w:pPr>
-          </w:p>
-        </w:tc>
-        <w:tc>
-          <w:tcPr>
-            <w:tcW w:w="1429" w:type="dxa"/>
-            <w:tcBorders>
-              <w:top w:val="single" w:sz="4" w:space="0" w:color="000000"/>
-              <w:left w:val="single" w:sz="4" w:space="0" w:color="000000"/>
-              <w:bottom w:val="single" w:sz="4" w:space="0" w:color="000000"/>
-              <w:right w:val="single" w:sz="4" w:space="0" w:color="000000"/>
-            </w:tcBorders>
-          </w:tcPr>
-          <w:p>
-            <w:pPr>
-              <w:ind w:left="0"/>
-              <w:jc w:val="both"/>
-              <w:rPr>
-                <w:sz w:val="16"/>
-                <w:szCs w:val="16"/>
-              </w:rPr>
-            </w:pPr>
+              <w:t/>
+            </w:r>
           </w:p>
         </w:tc>
       </w:tr>
@@ -6343,21 +3867,7 @@
                 <w:szCs w:val="20"/>
               </w:rPr>
               <w:lastRenderedPageBreak/>
-              <w:t>Construction</w:t>
-            </w:r>
-            <w:r>
-              <w:rPr>
-                <w:b/>
-                <w:szCs w:val="20"/>
-              </w:rPr>
-              <w:t xml:space="preserve"> Progress</w:t>
-            </w:r>
-            <w:r>
-              <w:rPr>
-                <w:b/>
-                <w:szCs w:val="20"/>
-              </w:rPr>
-              <w:t xml:space="preserve"> Photos</w:t>
+              <w:t>Construction Progress Photos</w:t>
             </w:r>
           </w:p>
         </w:tc>
@@ -6384,32 +3894,7 @@
                 <w:sz w:val="20"/>
                 <w:szCs w:val="20"/>
               </w:rPr>
-              <w:t>Photo No</w:t>
-            </w:r>
-            <w:r>
-              <w:rPr>
-                <w:b/>
-                <w:sz w:val="20"/>
-                <w:szCs w:val="20"/>
-              </w:rPr>
-              <w:t>.</w:t>
-            </w:r>
-            <w:r>
-              <w:rPr>
-                <w:b/>
-                <w:sz w:val="20"/>
-                <w:szCs w:val="20"/>
-              </w:rPr>
-              <w:t xml:space="preserve"> </w:t>
-            </w:r>
-            <w:proofErr w:type="gramStart"/>
-            <w:r>
-              <w:rPr>
-                <w:b/>
-                <w:sz w:val="20"/>
-                <w:szCs w:val="20"/>
-              </w:rPr>
-              <w:t xml:space="preserve">1: </w:t>
+              <w:t xml:space="preserve">Photo No. 1: </w:t>
             </w:r>
             <w:r>
               <w:rPr>
@@ -6417,48 +3902,7 @@
                 <w:sz w:val="20"/>
                 <w:szCs w:val="20"/>
               </w:rPr>
-              <w:t>{{</w:t>
-            </w:r>
-            <w:proofErr w:type="gramEnd"/>
-            <w:r>
-              <w:rPr>
-                <w:bCs/>
-                <w:sz w:val="20"/>
-                <w:szCs w:val="20"/>
-              </w:rPr>
-              <w:t xml:space="preserve"> </w:t>
-            </w:r>
-            <w:r>
-              <w:rPr>
-                <w:bCs/>
-                <w:sz w:val="20"/>
-                <w:szCs w:val="20"/>
-              </w:rPr>
-              <w:t>caption_1</w:t>
-            </w:r>
-            <w:r>
-              <w:rPr>
-                <w:bCs/>
-                <w:sz w:val="20"/>
-                <w:szCs w:val="20"/>
-              </w:rPr>
-              <w:t xml:space="preserve"> </w:t>
-            </w:r>
-            <w:r>
-              <w:rPr>
-                <w:bCs/>
-                <w:sz w:val="20"/>
-                <w:szCs w:val="20"/>
-              </w:rPr>
-              <w:t>}}</w:t>
-            </w:r>
-            <w:r>
-              <w:rPr>
-                <w:bCs/>
-                <w:sz w:val="20"/>
-                <w:szCs w:val="20"/>
-              </w:rPr>
-              <w:t xml:space="preserve"> </w:t>
+              <w:t xml:space="preserve">{{ caption_1 }} </w:t>
             </w:r>
           </w:p>
           <w:p>
@@ -6482,33 +3926,7 @@
           </w:tcPr>
           <w:p>
             <w:r>
-              <w:t xml:space="preserve">Photo No. </w:t>
-            </w:r>
-            <w:proofErr w:type="gramStart"/>
-            <w:r>
-              <w:t>2</w:t>
-            </w:r>
-            <w:r>
-              <w:t>:</w:t>
-            </w:r>
-            <w:r>
-              <w:t xml:space="preserve"> </w:t>
-            </w:r>
-            <w:r>
-              <w:t xml:space="preserve"> </w:t>
-            </w:r>
-            <w:r>
-              <w:t>{{</w:t>
-            </w:r>
-            <w:proofErr w:type="gramEnd"/>
-            <w:r>
-              <w:t xml:space="preserve"> </w:t>
-            </w:r>
-            <w:r>
-              <w:t>capti</w:t>
-            </w:r>
-            <w:r>
-              <w:t>on_2 }}</w:t>
+              <w:t>Photo No. 2:  {{ caption_2 }}</w:t>
             </w:r>
           </w:p>
           <w:p>
@@ -6568,36 +3986,7 @@
           </w:tcPr>
           <w:p>
             <w:r>
-              <w:t>Photo No</w:t>
-            </w:r>
-            <w:r>
-              <w:t>.</w:t>
-            </w:r>
-            <w:r>
-              <w:t xml:space="preserve"> </w:t>
-            </w:r>
-            <w:proofErr w:type="gramStart"/>
-            <w:r>
-              <w:t xml:space="preserve">3: </w:t>
-            </w:r>
-            <w:r>
-              <w:t xml:space="preserve"> </w:t>
-            </w:r>
-            <w:r>
-              <w:t>{{</w:t>
-            </w:r>
-            <w:proofErr w:type="gramEnd"/>
-            <w:r>
-              <w:t xml:space="preserve"> </w:t>
-            </w:r>
-            <w:r>
-              <w:t xml:space="preserve">caption_3 </w:t>
-            </w:r>
-            <w:r>
-              <w:t>}}</w:t>
-            </w:r>
-            <w:r>
-              <w:t xml:space="preserve"> </w:t>
+              <w:t xml:space="preserve">Photo No. 3:  {{ caption_3 }} </w:t>
             </w:r>
           </w:p>
           <w:p>
@@ -6621,33 +4010,7 @@
           </w:tcPr>
           <w:p>
             <w:r>
-              <w:t xml:space="preserve">Photo No. </w:t>
-            </w:r>
-            <w:proofErr w:type="gramStart"/>
-            <w:r>
-              <w:t>4</w:t>
-            </w:r>
-            <w:r>
-              <w:t xml:space="preserve">: </w:t>
-            </w:r>
-            <w:r>
-              <w:t xml:space="preserve"> </w:t>
-            </w:r>
-            <w:r>
-              <w:t>{{</w:t>
-            </w:r>
-            <w:proofErr w:type="gramEnd"/>
-            <w:r>
-              <w:t xml:space="preserve"> </w:t>
-            </w:r>
-            <w:r>
-              <w:t xml:space="preserve">caption_4 </w:t>
-            </w:r>
-            <w:r>
-              <w:t>}}</w:t>
-            </w:r>
-            <w:r>
-              <w:t xml:space="preserve"> </w:t>
+              <w:t xml:space="preserve">Photo No. 4:  {{ caption_4 }} </w:t>
             </w:r>
           </w:p>
           <w:p>
@@ -6711,48 +4074,7 @@
                 <w:szCs w:val="20"/>
               </w:rPr>
               <w:lastRenderedPageBreak/>
-              <w:t xml:space="preserve">Photo </w:t>
-            </w:r>
-            <w:r>
-              <w:rPr>
-                <w:b/>
-                <w:sz w:val="20"/>
-                <w:szCs w:val="20"/>
-              </w:rPr>
-              <w:t>No.</w:t>
-            </w:r>
-            <w:r>
-              <w:rPr>
-                <w:b/>
-                <w:sz w:val="20"/>
-                <w:szCs w:val="20"/>
-              </w:rPr>
-              <w:t xml:space="preserve"> </w:t>
-            </w:r>
-            <w:proofErr w:type="gramStart"/>
-            <w:r>
-              <w:rPr>
-                <w:b/>
-                <w:sz w:val="20"/>
-                <w:szCs w:val="20"/>
-              </w:rPr>
-              <w:t>5</w:t>
-            </w:r>
-            <w:r>
-              <w:rPr>
-                <w:b/>
-                <w:sz w:val="20"/>
-                <w:szCs w:val="20"/>
-              </w:rPr>
-              <w:t xml:space="preserve">: </w:t>
-            </w:r>
-            <w:r>
-              <w:rPr>
-                <w:b/>
-                <w:sz w:val="20"/>
-                <w:szCs w:val="20"/>
-              </w:rPr>
-              <w:t xml:space="preserve"> </w:t>
+              <w:t xml:space="preserve">Photo No. 5:  </w:t>
             </w:r>
             <w:r>
               <w:rPr>
@@ -6760,40 +4082,7 @@
                 <w:sz w:val="20"/>
                 <w:szCs w:val="20"/>
               </w:rPr>
-              <w:t>{{</w:t>
-            </w:r>
-            <w:proofErr w:type="gramEnd"/>
-            <w:r>
-              <w:rPr>
-                <w:bCs/>
-                <w:sz w:val="20"/>
-                <w:szCs w:val="20"/>
-              </w:rPr>
-              <w:t xml:space="preserve"> </w:t>
-            </w:r>
-            <w:r>
-              <w:rPr>
-                <w:bCs/>
-                <w:sz w:val="20"/>
-                <w:szCs w:val="20"/>
-              </w:rPr>
-              <w:t xml:space="preserve">caption_5 </w:t>
-            </w:r>
-            <w:r>
-              <w:rPr>
-                <w:bCs/>
-                <w:sz w:val="20"/>
-                <w:szCs w:val="20"/>
-              </w:rPr>
-              <w:t>}}</w:t>
-            </w:r>
-            <w:r>
-              <w:rPr>
-                <w:bCs/>
-                <w:sz w:val="20"/>
-                <w:szCs w:val="20"/>
-              </w:rPr>
-              <w:t xml:space="preserve"> </w:t>
+              <w:t xml:space="preserve">{{ caption_5 }} </w:t>
             </w:r>
           </w:p>
           <w:p>
@@ -6830,92 +4119,23 @@
                 <w:sz w:val="20"/>
                 <w:szCs w:val="20"/>
               </w:rPr>
-              <w:t>Photo</w:t>
+              <w:t xml:space="preserve">Photo No. 6: </w:t>
             </w:r>
             <w:r>
               <w:rPr>
                 <w:b/>
+                <w:sz w:val="20"/>
+                <w:szCs w:val="20"/>
+              </w:rPr>
+              <w:t xml:space="preserve">  </w:t>
+            </w:r>
+            <w:r>
+              <w:rPr>
                 <w:bCs/>
                 <w:sz w:val="20"/>
                 <w:szCs w:val="20"/>
               </w:rPr>
-              <w:t xml:space="preserve"> No. </w:t>
-            </w:r>
-            <w:proofErr w:type="gramStart"/>
-            <w:r>
-              <w:rPr>
-                <w:b/>
-                <w:bCs/>
-                <w:sz w:val="20"/>
-                <w:szCs w:val="20"/>
-              </w:rPr>
-              <w:t>6</w:t>
-            </w:r>
-            <w:r>
-              <w:rPr>
-                <w:b/>
-                <w:bCs/>
-                <w:sz w:val="20"/>
-                <w:szCs w:val="20"/>
-              </w:rPr>
-              <w:t xml:space="preserve">: </w:t>
-            </w:r>
-            <w:r>
-              <w:rPr>
-                <w:b/>
-                <w:sz w:val="20"/>
-                <w:szCs w:val="20"/>
-              </w:rPr>
-              <w:t xml:space="preserve"> </w:t>
-            </w:r>
-            <w:r>
-              <w:rPr>
-                <w:b/>
-                <w:sz w:val="20"/>
-                <w:szCs w:val="20"/>
-              </w:rPr>
-              <w:t xml:space="preserve"> </w:t>
-            </w:r>
-            <w:r>
-              <w:rPr>
-                <w:bCs/>
-                <w:sz w:val="20"/>
-                <w:szCs w:val="20"/>
-              </w:rPr>
-              <w:t>{{</w:t>
-            </w:r>
-            <w:proofErr w:type="gramEnd"/>
-            <w:r>
-              <w:rPr>
-                <w:bCs/>
-                <w:sz w:val="20"/>
-                <w:szCs w:val="20"/>
-              </w:rPr>
-              <w:t xml:space="preserve"> </w:t>
-            </w:r>
-            <w:r>
-              <w:rPr>
-                <w:bCs/>
-                <w:sz w:val="20"/>
-                <w:szCs w:val="20"/>
-              </w:rPr>
-              <w:t xml:space="preserve">caption_6 </w:t>
-            </w:r>
-            <w:r>
-              <w:rPr>
-                <w:bCs/>
-                <w:sz w:val="20"/>
-                <w:szCs w:val="20"/>
-              </w:rPr>
-              <w:t>}}</w:t>
-            </w:r>
-            <w:r>
-              <w:rPr>
-                <w:bCs/>
-                <w:sz w:val="20"/>
-                <w:szCs w:val="20"/>
-              </w:rPr>
-              <w:t xml:space="preserve"> </w:t>
+              <w:t xml:space="preserve">{{ caption_6 }} </w:t>
             </w:r>
           </w:p>
           <w:p>
@@ -7158,7 +4378,7 @@
         </mc:Choice>
         <mc:Fallback>
           <w:pict>
-            <v:line w14:anchorId="3FF4389F" id="Straight Connector 5" o:spid="_x0000_s1026" style="position:absolute;z-index:251665408;visibility:visible;mso-wrap-style:square;mso-wrap-distance-left:9pt;mso-wrap-distance-top:0;mso-wrap-distance-right:9pt;mso-wrap-distance-bottom:0;mso-position-horizontal:absolute;mso-position-horizontal-relative:text;mso-position-vertical:absolute;mso-position-vertical-relative:text" from="12.65pt,1pt" to="548.15pt,1pt" o:gfxdata="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" strokecolor="black [3213]" strokeweight=".5pt">
+            <v:line w14:anchorId="3FF4389F" id="Straight Connector 5" o:spid="_x0000_s1026" style="position:absolute;z-index:251665408;visibility:visible;mso-wrap-style:square;mso-wrap-distance-left:9pt;mso-wrap-distance-top:0;mso-wrap-distance-right:9pt;mso-wrap-distance-bottom:0;mso-position-horizontal:absolute;mso-position-horizontal-relative:text;mso-position-vertical:absolute;mso-position-vertical-relative:text" from="12.65pt,1pt" to="548.15pt,1pt" o:gfxdata="UEsDBBQABgAIAAAAIQC2gziS/gAAAOEBAAATAAAAW0NvbnRlbnRfVHlwZXNdLnhtbJSRQU7DMBBF 90jcwfIWJU67QAgl6YK0S0CoHGBkTxKLZGx5TGhvj5O2G0SRWNoz/78nu9wcxkFMGNg6quQqL6RA 0s5Y6ir5vt9lD1JwBDIwOMJKHpHlpr69KfdHjyxSmriSfYz+USnWPY7AufNIadK6MEJMx9ApD/oD OlTrorhX2lFEilmcO2RdNtjC5xDF9pCuTyYBB5bi6bQ4syoJ3g9WQ0ymaiLzg5KdCXlKLjvcW893 SUOqXwnz5DrgnHtJTxOsQfEKIT7DmDSUCaxw7Rqn8787ZsmRM9e2VmPeBN4uqYvTtW7jvijg9N/y JsXecLq0q+WD6m8AAAD//wMAUEsDBBQABgAIAAAAIQA4/SH/1gAAAJQBAAALAAAAX3JlbHMvLnJl bHOkkMFqwzAMhu+DvYPRfXGawxijTi+j0GvpHsDYimMaW0Yy2fr2M4PBMnrbUb/Q94l/f/hMi1qR JVI2sOt6UJgd+ZiDgffL8ekFlFSbvV0oo4EbChzGx4f9GRdb25HMsYhqlCwG5lrLq9biZkxWOiqY 22YiTra2kYMu1l1tQD30/bPm3wwYN0x18gb45AdQl1tp5j/sFB2T0FQ7R0nTNEV3j6o9feQzro1i OWA14Fm+Q8a1a8+Bvu/d/dMb2JY5uiPbhG/ktn4cqGU/er3pcvwCAAD//wMAUEsDBBQABgAIAAAA IQDmvJYRsQEAANQDAAAOAAAAZHJzL2Uyb0RvYy54bWysU01v2zAMvQ/YfxB0b+QUaBEYcXpo0V2G rdjHD1BlKhYgiYKkxc6/H6UkdrEVKDrsQosU3yP5RG/vJmfZAWIy6Du+XjWcgVfYG7/v+M8fj1cb zlKWvpcWPXT8CInf7T5+2I6hhWsc0PYQGZH41I6h40POoRUiqQGcTCsM4OlSY3Qykxv3oo9yJHZn xXXT3IoRYx8iKkiJog+nS76r/FqDyl+1TpCZ7Tj1lquN1T4XK3Zb2e6jDINR5zbkP3ThpPFUdKZ6 kFmyX9H8ReWMiphQ55VCJ1Bro6DOQNOsmz+m+T7IAHUWEieFWab0/2jVl8O9f4okwxhSm8JTLFNM Orrypf7YVMU6zmLBlJmi4O2maTY3pKm63IkFGGLKnwAdK4eOW+PLHLKVh88pUzFKvaSUsPXFJrSm fzTWVqdsANzbyA6S3i5P6/JWhHuRRV5BiqX1espHCyfWb6CZ6anZda1et2rhlEqBzxde6ym7wDR1 MAObt4Hn/AKFunHvAc+IWhl9nsHOeIyvVV+k0Kf8iwKnuYsEz9gf66NWaWh1qnLnNS+7+dKv8OVn 3P0GAAD//wMAUEsDBBQABgAIAAAAIQAQmbYZ3QAAAAcBAAAPAAAAZHJzL2Rvd25yZXYueG1sTI9B a8MwDIXvg/0Ho8EuY3XW0rCmccoI9LLDYM0oO7qxGofFcojdJv33U3dZT0LvPZ4+5ZvJdeKMQ2g9 KXiZJSCQam9aahR8VdvnVxAhajK684QKLhhgU9zf5TozfqRPPO9iI7iEQqYV2Bj7TMpQW3Q6zHyP xN7RD05HXodGmkGPXO46OU+SVDrdEl+wusfSYv2zOzkF383TYruvqBrL+HFM7XTZvy9LpR4fprc1 iIhT/A/DFZ/RoWCmgz+RCaJTMF8uOMmTP7raySpl4fAnyCKXt/zFLwAAAP//AwBQSwECLQAUAAYA CAAAACEAtoM4kv4AAADhAQAAEwAAAAAAAAAAAAAAAAAAAAAAW0NvbnRlbnRfVHlwZXNdLnhtbFBL AQItABQABgAIAAAAIQA4/SH/1gAAAJQBAAALAAAAAAAAAAAAAAAAAC8BAABfcmVscy8ucmVsc1BL AQItABQABgAIAAAAIQDmvJYRsQEAANQDAAAOAAAAAAAAAAAAAAAAAC4CAABkcnMvZTJvRG9jLnht bFBLAQItABQABgAIAAAAIQAQmbYZ3QAAAAcBAAAPAAAAAAAAAAAAAAAAAAsEAABkcnMvZG93bnJl di54bWxQSwUGAAAAAAQABADzAAAAFQUAAAAA " strokecolor="black [3213]" strokeweight=".5pt">
               <v:stroke joinstyle="miter"/>
             </v:line>
           </w:pict>
@@ -7331,7 +4551,7 @@
         </mc:Choice>
         <mc:Fallback>
           <w:pict>
-            <v:group w14:anchorId="488B0CB1" id="Group 13684" o:spid="_x0000_s1026" style="position:absolute;left:0;text-align:left;margin-left:50.4pt;margin-top:20.3pt;width:117pt;height:35.6pt;z-index:251658240;mso-position-horizontal-relative:page;mso-position-vertical-relative:page" coordsize="14859,4518" o:gfxdata="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">
+            <v:group w14:anchorId="488B0CB1" id="Group 13684" o:spid="_x0000_s1026" style="position:absolute;left:0;text-align:left;margin-left:50.4pt;margin-top:20.3pt;width:117pt;height:35.6pt;z-index:251658240;mso-position-horizontal-relative:page;mso-position-vertical-relative:page" coordsize="14859,4518" o:gfxdata="UEsDBBQABgAIAAAAIQDa9j37DQEAABQCAAATAAAAW0NvbnRlbnRfVHlwZXNdLnhtbJSRwU7DMAyG 70i8Q5QralN2QAi13YGOIyA0HiBK3DajcaI4lO3tSbtNgolN4pjY3+/PSbnc2oGNEMg4rPhtXnAG qJw22FX8ff2U3XNGUaKWg0Oo+A6IL+vrq3K980As0UgV72P0D0KQ6sFKyp0HTJXWBStjOoZOeKk+ ZAdiURR3QjmMgDGLUwavywZa+TlEttqm673JxnecPe77plEVN3biNx46Lv5EAgx0wkjvB6NkTMuJ EfWJWHaQyhM591BvPN0k8zMTpspvqZ8DDtxLes1gNLBXGeKztEld6EACFq5xKr+cMUlaylzbGgV5 E2g1U0enc9nafWGA8b/hTcLeYDymi/lP628AAAD//wMAUEsDBBQABgAIAAAAIQA4/SH/1gAAAJQB AAALAAAAX3JlbHMvLnJlbHOkkMFqwzAMhu+DvYPRfXGawxijTi+j0GvpHsDYimMaW0Yy2fr2M4PB MnrbUb/Q94l/f/hMi1qRJVI2sOt6UJgd+ZiDgffL8ekFlFSbvV0oo4EbChzGx4f9GRdb25HMsYhq lCwG5lrLq9biZkxWOiqY22YiTra2kYMu1l1tQD30/bPm3wwYN0x18gb45AdQl1tp5j/sFB2T0FQ7 R0nTNEV3j6o9feQzro1iOWA14Fm+Q8a1a8+Bvu/d/dMb2JY5uiPbhG/ktn4cqGU/er3pcvwCAAD/ /wMAUEsDBBQABgAIAAAAIQD7agem0QIAAGEIAAAOAAAAZHJzL2Uyb0RvYy54bWzEVslu2zAQvRfo Pwi8J7LkXYgdFE0TBCgao2k/gKYoiyhFEiS99es7Q0pOY6ebD83B8nCbefPeDKWr610jkw23Tmg1 I9lljyRcMV0KtZqRr19uLyYkcZ6qkkqt+IzsuSPX87dvrram4LmutSy5TcCJcsXWzEjtvSnS1LGa N9RdasMVLFbaNtTD0K7S0tIteG9kmvd6o3SrbWmsZtw5mL2Ji2Qe/FcVZ/6hqhz3iZwRwObD04bn Ep/p/IoWK0tNLVgLg56BoqFCQdCDqxvqabK24sRVI5jVTlf+kukm1VUlGA85QDZZ7yibO6vXJuSy KrYrc6AJqD3i6Wy37NPmzppHs7DAxNasgIswwlx2lW3wH1Amu0DZ/kAZ3/mEwWQ2mAynPWCWwdpg mE1Gg8gpq4H4k2Os/vD7g2kXNn0GxghWwK9lAKwTBv5cKXDKry0nrZPmr3w01H5bmwsQy1AvlkIK vw+FB7IgKLVZCLawcQBkLmwiSqClP5oMSaJoAzUPOzBwEieBZzyIe/EkDFMcP3O0lMLcCimRfbRb yFC3R7q/kHWsqRvN1g1XPjaJ5RLQa+VqYRxJbMGbJQeY9r7MolzOW+5ZjQErCPwZGgeR0eKwEFA+ AUPMDsrmvELJJ/kgFMpBb1oY6/wd102CBmADCEAyLejmo2vBdFtazmL8AAzgYP3CJeI6tmB0wtc/ 9cljTQ0HCOj2ubSjTlrkiaqVjOKOkMt296Gl3K9omg76/SEUCTRONhj3p5OoRNdZw2w8yGJf5b1J P5/i8rl00UIq5FJpLKvoCGegyzp8aPndctemsNTlHoq51vb7A9zvldTbGdGtRfDKB41wlSTyXgHT eLt2hu2MZWdYL9/rcAdHGO/WXlciyIqBY7QWD0j4H7Ucv6zl+Fwt8+kwz0Ml0OK1tYx3UZfJa0sa rnR4j4Uybt+5+KL8eRxK4OnLYP4DAAD//wMAUEsDBAoAAAAAAAAAIQAgdENzgyoAAIMqAAAUAAAA ZHJzL21lZGlhL2ltYWdlMS5qcGf/2P/gABBKRklGAAEBAQBgAGAAAP/bAEMAAwICAwICAwMDAwQD AwQFCAUFBAQFCgcHBggMCgwMCwoLCw0OEhANDhEOCwsQFhARExQVFRUMDxcYFhQYEhQVFP/bAEMB AwQEBQQFCQUFCRQNCw0UFBQUFBQUFBQUFBQUFBQUFBQUFBQUFBQUFBQUFBQUFBQUFBQUFBQUFBQU FBQUFBQUFP/AABEIAKAB5wMBIgACEQEDEQH/xAAfAAABBQEBAQEBAQAAAAAAAAAAAQIDBAUGBwgJ Cgv/xAC1EAACAQMDAgQDBQUEBAAAAX0BAgMABBEFEiExQQYTUWEHInEUMoGRoQgjQrHBFVLR8CQz YnKCCQoWFxgZGiUmJygpKjQ1Njc4OTpDREVGR0hJSlNUVVZXWFlaY2RlZmdoaWpzdHV2d3h5eoOE hYaHiImKkpOUlZaXmJmaoqOkpaanqKmqsrO0tba3uLm6wsPExcbHyMnK0tPU1dbX2Nna4eLj5OXm 5+jp6vHy8/T19vf4+fr/xAAfAQADAQEBAQEBAQEBAAAAAAAAAQIDBAUGBwgJCgv/xAC1EQACAQIE BAMEBwUEBAABAncAAQIDEQQFITEGEkFRB2FxEyIygQgUQpGhscEJIzNS8BVictEKFiQ04SXxFxgZ GiYnKCkqNTY3ODk6Q0RFRkdISUpTVFVWV1hZWmNkZWZnaGlqc3R1dnd4eXqCg4SFhoeIiYqSk5SV lpeYmZqio6Slpqeoqaqys7S1tre4ubrCw8TFxsfIycrS09TV1tfY2dri4+Tl5ufo6ery8/T19vf4 +fr/2gAMAwEAAhEDEQA/AP1TooooAKKKKACiiigAooooAKKKKACiiigAooooAKKKKACiiigAoooo AKKKKACiiigAooooAKKKKACiiigAooooAKKKKACoby8g0+0murqaO2toUaSWaZgqRqBksxPAAHJJ qauE+PX/ACQz4i/9i5qP/pNJVwjzSUe5lVn7OnKfZNl7/hbngX/odPD3/g1g/wDi6P8AhbngX/od PD3/AINYP/i6/Eyivr/7Bh/z8f3H5v8A631f+fK+/wD4B+2f/C3PAv8A0Onh7/wawf8AxdH/AAtz wL/0Onh7/wAGsH/xdfiZRR/YMP8An4/uD/W+r/z5X3/8A/bP/hbngX/odPD3/g1g/wDi6P8Ahbng X/odPD3/AINYP/i6/Eyij+wYf8/H9wf631f+fK+//gH7Z/8AC3PAv/Q6eHv/AAawf/F0f8Lc8C/9 Dp4e/wDBrB/8XX4mUUf2DD/n4/uD/W+r/wA+V9//AAD9s/8AhbngX/odPD3/AINYP/i6P+FueBf+ h08Pf+DWD/4uvxMoo/sGH/Px/cH+t9X/AJ8r7/8AgH7Z/wDC3PAv/Q6eHv8Awawf/F0f8Lc8C/8A Q6eHv/BrB/8AF1+JlFH9gw/5+P7g/wBb6v8Az5X3/wDAP2z/AOFueBf+h08Pf+DWD/4uj/hbngX/ AKHTw9/4NYP/AIuvxMoo/sGH/Px/cH+t9X/nyvv/AOAftn/wtzwL/wBDp4e/8GsH/wAXR/wtzwL/ ANDp4e/8GsH/AMXX4mUUf2DD/n4/uD/W+r/z5X3/APAP2z/4W54F/wCh08Pf+DWD/wCLo/4W54F/ 6HTw9/4NYP8A4uvxMoo/sGH/AD8f3B/rfV/58r7/APgH7Z/8Lc8C/wDQ6eHv/BrB/wDF0f8AC3PA v/Q6eHv/AAawf/F1+JlFH9gw/wCfj+4P9b6v/Plff/wD9s/+FueBf+h08Pf+DWD/AOLo/wCFueBf +h08Pf8Ag1g/+Lr8TKKP7Bh/z8f3B/rfV/58r7/+Aftn/wALc8C/9Dp4e/8ABrB/8XR/wtzwL/0O nh7/AMGsH/xdfiZRR/YMP+fj+4P9b6v/AD5X3/8AAP3ct7iK6gjmhkWaGRQ6SRsGVlIyCCOoIorn vhn/AMk48K/9gq0/9EpRXx8lyyaP0qEuaKl3OloooqSwooooAKKKKACiiigAooooAKKKKACiiigA ooooAKKKKACiiigAooooAKKKKACiiigAooooAKKKKACiiigAooooAK4T49f8kM+Iv/Yuaj/6TSV3 dcJ8ev8AkhnxF/7FzUf/AEmkraj/ABI+qObE/wACfo/yPxaooor9VP57CiiigAooooAKKKKACiii gAooooAKKK3PAfhdvG3jjw94dSdbV9X1G3sBOy7hGZZFTcRkZxuzj2qZNRTbKjFzkox3Zjw201yS IYnlI67FJx+VSSabdwxl3tZkRerNGQB+lfqJ8WNf8M/sSfC+2uvBvguOa5u5ltRPsO0sACWuJvvc gHAzgnOMV89aj/wUe1jxD4e1rS9W8FaVKt5ZvBB5cjMiyNwGdHDBlHJx64rxqWOr4hc9GlePdtL8 D6bEZThcFL2WJxFp2vZRbX33PjlVaRgqqWZjgKBkmrP9l3v/AD53H/fpv8K7z9nmRpv2gPh7I2Nz eILInAAHM69hX3z+1l+1prf7PPizRdJ0vQ9P1WK/sjdPJeO6spEjLgbT04roxGLqUq0aNOHM2r72 OTB5fRxGGniq9XkjFpfDff5n5ktpt4qlmtJ1UDJJjbA/Sq1fXPij/go14q8UeGtW0abwno8MOo2k 1m8kcsu5VkQoSMnqAa579jj9lZPjpf3mv6+ZIfCWmzCD9zIoe6uBsdosckIEYZbjllxnnFfWpUqc quJjyped7mf1CniK8KGBqe0b8uW35nzZBaz3W7yYZJdvXy1LY/KnTWNzbpvlt5Yl6bnQgV97/Ej9 sTwT+z7rU/hP4V+D9Ju2sykF5fR4jgYpvBjDKN0hUkfOWI5Yc9aX4Y/tvaB8ctbtvA/xJ8HWKWms TC1tpYgZoRK/yIrKwLKWLFQ6n5cjpyRz/XcRye1VD3fXW3odv9l4L2nsHilz7fC+W/a9z4Aor68/ bY/ZN034T2lr4v8AB1s8Hh+WUxahayT7hbSO2YzGDzsOSuMnGF9Sa+Q69DD4iGKpqpT2PHxuDq4C s6FZar7n6H7d/DP/AJJx4V/7BVp/6JSij4Z/8k48K/8AYKtP/RKUV+Y1PjfqfvVH+HH0R0tFFFZm oUUUUAFFFFABRRRQAUUUUAFFFFABRRRQAUUUUAFFFFABRRRQAUUUUAFFFFABRRRQAUUUUAFFFFAB RRRQAUUUUAFcJ8ev+SGfEX/sXNR/9JpK7uuE+PX/ACQz4i/9i5qP/pNJW1H+JH1RzYn+BP0f5H4t UUUV+qn89hRRRQAUUUUAFFFFABRRRQAUUUUAFT6fqF1pN/bX1lcS2l5bSLNBcQOUkidTlWVhyCCA QR6VBV7QdMTWtc07TpL2302O7uI7dry7YrDAGYKZHIBIVc5Jx0BpO1tRxu2rbn2/8M/+CgWgeIvD A8PfFrw+t+nkqk15FbJcQXhUggyQEYDEgHjjIzxwK65/2Y/gV+0t4cvdd+HdwNG1HDO40+Rljhnk UOqzW752AcgLHtUfMBnbxx8P/BN3w/rly40b4qxzokab400+O4ZW2gMxKzjALbiBjgEDJxk+r/Bv wL4E/Yq8JeK73WPH0GqvdTxm6by0jaMR7lSNYFZ3L7nfPPPAwMEn4ytPDQvLAzan2V7fdY/T8LSx 1VqGa04ypJP3m43XzTPhr4T+Fb3wL+1T4S8PaiYzfaX4ptbSYxNlCyXCgkH04r7p/ar1z4FaV4q0 ZPivot3qeqtZFrOS38/Cw+Ycg+XIo+9nqM18ReD/ABtbeNP2vtF8VMq2NpqHi6G9xJJ8saNcq3LE DgDuQK9V/wCCkusWGsfEjwpJYXtvfRppLKzW8qyAHzm4JB616WIpyrYuiptp8rvbQ8TCYiGFy7Ey ppSXOrKSurehwP7RHiT4Faj4Z0+3+FPh6bT9Va5zd3F19pysQU4C+ZKy8nGeK+yP2K4YG/ZEsV0Z YV1SRdR882hVZTc+dKELkc+ZsEOCedoTtivy3r6Z/Y1/aqHwP1Sbw1r6K/g7VLnz3mVP3llcFVQy 5HLIVRQynptBXHzBtMdg5ywvJSbk076u7Zz5RmVOOYe1rpQUly6KyW2v4bnzfqUd3FqV2l+ZDfLM 6z+a25/MDHdk9znPNVq/Rj4vfsf+BP2hNWl8VfD/AMYWOnavfwy3c8Mchu4L2QnKyH590IycMVVh gjCgg7s/4R/sg+CP2fdYg8W/Evxjo+oahpyLNHYSYjtrWUvhZcu26UjjblFAPOCQCLWa0PZ315v5 bO9zN8PYv23Ldez/AJ7q1u+/4fpqeqftPXTRfsh6s3jBLJNbk0u2WZVTfEt+dmRFnOPn3bT6d6/K Ovqz9s/9rSw+NCWnhbwkZj4YtZFuZ76QPE15LjhRGcfIuf4hksMjAALfKdVlWHnQoP2is5O9uxHE GMpYrFr2L5lFJX7n7d/DP/knHhX/ALBVp/6JSij4Z/8AJOPCv/YKtP8A0SlFfA1PjfqfsVH+HH0R 0tFFFZmoUUUUAFFFFABRRRQAUUUUAFFFFABRRRQAUUUUAFFFFABRRRQAUUUUAFFFFABRRRQAUUUU AFFFFABRRRQAUUUUAFcJ8ev+SGfEX/sXNR/9JpK7uuE+PX/JDPiL/wBi5qP/AKTSVtR/iR9Uc2J/ gT9H+R+LVFFFfqp/PYUUUUAFFFFABRRRQAUUUUAFFFFABRRRQBc03WdQ0d3ewvrmxdxhmtpmjLD0 OCM1WnuJbqaSaaR5ppGLvJIxZmYnJJJ6k0yilZXuO7tYKKKKYgooooAs6fql7pM5msbueymK7DJb ytGxXIOMg9OB+VJf6ld6rcefe3U15Pjb5lxIXbA6DJNV6KVle4+Z2tfQKKKKYj9u/hn/AMk48K/9 gq0/9EpRR8M/+SceFf8AsFWn/olKK/KKnxv1P6Io/wAOPojpaKKKzNQooooAKKKKACiiigAooooA KKKKACiiigAooooAKKKKACiiigAooooAKKKKACiiigAooooAKKKKACiiigAooooAK4T49f8AJDPi L/2Lmo/+k0ld3XG/GbTLvWvg/wCOdOsLd7q+vNCvre3t4hl5JHt3VVA7kkgfjWtLSpFvujnxCboz S7P8j8UaK9ksv2V/FlvbpdeJ7/Q/A9k2Q8viDUUheJs/KrxLukUt1GV6YPQ1GPh/8JvDtuJNd+Jl 5rd7bTlLrS/C+js6zKJCv7m6nZEPy4bcUx1wG4z+mfWaT+F39E3+R+EfUa6+Ncv+Jpfg9Tx+ivY5 vHHwZ8PQ39po3wz1XxOXBa01PxRrzwyROUAAaC0VFZAwzjfuOT8w4xPN+1b4jsbqG78L+FvBPga9 QMj3fh/w9CssqHHyMZvM4yAflx70e1qS+Gn97S/K7/AfsKEfjrL/ALdTf58q/E8x0XwL4k8SWbXW keHtV1W1VzG01lZSzIGABK7lUjOCOPcV20f7LvxUbRhqz+DL6200w/aDcXTxwqkeM7n3sCuB13Yx 3qvqv7SvxT1fUJ7yTx5rlrJMQWj0+7a0hGFC/LFFtReAM4UZOSeSa8/n1a9ujIZry4lMhJffKx3Z 6555p/v32X3v/IP9jj0lL7o//JHrlv8Asr+JJ7eOX/hJfBUe9A/lyeJLYMuRnBG7rVbR/gj4WvtN gmvvi/4V026cHzLUx3Mpj5IHzLHg8YP415FRS9nVe9T7kv1uL22Hj8NK/rJ/pY9Xk+Gvw70LX4bX VvijBqGntF5j3Gg6XNOVJyAvz7BnI59iK0/+EL+Bf/RSfEn/AITo/wDjteK0Uexm/wDl4/w/yBYm mtqMf/Jv/kj2r/hC/gX/ANFJ8Sf+E6P/AI7R/wAIZ8Cv+ik+JP8AwnR/8drxWil7CX/PyX4f5D+t Q/58x/8AJv8A5I9q/wCEL+Bf/RSfEn/hOj/47UF94M+Cgsbg2XxH19rzy28lZ/D2Iy+PlDESkgZx nANcR4V+E/jPxtJ5eheF9V1RvK88fZ7VyDHkDcDjBHzD869w8J/8E8/ir4ijeS+TSvDqBEeP+0Lv c0m7ORiJXKkcZDY6/WuapOnR/iV2v/Af8jvo0q+K/g4VP5S/PmscDpPwY8Gatp0N2fjD4csTICfs 95Z3SSpyRhgEOOnr3pP+GfIdX1ZrPw38Q/B+uIkAmknmvzYqp3YK/vlXJ6dD39q95tv2Gvhz4Jjj vPiD8XraG3VRDcW1gIbcx3BHKiV2fIBDDmME/wCz0qWbw1+x78OreWxv9SvvGl2ym5S5W7uJWwRg RBrby4xypPzDPzcnGMcv11N/upSl6R/4Y9BZW4pfWIQp+s2n+cvyPA5P2U/iFdXr2+h2On+LPLjV 5pvD+pQXaQ7iwVXIf5Sdp7Vy2qfBH4g6NqE1ldeCteW4hba4j0+WVc+zKpU/ga+qP+GxvgZ4Ttkv PCfwbVNatWje1aaxtLUBlYYYzIXcMBkg7SSR2zmqPib/AIKceKLpIP8AhHvBmk6W6lvOOpXMt6HH GNoTyduOc5LZ9qqOIx8npS089P1ZFTB5RGPvYh38k5L8l+Z816D8BfiN4l1AWWn+Cdce4Klws1k8 K4HX5nCr+tdL/wAMf/GP/oQ9R/77i/8Ai69Lm/4KSfFKS6glXTPDEUce7dCtlOVlyMDcTOTx1G0j 3zXQN/wUX1HxV4ZXQ/Emg3mjy3J2XeueEdQW2uY49+cwRzRybW24H+sz1IK8YqdXMVqqcbev/DEU 8PkrTUq07+lr/gzh4f8Agnz8XpoY5PsOlR71DbH1BQy5HQ8daf8A8O9Pi9/z6aR/4MV/wq2PHx8X SRf8Ix+0b4s0O5ubh9mn+MJ7qAW8KqxzJdQu8bMdq4wqg7ux4ON4k0n4+zaLcS2/jXW/GGh3EU4a TRfET3yTW6gh3aNZCwQjP3lHXBHaoVbFXtKpFeqa/M0eHy+14Upy9JRf5J2+Z22i/wDBNPx1fabD Pf8AiLRdMu2zvtT5kuzBIHzKMHIwfxq7/wAOyPF//Q4aJ/35m/wr5H1D+2tJmEN99vspiu4R3G+N ivrg9uD+VVf7Vvf+fy4/7+t/jXR7HGPVVl/4D/wTi+s5bHR4V/8Agb/yP3A8J6PJ4e8LaPpcsiyy 2NnDbNImdrFEVSR7HFFUPhoxb4c+FiTknSrUkn/rilFfnk78zuftVO3JG3Y6WiiioNAooooAKKKK ACiiigAooooAKKKKACiiigAooooAKKKKACiiigAooooAKKKKACiiigAooooAKKKKACiiigAooooA K4f46TyWvwS+IM0MjRSx+HtQdJEJDKwtpCCCOhBruK4T49f8kM+Iv/Yuaj/6TSVtR/iR9Uc+J/gT 9H+R+MF5eXGoXD3F1PJc3D/elmcu7YGOSeTwKhoor9UP563CiiimAUUUUAFFen/CH9mzx98bJBJ4 d0Zl0zJVtWviYbRSA3AcjLnK4IQMQSM4BzX0hp/7F/wz+E9rpcvxa8btJqt+Vii0fTA+6WRtoCxI itNJhiV3BcHI4GcVwVsdQoy5G7y7LVnr4bKsVio+0jHlh/NLRfez4ns7G51K4SC0t5bmdyFWOFCz MScAAD3r3j4f/sNfFnx5GJ5NFh8MWjIzJP4gmNuSwYLs8pVaUE8kFkCkDryM/RuqfGO9+F1nFYfB /wDZ68Q2R8oxtqOpeHp4pMMzMV+VWdhu2N8z47Y4Fee+N/DH7XnxKVZbyy1KytXKTJa6bqFrZKjB MDhZQ44JyCep6cVwSxlap8PLBf3mr/cetDK8NR+NTqyXSEWl97X5I0rb9kH4QfBe1iv/AIufEeG7 uVRZTpVk/khwRsZVjTdPKFc53IF4XlQM0kn7R37OvwhzD4C+HD+Jr+0/dxahdwLFHOj/ADOfOm3S kjcVw0fbAOMGvOND/YF+Mnir7VeajZ2GkXLSln/tbUQ8kzHkvmISZ5PJJBzWp/w7g+Kv/P74b/8A A6X/AOM1i/q03/tGI5vJOy+5f5nWljqavgsEoLu480vvl/kO8Vf8FFPiFqUf2bw5p2j+FLKOXNuL e38+RIQCFiYvlDgEcqi/d4wOK8O8V/HP4geNpkk1rxdq155bu8am6ZVjLY3BQpGBwOPavb/+HcHx V/5/fDf/AIHS/wDxmj/h3B8Vf+f3w3/4HS//ABmumnVy2j8Dijgr4fPMT/FjN/l92x8tTTSXEzyy u0ssjFndySzEnJJPc0yvqj/h3B8Vf+f3w3/4HS//ABmj/h3B8Vf+f3w3/wCB0v8A8Zrr/tDCf8/E ef8A2PmH/PmX3HyvRX0Brf7CPxl0nUpbWDw1Dq8SAEXljfweU+QDgeYyNx05Ucism/8A2MfjPptj cXc3ga6aKCNpHEN3bSyFVGTtRJCzHjhVBJ6AE1qsZh3tUX3o55ZbjY3vRlp/df8AkeK0V2d58E/i Jp9rNc3XgLxPb20KGSWaXRrlUjUDJZmKYAABJJ6VxpUiuiM4y+F3OGdOdP44teolWdP1O80m48+x u57ObG3zLeRo2we2QelVqKrfchNrVHr+nftReMJITa+KItL8fWBbc1t4ms1uST/CPNGJAFPIUNjJ PHJq1p7/AAS+IFrDFqI1r4Xa2UCNdWaHVNJyBuaRoy3nqXJZAilguEJJ+avFqK5nh4fY9300/Db8 DvWNqvSraa/va/juvkz9w/AcNvb+B/D0Npc/bbWPT7dIrnyzH5qCJQr7TyuRg4PIzRVf4Z/8k48K /wDYKtP/AESlFfmM/iZ+80v4cfRHS0UUVBqFFFFABRRRQAUUUUAFFFFABRRRQAUUUUAFFFFABRRR QAUUUUAFFFFABRRRQAUUUUAFFFFABRRRQAUUUUAFFFFABXCfHr/khnxF/wCxc1H/ANJpK7uuU+LO g3vir4V+MtF06MTahqWjXlnbRswUNLJA6ICTwMlhya1pNKpFvujDEJyozS3s/wAj8SqK+yvhv/wT X8T6wILrxnr1r4ftzhnsrFftVzw+CpbIRcqMhgXxkZHUV9LfD39hn4TeAZBO+jTeJrtXZln8QSi4 AVlC7PKVViYDkgshYE5zwMfeVs3wtLRPmfl/mfkWG4bx+Is5R5F5/wCW/wB9j8r9E8O6r4mu2tdH 0y81W5VDI0NjbvM4UEAsVUE4yQM+4r2nwL+xH8V/G00DPoH9hWUgjc3OqSiPEb/xBBliQOSpANfq to3h3S/DtnDaaVp1rptrCgiihtYVjREH8ICgAD2rRrxaue1JaUoJeup9Ph+EqEbOvUcvTT/M+BvD f/BMW6kW5/t/xvDA2V8n+zrMyAjnO7ey47Yx71718Nv2H/hb8ONTGojS5vEV6u0xtrjrPHEwDAlY woU53Z+cNgqpGCM17/RXlVcxxVZWlPTy0/I+iw+S4DDNShSV131/MQAKMAYFLRRXmnthRRRQAUUU UAFFFFABRRRQAUUUUAFRz28V1DJDNGssUilXjdQVZTwQR3FSUUAeb61+zb8K/EGmzWF18PvD0cE2 3c1np8drLwwYYkiCuvI7EZGQeCRXm3iT/gn78IdemhktdP1LQVjXaY9Nv2Kyc5y3miQ5+hFfSNFd UMVXp/DNr5nn1Mvwlb+JSi/kj4d8Rf8ABMbTXjv5ND8a3MUrMzWlvfWisqjPyq7q2TgdwozjoK8k 8Zf8E7/iZ4dWSXS5NN8RwRwGVvssxikLDP7tUcDJwB3xzX6e0V3083xcN5X9UePW4by6rtBx9G/1 uYPgGxn0vwN4ds7qMw3Vvp1vDLG3VHWJQwP0INFb1FePJ8zbPpox5YqK6BRRRSKCiiigAooooAKK KKACiiigAooooAKKKKACiiigAooooAKKKKACiiigAooooAKKKKACiiigAooooAKKKKACiiigAooo oAKKKKACiiigAooooAKKKKACiiigAooooAKKKKACiiigAooooAKKKKACiiigAooooAKKKKAOE+MH xe0j4N+G4tT1OG4vZ7mdbazsLRd0tzKf4V98U34Z/E698f3utWl/4R1fwpPpnkErqirtn81WYbGU kHaFGcHjcBWR+0F8KdJ+K3h3TbfUfEkvha70+6+12GoRyIoSYDgkMQWwORtZTnBzXhmnfHzVbPw7 8TvBHxXmXXIdF09cax4fVQ14krhFVpFOwM3nQhcIuAH3cg0AfY9JXw38JdTvPCf7SHhLS9I0D/hC dG8RaPNNd6XDrjarHdoIJ5YpGZ8lGBVcAYIAPZyDxfg74e2d5+yPrPxAfUdWj8TaNqW/T7iK/kVb fEsS4VM4GS+4nrlVwRyCAfe/xD8aW/w78E6x4lureS6t9NgM7wwkB3AI4GeM814/4I/a2PjjW9Fs rb4c+Kre01SeKKPUpLbNuiuQBIXAxtGc59Kv/FXxFc+Lv2PNQ128SOO81PwzBezLCCEDyRxuwUEk gZY4yT9a4n9nrwz8Xrbwb4Y1LU/F+lXPw/OjM8ejxW6i4WI2zeSu/wAkHKsUJ+fseTQB9UUtfBvw F8O6P4V/Z18S/EzxRq2v6haT2V1oTafYSp/o9vPLHEzRh+PM3tu3ZAGT8pNTfCHVrjwj8e/h9caL 4Z/4RDRfFtiwbT/7fbVI54ShdZecNG4IAw5I4PAINAH3ZRX50/D/AOGNt4s/Zl8e+MZdT1GLXdD1 SeSwk+0yGK28tIJHKRhgA8gIUs27ARMAY59X8cSL8WPjp4R8FeNtZudF8H2Ogw6tHA915S6zcFF3 EyfKQcM4JySBFJtKlyQAfSeveObjQ/HHh7w+NA1C8ttWEudWt1DW9qyKzbZO4zjjtkiurzXyjrXh 3Q/Bn7T/AMFtJ8LRx22hiyvXRIJ2lWQmObLFyxLnPcknj2rC+F+iz+EPi5pFz8TNEm8Q+KNe1ed9 J8Y6frJlgkZVChTAjqioArEZXIBC7Rt4APsyivjn9n/wL4I+LlrrPjLx7r0uv+K59XkjkivL+SzF oYiPLWNUdd4KlDn7oG1QBtbPMweE9C+KXw7+MfjDxZrEt14u0y9vhYXK30kMluIIy0MIjyI2DeWR gKTtJAIYZAB9seKNej8L+GdX1qaJpodOs5rx448BnWNC5Az3IFYvwn+I1p8Wvh/pXiuxtZrG11Dz dkFwQXXy5XjOccclCfxrzTwV4g1fxR+xrcanrtzNeapP4av/ADbi4GJJAEmVGY45OwL8x5PUkk5r xTwzocnij9mv4CaPHfTacL7xNPA9xbsyuEM15uGVZTyMjgjrQB9wyyLDG8jnaiAszegHWsbwf420 T4gaKur+HtQj1TTWdo1uIgwUsvUcgHivlPwf4B03Tfjx8UfhL5t9c+AZNFTVhpM93IRHcK1q6Msg IcYLkfeywChi20V5Josg8Jfsc3us+HbiWz17V9XGnavLbXDF2sx5pVSuSI1LYBYAFgcEkHFAH6R0 lfGXhDwvrXhi+8Vz6VocHg7wxceGr9L3S4PFUerrNMsLGKVVJMiMMkEgkYx05zjfDX4W6f8A8Mka 749udS1TUNVu/D9/aLa3k6yWtssd27qYkK7kYPGGzuPzMxxzQB9zUZr4m1bwdJ8E/iD8BdW0PWtS OreJpobLWp5rh5EvUZ7ffuRy2MrKRgHA2IygMM1yv7QXiDTvEVx4x8WaL4OudCv9L1oWa+Kv+Ela KaW5hYIdlocgj5cjYQRgNkcigD7lm8eaBb+MrfwpJqcS+Ibi3N3FYENvaIbvn6Yx8rd+1UfBfjq4 8Xa54msZPD+o6RBo159jjvb1Qsd8QWy8XcqAFOeh3jHQ183+PvBPhrUv25NBXVogILzRI9QlMl3J EGuYzIkbAhhjiKMbRwccg5OeL1DxVq/hm2/akvtL1ObTruPWbG3S5RjuiSS8njfb1I+ViMjkdRzi gD7wo3D1r4huPBul/Bnx58DL3wHrV5Jf69cQ2mrmO6M6XcDtCZGaNh8oKu/YABFOAy7q5LV/Btl4 k8O/tBeIdSuL64vfD+uXC6ZH9rkWG2aS7be4QEAkhQOcjHbODQB+hdeffGz4yWHwS8M2GtahYXGo w3moR6esdqyhlZ0kcMd3b92fzr568aa9ofjLRfg34f1bw9d+O/GF14ZivVtbjXH0yDy5YULzSTjl 5C0DALnuxPJWvI9c8Saprv7K9rbajcSTRaX4/Sys4pJfN+zwi1kYRCTqwUu2CSeOnGKAP0i+teO/ Db9p7w38TPiZrXgyxt5oLvT3nWK6aRHhvBFIVLRlSeCBuBPaun+Onj4/DP4S+JfEEUrQ3lvaMlo6 KjMLh/kiYK/DbWYMQc8KeD0r4r8K6P4p+Dc/wa8T3vg+DQrJLg29xqlveRrLqaXb71NwFXcmxGxh 89McdKAPuHSPHtxq3xH1zwsPD2o29rpdvFMdamULazs6owjjPViNzZxwNhz2rrq+JviNdy/8L9/a BCTPsXwOzoFY4B8iz5FZerfCbTNH/YxvPGb6pq99rGoW2mXQa8vN0dq6XHlDygoBC7J5BtYsOQRg gGgD7uor4t1Hwxovwr+JHwiv/AfiO48UeJdYvTHq87XzXH9owS4aW4eMP8vDMwGcDaCdxBJwPCel 6V8Vvhb8SfiJ471u9tvGVle3K2bm9nA0pU2yIsMAkDBRJMyhWLAYGMEHIB941lSeKNLi8TQ+H2vI xrM1q16lpg7mhVgpfpjAYgde9fEGuaXqXxr+MHwX0zVfEF/Yza54Njkv76yYJNIu26eUccAuqspO CPm5B6H0LxR8Dfh7D+0Vo2k6zAx02bwu880t1qc0LTTxyxxI5dXXB2DlVwp64oA+sqKKKACiiigA ooooAKKKKACiiigAooooAKKKKACiiigAooooAKKKKACiiigAooooAKKKKAOR+Ifwn8K/FSwS08T6 TFqUcYIidmZXizjJRgQVPA5FV9D+C/grw74Nu/C1h4es4dEvECXVuU3G4woXc7HlmwByTnPNdtRQ B574J+AHgL4fXFndaN4dt4r+0DrBfTFprhFZSpAkYlsbWK49Ditm0+F/hKx8J3Hhi38P2EXh+4bf LpqwgQu2Qclfqqn8K6migDIn8I6NdeFx4cl023k0IW62g09k/c+SoAVNvoAAMe1WdO0Ww0jR4NKs rSK202CEW8VrGuESMDAUD0xxV6igDnNP+HXhnSvCs/hm00Oxg8Pzq6y6csI8lw33sr71zfgn9nj4 f/D24tLnR/DsCXtm5e3vLhmnnhyCCFdySByeBx8x9a9HooA5nTfhp4V0fw5f6BY6DY2ui37M91Yx xARTMyhWLL3yFUfgKzvH3wX8GfE7S7ew8Q6Hb3kVtGIreRcxywoCp2o6kMo+UcA9M+tdvRQByejf CnwloLaC9loVpHNoUBt9OnKbpLdCCGCseedzZ9cmsXwf+z74F8B+Ijrej6N5F8vmeSJJ5JIrbe25 hDGxKx5P90DivRqKAPK9Y/Zf+GmueLIvEdx4ZgTU45ROfId44pJA5fc8akKxJPORzx6VY1v9m/4c +IvEx12/8M20167F5YwWWCdyGG+SIHa7DecEjIr0yigCpdaVZ3ulzabPbRSafNC1vJbFR5bRldpT Hpg4xWPY/Drwzpmm6Rp9podlBY6RcG60+3SIBLWUliXQdjl25/2jXR0UAYkXgnQYfE154hj0m1TX LyD7LcX4jHmyxfL8jN3HyLx/siuX0P8AZ++H3h2z12zsvDFkllrbRm+tWUtFIEIZFCk4ChhuwOM8 16HRQB5t4R/Z1+HngbUNSvdI8N28FxqCyRzGQtIBHICHjQMSEQgkbRgYx6V1dn4D8Paf4TbwxbaP aQ+HmjeJtNSMCEq7FnXb6EsSfrW9RQBg6p4D8Pa1Pos1/o9pdy6K4k015YwTaMNpBj9CNif98iuU vP2cvhxqGuX2rXfhSxurq9bzJlmUtE0hJLSBCdocknLAZNek0UAcX46+DvhL4kahpF/r2lLdX2lS rNaXMbtHIhBBALKQSuQDtPFXB8MPCe3Xl/4R7TyNebdqgMIP2wgsQZP7xy7H8TXUUUAcB4D+BHgf 4bapNqWg6HFbahJuAuZHaV4lPVIyxOxP9lcCtb/hV/hL7FrdoPD9gLXXJfP1KLyRtu5NxbdIP4jk k11NFAHAeMPgP4H8dWeh22q6FE0Wiqsdh9ndoWhjUYEYKEEpgD5TxxVmP4KeA4tB/sRPCelrpH2s X32MW48vzwuwSY/vbeM+ldtRQBi+KvBuh+ONLXTvEGl22r2KyCYW92gdN4BAbB7gE/nT/E/hPRvG mktpeu6bb6rp7Mrm2ukDoWXkHHqK16KAOYuPhj4UutS1PUJfD9jJe6nafYb2doQXuLfCr5bnuuEQ Y/2RXF/Hz4Y3HiD9n/WfBvg/SYTKy2sdnp0LpCgRLmJ2ALEKAFVjye1et0UAcD4P+A/gPwD4guNb 0Lw3Z2GpTdJkUnyhtCkRg8ICByFxmq3in9nn4feMvEY1zVfDlvPqJbfMyM0a3J+X/XKpAk+6PvA1 6PRQBzy/D/w2uvabra6JZLq2m2/2SzvFiAkt4cMNiHsuHYY/2jWV8QPgz4N+KF1YXXibRINTuLF1 aGVyQ2FJOwkHlCScqeD3rtqKACiiigAooooAKKKKACiiigAooooAKKKKACiiigAooooAKKKKACii igAooooAKKKKACiiigD/2VBLAwQUAAYACAAAACEAJx/O/98AAAAKAQAADwAAAGRycy9kb3ducmV2 LnhtbEyPwWrDMBBE74X+g9hAb43kOg3BsRxCaHsKhSaF0ptibWwTa2UsxXb+vttTe5ydYfZNvplc KwbsQ+NJQzJXIJBKbxuqNHweXx9XIEI0ZE3rCTXcMMCmuL/LTWb9SB84HGIluIRCZjTUMXaZlKGs 0Zkw9x0Se2ffOxNZ9pW0vRm53LXySamldKYh/lCbDnc1lpfD1Wl4G824TZOXYX85727fx+f3r32C Wj/Mpu0aRMQp/oXhF5/RoWCmk7+SDaJlrRSjRw0LtQTBgTRd8OHETpKsQBa5/D+h+AEAAP//AwBQ SwMEFAAGAAgAAAAhADedwRi6AAAAIQEAABkAAABkcnMvX3JlbHMvZTJvRG9jLnhtbC5yZWxzhI/L CsIwEEX3gv8QZm/TuhCRpm5EcCv1A4ZkmkabB0kU+/cG3CgILude7jlMu3/aiT0oJuOdgKaqgZGT XhmnBVz642oLLGV0CifvSMBMCfbdctGeacJcRmk0IbFCcUnAmHPYcZ7kSBZT5QO50gw+WszljJoH lDfUxNd1veHxkwHdF5OdlIB4Ug2wfg7F/J/th8FIOnh5t+TyDwU3trgLEKOmLMCSMvgOm+oaNPCu 5V+PdS8AAAD//wMAUEsBAi0AFAAGAAgAAAAhANr2PfsNAQAAFAIAABMAAAAAAAAAAAAAAAAAAAAA AFtDb250ZW50X1R5cGVzXS54bWxQSwECLQAUAAYACAAAACEAOP0h/9YAAACUAQAACwAAAAAAAAAA AAAAAAA+AQAAX3JlbHMvLnJlbHNQSwECLQAUAAYACAAAACEA+2oHptECAABhCAAADgAAAAAAAAAA AAAAAAA9AgAAZHJzL2Uyb0RvYy54bWxQSwECLQAKAAAAAAAAACEAIHRDc4MqAACDKgAAFAAAAAAA AAAAAAAAAAA6BQAAZHJzL21lZGlhL2ltYWdlMS5qcGdQSwECLQAUAAYACAAAACEAJx/O/98AAAAK AQAADwAAAAAAAAAAAAAAAADvLwAAZHJzL2Rvd25yZXYueG1sUEsBAi0AFAAGAAgAAAAhADedwRi6 AAAAIQEAABkAAAAAAAAAAAAAAAAA+zAAAGRycy9fcmVscy9lMm9Eb2MueG1sLnJlbHNQSwUGAAAA AAYABgB8AQAA7DEAAAAA ">
               <v:shapetype id="_x0000_t75" coordsize="21600,21600" o:spt="75" o:preferrelative="t" path="m@4@5l@4@11@9@11@9@5xe" filled="f" stroked="f">
                 <v:stroke joinstyle="miter"/>
                 <v:formulas>
@@ -7351,10 +4571,10 @@
                 <v:path o:extrusionok="f" gradientshapeok="t" o:connecttype="rect"/>
                 <o:lock v:ext="edit" aspectratio="t"/>
               </v:shapetype>
-              <v:shape id="Picture 13685" o:spid="_x0000_s1027" type="#_x0000_t75" style="position:absolute;width:14859;height:4282;visibility:visible;mso-wrap-style:square" o:gfxdata="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">
+              <v:shape id="Picture 13685" o:spid="_x0000_s1027" type="#_x0000_t75" style="position:absolute;width:14859;height:4282;visibility:visible;mso-wrap-style:square" o:gfxdata="UEsDBBQABgAIAAAAIQDb4fbL7gAAAIUBAAATAAAAW0NvbnRlbnRfVHlwZXNdLnhtbHyQz07DMAyH 70i8Q+QralM4IITa7kDhCAiNB7ASt43WOlEcyvb2pNu4IODoPz9/n1xv9vOkForiPDdwXVagiI23 jocG3rdPxR0oScgWJ8/UwIEENu3lRb09BBKV0ywNjCmFe63FjDSjlD4Q50nv44wpl3HQAc0OB9I3 VXWrjedEnIq03oC27qjHjympx31un0wiTQLq4bS4shrAECZnMGVTvbD9QSnOhDInjzsyuiBXWQP0 r4R18jfgnHvJr4nOknrFmJ5xzhraRtHWf3Kkpfz/yGo5S+H73hkquyhdjr3R8m2lj09svwAAAP// AwBQSwMEFAAGAAgAAAAhAFr0LFu/AAAAFQEAAAsAAABfcmVscy8ucmVsc2zPwWrDMAwG4Ptg72B0 X5TuUMaI01uh19I+gLGVxCy2jGSy9e1nemrHjpL4P0nD4SetZiPRyNnCruvBUPYcYp4tXC/Htw8w Wl0ObuVMFm6kcBhfX4Yzra62kC6xqGlKVgtLreUTUf1CyWnHhXKbTCzJ1VbKjMX5LzcTvvf9HuXR gPHJNKdgQU5hB+ZyK23zHztFL6w81c5zQp6m6P9TMfB3PtPWFCczVQtB9N4U2rp2HOA44NMz4y8A AAD//wMAUEsDBBQABgAIAAAAIQAh8QyIxgAAAN4AAAAPAAAAZHJzL2Rvd25yZXYueG1sRE9NS8NA EL0L/odlBC/SbmxJLLHbIqUWkV4aC+Y4ZMckmJ0Nu5s2+feuIHibx/uc9XY0nbiQ861lBY/zBARx ZXXLtYLzx+tsBcIHZI2dZVIwkYft5vZmjbm2Vz7RpQi1iCHsc1TQhNDnUvqqIYN+bnviyH1ZZzBE 6GqpHV5juOnkIkkyabDl2NBgT7uGqu9iMAr44akuF/v3oyuHYrKHIS2nz1Sp+7vx5RlEoDH8i//c bzrOX2arFH7fiTfIzQ8AAAD//wMAUEsBAi0AFAAGAAgAAAAhANvh9svuAAAAhQEAABMAAAAAAAAA AAAAAAAAAAAAAFtDb250ZW50X1R5cGVzXS54bWxQSwECLQAUAAYACAAAACEAWvQsW78AAAAVAQAA CwAAAAAAAAAAAAAAAAAfAQAAX3JlbHMvLnJlbHNQSwECLQAUAAYACAAAACEAIfEMiMYAAADeAAAA DwAAAAAAAAAAAAAAAAAHAgAAZHJzL2Rvd25yZXYueG1sUEsFBgAAAAADAAMAtwAAAPoCAAAAAA== ">
                 <v:imagedata r:id="rId2" o:title=""/>
               </v:shape>
-              <v:rect id="Rectangle 13686" o:spid="_x0000_s1028" style="position:absolute;left:9433;top:1473;width:517;height:2084;visibility:visible;mso-wrap-style:square;v-text-anchor:top" o:gfxdata="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" filled="f" stroked="f">
+              <v:rect id="Rectangle 13686" o:spid="_x0000_s1028" style="position:absolute;left:9433;top:1473;width:517;height:2084;visibility:visible;mso-wrap-style:square;v-text-anchor:top" o:gfxdata="UEsDBBQABgAIAAAAIQDb4fbL7gAAAIUBAAATAAAAW0NvbnRlbnRfVHlwZXNdLnhtbHyQz07DMAyH 70i8Q+QralM4IITa7kDhCAiNB7ASt43WOlEcyvb2pNu4IODoPz9/n1xv9vOkForiPDdwXVagiI23 jocG3rdPxR0oScgWJ8/UwIEENu3lRb09BBKV0ywNjCmFe63FjDSjlD4Q50nv44wpl3HQAc0OB9I3 VXWrjedEnIq03oC27qjHjympx31un0wiTQLq4bS4shrAECZnMGVTvbD9QSnOhDInjzsyuiBXWQP0 r4R18jfgnHvJr4nOknrFmJ5xzhraRtHWf3Kkpfz/yGo5S+H73hkquyhdjr3R8m2lj09svwAAAP// AwBQSwMEFAAGAAgAAAAhAFr0LFu/AAAAFQEAAAsAAABfcmVscy8ucmVsc2zPwWrDMAwG4Ptg72B0 X5TuUMaI01uh19I+gLGVxCy2jGSy9e1nemrHjpL4P0nD4SetZiPRyNnCruvBUPYcYp4tXC/Htw8w Wl0ObuVMFm6kcBhfX4Yzra62kC6xqGlKVgtLreUTUf1CyWnHhXKbTCzJ1VbKjMX5LzcTvvf9HuXR gPHJNKdgQU5hB+ZyK23zHztFL6w81c5zQp6m6P9TMfB3PtPWFCczVQtB9N4U2rp2HOA44NMz4y8A AAD//wMAUEsDBBQABgAIAAAAIQAWfjlxxAAAAN4AAAAPAAAAZHJzL2Rvd25yZXYueG1sRE9Na8JA EL0L/Q/LFLzppgohpq4iraJHNQXb25CdJqHZ2ZBdTfTXu4LQ2zze58yXvanFhVpXWVbwNo5AEOdW V1wo+Mo2owSE88gaa8uk4EoOlouXwRxTbTs+0OXoCxFC2KWooPS+SaV0eUkG3dg2xIH7ta1BH2Bb SN1iF8JNLSdRFEuDFYeGEhv6KCn/O56Ngm3SrL539tYV9fpne9qfZp/ZzCs1fO1X7yA89f5f/HTv dJg/jZMYHu+EG+TiDgAA//8DAFBLAQItABQABgAIAAAAIQDb4fbL7gAAAIUBAAATAAAAAAAAAAAA AAAAAAAAAABbQ29udGVudF9UeXBlc10ueG1sUEsBAi0AFAAGAAgAAAAhAFr0LFu/AAAAFQEAAAsA AAAAAAAAAAAAAAAAHwEAAF9yZWxzLy5yZWxzUEsBAi0AFAAGAAgAAAAhABZ+OXHEAAAA3gAAAA8A AAAAAAAAAAAAAAAABwIAAGRycy9kb3ducmV2LnhtbFBLBQYAAAAAAwADALcAAAD4AgAAAAA= " filled="f" stroked="f">
                 <v:textbox inset="0,0,0,0">
                   <w:txbxContent>
                     <w:p>
@@ -7365,7 +4585,7 @@
                   </w:txbxContent>
                 </v:textbox>
               </v:rect>
-              <v:rect id="Rectangle 13687" o:spid="_x0000_s1029" style="position:absolute;left:9433;top:2952;width:517;height:2083;visibility:visible;mso-wrap-style:square;v-text-anchor:top" o:gfxdata="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" filled="f" stroked="f">
+              <v:rect id="Rectangle 13687" o:spid="_x0000_s1029" style="position:absolute;left:9433;top:2952;width:517;height:2083;visibility:visible;mso-wrap-style:square;v-text-anchor:top" o:gfxdata="UEsDBBQABgAIAAAAIQDb4fbL7gAAAIUBAAATAAAAW0NvbnRlbnRfVHlwZXNdLnhtbHyQz07DMAyH 70i8Q+QralM4IITa7kDhCAiNB7ASt43WOlEcyvb2pNu4IODoPz9/n1xv9vOkForiPDdwXVagiI23 jocG3rdPxR0oScgWJ8/UwIEENu3lRb09BBKV0ywNjCmFe63FjDSjlD4Q50nv44wpl3HQAc0OB9I3 VXWrjedEnIq03oC27qjHjympx31un0wiTQLq4bS4shrAECZnMGVTvbD9QSnOhDInjzsyuiBXWQP0 r4R18jfgnHvJr4nOknrFmJ5xzhraRtHWf3Kkpfz/yGo5S+H73hkquyhdjr3R8m2lj09svwAAAP// AwBQSwMEFAAGAAgAAAAhAFr0LFu/AAAAFQEAAAsAAABfcmVscy8ucmVsc2zPwWrDMAwG4Ptg72B0 X5TuUMaI01uh19I+gLGVxCy2jGSy9e1nemrHjpL4P0nD4SetZiPRyNnCruvBUPYcYp4tXC/Htw8w Wl0ObuVMFm6kcBhfX4Yzra62kC6xqGlKVgtLreUTUf1CyWnHhXKbTCzJ1VbKjMX5LzcTvvf9HuXR gPHJNKdgQU5hB+ZyK23zHztFL6w81c5zQp6m6P9TMfB3PtPWFCczVQtB9N4U2rp2HOA44NMz4y8A AAD//wMAUEsDBBQABgAIAAAAIQB5MpzqxQAAAN4AAAAPAAAAZHJzL2Rvd25yZXYueG1sRE9Na8JA EL0X+h+WKXhrNrVgY3QVqS161FhIvQ3ZMQlmZ0N2NWl/fVcoeJvH+5z5cjCNuFLnassKXqIYBHFh dc2lgq/D53MCwnlkjY1lUvBDDpaLx4c5ptr2vKdr5ksRQtilqKDyvk2ldEVFBl1kW+LAnWxn0AfY lVJ32Idw08hxHE+kwZpDQ4UtvVdUnLOLUbBJ2tX31v72ZfNx3OS7fLo+TL1So6dhNQPhafB38b97 q8P810nyBrd3wg1y8QcAAP//AwBQSwECLQAUAAYACAAAACEA2+H2y+4AAACFAQAAEwAAAAAAAAAA AAAAAAAAAAAAW0NvbnRlbnRfVHlwZXNdLnhtbFBLAQItABQABgAIAAAAIQBa9CxbvwAAABUBAAAL AAAAAAAAAAAAAAAAAB8BAABfcmVscy8ucmVsc1BLAQItABQABgAIAAAAIQB5MpzqxQAAAN4AAAAP AAAAAAAAAAAAAAAAAAcCAABkcnMvZG93bnJldi54bWxQSwUGAAAAAAMAAwC3AAAA+QIAAAAA " filled="f" stroked="f">
                 <v:textbox inset="0,0,0,0">
                   <w:txbxContent>
                     <w:p>
@@ -7427,13 +4647,13 @@
           <wp:extent cx="1704975" cy="406400"/>
           <wp:effectExtent l="0" t="0" r="9525" b="0"/>
           <wp:wrapTopAndBottom/>
-          <wp:docPr id="500027849" name="Picture 1" descr="A black and white logo&#10;&#10;AI-generated content may be incorrect."/>
+          <wp:docPr id="500027849" name="Picture 1" descr="A black and white logo  AI-generated content may be incorrect."/>
           <wp:cNvGraphicFramePr/>
           <a:graphic xmlns:a="http://schemas.openxmlformats.org/drawingml/2006/main">
             <a:graphicData uri="http://schemas.openxmlformats.org/drawingml/2006/picture">
               <pic:pic xmlns:pic="http://schemas.openxmlformats.org/drawingml/2006/picture">
                 <pic:nvPicPr>
-                  <pic:cNvPr id="13656" name="Picture 1" descr="A black and white logo&#10;&#10;AI-generated content may be incorrect."/>
+                  <pic:cNvPr id="13656" name="Picture 1" descr="A black and white logo  AI-generated content may be incorrect."/>
                   <pic:cNvPicPr/>
                 </pic:nvPicPr>
                 <pic:blipFill>
@@ -7498,13 +4718,13 @@
           <wp:extent cx="1704975" cy="406400"/>
           <wp:effectExtent l="0" t="0" r="9525" b="0"/>
           <wp:wrapTopAndBottom/>
-          <wp:docPr id="411882324" name="Picture 1" descr="A black and white logo&#10;&#10;AI-generated content may be incorrect."/>
+          <wp:docPr id="411882324" name="Picture 1" descr="A black and white logo  AI-generated content may be incorrect."/>
           <wp:cNvGraphicFramePr/>
           <a:graphic xmlns:a="http://schemas.openxmlformats.org/drawingml/2006/main">
             <a:graphicData uri="http://schemas.openxmlformats.org/drawingml/2006/picture">
               <pic:pic xmlns:pic="http://schemas.openxmlformats.org/drawingml/2006/picture">
                 <pic:nvPicPr>
-                  <pic:cNvPr id="13656" name="Picture 1" descr="A black and white logo&#10;&#10;AI-generated content may be incorrect."/>
+                  <pic:cNvPr id="13656" name="Picture 1" descr="A black and white logo  AI-generated content may be incorrect."/>
                   <pic:cNvPicPr/>
                 </pic:nvPicPr>
                 <pic:blipFill>

--- a/app/assets/documents/inspection_template.docx
+++ b/app/assets/documents/inspection_template.docx
@@ -33,7 +33,10 @@
               <w:jc w:val="right"/>
             </w:pPr>
             <w:r>
-              <w:t xml:space="preserve">Contract Title: </w:t>
+              <w:t>Contract Title</w:t>
+            </w:r>
+            <w:r>
+              <w:t xml:space="preserve">: </w:t>
             </w:r>
           </w:p>
         </w:tc>
@@ -44,7 +47,19 @@
           </w:tcPr>
           <w:p>
             <w:r>
-              <w:t>{{ project }}</w:t>
+              <w:t>{{</w:t>
+            </w:r>
+            <w:r>
+              <w:t xml:space="preserve"> </w:t>
+            </w:r>
+            <w:r>
+              <w:t>project</w:t>
+            </w:r>
+            <w:r>
+              <w:t xml:space="preserve"> </w:t>
+            </w:r>
+            <w:r>
+              <w:t>}}</w:t>
             </w:r>
           </w:p>
         </w:tc>
@@ -84,9 +99,11 @@
               </w:rPr>
               <w:t xml:space="preserve">{{ </w:t>
             </w:r>
+            <w:proofErr w:type="spellStart"/>
             <w:r>
               <w:t>contract_number</w:t>
             </w:r>
+            <w:proofErr w:type="spellEnd"/>
             <w:r>
               <w:rPr>
                 <w:sz w:val="18"/>
@@ -119,7 +136,13 @@
           </w:tcPr>
           <w:p>
             <w:r>
-              <w:t>{{ project_manager }}</w:t>
+              <w:t xml:space="preserve">{{ </w:t>
+            </w:r>
+            <w:r>
+              <w:t>project_manager</w:t>
+            </w:r>
+            <w:r>
+              <w:t xml:space="preserve"> }}</w:t>
             </w:r>
           </w:p>
         </w:tc>
@@ -144,7 +167,19 @@
           </w:tcPr>
           <w:p>
             <w:r>
-              <w:t>{{ start_date }}</w:t>
+              <w:t>{{</w:t>
+            </w:r>
+            <w:r>
+              <w:t xml:space="preserve"> </w:t>
+            </w:r>
+            <w:r>
+              <w:t>start_date</w:t>
+            </w:r>
+            <w:r>
+              <w:t xml:space="preserve"> </w:t>
+            </w:r>
+            <w:r>
+              <w:t>}}</w:t>
             </w:r>
           </w:p>
         </w:tc>
@@ -171,7 +206,13 @@
           </w:tcPr>
           <w:p>
             <w:r>
-              <w:t>{{ construction_manager }}</w:t>
+              <w:t xml:space="preserve">{{ </w:t>
+            </w:r>
+            <w:r>
+              <w:t>construction_manager</w:t>
+            </w:r>
+            <w:r>
+              <w:t xml:space="preserve"> }}</w:t>
             </w:r>
           </w:p>
         </w:tc>
@@ -196,7 +237,16 @@
           </w:tcPr>
           <w:p>
             <w:r>
-              <w:t>{{ start_shift }}</w:t>
+              <w:t>{{</w:t>
+            </w:r>
+            <w:r>
+              <w:t xml:space="preserve"> </w:t>
+            </w:r>
+            <w:r>
+              <w:t xml:space="preserve">start_shift </w:t>
+            </w:r>
+            <w:r>
+              <w:t>}}</w:t>
             </w:r>
           </w:p>
         </w:tc>
@@ -212,7 +262,13 @@
               <w:jc w:val="right"/>
             </w:pPr>
             <w:r>
-              <w:t>Contract Calendar Day:</w:t>
+              <w:t xml:space="preserve">Contract </w:t>
+            </w:r>
+            <w:r>
+              <w:t>Calendar Day</w:t>
+            </w:r>
+            <w:r>
+              <w:t>:</w:t>
             </w:r>
           </w:p>
         </w:tc>
@@ -229,7 +285,13 @@
               </w:rPr>
             </w:pPr>
             <w:r>
-              <w:t xml:space="preserve">     {{ day_x_of_y }}</w:t>
+              <w:t xml:space="preserve">     {{</w:t>
+            </w:r>
+            <w:r>
+              <w:t xml:space="preserve"> day_x_of_y </w:t>
+            </w:r>
+            <w:r>
+              <w:t>}}</w:t>
             </w:r>
           </w:p>
         </w:tc>
@@ -254,7 +316,16 @@
           </w:tcPr>
           <w:p>
             <w:r>
-              <w:t>{{ end_date }}</w:t>
+              <w:t>{</w:t>
+            </w:r>
+            <w:r>
+              <w:t>{ end_date</w:t>
+            </w:r>
+            <w:r>
+              <w:t xml:space="preserve"> </w:t>
+            </w:r>
+            <w:r>
+              <w:t>}}</w:t>
             </w:r>
           </w:p>
         </w:tc>
@@ -281,7 +352,19 @@
           </w:tcPr>
           <w:p>
             <w:r>
-              <w:t>{{ inspector }}</w:t>
+              <w:t>{{</w:t>
+            </w:r>
+            <w:r>
+              <w:t xml:space="preserve"> </w:t>
+            </w:r>
+            <w:r>
+              <w:t>inspector</w:t>
+            </w:r>
+            <w:r>
+              <w:t xml:space="preserve"> </w:t>
+            </w:r>
+            <w:r>
+              <w:t>}}</w:t>
             </w:r>
           </w:p>
         </w:tc>
@@ -306,7 +389,16 @@
           </w:tcPr>
           <w:p>
             <w:r>
-              <w:t>{{ end_shift }}</w:t>
+              <w:t>{{</w:t>
+            </w:r>
+            <w:r>
+              <w:t xml:space="preserve"> </w:t>
+            </w:r>
+            <w:r>
+              <w:t xml:space="preserve">end_shift </w:t>
+            </w:r>
+            <w:r>
+              <w:t>}}</w:t>
             </w:r>
           </w:p>
         </w:tc>
@@ -316,8 +408,12 @@
       <w:r>
         <w:tab/>
         <w:t xml:space="preserve"> </w:t>
+      </w:r>
+      <w:r>
         <w:tab/>
         <w:t xml:space="preserve"> </w:t>
+      </w:r>
+      <w:r>
         <w:tab/>
         <w:t xml:space="preserve"> </w:t>
       </w:r>
@@ -373,7 +469,67 @@
                   <w:color w:val="000000" w:themeColor="text1"/>
                   <w:u w:val="none"/>
                 </w:rPr>
-                <w:t xml:space="preserve">WEATHER/SITE CONDITIONS AT SFO (KSFO-NOAA) </w:t>
+                <w:t xml:space="preserve">WEATHER/SITE CONDITIONS </w:t>
+              </w:r>
+              <w:r>
+                <w:rPr>
+                  <w:rStyle w:val="Hyperlink"/>
+                  <w:b/>
+                  <w:bCs/>
+                  <w:color w:val="000000" w:themeColor="text1"/>
+                  <w:u w:val="none"/>
+                </w:rPr>
+                <w:t>AT SFO</w:t>
+              </w:r>
+              <w:r>
+                <w:rPr>
+                  <w:rStyle w:val="Hyperlink"/>
+                  <w:b/>
+                  <w:bCs/>
+                  <w:color w:val="000000" w:themeColor="text1"/>
+                  <w:u w:val="none"/>
+                </w:rPr>
+                <w:t xml:space="preserve"> </w:t>
+              </w:r>
+              <w:r>
+                <w:rPr>
+                  <w:rStyle w:val="Hyperlink"/>
+                  <w:b/>
+                  <w:bCs/>
+                  <w:color w:val="000000" w:themeColor="text1"/>
+                  <w:u w:val="none"/>
+                </w:rPr>
+                <w:t>(</w:t>
+              </w:r>
+              <w:r>
+                <w:rPr>
+                  <w:rStyle w:val="Hyperlink"/>
+                  <w:b/>
+                  <w:bCs/>
+                  <w:color w:val="000000" w:themeColor="text1"/>
+                  <w:u w:val="none"/>
+                </w:rPr>
+                <w:t>KSFO-NOAA</w:t>
+              </w:r>
+              <w:r>
+                <w:rPr>
+                  <w:rStyle w:val="Hyperlink"/>
+                  <w:b/>
+                  <w:bCs/>
+                  <w:color w:val="000000" w:themeColor="text1"/>
+                  <w:u w:val="none"/>
+                </w:rPr>
+                <w:t>)</w:t>
+              </w:r>
+              <w:r>
+                <w:rPr>
+                  <w:rStyle w:val="Hyperlink"/>
+                  <w:b/>
+                  <w:bCs/>
+                  <w:color w:val="000000" w:themeColor="text1"/>
+                  <w:u w:val="none"/>
+                </w:rPr>
+                <w:t xml:space="preserve"> </w:t>
               </w:r>
             </w:hyperlink>
           </w:p>
@@ -394,15 +550,64 @@
                 <w:b/>
                 <w:bCs/>
               </w:rPr>
-              <w:t xml:space="preserve"> Time Recorded:</w:t>
-            </w:r>
-            <w:r>
-              <w:t xml:space="preserve"> 6:30/13:00/17:30</w:t>
-            </w:r>
-          </w:p>
-          <w:p>
-            <w:r>
-              <w:t xml:space="preserve"> Beginning/Middle/End of Shift</w:t>
+              <w:t xml:space="preserve"> Time </w:t>
+            </w:r>
+            <w:r>
+              <w:rPr>
+                <w:b/>
+                <w:bCs/>
+              </w:rPr>
+              <w:t>Recorded:</w:t>
+            </w:r>
+            <w:r>
+              <w:t xml:space="preserve"> </w:t>
+            </w:r>
+            <w:r>
+              <w:t>6</w:t>
+            </w:r>
+            <w:r>
+              <w:t>:</w:t>
+            </w:r>
+            <w:r>
+              <w:t>3</w:t>
+            </w:r>
+            <w:r>
+              <w:t>0/1</w:t>
+            </w:r>
+            <w:r>
+              <w:t>3</w:t>
+            </w:r>
+            <w:r>
+              <w:t>:</w:t>
+            </w:r>
+            <w:r>
+              <w:t>00</w:t>
+            </w:r>
+            <w:r>
+              <w:t>/</w:t>
+            </w:r>
+            <w:r>
+              <w:t>17</w:t>
+            </w:r>
+            <w:r>
+              <w:t>:</w:t>
+            </w:r>
+            <w:r>
+              <w:t>3</w:t>
+            </w:r>
+            <w:r>
+              <w:t>0</w:t>
+            </w:r>
+          </w:p>
+          <w:p>
+            <w:r>
+              <w:t xml:space="preserve"> Beginning/Middle/End of Shi</w:t>
+            </w:r>
+            <w:r>
+              <w:t>f</w:t>
+            </w:r>
+            <w:r>
+              <w:t>t</w:t>
             </w:r>
           </w:p>
         </w:tc>
@@ -424,7 +629,22 @@
           </w:tcPr>
           <w:p>
             <w:r>
-              <w:t>Temperature: {{ temp }}°F</w:t>
+              <w:t xml:space="preserve">Temperature: </w:t>
+            </w:r>
+            <w:r>
+              <w:t>{{</w:t>
+            </w:r>
+            <w:r>
+              <w:t xml:space="preserve"> temp </w:t>
+            </w:r>
+            <w:r>
+              <w:t>}}</w:t>
+            </w:r>
+            <w:r>
+              <w:t>°</w:t>
+            </w:r>
+            <w:r>
+              <w:t>F</w:t>
             </w:r>
           </w:p>
           <w:p>
@@ -443,7 +663,25 @@
               <w:rPr>
                 <w:szCs w:val="20"/>
               </w:rPr>
-              <w:t xml:space="preserve"> {{ weather }}</w:t>
+              <w:t xml:space="preserve"> </w:t>
+            </w:r>
+            <w:r>
+              <w:rPr>
+                <w:szCs w:val="20"/>
+              </w:rPr>
+              <w:t>{{</w:t>
+            </w:r>
+            <w:r>
+              <w:rPr>
+                <w:szCs w:val="20"/>
+              </w:rPr>
+              <w:t xml:space="preserve"> weather </w:t>
+            </w:r>
+            <w:r>
+              <w:rPr>
+                <w:szCs w:val="20"/>
+              </w:rPr>
+              <w:t>}}</w:t>
             </w:r>
           </w:p>
         </w:tc>
@@ -460,12 +698,33 @@
           </w:tcPr>
           <w:p>
             <w:r>
-              <w:t>Precipitation: {{ precip }}in.</w:t>
-            </w:r>
-          </w:p>
-          <w:p>
-            <w:r>
-              <w:t>Wind: {{ wind }}</w:t>
+              <w:t xml:space="preserve">Precipitation: </w:t>
+            </w:r>
+            <w:r>
+              <w:t>{{</w:t>
+            </w:r>
+            <w:r>
+              <w:t xml:space="preserve"> precip </w:t>
+            </w:r>
+            <w:r>
+              <w:t>}}</w:t>
+            </w:r>
+            <w:r>
+              <w:t>in.</w:t>
+            </w:r>
+          </w:p>
+          <w:p>
+            <w:r>
+              <w:t xml:space="preserve">Wind: </w:t>
+            </w:r>
+            <w:r>
+              <w:t>{{</w:t>
+            </w:r>
+            <w:r>
+              <w:t xml:space="preserve"> wind </w:t>
+            </w:r>
+            <w:r>
+              <w:t>}}</w:t>
             </w:r>
           </w:p>
         </w:tc>
@@ -482,12 +741,33 @@
           </w:tcPr>
           <w:p>
             <w:r>
-              <w:t>Visibility: {{ vis }}</w:t>
-            </w:r>
-          </w:p>
-          <w:p>
-            <w:r>
-              <w:t>Soil/Surface Conditions: {{ surface }}</w:t>
+              <w:t xml:space="preserve">Visibility: </w:t>
+            </w:r>
+            <w:r>
+              <w:t>{{</w:t>
+            </w:r>
+            <w:r>
+              <w:t xml:space="preserve"> vis }}</w:t>
+            </w:r>
+          </w:p>
+          <w:p>
+            <w:r>
+              <w:t>S</w:t>
+            </w:r>
+            <w:r>
+              <w:t>oil/Surface</w:t>
+            </w:r>
+            <w:r>
+              <w:t xml:space="preserve"> Conditions: </w:t>
+            </w:r>
+            <w:r>
+              <w:t>{{</w:t>
+            </w:r>
+            <w:r>
+              <w:t xml:space="preserve"> surface </w:t>
+            </w:r>
+            <w:r>
+              <w:t>}}</w:t>
             </w:r>
           </w:p>
         </w:tc>
@@ -515,7 +795,29 @@
               </w:rPr>
             </w:pPr>
             <w:r>
-              <w:t>Notable Weather Events: {{ notable_weather_events }}</w:t>
+              <w:t xml:space="preserve">Notable Weather </w:t>
+            </w:r>
+            <w:proofErr w:type="gramStart"/>
+            <w:r>
+              <w:t>Events:</w:t>
+            </w:r>
+            <w:r>
+              <w:t xml:space="preserve"> </w:t>
+            </w:r>
+            <w:r>
+              <w:t>{{</w:t>
+            </w:r>
+            <w:proofErr w:type="gramEnd"/>
+            <w:r>
+              <w:t xml:space="preserve"> </w:t>
+            </w:r>
+            <w:proofErr w:type="spellStart"/>
+            <w:r>
+              <w:t>notable_weather_events</w:t>
+            </w:r>
+            <w:proofErr w:type="spellEnd"/>
+            <w:r>
+              <w:t xml:space="preserve"> }}</w:t>
             </w:r>
           </w:p>
         </w:tc>
@@ -589,7 +891,40 @@
               </w:numPr>
             </w:pPr>
             <w:r>
-              <w:t>Compliance with Phasing Exhibit: {{ phase_status }} {{ phase_note }}</w:t>
+              <w:t xml:space="preserve">Compliance with </w:t>
+            </w:r>
+            <w:r>
+              <w:t xml:space="preserve">Phasing </w:t>
+            </w:r>
+            <w:proofErr w:type="gramStart"/>
+            <w:r>
+              <w:t>Exhibit</w:t>
+            </w:r>
+            <w:r>
+              <w:t xml:space="preserve">: </w:t>
+            </w:r>
+            <w:r>
+              <w:t>{{</w:t>
+            </w:r>
+            <w:proofErr w:type="gramEnd"/>
+            <w:r>
+              <w:t xml:space="preserve"> </w:t>
+            </w:r>
+            <w:proofErr w:type="spellStart"/>
+            <w:r>
+              <w:t>phase_status</w:t>
+            </w:r>
+            <w:proofErr w:type="spellEnd"/>
+            <w:r>
+              <w:t xml:space="preserve"> }} {{ </w:t>
+            </w:r>
+            <w:proofErr w:type="spellStart"/>
+            <w:r>
+              <w:t>phase_note</w:t>
+            </w:r>
+            <w:proofErr w:type="spellEnd"/>
+            <w:r>
+              <w:t xml:space="preserve"> }}</w:t>
             </w:r>
           </w:p>
           <w:p>
@@ -601,7 +936,28 @@
               </w:numPr>
             </w:pPr>
             <w:r>
-              <w:t>Safety incidents or near misses:{{ saf_status }} {{ saf_description }}</w:t>
+              <w:t>Safety incidents or near misses:</w:t>
+            </w:r>
+            <w:r>
+              <w:t>{{</w:t>
+            </w:r>
+            <w:r>
+              <w:t xml:space="preserve"> saf_status </w:t>
+            </w:r>
+            <w:r>
+              <w:t>}}</w:t>
+            </w:r>
+            <w:r>
+              <w:t xml:space="preserve"> </w:t>
+            </w:r>
+            <w:r>
+              <w:t>{{</w:t>
+            </w:r>
+            <w:r>
+              <w:t xml:space="preserve"> saf_description </w:t>
+            </w:r>
+            <w:r>
+              <w:t>}}</w:t>
             </w:r>
           </w:p>
           <w:p>
@@ -613,7 +969,43 @@
               </w:numPr>
             </w:pPr>
             <w:r>
-              <w:t>Security compliance (AOA access, badging, fencing): {{ sec_status }} {{ sec_note }}</w:t>
+              <w:t>Security compliance</w:t>
+            </w:r>
+            <w:r>
+              <w:t xml:space="preserve"> (AOA access, badging, fencing</w:t>
+            </w:r>
+            <w:proofErr w:type="gramStart"/>
+            <w:r>
+              <w:t xml:space="preserve">): </w:t>
+            </w:r>
+            <w:r>
+              <w:t>{{</w:t>
+            </w:r>
+            <w:proofErr w:type="gramEnd"/>
+            <w:r>
+              <w:t xml:space="preserve"> </w:t>
+            </w:r>
+            <w:proofErr w:type="spellStart"/>
+            <w:r>
+              <w:t>sec_status</w:t>
+            </w:r>
+            <w:proofErr w:type="spellEnd"/>
+            <w:r>
+              <w:t xml:space="preserve"> </w:t>
+            </w:r>
+            <w:r>
+              <w:t>}}</w:t>
+            </w:r>
+            <w:r>
+              <w:t xml:space="preserve"> {{ </w:t>
+            </w:r>
+            <w:proofErr w:type="spellStart"/>
+            <w:r>
+              <w:t>sec_note</w:t>
+            </w:r>
+            <w:proofErr w:type="spellEnd"/>
+            <w:r>
+              <w:t xml:space="preserve"> }}</w:t>
             </w:r>
           </w:p>
           <w:p>
@@ -642,7 +1034,40 @@
               <w:spacing w:before="120" w:after="60"/>
             </w:pPr>
             <w:r>
-              <w:t>Traffic Control Plan implemented correctly: {{ tc_status }} {{ tc_note }}</w:t>
+              <w:t xml:space="preserve">Traffic Control Plan implemented </w:t>
+            </w:r>
+            <w:proofErr w:type="gramStart"/>
+            <w:r>
+              <w:t xml:space="preserve">correctly: </w:t>
+            </w:r>
+            <w:r>
+              <w:t>{{</w:t>
+            </w:r>
+            <w:proofErr w:type="gramEnd"/>
+            <w:r>
+              <w:t xml:space="preserve"> </w:t>
+            </w:r>
+            <w:proofErr w:type="spellStart"/>
+            <w:r>
+              <w:t>tc_status</w:t>
+            </w:r>
+            <w:proofErr w:type="spellEnd"/>
+            <w:r>
+              <w:t xml:space="preserve"> </w:t>
+            </w:r>
+            <w:r>
+              <w:t>}}</w:t>
+            </w:r>
+            <w:r>
+              <w:t xml:space="preserve"> {{ </w:t>
+            </w:r>
+            <w:proofErr w:type="spellStart"/>
+            <w:r>
+              <w:t>tc_note</w:t>
+            </w:r>
+            <w:proofErr w:type="spellEnd"/>
+            <w:r>
+              <w:t xml:space="preserve"> }}</w:t>
             </w:r>
           </w:p>
           <w:p>
@@ -654,7 +1079,43 @@
               <w:spacing w:before="120" w:after="60"/>
             </w:pPr>
             <w:r>
-              <w:t>Airport Operations Coordination satisfactory and met operational expectations: {{ air_ops }} {{ air_ops_note }}</w:t>
+              <w:t xml:space="preserve">Airport Operations Coordination satisfactory and met operational </w:t>
+            </w:r>
+            <w:proofErr w:type="gramStart"/>
+            <w:r>
+              <w:t>expectations</w:t>
+            </w:r>
+            <w:r>
+              <w:t xml:space="preserve">: </w:t>
+            </w:r>
+            <w:r>
+              <w:t>{{</w:t>
+            </w:r>
+            <w:proofErr w:type="gramEnd"/>
+            <w:r>
+              <w:t xml:space="preserve"> </w:t>
+            </w:r>
+            <w:proofErr w:type="spellStart"/>
+            <w:r>
+              <w:t>air_ops</w:t>
+            </w:r>
+            <w:proofErr w:type="spellEnd"/>
+            <w:r>
+              <w:t xml:space="preserve"> }</w:t>
+            </w:r>
+            <w:r>
+              <w:t>}</w:t>
+            </w:r>
+            <w:r>
+              <w:t xml:space="preserve"> {{ </w:t>
+            </w:r>
+            <w:proofErr w:type="spellStart"/>
+            <w:r>
+              <w:t>air_ops_note</w:t>
+            </w:r>
+            <w:proofErr w:type="spellEnd"/>
+            <w:r>
+              <w:t xml:space="preserve"> }}</w:t>
             </w:r>
           </w:p>
           <w:p>
@@ -662,7 +1123,10 @@
               <w:pStyle w:val="Heading1"/>
             </w:pPr>
             <w:r>
-              <w:t>Environmental Compliance:</w:t>
+              <w:t>Environmental</w:t>
+            </w:r>
+            <w:r>
+              <w:t xml:space="preserve"> Compliance:</w:t>
             </w:r>
           </w:p>
           <w:p>
@@ -674,7 +1138,40 @@
               <w:spacing w:before="120" w:after="60"/>
             </w:pPr>
             <w:r>
-              <w:t>SWPPP controls maintained:{{ swppp }} {{ swppp_note }}</w:t>
+              <w:t xml:space="preserve">SWPPP controls </w:t>
+            </w:r>
+            <w:proofErr w:type="gramStart"/>
+            <w:r>
+              <w:t>maintained:</w:t>
+            </w:r>
+            <w:r>
+              <w:t>{{</w:t>
+            </w:r>
+            <w:proofErr w:type="gramEnd"/>
+            <w:r>
+              <w:t xml:space="preserve"> </w:t>
+            </w:r>
+            <w:proofErr w:type="spellStart"/>
+            <w:r>
+              <w:t>swppp</w:t>
+            </w:r>
+            <w:proofErr w:type="spellEnd"/>
+            <w:r>
+              <w:t xml:space="preserve"> </w:t>
+            </w:r>
+            <w:r>
+              <w:t>}}</w:t>
+            </w:r>
+            <w:r>
+              <w:t xml:space="preserve"> {{ </w:t>
+            </w:r>
+            <w:proofErr w:type="spellStart"/>
+            <w:r>
+              <w:t>swppp_note</w:t>
+            </w:r>
+            <w:proofErr w:type="spellEnd"/>
+            <w:r>
+              <w:t xml:space="preserve"> }}</w:t>
             </w:r>
           </w:p>
           <w:p>
@@ -686,7 +1183,37 @@
               <w:spacing w:before="120" w:after="60"/>
             </w:pPr>
             <w:r>
-              <w:t>Environmental regulations adhered to: {{env_status }} {{ env_note }}</w:t>
+              <w:t xml:space="preserve">Environmental regulations adhered </w:t>
+            </w:r>
+            <w:proofErr w:type="gramStart"/>
+            <w:r>
+              <w:t xml:space="preserve">to: </w:t>
+            </w:r>
+            <w:r>
+              <w:t>{{</w:t>
+            </w:r>
+            <w:proofErr w:type="spellStart"/>
+            <w:proofErr w:type="gramEnd"/>
+            <w:r>
+              <w:t>env_status</w:t>
+            </w:r>
+            <w:proofErr w:type="spellEnd"/>
+            <w:r>
+              <w:t xml:space="preserve"> </w:t>
+            </w:r>
+            <w:r>
+              <w:t>}}</w:t>
+            </w:r>
+            <w:r>
+              <w:t xml:space="preserve"> {{ </w:t>
+            </w:r>
+            <w:proofErr w:type="spellStart"/>
+            <w:r>
+              <w:t>env_note</w:t>
+            </w:r>
+            <w:proofErr w:type="spellEnd"/>
+            <w:r>
+              <w:t xml:space="preserve"> }}</w:t>
             </w:r>
           </w:p>
           <w:p>
@@ -702,12 +1229,20 @@
                 <w:bCs/>
                 <w:u w:val="single"/>
               </w:rPr>
-              <w:t>Description of Work Performed</w:t>
+              <w:t>Description of Work</w:t>
             </w:r>
             <w:r>
               <w:rPr>
                 <w:b/>
                 <w:bCs/>
+                <w:u w:val="single"/>
+              </w:rPr>
+              <w:t xml:space="preserve"> Performed</w:t>
+            </w:r>
+            <w:r>
+              <w:rPr>
+                <w:b/>
+                <w:bCs/>
               </w:rPr>
               <w:t>:</w:t>
             </w:r>
@@ -722,23 +1257,110 @@
           </w:p>
           <w:p>
             <w:r>
-              <w:t>{{ ai_generated_commentary }}</w:t>
+              <w:t xml:space="preserve">{{ </w:t>
+            </w:r>
+            <w:proofErr w:type="spellStart"/>
+            <w:r>
+              <w:t>ai_generated_commentary</w:t>
+            </w:r>
+            <w:proofErr w:type="spellEnd"/>
+            <w:r>
+              <w:t xml:space="preserve"> }}</w:t>
             </w:r>
           </w:p>
           <w:p/>
           <w:p>
             <w:r>
-              <w:t>{% if has_core_locations %}</w:t>
-            </w:r>
-          </w:p>
-          <w:p>
-            <w:r>
-              <w:t>Core Sample Locations — Lot {{ core_lot_number }} ({{ core_mix_type }}, {{ core_plant }})</w:t>
-            </w:r>
-          </w:p>
-          <w:p>
-            <w:r>
-              <w:t>{{ core_count }} cores ({{ core_mat_count }} mat, {{ core_joint_count }} joint)</w:t>
+              <w:t xml:space="preserve">{% if </w:t>
+            </w:r>
+            <w:proofErr w:type="spellStart"/>
+            <w:r>
+              <w:t>has_core_</w:t>
+            </w:r>
+            <w:proofErr w:type="gramStart"/>
+            <w:r>
+              <w:t>locations</w:t>
+            </w:r>
+            <w:proofErr w:type="spellEnd"/>
+            <w:r>
+              <w:t xml:space="preserve"> %}</w:t>
+            </w:r>
+            <w:proofErr w:type="gramEnd"/>
+          </w:p>
+          <w:p>
+            <w:r>
+              <w:t xml:space="preserve">Core Sample Locations — Lot {{ </w:t>
+            </w:r>
+            <w:proofErr w:type="spellStart"/>
+            <w:r>
+              <w:t>core_lot_</w:t>
+            </w:r>
+            <w:proofErr w:type="gramStart"/>
+            <w:r>
+              <w:t>number</w:t>
+            </w:r>
+            <w:proofErr w:type="spellEnd"/>
+            <w:r>
+              <w:t xml:space="preserve"> }} ({{ </w:t>
+            </w:r>
+            <w:proofErr w:type="spellStart"/>
+            <w:proofErr w:type="gramEnd"/>
+            <w:r>
+              <w:t>core_mix_</w:t>
+            </w:r>
+            <w:proofErr w:type="gramStart"/>
+            <w:r>
+              <w:t>type</w:t>
+            </w:r>
+            <w:proofErr w:type="spellEnd"/>
+            <w:r>
+              <w:t xml:space="preserve"> }}, {{</w:t>
+            </w:r>
+            <w:proofErr w:type="gramEnd"/>
+            <w:r>
+              <w:t xml:space="preserve"> </w:t>
+            </w:r>
+            <w:proofErr w:type="spellStart"/>
+            <w:r>
+              <w:t>core_</w:t>
+            </w:r>
+            <w:proofErr w:type="gramStart"/>
+            <w:r>
+              <w:t>plant</w:t>
+            </w:r>
+            <w:proofErr w:type="spellEnd"/>
+            <w:r>
+              <w:t xml:space="preserve"> }})</w:t>
+            </w:r>
+            <w:proofErr w:type="gramEnd"/>
+          </w:p>
+          <w:p>
+            <w:r>
+              <w:t xml:space="preserve">{{ </w:t>
+            </w:r>
+            <w:proofErr w:type="spellStart"/>
+            <w:r>
+              <w:t>core_count</w:t>
+            </w:r>
+            <w:proofErr w:type="spellEnd"/>
+            <w:r>
+              <w:t xml:space="preserve"> }} cores ({{ </w:t>
+            </w:r>
+            <w:proofErr w:type="spellStart"/>
+            <w:r>
+              <w:t>core_mat_count</w:t>
+            </w:r>
+            <w:proofErr w:type="spellEnd"/>
+            <w:r>
+              <w:t xml:space="preserve"> }} mat, {{ </w:t>
+            </w:r>
+            <w:proofErr w:type="spellStart"/>
+            <w:r>
+              <w:t>core_joint_count</w:t>
+            </w:r>
+            <w:proofErr w:type="spellEnd"/>
+            <w:r>
+              <w:t xml:space="preserve"> }} joint)</w:t>
             </w:r>
           </w:p>
           <w:tbl>
@@ -824,7 +1446,7 @@
                     <w:ind w:left="0"/>
                   </w:pPr>
                   <w:r>
-                    <w:t xml:space="preserve">{%tr for core in cores if core.mark %}</w:t>
+                    <w:t>{{ cores[0].mark }}</w:t>
                   </w:r>
                 </w:p>
                 <w:p>
@@ -842,7 +1464,13 @@
                     <w:ind w:left="0"/>
                   </w:pPr>
                   <w:r>
-                    <w:t/>
+                    <w:t>{{ cores[</w:t>
+                  </w:r>
+                  <w:r>
+                    <w:t>0</w:t>
+                  </w:r>
+                  <w:r>
+                    <w:t>].lane }}</w:t>
                   </w:r>
                 </w:p>
                 <w:p>
@@ -860,7 +1488,15 @@
                     <w:ind w:left="0"/>
                   </w:pPr>
                   <w:r>
-                    <w:t/>
+                    <w:t>{{ cores[0].</w:t>
+                  </w:r>
+                  <w:proofErr w:type="spellStart"/>
+                  <w:r>
+                    <w:t>lane_station_ft</w:t>
+                  </w:r>
+                  <w:proofErr w:type="spellEnd"/>
+                  <w:r>
+                    <w:t xml:space="preserve"> }}</w:t>
                   </w:r>
                 </w:p>
                 <w:p>
@@ -878,7 +1514,15 @@
                     <w:ind w:left="0"/>
                   </w:pPr>
                   <w:r>
-                    <w:t/>
+                    <w:t>{{ cores[0].</w:t>
+                  </w:r>
+                  <w:proofErr w:type="spellStart"/>
+                  <w:r>
+                    <w:t>offset_ft</w:t>
+                  </w:r>
+                  <w:proofErr w:type="spellEnd"/>
+                  <w:r>
+                    <w:t xml:space="preserve"> }}</w:t>
                   </w:r>
                 </w:p>
                 <w:p>
@@ -901,7 +1545,13 @@
                     <w:ind w:left="0"/>
                   </w:pPr>
                   <w:r>
-                    <w:t>{{ core.mark }}</w:t>
+                    <w:t>{{ cores[</w:t>
+                  </w:r>
+                  <w:r>
+                    <w:t>1</w:t>
+                  </w:r>
+                  <w:r>
+                    <w:t>].mark }}</w:t>
                   </w:r>
                 </w:p>
                 <w:p>
@@ -919,7 +1569,13 @@
                     <w:ind w:left="0"/>
                   </w:pPr>
                   <w:r>
-                    <w:t>{{ core.lane }}</w:t>
+                    <w:t>{{ cores[</w:t>
+                  </w:r>
+                  <w:r>
+                    <w:t>1</w:t>
+                  </w:r>
+                  <w:r>
+                    <w:t>].lane }}</w:t>
                   </w:r>
                 </w:p>
                 <w:p>
@@ -937,7 +1593,21 @@
                     <w:ind w:left="0"/>
                   </w:pPr>
                   <w:r>
-                    <w:t>{{ core.lane_station_ft }}</w:t>
+                    <w:t>{{ cores[</w:t>
+                  </w:r>
+                  <w:r>
+                    <w:t>1</w:t>
+                  </w:r>
+                  <w:r>
+                    <w:t>].</w:t>
+                  </w:r>
+                  <w:proofErr w:type="spellStart"/>
+                  <w:r>
+                    <w:t>lane_station_ft</w:t>
+                  </w:r>
+                  <w:proofErr w:type="spellEnd"/>
+                  <w:r>
+                    <w:t xml:space="preserve"> }}</w:t>
                   </w:r>
                 </w:p>
                 <w:p>
@@ -955,7 +1625,143 @@
                     <w:ind w:left="0"/>
                   </w:pPr>
                   <w:r>
-                    <w:t>{{ core.offset_ft }}</w:t>
+                    <w:t>{{ cores[</w:t>
+                  </w:r>
+                  <w:r>
+                    <w:t>1</w:t>
+                  </w:r>
+                  <w:r>
+                    <w:t>].</w:t>
+                  </w:r>
+                  <w:proofErr w:type="spellStart"/>
+                  <w:r>
+                    <w:t>offset_ft</w:t>
+                  </w:r>
+                  <w:proofErr w:type="spellEnd"/>
+                  <w:r>
+                    <w:t xml:space="preserve"> }}</w:t>
+                  </w:r>
+                </w:p>
+                <w:p>
+                  <w:pPr>
+                    <w:ind w:left="0"/>
+                  </w:pPr>
+                </w:p>
+              </w:tc>
+            </w:tr>
+            <w:tr>
+              <w:trPr>
+                <w:trHeight w:val="309"/>
+              </w:trPr>
+              <w:tc>
+                <w:tcPr>
+                  <w:tcW w:w="2232" w:type="dxa"/>
+                </w:tcPr>
+                <w:p>
+                  <w:pPr>
+                    <w:ind w:left="0"/>
+                  </w:pPr>
+                  <w:r>
+                    <w:t>{{ cores[</w:t>
+                  </w:r>
+                  <w:proofErr w:type="gramStart"/>
+                  <w:r>
+                    <w:t>2</w:t>
+                  </w:r>
+                  <w:r>
+                    <w:t>].</w:t>
+                  </w:r>
+                  <w:proofErr w:type="gramEnd"/>
+                  <w:r>
+                    <w:t>mark }}</w:t>
+                  </w:r>
+                </w:p>
+                <w:p>
+                  <w:pPr>
+                    <w:ind w:left="0"/>
+                  </w:pPr>
+                </w:p>
+              </w:tc>
+              <w:tc>
+                <w:tcPr>
+                  <w:tcW w:w="2160" w:type="dxa"/>
+                </w:tcPr>
+                <w:p>
+                  <w:pPr>
+                    <w:ind w:left="0"/>
+                  </w:pPr>
+                  <w:r>
+                    <w:t>{{ cores[</w:t>
+                  </w:r>
+                  <w:r>
+                    <w:t>2</w:t>
+                  </w:r>
+                  <w:r>
+                    <w:t>].lane }}</w:t>
+                  </w:r>
+                </w:p>
+                <w:p>
+                  <w:pPr>
+                    <w:ind w:left="0"/>
+                  </w:pPr>
+                </w:p>
+              </w:tc>
+              <w:tc>
+                <w:tcPr>
+                  <w:tcW w:w="3290" w:type="dxa"/>
+                </w:tcPr>
+                <w:p>
+                  <w:pPr>
+                    <w:ind w:left="0"/>
+                  </w:pPr>
+                  <w:r>
+                    <w:t>{{ cores[</w:t>
+                  </w:r>
+                  <w:r>
+                    <w:t>2</w:t>
+                  </w:r>
+                  <w:r>
+                    <w:t>].</w:t>
+                  </w:r>
+                  <w:proofErr w:type="spellStart"/>
+                  <w:r>
+                    <w:t>lane_station_ft</w:t>
+                  </w:r>
+                  <w:proofErr w:type="spellEnd"/>
+                  <w:r>
+                    <w:t xml:space="preserve"> }}</w:t>
+                  </w:r>
+                </w:p>
+                <w:p>
+                  <w:pPr>
+                    <w:ind w:left="0"/>
+                  </w:pPr>
+                </w:p>
+              </w:tc>
+              <w:tc>
+                <w:tcPr>
+                  <w:tcW w:w="2561" w:type="dxa"/>
+                </w:tcPr>
+                <w:p>
+                  <w:pPr>
+                    <w:ind w:left="0"/>
+                  </w:pPr>
+                  <w:r>
+                    <w:t>{{ cores[</w:t>
+                  </w:r>
+                  <w:r>
+                    <w:t>2</w:t>
+                  </w:r>
+                  <w:r>
+                    <w:t>].</w:t>
+                  </w:r>
+                  <w:proofErr w:type="spellStart"/>
+                  <w:r>
+                    <w:t>offset_ft</w:t>
+                  </w:r>
+                  <w:proofErr w:type="spellEnd"/>
+                  <w:r>
+                    <w:t xml:space="preserve"> }}</w:t>
                   </w:r>
                 </w:p>
                 <w:p>
@@ -978,7 +1784,13 @@
                     <w:ind w:left="0"/>
                   </w:pPr>
                   <w:r>
-                    <w:t xml:space="preserve">{%tr endfor %}</w:t>
+                    <w:t>{{ cores[</w:t>
+                  </w:r>
+                  <w:r>
+                    <w:t>3</w:t>
+                  </w:r>
+                  <w:r>
+                    <w:t>].mark }}</w:t>
                   </w:r>
                 </w:p>
                 <w:p>
@@ -996,7 +1808,13 @@
                     <w:ind w:left="0"/>
                   </w:pPr>
                   <w:r>
-                    <w:t/>
+                    <w:t>{{ cores[</w:t>
+                  </w:r>
+                  <w:r>
+                    <w:t>3</w:t>
+                  </w:r>
+                  <w:r>
+                    <w:t>].lane }}</w:t>
                   </w:r>
                 </w:p>
                 <w:p>
@@ -1014,7 +1832,21 @@
                     <w:ind w:left="0"/>
                   </w:pPr>
                   <w:r>
-                    <w:t/>
+                    <w:t>{{ cores[</w:t>
+                  </w:r>
+                  <w:r>
+                    <w:t>3</w:t>
+                  </w:r>
+                  <w:r>
+                    <w:t>].</w:t>
+                  </w:r>
+                  <w:proofErr w:type="spellStart"/>
+                  <w:r>
+                    <w:t>lane_station_ft</w:t>
+                  </w:r>
+                  <w:proofErr w:type="spellEnd"/>
+                  <w:r>
+                    <w:t xml:space="preserve"> }}</w:t>
                   </w:r>
                 </w:p>
                 <w:p>
@@ -1032,7 +1864,21 @@
                     <w:ind w:left="0"/>
                   </w:pPr>
                   <w:r>
-                    <w:t/>
+                    <w:t>{{ cores[</w:t>
+                  </w:r>
+                  <w:r>
+                    <w:t>3</w:t>
+                  </w:r>
+                  <w:r>
+                    <w:t>].</w:t>
+                  </w:r>
+                  <w:proofErr w:type="spellStart"/>
+                  <w:r>
+                    <w:t>offset_ft</w:t>
+                  </w:r>
+                  <w:proofErr w:type="spellEnd"/>
+                  <w:r>
+                    <w:t xml:space="preserve"> }}</w:t>
                   </w:r>
                 </w:p>
                 <w:p>
@@ -1042,6 +1888,604 @@
                 </w:p>
               </w:tc>
             </w:tr>
+            <w:tr>
+              <w:trPr>
+                <w:trHeight w:val="322"/>
+              </w:trPr>
+              <w:tc>
+                <w:tcPr>
+                  <w:tcW w:w="2232" w:type="dxa"/>
+                </w:tcPr>
+                <w:p>
+                  <w:pPr>
+                    <w:ind w:left="0"/>
+                  </w:pPr>
+                  <w:r>
+                    <w:t>{{ cores[</w:t>
+                  </w:r>
+                  <w:r>
+                    <w:t>4</w:t>
+                  </w:r>
+                  <w:r>
+                    <w:t>].mark }}</w:t>
+                  </w:r>
+                </w:p>
+                <w:p>
+                  <w:pPr>
+                    <w:ind w:left="0"/>
+                  </w:pPr>
+                </w:p>
+              </w:tc>
+              <w:tc>
+                <w:tcPr>
+                  <w:tcW w:w="2160" w:type="dxa"/>
+                </w:tcPr>
+                <w:p>
+                  <w:pPr>
+                    <w:ind w:left="0"/>
+                  </w:pPr>
+                  <w:r>
+                    <w:t>{{ cores[</w:t>
+                  </w:r>
+                  <w:r>
+                    <w:t>4</w:t>
+                  </w:r>
+                  <w:r>
+                    <w:t>].lane }}</w:t>
+                  </w:r>
+                </w:p>
+                <w:p>
+                  <w:pPr>
+                    <w:ind w:left="0"/>
+                  </w:pPr>
+                </w:p>
+              </w:tc>
+              <w:tc>
+                <w:tcPr>
+                  <w:tcW w:w="3290" w:type="dxa"/>
+                </w:tcPr>
+                <w:p>
+                  <w:pPr>
+                    <w:ind w:left="0"/>
+                  </w:pPr>
+                  <w:r>
+                    <w:t>{{ cores[</w:t>
+                  </w:r>
+                  <w:r>
+                    <w:t>4</w:t>
+                  </w:r>
+                  <w:r>
+                    <w:t>].</w:t>
+                  </w:r>
+                  <w:proofErr w:type="spellStart"/>
+                  <w:r>
+                    <w:t>lane_station_ft</w:t>
+                  </w:r>
+                  <w:proofErr w:type="spellEnd"/>
+                  <w:r>
+                    <w:t xml:space="preserve"> }}</w:t>
+                  </w:r>
+                </w:p>
+                <w:p>
+                  <w:pPr>
+                    <w:ind w:left="0"/>
+                  </w:pPr>
+                </w:p>
+              </w:tc>
+              <w:tc>
+                <w:tcPr>
+                  <w:tcW w:w="2561" w:type="dxa"/>
+                </w:tcPr>
+                <w:p>
+                  <w:pPr>
+                    <w:ind w:left="0"/>
+                  </w:pPr>
+                  <w:r>
+                    <w:t>{{ cores[</w:t>
+                  </w:r>
+                  <w:r>
+                    <w:t>4</w:t>
+                  </w:r>
+                  <w:r>
+                    <w:t>].</w:t>
+                  </w:r>
+                  <w:proofErr w:type="spellStart"/>
+                  <w:r>
+                    <w:t>offset_ft</w:t>
+                  </w:r>
+                  <w:proofErr w:type="spellEnd"/>
+                  <w:r>
+                    <w:t xml:space="preserve"> }}</w:t>
+                  </w:r>
+                </w:p>
+                <w:p>
+                  <w:pPr>
+                    <w:ind w:left="0"/>
+                  </w:pPr>
+                </w:p>
+              </w:tc>
+            </w:tr>
+            <w:tr>
+              <w:trPr>
+                <w:trHeight w:val="322"/>
+              </w:trPr>
+              <w:tc>
+                <w:tcPr>
+                  <w:tcW w:w="2232" w:type="dxa"/>
+                </w:tcPr>
+                <w:p>
+                  <w:pPr>
+                    <w:ind w:left="0"/>
+                  </w:pPr>
+                  <w:r>
+                    <w:lastRenderedPageBreak/>
+                    <w:t>{{ cores[</w:t>
+                  </w:r>
+                  <w:r>
+                    <w:t>5</w:t>
+                  </w:r>
+                  <w:r>
+                    <w:t>].mark }}</w:t>
+                  </w:r>
+                </w:p>
+                <w:p>
+                  <w:pPr>
+                    <w:ind w:left="0"/>
+                  </w:pPr>
+                </w:p>
+              </w:tc>
+              <w:tc>
+                <w:tcPr>
+                  <w:tcW w:w="2160" w:type="dxa"/>
+                </w:tcPr>
+                <w:p>
+                  <w:pPr>
+                    <w:ind w:left="0"/>
+                  </w:pPr>
+                  <w:r>
+                    <w:t>{{ cores[</w:t>
+                  </w:r>
+                  <w:r>
+                    <w:t>5</w:t>
+                  </w:r>
+                  <w:r>
+                    <w:t>].lane }}</w:t>
+                  </w:r>
+                </w:p>
+                <w:p>
+                  <w:pPr>
+                    <w:ind w:left="0"/>
+                  </w:pPr>
+                </w:p>
+              </w:tc>
+              <w:tc>
+                <w:tcPr>
+                  <w:tcW w:w="3290" w:type="dxa"/>
+                </w:tcPr>
+                <w:p>
+                  <w:pPr>
+                    <w:ind w:left="0"/>
+                  </w:pPr>
+                  <w:r>
+                    <w:t>{{ cores[</w:t>
+                  </w:r>
+                  <w:r>
+                    <w:t>5</w:t>
+                  </w:r>
+                  <w:r>
+                    <w:t>].</w:t>
+                  </w:r>
+                  <w:proofErr w:type="spellStart"/>
+                  <w:r>
+                    <w:t>lane_station_ft</w:t>
+                  </w:r>
+                  <w:proofErr w:type="spellEnd"/>
+                  <w:r>
+                    <w:t xml:space="preserve"> }}</w:t>
+                  </w:r>
+                </w:p>
+                <w:p>
+                  <w:pPr>
+                    <w:ind w:left="0"/>
+                  </w:pPr>
+                </w:p>
+              </w:tc>
+              <w:tc>
+                <w:tcPr>
+                  <w:tcW w:w="2561" w:type="dxa"/>
+                </w:tcPr>
+                <w:p>
+                  <w:pPr>
+                    <w:ind w:left="0"/>
+                  </w:pPr>
+                  <w:r>
+                    <w:t>{{ cores[</w:t>
+                  </w:r>
+                  <w:r>
+                    <w:t>5</w:t>
+                  </w:r>
+                  <w:r>
+                    <w:t>].</w:t>
+                  </w:r>
+                  <w:proofErr w:type="spellStart"/>
+                  <w:r>
+                    <w:t>offset_ft</w:t>
+                  </w:r>
+                  <w:proofErr w:type="spellEnd"/>
+                  <w:r>
+                    <w:t xml:space="preserve"> }}</w:t>
+                  </w:r>
+                </w:p>
+                <w:p>
+                  <w:pPr>
+                    <w:ind w:left="0"/>
+                  </w:pPr>
+                </w:p>
+              </w:tc>
+            </w:tr>
+            <w:tr>
+              <w:trPr>
+                <w:trHeight w:val="322"/>
+              </w:trPr>
+              <w:tc>
+                <w:tcPr>
+                  <w:tcW w:w="2232" w:type="dxa"/>
+                </w:tcPr>
+                <w:p>
+                  <w:pPr>
+                    <w:ind w:left="0"/>
+                  </w:pPr>
+                  <w:r>
+                    <w:t>{{ cores[</w:t>
+                  </w:r>
+                  <w:r>
+                    <w:t>6</w:t>
+                  </w:r>
+                  <w:r>
+                    <w:t>].mark }}</w:t>
+                  </w:r>
+                </w:p>
+                <w:p>
+                  <w:pPr>
+                    <w:ind w:left="0"/>
+                    <w:jc w:val="center"/>
+                  </w:pPr>
+                </w:p>
+              </w:tc>
+              <w:tc>
+                <w:tcPr>
+                  <w:tcW w:w="2160" w:type="dxa"/>
+                </w:tcPr>
+                <w:p>
+                  <w:pPr>
+                    <w:ind w:left="0"/>
+                  </w:pPr>
+                  <w:r>
+                    <w:t>{{ cores[</w:t>
+                  </w:r>
+                  <w:r>
+                    <w:t>6</w:t>
+                  </w:r>
+                  <w:r>
+                    <w:t>].lane }}</w:t>
+                  </w:r>
+                </w:p>
+                <w:p>
+                  <w:pPr>
+                    <w:ind w:left="0"/>
+                    <w:jc w:val="center"/>
+                  </w:pPr>
+                </w:p>
+              </w:tc>
+              <w:tc>
+                <w:tcPr>
+                  <w:tcW w:w="3290" w:type="dxa"/>
+                </w:tcPr>
+                <w:p>
+                  <w:pPr>
+                    <w:ind w:left="0"/>
+                  </w:pPr>
+                  <w:r>
+                    <w:t>{{ cores[</w:t>
+                  </w:r>
+                  <w:r>
+                    <w:t>6</w:t>
+                  </w:r>
+                  <w:r>
+                    <w:t>].</w:t>
+                  </w:r>
+                  <w:proofErr w:type="spellStart"/>
+                  <w:r>
+                    <w:t>lane_station_ft</w:t>
+                  </w:r>
+                  <w:proofErr w:type="spellEnd"/>
+                  <w:r>
+                    <w:t xml:space="preserve"> }}</w:t>
+                  </w:r>
+                </w:p>
+                <w:p>
+                  <w:pPr>
+                    <w:ind w:left="0"/>
+                    <w:jc w:val="center"/>
+                  </w:pPr>
+                </w:p>
+              </w:tc>
+              <w:tc>
+                <w:tcPr>
+                  <w:tcW w:w="2561" w:type="dxa"/>
+                </w:tcPr>
+                <w:p>
+                  <w:pPr>
+                    <w:ind w:left="0"/>
+                  </w:pPr>
+                  <w:r>
+                    <w:t>{{ cores[</w:t>
+                  </w:r>
+                  <w:r>
+                    <w:t>6</w:t>
+                  </w:r>
+                  <w:r>
+                    <w:t>].</w:t>
+                  </w:r>
+                  <w:proofErr w:type="spellStart"/>
+                  <w:r>
+                    <w:t>offset_ft</w:t>
+                  </w:r>
+                  <w:proofErr w:type="spellEnd"/>
+                  <w:r>
+                    <w:t xml:space="preserve"> }}</w:t>
+                  </w:r>
+                </w:p>
+                <w:p>
+                  <w:pPr>
+                    <w:ind w:left="0"/>
+                    <w:jc w:val="center"/>
+                  </w:pPr>
+                </w:p>
+              </w:tc>
+            </w:tr>
+            <w:tr>
+              <w:trPr>
+                <w:trHeight w:val="322"/>
+              </w:trPr>
+              <w:tc>
+                <w:tcPr>
+                  <w:tcW w:w="2232" w:type="dxa"/>
+                </w:tcPr>
+                <w:p>
+                  <w:pPr>
+                    <w:ind w:left="0"/>
+                  </w:pPr>
+                  <w:r>
+                    <w:t>{{ cores[</w:t>
+                  </w:r>
+                  <w:r>
+                    <w:t>7</w:t>
+                  </w:r>
+                  <w:r>
+                    <w:t>].mark }}</w:t>
+                  </w:r>
+                </w:p>
+                <w:p>
+                  <w:pPr>
+                    <w:ind w:left="0"/>
+                    <w:jc w:val="center"/>
+                  </w:pPr>
+                </w:p>
+              </w:tc>
+              <w:tc>
+                <w:tcPr>
+                  <w:tcW w:w="2160" w:type="dxa"/>
+                </w:tcPr>
+                <w:p>
+                  <w:pPr>
+                    <w:ind w:left="0"/>
+                  </w:pPr>
+                  <w:r>
+                    <w:t>{{ cores[</w:t>
+                  </w:r>
+                  <w:r>
+                    <w:t>7</w:t>
+                  </w:r>
+                  <w:r>
+                    <w:t>].lane }}</w:t>
+                  </w:r>
+                </w:p>
+                <w:p>
+                  <w:pPr>
+                    <w:ind w:left="0"/>
+                    <w:jc w:val="center"/>
+                  </w:pPr>
+                </w:p>
+              </w:tc>
+              <w:tc>
+                <w:tcPr>
+                  <w:tcW w:w="3290" w:type="dxa"/>
+                </w:tcPr>
+                <w:p>
+                  <w:pPr>
+                    <w:ind w:left="0"/>
+                  </w:pPr>
+                  <w:r>
+                    <w:t>{{ cores[</w:t>
+                  </w:r>
+                  <w:r>
+                    <w:t>7</w:t>
+                  </w:r>
+                  <w:r>
+                    <w:t>].</w:t>
+                  </w:r>
+                  <w:proofErr w:type="spellStart"/>
+                  <w:r>
+                    <w:t>lane_station_ft</w:t>
+                  </w:r>
+                  <w:proofErr w:type="spellEnd"/>
+                  <w:r>
+                    <w:t xml:space="preserve"> }}</w:t>
+                  </w:r>
+                </w:p>
+                <w:p>
+                  <w:pPr>
+                    <w:ind w:left="0"/>
+                    <w:jc w:val="center"/>
+                  </w:pPr>
+                </w:p>
+              </w:tc>
+              <w:tc>
+                <w:tcPr>
+                  <w:tcW w:w="2561" w:type="dxa"/>
+                </w:tcPr>
+                <w:p>
+                  <w:pPr>
+                    <w:ind w:left="0"/>
+                  </w:pPr>
+                  <w:r>
+                    <w:t>{{ cores[</w:t>
+                  </w:r>
+                  <w:r>
+                    <w:t>7</w:t>
+                  </w:r>
+                  <w:r>
+                    <w:t>].</w:t>
+                  </w:r>
+                  <w:proofErr w:type="spellStart"/>
+                  <w:r>
+                    <w:t>offset_ft</w:t>
+                  </w:r>
+                  <w:proofErr w:type="spellEnd"/>
+                  <w:r>
+                    <w:t xml:space="preserve"> }}</w:t>
+                  </w:r>
+                </w:p>
+                <w:p>
+                  <w:pPr>
+                    <w:ind w:left="0"/>
+                    <w:jc w:val="center"/>
+                  </w:pPr>
+                </w:p>
+              </w:tc>
+            </w:tr>
+            <w:tr>
+              <w:trPr>
+                <w:trHeight w:val="322"/>
+              </w:trPr>
+              <w:tc>
+                <w:tcPr>
+                  <w:tcW w:w="2232" w:type="dxa"/>
+                </w:tcPr>
+                <w:p>
+                  <w:pPr>
+                    <w:ind w:left="0"/>
+                  </w:pPr>
+                  <w:r>
+                    <w:t>{{ cores[</w:t>
+                  </w:r>
+                  <w:r>
+                    <w:t>8</w:t>
+                  </w:r>
+                  <w:r>
+                    <w:t>].mark }}</w:t>
+                  </w:r>
+                </w:p>
+                <w:p>
+                  <w:pPr>
+                    <w:ind w:left="0"/>
+                    <w:jc w:val="center"/>
+                  </w:pPr>
+                </w:p>
+              </w:tc>
+              <w:tc>
+                <w:tcPr>
+                  <w:tcW w:w="2160" w:type="dxa"/>
+                </w:tcPr>
+                <w:p>
+                  <w:pPr>
+                    <w:ind w:left="0"/>
+                  </w:pPr>
+                  <w:r>
+                    <w:t>{{ cores[</w:t>
+                  </w:r>
+                  <w:r>
+                    <w:t>8</w:t>
+                  </w:r>
+                  <w:r>
+                    <w:t>].lane }}</w:t>
+                  </w:r>
+                </w:p>
+                <w:p>
+                  <w:pPr>
+                    <w:ind w:left="0"/>
+                    <w:jc w:val="center"/>
+                  </w:pPr>
+                </w:p>
+              </w:tc>
+              <w:tc>
+                <w:tcPr>
+                  <w:tcW w:w="3290" w:type="dxa"/>
+                </w:tcPr>
+                <w:p>
+                  <w:pPr>
+                    <w:ind w:left="0"/>
+                  </w:pPr>
+                  <w:r>
+                    <w:t>{{ cores[</w:t>
+                  </w:r>
+                  <w:r>
+                    <w:t>8</w:t>
+                  </w:r>
+                  <w:r>
+                    <w:t>].</w:t>
+                  </w:r>
+                  <w:proofErr w:type="spellStart"/>
+                  <w:r>
+                    <w:t>lane_station_ft</w:t>
+                  </w:r>
+                  <w:proofErr w:type="spellEnd"/>
+                  <w:r>
+                    <w:t xml:space="preserve"> }}</w:t>
+                  </w:r>
+                </w:p>
+                <w:p>
+                  <w:pPr>
+                    <w:ind w:left="0"/>
+                    <w:jc w:val="center"/>
+                  </w:pPr>
+                </w:p>
+              </w:tc>
+              <w:tc>
+                <w:tcPr>
+                  <w:tcW w:w="2561" w:type="dxa"/>
+                </w:tcPr>
+                <w:p>
+                  <w:pPr>
+                    <w:ind w:left="0"/>
+                  </w:pPr>
+                  <w:r>
+                    <w:t>{{ cores[</w:t>
+                  </w:r>
+                  <w:r>
+                    <w:t>8</w:t>
+                  </w:r>
+                  <w:r>
+                    <w:t>].</w:t>
+                  </w:r>
+                  <w:proofErr w:type="spellStart"/>
+                  <w:r>
+                    <w:t>offset_ft</w:t>
+                  </w:r>
+                  <w:proofErr w:type="spellEnd"/>
+                  <w:r>
+                    <w:t xml:space="preserve"> }}</w:t>
+                  </w:r>
+                </w:p>
+                <w:p>
+                  <w:pPr>
+                    <w:ind w:left="0"/>
+                    <w:jc w:val="center"/>
+                  </w:pPr>
+                </w:p>
+              </w:tc>
+            </w:tr>
           </w:tbl>
           <w:p>
             <w:r>
@@ -1071,7 +2515,21 @@
                 <w:b w:val="0"/>
                 <w:bCs w:val="0"/>
               </w:rPr>
-              <w:t>{{ add_activity }}</w:t>
+              <w:t>{{</w:t>
+            </w:r>
+            <w:r>
+              <w:rPr>
+                <w:b w:val="0"/>
+                <w:bCs w:val="0"/>
+              </w:rPr>
+              <w:t xml:space="preserve"> add_activity </w:t>
+            </w:r>
+            <w:r>
+              <w:rPr>
+                <w:b w:val="0"/>
+                <w:bCs w:val="0"/>
+              </w:rPr>
+              <w:t>}}</w:t>
             </w:r>
           </w:p>
         </w:tc>
@@ -1103,18 +2561,18 @@
         <w:tblLook w:val="04A0" w:firstRow="1" w:lastRow="0" w:firstColumn="1" w:lastColumn="0" w:noHBand="0" w:noVBand="1"/>
       </w:tblPr>
       <w:tblGrid>
-        <w:gridCol w:w="2057"/>
+        <w:gridCol w:w="2700"/>
         <w:gridCol w:w="870"/>
-        <w:gridCol w:w="1096"/>
+        <w:gridCol w:w="1346"/>
         <w:gridCol w:w="1102"/>
         <w:gridCol w:w="824"/>
-        <w:gridCol w:w="53"/>
+        <w:gridCol w:w="253"/>
         <w:gridCol w:w="293"/>
-        <w:gridCol w:w="1167"/>
+        <w:gridCol w:w="524"/>
         <w:gridCol w:w="1224"/>
         <w:gridCol w:w="219"/>
-        <w:gridCol w:w="1186"/>
-        <w:gridCol w:w="1429"/>
+        <w:gridCol w:w="936"/>
+        <w:gridCol w:w="1229"/>
       </w:tblGrid>
       <w:tr>
         <w:trPr>
@@ -1277,7 +2735,7 @@
         </w:tc>
         <w:tc>
           <w:tcPr>
-            <w:tcW w:w="4058" w:type="dxa"/>
+            <w:tcW w:w="3608" w:type="dxa"/>
             <w:gridSpan w:val="4"/>
             <w:tcBorders>
               <w:top w:val="single" w:sz="4" w:space="0" w:color="000000"/>
@@ -1334,7 +2792,23 @@
                 <w:sz w:val="18"/>
                 <w:szCs w:val="18"/>
               </w:rPr>
-              <w:t xml:space="preserve">{%tr for qa in qas if qa.code %}</w:t>
+              <w:t xml:space="preserve">{{ </w:t>
+            </w:r>
+            <w:proofErr w:type="spellStart"/>
+            <w:r>
+              <w:rPr>
+                <w:sz w:val="18"/>
+                <w:szCs w:val="18"/>
+              </w:rPr>
+              <w:t>qas</w:t>
+            </w:r>
+            <w:proofErr w:type="spellEnd"/>
+            <w:r>
+              <w:rPr>
+                <w:sz w:val="18"/>
+                <w:szCs w:val="18"/>
+              </w:rPr>
+              <w:t>[0].code }}</w:t>
             </w:r>
           </w:p>
         </w:tc>
@@ -1355,7 +2829,15 @@
               <w:jc w:val="both"/>
             </w:pPr>
             <w:r>
-              <w:t/>
+              <w:t xml:space="preserve">{{ </w:t>
+            </w:r>
+            <w:proofErr w:type="spellStart"/>
+            <w:r>
+              <w:t>qas</w:t>
+            </w:r>
+            <w:proofErr w:type="spellEnd"/>
+            <w:r>
+              <w:t>[0].test }}</w:t>
             </w:r>
           </w:p>
         </w:tc>
@@ -1376,7 +2858,15 @@
               <w:jc w:val="both"/>
             </w:pPr>
             <w:r>
-              <w:t/>
+              <w:t xml:space="preserve">{{ </w:t>
+            </w:r>
+            <w:proofErr w:type="spellStart"/>
+            <w:r>
+              <w:t>qas</w:t>
+            </w:r>
+            <w:proofErr w:type="spellEnd"/>
+            <w:r>
+              <w:t>[0].location }}</w:t>
             </w:r>
           </w:p>
         </w:tc>
@@ -1405,13 +2895,29 @@
                 <w:sz w:val="16"/>
                 <w:szCs w:val="16"/>
               </w:rPr>
-              <w:t/>
-            </w:r>
-          </w:p>
-        </w:tc>
-        <w:tc>
-          <w:tcPr>
-            <w:tcW w:w="4058" w:type="dxa"/>
+              <w:t xml:space="preserve">{{ </w:t>
+            </w:r>
+            <w:proofErr w:type="spellStart"/>
+            <w:r>
+              <w:rPr>
+                <w:sz w:val="16"/>
+                <w:szCs w:val="16"/>
+              </w:rPr>
+              <w:t>qas</w:t>
+            </w:r>
+            <w:proofErr w:type="spellEnd"/>
+            <w:r>
+              <w:rPr>
+                <w:sz w:val="16"/>
+                <w:szCs w:val="16"/>
+              </w:rPr>
+              <w:t>[0].result }}</w:t>
+            </w:r>
+          </w:p>
+        </w:tc>
+        <w:tc>
+          <w:tcPr>
+            <w:tcW w:w="3608" w:type="dxa"/>
             <w:gridSpan w:val="4"/>
             <w:tcBorders>
               <w:top w:val="single" w:sz="4" w:space="0" w:color="000000"/>
@@ -1433,7 +2939,23 @@
                 <w:sz w:val="12"/>
                 <w:szCs w:val="12"/>
               </w:rPr>
-              <w:t/>
+              <w:t xml:space="preserve">{{ </w:t>
+            </w:r>
+            <w:proofErr w:type="spellStart"/>
+            <w:r>
+              <w:rPr>
+                <w:sz w:val="12"/>
+                <w:szCs w:val="12"/>
+              </w:rPr>
+              <w:t>qas</w:t>
+            </w:r>
+            <w:proofErr w:type="spellEnd"/>
+            <w:r>
+              <w:rPr>
+                <w:sz w:val="12"/>
+                <w:szCs w:val="12"/>
+              </w:rPr>
+              <w:t>[0].remarks }}</w:t>
             </w:r>
           </w:p>
         </w:tc>
@@ -1456,17 +2978,29 @@
             <w:pPr>
               <w:ind w:left="0"/>
               <w:jc w:val="both"/>
+            </w:pPr>
+            <w:r>
               <w:rPr>
                 <w:sz w:val="18"/>
                 <w:szCs w:val="18"/>
               </w:rPr>
-            </w:pPr>
+              <w:t xml:space="preserve">{{ </w:t>
+            </w:r>
+            <w:proofErr w:type="spellStart"/>
             <w:r>
               <w:rPr>
                 <w:sz w:val="18"/>
                 <w:szCs w:val="18"/>
               </w:rPr>
-              <w:t>{{ qa.code }}</w:t>
+              <w:t>qas</w:t>
+            </w:r>
+            <w:proofErr w:type="spellEnd"/>
+            <w:r>
+              <w:rPr>
+                <w:sz w:val="18"/>
+                <w:szCs w:val="18"/>
+              </w:rPr>
+              <w:t>[0].code }}</w:t>
             </w:r>
           </w:p>
         </w:tc>
@@ -1487,7 +3021,15 @@
               <w:jc w:val="both"/>
             </w:pPr>
             <w:r>
-              <w:t>{{ qa.test }}</w:t>
+              <w:t xml:space="preserve">{{ </w:t>
+            </w:r>
+            <w:proofErr w:type="spellStart"/>
+            <w:r>
+              <w:t>qas</w:t>
+            </w:r>
+            <w:proofErr w:type="spellEnd"/>
+            <w:r>
+              <w:t>[0].test }}</w:t>
             </w:r>
           </w:p>
         </w:tc>
@@ -1508,7 +3050,15 @@
               <w:jc w:val="both"/>
             </w:pPr>
             <w:r>
-              <w:t>{{ qa.location }}</w:t>
+              <w:t xml:space="preserve">{{ </w:t>
+            </w:r>
+            <w:proofErr w:type="spellStart"/>
+            <w:r>
+              <w:t>qas</w:t>
+            </w:r>
+            <w:proofErr w:type="spellEnd"/>
+            <w:r>
+              <w:t>[0].location }}</w:t>
             </w:r>
           </w:p>
         </w:tc>
@@ -1537,13 +3087,29 @@
                 <w:sz w:val="16"/>
                 <w:szCs w:val="16"/>
               </w:rPr>
-              <w:t>{{ qa.result }}</w:t>
-            </w:r>
-          </w:p>
-        </w:tc>
-        <w:tc>
-          <w:tcPr>
-            <w:tcW w:w="4058" w:type="dxa"/>
+              <w:t xml:space="preserve">{{ </w:t>
+            </w:r>
+            <w:proofErr w:type="spellStart"/>
+            <w:r>
+              <w:rPr>
+                <w:sz w:val="16"/>
+                <w:szCs w:val="16"/>
+              </w:rPr>
+              <w:t>qas</w:t>
+            </w:r>
+            <w:proofErr w:type="spellEnd"/>
+            <w:r>
+              <w:rPr>
+                <w:sz w:val="16"/>
+                <w:szCs w:val="16"/>
+              </w:rPr>
+              <w:t>[0].result }}</w:t>
+            </w:r>
+          </w:p>
+        </w:tc>
+        <w:tc>
+          <w:tcPr>
+            <w:tcW w:w="3608" w:type="dxa"/>
             <w:gridSpan w:val="4"/>
             <w:tcBorders>
               <w:top w:val="single" w:sz="4" w:space="0" w:color="000000"/>
@@ -1555,17 +3121,29 @@
           <w:p>
             <w:pPr>
               <w:jc w:val="both"/>
+            </w:pPr>
+            <w:r>
               <w:rPr>
                 <w:sz w:val="12"/>
                 <w:szCs w:val="12"/>
               </w:rPr>
-            </w:pPr>
+              <w:t xml:space="preserve">{{ </w:t>
+            </w:r>
+            <w:proofErr w:type="spellStart"/>
             <w:r>
               <w:rPr>
                 <w:sz w:val="12"/>
                 <w:szCs w:val="12"/>
               </w:rPr>
-              <w:t>{{ qa.remarks }}</w:t>
+              <w:t>qas</w:t>
+            </w:r>
+            <w:proofErr w:type="spellEnd"/>
+            <w:r>
+              <w:rPr>
+                <w:sz w:val="12"/>
+                <w:szCs w:val="12"/>
+              </w:rPr>
+              <w:t>[0].remarks }}</w:t>
             </w:r>
           </w:p>
         </w:tc>
@@ -1588,18 +3166,7 @@
             <w:pPr>
               <w:ind w:left="0"/>
               <w:jc w:val="both"/>
-              <w:rPr>
-                <w:sz w:val="18"/>
-                <w:szCs w:val="18"/>
-              </w:rPr>
-            </w:pPr>
-            <w:r>
-              <w:rPr>
-                <w:sz w:val="18"/>
-                <w:szCs w:val="18"/>
-              </w:rPr>
-              <w:t xml:space="preserve">{%tr endfor %}</w:t>
-            </w:r>
+            </w:pPr>
           </w:p>
         </w:tc>
         <w:tc>
@@ -1618,9 +3185,6 @@
               <w:ind w:left="0"/>
               <w:jc w:val="both"/>
             </w:pPr>
-            <w:r>
-              <w:t/>
-            </w:r>
           </w:p>
         </w:tc>
         <w:tc>
@@ -1636,12 +3200,8 @@
           </w:tcPr>
           <w:p>
             <w:pPr>
-              <w:ind w:left="0"/>
               <w:jc w:val="both"/>
             </w:pPr>
-            <w:r>
-              <w:t/>
-            </w:r>
           </w:p>
         </w:tc>
         <w:tc>
@@ -1657,25 +3217,13 @@
           </w:tcPr>
           <w:p>
             <w:pPr>
-              <w:ind w:left="0"/>
               <w:jc w:val="both"/>
-              <w:rPr>
-                <w:sz w:val="16"/>
-                <w:szCs w:val="16"/>
-              </w:rPr>
-            </w:pPr>
-            <w:r>
-              <w:rPr>
-                <w:sz w:val="16"/>
-                <w:szCs w:val="16"/>
-              </w:rPr>
-              <w:t/>
-            </w:r>
-          </w:p>
-        </w:tc>
-        <w:tc>
-          <w:tcPr>
-            <w:tcW w:w="4058" w:type="dxa"/>
+            </w:pPr>
+          </w:p>
+        </w:tc>
+        <w:tc>
+          <w:tcPr>
+            <w:tcW w:w="3608" w:type="dxa"/>
             <w:gridSpan w:val="4"/>
             <w:tcBorders>
               <w:top w:val="single" w:sz="4" w:space="0" w:color="000000"/>
@@ -1687,18 +3235,7 @@
           <w:p>
             <w:pPr>
               <w:jc w:val="both"/>
-              <w:rPr>
-                <w:sz w:val="12"/>
-                <w:szCs w:val="12"/>
-              </w:rPr>
-            </w:pPr>
-            <w:r>
-              <w:rPr>
-                <w:sz w:val="12"/>
-                <w:szCs w:val="12"/>
-              </w:rPr>
-              <w:t/>
-            </w:r>
+            </w:pPr>
           </w:p>
         </w:tc>
       </w:tr>
@@ -1736,7 +3273,13 @@
               <w:rPr>
                 <w:u w:val="none"/>
               </w:rPr>
-              <w:t>QUANTITIES INSTALLED AND COMPLETED</w:t>
+              <w:t>QUANTITIES</w:t>
+            </w:r>
+            <w:r>
+              <w:rPr>
+                <w:u w:val="none"/>
+              </w:rPr>
+              <w:t xml:space="preserve"> INSTALLED AND COMPLETED</w:t>
             </w:r>
           </w:p>
         </w:tc>
@@ -1841,7 +3384,7 @@
         </w:tc>
         <w:tc>
           <w:tcPr>
-            <w:tcW w:w="5571" w:type="dxa"/>
+            <w:tcW w:w="4678" w:type="dxa"/>
             <w:gridSpan w:val="7"/>
             <w:tcBorders>
               <w:top w:val="single" w:sz="4" w:space="0" w:color="000000"/>
@@ -1900,7 +3443,23 @@
                 <w:sz w:val="20"/>
                 <w:szCs w:val="20"/>
               </w:rPr>
-              <w:t xml:space="preserve">{%tr for pq in pqs if pq.code %}</w:t>
+              <w:t xml:space="preserve">{{ </w:t>
+            </w:r>
+            <w:proofErr w:type="spellStart"/>
+            <w:r>
+              <w:rPr>
+                <w:sz w:val="20"/>
+                <w:szCs w:val="20"/>
+              </w:rPr>
+              <w:t>pqs</w:t>
+            </w:r>
+            <w:proofErr w:type="spellEnd"/>
+            <w:r>
+              <w:rPr>
+                <w:sz w:val="20"/>
+                <w:szCs w:val="20"/>
+              </w:rPr>
+              <w:t>[0].code }}</w:t>
             </w:r>
           </w:p>
         </w:tc>
@@ -1922,7 +3481,15 @@
               <w:jc w:val="both"/>
             </w:pPr>
             <w:r>
-              <w:t/>
+              <w:t xml:space="preserve">{{ </w:t>
+            </w:r>
+            <w:proofErr w:type="spellStart"/>
+            <w:r>
+              <w:t>pqs</w:t>
+            </w:r>
+            <w:proofErr w:type="spellEnd"/>
+            <w:r>
+              <w:t>[0].desc }}</w:t>
             </w:r>
           </w:p>
         </w:tc>
@@ -1944,13 +3511,21 @@
               <w:jc w:val="both"/>
             </w:pPr>
             <w:r>
-              <w:t/>
-            </w:r>
-          </w:p>
-        </w:tc>
-        <w:tc>
-          <w:tcPr>
-            <w:tcW w:w="5571" w:type="dxa"/>
+              <w:t xml:space="preserve">{{ </w:t>
+            </w:r>
+            <w:proofErr w:type="spellStart"/>
+            <w:r>
+              <w:t>pqs</w:t>
+            </w:r>
+            <w:proofErr w:type="spellEnd"/>
+            <w:r>
+              <w:t>[0].qty }}</w:t>
+            </w:r>
+          </w:p>
+        </w:tc>
+        <w:tc>
+          <w:tcPr>
+            <w:tcW w:w="4678" w:type="dxa"/>
             <w:gridSpan w:val="7"/>
             <w:tcBorders>
               <w:top w:val="single" w:sz="4" w:space="0" w:color="000000"/>
@@ -1966,7 +3541,15 @@
               <w:jc w:val="both"/>
             </w:pPr>
             <w:r>
-              <w:t/>
+              <w:t xml:space="preserve">{{ </w:t>
+            </w:r>
+            <w:proofErr w:type="spellStart"/>
+            <w:r>
+              <w:t>pqs</w:t>
+            </w:r>
+            <w:proofErr w:type="spellEnd"/>
+            <w:r>
+              <w:t>[0].notes }}</w:t>
             </w:r>
           </w:p>
         </w:tc>
@@ -1990,17 +3573,29 @@
             <w:pPr>
               <w:ind w:left="0"/>
               <w:jc w:val="both"/>
+            </w:pPr>
+            <w:r>
               <w:rPr>
                 <w:sz w:val="20"/>
                 <w:szCs w:val="20"/>
               </w:rPr>
-            </w:pPr>
+              <w:t xml:space="preserve">{{ </w:t>
+            </w:r>
+            <w:proofErr w:type="spellStart"/>
             <w:r>
               <w:rPr>
                 <w:sz w:val="20"/>
                 <w:szCs w:val="20"/>
               </w:rPr>
-              <w:t>{{ pq.code }}</w:t>
+              <w:t>pqs</w:t>
+            </w:r>
+            <w:proofErr w:type="spellEnd"/>
+            <w:r>
+              <w:rPr>
+                <w:sz w:val="20"/>
+                <w:szCs w:val="20"/>
+              </w:rPr>
+              <w:t>[1].code }}</w:t>
             </w:r>
           </w:p>
         </w:tc>
@@ -2022,7 +3617,15 @@
               <w:jc w:val="both"/>
             </w:pPr>
             <w:r>
-              <w:t>{{ pq.desc }}</w:t>
+              <w:t xml:space="preserve">{{ </w:t>
+            </w:r>
+            <w:proofErr w:type="spellStart"/>
+            <w:r>
+              <w:t>pqs</w:t>
+            </w:r>
+            <w:proofErr w:type="spellEnd"/>
+            <w:r>
+              <w:t>[1].desc }}</w:t>
             </w:r>
           </w:p>
         </w:tc>
@@ -2044,13 +3647,21 @@
               <w:jc w:val="both"/>
             </w:pPr>
             <w:r>
-              <w:t>{{ pq.qty }}</w:t>
-            </w:r>
-          </w:p>
-        </w:tc>
-        <w:tc>
-          <w:tcPr>
-            <w:tcW w:w="5571" w:type="dxa"/>
+              <w:t xml:space="preserve">{{ </w:t>
+            </w:r>
+            <w:proofErr w:type="spellStart"/>
+            <w:r>
+              <w:t>pqs</w:t>
+            </w:r>
+            <w:proofErr w:type="spellEnd"/>
+            <w:r>
+              <w:t>[1].qty }}</w:t>
+            </w:r>
+          </w:p>
+        </w:tc>
+        <w:tc>
+          <w:tcPr>
+            <w:tcW w:w="4678" w:type="dxa"/>
             <w:gridSpan w:val="7"/>
             <w:tcBorders>
               <w:top w:val="single" w:sz="4" w:space="0" w:color="000000"/>
@@ -2066,7 +3677,15 @@
               <w:jc w:val="both"/>
             </w:pPr>
             <w:r>
-              <w:t>{{ pq.notes }}</w:t>
+              <w:t xml:space="preserve">{{ </w:t>
+            </w:r>
+            <w:proofErr w:type="spellStart"/>
+            <w:r>
+              <w:t>pqs</w:t>
+            </w:r>
+            <w:proofErr w:type="spellEnd"/>
+            <w:r>
+              <w:t>[1].notes }}</w:t>
             </w:r>
           </w:p>
         </w:tc>
@@ -2090,17 +3709,29 @@
             <w:pPr>
               <w:ind w:left="0"/>
               <w:jc w:val="both"/>
+            </w:pPr>
+            <w:r>
               <w:rPr>
                 <w:sz w:val="20"/>
                 <w:szCs w:val="20"/>
               </w:rPr>
-            </w:pPr>
+              <w:t xml:space="preserve">{{ </w:t>
+            </w:r>
+            <w:proofErr w:type="spellStart"/>
             <w:r>
               <w:rPr>
                 <w:sz w:val="20"/>
                 <w:szCs w:val="20"/>
               </w:rPr>
-              <w:t xml:space="preserve">{%tr endfor %}</w:t>
+              <w:t>pqs</w:t>
+            </w:r>
+            <w:proofErr w:type="spellEnd"/>
+            <w:r>
+              <w:rPr>
+                <w:sz w:val="20"/>
+                <w:szCs w:val="20"/>
+              </w:rPr>
+              <w:t>[2].code }}</w:t>
             </w:r>
           </w:p>
         </w:tc>
@@ -2122,7 +3753,15 @@
               <w:jc w:val="both"/>
             </w:pPr>
             <w:r>
-              <w:t/>
+              <w:t xml:space="preserve">{{ </w:t>
+            </w:r>
+            <w:proofErr w:type="spellStart"/>
+            <w:r>
+              <w:t>pqs</w:t>
+            </w:r>
+            <w:proofErr w:type="spellEnd"/>
+            <w:r>
+              <w:t>[2].desc }}</w:t>
             </w:r>
           </w:p>
         </w:tc>
@@ -2144,13 +3783,21 @@
               <w:jc w:val="both"/>
             </w:pPr>
             <w:r>
-              <w:t/>
-            </w:r>
-          </w:p>
-        </w:tc>
-        <w:tc>
-          <w:tcPr>
-            <w:tcW w:w="5571" w:type="dxa"/>
+              <w:t xml:space="preserve">{{ </w:t>
+            </w:r>
+            <w:proofErr w:type="spellStart"/>
+            <w:r>
+              <w:t>pqs</w:t>
+            </w:r>
+            <w:proofErr w:type="spellEnd"/>
+            <w:r>
+              <w:t>[2].qty }}</w:t>
+            </w:r>
+          </w:p>
+        </w:tc>
+        <w:tc>
+          <w:tcPr>
+            <w:tcW w:w="4678" w:type="dxa"/>
             <w:gridSpan w:val="7"/>
             <w:tcBorders>
               <w:top w:val="single" w:sz="4" w:space="0" w:color="000000"/>
@@ -2166,7 +3813,15 @@
               <w:jc w:val="both"/>
             </w:pPr>
             <w:r>
-              <w:t/>
+              <w:t xml:space="preserve">{{ </w:t>
+            </w:r>
+            <w:proofErr w:type="spellStart"/>
+            <w:r>
+              <w:t>pqs</w:t>
+            </w:r>
+            <w:proofErr w:type="spellEnd"/>
+            <w:r>
+              <w:t>[2].notes }}</w:t>
             </w:r>
           </w:p>
         </w:tc>
@@ -2279,7 +3934,7 @@
         </w:tc>
         <w:tc>
           <w:tcPr>
-            <w:tcW w:w="1096" w:type="dxa"/>
+            <w:tcW w:w="1346" w:type="dxa"/>
             <w:tcBorders>
               <w:top w:val="single" w:sz="4" w:space="0" w:color="000000"/>
               <w:left w:val="single" w:sz="4" w:space="0" w:color="000000"/>
@@ -2337,7 +3992,7 @@
         </w:tc>
         <w:tc>
           <w:tcPr>
-            <w:tcW w:w="1170" w:type="dxa"/>
+            <w:tcW w:w="1370" w:type="dxa"/>
             <w:gridSpan w:val="3"/>
             <w:tcBorders>
               <w:top w:val="single" w:sz="4" w:space="0" w:color="000000"/>
@@ -2349,6 +4004,7 @@
           <w:p>
             <w:pPr>
               <w:pStyle w:val="Heading3"/>
+              <w:ind w:left="-66"/>
               <w:jc w:val="both"/>
               <w:rPr>
                 <w:b/>
@@ -2360,7 +4016,7 @@
                 <w:b/>
                 <w:bCs/>
               </w:rPr>
-              <w:t xml:space="preserve">   OPERATOR</w:t>
+              <w:t>OPERATOR</w:t>
             </w:r>
           </w:p>
         </w:tc>
@@ -2425,7 +4081,7 @@
         </w:tc>
         <w:tc>
           <w:tcPr>
-            <w:tcW w:w="2615" w:type="dxa"/>
+            <w:tcW w:w="2165" w:type="dxa"/>
             <w:gridSpan w:val="2"/>
             <w:tcBorders>
               <w:top w:val="single" w:sz="4" w:space="0" w:color="000000"/>
@@ -2460,7 +4116,7 @@
         </w:trPr>
         <w:tc>
           <w:tcPr>
-            <w:tcW w:w="2057" w:type="dxa"/>
+            <w:tcW w:w="2700" w:type="dxa"/>
             <w:tcBorders>
               <w:top w:val="single" w:sz="4" w:space="0" w:color="000000"/>
               <w:left w:val="single" w:sz="4" w:space="0" w:color="000000"/>
@@ -2471,18 +4127,17 @@
           <w:p>
             <w:pPr>
               <w:ind w:left="0"/>
-              <w:jc w:val="both"/>
-              <w:rPr>
-                <w:sz w:val="24"/>
-                <w:szCs w:val="24"/>
-              </w:rPr>
-            </w:pPr>
-            <w:r>
-              <w:rPr>
-                <w:sz w:val="24"/>
-                <w:szCs w:val="24"/>
-              </w:rPr>
-              <w:t xml:space="preserve">{%tr for cr in crs if cr.contractor %}</w:t>
+            </w:pPr>
+            <w:r>
+              <w:t xml:space="preserve">{{ </w:t>
+            </w:r>
+            <w:proofErr w:type="spellStart"/>
+            <w:r>
+              <w:t>crs</w:t>
+            </w:r>
+            <w:proofErr w:type="spellEnd"/>
+            <w:r>
+              <w:t>[0].contractor }}</w:t>
             </w:r>
           </w:p>
         </w:tc>
@@ -2499,24 +4154,23 @@
           <w:p>
             <w:pPr>
               <w:ind w:left="0"/>
-              <w:jc w:val="both"/>
-              <w:rPr>
-                <w:sz w:val="24"/>
-                <w:szCs w:val="24"/>
-              </w:rPr>
-            </w:pPr>
-            <w:r>
-              <w:rPr>
-                <w:sz w:val="24"/>
-                <w:szCs w:val="24"/>
-              </w:rPr>
-              <w:t/>
-            </w:r>
-          </w:p>
-        </w:tc>
-        <w:tc>
-          <w:tcPr>
-            <w:tcW w:w="1096" w:type="dxa"/>
+            </w:pPr>
+            <w:r>
+              <w:t xml:space="preserve">{{ </w:t>
+            </w:r>
+            <w:proofErr w:type="spellStart"/>
+            <w:r>
+              <w:t>crs</w:t>
+            </w:r>
+            <w:proofErr w:type="spellEnd"/>
+            <w:r>
+              <w:t>[0].super }}</w:t>
+            </w:r>
+          </w:p>
+        </w:tc>
+        <w:tc>
+          <w:tcPr>
+            <w:tcW w:w="1346" w:type="dxa"/>
             <w:tcBorders>
               <w:top w:val="single" w:sz="4" w:space="0" w:color="000000"/>
               <w:left w:val="single" w:sz="4" w:space="0" w:color="000000"/>
@@ -2527,18 +4181,17 @@
           <w:p>
             <w:pPr>
               <w:ind w:left="0"/>
-              <w:jc w:val="both"/>
-              <w:rPr>
-                <w:sz w:val="24"/>
-                <w:szCs w:val="24"/>
-              </w:rPr>
-            </w:pPr>
-            <w:r>
-              <w:rPr>
-                <w:sz w:val="24"/>
-                <w:szCs w:val="24"/>
-              </w:rPr>
-              <w:t/>
+            </w:pPr>
+            <w:r>
+              <w:t xml:space="preserve">{{ </w:t>
+            </w:r>
+            <w:proofErr w:type="spellStart"/>
+            <w:r>
+              <w:t>crs</w:t>
+            </w:r>
+            <w:proofErr w:type="spellEnd"/>
+            <w:r>
+              <w:t>[0].foreman }}</w:t>
             </w:r>
           </w:p>
         </w:tc>
@@ -2555,24 +4208,23 @@
           <w:p>
             <w:pPr>
               <w:ind w:left="0"/>
-              <w:jc w:val="both"/>
-              <w:rPr>
-                <w:sz w:val="24"/>
-                <w:szCs w:val="24"/>
-              </w:rPr>
-            </w:pPr>
-            <w:r>
-              <w:rPr>
-                <w:sz w:val="24"/>
-                <w:szCs w:val="24"/>
-              </w:rPr>
-              <w:t/>
-            </w:r>
-          </w:p>
-        </w:tc>
-        <w:tc>
-          <w:tcPr>
-            <w:tcW w:w="1170" w:type="dxa"/>
+            </w:pPr>
+            <w:r>
+              <w:t xml:space="preserve">{{ </w:t>
+            </w:r>
+            <w:proofErr w:type="spellStart"/>
+            <w:r>
+              <w:t>crs</w:t>
+            </w:r>
+            <w:proofErr w:type="spellEnd"/>
+            <w:r>
+              <w:t>[0].survey }}</w:t>
+            </w:r>
+          </w:p>
+        </w:tc>
+        <w:tc>
+          <w:tcPr>
+            <w:tcW w:w="1370" w:type="dxa"/>
             <w:gridSpan w:val="3"/>
             <w:tcBorders>
               <w:top w:val="single" w:sz="4" w:space="0" w:color="000000"/>
@@ -2584,24 +4236,23 @@
           <w:p>
             <w:pPr>
               <w:ind w:left="0"/>
-              <w:jc w:val="both"/>
-              <w:rPr>
-                <w:sz w:val="24"/>
-                <w:szCs w:val="24"/>
-              </w:rPr>
-            </w:pPr>
-            <w:r>
-              <w:rPr>
-                <w:sz w:val="24"/>
-                <w:szCs w:val="24"/>
-              </w:rPr>
-              <w:t/>
-            </w:r>
-          </w:p>
-        </w:tc>
-        <w:tc>
-          <w:tcPr>
-            <w:tcW w:w="1167" w:type="dxa"/>
+            </w:pPr>
+            <w:r>
+              <w:t xml:space="preserve">{{ </w:t>
+            </w:r>
+            <w:proofErr w:type="spellStart"/>
+            <w:r>
+              <w:t>crs</w:t>
+            </w:r>
+            <w:proofErr w:type="spellEnd"/>
+            <w:r>
+              <w:t>[0].operator }}</w:t>
+            </w:r>
+          </w:p>
+        </w:tc>
+        <w:tc>
+          <w:tcPr>
+            <w:tcW w:w="524" w:type="dxa"/>
             <w:tcBorders>
               <w:top w:val="single" w:sz="4" w:space="0" w:color="000000"/>
               <w:left w:val="single" w:sz="4" w:space="0" w:color="000000"/>
@@ -2612,18 +4263,17 @@
           <w:p>
             <w:pPr>
               <w:ind w:left="0"/>
-              <w:jc w:val="both"/>
-              <w:rPr>
-                <w:sz w:val="24"/>
-                <w:szCs w:val="24"/>
-              </w:rPr>
-            </w:pPr>
-            <w:r>
-              <w:rPr>
-                <w:sz w:val="24"/>
-                <w:szCs w:val="24"/>
-              </w:rPr>
-              <w:t/>
+            </w:pPr>
+            <w:r>
+              <w:t xml:space="preserve">{{ </w:t>
+            </w:r>
+            <w:proofErr w:type="spellStart"/>
+            <w:r>
+              <w:t>crs</w:t>
+            </w:r>
+            <w:proofErr w:type="spellEnd"/>
+            <w:r>
+              <w:t>[0].laborer }}</w:t>
             </w:r>
           </w:p>
         </w:tc>
@@ -2641,24 +4291,23 @@
           <w:p>
             <w:pPr>
               <w:ind w:left="0"/>
-              <w:jc w:val="both"/>
-              <w:rPr>
-                <w:sz w:val="24"/>
-                <w:szCs w:val="24"/>
-              </w:rPr>
-            </w:pPr>
-            <w:r>
-              <w:rPr>
-                <w:sz w:val="24"/>
-                <w:szCs w:val="24"/>
-              </w:rPr>
-              <w:t/>
-            </w:r>
-          </w:p>
-        </w:tc>
-        <w:tc>
-          <w:tcPr>
-            <w:tcW w:w="2615" w:type="dxa"/>
+            </w:pPr>
+            <w:r>
+              <w:t xml:space="preserve">{{ </w:t>
+            </w:r>
+            <w:proofErr w:type="spellStart"/>
+            <w:r>
+              <w:t>crs</w:t>
+            </w:r>
+            <w:proofErr w:type="spellEnd"/>
+            <w:r>
+              <w:t>[0].electrician }}</w:t>
+            </w:r>
+          </w:p>
+        </w:tc>
+        <w:tc>
+          <w:tcPr>
+            <w:tcW w:w="2165" w:type="dxa"/>
             <w:gridSpan w:val="2"/>
             <w:tcBorders>
               <w:top w:val="single" w:sz="4" w:space="0" w:color="000000"/>
@@ -2670,18 +4319,17 @@
           <w:p>
             <w:pPr>
               <w:ind w:left="0"/>
-              <w:jc w:val="both"/>
-              <w:rPr>
-                <w:sz w:val="14"/>
-                <w:szCs w:val="14"/>
-              </w:rPr>
-            </w:pPr>
-            <w:r>
-              <w:rPr>
-                <w:sz w:val="14"/>
-                <w:szCs w:val="14"/>
-              </w:rPr>
-              <w:t/>
+            </w:pPr>
+            <w:r>
+              <w:t xml:space="preserve">{{ </w:t>
+            </w:r>
+            <w:proofErr w:type="spellStart"/>
+            <w:r>
+              <w:t>crs</w:t>
+            </w:r>
+            <w:proofErr w:type="spellEnd"/>
+            <w:r>
+              <w:t>[0].remarks }}</w:t>
             </w:r>
           </w:p>
         </w:tc>
@@ -2704,18 +4352,7 @@
             <w:pPr>
               <w:ind w:left="0"/>
               <w:jc w:val="both"/>
-              <w:rPr>
-                <w:sz w:val="24"/>
-                <w:szCs w:val="24"/>
-              </w:rPr>
-            </w:pPr>
-            <w:r>
-              <w:rPr>
-                <w:sz w:val="24"/>
-                <w:szCs w:val="24"/>
-              </w:rPr>
-              <w:t>{{ cr.contractor }}</w:t>
-            </w:r>
+            </w:pPr>
           </w:p>
         </w:tc>
         <w:tc>
@@ -2732,23 +4369,12 @@
             <w:pPr>
               <w:ind w:left="0"/>
               <w:jc w:val="both"/>
-              <w:rPr>
-                <w:sz w:val="24"/>
-                <w:szCs w:val="24"/>
-              </w:rPr>
-            </w:pPr>
-            <w:r>
-              <w:rPr>
-                <w:sz w:val="24"/>
-                <w:szCs w:val="24"/>
-              </w:rPr>
-              <w:t>{{ cr.super }}</w:t>
-            </w:r>
-          </w:p>
-        </w:tc>
-        <w:tc>
-          <w:tcPr>
-            <w:tcW w:w="1096" w:type="dxa"/>
+            </w:pPr>
+          </w:p>
+        </w:tc>
+        <w:tc>
+          <w:tcPr>
+            <w:tcW w:w="1346" w:type="dxa"/>
             <w:tcBorders>
               <w:top w:val="single" w:sz="4" w:space="0" w:color="000000"/>
               <w:left w:val="single" w:sz="4" w:space="0" w:color="000000"/>
@@ -2760,18 +4386,7 @@
             <w:pPr>
               <w:ind w:left="0"/>
               <w:jc w:val="both"/>
-              <w:rPr>
-                <w:sz w:val="24"/>
-                <w:szCs w:val="24"/>
-              </w:rPr>
-            </w:pPr>
-            <w:r>
-              <w:rPr>
-                <w:sz w:val="24"/>
-                <w:szCs w:val="24"/>
-              </w:rPr>
-              <w:t>{{ cr.foreman }}</w:t>
-            </w:r>
+            </w:pPr>
           </w:p>
         </w:tc>
         <w:tc>
@@ -2788,23 +4403,12 @@
             <w:pPr>
               <w:ind w:left="0"/>
               <w:jc w:val="both"/>
-              <w:rPr>
-                <w:sz w:val="24"/>
-                <w:szCs w:val="24"/>
-              </w:rPr>
-            </w:pPr>
-            <w:r>
-              <w:rPr>
-                <w:sz w:val="24"/>
-                <w:szCs w:val="24"/>
-              </w:rPr>
-              <w:t>{{ cr.survey }}</w:t>
-            </w:r>
-          </w:p>
-        </w:tc>
-        <w:tc>
-          <w:tcPr>
-            <w:tcW w:w="1170" w:type="dxa"/>
+            </w:pPr>
+          </w:p>
+        </w:tc>
+        <w:tc>
+          <w:tcPr>
+            <w:tcW w:w="1370" w:type="dxa"/>
             <w:gridSpan w:val="3"/>
             <w:tcBorders>
               <w:top w:val="single" w:sz="4" w:space="0" w:color="000000"/>
@@ -2817,18 +4421,7 @@
             <w:pPr>
               <w:ind w:left="0"/>
               <w:jc w:val="both"/>
-              <w:rPr>
-                <w:sz w:val="24"/>
-                <w:szCs w:val="24"/>
-              </w:rPr>
-            </w:pPr>
-            <w:r>
-              <w:rPr>
-                <w:sz w:val="24"/>
-                <w:szCs w:val="24"/>
-              </w:rPr>
-              <w:t>{{ cr.operator }}</w:t>
-            </w:r>
+            </w:pPr>
           </w:p>
         </w:tc>
         <w:tc>
@@ -2845,18 +4438,7 @@
             <w:pPr>
               <w:ind w:left="0"/>
               <w:jc w:val="both"/>
-              <w:rPr>
-                <w:sz w:val="24"/>
-                <w:szCs w:val="24"/>
-              </w:rPr>
-            </w:pPr>
-            <w:r>
-              <w:rPr>
-                <w:sz w:val="24"/>
-                <w:szCs w:val="24"/>
-              </w:rPr>
-              <w:t>{{ cr.laborer }}</w:t>
-            </w:r>
+            </w:pPr>
           </w:p>
         </w:tc>
         <w:tc>
@@ -2874,18 +4456,7 @@
             <w:pPr>
               <w:ind w:left="0"/>
               <w:jc w:val="both"/>
-              <w:rPr>
-                <w:sz w:val="24"/>
-                <w:szCs w:val="24"/>
-              </w:rPr>
-            </w:pPr>
-            <w:r>
-              <w:rPr>
-                <w:sz w:val="24"/>
-                <w:szCs w:val="24"/>
-              </w:rPr>
-              <w:t>{{ cr.electrician }}</w:t>
-            </w:r>
+            </w:pPr>
           </w:p>
         </w:tc>
         <w:tc>
@@ -2903,17 +4474,52 @@
             <w:pPr>
               <w:ind w:left="0"/>
               <w:jc w:val="both"/>
-              <w:rPr>
-                <w:sz w:val="14"/>
-                <w:szCs w:val="14"/>
-              </w:rPr>
-            </w:pPr>
-            <w:r>
-              <w:rPr>
-                <w:sz w:val="14"/>
-                <w:szCs w:val="14"/>
-              </w:rPr>
-              <w:t>{{ cr.remarks }}</w:t>
+            </w:pPr>
+          </w:p>
+        </w:tc>
+      </w:tr>
+      <w:tr>
+        <w:trPr>
+          <w:trHeight w:val="184"/>
+        </w:trPr>
+        <w:tc>
+          <w:tcPr>
+            <w:tcW w:w="11520" w:type="dxa"/>
+            <w:gridSpan w:val="12"/>
+            <w:tcBorders>
+              <w:top w:val="single" w:sz="4" w:space="0" w:color="000000"/>
+              <w:left w:val="single" w:sz="4" w:space="0" w:color="000000"/>
+              <w:bottom w:val="single" w:sz="4" w:space="0" w:color="000000"/>
+              <w:right w:val="single" w:sz="4" w:space="0" w:color="000000"/>
+            </w:tcBorders>
+            <w:shd w:val="clear" w:color="auto" w:fill="9CC2E5" w:themeFill="accent1" w:themeFillTint="99"/>
+            <w:vAlign w:val="center"/>
+          </w:tcPr>
+          <w:p>
+            <w:pPr>
+              <w:jc w:val="both"/>
+            </w:pPr>
+            <w:r>
+              <w:rPr>
+                <w:b/>
+                <w:bCs/>
+              </w:rPr>
+              <w:t>EQUIPMENT</w:t>
+            </w:r>
+            <w:r>
+              <w:rPr>
+                <w:b/>
+              </w:rPr>
+              <w:t xml:space="preserve">          </w:t>
+            </w:r>
+            <w:r>
+              <w:t>In</w:t>
+            </w:r>
+            <w:r>
+              <w:t>-</w:t>
+            </w:r>
+            <w:r>
+              <w:t>Use / Stand-by / Specify Change Order Equipment Separately if applicable</w:t>
             </w:r>
           </w:p>
         </w:tc>
@@ -2934,25 +4540,25 @@
           </w:tcPr>
           <w:p>
             <w:pPr>
-              <w:ind w:left="0"/>
               <w:jc w:val="both"/>
               <w:rPr>
-                <w:sz w:val="24"/>
-                <w:szCs w:val="24"/>
-              </w:rPr>
-            </w:pPr>
-            <w:r>
-              <w:rPr>
-                <w:sz w:val="24"/>
-                <w:szCs w:val="24"/>
-              </w:rPr>
-              <w:t xml:space="preserve">{%tr endfor %}</w:t>
-            </w:r>
-          </w:p>
-        </w:tc>
-        <w:tc>
-          <w:tcPr>
-            <w:tcW w:w="870" w:type="dxa"/>
+                <w:b/>
+                <w:bCs/>
+              </w:rPr>
+            </w:pPr>
+            <w:r>
+              <w:rPr>
+                <w:b/>
+                <w:bCs/>
+              </w:rPr>
+              <w:t>CONTRACTOR</w:t>
+            </w:r>
+          </w:p>
+        </w:tc>
+        <w:tc>
+          <w:tcPr>
+            <w:tcW w:w="5405" w:type="dxa"/>
+            <w:gridSpan w:val="7"/>
             <w:tcBorders>
               <w:top w:val="single" w:sz="4" w:space="0" w:color="000000"/>
               <w:left w:val="single" w:sz="4" w:space="0" w:color="000000"/>
@@ -2962,25 +4568,24 @@
           </w:tcPr>
           <w:p>
             <w:pPr>
-              <w:ind w:left="0"/>
               <w:jc w:val="both"/>
               <w:rPr>
-                <w:sz w:val="24"/>
-                <w:szCs w:val="24"/>
-              </w:rPr>
-            </w:pPr>
-            <w:r>
-              <w:rPr>
-                <w:sz w:val="24"/>
-                <w:szCs w:val="24"/>
-              </w:rPr>
-              <w:t/>
-            </w:r>
-          </w:p>
-        </w:tc>
-        <w:tc>
-          <w:tcPr>
-            <w:tcW w:w="1096" w:type="dxa"/>
+                <w:b/>
+                <w:bCs/>
+              </w:rPr>
+            </w:pPr>
+            <w:r>
+              <w:rPr>
+                <w:b/>
+                <w:bCs/>
+              </w:rPr>
+              <w:t>EQUIPMENT</w:t>
+            </w:r>
+          </w:p>
+        </w:tc>
+        <w:tc>
+          <w:tcPr>
+            <w:tcW w:w="1224" w:type="dxa"/>
             <w:tcBorders>
               <w:top w:val="single" w:sz="4" w:space="0" w:color="000000"/>
               <w:left w:val="single" w:sz="4" w:space="0" w:color="000000"/>
@@ -2990,25 +4595,26 @@
           </w:tcPr>
           <w:p>
             <w:pPr>
-              <w:ind w:left="0"/>
+              <w:ind w:left="-61"/>
               <w:jc w:val="both"/>
               <w:rPr>
-                <w:sz w:val="24"/>
-                <w:szCs w:val="24"/>
-              </w:rPr>
-            </w:pPr>
-            <w:r>
-              <w:rPr>
-                <w:sz w:val="24"/>
-                <w:szCs w:val="24"/>
-              </w:rPr>
-              <w:t/>
-            </w:r>
-          </w:p>
-        </w:tc>
-        <w:tc>
-          <w:tcPr>
-            <w:tcW w:w="1102" w:type="dxa"/>
+                <w:b/>
+                <w:bCs/>
+              </w:rPr>
+            </w:pPr>
+            <w:r>
+              <w:rPr>
+                <w:b/>
+                <w:bCs/>
+              </w:rPr>
+              <w:t>QTY</w:t>
+            </w:r>
+          </w:p>
+        </w:tc>
+        <w:tc>
+          <w:tcPr>
+            <w:tcW w:w="1155" w:type="dxa"/>
+            <w:gridSpan w:val="2"/>
             <w:tcBorders>
               <w:top w:val="single" w:sz="4" w:space="0" w:color="000000"/>
               <w:left w:val="single" w:sz="4" w:space="0" w:color="000000"/>
@@ -3018,26 +4624,25 @@
           </w:tcPr>
           <w:p>
             <w:pPr>
-              <w:ind w:left="0"/>
+              <w:ind w:left="-137"/>
               <w:jc w:val="both"/>
               <w:rPr>
-                <w:sz w:val="24"/>
-                <w:szCs w:val="24"/>
-              </w:rPr>
-            </w:pPr>
-            <w:r>
-              <w:rPr>
-                <w:sz w:val="24"/>
-                <w:szCs w:val="24"/>
-              </w:rPr>
-              <w:t/>
-            </w:r>
-          </w:p>
-        </w:tc>
-        <w:tc>
-          <w:tcPr>
-            <w:tcW w:w="1170" w:type="dxa"/>
-            <w:gridSpan w:val="3"/>
+                <w:b/>
+                <w:bCs/>
+              </w:rPr>
+            </w:pPr>
+            <w:r>
+              <w:rPr>
+                <w:b/>
+                <w:bCs/>
+              </w:rPr>
+              <w:t>HOURS</w:t>
+            </w:r>
+          </w:p>
+        </w:tc>
+        <w:tc>
+          <w:tcPr>
+            <w:tcW w:w="1229" w:type="dxa"/>
             <w:tcBorders>
               <w:top w:val="single" w:sz="4" w:space="0" w:color="000000"/>
               <w:left w:val="single" w:sz="4" w:space="0" w:color="000000"/>
@@ -3047,145 +4652,19 @@
           </w:tcPr>
           <w:p>
             <w:pPr>
-              <w:ind w:left="0"/>
+              <w:ind w:left="-81"/>
               <w:jc w:val="both"/>
               <w:rPr>
-                <w:sz w:val="24"/>
-                <w:szCs w:val="24"/>
-              </w:rPr>
-            </w:pPr>
-            <w:r>
-              <w:rPr>
-                <w:sz w:val="24"/>
-                <w:szCs w:val="24"/>
-              </w:rPr>
-              <w:t/>
-            </w:r>
-          </w:p>
-        </w:tc>
-        <w:tc>
-          <w:tcPr>
-            <w:tcW w:w="1167" w:type="dxa"/>
-            <w:tcBorders>
-              <w:top w:val="single" w:sz="4" w:space="0" w:color="000000"/>
-              <w:left w:val="single" w:sz="4" w:space="0" w:color="000000"/>
-              <w:bottom w:val="single" w:sz="4" w:space="0" w:color="000000"/>
-              <w:right w:val="single" w:sz="4" w:space="0" w:color="000000"/>
-            </w:tcBorders>
-          </w:tcPr>
-          <w:p>
-            <w:pPr>
-              <w:ind w:left="0"/>
-              <w:jc w:val="both"/>
-              <w:rPr>
-                <w:sz w:val="24"/>
-                <w:szCs w:val="24"/>
-              </w:rPr>
-            </w:pPr>
-            <w:r>
-              <w:rPr>
-                <w:sz w:val="24"/>
-                <w:szCs w:val="24"/>
-              </w:rPr>
-              <w:t/>
-            </w:r>
-          </w:p>
-        </w:tc>
-        <w:tc>
-          <w:tcPr>
-            <w:tcW w:w="1443" w:type="dxa"/>
-            <w:gridSpan w:val="2"/>
-            <w:tcBorders>
-              <w:top w:val="single" w:sz="4" w:space="0" w:color="000000"/>
-              <w:left w:val="single" w:sz="4" w:space="0" w:color="000000"/>
-              <w:bottom w:val="single" w:sz="4" w:space="0" w:color="000000"/>
-              <w:right w:val="single" w:sz="4" w:space="0" w:color="000000"/>
-            </w:tcBorders>
-          </w:tcPr>
-          <w:p>
-            <w:pPr>
-              <w:ind w:left="0"/>
-              <w:jc w:val="both"/>
-              <w:rPr>
-                <w:sz w:val="24"/>
-                <w:szCs w:val="24"/>
-              </w:rPr>
-            </w:pPr>
-            <w:r>
-              <w:rPr>
-                <w:sz w:val="24"/>
-                <w:szCs w:val="24"/>
-              </w:rPr>
-              <w:t/>
-            </w:r>
-          </w:p>
-        </w:tc>
-        <w:tc>
-          <w:tcPr>
-            <w:tcW w:w="2615" w:type="dxa"/>
-            <w:gridSpan w:val="2"/>
-            <w:tcBorders>
-              <w:top w:val="single" w:sz="4" w:space="0" w:color="000000"/>
-              <w:left w:val="single" w:sz="4" w:space="0" w:color="000000"/>
-              <w:bottom w:val="single" w:sz="4" w:space="0" w:color="000000"/>
-              <w:right w:val="single" w:sz="4" w:space="0" w:color="000000"/>
-            </w:tcBorders>
-          </w:tcPr>
-          <w:p>
-            <w:pPr>
-              <w:ind w:left="0"/>
-              <w:jc w:val="both"/>
-              <w:rPr>
-                <w:sz w:val="14"/>
-                <w:szCs w:val="14"/>
-              </w:rPr>
-            </w:pPr>
-            <w:r>
-              <w:rPr>
-                <w:sz w:val="14"/>
-                <w:szCs w:val="14"/>
-              </w:rPr>
-              <w:t/>
-            </w:r>
-          </w:p>
-        </w:tc>
-      </w:tr>
-      <w:tr>
-        <w:trPr>
-          <w:trHeight w:val="184"/>
-        </w:trPr>
-        <w:tc>
-          <w:tcPr>
-            <w:tcW w:w="11520" w:type="dxa"/>
-            <w:gridSpan w:val="12"/>
-            <w:tcBorders>
-              <w:top w:val="single" w:sz="4" w:space="0" w:color="000000"/>
-              <w:left w:val="single" w:sz="4" w:space="0" w:color="000000"/>
-              <w:bottom w:val="single" w:sz="4" w:space="0" w:color="000000"/>
-              <w:right w:val="single" w:sz="4" w:space="0" w:color="000000"/>
-            </w:tcBorders>
-            <w:shd w:val="clear" w:color="auto" w:fill="9CC2E5" w:themeFill="accent1" w:themeFillTint="99"/>
-            <w:vAlign w:val="center"/>
-          </w:tcPr>
-          <w:p>
-            <w:pPr>
-              <w:jc w:val="both"/>
-            </w:pPr>
-            <w:r>
-              <w:rPr>
                 <w:b/>
                 <w:bCs/>
               </w:rPr>
-              <w:t>EQUIPMENT</w:t>
-            </w:r>
-            <w:r>
-              <w:rPr>
-                <w:b/>
-              </w:rPr>
-              <w:t xml:space="preserve">          </w:t>
-            </w:r>
-            <w:r>
-              <w:t>In-Use / Stand-by / Specify Change Order Equipment Separately if applicable</w:t>
+            </w:pPr>
+            <w:r>
+              <w:rPr>
+                <w:b/>
+                <w:bCs/>
+              </w:rPr>
+              <w:t>Remarks</w:t>
             </w:r>
           </w:p>
         </w:tc>
@@ -3196,7 +4675,7 @@
         </w:trPr>
         <w:tc>
           <w:tcPr>
-            <w:tcW w:w="2057" w:type="dxa"/>
+            <w:tcW w:w="2700" w:type="dxa"/>
             <w:tcBorders>
               <w:top w:val="single" w:sz="4" w:space="0" w:color="000000"/>
               <w:left w:val="single" w:sz="4" w:space="0" w:color="000000"/>
@@ -3206,18 +4685,18 @@
           </w:tcPr>
           <w:p>
             <w:pPr>
-              <w:jc w:val="both"/>
-              <w:rPr>
-                <w:b/>
-                <w:bCs/>
-              </w:rPr>
-            </w:pPr>
-            <w:r>
-              <w:rPr>
-                <w:b/>
-                <w:bCs/>
-              </w:rPr>
-              <w:t>CONTRACTOR</w:t>
+              <w:ind w:left="0"/>
+            </w:pPr>
+            <w:r>
+              <w:t xml:space="preserve">{{ </w:t>
+            </w:r>
+            <w:proofErr w:type="spellStart"/>
+            <w:r>
+              <w:t>eqs</w:t>
+            </w:r>
+            <w:proofErr w:type="spellEnd"/>
+            <w:r>
+              <w:t>[0].contractor }}</w:t>
             </w:r>
           </w:p>
         </w:tc>
@@ -3234,18 +4713,18 @@
           </w:tcPr>
           <w:p>
             <w:pPr>
-              <w:jc w:val="both"/>
-              <w:rPr>
-                <w:b/>
-                <w:bCs/>
-              </w:rPr>
-            </w:pPr>
-            <w:r>
-              <w:rPr>
-                <w:b/>
-                <w:bCs/>
-              </w:rPr>
-              <w:t>EQUIPMENT</w:t>
+              <w:ind w:left="0"/>
+            </w:pPr>
+            <w:r>
+              <w:t xml:space="preserve">{{ </w:t>
+            </w:r>
+            <w:proofErr w:type="spellStart"/>
+            <w:r>
+              <w:t>eqs</w:t>
+            </w:r>
+            <w:proofErr w:type="spellEnd"/>
+            <w:r>
+              <w:t>[0].equipment }}</w:t>
             </w:r>
           </w:p>
         </w:tc>
@@ -3261,25 +4740,40 @@
           </w:tcPr>
           <w:p>
             <w:pPr>
-              <w:ind w:left="-61"/>
-              <w:jc w:val="both"/>
-              <w:rPr>
-                <w:b/>
-                <w:bCs/>
-              </w:rPr>
-            </w:pPr>
-            <w:r>
-              <w:rPr>
-                <w:b/>
-                <w:bCs/>
-              </w:rPr>
-              <w:t>QTY</w:t>
-            </w:r>
-          </w:p>
-        </w:tc>
-        <w:tc>
-          <w:tcPr>
-            <w:tcW w:w="1405" w:type="dxa"/>
+              <w:ind w:left="0"/>
+              <w:rPr>
+                <w:sz w:val="18"/>
+                <w:szCs w:val="18"/>
+              </w:rPr>
+            </w:pPr>
+            <w:r>
+              <w:rPr>
+                <w:sz w:val="18"/>
+                <w:szCs w:val="18"/>
+              </w:rPr>
+              <w:t xml:space="preserve">{{ </w:t>
+            </w:r>
+            <w:proofErr w:type="spellStart"/>
+            <w:r>
+              <w:rPr>
+                <w:sz w:val="18"/>
+                <w:szCs w:val="18"/>
+              </w:rPr>
+              <w:t>eqs</w:t>
+            </w:r>
+            <w:proofErr w:type="spellEnd"/>
+            <w:r>
+              <w:rPr>
+                <w:sz w:val="18"/>
+                <w:szCs w:val="18"/>
+              </w:rPr>
+              <w:t>[0].qty }}</w:t>
+            </w:r>
+          </w:p>
+        </w:tc>
+        <w:tc>
+          <w:tcPr>
+            <w:tcW w:w="1155" w:type="dxa"/>
             <w:gridSpan w:val="2"/>
             <w:tcBorders>
               <w:top w:val="single" w:sz="4" w:space="0" w:color="000000"/>
@@ -3290,25 +4784,40 @@
           </w:tcPr>
           <w:p>
             <w:pPr>
-              <w:ind w:left="-137"/>
-              <w:jc w:val="both"/>
-              <w:rPr>
-                <w:b/>
-                <w:bCs/>
-              </w:rPr>
-            </w:pPr>
-            <w:r>
-              <w:rPr>
-                <w:b/>
-                <w:bCs/>
-              </w:rPr>
-              <w:t>HOURS</w:t>
-            </w:r>
-          </w:p>
-        </w:tc>
-        <w:tc>
-          <w:tcPr>
-            <w:tcW w:w="1429" w:type="dxa"/>
+              <w:ind w:left="0"/>
+              <w:rPr>
+                <w:sz w:val="18"/>
+                <w:szCs w:val="18"/>
+              </w:rPr>
+            </w:pPr>
+            <w:r>
+              <w:rPr>
+                <w:sz w:val="18"/>
+                <w:szCs w:val="18"/>
+              </w:rPr>
+              <w:t xml:space="preserve">{{ </w:t>
+            </w:r>
+            <w:proofErr w:type="spellStart"/>
+            <w:r>
+              <w:rPr>
+                <w:sz w:val="18"/>
+                <w:szCs w:val="18"/>
+              </w:rPr>
+              <w:t>eqs</w:t>
+            </w:r>
+            <w:proofErr w:type="spellEnd"/>
+            <w:r>
+              <w:rPr>
+                <w:sz w:val="18"/>
+                <w:szCs w:val="18"/>
+              </w:rPr>
+              <w:t>[0].hours }}</w:t>
+            </w:r>
+          </w:p>
+        </w:tc>
+        <w:tc>
+          <w:tcPr>
+            <w:tcW w:w="1229" w:type="dxa"/>
             <w:tcBorders>
               <w:top w:val="single" w:sz="4" w:space="0" w:color="000000"/>
               <w:left w:val="single" w:sz="4" w:space="0" w:color="000000"/>
@@ -3318,19 +4827,34 @@
           </w:tcPr>
           <w:p>
             <w:pPr>
-              <w:ind w:left="-81"/>
-              <w:jc w:val="both"/>
-              <w:rPr>
-                <w:b/>
-                <w:bCs/>
-              </w:rPr>
-            </w:pPr>
-            <w:r>
-              <w:rPr>
-                <w:b/>
-                <w:bCs/>
-              </w:rPr>
-              <w:t>Remarks</w:t>
+              <w:ind w:left="0"/>
+              <w:rPr>
+                <w:sz w:val="16"/>
+                <w:szCs w:val="16"/>
+              </w:rPr>
+            </w:pPr>
+            <w:r>
+              <w:rPr>
+                <w:sz w:val="16"/>
+                <w:szCs w:val="16"/>
+              </w:rPr>
+              <w:t xml:space="preserve">{{ </w:t>
+            </w:r>
+            <w:proofErr w:type="spellStart"/>
+            <w:r>
+              <w:rPr>
+                <w:sz w:val="16"/>
+                <w:szCs w:val="16"/>
+              </w:rPr>
+              <w:t>eqs</w:t>
+            </w:r>
+            <w:proofErr w:type="spellEnd"/>
+            <w:r>
+              <w:rPr>
+                <w:sz w:val="16"/>
+                <w:szCs w:val="16"/>
+              </w:rPr>
+              <w:t>[0].remarks }}</w:t>
             </w:r>
           </w:p>
         </w:tc>
@@ -3341,7 +4865,7 @@
         </w:trPr>
         <w:tc>
           <w:tcPr>
-            <w:tcW w:w="2057" w:type="dxa"/>
+            <w:tcW w:w="2700" w:type="dxa"/>
             <w:tcBorders>
               <w:top w:val="single" w:sz="4" w:space="0" w:color="000000"/>
               <w:left w:val="single" w:sz="4" w:space="0" w:color="000000"/>
@@ -3352,17 +4876,17 @@
           <w:p>
             <w:pPr>
               <w:ind w:left="0"/>
-              <w:rPr>
-                <w:sz w:val="24"/>
-                <w:szCs w:val="24"/>
-              </w:rPr>
-            </w:pPr>
-            <w:r>
-              <w:rPr>
-                <w:sz w:val="24"/>
-                <w:szCs w:val="24"/>
-              </w:rPr>
-              <w:t xml:space="preserve">{%tr for eq in eqs if eq.contractor %}</w:t>
+            </w:pPr>
+            <w:r>
+              <w:t xml:space="preserve">{{ </w:t>
+            </w:r>
+            <w:proofErr w:type="spellStart"/>
+            <w:r>
+              <w:t>eqs</w:t>
+            </w:r>
+            <w:proofErr w:type="spellEnd"/>
+            <w:r>
+              <w:t>[1].contractor }}</w:t>
             </w:r>
           </w:p>
         </w:tc>
@@ -3382,7 +4906,15 @@
               <w:ind w:left="0"/>
             </w:pPr>
             <w:r>
-              <w:t/>
+              <w:t xml:space="preserve">{{ </w:t>
+            </w:r>
+            <w:proofErr w:type="spellStart"/>
+            <w:r>
+              <w:t>eqs</w:t>
+            </w:r>
+            <w:proofErr w:type="spellEnd"/>
+            <w:r>
+              <w:t>[1].equipment }}</w:t>
             </w:r>
           </w:p>
         </w:tc>
@@ -3399,51 +4931,75 @@
           <w:p>
             <w:pPr>
               <w:ind w:left="0"/>
+            </w:pPr>
+            <w:r>
               <w:rPr>
                 <w:sz w:val="18"/>
                 <w:szCs w:val="18"/>
               </w:rPr>
-            </w:pPr>
+              <w:t xml:space="preserve">{{ </w:t>
+            </w:r>
+            <w:proofErr w:type="spellStart"/>
             <w:r>
               <w:rPr>
                 <w:sz w:val="18"/>
                 <w:szCs w:val="18"/>
               </w:rPr>
-              <w:t/>
-            </w:r>
-          </w:p>
-        </w:tc>
-        <w:tc>
-          <w:tcPr>
-            <w:tcW w:w="1405" w:type="dxa"/>
-            <w:gridSpan w:val="2"/>
-            <w:tcBorders>
-              <w:top w:val="single" w:sz="4" w:space="0" w:color="000000"/>
-              <w:left w:val="single" w:sz="4" w:space="0" w:color="000000"/>
-              <w:bottom w:val="single" w:sz="4" w:space="0" w:color="000000"/>
-              <w:right w:val="single" w:sz="4" w:space="0" w:color="000000"/>
-            </w:tcBorders>
-          </w:tcPr>
-          <w:p>
-            <w:pPr>
-              <w:ind w:left="0"/>
+              <w:t>eqs</w:t>
+            </w:r>
+            <w:proofErr w:type="spellEnd"/>
+            <w:r>
               <w:rPr>
                 <w:sz w:val="18"/>
                 <w:szCs w:val="18"/>
               </w:rPr>
+              <w:t>[1].qty }}</w:t>
+            </w:r>
+          </w:p>
+        </w:tc>
+        <w:tc>
+          <w:tcPr>
+            <w:tcW w:w="1155" w:type="dxa"/>
+            <w:gridSpan w:val="2"/>
+            <w:tcBorders>
+              <w:top w:val="single" w:sz="4" w:space="0" w:color="000000"/>
+              <w:left w:val="single" w:sz="4" w:space="0" w:color="000000"/>
+              <w:bottom w:val="single" w:sz="4" w:space="0" w:color="000000"/>
+              <w:right w:val="single" w:sz="4" w:space="0" w:color="000000"/>
+            </w:tcBorders>
+          </w:tcPr>
+          <w:p>
+            <w:pPr>
+              <w:ind w:left="0"/>
             </w:pPr>
             <w:r>
               <w:rPr>
                 <w:sz w:val="18"/>
                 <w:szCs w:val="18"/>
               </w:rPr>
-              <w:t/>
-            </w:r>
-          </w:p>
-        </w:tc>
-        <w:tc>
-          <w:tcPr>
-            <w:tcW w:w="1429" w:type="dxa"/>
+              <w:t xml:space="preserve">{{ </w:t>
+            </w:r>
+            <w:proofErr w:type="spellStart"/>
+            <w:r>
+              <w:rPr>
+                <w:sz w:val="18"/>
+                <w:szCs w:val="18"/>
+              </w:rPr>
+              <w:t>eqs</w:t>
+            </w:r>
+            <w:proofErr w:type="spellEnd"/>
+            <w:r>
+              <w:rPr>
+                <w:sz w:val="18"/>
+                <w:szCs w:val="18"/>
+              </w:rPr>
+              <w:t>[1].hours }}</w:t>
+            </w:r>
+          </w:p>
+        </w:tc>
+        <w:tc>
+          <w:tcPr>
+            <w:tcW w:w="1229" w:type="dxa"/>
             <w:tcBorders>
               <w:top w:val="single" w:sz="4" w:space="0" w:color="000000"/>
               <w:left w:val="single" w:sz="4" w:space="0" w:color="000000"/>
@@ -3454,7 +5010,6 @@
           <w:p>
             <w:pPr>
               <w:ind w:left="0"/>
-              <w:jc w:val="both"/>
               <w:rPr>
                 <w:sz w:val="16"/>
                 <w:szCs w:val="16"/>
@@ -3465,7 +5020,30 @@
                 <w:sz w:val="16"/>
                 <w:szCs w:val="16"/>
               </w:rPr>
-              <w:t/>
+              <w:t>{</w:t>
+            </w:r>
+            <w:r>
+              <w:rPr>
+                <w:sz w:val="16"/>
+                <w:szCs w:val="16"/>
+              </w:rPr>
+              <w:t xml:space="preserve">{ </w:t>
+            </w:r>
+            <w:proofErr w:type="spellStart"/>
+            <w:r>
+              <w:rPr>
+                <w:sz w:val="16"/>
+                <w:szCs w:val="16"/>
+              </w:rPr>
+              <w:t>eqs</w:t>
+            </w:r>
+            <w:proofErr w:type="spellEnd"/>
+            <w:r>
+              <w:rPr>
+                <w:sz w:val="16"/>
+                <w:szCs w:val="16"/>
+              </w:rPr>
+              <w:t>[1].remarks }}</w:t>
             </w:r>
           </w:p>
         </w:tc>
@@ -3476,7 +5054,7 @@
         </w:trPr>
         <w:tc>
           <w:tcPr>
-            <w:tcW w:w="2057" w:type="dxa"/>
+            <w:tcW w:w="2700" w:type="dxa"/>
             <w:tcBorders>
               <w:top w:val="single" w:sz="4" w:space="0" w:color="000000"/>
               <w:left w:val="single" w:sz="4" w:space="0" w:color="000000"/>
@@ -3487,17 +5065,17 @@
           <w:p>
             <w:pPr>
               <w:ind w:left="0"/>
-              <w:rPr>
-                <w:sz w:val="24"/>
-                <w:szCs w:val="24"/>
-              </w:rPr>
-            </w:pPr>
-            <w:r>
-              <w:rPr>
-                <w:sz w:val="24"/>
-                <w:szCs w:val="24"/>
-              </w:rPr>
-              <w:t>{{ eq.contractor }}</w:t>
+            </w:pPr>
+            <w:r>
+              <w:t xml:space="preserve">{{ </w:t>
+            </w:r>
+            <w:proofErr w:type="spellStart"/>
+            <w:r>
+              <w:t>eqs</w:t>
+            </w:r>
+            <w:proofErr w:type="spellEnd"/>
+            <w:r>
+              <w:t>[2].contractor }}</w:t>
             </w:r>
           </w:p>
         </w:tc>
@@ -3517,7 +5095,15 @@
               <w:ind w:left="0"/>
             </w:pPr>
             <w:r>
-              <w:t>{{ eq.equipment }}</w:t>
+              <w:t xml:space="preserve">{{ </w:t>
+            </w:r>
+            <w:proofErr w:type="spellStart"/>
+            <w:r>
+              <w:t>eqs</w:t>
+            </w:r>
+            <w:proofErr w:type="spellEnd"/>
+            <w:r>
+              <w:t>[2].equipment }}</w:t>
             </w:r>
           </w:p>
         </w:tc>
@@ -3534,51 +5120,75 @@
           <w:p>
             <w:pPr>
               <w:ind w:left="0"/>
+            </w:pPr>
+            <w:r>
               <w:rPr>
                 <w:sz w:val="18"/>
                 <w:szCs w:val="18"/>
               </w:rPr>
-            </w:pPr>
+              <w:t xml:space="preserve">{{ </w:t>
+            </w:r>
+            <w:proofErr w:type="spellStart"/>
             <w:r>
               <w:rPr>
                 <w:sz w:val="18"/>
                 <w:szCs w:val="18"/>
               </w:rPr>
-              <w:t>{{ eq.qty }}</w:t>
-            </w:r>
-          </w:p>
-        </w:tc>
-        <w:tc>
-          <w:tcPr>
-            <w:tcW w:w="1405" w:type="dxa"/>
-            <w:gridSpan w:val="2"/>
-            <w:tcBorders>
-              <w:top w:val="single" w:sz="4" w:space="0" w:color="000000"/>
-              <w:left w:val="single" w:sz="4" w:space="0" w:color="000000"/>
-              <w:bottom w:val="single" w:sz="4" w:space="0" w:color="000000"/>
-              <w:right w:val="single" w:sz="4" w:space="0" w:color="000000"/>
-            </w:tcBorders>
-          </w:tcPr>
-          <w:p>
-            <w:pPr>
-              <w:ind w:left="0"/>
+              <w:t>eqs</w:t>
+            </w:r>
+            <w:proofErr w:type="spellEnd"/>
+            <w:r>
               <w:rPr>
                 <w:sz w:val="18"/>
                 <w:szCs w:val="18"/>
               </w:rPr>
+              <w:t>[2].qty }}</w:t>
+            </w:r>
+          </w:p>
+        </w:tc>
+        <w:tc>
+          <w:tcPr>
+            <w:tcW w:w="1155" w:type="dxa"/>
+            <w:gridSpan w:val="2"/>
+            <w:tcBorders>
+              <w:top w:val="single" w:sz="4" w:space="0" w:color="000000"/>
+              <w:left w:val="single" w:sz="4" w:space="0" w:color="000000"/>
+              <w:bottom w:val="single" w:sz="4" w:space="0" w:color="000000"/>
+              <w:right w:val="single" w:sz="4" w:space="0" w:color="000000"/>
+            </w:tcBorders>
+          </w:tcPr>
+          <w:p>
+            <w:pPr>
+              <w:ind w:left="0"/>
             </w:pPr>
             <w:r>
               <w:rPr>
                 <w:sz w:val="18"/>
                 <w:szCs w:val="18"/>
               </w:rPr>
-              <w:t>{{ eq.hours }}</w:t>
-            </w:r>
-          </w:p>
-        </w:tc>
-        <w:tc>
-          <w:tcPr>
-            <w:tcW w:w="1429" w:type="dxa"/>
+              <w:t xml:space="preserve">{{ </w:t>
+            </w:r>
+            <w:proofErr w:type="spellStart"/>
+            <w:r>
+              <w:rPr>
+                <w:sz w:val="18"/>
+                <w:szCs w:val="18"/>
+              </w:rPr>
+              <w:t>eqs</w:t>
+            </w:r>
+            <w:proofErr w:type="spellEnd"/>
+            <w:r>
+              <w:rPr>
+                <w:sz w:val="18"/>
+                <w:szCs w:val="18"/>
+              </w:rPr>
+              <w:t>[2].hours }}</w:t>
+            </w:r>
+          </w:p>
+        </w:tc>
+        <w:tc>
+          <w:tcPr>
+            <w:tcW w:w="1229" w:type="dxa"/>
             <w:tcBorders>
               <w:top w:val="single" w:sz="4" w:space="0" w:color="000000"/>
               <w:left w:val="single" w:sz="4" w:space="0" w:color="000000"/>
@@ -3589,18 +5199,50 @@
           <w:p>
             <w:pPr>
               <w:ind w:left="0"/>
-              <w:jc w:val="both"/>
+            </w:pPr>
+            <w:r>
               <w:rPr>
                 <w:sz w:val="16"/>
                 <w:szCs w:val="16"/>
               </w:rPr>
-            </w:pPr>
+              <w:t>{</w:t>
+            </w:r>
             <w:r>
               <w:rPr>
                 <w:sz w:val="16"/>
                 <w:szCs w:val="16"/>
               </w:rPr>
-              <w:t>{{ eq.remarks }}</w:t>
+              <w:t xml:space="preserve">{ </w:t>
+            </w:r>
+            <w:proofErr w:type="spellStart"/>
+            <w:r>
+              <w:rPr>
+                <w:sz w:val="16"/>
+                <w:szCs w:val="16"/>
+              </w:rPr>
+              <w:t>eqs</w:t>
+            </w:r>
+            <w:proofErr w:type="spellEnd"/>
+            <w:r>
+              <w:rPr>
+                <w:sz w:val="16"/>
+                <w:szCs w:val="16"/>
+              </w:rPr>
+              <w:t>[</w:t>
+            </w:r>
+            <w:r>
+              <w:rPr>
+                <w:sz w:val="16"/>
+                <w:szCs w:val="16"/>
+              </w:rPr>
+              <w:t>2</w:t>
+            </w:r>
+            <w:r>
+              <w:rPr>
+                <w:sz w:val="16"/>
+                <w:szCs w:val="16"/>
+              </w:rPr>
+              <w:t>].remarks }}</w:t>
             </w:r>
           </w:p>
         </w:tc>
@@ -3611,6 +5253,603 @@
         </w:trPr>
         <w:tc>
           <w:tcPr>
+            <w:tcW w:w="2700" w:type="dxa"/>
+            <w:tcBorders>
+              <w:top w:val="single" w:sz="4" w:space="0" w:color="000000"/>
+              <w:left w:val="single" w:sz="4" w:space="0" w:color="000000"/>
+              <w:bottom w:val="single" w:sz="4" w:space="0" w:color="000000"/>
+              <w:right w:val="single" w:sz="4" w:space="0" w:color="000000"/>
+            </w:tcBorders>
+          </w:tcPr>
+          <w:p>
+            <w:pPr>
+              <w:ind w:left="0"/>
+            </w:pPr>
+            <w:r>
+              <w:t xml:space="preserve">{{ </w:t>
+            </w:r>
+            <w:proofErr w:type="spellStart"/>
+            <w:r>
+              <w:t>eqs</w:t>
+            </w:r>
+            <w:proofErr w:type="spellEnd"/>
+            <w:r>
+              <w:t>[3].contractor }}</w:t>
+            </w:r>
+          </w:p>
+        </w:tc>
+        <w:tc>
+          <w:tcPr>
+            <w:tcW w:w="5405" w:type="dxa"/>
+            <w:gridSpan w:val="7"/>
+            <w:tcBorders>
+              <w:top w:val="single" w:sz="4" w:space="0" w:color="000000"/>
+              <w:left w:val="single" w:sz="4" w:space="0" w:color="000000"/>
+              <w:bottom w:val="single" w:sz="4" w:space="0" w:color="000000"/>
+              <w:right w:val="single" w:sz="4" w:space="0" w:color="000000"/>
+            </w:tcBorders>
+          </w:tcPr>
+          <w:p>
+            <w:pPr>
+              <w:ind w:left="0"/>
+            </w:pPr>
+            <w:r>
+              <w:t xml:space="preserve">{{ </w:t>
+            </w:r>
+            <w:proofErr w:type="spellStart"/>
+            <w:r>
+              <w:t>eqs</w:t>
+            </w:r>
+            <w:proofErr w:type="spellEnd"/>
+            <w:r>
+              <w:t>[3].equipment }}</w:t>
+            </w:r>
+          </w:p>
+        </w:tc>
+        <w:tc>
+          <w:tcPr>
+            <w:tcW w:w="1224" w:type="dxa"/>
+            <w:tcBorders>
+              <w:top w:val="single" w:sz="4" w:space="0" w:color="000000"/>
+              <w:left w:val="single" w:sz="4" w:space="0" w:color="000000"/>
+              <w:bottom w:val="single" w:sz="4" w:space="0" w:color="000000"/>
+              <w:right w:val="single" w:sz="4" w:space="0" w:color="000000"/>
+            </w:tcBorders>
+          </w:tcPr>
+          <w:p>
+            <w:pPr>
+              <w:ind w:left="0"/>
+            </w:pPr>
+            <w:r>
+              <w:rPr>
+                <w:sz w:val="18"/>
+                <w:szCs w:val="18"/>
+              </w:rPr>
+              <w:t xml:space="preserve">{{ </w:t>
+            </w:r>
+            <w:proofErr w:type="spellStart"/>
+            <w:r>
+              <w:rPr>
+                <w:sz w:val="18"/>
+                <w:szCs w:val="18"/>
+              </w:rPr>
+              <w:t>eqs</w:t>
+            </w:r>
+            <w:proofErr w:type="spellEnd"/>
+            <w:r>
+              <w:rPr>
+                <w:sz w:val="18"/>
+                <w:szCs w:val="18"/>
+              </w:rPr>
+              <w:t>[3].qty }}</w:t>
+            </w:r>
+          </w:p>
+        </w:tc>
+        <w:tc>
+          <w:tcPr>
+            <w:tcW w:w="1155" w:type="dxa"/>
+            <w:gridSpan w:val="2"/>
+            <w:tcBorders>
+              <w:top w:val="single" w:sz="4" w:space="0" w:color="000000"/>
+              <w:left w:val="single" w:sz="4" w:space="0" w:color="000000"/>
+              <w:bottom w:val="single" w:sz="4" w:space="0" w:color="000000"/>
+              <w:right w:val="single" w:sz="4" w:space="0" w:color="000000"/>
+            </w:tcBorders>
+          </w:tcPr>
+          <w:p>
+            <w:pPr>
+              <w:ind w:left="0"/>
+            </w:pPr>
+            <w:r>
+              <w:rPr>
+                <w:sz w:val="18"/>
+                <w:szCs w:val="18"/>
+              </w:rPr>
+              <w:t xml:space="preserve">{{ </w:t>
+            </w:r>
+            <w:proofErr w:type="spellStart"/>
+            <w:r>
+              <w:rPr>
+                <w:sz w:val="18"/>
+                <w:szCs w:val="18"/>
+              </w:rPr>
+              <w:t>eqs</w:t>
+            </w:r>
+            <w:proofErr w:type="spellEnd"/>
+            <w:r>
+              <w:rPr>
+                <w:sz w:val="18"/>
+                <w:szCs w:val="18"/>
+              </w:rPr>
+              <w:t>[3].hours }}</w:t>
+            </w:r>
+          </w:p>
+        </w:tc>
+        <w:tc>
+          <w:tcPr>
+            <w:tcW w:w="1229" w:type="dxa"/>
+            <w:tcBorders>
+              <w:top w:val="single" w:sz="4" w:space="0" w:color="000000"/>
+              <w:left w:val="single" w:sz="4" w:space="0" w:color="000000"/>
+              <w:bottom w:val="single" w:sz="4" w:space="0" w:color="000000"/>
+              <w:right w:val="single" w:sz="4" w:space="0" w:color="000000"/>
+            </w:tcBorders>
+          </w:tcPr>
+          <w:p>
+            <w:pPr>
+              <w:ind w:left="0"/>
+            </w:pPr>
+            <w:r>
+              <w:rPr>
+                <w:sz w:val="16"/>
+                <w:szCs w:val="16"/>
+              </w:rPr>
+              <w:t>{</w:t>
+            </w:r>
+            <w:r>
+              <w:rPr>
+                <w:sz w:val="16"/>
+                <w:szCs w:val="16"/>
+              </w:rPr>
+              <w:t xml:space="preserve">{ </w:t>
+            </w:r>
+            <w:proofErr w:type="spellStart"/>
+            <w:r>
+              <w:rPr>
+                <w:sz w:val="16"/>
+                <w:szCs w:val="16"/>
+              </w:rPr>
+              <w:t>eqs</w:t>
+            </w:r>
+            <w:proofErr w:type="spellEnd"/>
+            <w:r>
+              <w:rPr>
+                <w:sz w:val="16"/>
+                <w:szCs w:val="16"/>
+              </w:rPr>
+              <w:t>[</w:t>
+            </w:r>
+            <w:r>
+              <w:rPr>
+                <w:sz w:val="16"/>
+                <w:szCs w:val="16"/>
+              </w:rPr>
+              <w:t>3</w:t>
+            </w:r>
+            <w:r>
+              <w:rPr>
+                <w:sz w:val="16"/>
+                <w:szCs w:val="16"/>
+              </w:rPr>
+              <w:t>].remarks }}</w:t>
+            </w:r>
+          </w:p>
+        </w:tc>
+      </w:tr>
+      <w:tr>
+        <w:trPr>
+          <w:trHeight w:val="256"/>
+        </w:trPr>
+        <w:tc>
+          <w:tcPr>
+            <w:tcW w:w="2700" w:type="dxa"/>
+            <w:tcBorders>
+              <w:top w:val="single" w:sz="4" w:space="0" w:color="000000"/>
+              <w:left w:val="single" w:sz="4" w:space="0" w:color="000000"/>
+              <w:bottom w:val="single" w:sz="4" w:space="0" w:color="000000"/>
+              <w:right w:val="single" w:sz="4" w:space="0" w:color="000000"/>
+            </w:tcBorders>
+          </w:tcPr>
+          <w:p>
+            <w:pPr>
+              <w:ind w:left="0"/>
+            </w:pPr>
+            <w:r>
+              <w:t xml:space="preserve">{{ </w:t>
+            </w:r>
+            <w:proofErr w:type="spellStart"/>
+            <w:r>
+              <w:t>eqs</w:t>
+            </w:r>
+            <w:proofErr w:type="spellEnd"/>
+            <w:r>
+              <w:t>[4].contractor }}</w:t>
+            </w:r>
+          </w:p>
+        </w:tc>
+        <w:tc>
+          <w:tcPr>
+            <w:tcW w:w="5405" w:type="dxa"/>
+            <w:gridSpan w:val="7"/>
+            <w:tcBorders>
+              <w:top w:val="single" w:sz="4" w:space="0" w:color="000000"/>
+              <w:left w:val="single" w:sz="4" w:space="0" w:color="000000"/>
+              <w:bottom w:val="single" w:sz="4" w:space="0" w:color="000000"/>
+              <w:right w:val="single" w:sz="4" w:space="0" w:color="000000"/>
+            </w:tcBorders>
+          </w:tcPr>
+          <w:p>
+            <w:pPr>
+              <w:ind w:left="0"/>
+            </w:pPr>
+            <w:r>
+              <w:t xml:space="preserve">{{ </w:t>
+            </w:r>
+            <w:proofErr w:type="spellStart"/>
+            <w:r>
+              <w:t>eqs</w:t>
+            </w:r>
+            <w:proofErr w:type="spellEnd"/>
+            <w:r>
+              <w:t>[4].equipment }}</w:t>
+            </w:r>
+          </w:p>
+        </w:tc>
+        <w:tc>
+          <w:tcPr>
+            <w:tcW w:w="1224" w:type="dxa"/>
+            <w:tcBorders>
+              <w:top w:val="single" w:sz="4" w:space="0" w:color="000000"/>
+              <w:left w:val="single" w:sz="4" w:space="0" w:color="000000"/>
+              <w:bottom w:val="single" w:sz="4" w:space="0" w:color="000000"/>
+              <w:right w:val="single" w:sz="4" w:space="0" w:color="000000"/>
+            </w:tcBorders>
+          </w:tcPr>
+          <w:p>
+            <w:pPr>
+              <w:ind w:left="0"/>
+            </w:pPr>
+            <w:r>
+              <w:rPr>
+                <w:sz w:val="18"/>
+                <w:szCs w:val="18"/>
+              </w:rPr>
+              <w:t xml:space="preserve">{{ </w:t>
+            </w:r>
+            <w:proofErr w:type="spellStart"/>
+            <w:r>
+              <w:rPr>
+                <w:sz w:val="18"/>
+                <w:szCs w:val="18"/>
+              </w:rPr>
+              <w:t>eqs</w:t>
+            </w:r>
+            <w:proofErr w:type="spellEnd"/>
+            <w:r>
+              <w:rPr>
+                <w:sz w:val="18"/>
+                <w:szCs w:val="18"/>
+              </w:rPr>
+              <w:t>[4].qty }}</w:t>
+            </w:r>
+          </w:p>
+        </w:tc>
+        <w:tc>
+          <w:tcPr>
+            <w:tcW w:w="1155" w:type="dxa"/>
+            <w:gridSpan w:val="2"/>
+            <w:tcBorders>
+              <w:top w:val="single" w:sz="4" w:space="0" w:color="000000"/>
+              <w:left w:val="single" w:sz="4" w:space="0" w:color="000000"/>
+              <w:bottom w:val="single" w:sz="4" w:space="0" w:color="000000"/>
+              <w:right w:val="single" w:sz="4" w:space="0" w:color="000000"/>
+            </w:tcBorders>
+          </w:tcPr>
+          <w:p>
+            <w:pPr>
+              <w:ind w:left="0"/>
+            </w:pPr>
+            <w:r>
+              <w:rPr>
+                <w:sz w:val="18"/>
+                <w:szCs w:val="18"/>
+              </w:rPr>
+              <w:t xml:space="preserve">{{ </w:t>
+            </w:r>
+            <w:proofErr w:type="spellStart"/>
+            <w:r>
+              <w:rPr>
+                <w:sz w:val="18"/>
+                <w:szCs w:val="18"/>
+              </w:rPr>
+              <w:t>eqs</w:t>
+            </w:r>
+            <w:proofErr w:type="spellEnd"/>
+            <w:r>
+              <w:rPr>
+                <w:sz w:val="18"/>
+                <w:szCs w:val="18"/>
+              </w:rPr>
+              <w:t>[4].hours }}</w:t>
+            </w:r>
+          </w:p>
+        </w:tc>
+        <w:tc>
+          <w:tcPr>
+            <w:tcW w:w="1229" w:type="dxa"/>
+            <w:tcBorders>
+              <w:top w:val="single" w:sz="4" w:space="0" w:color="000000"/>
+              <w:left w:val="single" w:sz="4" w:space="0" w:color="000000"/>
+              <w:bottom w:val="single" w:sz="4" w:space="0" w:color="000000"/>
+              <w:right w:val="single" w:sz="4" w:space="0" w:color="000000"/>
+            </w:tcBorders>
+          </w:tcPr>
+          <w:p>
+            <w:pPr>
+              <w:ind w:left="0"/>
+            </w:pPr>
+            <w:r>
+              <w:rPr>
+                <w:sz w:val="16"/>
+                <w:szCs w:val="16"/>
+              </w:rPr>
+              <w:t>{</w:t>
+            </w:r>
+            <w:r>
+              <w:rPr>
+                <w:sz w:val="16"/>
+                <w:szCs w:val="16"/>
+              </w:rPr>
+              <w:t xml:space="preserve">{ </w:t>
+            </w:r>
+            <w:proofErr w:type="spellStart"/>
+            <w:r>
+              <w:rPr>
+                <w:sz w:val="16"/>
+                <w:szCs w:val="16"/>
+              </w:rPr>
+              <w:t>eqs</w:t>
+            </w:r>
+            <w:proofErr w:type="spellEnd"/>
+            <w:r>
+              <w:rPr>
+                <w:sz w:val="16"/>
+                <w:szCs w:val="16"/>
+              </w:rPr>
+              <w:t>[</w:t>
+            </w:r>
+            <w:r>
+              <w:rPr>
+                <w:sz w:val="16"/>
+                <w:szCs w:val="16"/>
+              </w:rPr>
+              <w:t>4</w:t>
+            </w:r>
+            <w:r>
+              <w:rPr>
+                <w:sz w:val="16"/>
+                <w:szCs w:val="16"/>
+              </w:rPr>
+              <w:t>].remarks }}</w:t>
+            </w:r>
+          </w:p>
+        </w:tc>
+      </w:tr>
+      <w:tr>
+        <w:trPr>
+          <w:trHeight w:val="256"/>
+        </w:trPr>
+        <w:tc>
+          <w:tcPr>
+            <w:tcW w:w="2700" w:type="dxa"/>
+            <w:tcBorders>
+              <w:top w:val="single" w:sz="4" w:space="0" w:color="000000"/>
+              <w:left w:val="single" w:sz="4" w:space="0" w:color="000000"/>
+              <w:bottom w:val="single" w:sz="4" w:space="0" w:color="000000"/>
+              <w:right w:val="single" w:sz="4" w:space="0" w:color="000000"/>
+            </w:tcBorders>
+          </w:tcPr>
+          <w:p>
+            <w:pPr>
+              <w:ind w:left="0"/>
+            </w:pPr>
+            <w:r>
+              <w:t xml:space="preserve">{{ </w:t>
+            </w:r>
+            <w:proofErr w:type="spellStart"/>
+            <w:r>
+              <w:t>eqs</w:t>
+            </w:r>
+            <w:proofErr w:type="spellEnd"/>
+            <w:r>
+              <w:t>[5].contractor }}</w:t>
+            </w:r>
+          </w:p>
+        </w:tc>
+        <w:tc>
+          <w:tcPr>
+            <w:tcW w:w="5405" w:type="dxa"/>
+            <w:gridSpan w:val="7"/>
+            <w:tcBorders>
+              <w:top w:val="single" w:sz="4" w:space="0" w:color="000000"/>
+              <w:left w:val="single" w:sz="4" w:space="0" w:color="000000"/>
+              <w:bottom w:val="single" w:sz="4" w:space="0" w:color="000000"/>
+              <w:right w:val="single" w:sz="4" w:space="0" w:color="000000"/>
+            </w:tcBorders>
+          </w:tcPr>
+          <w:p>
+            <w:pPr>
+              <w:ind w:left="0"/>
+            </w:pPr>
+            <w:r>
+              <w:t xml:space="preserve">{{ </w:t>
+            </w:r>
+            <w:proofErr w:type="spellStart"/>
+            <w:r>
+              <w:t>eqs</w:t>
+            </w:r>
+            <w:proofErr w:type="spellEnd"/>
+            <w:r>
+              <w:t>[5].equipment }}</w:t>
+            </w:r>
+          </w:p>
+        </w:tc>
+        <w:tc>
+          <w:tcPr>
+            <w:tcW w:w="1224" w:type="dxa"/>
+            <w:tcBorders>
+              <w:top w:val="single" w:sz="4" w:space="0" w:color="000000"/>
+              <w:left w:val="single" w:sz="4" w:space="0" w:color="000000"/>
+              <w:bottom w:val="single" w:sz="4" w:space="0" w:color="000000"/>
+              <w:right w:val="single" w:sz="4" w:space="0" w:color="000000"/>
+            </w:tcBorders>
+          </w:tcPr>
+          <w:p>
+            <w:pPr>
+              <w:ind w:left="0"/>
+            </w:pPr>
+            <w:r>
+              <w:rPr>
+                <w:sz w:val="18"/>
+                <w:szCs w:val="18"/>
+              </w:rPr>
+              <w:t xml:space="preserve">{{ </w:t>
+            </w:r>
+            <w:proofErr w:type="spellStart"/>
+            <w:r>
+              <w:rPr>
+                <w:sz w:val="18"/>
+                <w:szCs w:val="18"/>
+              </w:rPr>
+              <w:t>eqs</w:t>
+            </w:r>
+            <w:proofErr w:type="spellEnd"/>
+            <w:r>
+              <w:rPr>
+                <w:sz w:val="18"/>
+                <w:szCs w:val="18"/>
+              </w:rPr>
+              <w:t>[5].qty }}</w:t>
+            </w:r>
+          </w:p>
+        </w:tc>
+        <w:tc>
+          <w:tcPr>
+            <w:tcW w:w="1155" w:type="dxa"/>
+            <w:gridSpan w:val="2"/>
+            <w:tcBorders>
+              <w:top w:val="single" w:sz="4" w:space="0" w:color="000000"/>
+              <w:left w:val="single" w:sz="4" w:space="0" w:color="000000"/>
+              <w:bottom w:val="single" w:sz="4" w:space="0" w:color="000000"/>
+              <w:right w:val="single" w:sz="4" w:space="0" w:color="000000"/>
+            </w:tcBorders>
+          </w:tcPr>
+          <w:p>
+            <w:pPr>
+              <w:ind w:left="0"/>
+            </w:pPr>
+            <w:r>
+              <w:rPr>
+                <w:sz w:val="18"/>
+                <w:szCs w:val="18"/>
+              </w:rPr>
+              <w:t xml:space="preserve">{{ </w:t>
+            </w:r>
+            <w:proofErr w:type="spellStart"/>
+            <w:r>
+              <w:rPr>
+                <w:sz w:val="18"/>
+                <w:szCs w:val="18"/>
+              </w:rPr>
+              <w:t>eqs</w:t>
+            </w:r>
+            <w:proofErr w:type="spellEnd"/>
+            <w:r>
+              <w:rPr>
+                <w:sz w:val="18"/>
+                <w:szCs w:val="18"/>
+              </w:rPr>
+              <w:t>[5].hours }}</w:t>
+            </w:r>
+          </w:p>
+        </w:tc>
+        <w:tc>
+          <w:tcPr>
+            <w:tcW w:w="1229" w:type="dxa"/>
+            <w:tcBorders>
+              <w:top w:val="single" w:sz="4" w:space="0" w:color="000000"/>
+              <w:left w:val="single" w:sz="4" w:space="0" w:color="000000"/>
+              <w:bottom w:val="single" w:sz="4" w:space="0" w:color="000000"/>
+              <w:right w:val="single" w:sz="4" w:space="0" w:color="000000"/>
+            </w:tcBorders>
+          </w:tcPr>
+          <w:p>
+            <w:pPr>
+              <w:ind w:left="0"/>
+            </w:pPr>
+            <w:r>
+              <w:rPr>
+                <w:sz w:val="16"/>
+                <w:szCs w:val="16"/>
+              </w:rPr>
+              <w:t>{</w:t>
+            </w:r>
+            <w:r>
+              <w:rPr>
+                <w:sz w:val="16"/>
+                <w:szCs w:val="16"/>
+              </w:rPr>
+              <w:t xml:space="preserve">{ </w:t>
+            </w:r>
+            <w:proofErr w:type="spellStart"/>
+            <w:r>
+              <w:rPr>
+                <w:sz w:val="16"/>
+                <w:szCs w:val="16"/>
+              </w:rPr>
+              <w:t>eqs</w:t>
+            </w:r>
+            <w:proofErr w:type="spellEnd"/>
+            <w:r>
+              <w:rPr>
+                <w:sz w:val="16"/>
+                <w:szCs w:val="16"/>
+              </w:rPr>
+              <w:t>[</w:t>
+            </w:r>
+            <w:r>
+              <w:rPr>
+                <w:sz w:val="16"/>
+                <w:szCs w:val="16"/>
+              </w:rPr>
+              <w:t>5</w:t>
+            </w:r>
+            <w:r>
+              <w:rPr>
+                <w:sz w:val="16"/>
+                <w:szCs w:val="16"/>
+              </w:rPr>
+              <w:t>].remarks }}</w:t>
+            </w:r>
+          </w:p>
+        </w:tc>
+      </w:tr>
+      <w:tr>
+        <w:trPr>
+          <w:trHeight w:val="256"/>
+        </w:trPr>
+        <w:tc>
+          <w:tcPr>
             <w:tcW w:w="2057" w:type="dxa"/>
             <w:tcBorders>
               <w:top w:val="single" w:sz="4" w:space="0" w:color="000000"/>
@@ -3622,18 +5861,12 @@
           <w:p>
             <w:pPr>
               <w:ind w:left="0"/>
+              <w:jc w:val="both"/>
               <w:rPr>
                 <w:sz w:val="24"/>
                 <w:szCs w:val="24"/>
               </w:rPr>
             </w:pPr>
-            <w:r>
-              <w:rPr>
-                <w:sz w:val="24"/>
-                <w:szCs w:val="24"/>
-              </w:rPr>
-              <w:t xml:space="preserve">{%tr endfor %}</w:t>
-            </w:r>
           </w:p>
         </w:tc>
         <w:tc>
@@ -3650,10 +5883,8 @@
           <w:p>
             <w:pPr>
               <w:ind w:left="0"/>
-            </w:pPr>
-            <w:r>
-              <w:t/>
-            </w:r>
+              <w:jc w:val="both"/>
+            </w:pPr>
           </w:p>
         </w:tc>
         <w:tc>
@@ -3669,51 +5900,39 @@
           <w:p>
             <w:pPr>
               <w:ind w:left="0"/>
+              <w:jc w:val="both"/>
               <w:rPr>
                 <w:sz w:val="18"/>
                 <w:szCs w:val="18"/>
               </w:rPr>
             </w:pPr>
-            <w:r>
+          </w:p>
+        </w:tc>
+        <w:tc>
+          <w:tcPr>
+            <w:tcW w:w="1155" w:type="dxa"/>
+            <w:gridSpan w:val="2"/>
+            <w:tcBorders>
+              <w:top w:val="single" w:sz="4" w:space="0" w:color="000000"/>
+              <w:left w:val="single" w:sz="4" w:space="0" w:color="000000"/>
+              <w:bottom w:val="single" w:sz="4" w:space="0" w:color="000000"/>
+              <w:right w:val="single" w:sz="4" w:space="0" w:color="000000"/>
+            </w:tcBorders>
+          </w:tcPr>
+          <w:p>
+            <w:pPr>
+              <w:ind w:left="0"/>
+              <w:jc w:val="both"/>
               <w:rPr>
                 <w:sz w:val="18"/>
                 <w:szCs w:val="18"/>
               </w:rPr>
-              <w:t/>
-            </w:r>
-          </w:p>
-        </w:tc>
-        <w:tc>
-          <w:tcPr>
-            <w:tcW w:w="1405" w:type="dxa"/>
-            <w:gridSpan w:val="2"/>
-            <w:tcBorders>
-              <w:top w:val="single" w:sz="4" w:space="0" w:color="000000"/>
-              <w:left w:val="single" w:sz="4" w:space="0" w:color="000000"/>
-              <w:bottom w:val="single" w:sz="4" w:space="0" w:color="000000"/>
-              <w:right w:val="single" w:sz="4" w:space="0" w:color="000000"/>
-            </w:tcBorders>
-          </w:tcPr>
-          <w:p>
-            <w:pPr>
-              <w:ind w:left="0"/>
-              <w:rPr>
-                <w:sz w:val="18"/>
-                <w:szCs w:val="18"/>
-              </w:rPr>
-            </w:pPr>
-            <w:r>
-              <w:rPr>
-                <w:sz w:val="18"/>
-                <w:szCs w:val="18"/>
-              </w:rPr>
-              <w:t/>
-            </w:r>
-          </w:p>
-        </w:tc>
-        <w:tc>
-          <w:tcPr>
-            <w:tcW w:w="1429" w:type="dxa"/>
+            </w:pPr>
+          </w:p>
+        </w:tc>
+        <w:tc>
+          <w:tcPr>
+            <w:tcW w:w="1229" w:type="dxa"/>
             <w:tcBorders>
               <w:top w:val="single" w:sz="4" w:space="0" w:color="000000"/>
               <w:left w:val="single" w:sz="4" w:space="0" w:color="000000"/>
@@ -3730,13 +5949,6 @@
                 <w:szCs w:val="16"/>
               </w:rPr>
             </w:pPr>
-            <w:r>
-              <w:rPr>
-                <w:sz w:val="16"/>
-                <w:szCs w:val="16"/>
-              </w:rPr>
-              <w:t/>
-            </w:r>
           </w:p>
         </w:tc>
       </w:tr>
@@ -3867,7 +6079,21 @@
                 <w:szCs w:val="20"/>
               </w:rPr>
               <w:lastRenderedPageBreak/>
-              <w:t>Construction Progress Photos</w:t>
+              <w:t>Construction</w:t>
+            </w:r>
+            <w:r>
+              <w:rPr>
+                <w:b/>
+                <w:szCs w:val="20"/>
+              </w:rPr>
+              <w:t xml:space="preserve"> Progress</w:t>
+            </w:r>
+            <w:r>
+              <w:rPr>
+                <w:b/>
+                <w:szCs w:val="20"/>
+              </w:rPr>
+              <w:t xml:space="preserve"> Photos</w:t>
             </w:r>
           </w:p>
         </w:tc>
@@ -3894,7 +6120,32 @@
                 <w:sz w:val="20"/>
                 <w:szCs w:val="20"/>
               </w:rPr>
-              <w:t xml:space="preserve">Photo No. 1: </w:t>
+              <w:t>Photo No</w:t>
+            </w:r>
+            <w:r>
+              <w:rPr>
+                <w:b/>
+                <w:sz w:val="20"/>
+                <w:szCs w:val="20"/>
+              </w:rPr>
+              <w:t>.</w:t>
+            </w:r>
+            <w:r>
+              <w:rPr>
+                <w:b/>
+                <w:sz w:val="20"/>
+                <w:szCs w:val="20"/>
+              </w:rPr>
+              <w:t xml:space="preserve"> </w:t>
+            </w:r>
+            <w:proofErr w:type="gramStart"/>
+            <w:r>
+              <w:rPr>
+                <w:b/>
+                <w:sz w:val="20"/>
+                <w:szCs w:val="20"/>
+              </w:rPr>
+              <w:t xml:space="preserve">1: </w:t>
             </w:r>
             <w:r>
               <w:rPr>
@@ -3902,7 +6153,48 @@
                 <w:sz w:val="20"/>
                 <w:szCs w:val="20"/>
               </w:rPr>
-              <w:t xml:space="preserve">{{ caption_1 }} </w:t>
+              <w:t>{{</w:t>
+            </w:r>
+            <w:proofErr w:type="gramEnd"/>
+            <w:r>
+              <w:rPr>
+                <w:bCs/>
+                <w:sz w:val="20"/>
+                <w:szCs w:val="20"/>
+              </w:rPr>
+              <w:t xml:space="preserve"> </w:t>
+            </w:r>
+            <w:r>
+              <w:rPr>
+                <w:bCs/>
+                <w:sz w:val="20"/>
+                <w:szCs w:val="20"/>
+              </w:rPr>
+              <w:t>caption_1</w:t>
+            </w:r>
+            <w:r>
+              <w:rPr>
+                <w:bCs/>
+                <w:sz w:val="20"/>
+                <w:szCs w:val="20"/>
+              </w:rPr>
+              <w:t xml:space="preserve"> </w:t>
+            </w:r>
+            <w:r>
+              <w:rPr>
+                <w:bCs/>
+                <w:sz w:val="20"/>
+                <w:szCs w:val="20"/>
+              </w:rPr>
+              <w:t>}}</w:t>
+            </w:r>
+            <w:r>
+              <w:rPr>
+                <w:bCs/>
+                <w:sz w:val="20"/>
+                <w:szCs w:val="20"/>
+              </w:rPr>
+              <w:t xml:space="preserve"> </w:t>
             </w:r>
           </w:p>
           <w:p>
@@ -3926,7 +6218,81 @@
           </w:tcPr>
           <w:p>
             <w:r>
-              <w:t>Photo No. 2:  {{ caption_2 }}</w:t>
+              <w:rPr>
+                <w:bCs/>
+                <w:b/>
+                <w:sz w:val="20"/>
+                <w:szCs w:val="20"/>
+              </w:rPr>
+              <w:t xml:space="preserve">Photo No. </w:t>
+            </w:r>
+            <w:proofErr w:type="gramStart"/>
+            <w:r>
+              <w:rPr>
+                <w:bCs/>
+                <w:b/>
+                <w:sz w:val="20"/>
+                <w:szCs w:val="20"/>
+              </w:rPr>
+              <w:t>2</w:t>
+            </w:r>
+            <w:r>
+              <w:rPr>
+                <w:bCs/>
+                <w:b/>
+                <w:sz w:val="20"/>
+                <w:szCs w:val="20"/>
+              </w:rPr>
+              <w:t>:</w:t>
+            </w:r>
+            <w:r>
+              <w:rPr>
+                <w:bCs/>
+                <w:b/>
+                <w:sz w:val="20"/>
+                <w:szCs w:val="20"/>
+              </w:rPr>
+              <w:t xml:space="preserve"> </w:t>
+            </w:r>
+            <w:r>
+              <w:rPr>
+                <w:bCs/>
+                <w:b/>
+                <w:sz w:val="20"/>
+                <w:szCs w:val="20"/>
+              </w:rPr>
+              <w:t xml:space="preserve"> </w:t>
+            </w:r>
+            <w:r>
+              <w:rPr>
+                <w:sz w:val="20"/>
+                <w:szCs w:val="20"/>
+              </w:rPr>
+              <w:t>{{</w:t>
+            </w:r>
+            <w:proofErr w:type="gramEnd"/>
+            <w:r>
+              <w:rPr>
+                <w:bCs/>
+                <w:b/>
+                <w:sz w:val="20"/>
+                <w:szCs w:val="20"/>
+              </w:rPr>
+              <w:t xml:space="preserve"> </w:t>
+            </w:r>
+            <w:r>
+              <w:rPr>
+                <w:sz w:val="20"/>
+                <w:szCs w:val="20"/>
+              </w:rPr>
+              <w:t>capti</w:t>
+            </w:r>
+            <w:r>
+              <w:rPr>
+                <w:sz w:val="20"/>
+                <w:szCs w:val="20"/>
+              </w:rPr>
+              <w:t>on_2 }}</w:t>
             </w:r>
           </w:p>
           <w:p>
@@ -3986,7 +6352,90 @@
           </w:tcPr>
           <w:p>
             <w:r>
-              <w:t xml:space="preserve">Photo No. 3:  {{ caption_3 }} </w:t>
+              <w:rPr>
+                <w:bCs/>
+                <w:b/>
+                <w:sz w:val="20"/>
+                <w:szCs w:val="20"/>
+              </w:rPr>
+              <w:t>Photo No</w:t>
+            </w:r>
+            <w:r>
+              <w:rPr>
+                <w:bCs/>
+                <w:b/>
+                <w:sz w:val="20"/>
+                <w:szCs w:val="20"/>
+              </w:rPr>
+              <w:t>.</w:t>
+            </w:r>
+            <w:r>
+              <w:rPr>
+                <w:bCs/>
+                <w:b/>
+                <w:sz w:val="20"/>
+                <w:szCs w:val="20"/>
+              </w:rPr>
+              <w:t xml:space="preserve"> </w:t>
+            </w:r>
+            <w:proofErr w:type="gramStart"/>
+            <w:r>
+              <w:rPr>
+                <w:bCs/>
+                <w:b/>
+                <w:sz w:val="20"/>
+                <w:szCs w:val="20"/>
+              </w:rPr>
+              <w:t xml:space="preserve">3: </w:t>
+            </w:r>
+            <w:r>
+              <w:rPr>
+                <w:bCs/>
+                <w:b/>
+                <w:sz w:val="20"/>
+                <w:szCs w:val="20"/>
+              </w:rPr>
+              <w:t xml:space="preserve"> </w:t>
+            </w:r>
+            <w:r>
+              <w:rPr>
+                <w:sz w:val="20"/>
+                <w:szCs w:val="20"/>
+              </w:rPr>
+              <w:t>{{</w:t>
+            </w:r>
+            <w:proofErr w:type="gramEnd"/>
+            <w:r>
+              <w:rPr>
+                <w:bCs/>
+                <w:b/>
+                <w:sz w:val="20"/>
+                <w:szCs w:val="20"/>
+              </w:rPr>
+              <w:t xml:space="preserve"> </w:t>
+            </w:r>
+            <w:r>
+              <w:rPr>
+                <w:sz w:val="20"/>
+                <w:szCs w:val="20"/>
+              </w:rPr>
+              <w:t xml:space="preserve">caption_3 </w:t>
+            </w:r>
+            <w:r>
+              <w:rPr>
+                <w:sz w:val="20"/>
+                <w:szCs w:val="20"/>
+              </w:rPr>
+              <w:t>}}</w:t>
+            </w:r>
+            <w:r>
+              <w:rPr>
+                <w:bCs/>
+                <w:b/>
+                <w:sz w:val="20"/>
+                <w:szCs w:val="20"/>
+              </w:rPr>
+              <w:t xml:space="preserve"> </w:t>
             </w:r>
           </w:p>
           <w:p>
@@ -4010,7 +6459,81 @@
           </w:tcPr>
           <w:p>
             <w:r>
-              <w:t xml:space="preserve">Photo No. 4:  {{ caption_4 }} </w:t>
+              <w:rPr>
+                <w:bCs/>
+                <w:b/>
+                <w:sz w:val="20"/>
+                <w:szCs w:val="20"/>
+              </w:rPr>
+              <w:t xml:space="preserve">Photo No. </w:t>
+            </w:r>
+            <w:proofErr w:type="gramStart"/>
+            <w:r>
+              <w:rPr>
+                <w:bCs/>
+                <w:b/>
+                <w:sz w:val="20"/>
+                <w:szCs w:val="20"/>
+              </w:rPr>
+              <w:t>4</w:t>
+            </w:r>
+            <w:r>
+              <w:rPr>
+                <w:bCs/>
+                <w:b/>
+                <w:sz w:val="20"/>
+                <w:szCs w:val="20"/>
+              </w:rPr>
+              <w:t xml:space="preserve">: </w:t>
+            </w:r>
+            <w:r>
+              <w:rPr>
+                <w:bCs/>
+                <w:b/>
+                <w:sz w:val="20"/>
+                <w:szCs w:val="20"/>
+              </w:rPr>
+              <w:t xml:space="preserve"> </w:t>
+            </w:r>
+            <w:r>
+              <w:rPr>
+                <w:sz w:val="20"/>
+                <w:szCs w:val="20"/>
+              </w:rPr>
+              <w:t>{{</w:t>
+            </w:r>
+            <w:proofErr w:type="gramEnd"/>
+            <w:r>
+              <w:rPr>
+                <w:bCs/>
+                <w:b/>
+                <w:sz w:val="20"/>
+                <w:szCs w:val="20"/>
+              </w:rPr>
+              <w:t xml:space="preserve"> </w:t>
+            </w:r>
+            <w:r>
+              <w:rPr>
+                <w:sz w:val="20"/>
+                <w:szCs w:val="20"/>
+              </w:rPr>
+              <w:t xml:space="preserve">caption_4 </w:t>
+            </w:r>
+            <w:r>
+              <w:rPr>
+                <w:sz w:val="20"/>
+                <w:szCs w:val="20"/>
+              </w:rPr>
+              <w:t>}}</w:t>
+            </w:r>
+            <w:r>
+              <w:rPr>
+                <w:bCs/>
+                <w:b/>
+                <w:sz w:val="20"/>
+                <w:szCs w:val="20"/>
+              </w:rPr>
+              <w:t xml:space="preserve"> </w:t>
             </w:r>
           </w:p>
           <w:p>
@@ -4020,33 +6543,6 @@
             </w:pPr>
             <w:r>
               <w:t>{{ photo_4 }}</w:t>
-            </w:r>
-          </w:p>
-        </w:tc>
-      </w:tr>
-      <w:tr>
-        <w:trPr>
-          <w:trHeight w:val="143"/>
-        </w:trPr>
-        <w:tc>
-          <w:tcPr>
-            <w:tcW w:w="5000" w:type="pct"/>
-            <w:shd w:val="clear" w:color="auto" w:fill="9CC2E5" w:themeFill="accent1" w:themeFillTint="99"/>
-          </w:tcPr>
-          <w:p>
-            <w:pPr>
-              <w:jc w:val="center"/>
-              <w:rPr>
-                <w:b/>
-                <w:sz w:val="24"/>
-              </w:rPr>
-            </w:pPr>
-            <w:r>
-              <w:rPr>
-                <w:b/>
-                <w:szCs w:val="20"/>
-              </w:rPr>
-              <w:t>Construction Progress Photos</w:t>
             </w:r>
           </w:p>
         </w:tc>
@@ -4074,7 +6570,48 @@
                 <w:szCs w:val="20"/>
               </w:rPr>
               <w:lastRenderedPageBreak/>
-              <w:t xml:space="preserve">Photo No. 5:  </w:t>
+              <w:t xml:space="preserve">Photo </w:t>
+            </w:r>
+            <w:r>
+              <w:rPr>
+                <w:b/>
+                <w:sz w:val="20"/>
+                <w:szCs w:val="20"/>
+              </w:rPr>
+              <w:t>No.</w:t>
+            </w:r>
+            <w:r>
+              <w:rPr>
+                <w:b/>
+                <w:sz w:val="20"/>
+                <w:szCs w:val="20"/>
+              </w:rPr>
+              <w:t xml:space="preserve"> </w:t>
+            </w:r>
+            <w:proofErr w:type="gramStart"/>
+            <w:r>
+              <w:rPr>
+                <w:b/>
+                <w:sz w:val="20"/>
+                <w:szCs w:val="20"/>
+              </w:rPr>
+              <w:t>5</w:t>
+            </w:r>
+            <w:r>
+              <w:rPr>
+                <w:b/>
+                <w:sz w:val="20"/>
+                <w:szCs w:val="20"/>
+              </w:rPr>
+              <w:t xml:space="preserve">: </w:t>
+            </w:r>
+            <w:r>
+              <w:rPr>
+                <w:b/>
+                <w:sz w:val="20"/>
+                <w:szCs w:val="20"/>
+              </w:rPr>
+              <w:t xml:space="preserve"> </w:t>
             </w:r>
             <w:r>
               <w:rPr>
@@ -4082,7 +6619,40 @@
                 <w:sz w:val="20"/>
                 <w:szCs w:val="20"/>
               </w:rPr>
-              <w:t xml:space="preserve">{{ caption_5 }} </w:t>
+              <w:t>{{</w:t>
+            </w:r>
+            <w:proofErr w:type="gramEnd"/>
+            <w:r>
+              <w:rPr>
+                <w:bCs/>
+                <w:sz w:val="20"/>
+                <w:szCs w:val="20"/>
+              </w:rPr>
+              <w:t xml:space="preserve"> </w:t>
+            </w:r>
+            <w:r>
+              <w:rPr>
+                <w:bCs/>
+                <w:sz w:val="20"/>
+                <w:szCs w:val="20"/>
+              </w:rPr>
+              <w:t xml:space="preserve">caption_5 </w:t>
+            </w:r>
+            <w:r>
+              <w:rPr>
+                <w:bCs/>
+                <w:sz w:val="20"/>
+                <w:szCs w:val="20"/>
+              </w:rPr>
+              <w:t>}}</w:t>
+            </w:r>
+            <w:r>
+              <w:rPr>
+                <w:bCs/>
+                <w:sz w:val="20"/>
+                <w:szCs w:val="20"/>
+              </w:rPr>
+              <w:t xml:space="preserve"> </w:t>
             </w:r>
           </w:p>
           <w:p>
@@ -4119,23 +6689,92 @@
                 <w:sz w:val="20"/>
                 <w:szCs w:val="20"/>
               </w:rPr>
-              <w:t xml:space="preserve">Photo No. 6: </w:t>
-            </w:r>
-            <w:r>
-              <w:rPr>
-                <w:b/>
-                <w:sz w:val="20"/>
-                <w:szCs w:val="20"/>
-              </w:rPr>
-              <w:t xml:space="preserve">  </w:t>
-            </w:r>
-            <w:r>
-              <w:rPr>
+              <w:t>Photo</w:t>
+            </w:r>
+            <w:r>
+              <w:rPr>
+                <w:b/>
                 <w:bCs/>
                 <w:sz w:val="20"/>
                 <w:szCs w:val="20"/>
               </w:rPr>
-              <w:t xml:space="preserve">{{ caption_6 }} </w:t>
+              <w:t xml:space="preserve"> No. </w:t>
+            </w:r>
+            <w:proofErr w:type="gramStart"/>
+            <w:r>
+              <w:rPr>
+                <w:b/>
+                <w:bCs/>
+                <w:sz w:val="20"/>
+                <w:szCs w:val="20"/>
+              </w:rPr>
+              <w:t>6</w:t>
+            </w:r>
+            <w:r>
+              <w:rPr>
+                <w:b/>
+                <w:bCs/>
+                <w:sz w:val="20"/>
+                <w:szCs w:val="20"/>
+              </w:rPr>
+              <w:t xml:space="preserve">: </w:t>
+            </w:r>
+            <w:r>
+              <w:rPr>
+                <w:b/>
+                <w:sz w:val="20"/>
+                <w:szCs w:val="20"/>
+              </w:rPr>
+              <w:t xml:space="preserve"> </w:t>
+            </w:r>
+            <w:r>
+              <w:rPr>
+                <w:b/>
+                <w:sz w:val="20"/>
+                <w:szCs w:val="20"/>
+              </w:rPr>
+              <w:t xml:space="preserve"> </w:t>
+            </w:r>
+            <w:r>
+              <w:rPr>
+                <w:bCs/>
+                <w:sz w:val="20"/>
+                <w:szCs w:val="20"/>
+              </w:rPr>
+              <w:t>{{</w:t>
+            </w:r>
+            <w:proofErr w:type="gramEnd"/>
+            <w:r>
+              <w:rPr>
+                <w:bCs/>
+                <w:sz w:val="20"/>
+                <w:szCs w:val="20"/>
+              </w:rPr>
+              <w:t xml:space="preserve"> </w:t>
+            </w:r>
+            <w:r>
+              <w:rPr>
+                <w:bCs/>
+                <w:sz w:val="20"/>
+                <w:szCs w:val="20"/>
+              </w:rPr>
+              <w:t xml:space="preserve">caption_6 </w:t>
+            </w:r>
+            <w:r>
+              <w:rPr>
+                <w:bCs/>
+                <w:sz w:val="20"/>
+                <w:szCs w:val="20"/>
+              </w:rPr>
+              <w:t>}}</w:t>
+            </w:r>
+            <w:r>
+              <w:rPr>
+                <w:bCs/>
+                <w:sz w:val="20"/>
+                <w:szCs w:val="20"/>
+              </w:rPr>
+              <w:t xml:space="preserve"> </w:t>
             </w:r>
           </w:p>
           <w:p>
@@ -4378,7 +7017,7 @@
         </mc:Choice>
         <mc:Fallback>
           <w:pict>
-            <v:line w14:anchorId="3FF4389F" id="Straight Connector 5" o:spid="_x0000_s1026" style="position:absolute;z-index:251665408;visibility:visible;mso-wrap-style:square;mso-wrap-distance-left:9pt;mso-wrap-distance-top:0;mso-wrap-distance-right:9pt;mso-wrap-distance-bottom:0;mso-position-horizontal:absolute;mso-position-horizontal-relative:text;mso-position-vertical:absolute;mso-position-vertical-relative:text" from="12.65pt,1pt" to="548.15pt,1pt" o:gfxdata="UEsDBBQABgAIAAAAIQC2gziS/gAAAOEBAAATAAAAW0NvbnRlbnRfVHlwZXNdLnhtbJSRQU7DMBBF 90jcwfIWJU67QAgl6YK0S0CoHGBkTxKLZGx5TGhvj5O2G0SRWNoz/78nu9wcxkFMGNg6quQqL6RA 0s5Y6ir5vt9lD1JwBDIwOMJKHpHlpr69KfdHjyxSmriSfYz+USnWPY7AufNIadK6MEJMx9ApD/oD OlTrorhX2lFEilmcO2RdNtjC5xDF9pCuTyYBB5bi6bQ4syoJ3g9WQ0ymaiLzg5KdCXlKLjvcW893 SUOqXwnz5DrgnHtJTxOsQfEKIT7DmDSUCaxw7Rqn8787ZsmRM9e2VmPeBN4uqYvTtW7jvijg9N/y JsXecLq0q+WD6m8AAAD//wMAUEsDBBQABgAIAAAAIQA4/SH/1gAAAJQBAAALAAAAX3JlbHMvLnJl bHOkkMFqwzAMhu+DvYPRfXGawxijTi+j0GvpHsDYimMaW0Yy2fr2M4PBMnrbUb/Q94l/f/hMi1qR JVI2sOt6UJgd+ZiDgffL8ekFlFSbvV0oo4EbChzGx4f9GRdb25HMsYhqlCwG5lrLq9biZkxWOiqY 22YiTra2kYMu1l1tQD30/bPm3wwYN0x18gb45AdQl1tp5j/sFB2T0FQ7R0nTNEV3j6o9feQzro1i OWA14Fm+Q8a1a8+Bvu/d/dMb2JY5uiPbhG/ktn4cqGU/er3pcvwCAAD//wMAUEsDBBQABgAIAAAA IQDmvJYRsQEAANQDAAAOAAAAZHJzL2Uyb0RvYy54bWysU01v2zAMvQ/YfxB0b+QUaBEYcXpo0V2G rdjHD1BlKhYgiYKkxc6/H6UkdrEVKDrsQosU3yP5RG/vJmfZAWIy6Du+XjWcgVfYG7/v+M8fj1cb zlKWvpcWPXT8CInf7T5+2I6hhWsc0PYQGZH41I6h40POoRUiqQGcTCsM4OlSY3Qykxv3oo9yJHZn xXXT3IoRYx8iKkiJog+nS76r/FqDyl+1TpCZ7Tj1lquN1T4XK3Zb2e6jDINR5zbkP3ThpPFUdKZ6 kFmyX9H8ReWMiphQ55VCJ1Bro6DOQNOsmz+m+T7IAHUWEieFWab0/2jVl8O9f4okwxhSm8JTLFNM Orrypf7YVMU6zmLBlJmi4O2maTY3pKm63IkFGGLKnwAdK4eOW+PLHLKVh88pUzFKvaSUsPXFJrSm fzTWVqdsANzbyA6S3i5P6/JWhHuRRV5BiqX1espHCyfWb6CZ6anZda1et2rhlEqBzxde6ym7wDR1 MAObt4Hn/AKFunHvAc+IWhl9nsHOeIyvVV+k0Kf8iwKnuYsEz9gf66NWaWh1qnLnNS+7+dKv8OVn 3P0GAAD//wMAUEsDBBQABgAIAAAAIQAQmbYZ3QAAAAcBAAAPAAAAZHJzL2Rvd25yZXYueG1sTI9B a8MwDIXvg/0Ho8EuY3XW0rCmccoI9LLDYM0oO7qxGofFcojdJv33U3dZT0LvPZ4+5ZvJdeKMQ2g9 KXiZJSCQam9aahR8VdvnVxAhajK684QKLhhgU9zf5TozfqRPPO9iI7iEQqYV2Bj7TMpQW3Q6zHyP xN7RD05HXodGmkGPXO46OU+SVDrdEl+wusfSYv2zOzkF383TYruvqBrL+HFM7XTZvy9LpR4fprc1 iIhT/A/DFZ/RoWCmgz+RCaJTMF8uOMmTP7raySpl4fAnyCKXt/zFLwAAAP//AwBQSwECLQAUAAYA CAAAACEAtoM4kv4AAADhAQAAEwAAAAAAAAAAAAAAAAAAAAAAW0NvbnRlbnRfVHlwZXNdLnhtbFBL AQItABQABgAIAAAAIQA4/SH/1gAAAJQBAAALAAAAAAAAAAAAAAAAAC8BAABfcmVscy8ucmVsc1BL AQItABQABgAIAAAAIQDmvJYRsQEAANQDAAAOAAAAAAAAAAAAAAAAAC4CAABkcnMvZTJvRG9jLnht bFBLAQItABQABgAIAAAAIQAQmbYZ3QAAAAcBAAAPAAAAAAAAAAAAAAAAAAsEAABkcnMvZG93bnJl di54bWxQSwUGAAAAAAQABADzAAAAFQUAAAAA " strokecolor="black [3213]" strokeweight=".5pt">
+            <v:line w14:anchorId="3FF4389F" id="Straight Connector 5" o:spid="_x0000_s1026" style="position:absolute;z-index:251665408;visibility:visible;mso-wrap-style:square;mso-wrap-distance-left:9pt;mso-wrap-distance-top:0;mso-wrap-distance-right:9pt;mso-wrap-distance-bottom:0;mso-position-horizontal:absolute;mso-position-horizontal-relative:text;mso-position-vertical:absolute;mso-position-vertical-relative:text" from="12.65pt,1pt" to="548.15pt,1pt" o:gfxdata="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" strokecolor="black [3213]" strokeweight=".5pt">
               <v:stroke joinstyle="miter"/>
             </v:line>
           </w:pict>
@@ -4551,7 +7190,7 @@
         </mc:Choice>
         <mc:Fallback>
           <w:pict>
-            <v:group w14:anchorId="488B0CB1" id="Group 13684" o:spid="_x0000_s1026" style="position:absolute;left:0;text-align:left;margin-left:50.4pt;margin-top:20.3pt;width:117pt;height:35.6pt;z-index:251658240;mso-position-horizontal-relative:page;mso-position-vertical-relative:page" coordsize="14859,4518" o:gfxdata="UEsDBBQABgAIAAAAIQDa9j37DQEAABQCAAATAAAAW0NvbnRlbnRfVHlwZXNdLnhtbJSRwU7DMAyG 70i8Q5QralN2QAi13YGOIyA0HiBK3DajcaI4lO3tSbtNgolN4pjY3+/PSbnc2oGNEMg4rPhtXnAG qJw22FX8ff2U3XNGUaKWg0Oo+A6IL+vrq3K980As0UgV72P0D0KQ6sFKyp0HTJXWBStjOoZOeKk+ ZAdiURR3QjmMgDGLUwavywZa+TlEttqm673JxnecPe77plEVN3biNx46Lv5EAgx0wkjvB6NkTMuJ EfWJWHaQyhM591BvPN0k8zMTpspvqZ8DDtxLes1gNLBXGeKztEld6EACFq5xKr+cMUlaylzbGgV5 E2g1U0enc9nafWGA8b/hTcLeYDymi/lP628AAAD//wMAUEsDBBQABgAIAAAAIQA4/SH/1gAAAJQB AAALAAAAX3JlbHMvLnJlbHOkkMFqwzAMhu+DvYPRfXGawxijTi+j0GvpHsDYimMaW0Yy2fr2M4PB MnrbUb/Q94l/f/hMi1qRJVI2sOt6UJgd+ZiDgffL8ekFlFSbvV0oo4EbChzGx4f9GRdb25HMsYhq lCwG5lrLq9biZkxWOiqY22YiTra2kYMu1l1tQD30/bPm3wwYN0x18gb45AdQl1tp5j/sFB2T0FQ7 R0nTNEV3j6o9feQzro1iOWA14Fm+Q8a1a8+Bvu/d/dMb2JY5uiPbhG/ktn4cqGU/er3pcvwCAAD/ /wMAUEsDBBQABgAIAAAAIQD7agem0QIAAGEIAAAOAAAAZHJzL2Uyb0RvYy54bWzEVslu2zAQvRfo Pwi8J7LkXYgdFE0TBCgao2k/gKYoiyhFEiS99es7Q0pOY6ebD83B8nCbefPeDKWr610jkw23Tmg1 I9lljyRcMV0KtZqRr19uLyYkcZ6qkkqt+IzsuSPX87dvrram4LmutSy5TcCJcsXWzEjtvSnS1LGa N9RdasMVLFbaNtTD0K7S0tIteG9kmvd6o3SrbWmsZtw5mL2Ji2Qe/FcVZ/6hqhz3iZwRwObD04bn Ep/p/IoWK0tNLVgLg56BoqFCQdCDqxvqabK24sRVI5jVTlf+kukm1VUlGA85QDZZ7yibO6vXJuSy KrYrc6AJqD3i6Wy37NPmzppHs7DAxNasgIswwlx2lW3wH1Amu0DZ/kAZ3/mEwWQ2mAynPWCWwdpg mE1Gg8gpq4H4k2Os/vD7g2kXNn0GxghWwK9lAKwTBv5cKXDKry0nrZPmr3w01H5bmwsQy1AvlkIK vw+FB7IgKLVZCLawcQBkLmwiSqClP5oMSaJoAzUPOzBwEieBZzyIe/EkDFMcP3O0lMLcCimRfbRb yFC3R7q/kHWsqRvN1g1XPjaJ5RLQa+VqYRxJbMGbJQeY9r7MolzOW+5ZjQErCPwZGgeR0eKwEFA+ AUPMDsrmvELJJ/kgFMpBb1oY6/wd102CBmADCEAyLejmo2vBdFtazmL8AAzgYP3CJeI6tmB0wtc/ 9cljTQ0HCOj2ubSjTlrkiaqVjOKOkMt296Gl3K9omg76/SEUCTRONhj3p5OoRNdZw2w8yGJf5b1J P5/i8rl00UIq5FJpLKvoCGegyzp8aPndctemsNTlHoq51vb7A9zvldTbGdGtRfDKB41wlSTyXgHT eLt2hu2MZWdYL9/rcAdHGO/WXlciyIqBY7QWD0j4H7Ucv6zl+Fwt8+kwz0Ml0OK1tYx3UZfJa0sa rnR4j4Uybt+5+KL8eRxK4OnLYP4DAAD//wMAUEsDBAoAAAAAAAAAIQAgdENzgyoAAIMqAAAUAAAA ZHJzL21lZGlhL2ltYWdlMS5qcGf/2P/gABBKRklGAAEBAQBgAGAAAP/bAEMAAwICAwICAwMDAwQD AwQFCAUFBAQFCgcHBggMCgwMCwoLCw0OEhANDhEOCwsQFhARExQVFRUMDxcYFhQYEhQVFP/bAEMB AwQEBQQFCQUFCRQNCw0UFBQUFBQUFBQUFBQUFBQUFBQUFBQUFBQUFBQUFBQUFBQUFBQUFBQUFBQU FBQUFBQUFP/AABEIAKAB5wMBIgACEQEDEQH/xAAfAAABBQEBAQEBAQAAAAAAAAAAAQIDBAUGBwgJ Cgv/xAC1EAACAQMDAgQDBQUEBAAAAX0BAgMABBEFEiExQQYTUWEHInEUMoGRoQgjQrHBFVLR8CQz YnKCCQoWFxgZGiUmJygpKjQ1Njc4OTpDREVGR0hJSlNUVVZXWFlaY2RlZmdoaWpzdHV2d3h5eoOE hYaHiImKkpOUlZaXmJmaoqOkpaanqKmqsrO0tba3uLm6wsPExcbHyMnK0tPU1dbX2Nna4eLj5OXm 5+jp6vHy8/T19vf4+fr/xAAfAQADAQEBAQEBAQEBAAAAAAAAAQIDBAUGBwgJCgv/xAC1EQACAQIE BAMEBwUEBAABAncAAQIDEQQFITEGEkFRB2FxEyIygQgUQpGhscEJIzNS8BVictEKFiQ04SXxFxgZ GiYnKCkqNTY3ODk6Q0RFRkdISUpTVFVWV1hZWmNkZWZnaGlqc3R1dnd4eXqCg4SFhoeIiYqSk5SV lpeYmZqio6Slpqeoqaqys7S1tre4ubrCw8TFxsfIycrS09TV1tfY2dri4+Tl5ufo6ery8/T19vf4 +fr/2gAMAwEAAhEDEQA/AP1TooooAKKKKACiiigAooooAKKKKACiiigAooooAKKKKACiiigAoooo AKKKKACiiigAooooAKKKKACiiigAooooAKKKKACoby8g0+0murqaO2toUaSWaZgqRqBksxPAAHJJ qauE+PX/ACQz4i/9i5qP/pNJVwjzSUe5lVn7OnKfZNl7/hbngX/odPD3/g1g/wDi6P8AhbngX/od PD3/AINYP/i6/Eyivr/7Bh/z8f3H5v8A631f+fK+/wD4B+2f/C3PAv8A0Onh7/wawf8AxdH/AAtz wL/0Onh7/wAGsH/xdfiZRR/YMP8An4/uD/W+r/z5X3/8A/bP/hbngX/odPD3/g1g/wDi6P8Ahbng X/odPD3/AINYP/i6/Eyij+wYf8/H9wf631f+fK+//gH7Z/8AC3PAv/Q6eHv/AAawf/F0f8Lc8C/9 Dp4e/wDBrB/8XX4mUUf2DD/n4/uD/W+r/wA+V9//AAD9s/8AhbngX/odPD3/AINYP/i6P+FueBf+ h08Pf+DWD/4uvxMoo/sGH/Px/cH+t9X/AJ8r7/8AgH7Z/wDC3PAv/Q6eHv8Awawf/F0f8Lc8C/8A Q6eHv/BrB/8AF1+JlFH9gw/5+P7g/wBb6v8Az5X3/wDAP2z/AOFueBf+h08Pf+DWD/4uj/hbngX/ AKHTw9/4NYP/AIuvxMoo/sGH/Px/cH+t9X/nyvv/AOAftn/wtzwL/wBDp4e/8GsH/wAXR/wtzwL/ ANDp4e/8GsH/AMXX4mUUf2DD/n4/uD/W+r/z5X3/APAP2z/4W54F/wCh08Pf+DWD/wCLo/4W54F/ 6HTw9/4NYP8A4uvxMoo/sGH/AD8f3B/rfV/58r7/APgH7Z/8Lc8C/wDQ6eHv/BrB/wDF0f8AC3PA v/Q6eHv/AAawf/F1+JlFH9gw/wCfj+4P9b6v/Plff/wD9s/+FueBf+h08Pf+DWD/AOLo/wCFueBf +h08Pf8Ag1g/+Lr8TKKP7Bh/z8f3B/rfV/58r7/+Aftn/wALc8C/9Dp4e/8ABrB/8XR/wtzwL/0O nh7/AMGsH/xdfiZRR/YMP+fj+4P9b6v/AD5X3/8AAP3ct7iK6gjmhkWaGRQ6SRsGVlIyCCOoIorn vhn/AMk48K/9gq0/9EpRXx8lyyaP0qEuaKl3OloooqSwooooAKKKKACiiigAooooAKKKKACiiigA ooooAKKKKACiiigAooooAKKKKACiiigAooooAKKKKACiiigAooooAK4T49f8kM+Iv/Yuaj/6TSV3 dcJ8ev8AkhnxF/7FzUf/AEmkraj/ABI+qObE/wACfo/yPxaooor9VP57CiiigAooooAKKKKACiii gAooooAKKK3PAfhdvG3jjw94dSdbV9X1G3sBOy7hGZZFTcRkZxuzj2qZNRTbKjFzkox3Zjw201yS IYnlI67FJx+VSSabdwxl3tZkRerNGQB+lfqJ8WNf8M/sSfC+2uvBvguOa5u5ltRPsO0sACWuJvvc gHAzgnOMV89aj/wUe1jxD4e1rS9W8FaVKt5ZvBB5cjMiyNwGdHDBlHJx64rxqWOr4hc9GlePdtL8 D6bEZThcFL2WJxFp2vZRbX33PjlVaRgqqWZjgKBkmrP9l3v/AD53H/fpv8K7z9nmRpv2gPh7I2Nz eILInAAHM69hX3z+1l+1prf7PPizRdJ0vQ9P1WK/sjdPJeO6spEjLgbT04roxGLqUq0aNOHM2r72 OTB5fRxGGniq9XkjFpfDff5n5ktpt4qlmtJ1UDJJjbA/Sq1fXPij/go14q8UeGtW0abwno8MOo2k 1m8kcsu5VkQoSMnqAa579jj9lZPjpf3mv6+ZIfCWmzCD9zIoe6uBsdosckIEYZbjllxnnFfWpUqc quJjyped7mf1CniK8KGBqe0b8uW35nzZBaz3W7yYZJdvXy1LY/KnTWNzbpvlt5Yl6bnQgV97/Ej9 sTwT+z7rU/hP4V+D9Ju2sykF5fR4jgYpvBjDKN0hUkfOWI5Yc9aX4Y/tvaB8ctbtvA/xJ8HWKWms TC1tpYgZoRK/yIrKwLKWLFQ6n5cjpyRz/XcRye1VD3fXW3odv9l4L2nsHilz7fC+W/a9z4Aor68/ bY/ZN034T2lr4v8AB1s8Hh+WUxahayT7hbSO2YzGDzsOSuMnGF9Sa+Q69DD4iGKpqpT2PHxuDq4C s6FZar7n6H7d/DP/AJJx4V/7BVp/6JSij4Z/8k48K/8AYKtP/RKUV+Y1PjfqfvVH+HH0R0tFFFZm oUUUUAFFFFABRRRQAUUUUAFFFFABRRRQAUUUUAFFFFABRRRQAUUUUAFFFFABRRRQAUUUUAFFFFAB RRRQAUUUUAFcJ8ev+SGfEX/sXNR/9JpK7uuE+PX/ACQz4i/9i5qP/pNJW1H+JH1RzYn+BP0f5H4t UUUV+qn89hRRRQAUUUUAFFFFABRRRQAUUUUAFT6fqF1pN/bX1lcS2l5bSLNBcQOUkidTlWVhyCCA QR6VBV7QdMTWtc07TpL2302O7uI7dry7YrDAGYKZHIBIVc5Jx0BpO1tRxu2rbn2/8M/+CgWgeIvD A8PfFrw+t+nkqk15FbJcQXhUggyQEYDEgHjjIzxwK65/2Y/gV+0t4cvdd+HdwNG1HDO40+Rljhnk UOqzW752AcgLHtUfMBnbxx8P/BN3w/rly40b4qxzokab400+O4ZW2gMxKzjALbiBjgEDJxk+r/Bv wL4E/Yq8JeK73WPH0GqvdTxm6by0jaMR7lSNYFZ3L7nfPPPAwMEn4ytPDQvLAzan2V7fdY/T8LSx 1VqGa04ypJP3m43XzTPhr4T+Fb3wL+1T4S8PaiYzfaX4ptbSYxNlCyXCgkH04r7p/ar1z4FaV4q0 ZPivot3qeqtZFrOS38/Cw+Ycg+XIo+9nqM18ReD/ABtbeNP2vtF8VMq2NpqHi6G9xJJ8saNcq3LE DgDuQK9V/wCCkusWGsfEjwpJYXtvfRppLKzW8qyAHzm4JB616WIpyrYuiptp8rvbQ8TCYiGFy7Ey ppSXOrKSurehwP7RHiT4Faj4Z0+3+FPh6bT9Va5zd3F19pysQU4C+ZKy8nGeK+yP2K4YG/ZEsV0Z YV1SRdR882hVZTc+dKELkc+ZsEOCedoTtivy3r6Z/Y1/aqHwP1Sbw1r6K/g7VLnz3mVP3llcFVQy 5HLIVRQynptBXHzBtMdg5ywvJSbk076u7Zz5RmVOOYe1rpQUly6KyW2v4bnzfqUd3FqV2l+ZDfLM 6z+a25/MDHdk9znPNVq/Rj4vfsf+BP2hNWl8VfD/AMYWOnavfwy3c8Mchu4L2QnKyH590IycMVVh gjCgg7s/4R/sg+CP2fdYg8W/Evxjo+oahpyLNHYSYjtrWUvhZcu26UjjblFAPOCQCLWa0PZ315v5 bO9zN8PYv23Ldez/AJ7q1u+/4fpqeqftPXTRfsh6s3jBLJNbk0u2WZVTfEt+dmRFnOPn3bT6d6/K Ovqz9s/9rSw+NCWnhbwkZj4YtZFuZ76QPE15LjhRGcfIuf4hksMjAALfKdVlWHnQoP2is5O9uxHE GMpYrFr2L5lFJX7n7d/DP/knHhX/ALBVp/6JSij4Z/8AJOPCv/YKtP8A0SlFfA1PjfqfsVH+HH0R 0tFFFZmoUUUUAFFFFABRRRQAUUUUAFFFFABRRRQAUUUUAFFFFABRRRQAUUUUAFFFFABRRRQAUUUU AFFFFABRRRQAUUUUAFcJ8ev+SGfEX/sXNR/9JpK7uuE+PX/JDPiL/wBi5qP/AKTSVtR/iR9Uc2J/ gT9H+R+LVFFFfqp/PYUUUUAFFFFABRRRQAUUUUAFFFFABRRRQBc03WdQ0d3ewvrmxdxhmtpmjLD0 OCM1WnuJbqaSaaR5ppGLvJIxZmYnJJJ6k0yilZXuO7tYKKKKYgooooAs6fql7pM5msbueymK7DJb ytGxXIOMg9OB+VJf6ld6rcefe3U15Pjb5lxIXbA6DJNV6KVle4+Z2tfQKKKKYj9u/hn/AMk48K/9 gq0/9EpRR8M/+SceFf8AsFWn/olKK/KKnxv1P6Io/wAOPojpaKKKzNQooooAKKKKACiiigAooooA KKKKACiiigAooooAKKKKACiiigAooooAKKKKACiiigAooooAKKKKACiiigAooooAK4T49f8AJDPi L/2Lmo/+k0ld3XG/GbTLvWvg/wCOdOsLd7q+vNCvre3t4hl5JHt3VVA7kkgfjWtLSpFvujnxCboz S7P8j8UaK9ksv2V/FlvbpdeJ7/Q/A9k2Q8viDUUheJs/KrxLukUt1GV6YPQ1GPh/8JvDtuJNd+Jl 5rd7bTlLrS/C+js6zKJCv7m6nZEPy4bcUx1wG4z+mfWaT+F39E3+R+EfUa6+Ncv+Jpfg9Tx+ivY5 vHHwZ8PQ39po3wz1XxOXBa01PxRrzwyROUAAaC0VFZAwzjfuOT8w4xPN+1b4jsbqG78L+FvBPga9 QMj3fh/w9CssqHHyMZvM4yAflx70e1qS+Gn97S/K7/AfsKEfjrL/ALdTf58q/E8x0XwL4k8SWbXW keHtV1W1VzG01lZSzIGABK7lUjOCOPcV20f7LvxUbRhqz+DL6200w/aDcXTxwqkeM7n3sCuB13Yx 3qvqv7SvxT1fUJ7yTx5rlrJMQWj0+7a0hGFC/LFFtReAM4UZOSeSa8/n1a9ujIZry4lMhJffKx3Z 6555p/v32X3v/IP9jj0lL7o//JHrlv8Asr+JJ7eOX/hJfBUe9A/lyeJLYMuRnBG7rVbR/gj4WvtN gmvvi/4V026cHzLUx3Mpj5IHzLHg8YP415FRS9nVe9T7kv1uL22Hj8NK/rJ/pY9Xk+Gvw70LX4bX VvijBqGntF5j3Gg6XNOVJyAvz7BnI59iK0/+EL+Bf/RSfEn/AITo/wDjteK0Uexm/wDl4/w/yBYm mtqMf/Jv/kj2r/hC/gX/ANFJ8Sf+E6P/AI7R/wAIZ8Cv+ik+JP8AwnR/8drxWil7CX/PyX4f5D+t Q/58x/8AJv8A5I9q/wCEL+Bf/RSfEn/hOj/47UF94M+Cgsbg2XxH19rzy28lZ/D2Iy+PlDESkgZx nANcR4V+E/jPxtJ5eheF9V1RvK88fZ7VyDHkDcDjBHzD869w8J/8E8/ir4ijeS+TSvDqBEeP+0Lv c0m7ORiJXKkcZDY6/WuapOnR/iV2v/Af8jvo0q+K/g4VP5S/PmscDpPwY8Gatp0N2fjD4csTICfs 95Z3SSpyRhgEOOnr3pP+GfIdX1ZrPw38Q/B+uIkAmknmvzYqp3YK/vlXJ6dD39q95tv2Gvhz4Jjj vPiD8XraG3VRDcW1gIbcx3BHKiV2fIBDDmME/wCz0qWbw1+x78OreWxv9SvvGl2ym5S5W7uJWwRg RBrby4xypPzDPzcnGMcv11N/upSl6R/4Y9BZW4pfWIQp+s2n+cvyPA5P2U/iFdXr2+h2On+LPLjV 5pvD+pQXaQ7iwVXIf5Sdp7Vy2qfBH4g6NqE1ldeCteW4hba4j0+WVc+zKpU/ga+qP+GxvgZ4Ttkv PCfwbVNatWje1aaxtLUBlYYYzIXcMBkg7SSR2zmqPib/AIKceKLpIP8AhHvBmk6W6lvOOpXMt6HH GNoTyduOc5LZ9qqOIx8npS089P1ZFTB5RGPvYh38k5L8l+Z816D8BfiN4l1AWWn+Cdce4Klws1k8 K4HX5nCr+tdL/wAMf/GP/oQ9R/77i/8Ai69Lm/4KSfFKS6glXTPDEUce7dCtlOVlyMDcTOTx1G0j 3zXQN/wUX1HxV4ZXQ/Emg3mjy3J2XeueEdQW2uY49+cwRzRybW24H+sz1IK8YqdXMVqqcbev/DEU 8PkrTUq07+lr/gzh4f8Agnz8XpoY5PsOlR71DbH1BQy5HQ8daf8A8O9Pi9/z6aR/4MV/wq2PHx8X SRf8Ix+0b4s0O5ubh9mn+MJ7qAW8KqxzJdQu8bMdq4wqg7ux4ON4k0n4+zaLcS2/jXW/GGh3EU4a TRfET3yTW6gh3aNZCwQjP3lHXBHaoVbFXtKpFeqa/M0eHy+14Upy9JRf5J2+Z22i/wDBNPx1fabD Pf8AiLRdMu2zvtT5kuzBIHzKMHIwfxq7/wAOyPF//Q4aJ/35m/wr5H1D+2tJmEN99vspiu4R3G+N ivrg9uD+VVf7Vvf+fy4/7+t/jXR7HGPVVl/4D/wTi+s5bHR4V/8Agb/yP3A8J6PJ4e8LaPpcsiyy 2NnDbNImdrFEVSR7HFFUPhoxb4c+FiTknSrUkn/rilFfnk78zuftVO3JG3Y6WiiioNAooooAKKKK ACiiigAooooAKKKKACiiigAooooAKKKKACiiigAooooAKKKKACiiigAooooAKKKKACiiigAooooA K4f46TyWvwS+IM0MjRSx+HtQdJEJDKwtpCCCOhBruK4T49f8kM+Iv/Yuaj/6TSVtR/iR9Uc+J/gT 9H+R+MF5eXGoXD3F1PJc3D/elmcu7YGOSeTwKhoor9UP563CiiimAUUUUAFFen/CH9mzx98bJBJ4 d0Zl0zJVtWviYbRSA3AcjLnK4IQMQSM4BzX0hp/7F/wz+E9rpcvxa8btJqt+Vii0fTA+6WRtoCxI itNJhiV3BcHI4GcVwVsdQoy5G7y7LVnr4bKsVio+0jHlh/NLRfez4ns7G51K4SC0t5bmdyFWOFCz MScAAD3r3j4f/sNfFnx5GJ5NFh8MWjIzJP4gmNuSwYLs8pVaUE8kFkCkDryM/RuqfGO9+F1nFYfB /wDZ68Q2R8oxtqOpeHp4pMMzMV+VWdhu2N8z47Y4Fee+N/DH7XnxKVZbyy1KytXKTJa6bqFrZKjB MDhZQ44JyCep6cVwSxlap8PLBf3mr/cetDK8NR+NTqyXSEWl97X5I0rb9kH4QfBe1iv/AIufEeG7 uVRZTpVk/khwRsZVjTdPKFc53IF4XlQM0kn7R37OvwhzD4C+HD+Jr+0/dxahdwLFHOj/ADOfOm3S kjcVw0fbAOMGvOND/YF+Mnir7VeajZ2GkXLSln/tbUQ8kzHkvmISZ5PJJBzWp/w7g+Kv/P74b/8A A6X/AOM1i/q03/tGI5vJOy+5f5nWljqavgsEoLu480vvl/kO8Vf8FFPiFqUf2bw5p2j+FLKOXNuL e38+RIQCFiYvlDgEcqi/d4wOK8O8V/HP4geNpkk1rxdq155bu8am6ZVjLY3BQpGBwOPavb/+HcHx V/5/fDf/AIHS/wDxmj/h3B8Vf+f3w3/4HS//ABmumnVy2j8Dijgr4fPMT/FjN/l92x8tTTSXEzyy u0ssjFndySzEnJJPc0yvqj/h3B8Vf+f3w3/4HS//ABmj/h3B8Vf+f3w3/wCB0v8A8Zrr/tDCf8/E ef8A2PmH/PmX3HyvRX0Brf7CPxl0nUpbWDw1Dq8SAEXljfweU+QDgeYyNx05Ucism/8A2MfjPptj cXc3ga6aKCNpHEN3bSyFVGTtRJCzHjhVBJ6AE1qsZh3tUX3o55ZbjY3vRlp/df8AkeK0V2d58E/i Jp9rNc3XgLxPb20KGSWaXRrlUjUDJZmKYAABJJ6VxpUiuiM4y+F3OGdOdP44teolWdP1O80m48+x u57ObG3zLeRo2we2QelVqKrfchNrVHr+nftReMJITa+KItL8fWBbc1t4ms1uST/CPNGJAFPIUNjJ PHJq1p7/AAS+IFrDFqI1r4Xa2UCNdWaHVNJyBuaRoy3nqXJZAilguEJJ+avFqK5nh4fY9300/Db8 DvWNqvSraa/va/juvkz9w/AcNvb+B/D0Npc/bbWPT7dIrnyzH5qCJQr7TyuRg4PIzRVf4Z/8k48K /wDYKtP/AESlFfmM/iZ+80v4cfRHS0UUVBqFFFFABRRRQAUUUUAFFFFABRRRQAUUUUAFFFFABRRR QAUUUUAFFFFABRRRQAUUUUAFFFFABRRRQAUUUUAFFFFABXCfHr/khnxF/wCxc1H/ANJpK7uuU+LO g3vir4V+MtF06MTahqWjXlnbRswUNLJA6ICTwMlhya1pNKpFvujDEJyozS3s/wAj8SqK+yvhv/wT X8T6wILrxnr1r4ftzhnsrFftVzw+CpbIRcqMhgXxkZHUV9LfD39hn4TeAZBO+jTeJrtXZln8QSi4 AVlC7PKVViYDkgshYE5zwMfeVs3wtLRPmfl/mfkWG4bx+Is5R5F5/wCW/wB9j8r9E8O6r4mu2tdH 0y81W5VDI0NjbvM4UEAsVUE4yQM+4r2nwL+xH8V/G00DPoH9hWUgjc3OqSiPEb/xBBliQOSpANfq to3h3S/DtnDaaVp1rptrCgiihtYVjREH8ICgAD2rRrxaue1JaUoJeup9Ph+EqEbOvUcvTT/M+BvD f/BMW6kW5/t/xvDA2V8n+zrMyAjnO7ey47Yx71718Nv2H/hb8ONTGojS5vEV6u0xtrjrPHEwDAlY woU53Z+cNgqpGCM17/RXlVcxxVZWlPTy0/I+iw+S4DDNShSV131/MQAKMAYFLRRXmnthRRRQAUUU UAFFFFABRRRQAUUUUAFRz28V1DJDNGssUilXjdQVZTwQR3FSUUAeb61+zb8K/EGmzWF18PvD0cE2 3c1np8drLwwYYkiCuvI7EZGQeCRXm3iT/gn78IdemhktdP1LQVjXaY9Nv2Kyc5y3miQ5+hFfSNFd UMVXp/DNr5nn1Mvwlb+JSi/kj4d8Rf8ABMbTXjv5ND8a3MUrMzWlvfWisqjPyq7q2TgdwozjoK8k 8Zf8E7/iZ4dWSXS5NN8RwRwGVvssxikLDP7tUcDJwB3xzX6e0V3083xcN5X9UePW4by6rtBx9G/1 uYPgGxn0vwN4ds7qMw3Vvp1vDLG3VHWJQwP0INFb1FePJ8zbPpox5YqK6BRRRSKCiiigAooooAKK KKACiiigAooooAKKKKACiiigAooooAKKKKACiiigAooooAKKKKACiiigAooooAKKKKACiiigAooo oAKKKKACiiigAooooAKKKKACiiigAooooAKKKKACiiigAooooAKKKKACiiigAooooAKKKKAOE+MH xe0j4N+G4tT1OG4vZ7mdbazsLRd0tzKf4V98U34Z/E698f3utWl/4R1fwpPpnkErqirtn81WYbGU kHaFGcHjcBWR+0F8KdJ+K3h3TbfUfEkvha70+6+12GoRyIoSYDgkMQWwORtZTnBzXhmnfHzVbPw7 8TvBHxXmXXIdF09cax4fVQ14krhFVpFOwM3nQhcIuAH3cg0AfY9JXw38JdTvPCf7SHhLS9I0D/hC dG8RaPNNd6XDrjarHdoIJ5YpGZ8lGBVcAYIAPZyDxfg74e2d5+yPrPxAfUdWj8TaNqW/T7iK/kVb fEsS4VM4GS+4nrlVwRyCAfe/xD8aW/w78E6x4lureS6t9NgM7wwkB3AI4GeM814/4I/a2PjjW9Fs rb4c+Kre01SeKKPUpLbNuiuQBIXAxtGc59Kv/FXxFc+Lv2PNQ128SOO81PwzBezLCCEDyRxuwUEk gZY4yT9a4n9nrwz8Xrbwb4Y1LU/F+lXPw/OjM8ejxW6i4WI2zeSu/wAkHKsUJ+fseTQB9UUtfBvw F8O6P4V/Z18S/EzxRq2v6haT2V1oTafYSp/o9vPLHEzRh+PM3tu3ZAGT8pNTfCHVrjwj8e/h9caL 4Z/4RDRfFtiwbT/7fbVI54ShdZecNG4IAw5I4PAINAH3ZRX50/D/AOGNt4s/Zl8e+MZdT1GLXdD1 SeSwk+0yGK28tIJHKRhgA8gIUs27ARMAY59X8cSL8WPjp4R8FeNtZudF8H2Ogw6tHA915S6zcFF3 EyfKQcM4JySBFJtKlyQAfSeveObjQ/HHh7w+NA1C8ttWEudWt1DW9qyKzbZO4zjjtkiurzXyjrXh 3Q/Bn7T/AMFtJ8LRx22hiyvXRIJ2lWQmObLFyxLnPcknj2rC+F+iz+EPi5pFz8TNEm8Q+KNe1ed9 J8Y6frJlgkZVChTAjqioArEZXIBC7Rt4APsyivjn9n/wL4I+LlrrPjLx7r0uv+K59XkjkivL+SzF oYiPLWNUdd4KlDn7oG1QBtbPMweE9C+KXw7+MfjDxZrEt14u0y9vhYXK30kMluIIy0MIjyI2DeWR gKTtJAIYZAB9seKNej8L+GdX1qaJpodOs5rx448BnWNC5Az3IFYvwn+I1p8Wvh/pXiuxtZrG11Dz dkFwQXXy5XjOccclCfxrzTwV4g1fxR+xrcanrtzNeapP4av/ADbi4GJJAEmVGY45OwL8x5PUkk5r xTwzocnij9mv4CaPHfTacL7xNPA9xbsyuEM15uGVZTyMjgjrQB9wyyLDG8jnaiAszegHWsbwf420 T4gaKur+HtQj1TTWdo1uIgwUsvUcgHivlPwf4B03Tfjx8UfhL5t9c+AZNFTVhpM93IRHcK1q6Msg IcYLkfeywChi20V5Josg8Jfsc3us+HbiWz17V9XGnavLbXDF2sx5pVSuSI1LYBYAFgcEkHFAH6R0 lfGXhDwvrXhi+8Vz6VocHg7wxceGr9L3S4PFUerrNMsLGKVVJMiMMkEgkYx05zjfDX4W6f8A8Mka 749udS1TUNVu/D9/aLa3k6yWtssd27qYkK7kYPGGzuPzMxxzQB9zUZr4m1bwdJ8E/iD8BdW0PWtS OreJpobLWp5rh5EvUZ7ffuRy2MrKRgHA2IygMM1yv7QXiDTvEVx4x8WaL4OudCv9L1oWa+Kv+Ela KaW5hYIdlocgj5cjYQRgNkcigD7lm8eaBb+MrfwpJqcS+Ibi3N3FYENvaIbvn6Yx8rd+1UfBfjq4 8Xa54msZPD+o6RBo159jjvb1Qsd8QWy8XcqAFOeh3jHQ183+PvBPhrUv25NBXVogILzRI9QlMl3J EGuYzIkbAhhjiKMbRwccg5OeL1DxVq/hm2/akvtL1ObTruPWbG3S5RjuiSS8njfb1I+ViMjkdRzi gD7wo3D1r4huPBul/Bnx58DL3wHrV5Jf69cQ2mrmO6M6XcDtCZGaNh8oKu/YABFOAy7q5LV/Btl4 k8O/tBeIdSuL64vfD+uXC6ZH9rkWG2aS7be4QEAkhQOcjHbODQB+hdeffGz4yWHwS8M2GtahYXGo w3moR6esdqyhlZ0kcMd3b92fzr568aa9ofjLRfg34f1bw9d+O/GF14ZivVtbjXH0yDy5YULzSTjl 5C0DALnuxPJWvI9c8Saprv7K9rbajcSTRaX4/Sys4pJfN+zwi1kYRCTqwUu2CSeOnGKAP0i+teO/ Db9p7w38TPiZrXgyxt5oLvT3nWK6aRHhvBFIVLRlSeCBuBPaun+Onj4/DP4S+JfEEUrQ3lvaMlo6 KjMLh/kiYK/DbWYMQc8KeD0r4r8K6P4p+Dc/wa8T3vg+DQrJLg29xqlveRrLqaXb71NwFXcmxGxh 89McdKAPuHSPHtxq3xH1zwsPD2o29rpdvFMdamULazs6owjjPViNzZxwNhz2rrq+JviNdy/8L9/a BCTPsXwOzoFY4B8iz5FZerfCbTNH/YxvPGb6pq99rGoW2mXQa8vN0dq6XHlDygoBC7J5BtYsOQRg gGgD7uor4t1Hwxovwr+JHwiv/AfiO48UeJdYvTHq87XzXH9owS4aW4eMP8vDMwGcDaCdxBJwPCel 6V8Vvhb8SfiJ471u9tvGVle3K2bm9nA0pU2yIsMAkDBRJMyhWLAYGMEHIB941lSeKNLi8TQ+H2vI xrM1q16lpg7mhVgpfpjAYgde9fEGuaXqXxr+MHwX0zVfEF/Yza54Njkv76yYJNIu26eUccAuqspO CPm5B6H0LxR8Dfh7D+0Vo2k6zAx02bwu880t1qc0LTTxyxxI5dXXB2DlVwp64oA+sqKKKACiiigA ooooAKKKKACiiigAooooAKKKKACiiigAooooAKKKKACiiigAooooAKKKKAOR+Ifwn8K/FSwS08T6 TFqUcYIidmZXizjJRgQVPA5FV9D+C/grw74Nu/C1h4es4dEvECXVuU3G4woXc7HlmwByTnPNdtRQ B574J+AHgL4fXFndaN4dt4r+0DrBfTFprhFZSpAkYlsbWK49Ditm0+F/hKx8J3Hhi38P2EXh+4bf LpqwgQu2Qclfqqn8K6migDIn8I6NdeFx4cl023k0IW62g09k/c+SoAVNvoAAMe1WdO0Ww0jR4NKs rSK202CEW8VrGuESMDAUD0xxV6igDnNP+HXhnSvCs/hm00Oxg8Pzq6y6csI8lw33sr71zfgn9nj4 f/D24tLnR/DsCXtm5e3vLhmnnhyCCFdySByeBx8x9a9HooA5nTfhp4V0fw5f6BY6DY2ui37M91Yx xARTMyhWLL3yFUfgKzvH3wX8GfE7S7ew8Q6Hb3kVtGIreRcxywoCp2o6kMo+UcA9M+tdvRQByejf CnwloLaC9loVpHNoUBt9OnKbpLdCCGCseedzZ9cmsXwf+z74F8B+Ijrej6N5F8vmeSJJ5JIrbe25 hDGxKx5P90DivRqKAPK9Y/Zf+GmueLIvEdx4ZgTU45ROfId44pJA5fc8akKxJPORzx6VY1v9m/4c +IvEx12/8M20167F5YwWWCdyGG+SIHa7DecEjIr0yigCpdaVZ3ulzabPbRSafNC1vJbFR5bRldpT Hpg4xWPY/Drwzpmm6Rp9podlBY6RcG60+3SIBLWUliXQdjl25/2jXR0UAYkXgnQYfE154hj0m1TX LyD7LcX4jHmyxfL8jN3HyLx/siuX0P8AZ++H3h2z12zsvDFkllrbRm+tWUtFIEIZFCk4ChhuwOM8 16HRQB5t4R/Z1+HngbUNSvdI8N28FxqCyRzGQtIBHICHjQMSEQgkbRgYx6V1dn4D8Paf4TbwxbaP aQ+HmjeJtNSMCEq7FnXb6EsSfrW9RQBg6p4D8Pa1Pos1/o9pdy6K4k015YwTaMNpBj9CNif98iuU vP2cvhxqGuX2rXfhSxurq9bzJlmUtE0hJLSBCdocknLAZNek0UAcX46+DvhL4kahpF/r2lLdX2lS rNaXMbtHIhBBALKQSuQDtPFXB8MPCe3Xl/4R7TyNebdqgMIP2wgsQZP7xy7H8TXUUUAcB4D+BHgf 4bapNqWg6HFbahJuAuZHaV4lPVIyxOxP9lcCtb/hV/hL7FrdoPD9gLXXJfP1KLyRtu5NxbdIP4jk k11NFAHAeMPgP4H8dWeh22q6FE0Wiqsdh9ndoWhjUYEYKEEpgD5TxxVmP4KeA4tB/sRPCelrpH2s X32MW48vzwuwSY/vbeM+ldtRQBi+KvBuh+ONLXTvEGl22r2KyCYW92gdN4BAbB7gE/nT/E/hPRvG mktpeu6bb6rp7Mrm2ukDoWXkHHqK16KAOYuPhj4UutS1PUJfD9jJe6nafYb2doQXuLfCr5bnuuEQ Y/2RXF/Hz4Y3HiD9n/WfBvg/SYTKy2sdnp0LpCgRLmJ2ALEKAFVjye1et0UAcD4P+A/gPwD4guNb 0Lw3Z2GpTdJkUnyhtCkRg8ICByFxmq3in9nn4feMvEY1zVfDlvPqJbfMyM0a3J+X/XKpAk+6PvA1 6PRQBzy/D/w2uvabra6JZLq2m2/2SzvFiAkt4cMNiHsuHYY/2jWV8QPgz4N+KF1YXXibRINTuLF1 aGVyQ2FJOwkHlCScqeD3rtqKACiiigAooooAKKKKACiiigAooooAKKKKACiiigAooooAKKKKACii igAooooAKKKKACiiigD/2VBLAwQUAAYACAAAACEAJx/O/98AAAAKAQAADwAAAGRycy9kb3ducmV2 LnhtbEyPwWrDMBBE74X+g9hAb43kOg3BsRxCaHsKhSaF0ptibWwTa2UsxXb+vttTe5ydYfZNvplc KwbsQ+NJQzJXIJBKbxuqNHweXx9XIEI0ZE3rCTXcMMCmuL/LTWb9SB84HGIluIRCZjTUMXaZlKGs 0Zkw9x0Se2ffOxNZ9pW0vRm53LXySamldKYh/lCbDnc1lpfD1Wl4G824TZOXYX85727fx+f3r32C Wj/Mpu0aRMQp/oXhF5/RoWCmk7+SDaJlrRSjRw0LtQTBgTRd8OHETpKsQBa5/D+h+AEAAP//AwBQ SwMEFAAGAAgAAAAhADedwRi6AAAAIQEAABkAAABkcnMvX3JlbHMvZTJvRG9jLnhtbC5yZWxzhI/L CsIwEEX3gv8QZm/TuhCRpm5EcCv1A4ZkmkabB0kU+/cG3CgILude7jlMu3/aiT0oJuOdgKaqgZGT XhmnBVz642oLLGV0CifvSMBMCfbdctGeacJcRmk0IbFCcUnAmHPYcZ7kSBZT5QO50gw+WszljJoH lDfUxNd1veHxkwHdF5OdlIB4Ug2wfg7F/J/th8FIOnh5t+TyDwU3trgLEKOmLMCSMvgOm+oaNPCu 5V+PdS8AAAD//wMAUEsBAi0AFAAGAAgAAAAhANr2PfsNAQAAFAIAABMAAAAAAAAAAAAAAAAAAAAA AFtDb250ZW50X1R5cGVzXS54bWxQSwECLQAUAAYACAAAACEAOP0h/9YAAACUAQAACwAAAAAAAAAA AAAAAAA+AQAAX3JlbHMvLnJlbHNQSwECLQAUAAYACAAAACEA+2oHptECAABhCAAADgAAAAAAAAAA AAAAAAA9AgAAZHJzL2Uyb0RvYy54bWxQSwECLQAKAAAAAAAAACEAIHRDc4MqAACDKgAAFAAAAAAA AAAAAAAAAAA6BQAAZHJzL21lZGlhL2ltYWdlMS5qcGdQSwECLQAUAAYACAAAACEAJx/O/98AAAAK AQAADwAAAAAAAAAAAAAAAADvLwAAZHJzL2Rvd25yZXYueG1sUEsBAi0AFAAGAAgAAAAhADedwRi6 AAAAIQEAABkAAAAAAAAAAAAAAAAA+zAAAGRycy9fcmVscy9lMm9Eb2MueG1sLnJlbHNQSwUGAAAA AAYABgB8AQAA7DEAAAAA ">
+            <v:group w14:anchorId="488B0CB1" id="Group 13684" o:spid="_x0000_s1026" style="position:absolute;left:0;text-align:left;margin-left:50.4pt;margin-top:20.3pt;width:117pt;height:35.6pt;z-index:251658240;mso-position-horizontal-relative:page;mso-position-vertical-relative:page" coordsize="14859,4518" o:gfxdata="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">
               <v:shapetype id="_x0000_t75" coordsize="21600,21600" o:spt="75" o:preferrelative="t" path="m@4@5l@4@11@9@11@9@5xe" filled="f" stroked="f">
                 <v:stroke joinstyle="miter"/>
                 <v:formulas>
@@ -4571,10 +7210,10 @@
                 <v:path o:extrusionok="f" gradientshapeok="t" o:connecttype="rect"/>
                 <o:lock v:ext="edit" aspectratio="t"/>
               </v:shapetype>
-              <v:shape id="Picture 13685" o:spid="_x0000_s1027" type="#_x0000_t75" style="position:absolute;width:14859;height:4282;visibility:visible;mso-wrap-style:square" o:gfxdata="UEsDBBQABgAIAAAAIQDb4fbL7gAAAIUBAAATAAAAW0NvbnRlbnRfVHlwZXNdLnhtbHyQz07DMAyH 70i8Q+QralM4IITa7kDhCAiNB7ASt43WOlEcyvb2pNu4IODoPz9/n1xv9vOkForiPDdwXVagiI23 jocG3rdPxR0oScgWJ8/UwIEENu3lRb09BBKV0ywNjCmFe63FjDSjlD4Q50nv44wpl3HQAc0OB9I3 VXWrjedEnIq03oC27qjHjympx31un0wiTQLq4bS4shrAECZnMGVTvbD9QSnOhDInjzsyuiBXWQP0 r4R18jfgnHvJr4nOknrFmJ5xzhraRtHWf3Kkpfz/yGo5S+H73hkquyhdjr3R8m2lj09svwAAAP// AwBQSwMEFAAGAAgAAAAhAFr0LFu/AAAAFQEAAAsAAABfcmVscy8ucmVsc2zPwWrDMAwG4Ptg72B0 X5TuUMaI01uh19I+gLGVxCy2jGSy9e1nemrHjpL4P0nD4SetZiPRyNnCruvBUPYcYp4tXC/Htw8w Wl0ObuVMFm6kcBhfX4Yzra62kC6xqGlKVgtLreUTUf1CyWnHhXKbTCzJ1VbKjMX5LzcTvvf9HuXR gPHJNKdgQU5hB+ZyK23zHztFL6w81c5zQp6m6P9TMfB3PtPWFCczVQtB9N4U2rp2HOA44NMz4y8A AAD//wMAUEsDBBQABgAIAAAAIQAh8QyIxgAAAN4AAAAPAAAAZHJzL2Rvd25yZXYueG1sRE9NS8NA EL0L/odlBC/SbmxJLLHbIqUWkV4aC+Y4ZMckmJ0Nu5s2+feuIHibx/uc9XY0nbiQ861lBY/zBARx ZXXLtYLzx+tsBcIHZI2dZVIwkYft5vZmjbm2Vz7RpQi1iCHsc1TQhNDnUvqqIYN+bnviyH1ZZzBE 6GqpHV5juOnkIkkyabDl2NBgT7uGqu9iMAr44akuF/v3oyuHYrKHIS2nz1Sp+7vx5RlEoDH8i//c bzrOX2arFH7fiTfIzQ8AAAD//wMAUEsBAi0AFAAGAAgAAAAhANvh9svuAAAAhQEAABMAAAAAAAAA AAAAAAAAAAAAAFtDb250ZW50X1R5cGVzXS54bWxQSwECLQAUAAYACAAAACEAWvQsW78AAAAVAQAA CwAAAAAAAAAAAAAAAAAfAQAAX3JlbHMvLnJlbHNQSwECLQAUAAYACAAAACEAIfEMiMYAAADeAAAA DwAAAAAAAAAAAAAAAAAHAgAAZHJzL2Rvd25yZXYueG1sUEsFBgAAAAADAAMAtwAAAPoCAAAAAA== ">
+              <v:shape id="Picture 13685" o:spid="_x0000_s1027" type="#_x0000_t75" style="position:absolute;width:14859;height:4282;visibility:visible;mso-wrap-style:square" o:gfxdata="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">
                 <v:imagedata r:id="rId2" o:title=""/>
               </v:shape>
-              <v:rect id="Rectangle 13686" o:spid="_x0000_s1028" style="position:absolute;left:9433;top:1473;width:517;height:2084;visibility:visible;mso-wrap-style:square;v-text-anchor:top" o:gfxdata="UEsDBBQABgAIAAAAIQDb4fbL7gAAAIUBAAATAAAAW0NvbnRlbnRfVHlwZXNdLnhtbHyQz07DMAyH 70i8Q+QralM4IITa7kDhCAiNB7ASt43WOlEcyvb2pNu4IODoPz9/n1xv9vOkForiPDdwXVagiI23 jocG3rdPxR0oScgWJ8/UwIEENu3lRb09BBKV0ywNjCmFe63FjDSjlD4Q50nv44wpl3HQAc0OB9I3 VXWrjedEnIq03oC27qjHjympx31un0wiTQLq4bS4shrAECZnMGVTvbD9QSnOhDInjzsyuiBXWQP0 r4R18jfgnHvJr4nOknrFmJ5xzhraRtHWf3Kkpfz/yGo5S+H73hkquyhdjr3R8m2lj09svwAAAP// AwBQSwMEFAAGAAgAAAAhAFr0LFu/AAAAFQEAAAsAAABfcmVscy8ucmVsc2zPwWrDMAwG4Ptg72B0 X5TuUMaI01uh19I+gLGVxCy2jGSy9e1nemrHjpL4P0nD4SetZiPRyNnCruvBUPYcYp4tXC/Htw8w Wl0ObuVMFm6kcBhfX4Yzra62kC6xqGlKVgtLreUTUf1CyWnHhXKbTCzJ1VbKjMX5LzcTvvf9HuXR gPHJNKdgQU5hB+ZyK23zHztFL6w81c5zQp6m6P9TMfB3PtPWFCczVQtB9N4U2rp2HOA44NMz4y8A AAD//wMAUEsDBBQABgAIAAAAIQAWfjlxxAAAAN4AAAAPAAAAZHJzL2Rvd25yZXYueG1sRE9Na8JA EL0L/Q/LFLzppgohpq4iraJHNQXb25CdJqHZ2ZBdTfTXu4LQ2zze58yXvanFhVpXWVbwNo5AEOdW V1wo+Mo2owSE88gaa8uk4EoOlouXwRxTbTs+0OXoCxFC2KWooPS+SaV0eUkG3dg2xIH7ta1BH2Bb SN1iF8JNLSdRFEuDFYeGEhv6KCn/O56Ngm3SrL539tYV9fpne9qfZp/ZzCs1fO1X7yA89f5f/HTv dJg/jZMYHu+EG+TiDgAA//8DAFBLAQItABQABgAIAAAAIQDb4fbL7gAAAIUBAAATAAAAAAAAAAAA AAAAAAAAAABbQ29udGVudF9UeXBlc10ueG1sUEsBAi0AFAAGAAgAAAAhAFr0LFu/AAAAFQEAAAsA AAAAAAAAAAAAAAAAHwEAAF9yZWxzLy5yZWxzUEsBAi0AFAAGAAgAAAAhABZ+OXHEAAAA3gAAAA8A AAAAAAAAAAAAAAAABwIAAGRycy9kb3ducmV2LnhtbFBLBQYAAAAAAwADALcAAAD4AgAAAAA= " filled="f" stroked="f">
+              <v:rect id="Rectangle 13686" o:spid="_x0000_s1028" style="position:absolute;left:9433;top:1473;width:517;height:2084;visibility:visible;mso-wrap-style:square;v-text-anchor:top" o:gfxdata="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" filled="f" stroked="f">
                 <v:textbox inset="0,0,0,0">
                   <w:txbxContent>
                     <w:p>
@@ -4585,7 +7224,7 @@
                   </w:txbxContent>
                 </v:textbox>
               </v:rect>
-              <v:rect id="Rectangle 13687" o:spid="_x0000_s1029" style="position:absolute;left:9433;top:2952;width:517;height:2083;visibility:visible;mso-wrap-style:square;v-text-anchor:top" o:gfxdata="UEsDBBQABgAIAAAAIQDb4fbL7gAAAIUBAAATAAAAW0NvbnRlbnRfVHlwZXNdLnhtbHyQz07DMAyH 70i8Q+QralM4IITa7kDhCAiNB7ASt43WOlEcyvb2pNu4IODoPz9/n1xv9vOkForiPDdwXVagiI23 jocG3rdPxR0oScgWJ8/UwIEENu3lRb09BBKV0ywNjCmFe63FjDSjlD4Q50nv44wpl3HQAc0OB9I3 VXWrjedEnIq03oC27qjHjympx31un0wiTQLq4bS4shrAECZnMGVTvbD9QSnOhDInjzsyuiBXWQP0 r4R18jfgnHvJr4nOknrFmJ5xzhraRtHWf3Kkpfz/yGo5S+H73hkquyhdjr3R8m2lj09svwAAAP// AwBQSwMEFAAGAAgAAAAhAFr0LFu/AAAAFQEAAAsAAABfcmVscy8ucmVsc2zPwWrDMAwG4Ptg72B0 X5TuUMaI01uh19I+gLGVxCy2jGSy9e1nemrHjpL4P0nD4SetZiPRyNnCruvBUPYcYp4tXC/Htw8w Wl0ObuVMFm6kcBhfX4Yzra62kC6xqGlKVgtLreUTUf1CyWnHhXKbTCzJ1VbKjMX5LzcTvvf9HuXR gPHJNKdgQU5hB+ZyK23zHztFL6w81c5zQp6m6P9TMfB3PtPWFCczVQtB9N4U2rp2HOA44NMz4y8A AAD//wMAUEsDBBQABgAIAAAAIQB5MpzqxQAAAN4AAAAPAAAAZHJzL2Rvd25yZXYueG1sRE9Na8JA EL0X+h+WKXhrNrVgY3QVqS161FhIvQ3ZMQlmZ0N2NWl/fVcoeJvH+5z5cjCNuFLnassKXqIYBHFh dc2lgq/D53MCwnlkjY1lUvBDDpaLx4c5ptr2vKdr5ksRQtilqKDyvk2ldEVFBl1kW+LAnWxn0AfY lVJ32Idw08hxHE+kwZpDQ4UtvVdUnLOLUbBJ2tX31v72ZfNx3OS7fLo+TL1So6dhNQPhafB38b97 q8P810nyBrd3wg1y8QcAAP//AwBQSwECLQAUAAYACAAAACEA2+H2y+4AAACFAQAAEwAAAAAAAAAA AAAAAAAAAAAAW0NvbnRlbnRfVHlwZXNdLnhtbFBLAQItABQABgAIAAAAIQBa9CxbvwAAABUBAAAL AAAAAAAAAAAAAAAAAB8BAABfcmVscy8ucmVsc1BLAQItABQABgAIAAAAIQB5MpzqxQAAAN4AAAAP AAAAAAAAAAAAAAAAAAcCAABkcnMvZG93bnJldi54bWxQSwUGAAAAAAMAAwC3AAAA+QIAAAAA " filled="f" stroked="f">
+              <v:rect id="Rectangle 13687" o:spid="_x0000_s1029" style="position:absolute;left:9433;top:2952;width:517;height:2083;visibility:visible;mso-wrap-style:square;v-text-anchor:top" o:gfxdata="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" filled="f" stroked="f">
                 <v:textbox inset="0,0,0,0">
                   <w:txbxContent>
                     <w:p>
@@ -4647,13 +7286,13 @@
           <wp:extent cx="1704975" cy="406400"/>
           <wp:effectExtent l="0" t="0" r="9525" b="0"/>
           <wp:wrapTopAndBottom/>
-          <wp:docPr id="500027849" name="Picture 1" descr="A black and white logo  AI-generated content may be incorrect."/>
+          <wp:docPr id="500027849" name="Picture 1" descr="A black and white logo&#10;&#10;AI-generated content may be incorrect."/>
           <wp:cNvGraphicFramePr/>
           <a:graphic xmlns:a="http://schemas.openxmlformats.org/drawingml/2006/main">
             <a:graphicData uri="http://schemas.openxmlformats.org/drawingml/2006/picture">
               <pic:pic xmlns:pic="http://schemas.openxmlformats.org/drawingml/2006/picture">
                 <pic:nvPicPr>
-                  <pic:cNvPr id="13656" name="Picture 1" descr="A black and white logo  AI-generated content may be incorrect."/>
+                  <pic:cNvPr id="13656" name="Picture 1" descr="A black and white logo&#10;&#10;AI-generated content may be incorrect."/>
                   <pic:cNvPicPr/>
                 </pic:nvPicPr>
                 <pic:blipFill>
@@ -4718,13 +7357,13 @@
           <wp:extent cx="1704975" cy="406400"/>
           <wp:effectExtent l="0" t="0" r="9525" b="0"/>
           <wp:wrapTopAndBottom/>
-          <wp:docPr id="411882324" name="Picture 1" descr="A black and white logo  AI-generated content may be incorrect."/>
+          <wp:docPr id="411882324" name="Picture 1" descr="A black and white logo&#10;&#10;AI-generated content may be incorrect."/>
           <wp:cNvGraphicFramePr/>
           <a:graphic xmlns:a="http://schemas.openxmlformats.org/drawingml/2006/main">
             <a:graphicData uri="http://schemas.openxmlformats.org/drawingml/2006/picture">
               <pic:pic xmlns:pic="http://schemas.openxmlformats.org/drawingml/2006/picture">
                 <pic:nvPicPr>
-                  <pic:cNvPr id="13656" name="Picture 1" descr="A black and white logo  AI-generated content may be incorrect."/>
+                  <pic:cNvPr id="13656" name="Picture 1" descr="A black and white logo&#10;&#10;AI-generated content may be incorrect."/>
                   <pic:cNvPicPr/>
                 </pic:nvPicPr>
                 <pic:blipFill>

--- a/app/assets/documents/inspection_template.docx
+++ b/app/assets/documents/inspection_template.docx
@@ -2561,18 +2561,18 @@
         <w:tblLook w:val="04A0" w:firstRow="1" w:lastRow="0" w:firstColumn="1" w:lastColumn="0" w:noHBand="0" w:noVBand="1"/>
       </w:tblPr>
       <w:tblGrid>
-        <w:gridCol w:w="2700"/>
-        <w:gridCol w:w="870"/>
-        <w:gridCol w:w="1346"/>
-        <w:gridCol w:w="1102"/>
-        <w:gridCol w:w="824"/>
-        <w:gridCol w:w="253"/>
-        <w:gridCol w:w="293"/>
-        <w:gridCol w:w="524"/>
-        <w:gridCol w:w="1224"/>
-        <w:gridCol w:w="219"/>
-        <w:gridCol w:w="936"/>
-        <w:gridCol w:w="1229"/>
+        <w:gridCol w:w="2447"/>
+        <w:gridCol w:w="802"/>
+        <w:gridCol w:w="1230"/>
+        <w:gridCol w:w="1011"/>
+        <w:gridCol w:w="754"/>
+        <w:gridCol w:w="50"/>
+        <w:gridCol w:w="448"/>
+        <w:gridCol w:w="1069"/>
+        <w:gridCol w:w="1120"/>
+        <w:gridCol w:w="203"/>
+        <w:gridCol w:w="856"/>
+        <w:gridCol w:w="1530"/>
       </w:tblGrid>
       <w:tr>
         <w:trPr>
@@ -6007,7 +6007,6 @@
               <w:jc w:val="both"/>
             </w:pPr>
             <w:r>
-              <w:lastRenderedPageBreak/>
               <w:t>{{ add_info }}</w:t>
             </w:r>
           </w:p>
@@ -6219,8 +6218,8 @@
           <w:p>
             <w:r>
               <w:rPr>
+                <w:b/>
                 <w:bCs/>
-                <w:b/>
                 <w:sz w:val="20"/>
                 <w:szCs w:val="20"/>
               </w:rPr>
@@ -6229,8 +6228,8 @@
             <w:proofErr w:type="gramStart"/>
             <w:r>
               <w:rPr>
+                <w:b/>
                 <w:bCs/>
-                <w:b/>
                 <w:sz w:val="20"/>
                 <w:szCs w:val="20"/>
               </w:rPr>
@@ -6238,8 +6237,8 @@
             </w:r>
             <w:r>
               <w:rPr>
+                <w:b/>
                 <w:bCs/>
-                <w:b/>
                 <w:sz w:val="20"/>
                 <w:szCs w:val="20"/>
               </w:rPr>
@@ -6247,8 +6246,8 @@
             </w:r>
             <w:r>
               <w:rPr>
+                <w:b/>
                 <w:bCs/>
-                <w:b/>
                 <w:sz w:val="20"/>
                 <w:szCs w:val="20"/>
               </w:rPr>
@@ -6256,8 +6255,8 @@
             </w:r>
             <w:r>
               <w:rPr>
+                <w:b/>
                 <w:bCs/>
-                <w:b/>
                 <w:sz w:val="20"/>
                 <w:szCs w:val="20"/>
               </w:rPr>
@@ -6273,8 +6272,8 @@
             <w:proofErr w:type="gramEnd"/>
             <w:r>
               <w:rPr>
+                <w:b/>
                 <w:bCs/>
-                <w:b/>
                 <w:sz w:val="20"/>
                 <w:szCs w:val="20"/>
               </w:rPr>
@@ -6353,8 +6352,8 @@
           <w:p>
             <w:r>
               <w:rPr>
+                <w:b/>
                 <w:bCs/>
-                <w:b/>
                 <w:sz w:val="20"/>
                 <w:szCs w:val="20"/>
               </w:rPr>
@@ -6362,8 +6361,8 @@
             </w:r>
             <w:r>
               <w:rPr>
+                <w:b/>
                 <w:bCs/>
-                <w:b/>
                 <w:sz w:val="20"/>
                 <w:szCs w:val="20"/>
               </w:rPr>
@@ -6371,8 +6370,8 @@
             </w:r>
             <w:r>
               <w:rPr>
+                <w:b/>
                 <w:bCs/>
-                <w:b/>
                 <w:sz w:val="20"/>
                 <w:szCs w:val="20"/>
               </w:rPr>
@@ -6381,8 +6380,8 @@
             <w:proofErr w:type="gramStart"/>
             <w:r>
               <w:rPr>
+                <w:b/>
                 <w:bCs/>
-                <w:b/>
                 <w:sz w:val="20"/>
                 <w:szCs w:val="20"/>
               </w:rPr>
@@ -6390,8 +6389,8 @@
             </w:r>
             <w:r>
               <w:rPr>
+                <w:b/>
                 <w:bCs/>
-                <w:b/>
                 <w:sz w:val="20"/>
                 <w:szCs w:val="20"/>
               </w:rPr>
@@ -6407,8 +6406,8 @@
             <w:proofErr w:type="gramEnd"/>
             <w:r>
               <w:rPr>
+                <w:b/>
                 <w:bCs/>
-                <w:b/>
                 <w:sz w:val="20"/>
                 <w:szCs w:val="20"/>
               </w:rPr>
@@ -6430,8 +6429,8 @@
             </w:r>
             <w:r>
               <w:rPr>
+                <w:b/>
                 <w:bCs/>
-                <w:b/>
                 <w:sz w:val="20"/>
                 <w:szCs w:val="20"/>
               </w:rPr>
@@ -6460,8 +6459,8 @@
           <w:p>
             <w:r>
               <w:rPr>
+                <w:b/>
                 <w:bCs/>
-                <w:b/>
                 <w:sz w:val="20"/>
                 <w:szCs w:val="20"/>
               </w:rPr>
@@ -6470,8 +6469,8 @@
             <w:proofErr w:type="gramStart"/>
             <w:r>
               <w:rPr>
+                <w:b/>
                 <w:bCs/>
-                <w:b/>
                 <w:sz w:val="20"/>
                 <w:szCs w:val="20"/>
               </w:rPr>
@@ -6479,8 +6478,8 @@
             </w:r>
             <w:r>
               <w:rPr>
+                <w:b/>
                 <w:bCs/>
-                <w:b/>
                 <w:sz w:val="20"/>
                 <w:szCs w:val="20"/>
               </w:rPr>
@@ -6488,8 +6487,8 @@
             </w:r>
             <w:r>
               <w:rPr>
+                <w:b/>
                 <w:bCs/>
-                <w:b/>
                 <w:sz w:val="20"/>
                 <w:szCs w:val="20"/>
               </w:rPr>
@@ -6505,8 +6504,8 @@
             <w:proofErr w:type="gramEnd"/>
             <w:r>
               <w:rPr>
+                <w:b/>
                 <w:bCs/>
-                <w:b/>
                 <w:sz w:val="20"/>
                 <w:szCs w:val="20"/>
               </w:rPr>
@@ -6528,8 +6527,8 @@
             </w:r>
             <w:r>
               <w:rPr>
+                <w:b/>
                 <w:bCs/>
-                <w:b/>
                 <w:sz w:val="20"/>
                 <w:szCs w:val="20"/>
               </w:rPr>
@@ -6903,15 +6902,7 @@
       <w:t xml:space="preserve">:  </w:t>
     </w:r>
     <w:r>
-      <w:t xml:space="preserve">{{ </w:t>
-    </w:r>
-    <w:proofErr w:type="spellStart"/>
-    <w:r>
-      <w:t>reviewed_by</w:t>
-    </w:r>
-    <w:proofErr w:type="spellEnd"/>
-    <w:r>
-      <w:t xml:space="preserve"> }}</w:t>
+      <w:t>Daniel Castillo</w:t>
     </w:r>
     <w:r>
       <w:tab/>
@@ -6948,7 +6939,13 @@
       <w:t xml:space="preserve">   </w:t>
     </w:r>
     <w:r>
-      <w:t>{{ date }}</w:t>
+      <w:t xml:space="preserve">{{ </w:t>
+    </w:r>
+    <w:r>
+      <w:t>end_</w:t>
+    </w:r>
+    <w:r>
+      <w:t>date }}</w:t>
     </w:r>
   </w:p>
   <w:p>
@@ -10088,12 +10085,19 @@
 </file>
 
 <file path=customXml/item1.xml><?xml version="1.0" encoding="utf-8"?>
-<p:properties xmlns:p="http://schemas.microsoft.com/office/2006/metadata/properties" xmlns:xsi="http://www.w3.org/2001/XMLSchema-instance" xmlns:pc="http://schemas.microsoft.com/office/infopath/2007/PartnerControls">
-  <documentManagement/>
-</p:properties>
+<b:Sources xmlns:b="http://schemas.openxmlformats.org/officeDocument/2006/bibliography" xmlns="http://schemas.openxmlformats.org/officeDocument/2006/bibliography" SelectedStyle="\APASixthEditionOfficeOnline.xsl" StyleName="APA" Version="6"/>
 </file>
 
 <file path=customXml/item2.xml><?xml version="1.0" encoding="utf-8"?>
+<?mso-contentType ?>
+<FormTemplates xmlns="http://schemas.microsoft.com/sharepoint/v3/contenttype/forms">
+  <Display>DocumentLibraryForm</Display>
+  <Edit>DocumentLibraryForm</Edit>
+  <New>DocumentLibraryForm</New>
+</FormTemplates>
+</file>
+
+<file path=customXml/item3.xml><?xml version="1.0" encoding="utf-8"?>
 <ct:contentTypeSchema xmlns:ct="http://schemas.microsoft.com/office/2006/metadata/contentType" xmlns:ma="http://schemas.microsoft.com/office/2006/metadata/properties/metaAttributes" ct:_="" ma:_="" ma:contentTypeName="Document" ma:contentTypeID="0x01010009C8F9FEE533ED4B810C6D79F3C505E6" ma:contentTypeVersion="11" ma:contentTypeDescription="Create a new document." ma:contentTypeScope="" ma:versionID="1fb8cb7a25627d9c09838a547b389cb2">
   <xsd:schema xmlns:xsd="http://www.w3.org/2001/XMLSchema" xmlns:xs="http://www.w3.org/2001/XMLSchema" xmlns:p="http://schemas.microsoft.com/office/2006/metadata/properties" xmlns:ns2="c0b7ad90-c821-4148-a83c-8a2325b8573f" xmlns:ns3="3c2cab0a-22f4-449c-9a77-5bb99896b17f" targetNamespace="http://schemas.microsoft.com/office/2006/metadata/properties" ma:root="true" ma:fieldsID="be9d54ad2a7e817d3240b8c634474899" ns2:_="" ns3:_="">
     <xsd:import namespace="c0b7ad90-c821-4148-a83c-8a2325b8573f"/>
@@ -10304,29 +10308,29 @@
 </ct:contentTypeSchema>
 </file>
 
-<file path=customXml/item3.xml><?xml version="1.0" encoding="utf-8"?>
-<?mso-contentType ?>
-<FormTemplates xmlns="http://schemas.microsoft.com/sharepoint/v3/contenttype/forms">
-  <Display>DocumentLibraryForm</Display>
-  <Edit>DocumentLibraryForm</Edit>
-  <New>DocumentLibraryForm</New>
-</FormTemplates>
-</file>
-
 <file path=customXml/item4.xml><?xml version="1.0" encoding="utf-8"?>
-<b:Sources xmlns:b="http://schemas.openxmlformats.org/officeDocument/2006/bibliography" xmlns="http://schemas.openxmlformats.org/officeDocument/2006/bibliography" SelectedStyle="\APASixthEditionOfficeOnline.xsl" StyleName="APA" Version="6"/>
+<p:properties xmlns:p="http://schemas.microsoft.com/office/2006/metadata/properties" xmlns:xsi="http://www.w3.org/2001/XMLSchema-instance" xmlns:pc="http://schemas.microsoft.com/office/infopath/2007/PartnerControls">
+  <documentManagement/>
+</p:properties>
 </file>
 
 <file path=customXml/itemProps1.xml><?xml version="1.0" encoding="utf-8"?>
-<ds:datastoreItem xmlns:ds="http://schemas.openxmlformats.org/officeDocument/2006/customXml" ds:itemID="{6BA02646-2EFC-4A76-8B94-9611CADBCCD8}">
+<ds:datastoreItem xmlns:ds="http://schemas.openxmlformats.org/officeDocument/2006/customXml" ds:itemID="{A22438A6-B54B-4884-A591-E5C85E85C45B}">
   <ds:schemaRefs>
-    <ds:schemaRef ds:uri="http://schemas.microsoft.com/office/2006/metadata/properties"/>
-    <ds:schemaRef ds:uri="http://schemas.microsoft.com/office/infopath/2007/PartnerControls"/>
+    <ds:schemaRef ds:uri="http://schemas.openxmlformats.org/officeDocument/2006/bibliography"/>
   </ds:schemaRefs>
 </ds:datastoreItem>
 </file>
 
 <file path=customXml/itemProps2.xml><?xml version="1.0" encoding="utf-8"?>
+<ds:datastoreItem xmlns:ds="http://schemas.openxmlformats.org/officeDocument/2006/customXml" ds:itemID="{5AB9ABBB-705E-43E1-81F2-8BBA228A764C}">
+  <ds:schemaRefs>
+    <ds:schemaRef ds:uri="http://schemas.microsoft.com/sharepoint/v3/contenttype/forms"/>
+  </ds:schemaRefs>
+</ds:datastoreItem>
+</file>
+
+<file path=customXml/itemProps3.xml><?xml version="1.0" encoding="utf-8"?>
 <ds:datastoreItem xmlns:ds="http://schemas.openxmlformats.org/officeDocument/2006/customXml" ds:itemID="{87B80006-69E9-4415-8889-73FD6F928AB7}">
   <ds:schemaRefs>
     <ds:schemaRef ds:uri="http://schemas.microsoft.com/office/2006/metadata/contentType"/>
@@ -10345,18 +10349,11 @@
 </ds:datastoreItem>
 </file>
 
-<file path=customXml/itemProps3.xml><?xml version="1.0" encoding="utf-8"?>
-<ds:datastoreItem xmlns:ds="http://schemas.openxmlformats.org/officeDocument/2006/customXml" ds:itemID="{5AB9ABBB-705E-43E1-81F2-8BBA228A764C}">
+<file path=customXml/itemProps4.xml><?xml version="1.0" encoding="utf-8"?>
+<ds:datastoreItem xmlns:ds="http://schemas.openxmlformats.org/officeDocument/2006/customXml" ds:itemID="{6BA02646-2EFC-4A76-8B94-9611CADBCCD8}">
   <ds:schemaRefs>
-    <ds:schemaRef ds:uri="http://schemas.microsoft.com/sharepoint/v3/contenttype/forms"/>
-  </ds:schemaRefs>
-</ds:datastoreItem>
-</file>
-
-<file path=customXml/itemProps4.xml><?xml version="1.0" encoding="utf-8"?>
-<ds:datastoreItem xmlns:ds="http://schemas.openxmlformats.org/officeDocument/2006/customXml" ds:itemID="{A22438A6-B54B-4884-A591-E5C85E85C45B}">
-  <ds:schemaRefs>
-    <ds:schemaRef ds:uri="http://schemas.openxmlformats.org/officeDocument/2006/bibliography"/>
+    <ds:schemaRef ds:uri="http://schemas.microsoft.com/office/2006/metadata/properties"/>
+    <ds:schemaRef ds:uri="http://schemas.microsoft.com/office/infopath/2007/PartnerControls"/>
   </ds:schemaRefs>
 </ds:datastoreItem>
 </file>
--- a/app/assets/documents/inspection_template.docx
+++ b/app/assets/documents/inspection_template.docx
@@ -33,10 +33,7 @@
               <w:jc w:val="right"/>
             </w:pPr>
             <w:r>
-              <w:t>Contract Title</w:t>
-            </w:r>
-            <w:r>
-              <w:t xml:space="preserve">: </w:t>
+              <w:t xml:space="preserve">Contract Title: </w:t>
             </w:r>
           </w:p>
         </w:tc>
@@ -47,19 +44,7 @@
           </w:tcPr>
           <w:p>
             <w:r>
-              <w:t>{{</w:t>
-            </w:r>
-            <w:r>
-              <w:t xml:space="preserve"> </w:t>
-            </w:r>
-            <w:r>
-              <w:t>project</w:t>
-            </w:r>
-            <w:r>
-              <w:t xml:space="preserve"> </w:t>
-            </w:r>
-            <w:r>
-              <w:t>}}</w:t>
+              <w:t>{{ project }}</w:t>
             </w:r>
           </w:p>
         </w:tc>
@@ -99,11 +84,9 @@
               </w:rPr>
               <w:t xml:space="preserve">{{ </w:t>
             </w:r>
-            <w:proofErr w:type="spellStart"/>
             <w:r>
               <w:t>contract_number</w:t>
             </w:r>
-            <w:proofErr w:type="spellEnd"/>
             <w:r>
               <w:rPr>
                 <w:sz w:val="18"/>
@@ -136,13 +119,7 @@
           </w:tcPr>
           <w:p>
             <w:r>
-              <w:t xml:space="preserve">{{ </w:t>
-            </w:r>
-            <w:r>
-              <w:t>project_manager</w:t>
-            </w:r>
-            <w:r>
-              <w:t xml:space="preserve"> }}</w:t>
+              <w:t>{{ project_manager }}</w:t>
             </w:r>
           </w:p>
         </w:tc>
@@ -167,19 +144,7 @@
           </w:tcPr>
           <w:p>
             <w:r>
-              <w:t>{{</w:t>
-            </w:r>
-            <w:r>
-              <w:t xml:space="preserve"> </w:t>
-            </w:r>
-            <w:r>
-              <w:t>start_date</w:t>
-            </w:r>
-            <w:r>
-              <w:t xml:space="preserve"> </w:t>
-            </w:r>
-            <w:r>
-              <w:t>}}</w:t>
+              <w:t>{{ start_date }}</w:t>
             </w:r>
           </w:p>
         </w:tc>
@@ -206,13 +171,7 @@
           </w:tcPr>
           <w:p>
             <w:r>
-              <w:t xml:space="preserve">{{ </w:t>
-            </w:r>
-            <w:r>
-              <w:t>construction_manager</w:t>
-            </w:r>
-            <w:r>
-              <w:t xml:space="preserve"> }}</w:t>
+              <w:t>{{ construction_manager }}</w:t>
             </w:r>
           </w:p>
         </w:tc>
@@ -237,16 +196,7 @@
           </w:tcPr>
           <w:p>
             <w:r>
-              <w:t>{{</w:t>
-            </w:r>
-            <w:r>
-              <w:t xml:space="preserve"> </w:t>
-            </w:r>
-            <w:r>
-              <w:t xml:space="preserve">start_shift </w:t>
-            </w:r>
-            <w:r>
-              <w:t>}}</w:t>
+              <w:t>{{ start_shift }}</w:t>
             </w:r>
           </w:p>
         </w:tc>
@@ -262,13 +212,7 @@
               <w:jc w:val="right"/>
             </w:pPr>
             <w:r>
-              <w:t xml:space="preserve">Contract </w:t>
-            </w:r>
-            <w:r>
-              <w:t>Calendar Day</w:t>
-            </w:r>
-            <w:r>
-              <w:t>:</w:t>
+              <w:t>Contract Calendar Day:</w:t>
             </w:r>
           </w:p>
         </w:tc>
@@ -285,13 +229,7 @@
               </w:rPr>
             </w:pPr>
             <w:r>
-              <w:t xml:space="preserve">     {{</w:t>
-            </w:r>
-            <w:r>
-              <w:t xml:space="preserve"> day_x_of_y </w:t>
-            </w:r>
-            <w:r>
-              <w:t>}}</w:t>
+              <w:t xml:space="preserve">     {{ day_x_of_y }}</w:t>
             </w:r>
           </w:p>
         </w:tc>
@@ -316,16 +254,7 @@
           </w:tcPr>
           <w:p>
             <w:r>
-              <w:t>{</w:t>
-            </w:r>
-            <w:r>
-              <w:t>{ end_date</w:t>
-            </w:r>
-            <w:r>
-              <w:t xml:space="preserve"> </w:t>
-            </w:r>
-            <w:r>
-              <w:t>}}</w:t>
+              <w:t>{{ end_date }}</w:t>
             </w:r>
           </w:p>
         </w:tc>
@@ -352,19 +281,7 @@
           </w:tcPr>
           <w:p>
             <w:r>
-              <w:t>{{</w:t>
-            </w:r>
-            <w:r>
-              <w:t xml:space="preserve"> </w:t>
-            </w:r>
-            <w:r>
-              <w:t>inspector</w:t>
-            </w:r>
-            <w:r>
-              <w:t xml:space="preserve"> </w:t>
-            </w:r>
-            <w:r>
-              <w:t>}}</w:t>
+              <w:t>{{ inspector }}</w:t>
             </w:r>
           </w:p>
         </w:tc>
@@ -389,16 +306,7 @@
           </w:tcPr>
           <w:p>
             <w:r>
-              <w:t>{{</w:t>
-            </w:r>
-            <w:r>
-              <w:t xml:space="preserve"> </w:t>
-            </w:r>
-            <w:r>
-              <w:t xml:space="preserve">end_shift </w:t>
-            </w:r>
-            <w:r>
-              <w:t>}}</w:t>
+              <w:t>{{ end_shift }}</w:t>
             </w:r>
           </w:p>
         </w:tc>
@@ -469,67 +377,7 @@
                   <w:color w:val="000000" w:themeColor="text1"/>
                   <w:u w:val="none"/>
                 </w:rPr>
-                <w:t xml:space="preserve">WEATHER/SITE CONDITIONS </w:t>
-              </w:r>
-              <w:r>
-                <w:rPr>
-                  <w:rStyle w:val="Hyperlink"/>
-                  <w:b/>
-                  <w:bCs/>
-                  <w:color w:val="000000" w:themeColor="text1"/>
-                  <w:u w:val="none"/>
-                </w:rPr>
-                <w:t>AT SFO</w:t>
-              </w:r>
-              <w:r>
-                <w:rPr>
-                  <w:rStyle w:val="Hyperlink"/>
-                  <w:b/>
-                  <w:bCs/>
-                  <w:color w:val="000000" w:themeColor="text1"/>
-                  <w:u w:val="none"/>
-                </w:rPr>
-                <w:t xml:space="preserve"> </w:t>
-              </w:r>
-              <w:r>
-                <w:rPr>
-                  <w:rStyle w:val="Hyperlink"/>
-                  <w:b/>
-                  <w:bCs/>
-                  <w:color w:val="000000" w:themeColor="text1"/>
-                  <w:u w:val="none"/>
-                </w:rPr>
-                <w:t>(</w:t>
-              </w:r>
-              <w:r>
-                <w:rPr>
-                  <w:rStyle w:val="Hyperlink"/>
-                  <w:b/>
-                  <w:bCs/>
-                  <w:color w:val="000000" w:themeColor="text1"/>
-                  <w:u w:val="none"/>
-                </w:rPr>
-                <w:t>KSFO-NOAA</w:t>
-              </w:r>
-              <w:r>
-                <w:rPr>
-                  <w:rStyle w:val="Hyperlink"/>
-                  <w:b/>
-                  <w:bCs/>
-                  <w:color w:val="000000" w:themeColor="text1"/>
-                  <w:u w:val="none"/>
-                </w:rPr>
-                <w:t>)</w:t>
-              </w:r>
-              <w:r>
-                <w:rPr>
-                  <w:rStyle w:val="Hyperlink"/>
-                  <w:b/>
-                  <w:bCs/>
-                  <w:color w:val="000000" w:themeColor="text1"/>
-                  <w:u w:val="none"/>
-                </w:rPr>
-                <w:t xml:space="preserve"> </w:t>
+                <w:t xml:space="preserve">WEATHER/SITE CONDITIONS AT SFO (KSFO-NOAA) </w:t>
               </w:r>
             </w:hyperlink>
           </w:p>
@@ -550,64 +398,15 @@
                 <w:b/>
                 <w:bCs/>
               </w:rPr>
-              <w:t xml:space="preserve"> Time </w:t>
-            </w:r>
-            <w:r>
-              <w:rPr>
-                <w:b/>
-                <w:bCs/>
-              </w:rPr>
-              <w:t>Recorded:</w:t>
-            </w:r>
-            <w:r>
-              <w:t xml:space="preserve"> </w:t>
-            </w:r>
-            <w:r>
-              <w:t>6</w:t>
-            </w:r>
-            <w:r>
-              <w:t>:</w:t>
-            </w:r>
-            <w:r>
-              <w:t>3</w:t>
-            </w:r>
-            <w:r>
-              <w:t>0/1</w:t>
-            </w:r>
-            <w:r>
-              <w:t>3</w:t>
-            </w:r>
-            <w:r>
-              <w:t>:</w:t>
-            </w:r>
-            <w:r>
-              <w:t>00</w:t>
-            </w:r>
-            <w:r>
-              <w:t>/</w:t>
-            </w:r>
-            <w:r>
-              <w:t>17</w:t>
-            </w:r>
-            <w:r>
-              <w:t>:</w:t>
-            </w:r>
-            <w:r>
-              <w:t>3</w:t>
-            </w:r>
-            <w:r>
-              <w:t>0</w:t>
-            </w:r>
-          </w:p>
-          <w:p>
-            <w:r>
-              <w:t xml:space="preserve"> Beginning/Middle/End of Shi</w:t>
-            </w:r>
-            <w:r>
-              <w:t>f</w:t>
-            </w:r>
-            <w:r>
-              <w:t>t</w:t>
+              <w:t xml:space="preserve"> Time Recorded:</w:t>
+            </w:r>
+            <w:r>
+              <w:t xml:space="preserve"> 6:30/13:00/17:30</w:t>
+            </w:r>
+          </w:p>
+          <w:p>
+            <w:r>
+              <w:t xml:space="preserve"> Beginning/Middle/End of Shift</w:t>
             </w:r>
           </w:p>
         </w:tc>
@@ -629,22 +428,7 @@
           </w:tcPr>
           <w:p>
             <w:r>
-              <w:t xml:space="preserve">Temperature: </w:t>
-            </w:r>
-            <w:r>
-              <w:t>{{</w:t>
-            </w:r>
-            <w:r>
-              <w:t xml:space="preserve"> temp </w:t>
-            </w:r>
-            <w:r>
-              <w:t>}}</w:t>
-            </w:r>
-            <w:r>
-              <w:t>°</w:t>
-            </w:r>
-            <w:r>
-              <w:t>F</w:t>
+              <w:t>Temperature: {{ temp }}°F</w:t>
             </w:r>
           </w:p>
           <w:p>
@@ -663,25 +447,7 @@
               <w:rPr>
                 <w:szCs w:val="20"/>
               </w:rPr>
-              <w:t xml:space="preserve"> </w:t>
-            </w:r>
-            <w:r>
-              <w:rPr>
-                <w:szCs w:val="20"/>
-              </w:rPr>
-              <w:t>{{</w:t>
-            </w:r>
-            <w:r>
-              <w:rPr>
-                <w:szCs w:val="20"/>
-              </w:rPr>
-              <w:t xml:space="preserve"> weather </w:t>
-            </w:r>
-            <w:r>
-              <w:rPr>
-                <w:szCs w:val="20"/>
-              </w:rPr>
-              <w:t>}}</w:t>
+              <w:t xml:space="preserve"> {{ weather }}</w:t>
             </w:r>
           </w:p>
         </w:tc>
@@ -698,33 +464,12 @@
           </w:tcPr>
           <w:p>
             <w:r>
-              <w:t xml:space="preserve">Precipitation: </w:t>
-            </w:r>
-            <w:r>
-              <w:t>{{</w:t>
-            </w:r>
-            <w:r>
-              <w:t xml:space="preserve"> precip </w:t>
-            </w:r>
-            <w:r>
-              <w:t>}}</w:t>
-            </w:r>
-            <w:r>
-              <w:t>in.</w:t>
-            </w:r>
-          </w:p>
-          <w:p>
-            <w:r>
-              <w:t xml:space="preserve">Wind: </w:t>
-            </w:r>
-            <w:r>
-              <w:t>{{</w:t>
-            </w:r>
-            <w:r>
-              <w:t xml:space="preserve"> wind </w:t>
-            </w:r>
-            <w:r>
-              <w:t>}}</w:t>
+              <w:t>Precipitation: {{ precip }}in.</w:t>
+            </w:r>
+          </w:p>
+          <w:p>
+            <w:r>
+              <w:t>Wind: {{ wind }}</w:t>
             </w:r>
           </w:p>
         </w:tc>
@@ -741,33 +486,12 @@
           </w:tcPr>
           <w:p>
             <w:r>
-              <w:t xml:space="preserve">Visibility: </w:t>
-            </w:r>
-            <w:r>
-              <w:t>{{</w:t>
-            </w:r>
-            <w:r>
-              <w:t xml:space="preserve"> vis }}</w:t>
-            </w:r>
-          </w:p>
-          <w:p>
-            <w:r>
-              <w:t>S</w:t>
-            </w:r>
-            <w:r>
-              <w:t>oil/Surface</w:t>
-            </w:r>
-            <w:r>
-              <w:t xml:space="preserve"> Conditions: </w:t>
-            </w:r>
-            <w:r>
-              <w:t>{{</w:t>
-            </w:r>
-            <w:r>
-              <w:t xml:space="preserve"> surface </w:t>
-            </w:r>
-            <w:r>
-              <w:t>}}</w:t>
+              <w:t>Visibility: {{ vis }}</w:t>
+            </w:r>
+          </w:p>
+          <w:p>
+            <w:r>
+              <w:t>Soil/Surface Conditions: {{ surface }}</w:t>
             </w:r>
           </w:p>
         </w:tc>
@@ -795,29 +519,7 @@
               </w:rPr>
             </w:pPr>
             <w:r>
-              <w:t xml:space="preserve">Notable Weather </w:t>
-            </w:r>
-            <w:proofErr w:type="gramStart"/>
-            <w:r>
-              <w:t>Events:</w:t>
-            </w:r>
-            <w:r>
-              <w:t xml:space="preserve"> </w:t>
-            </w:r>
-            <w:r>
-              <w:t>{{</w:t>
-            </w:r>
-            <w:proofErr w:type="gramEnd"/>
-            <w:r>
-              <w:t xml:space="preserve"> </w:t>
-            </w:r>
-            <w:proofErr w:type="spellStart"/>
-            <w:r>
-              <w:t>notable_weather_events</w:t>
-            </w:r>
-            <w:proofErr w:type="spellEnd"/>
-            <w:r>
-              <w:t xml:space="preserve"> }}</w:t>
+              <w:t>Notable Weather Events: {{ notable_weather_events }}</w:t>
             </w:r>
           </w:p>
         </w:tc>
@@ -891,40 +593,7 @@
               </w:numPr>
             </w:pPr>
             <w:r>
-              <w:t xml:space="preserve">Compliance with </w:t>
-            </w:r>
-            <w:r>
-              <w:t xml:space="preserve">Phasing </w:t>
-            </w:r>
-            <w:proofErr w:type="gramStart"/>
-            <w:r>
-              <w:t>Exhibit</w:t>
-            </w:r>
-            <w:r>
-              <w:t xml:space="preserve">: </w:t>
-            </w:r>
-            <w:r>
-              <w:t>{{</w:t>
-            </w:r>
-            <w:proofErr w:type="gramEnd"/>
-            <w:r>
-              <w:t xml:space="preserve"> </w:t>
-            </w:r>
-            <w:proofErr w:type="spellStart"/>
-            <w:r>
-              <w:t>phase_status</w:t>
-            </w:r>
-            <w:proofErr w:type="spellEnd"/>
-            <w:r>
-              <w:t xml:space="preserve"> }} {{ </w:t>
-            </w:r>
-            <w:proofErr w:type="spellStart"/>
-            <w:r>
-              <w:t>phase_note</w:t>
-            </w:r>
-            <w:proofErr w:type="spellEnd"/>
-            <w:r>
-              <w:t xml:space="preserve"> }}</w:t>
+              <w:t>Compliance with Phasing Exhibit: {{ phase_status }} {{ phase_note }}</w:t>
             </w:r>
           </w:p>
           <w:p>
@@ -936,28 +605,7 @@
               </w:numPr>
             </w:pPr>
             <w:r>
-              <w:t>Safety incidents or near misses:</w:t>
-            </w:r>
-            <w:r>
-              <w:t>{{</w:t>
-            </w:r>
-            <w:r>
-              <w:t xml:space="preserve"> saf_status </w:t>
-            </w:r>
-            <w:r>
-              <w:t>}}</w:t>
-            </w:r>
-            <w:r>
-              <w:t xml:space="preserve"> </w:t>
-            </w:r>
-            <w:r>
-              <w:t>{{</w:t>
-            </w:r>
-            <w:r>
-              <w:t xml:space="preserve"> saf_description </w:t>
-            </w:r>
-            <w:r>
-              <w:t>}}</w:t>
+              <w:t>Safety incidents or near misses:{{ saf_status }} {{ saf_description }}</w:t>
             </w:r>
           </w:p>
           <w:p>
@@ -969,43 +617,7 @@
               </w:numPr>
             </w:pPr>
             <w:r>
-              <w:t>Security compliance</w:t>
-            </w:r>
-            <w:r>
-              <w:t xml:space="preserve"> (AOA access, badging, fencing</w:t>
-            </w:r>
-            <w:proofErr w:type="gramStart"/>
-            <w:r>
-              <w:t xml:space="preserve">): </w:t>
-            </w:r>
-            <w:r>
-              <w:t>{{</w:t>
-            </w:r>
-            <w:proofErr w:type="gramEnd"/>
-            <w:r>
-              <w:t xml:space="preserve"> </w:t>
-            </w:r>
-            <w:proofErr w:type="spellStart"/>
-            <w:r>
-              <w:t>sec_status</w:t>
-            </w:r>
-            <w:proofErr w:type="spellEnd"/>
-            <w:r>
-              <w:t xml:space="preserve"> </w:t>
-            </w:r>
-            <w:r>
-              <w:t>}}</w:t>
-            </w:r>
-            <w:r>
-              <w:t xml:space="preserve"> {{ </w:t>
-            </w:r>
-            <w:proofErr w:type="spellStart"/>
-            <w:r>
-              <w:t>sec_note</w:t>
-            </w:r>
-            <w:proofErr w:type="spellEnd"/>
-            <w:r>
-              <w:t xml:space="preserve"> }}</w:t>
+              <w:t>Security compliance (AOA access, badging, fencing): {{ sec_status }} {{ sec_note }}</w:t>
             </w:r>
           </w:p>
           <w:p>
@@ -1034,40 +646,7 @@
               <w:spacing w:before="120" w:after="60"/>
             </w:pPr>
             <w:r>
-              <w:t xml:space="preserve">Traffic Control Plan implemented </w:t>
-            </w:r>
-            <w:proofErr w:type="gramStart"/>
-            <w:r>
-              <w:t xml:space="preserve">correctly: </w:t>
-            </w:r>
-            <w:r>
-              <w:t>{{</w:t>
-            </w:r>
-            <w:proofErr w:type="gramEnd"/>
-            <w:r>
-              <w:t xml:space="preserve"> </w:t>
-            </w:r>
-            <w:proofErr w:type="spellStart"/>
-            <w:r>
-              <w:t>tc_status</w:t>
-            </w:r>
-            <w:proofErr w:type="spellEnd"/>
-            <w:r>
-              <w:t xml:space="preserve"> </w:t>
-            </w:r>
-            <w:r>
-              <w:t>}}</w:t>
-            </w:r>
-            <w:r>
-              <w:t xml:space="preserve"> {{ </w:t>
-            </w:r>
-            <w:proofErr w:type="spellStart"/>
-            <w:r>
-              <w:t>tc_note</w:t>
-            </w:r>
-            <w:proofErr w:type="spellEnd"/>
-            <w:r>
-              <w:t xml:space="preserve"> }}</w:t>
+              <w:t>Traffic Control Plan implemented correctly: {{ tc_status }} {{ tc_note }}</w:t>
             </w:r>
           </w:p>
           <w:p>
@@ -1079,43 +658,7 @@
               <w:spacing w:before="120" w:after="60"/>
             </w:pPr>
             <w:r>
-              <w:t xml:space="preserve">Airport Operations Coordination satisfactory and met operational </w:t>
-            </w:r>
-            <w:proofErr w:type="gramStart"/>
-            <w:r>
-              <w:t>expectations</w:t>
-            </w:r>
-            <w:r>
-              <w:t xml:space="preserve">: </w:t>
-            </w:r>
-            <w:r>
-              <w:t>{{</w:t>
-            </w:r>
-            <w:proofErr w:type="gramEnd"/>
-            <w:r>
-              <w:t xml:space="preserve"> </w:t>
-            </w:r>
-            <w:proofErr w:type="spellStart"/>
-            <w:r>
-              <w:t>air_ops</w:t>
-            </w:r>
-            <w:proofErr w:type="spellEnd"/>
-            <w:r>
-              <w:t xml:space="preserve"> }</w:t>
-            </w:r>
-            <w:r>
-              <w:t>}</w:t>
-            </w:r>
-            <w:r>
-              <w:t xml:space="preserve"> {{ </w:t>
-            </w:r>
-            <w:proofErr w:type="spellStart"/>
-            <w:r>
-              <w:t>air_ops_note</w:t>
-            </w:r>
-            <w:proofErr w:type="spellEnd"/>
-            <w:r>
-              <w:t xml:space="preserve"> }}</w:t>
+              <w:t>Airport Operations Coordination satisfactory and met operational expectations: {{ air_ops }} {{ air_ops_note }}</w:t>
             </w:r>
           </w:p>
           <w:p>
@@ -1123,10 +666,7 @@
               <w:pStyle w:val="Heading1"/>
             </w:pPr>
             <w:r>
-              <w:t>Environmental</w:t>
-            </w:r>
-            <w:r>
-              <w:t xml:space="preserve"> Compliance:</w:t>
+              <w:t>Environmental Compliance:</w:t>
             </w:r>
           </w:p>
           <w:p>
@@ -1138,40 +678,7 @@
               <w:spacing w:before="120" w:after="60"/>
             </w:pPr>
             <w:r>
-              <w:t xml:space="preserve">SWPPP controls </w:t>
-            </w:r>
-            <w:proofErr w:type="gramStart"/>
-            <w:r>
-              <w:t>maintained:</w:t>
-            </w:r>
-            <w:r>
-              <w:t>{{</w:t>
-            </w:r>
-            <w:proofErr w:type="gramEnd"/>
-            <w:r>
-              <w:t xml:space="preserve"> </w:t>
-            </w:r>
-            <w:proofErr w:type="spellStart"/>
-            <w:r>
-              <w:t>swppp</w:t>
-            </w:r>
-            <w:proofErr w:type="spellEnd"/>
-            <w:r>
-              <w:t xml:space="preserve"> </w:t>
-            </w:r>
-            <w:r>
-              <w:t>}}</w:t>
-            </w:r>
-            <w:r>
-              <w:t xml:space="preserve"> {{ </w:t>
-            </w:r>
-            <w:proofErr w:type="spellStart"/>
-            <w:r>
-              <w:t>swppp_note</w:t>
-            </w:r>
-            <w:proofErr w:type="spellEnd"/>
-            <w:r>
-              <w:t xml:space="preserve"> }}</w:t>
+              <w:t>SWPPP controls maintained:{{ swppp }} {{ swppp_note }}</w:t>
             </w:r>
           </w:p>
           <w:p>
@@ -1183,37 +690,7 @@
               <w:spacing w:before="120" w:after="60"/>
             </w:pPr>
             <w:r>
-              <w:t xml:space="preserve">Environmental regulations adhered </w:t>
-            </w:r>
-            <w:proofErr w:type="gramStart"/>
-            <w:r>
-              <w:t xml:space="preserve">to: </w:t>
-            </w:r>
-            <w:r>
-              <w:t>{{</w:t>
-            </w:r>
-            <w:proofErr w:type="spellStart"/>
-            <w:proofErr w:type="gramEnd"/>
-            <w:r>
-              <w:t>env_status</w:t>
-            </w:r>
-            <w:proofErr w:type="spellEnd"/>
-            <w:r>
-              <w:t xml:space="preserve"> </w:t>
-            </w:r>
-            <w:r>
-              <w:t>}}</w:t>
-            </w:r>
-            <w:r>
-              <w:t xml:space="preserve"> {{ </w:t>
-            </w:r>
-            <w:proofErr w:type="spellStart"/>
-            <w:r>
-              <w:t>env_note</w:t>
-            </w:r>
-            <w:proofErr w:type="spellEnd"/>
-            <w:r>
-              <w:t xml:space="preserve"> }}</w:t>
+              <w:t>Environmental regulations adhered to: {{env_status }} {{ env_note }}</w:t>
             </w:r>
           </w:p>
           <w:p>
@@ -1229,138 +706,43 @@
                 <w:bCs/>
                 <w:u w:val="single"/>
               </w:rPr>
-              <w:t>Description of Work</w:t>
+              <w:t>Description of Work Performed</w:t>
             </w:r>
             <w:r>
               <w:rPr>
                 <w:b/>
                 <w:bCs/>
-                <w:u w:val="single"/>
-              </w:rPr>
-              <w:t xml:space="preserve"> Performed</w:t>
-            </w:r>
-            <w:r>
+              </w:rPr>
+              <w:t>:</w:t>
+            </w:r>
+          </w:p>
+          <w:p>
+            <w:pPr>
               <w:rPr>
                 <w:b/>
                 <w:bCs/>
               </w:rPr>
-              <w:t>:</w:t>
-            </w:r>
-          </w:p>
-          <w:p>
-            <w:pPr>
-              <w:rPr>
-                <w:b/>
-                <w:bCs/>
-              </w:rPr>
-            </w:pPr>
-          </w:p>
-          <w:p>
-            <w:r>
-              <w:t xml:space="preserve">{{ </w:t>
-            </w:r>
-            <w:proofErr w:type="spellStart"/>
-            <w:r>
-              <w:t>ai_generated_commentary</w:t>
-            </w:r>
-            <w:proofErr w:type="spellEnd"/>
-            <w:r>
-              <w:t xml:space="preserve"> }}</w:t>
+            </w:pPr>
+          </w:p>
+          <w:p>
+            <w:r>
+              <w:t>{{ ai_generated_commentary }}</w:t>
             </w:r>
           </w:p>
           <w:p/>
           <w:p>
             <w:r>
-              <w:t xml:space="preserve">{% if </w:t>
-            </w:r>
-            <w:proofErr w:type="spellStart"/>
-            <w:r>
-              <w:t>has_core_</w:t>
-            </w:r>
-            <w:proofErr w:type="gramStart"/>
-            <w:r>
-              <w:t>locations</w:t>
-            </w:r>
-            <w:proofErr w:type="spellEnd"/>
-            <w:r>
-              <w:t xml:space="preserve"> %}</w:t>
-            </w:r>
-            <w:proofErr w:type="gramEnd"/>
-          </w:p>
-          <w:p>
-            <w:r>
-              <w:t xml:space="preserve">Core Sample Locations — Lot {{ </w:t>
-            </w:r>
-            <w:proofErr w:type="spellStart"/>
-            <w:r>
-              <w:t>core_lot_</w:t>
-            </w:r>
-            <w:proofErr w:type="gramStart"/>
-            <w:r>
-              <w:t>number</w:t>
-            </w:r>
-            <w:proofErr w:type="spellEnd"/>
-            <w:r>
-              <w:t xml:space="preserve"> }} ({{ </w:t>
-            </w:r>
-            <w:proofErr w:type="spellStart"/>
-            <w:proofErr w:type="gramEnd"/>
-            <w:r>
-              <w:t>core_mix_</w:t>
-            </w:r>
-            <w:proofErr w:type="gramStart"/>
-            <w:r>
-              <w:t>type</w:t>
-            </w:r>
-            <w:proofErr w:type="spellEnd"/>
-            <w:r>
-              <w:t xml:space="preserve"> }}, {{</w:t>
-            </w:r>
-            <w:proofErr w:type="gramEnd"/>
-            <w:r>
-              <w:t xml:space="preserve"> </w:t>
-            </w:r>
-            <w:proofErr w:type="spellStart"/>
-            <w:r>
-              <w:t>core_</w:t>
-            </w:r>
-            <w:proofErr w:type="gramStart"/>
-            <w:r>
-              <w:t>plant</w:t>
-            </w:r>
-            <w:proofErr w:type="spellEnd"/>
-            <w:r>
-              <w:t xml:space="preserve"> }})</w:t>
-            </w:r>
-            <w:proofErr w:type="gramEnd"/>
-          </w:p>
-          <w:p>
-            <w:r>
-              <w:t xml:space="preserve">{{ </w:t>
-            </w:r>
-            <w:proofErr w:type="spellStart"/>
-            <w:r>
-              <w:t>core_count</w:t>
-            </w:r>
-            <w:proofErr w:type="spellEnd"/>
-            <w:r>
-              <w:t xml:space="preserve"> }} cores ({{ </w:t>
-            </w:r>
-            <w:proofErr w:type="spellStart"/>
-            <w:r>
-              <w:t>core_mat_count</w:t>
-            </w:r>
-            <w:proofErr w:type="spellEnd"/>
-            <w:r>
-              <w:t xml:space="preserve"> }} mat, {{ </w:t>
-            </w:r>
-            <w:proofErr w:type="spellStart"/>
-            <w:r>
-              <w:t>core_joint_count</w:t>
-            </w:r>
-            <w:proofErr w:type="spellEnd"/>
-            <w:r>
-              <w:t xml:space="preserve"> }} joint)</w:t>
+              <w:t>{% if has_core_locations %}</w:t>
+            </w:r>
+          </w:p>
+          <w:p>
+            <w:r>
+              <w:t>Core Sample Locations — Lot {{ core_lot_number }} ({{ core_mix_type }}, {{ core_plant }})</w:t>
+            </w:r>
+          </w:p>
+          <w:p>
+            <w:r>
+              <w:t>{{ core_count }} cores ({{ core_mat_count }} mat, {{ core_joint_count }} joint)</w:t>
             </w:r>
           </w:p>
           <w:tbl>
@@ -1446,7 +828,75 @@
                     <w:ind w:left="0"/>
                   </w:pPr>
                   <w:r>
-                    <w:t>{{ cores[0].mark }}</w:t>
+                    <w:t>{%tr for core in cores if core.mark %}</w:t>
+                  </w:r>
+                </w:p>
+                <w:p>
+                  <w:pPr>
+                    <w:ind w:left="0"/>
+                  </w:pPr>
+                </w:p>
+              </w:tc>
+              <w:tc>
+                <w:tcPr>
+                  <w:tcW w:w="2160" w:type="dxa"/>
+                </w:tcPr>
+                <w:p>
+                  <w:pPr>
+                    <w:ind w:left="0"/>
+                  </w:pPr>
+                </w:p>
+                <w:p>
+                  <w:pPr>
+                    <w:ind w:left="0"/>
+                  </w:pPr>
+                </w:p>
+              </w:tc>
+              <w:tc>
+                <w:tcPr>
+                  <w:tcW w:w="3290" w:type="dxa"/>
+                </w:tcPr>
+                <w:p>
+                  <w:pPr>
+                    <w:ind w:left="0"/>
+                  </w:pPr>
+                </w:p>
+                <w:p>
+                  <w:pPr>
+                    <w:ind w:left="0"/>
+                  </w:pPr>
+                </w:p>
+              </w:tc>
+              <w:tc>
+                <w:tcPr>
+                  <w:tcW w:w="2561" w:type="dxa"/>
+                </w:tcPr>
+                <w:p>
+                  <w:pPr>
+                    <w:ind w:left="0"/>
+                  </w:pPr>
+                </w:p>
+                <w:p>
+                  <w:pPr>
+                    <w:ind w:left="0"/>
+                  </w:pPr>
+                </w:p>
+              </w:tc>
+            </w:tr>
+            <w:tr>
+              <w:trPr>
+                <w:trHeight w:val="322"/>
+              </w:trPr>
+              <w:tc>
+                <w:tcPr>
+                  <w:tcW w:w="2232" w:type="dxa"/>
+                </w:tcPr>
+                <w:p>
+                  <w:pPr>
+                    <w:ind w:left="0"/>
+                  </w:pPr>
+                  <w:r>
+                    <w:t>{{ core.mark }}</w:t>
                   </w:r>
                 </w:p>
                 <w:p>
@@ -1464,13 +914,7 @@
                     <w:ind w:left="0"/>
                   </w:pPr>
                   <w:r>
-                    <w:t>{{ cores[</w:t>
-                  </w:r>
-                  <w:r>
-                    <w:t>0</w:t>
-                  </w:r>
-                  <w:r>
-                    <w:t>].lane }}</w:t>
+                    <w:t>{{ core.lane }}</w:t>
                   </w:r>
                 </w:p>
                 <w:p>
@@ -1488,15 +932,7 @@
                     <w:ind w:left="0"/>
                   </w:pPr>
                   <w:r>
-                    <w:t>{{ cores[0].</w:t>
-                  </w:r>
-                  <w:proofErr w:type="spellStart"/>
-                  <w:r>
-                    <w:t>lane_station_ft</w:t>
-                  </w:r>
-                  <w:proofErr w:type="spellEnd"/>
-                  <w:r>
-                    <w:t xml:space="preserve"> }}</w:t>
+                    <w:t>{{ core.lane_station_ft }}</w:t>
                   </w:r>
                 </w:p>
                 <w:p>
@@ -1514,15 +950,7 @@
                     <w:ind w:left="0"/>
                   </w:pPr>
                   <w:r>
-                    <w:t>{{ cores[0].</w:t>
-                  </w:r>
-                  <w:proofErr w:type="spellStart"/>
-                  <w:r>
-                    <w:t>offset_ft</w:t>
-                  </w:r>
-                  <w:proofErr w:type="spellEnd"/>
-                  <w:r>
-                    <w:t xml:space="preserve"> }}</w:t>
+                    <w:t>{{ core.offset_ft }}</w:t>
                   </w:r>
                 </w:p>
                 <w:p>
@@ -1545,13 +973,7 @@
                     <w:ind w:left="0"/>
                   </w:pPr>
                   <w:r>
-                    <w:t>{{ cores[</w:t>
-                  </w:r>
-                  <w:r>
-                    <w:t>1</w:t>
-                  </w:r>
-                  <w:r>
-                    <w:t>].mark }}</w:t>
+                    <w:t>{%tr endfor %}</w:t>
                   </w:r>
                 </w:p>
                 <w:p>
@@ -1568,15 +990,6 @@
                   <w:pPr>
                     <w:ind w:left="0"/>
                   </w:pPr>
-                  <w:r>
-                    <w:t>{{ cores[</w:t>
-                  </w:r>
-                  <w:r>
-                    <w:t>1</w:t>
-                  </w:r>
-                  <w:r>
-                    <w:t>].lane }}</w:t>
-                  </w:r>
                 </w:p>
                 <w:p>
                   <w:pPr>
@@ -1592,23 +1005,6 @@
                   <w:pPr>
                     <w:ind w:left="0"/>
                   </w:pPr>
-                  <w:r>
-                    <w:t>{{ cores[</w:t>
-                  </w:r>
-                  <w:r>
-                    <w:t>1</w:t>
-                  </w:r>
-                  <w:r>
-                    <w:t>].</w:t>
-                  </w:r>
-                  <w:proofErr w:type="spellStart"/>
-                  <w:r>
-                    <w:t>lane_station_ft</w:t>
-                  </w:r>
-                  <w:proofErr w:type="spellEnd"/>
-                  <w:r>
-                    <w:t xml:space="preserve"> }}</w:t>
-                  </w:r>
                 </w:p>
                 <w:p>
                   <w:pPr>
@@ -1624,23 +1020,6 @@
                   <w:pPr>
                     <w:ind w:left="0"/>
                   </w:pPr>
-                  <w:r>
-                    <w:t>{{ cores[</w:t>
-                  </w:r>
-                  <w:r>
-                    <w:t>1</w:t>
-                  </w:r>
-                  <w:r>
-                    <w:t>].</w:t>
-                  </w:r>
-                  <w:proofErr w:type="spellStart"/>
-                  <w:r>
-                    <w:t>offset_ft</w:t>
-                  </w:r>
-                  <w:proofErr w:type="spellEnd"/>
-                  <w:r>
-                    <w:t xml:space="preserve"> }}</w:t>
-                  </w:r>
                 </w:p>
                 <w:p>
                   <w:pPr>
@@ -1649,843 +1028,6 @@
                 </w:p>
               </w:tc>
             </w:tr>
-            <w:tr>
-              <w:trPr>
-                <w:trHeight w:val="309"/>
-              </w:trPr>
-              <w:tc>
-                <w:tcPr>
-                  <w:tcW w:w="2232" w:type="dxa"/>
-                </w:tcPr>
-                <w:p>
-                  <w:pPr>
-                    <w:ind w:left="0"/>
-                  </w:pPr>
-                  <w:r>
-                    <w:t>{{ cores[</w:t>
-                  </w:r>
-                  <w:proofErr w:type="gramStart"/>
-                  <w:r>
-                    <w:t>2</w:t>
-                  </w:r>
-                  <w:r>
-                    <w:t>].</w:t>
-                  </w:r>
-                  <w:proofErr w:type="gramEnd"/>
-                  <w:r>
-                    <w:t>mark }}</w:t>
-                  </w:r>
-                </w:p>
-                <w:p>
-                  <w:pPr>
-                    <w:ind w:left="0"/>
-                  </w:pPr>
-                </w:p>
-              </w:tc>
-              <w:tc>
-                <w:tcPr>
-                  <w:tcW w:w="2160" w:type="dxa"/>
-                </w:tcPr>
-                <w:p>
-                  <w:pPr>
-                    <w:ind w:left="0"/>
-                  </w:pPr>
-                  <w:r>
-                    <w:t>{{ cores[</w:t>
-                  </w:r>
-                  <w:r>
-                    <w:t>2</w:t>
-                  </w:r>
-                  <w:r>
-                    <w:t>].lane }}</w:t>
-                  </w:r>
-                </w:p>
-                <w:p>
-                  <w:pPr>
-                    <w:ind w:left="0"/>
-                  </w:pPr>
-                </w:p>
-              </w:tc>
-              <w:tc>
-                <w:tcPr>
-                  <w:tcW w:w="3290" w:type="dxa"/>
-                </w:tcPr>
-                <w:p>
-                  <w:pPr>
-                    <w:ind w:left="0"/>
-                  </w:pPr>
-                  <w:r>
-                    <w:t>{{ cores[</w:t>
-                  </w:r>
-                  <w:r>
-                    <w:t>2</w:t>
-                  </w:r>
-                  <w:r>
-                    <w:t>].</w:t>
-                  </w:r>
-                  <w:proofErr w:type="spellStart"/>
-                  <w:r>
-                    <w:t>lane_station_ft</w:t>
-                  </w:r>
-                  <w:proofErr w:type="spellEnd"/>
-                  <w:r>
-                    <w:t xml:space="preserve"> }}</w:t>
-                  </w:r>
-                </w:p>
-                <w:p>
-                  <w:pPr>
-                    <w:ind w:left="0"/>
-                  </w:pPr>
-                </w:p>
-              </w:tc>
-              <w:tc>
-                <w:tcPr>
-                  <w:tcW w:w="2561" w:type="dxa"/>
-                </w:tcPr>
-                <w:p>
-                  <w:pPr>
-                    <w:ind w:left="0"/>
-                  </w:pPr>
-                  <w:r>
-                    <w:t>{{ cores[</w:t>
-                  </w:r>
-                  <w:r>
-                    <w:t>2</w:t>
-                  </w:r>
-                  <w:r>
-                    <w:t>].</w:t>
-                  </w:r>
-                  <w:proofErr w:type="spellStart"/>
-                  <w:r>
-                    <w:t>offset_ft</w:t>
-                  </w:r>
-                  <w:proofErr w:type="spellEnd"/>
-                  <w:r>
-                    <w:t xml:space="preserve"> }}</w:t>
-                  </w:r>
-                </w:p>
-                <w:p>
-                  <w:pPr>
-                    <w:ind w:left="0"/>
-                  </w:pPr>
-                </w:p>
-              </w:tc>
-            </w:tr>
-            <w:tr>
-              <w:trPr>
-                <w:trHeight w:val="322"/>
-              </w:trPr>
-              <w:tc>
-                <w:tcPr>
-                  <w:tcW w:w="2232" w:type="dxa"/>
-                </w:tcPr>
-                <w:p>
-                  <w:pPr>
-                    <w:ind w:left="0"/>
-                  </w:pPr>
-                  <w:r>
-                    <w:t>{{ cores[</w:t>
-                  </w:r>
-                  <w:r>
-                    <w:t>3</w:t>
-                  </w:r>
-                  <w:r>
-                    <w:t>].mark }}</w:t>
-                  </w:r>
-                </w:p>
-                <w:p>
-                  <w:pPr>
-                    <w:ind w:left="0"/>
-                  </w:pPr>
-                </w:p>
-              </w:tc>
-              <w:tc>
-                <w:tcPr>
-                  <w:tcW w:w="2160" w:type="dxa"/>
-                </w:tcPr>
-                <w:p>
-                  <w:pPr>
-                    <w:ind w:left="0"/>
-                  </w:pPr>
-                  <w:r>
-                    <w:t>{{ cores[</w:t>
-                  </w:r>
-                  <w:r>
-                    <w:t>3</w:t>
-                  </w:r>
-                  <w:r>
-                    <w:t>].lane }}</w:t>
-                  </w:r>
-                </w:p>
-                <w:p>
-                  <w:pPr>
-                    <w:ind w:left="0"/>
-                  </w:pPr>
-                </w:p>
-              </w:tc>
-              <w:tc>
-                <w:tcPr>
-                  <w:tcW w:w="3290" w:type="dxa"/>
-                </w:tcPr>
-                <w:p>
-                  <w:pPr>
-                    <w:ind w:left="0"/>
-                  </w:pPr>
-                  <w:r>
-                    <w:t>{{ cores[</w:t>
-                  </w:r>
-                  <w:r>
-                    <w:t>3</w:t>
-                  </w:r>
-                  <w:r>
-                    <w:t>].</w:t>
-                  </w:r>
-                  <w:proofErr w:type="spellStart"/>
-                  <w:r>
-                    <w:t>lane_station_ft</w:t>
-                  </w:r>
-                  <w:proofErr w:type="spellEnd"/>
-                  <w:r>
-                    <w:t xml:space="preserve"> }}</w:t>
-                  </w:r>
-                </w:p>
-                <w:p>
-                  <w:pPr>
-                    <w:ind w:left="0"/>
-                  </w:pPr>
-                </w:p>
-              </w:tc>
-              <w:tc>
-                <w:tcPr>
-                  <w:tcW w:w="2561" w:type="dxa"/>
-                </w:tcPr>
-                <w:p>
-                  <w:pPr>
-                    <w:ind w:left="0"/>
-                  </w:pPr>
-                  <w:r>
-                    <w:t>{{ cores[</w:t>
-                  </w:r>
-                  <w:r>
-                    <w:t>3</w:t>
-                  </w:r>
-                  <w:r>
-                    <w:t>].</w:t>
-                  </w:r>
-                  <w:proofErr w:type="spellStart"/>
-                  <w:r>
-                    <w:t>offset_ft</w:t>
-                  </w:r>
-                  <w:proofErr w:type="spellEnd"/>
-                  <w:r>
-                    <w:t xml:space="preserve"> }}</w:t>
-                  </w:r>
-                </w:p>
-                <w:p>
-                  <w:pPr>
-                    <w:ind w:left="0"/>
-                  </w:pPr>
-                </w:p>
-              </w:tc>
-            </w:tr>
-            <w:tr>
-              <w:trPr>
-                <w:trHeight w:val="322"/>
-              </w:trPr>
-              <w:tc>
-                <w:tcPr>
-                  <w:tcW w:w="2232" w:type="dxa"/>
-                </w:tcPr>
-                <w:p>
-                  <w:pPr>
-                    <w:ind w:left="0"/>
-                  </w:pPr>
-                  <w:r>
-                    <w:t>{{ cores[</w:t>
-                  </w:r>
-                  <w:r>
-                    <w:t>4</w:t>
-                  </w:r>
-                  <w:r>
-                    <w:t>].mark }}</w:t>
-                  </w:r>
-                </w:p>
-                <w:p>
-                  <w:pPr>
-                    <w:ind w:left="0"/>
-                  </w:pPr>
-                </w:p>
-              </w:tc>
-              <w:tc>
-                <w:tcPr>
-                  <w:tcW w:w="2160" w:type="dxa"/>
-                </w:tcPr>
-                <w:p>
-                  <w:pPr>
-                    <w:ind w:left="0"/>
-                  </w:pPr>
-                  <w:r>
-                    <w:t>{{ cores[</w:t>
-                  </w:r>
-                  <w:r>
-                    <w:t>4</w:t>
-                  </w:r>
-                  <w:r>
-                    <w:t>].lane }}</w:t>
-                  </w:r>
-                </w:p>
-                <w:p>
-                  <w:pPr>
-                    <w:ind w:left="0"/>
-                  </w:pPr>
-                </w:p>
-              </w:tc>
-              <w:tc>
-                <w:tcPr>
-                  <w:tcW w:w="3290" w:type="dxa"/>
-                </w:tcPr>
-                <w:p>
-                  <w:pPr>
-                    <w:ind w:left="0"/>
-                  </w:pPr>
-                  <w:r>
-                    <w:t>{{ cores[</w:t>
-                  </w:r>
-                  <w:r>
-                    <w:t>4</w:t>
-                  </w:r>
-                  <w:r>
-                    <w:t>].</w:t>
-                  </w:r>
-                  <w:proofErr w:type="spellStart"/>
-                  <w:r>
-                    <w:t>lane_station_ft</w:t>
-                  </w:r>
-                  <w:proofErr w:type="spellEnd"/>
-                  <w:r>
-                    <w:t xml:space="preserve"> }}</w:t>
-                  </w:r>
-                </w:p>
-                <w:p>
-                  <w:pPr>
-                    <w:ind w:left="0"/>
-                  </w:pPr>
-                </w:p>
-              </w:tc>
-              <w:tc>
-                <w:tcPr>
-                  <w:tcW w:w="2561" w:type="dxa"/>
-                </w:tcPr>
-                <w:p>
-                  <w:pPr>
-                    <w:ind w:left="0"/>
-                  </w:pPr>
-                  <w:r>
-                    <w:t>{{ cores[</w:t>
-                  </w:r>
-                  <w:r>
-                    <w:t>4</w:t>
-                  </w:r>
-                  <w:r>
-                    <w:t>].</w:t>
-                  </w:r>
-                  <w:proofErr w:type="spellStart"/>
-                  <w:r>
-                    <w:t>offset_ft</w:t>
-                  </w:r>
-                  <w:proofErr w:type="spellEnd"/>
-                  <w:r>
-                    <w:t xml:space="preserve"> }}</w:t>
-                  </w:r>
-                </w:p>
-                <w:p>
-                  <w:pPr>
-                    <w:ind w:left="0"/>
-                  </w:pPr>
-                </w:p>
-              </w:tc>
-            </w:tr>
-            <w:tr>
-              <w:trPr>
-                <w:trHeight w:val="322"/>
-              </w:trPr>
-              <w:tc>
-                <w:tcPr>
-                  <w:tcW w:w="2232" w:type="dxa"/>
-                </w:tcPr>
-                <w:p>
-                  <w:pPr>
-                    <w:ind w:left="0"/>
-                  </w:pPr>
-                  <w:r>
-                    <w:lastRenderedPageBreak/>
-                    <w:t>{{ cores[</w:t>
-                  </w:r>
-                  <w:r>
-                    <w:t>5</w:t>
-                  </w:r>
-                  <w:r>
-                    <w:t>].mark }}</w:t>
-                  </w:r>
-                </w:p>
-                <w:p>
-                  <w:pPr>
-                    <w:ind w:left="0"/>
-                  </w:pPr>
-                </w:p>
-              </w:tc>
-              <w:tc>
-                <w:tcPr>
-                  <w:tcW w:w="2160" w:type="dxa"/>
-                </w:tcPr>
-                <w:p>
-                  <w:pPr>
-                    <w:ind w:left="0"/>
-                  </w:pPr>
-                  <w:r>
-                    <w:t>{{ cores[</w:t>
-                  </w:r>
-                  <w:r>
-                    <w:t>5</w:t>
-                  </w:r>
-                  <w:r>
-                    <w:t>].lane }}</w:t>
-                  </w:r>
-                </w:p>
-                <w:p>
-                  <w:pPr>
-                    <w:ind w:left="0"/>
-                  </w:pPr>
-                </w:p>
-              </w:tc>
-              <w:tc>
-                <w:tcPr>
-                  <w:tcW w:w="3290" w:type="dxa"/>
-                </w:tcPr>
-                <w:p>
-                  <w:pPr>
-                    <w:ind w:left="0"/>
-                  </w:pPr>
-                  <w:r>
-                    <w:t>{{ cores[</w:t>
-                  </w:r>
-                  <w:r>
-                    <w:t>5</w:t>
-                  </w:r>
-                  <w:r>
-                    <w:t>].</w:t>
-                  </w:r>
-                  <w:proofErr w:type="spellStart"/>
-                  <w:r>
-                    <w:t>lane_station_ft</w:t>
-                  </w:r>
-                  <w:proofErr w:type="spellEnd"/>
-                  <w:r>
-                    <w:t xml:space="preserve"> }}</w:t>
-                  </w:r>
-                </w:p>
-                <w:p>
-                  <w:pPr>
-                    <w:ind w:left="0"/>
-                  </w:pPr>
-                </w:p>
-              </w:tc>
-              <w:tc>
-                <w:tcPr>
-                  <w:tcW w:w="2561" w:type="dxa"/>
-                </w:tcPr>
-                <w:p>
-                  <w:pPr>
-                    <w:ind w:left="0"/>
-                  </w:pPr>
-                  <w:r>
-                    <w:t>{{ cores[</w:t>
-                  </w:r>
-                  <w:r>
-                    <w:t>5</w:t>
-                  </w:r>
-                  <w:r>
-                    <w:t>].</w:t>
-                  </w:r>
-                  <w:proofErr w:type="spellStart"/>
-                  <w:r>
-                    <w:t>offset_ft</w:t>
-                  </w:r>
-                  <w:proofErr w:type="spellEnd"/>
-                  <w:r>
-                    <w:t xml:space="preserve"> }}</w:t>
-                  </w:r>
-                </w:p>
-                <w:p>
-                  <w:pPr>
-                    <w:ind w:left="0"/>
-                  </w:pPr>
-                </w:p>
-              </w:tc>
-            </w:tr>
-            <w:tr>
-              <w:trPr>
-                <w:trHeight w:val="322"/>
-              </w:trPr>
-              <w:tc>
-                <w:tcPr>
-                  <w:tcW w:w="2232" w:type="dxa"/>
-                </w:tcPr>
-                <w:p>
-                  <w:pPr>
-                    <w:ind w:left="0"/>
-                  </w:pPr>
-                  <w:r>
-                    <w:t>{{ cores[</w:t>
-                  </w:r>
-                  <w:r>
-                    <w:t>6</w:t>
-                  </w:r>
-                  <w:r>
-                    <w:t>].mark }}</w:t>
-                  </w:r>
-                </w:p>
-                <w:p>
-                  <w:pPr>
-                    <w:ind w:left="0"/>
-                    <w:jc w:val="center"/>
-                  </w:pPr>
-                </w:p>
-              </w:tc>
-              <w:tc>
-                <w:tcPr>
-                  <w:tcW w:w="2160" w:type="dxa"/>
-                </w:tcPr>
-                <w:p>
-                  <w:pPr>
-                    <w:ind w:left="0"/>
-                  </w:pPr>
-                  <w:r>
-                    <w:t>{{ cores[</w:t>
-                  </w:r>
-                  <w:r>
-                    <w:t>6</w:t>
-                  </w:r>
-                  <w:r>
-                    <w:t>].lane }}</w:t>
-                  </w:r>
-                </w:p>
-                <w:p>
-                  <w:pPr>
-                    <w:ind w:left="0"/>
-                    <w:jc w:val="center"/>
-                  </w:pPr>
-                </w:p>
-              </w:tc>
-              <w:tc>
-                <w:tcPr>
-                  <w:tcW w:w="3290" w:type="dxa"/>
-                </w:tcPr>
-                <w:p>
-                  <w:pPr>
-                    <w:ind w:left="0"/>
-                  </w:pPr>
-                  <w:r>
-                    <w:t>{{ cores[</w:t>
-                  </w:r>
-                  <w:r>
-                    <w:t>6</w:t>
-                  </w:r>
-                  <w:r>
-                    <w:t>].</w:t>
-                  </w:r>
-                  <w:proofErr w:type="spellStart"/>
-                  <w:r>
-                    <w:t>lane_station_ft</w:t>
-                  </w:r>
-                  <w:proofErr w:type="spellEnd"/>
-                  <w:r>
-                    <w:t xml:space="preserve"> }}</w:t>
-                  </w:r>
-                </w:p>
-                <w:p>
-                  <w:pPr>
-                    <w:ind w:left="0"/>
-                    <w:jc w:val="center"/>
-                  </w:pPr>
-                </w:p>
-              </w:tc>
-              <w:tc>
-                <w:tcPr>
-                  <w:tcW w:w="2561" w:type="dxa"/>
-                </w:tcPr>
-                <w:p>
-                  <w:pPr>
-                    <w:ind w:left="0"/>
-                  </w:pPr>
-                  <w:r>
-                    <w:t>{{ cores[</w:t>
-                  </w:r>
-                  <w:r>
-                    <w:t>6</w:t>
-                  </w:r>
-                  <w:r>
-                    <w:t>].</w:t>
-                  </w:r>
-                  <w:proofErr w:type="spellStart"/>
-                  <w:r>
-                    <w:t>offset_ft</w:t>
-                  </w:r>
-                  <w:proofErr w:type="spellEnd"/>
-                  <w:r>
-                    <w:t xml:space="preserve"> }}</w:t>
-                  </w:r>
-                </w:p>
-                <w:p>
-                  <w:pPr>
-                    <w:ind w:left="0"/>
-                    <w:jc w:val="center"/>
-                  </w:pPr>
-                </w:p>
-              </w:tc>
-            </w:tr>
-            <w:tr>
-              <w:trPr>
-                <w:trHeight w:val="322"/>
-              </w:trPr>
-              <w:tc>
-                <w:tcPr>
-                  <w:tcW w:w="2232" w:type="dxa"/>
-                </w:tcPr>
-                <w:p>
-                  <w:pPr>
-                    <w:ind w:left="0"/>
-                  </w:pPr>
-                  <w:r>
-                    <w:t>{{ cores[</w:t>
-                  </w:r>
-                  <w:r>
-                    <w:t>7</w:t>
-                  </w:r>
-                  <w:r>
-                    <w:t>].mark }}</w:t>
-                  </w:r>
-                </w:p>
-                <w:p>
-                  <w:pPr>
-                    <w:ind w:left="0"/>
-                    <w:jc w:val="center"/>
-                  </w:pPr>
-                </w:p>
-              </w:tc>
-              <w:tc>
-                <w:tcPr>
-                  <w:tcW w:w="2160" w:type="dxa"/>
-                </w:tcPr>
-                <w:p>
-                  <w:pPr>
-                    <w:ind w:left="0"/>
-                  </w:pPr>
-                  <w:r>
-                    <w:t>{{ cores[</w:t>
-                  </w:r>
-                  <w:r>
-                    <w:t>7</w:t>
-                  </w:r>
-                  <w:r>
-                    <w:t>].lane }}</w:t>
-                  </w:r>
-                </w:p>
-                <w:p>
-                  <w:pPr>
-                    <w:ind w:left="0"/>
-                    <w:jc w:val="center"/>
-                  </w:pPr>
-                </w:p>
-              </w:tc>
-              <w:tc>
-                <w:tcPr>
-                  <w:tcW w:w="3290" w:type="dxa"/>
-                </w:tcPr>
-                <w:p>
-                  <w:pPr>
-                    <w:ind w:left="0"/>
-                  </w:pPr>
-                  <w:r>
-                    <w:t>{{ cores[</w:t>
-                  </w:r>
-                  <w:r>
-                    <w:t>7</w:t>
-                  </w:r>
-                  <w:r>
-                    <w:t>].</w:t>
-                  </w:r>
-                  <w:proofErr w:type="spellStart"/>
-                  <w:r>
-                    <w:t>lane_station_ft</w:t>
-                  </w:r>
-                  <w:proofErr w:type="spellEnd"/>
-                  <w:r>
-                    <w:t xml:space="preserve"> }}</w:t>
-                  </w:r>
-                </w:p>
-                <w:p>
-                  <w:pPr>
-                    <w:ind w:left="0"/>
-                    <w:jc w:val="center"/>
-                  </w:pPr>
-                </w:p>
-              </w:tc>
-              <w:tc>
-                <w:tcPr>
-                  <w:tcW w:w="2561" w:type="dxa"/>
-                </w:tcPr>
-                <w:p>
-                  <w:pPr>
-                    <w:ind w:left="0"/>
-                  </w:pPr>
-                  <w:r>
-                    <w:t>{{ cores[</w:t>
-                  </w:r>
-                  <w:r>
-                    <w:t>7</w:t>
-                  </w:r>
-                  <w:r>
-                    <w:t>].</w:t>
-                  </w:r>
-                  <w:proofErr w:type="spellStart"/>
-                  <w:r>
-                    <w:t>offset_ft</w:t>
-                  </w:r>
-                  <w:proofErr w:type="spellEnd"/>
-                  <w:r>
-                    <w:t xml:space="preserve"> }}</w:t>
-                  </w:r>
-                </w:p>
-                <w:p>
-                  <w:pPr>
-                    <w:ind w:left="0"/>
-                    <w:jc w:val="center"/>
-                  </w:pPr>
-                </w:p>
-              </w:tc>
-            </w:tr>
-            <w:tr>
-              <w:trPr>
-                <w:trHeight w:val="322"/>
-              </w:trPr>
-              <w:tc>
-                <w:tcPr>
-                  <w:tcW w:w="2232" w:type="dxa"/>
-                </w:tcPr>
-                <w:p>
-                  <w:pPr>
-                    <w:ind w:left="0"/>
-                  </w:pPr>
-                  <w:r>
-                    <w:t>{{ cores[</w:t>
-                  </w:r>
-                  <w:r>
-                    <w:t>8</w:t>
-                  </w:r>
-                  <w:r>
-                    <w:t>].mark }}</w:t>
-                  </w:r>
-                </w:p>
-                <w:p>
-                  <w:pPr>
-                    <w:ind w:left="0"/>
-                    <w:jc w:val="center"/>
-                  </w:pPr>
-                </w:p>
-              </w:tc>
-              <w:tc>
-                <w:tcPr>
-                  <w:tcW w:w="2160" w:type="dxa"/>
-                </w:tcPr>
-                <w:p>
-                  <w:pPr>
-                    <w:ind w:left="0"/>
-                  </w:pPr>
-                  <w:r>
-                    <w:t>{{ cores[</w:t>
-                  </w:r>
-                  <w:r>
-                    <w:t>8</w:t>
-                  </w:r>
-                  <w:r>
-                    <w:t>].lane }}</w:t>
-                  </w:r>
-                </w:p>
-                <w:p>
-                  <w:pPr>
-                    <w:ind w:left="0"/>
-                    <w:jc w:val="center"/>
-                  </w:pPr>
-                </w:p>
-              </w:tc>
-              <w:tc>
-                <w:tcPr>
-                  <w:tcW w:w="3290" w:type="dxa"/>
-                </w:tcPr>
-                <w:p>
-                  <w:pPr>
-                    <w:ind w:left="0"/>
-                  </w:pPr>
-                  <w:r>
-                    <w:t>{{ cores[</w:t>
-                  </w:r>
-                  <w:r>
-                    <w:t>8</w:t>
-                  </w:r>
-                  <w:r>
-                    <w:t>].</w:t>
-                  </w:r>
-                  <w:proofErr w:type="spellStart"/>
-                  <w:r>
-                    <w:t>lane_station_ft</w:t>
-                  </w:r>
-                  <w:proofErr w:type="spellEnd"/>
-                  <w:r>
-                    <w:t xml:space="preserve"> }}</w:t>
-                  </w:r>
-                </w:p>
-                <w:p>
-                  <w:pPr>
-                    <w:ind w:left="0"/>
-                    <w:jc w:val="center"/>
-                  </w:pPr>
-                </w:p>
-              </w:tc>
-              <w:tc>
-                <w:tcPr>
-                  <w:tcW w:w="2561" w:type="dxa"/>
-                </w:tcPr>
-                <w:p>
-                  <w:pPr>
-                    <w:ind w:left="0"/>
-                  </w:pPr>
-                  <w:r>
-                    <w:t>{{ cores[</w:t>
-                  </w:r>
-                  <w:r>
-                    <w:t>8</w:t>
-                  </w:r>
-                  <w:r>
-                    <w:t>].</w:t>
-                  </w:r>
-                  <w:proofErr w:type="spellStart"/>
-                  <w:r>
-                    <w:t>offset_ft</w:t>
-                  </w:r>
-                  <w:proofErr w:type="spellEnd"/>
-                  <w:r>
-                    <w:t xml:space="preserve"> }}</w:t>
-                  </w:r>
-                </w:p>
-                <w:p>
-                  <w:pPr>
-                    <w:ind w:left="0"/>
-                    <w:jc w:val="center"/>
-                  </w:pPr>
-                </w:p>
-              </w:tc>
-            </w:tr>
           </w:tbl>
           <w:p>
             <w:r>
@@ -2499,6 +1041,7 @@
               <w:pStyle w:val="Heading2"/>
             </w:pPr>
             <w:r>
+              <w:lastRenderedPageBreak/>
               <w:t>Specify any Additional Activities Performed:</w:t>
             </w:r>
           </w:p>
@@ -2515,21 +1058,7 @@
                 <w:b w:val="0"/>
                 <w:bCs w:val="0"/>
               </w:rPr>
-              <w:t>{{</w:t>
-            </w:r>
-            <w:r>
-              <w:rPr>
-                <w:b w:val="0"/>
-                <w:bCs w:val="0"/>
-              </w:rPr>
-              <w:t xml:space="preserve"> add_activity </w:t>
-            </w:r>
-            <w:r>
-              <w:rPr>
-                <w:b w:val="0"/>
-                <w:bCs w:val="0"/>
-              </w:rPr>
-              <w:t>}}</w:t>
+              <w:t>{{ add_activity }}</w:t>
             </w:r>
           </w:p>
         </w:tc>
@@ -2561,18 +1090,18 @@
         <w:tblLook w:val="04A0" w:firstRow="1" w:lastRow="0" w:firstColumn="1" w:lastColumn="0" w:noHBand="0" w:noVBand="1"/>
       </w:tblPr>
       <w:tblGrid>
-        <w:gridCol w:w="2447"/>
-        <w:gridCol w:w="802"/>
-        <w:gridCol w:w="1230"/>
-        <w:gridCol w:w="1011"/>
-        <w:gridCol w:w="754"/>
-        <w:gridCol w:w="50"/>
-        <w:gridCol w:w="448"/>
-        <w:gridCol w:w="1069"/>
-        <w:gridCol w:w="1120"/>
-        <w:gridCol w:w="203"/>
-        <w:gridCol w:w="856"/>
-        <w:gridCol w:w="1530"/>
+        <w:gridCol w:w="2057"/>
+        <w:gridCol w:w="870"/>
+        <w:gridCol w:w="1096"/>
+        <w:gridCol w:w="1102"/>
+        <w:gridCol w:w="824"/>
+        <w:gridCol w:w="53"/>
+        <w:gridCol w:w="293"/>
+        <w:gridCol w:w="1167"/>
+        <w:gridCol w:w="1224"/>
+        <w:gridCol w:w="219"/>
+        <w:gridCol w:w="1186"/>
+        <w:gridCol w:w="1429"/>
       </w:tblGrid>
       <w:tr>
         <w:trPr>
@@ -2735,7 +1264,7 @@
         </w:tc>
         <w:tc>
           <w:tcPr>
-            <w:tcW w:w="3608" w:type="dxa"/>
+            <w:tcW w:w="4058" w:type="dxa"/>
             <w:gridSpan w:val="4"/>
             <w:tcBorders>
               <w:top w:val="single" w:sz="4" w:space="0" w:color="000000"/>
@@ -2783,32 +1312,16 @@
               <w:ind w:left="0"/>
               <w:jc w:val="both"/>
               <w:rPr>
-                <w:sz w:val="18"/>
-                <w:szCs w:val="18"/>
-              </w:rPr>
-            </w:pPr>
-            <w:r>
-              <w:rPr>
-                <w:sz w:val="18"/>
-                <w:szCs w:val="18"/>
-              </w:rPr>
-              <w:t xml:space="preserve">{{ </w:t>
-            </w:r>
-            <w:proofErr w:type="spellStart"/>
-            <w:r>
-              <w:rPr>
-                <w:sz w:val="18"/>
-                <w:szCs w:val="18"/>
-              </w:rPr>
-              <w:t>qas</w:t>
-            </w:r>
-            <w:proofErr w:type="spellEnd"/>
-            <w:r>
-              <w:rPr>
-                <w:sz w:val="18"/>
-                <w:szCs w:val="18"/>
-              </w:rPr>
-              <w:t>[0].code }}</w:t>
+                <w:sz w:val="20"/>
+                <w:szCs w:val="20"/>
+              </w:rPr>
+            </w:pPr>
+            <w:r>
+              <w:rPr>
+                <w:sz w:val="20"/>
+                <w:szCs w:val="20"/>
+              </w:rPr>
+              <w:t>{%tr for qa in qas if qa.code %}</w:t>
             </w:r>
           </w:p>
         </w:tc>
@@ -2828,17 +1341,6 @@
               <w:ind w:left="0"/>
               <w:jc w:val="both"/>
             </w:pPr>
-            <w:r>
-              <w:t xml:space="preserve">{{ </w:t>
-            </w:r>
-            <w:proofErr w:type="spellStart"/>
-            <w:r>
-              <w:t>qas</w:t>
-            </w:r>
-            <w:proofErr w:type="spellEnd"/>
-            <w:r>
-              <w:t>[0].test }}</w:t>
-            </w:r>
           </w:p>
         </w:tc>
         <w:tc>
@@ -2857,17 +1359,6 @@
               <w:ind w:left="0"/>
               <w:jc w:val="both"/>
             </w:pPr>
-            <w:r>
-              <w:t xml:space="preserve">{{ </w:t>
-            </w:r>
-            <w:proofErr w:type="spellStart"/>
-            <w:r>
-              <w:t>qas</w:t>
-            </w:r>
-            <w:proofErr w:type="spellEnd"/>
-            <w:r>
-              <w:t>[0].location }}</w:t>
-            </w:r>
           </w:p>
         </w:tc>
         <w:tc>
@@ -2890,34 +1381,11 @@
                 <w:szCs w:val="16"/>
               </w:rPr>
             </w:pPr>
-            <w:r>
-              <w:rPr>
-                <w:sz w:val="16"/>
-                <w:szCs w:val="16"/>
-              </w:rPr>
-              <w:t xml:space="preserve">{{ </w:t>
-            </w:r>
-            <w:proofErr w:type="spellStart"/>
-            <w:r>
-              <w:rPr>
-                <w:sz w:val="16"/>
-                <w:szCs w:val="16"/>
-              </w:rPr>
-              <w:t>qas</w:t>
-            </w:r>
-            <w:proofErr w:type="spellEnd"/>
-            <w:r>
-              <w:rPr>
-                <w:sz w:val="16"/>
-                <w:szCs w:val="16"/>
-              </w:rPr>
-              <w:t>[0].result }}</w:t>
-            </w:r>
-          </w:p>
-        </w:tc>
-        <w:tc>
-          <w:tcPr>
-            <w:tcW w:w="3608" w:type="dxa"/>
+          </w:p>
+        </w:tc>
+        <w:tc>
+          <w:tcPr>
+            <w:tcW w:w="4058" w:type="dxa"/>
             <w:gridSpan w:val="4"/>
             <w:tcBorders>
               <w:top w:val="single" w:sz="4" w:space="0" w:color="000000"/>
@@ -2934,29 +1402,6 @@
                 <w:szCs w:val="12"/>
               </w:rPr>
             </w:pPr>
-            <w:r>
-              <w:rPr>
-                <w:sz w:val="12"/>
-                <w:szCs w:val="12"/>
-              </w:rPr>
-              <w:t xml:space="preserve">{{ </w:t>
-            </w:r>
-            <w:proofErr w:type="spellStart"/>
-            <w:r>
-              <w:rPr>
-                <w:sz w:val="12"/>
-                <w:szCs w:val="12"/>
-              </w:rPr>
-              <w:t>qas</w:t>
-            </w:r>
-            <w:proofErr w:type="spellEnd"/>
-            <w:r>
-              <w:rPr>
-                <w:sz w:val="12"/>
-                <w:szCs w:val="12"/>
-              </w:rPr>
-              <w:t>[0].remarks }}</w:t>
-            </w:r>
           </w:p>
         </w:tc>
       </w:tr>
@@ -2978,29 +1423,17 @@
             <w:pPr>
               <w:ind w:left="0"/>
               <w:jc w:val="both"/>
-            </w:pPr>
-            <w:r>
-              <w:rPr>
-                <w:sz w:val="18"/>
-                <w:szCs w:val="18"/>
-              </w:rPr>
-              <w:t xml:space="preserve">{{ </w:t>
-            </w:r>
-            <w:proofErr w:type="spellStart"/>
-            <w:r>
-              <w:rPr>
-                <w:sz w:val="18"/>
-                <w:szCs w:val="18"/>
-              </w:rPr>
-              <w:t>qas</w:t>
-            </w:r>
-            <w:proofErr w:type="spellEnd"/>
-            <w:r>
-              <w:rPr>
-                <w:sz w:val="18"/>
-                <w:szCs w:val="18"/>
-              </w:rPr>
-              <w:t>[0].code }}</w:t>
+              <w:rPr>
+                <w:sz w:val="20"/>
+                <w:szCs w:val="20"/>
+              </w:rPr>
+            </w:pPr>
+            <w:r>
+              <w:rPr>
+                <w:sz w:val="20"/>
+                <w:szCs w:val="20"/>
+              </w:rPr>
+              <w:t>{{ qa.code }}</w:t>
             </w:r>
           </w:p>
         </w:tc>
@@ -3021,15 +1454,7 @@
               <w:jc w:val="both"/>
             </w:pPr>
             <w:r>
-              <w:t xml:space="preserve">{{ </w:t>
-            </w:r>
-            <w:proofErr w:type="spellStart"/>
-            <w:r>
-              <w:t>qas</w:t>
-            </w:r>
-            <w:proofErr w:type="spellEnd"/>
-            <w:r>
-              <w:t>[0].test }}</w:t>
+              <w:t>{{ qa.test }}</w:t>
             </w:r>
           </w:p>
         </w:tc>
@@ -3050,15 +1475,7 @@
               <w:jc w:val="both"/>
             </w:pPr>
             <w:r>
-              <w:t xml:space="preserve">{{ </w:t>
-            </w:r>
-            <w:proofErr w:type="spellStart"/>
-            <w:r>
-              <w:t>qas</w:t>
-            </w:r>
-            <w:proofErr w:type="spellEnd"/>
-            <w:r>
-              <w:t>[0].location }}</w:t>
+              <w:t>{{ qa.location }}</w:t>
             </w:r>
           </w:p>
         </w:tc>
@@ -3087,29 +1504,13 @@
                 <w:sz w:val="16"/>
                 <w:szCs w:val="16"/>
               </w:rPr>
-              <w:t xml:space="preserve">{{ </w:t>
-            </w:r>
-            <w:proofErr w:type="spellStart"/>
-            <w:r>
-              <w:rPr>
-                <w:sz w:val="16"/>
-                <w:szCs w:val="16"/>
-              </w:rPr>
-              <w:t>qas</w:t>
-            </w:r>
-            <w:proofErr w:type="spellEnd"/>
-            <w:r>
-              <w:rPr>
-                <w:sz w:val="16"/>
-                <w:szCs w:val="16"/>
-              </w:rPr>
-              <w:t>[0].result }}</w:t>
-            </w:r>
-          </w:p>
-        </w:tc>
-        <w:tc>
-          <w:tcPr>
-            <w:tcW w:w="3608" w:type="dxa"/>
+              <w:t>{{ qa.result }}</w:t>
+            </w:r>
+          </w:p>
+        </w:tc>
+        <w:tc>
+          <w:tcPr>
+            <w:tcW w:w="4058" w:type="dxa"/>
             <w:gridSpan w:val="4"/>
             <w:tcBorders>
               <w:top w:val="single" w:sz="4" w:space="0" w:color="000000"/>
@@ -3121,29 +1522,17 @@
           <w:p>
             <w:pPr>
               <w:jc w:val="both"/>
-            </w:pPr>
-            <w:r>
               <w:rPr>
                 <w:sz w:val="12"/>
                 <w:szCs w:val="12"/>
               </w:rPr>
-              <w:t xml:space="preserve">{{ </w:t>
-            </w:r>
-            <w:proofErr w:type="spellStart"/>
+            </w:pPr>
             <w:r>
               <w:rPr>
                 <w:sz w:val="12"/>
                 <w:szCs w:val="12"/>
               </w:rPr>
-              <w:t>qas</w:t>
-            </w:r>
-            <w:proofErr w:type="spellEnd"/>
-            <w:r>
-              <w:rPr>
-                <w:sz w:val="12"/>
-                <w:szCs w:val="12"/>
-              </w:rPr>
-              <w:t>[0].remarks }}</w:t>
+              <w:t>{{ qa.remarks }}</w:t>
             </w:r>
           </w:p>
         </w:tc>
@@ -3166,7 +1555,18 @@
             <w:pPr>
               <w:ind w:left="0"/>
               <w:jc w:val="both"/>
-            </w:pPr>
+              <w:rPr>
+                <w:sz w:val="20"/>
+                <w:szCs w:val="20"/>
+              </w:rPr>
+            </w:pPr>
+            <w:r>
+              <w:rPr>
+                <w:sz w:val="20"/>
+                <w:szCs w:val="20"/>
+              </w:rPr>
+              <w:t>{%tr endfor %}</w:t>
+            </w:r>
           </w:p>
         </w:tc>
         <w:tc>
@@ -3200,6 +1600,7 @@
           </w:tcPr>
           <w:p>
             <w:pPr>
+              <w:ind w:left="0"/>
               <w:jc w:val="both"/>
             </w:pPr>
           </w:p>
@@ -3217,13 +1618,18 @@
           </w:tcPr>
           <w:p>
             <w:pPr>
-              <w:jc w:val="both"/>
-            </w:pPr>
-          </w:p>
-        </w:tc>
-        <w:tc>
-          <w:tcPr>
-            <w:tcW w:w="3608" w:type="dxa"/>
+              <w:ind w:left="0"/>
+              <w:jc w:val="both"/>
+              <w:rPr>
+                <w:sz w:val="16"/>
+                <w:szCs w:val="16"/>
+              </w:rPr>
+            </w:pPr>
+          </w:p>
+        </w:tc>
+        <w:tc>
+          <w:tcPr>
+            <w:tcW w:w="4058" w:type="dxa"/>
             <w:gridSpan w:val="4"/>
             <w:tcBorders>
               <w:top w:val="single" w:sz="4" w:space="0" w:color="000000"/>
@@ -3235,6 +1641,10 @@
           <w:p>
             <w:pPr>
               <w:jc w:val="both"/>
+              <w:rPr>
+                <w:sz w:val="12"/>
+                <w:szCs w:val="12"/>
+              </w:rPr>
             </w:pPr>
           </w:p>
         </w:tc>
@@ -3273,13 +1683,7 @@
               <w:rPr>
                 <w:u w:val="none"/>
               </w:rPr>
-              <w:t>QUANTITIES</w:t>
-            </w:r>
-            <w:r>
-              <w:rPr>
-                <w:u w:val="none"/>
-              </w:rPr>
-              <w:t xml:space="preserve"> INSTALLED AND COMPLETED</w:t>
+              <w:t>QUANTITIES INSTALLED AND COMPLETED</w:t>
             </w:r>
           </w:p>
         </w:tc>
@@ -3384,7 +1788,7 @@
         </w:tc>
         <w:tc>
           <w:tcPr>
-            <w:tcW w:w="4678" w:type="dxa"/>
+            <w:tcW w:w="5571" w:type="dxa"/>
             <w:gridSpan w:val="7"/>
             <w:tcBorders>
               <w:top w:val="single" w:sz="4" w:space="0" w:color="000000"/>
@@ -3443,23 +1847,7 @@
                 <w:sz w:val="20"/>
                 <w:szCs w:val="20"/>
               </w:rPr>
-              <w:t xml:space="preserve">{{ </w:t>
-            </w:r>
-            <w:proofErr w:type="spellStart"/>
-            <w:r>
-              <w:rPr>
-                <w:sz w:val="20"/>
-                <w:szCs w:val="20"/>
-              </w:rPr>
-              <w:t>pqs</w:t>
-            </w:r>
-            <w:proofErr w:type="spellEnd"/>
-            <w:r>
-              <w:rPr>
-                <w:sz w:val="20"/>
-                <w:szCs w:val="20"/>
-              </w:rPr>
-              <w:t>[0].code }}</w:t>
+              <w:t>{%tr for pq in pqs if pq.code %}</w:t>
             </w:r>
           </w:p>
         </w:tc>
@@ -3480,17 +1868,6 @@
               <w:ind w:left="0"/>
               <w:jc w:val="both"/>
             </w:pPr>
-            <w:r>
-              <w:t xml:space="preserve">{{ </w:t>
-            </w:r>
-            <w:proofErr w:type="spellStart"/>
-            <w:r>
-              <w:t>pqs</w:t>
-            </w:r>
-            <w:proofErr w:type="spellEnd"/>
-            <w:r>
-              <w:t>[0].desc }}</w:t>
-            </w:r>
           </w:p>
         </w:tc>
         <w:tc>
@@ -3510,22 +1887,11 @@
               <w:ind w:left="0"/>
               <w:jc w:val="both"/>
             </w:pPr>
-            <w:r>
-              <w:t xml:space="preserve">{{ </w:t>
-            </w:r>
-            <w:proofErr w:type="spellStart"/>
-            <w:r>
-              <w:t>pqs</w:t>
-            </w:r>
-            <w:proofErr w:type="spellEnd"/>
-            <w:r>
-              <w:t>[0].qty }}</w:t>
-            </w:r>
-          </w:p>
-        </w:tc>
-        <w:tc>
-          <w:tcPr>
-            <w:tcW w:w="4678" w:type="dxa"/>
+          </w:p>
+        </w:tc>
+        <w:tc>
+          <w:tcPr>
+            <w:tcW w:w="5571" w:type="dxa"/>
             <w:gridSpan w:val="7"/>
             <w:tcBorders>
               <w:top w:val="single" w:sz="4" w:space="0" w:color="000000"/>
@@ -3540,17 +1906,6 @@
               <w:ind w:left="0"/>
               <w:jc w:val="both"/>
             </w:pPr>
-            <w:r>
-              <w:t xml:space="preserve">{{ </w:t>
-            </w:r>
-            <w:proofErr w:type="spellStart"/>
-            <w:r>
-              <w:t>pqs</w:t>
-            </w:r>
-            <w:proofErr w:type="spellEnd"/>
-            <w:r>
-              <w:t>[0].notes }}</w:t>
-            </w:r>
           </w:p>
         </w:tc>
       </w:tr>
@@ -3573,29 +1928,17 @@
             <w:pPr>
               <w:ind w:left="0"/>
               <w:jc w:val="both"/>
-            </w:pPr>
-            <w:r>
               <w:rPr>
                 <w:sz w:val="20"/>
                 <w:szCs w:val="20"/>
               </w:rPr>
-              <w:t xml:space="preserve">{{ </w:t>
-            </w:r>
-            <w:proofErr w:type="spellStart"/>
+            </w:pPr>
             <w:r>
               <w:rPr>
                 <w:sz w:val="20"/>
                 <w:szCs w:val="20"/>
               </w:rPr>
-              <w:t>pqs</w:t>
-            </w:r>
-            <w:proofErr w:type="spellEnd"/>
-            <w:r>
-              <w:rPr>
-                <w:sz w:val="20"/>
-                <w:szCs w:val="20"/>
-              </w:rPr>
-              <w:t>[1].code }}</w:t>
+              <w:t>{{ pq.code }}</w:t>
             </w:r>
           </w:p>
         </w:tc>
@@ -3617,15 +1960,7 @@
               <w:jc w:val="both"/>
             </w:pPr>
             <w:r>
-              <w:t xml:space="preserve">{{ </w:t>
-            </w:r>
-            <w:proofErr w:type="spellStart"/>
-            <w:r>
-              <w:t>pqs</w:t>
-            </w:r>
-            <w:proofErr w:type="spellEnd"/>
-            <w:r>
-              <w:t>[1].desc }}</w:t>
+              <w:t>{{ pq.desc }}</w:t>
             </w:r>
           </w:p>
         </w:tc>
@@ -3647,21 +1982,13 @@
               <w:jc w:val="both"/>
             </w:pPr>
             <w:r>
-              <w:t xml:space="preserve">{{ </w:t>
-            </w:r>
-            <w:proofErr w:type="spellStart"/>
-            <w:r>
-              <w:t>pqs</w:t>
-            </w:r>
-            <w:proofErr w:type="spellEnd"/>
-            <w:r>
-              <w:t>[1].qty }}</w:t>
-            </w:r>
-          </w:p>
-        </w:tc>
-        <w:tc>
-          <w:tcPr>
-            <w:tcW w:w="4678" w:type="dxa"/>
+              <w:t>{{ pq.qty }}</w:t>
+            </w:r>
+          </w:p>
+        </w:tc>
+        <w:tc>
+          <w:tcPr>
+            <w:tcW w:w="5571" w:type="dxa"/>
             <w:gridSpan w:val="7"/>
             <w:tcBorders>
               <w:top w:val="single" w:sz="4" w:space="0" w:color="000000"/>
@@ -3677,15 +2004,7 @@
               <w:jc w:val="both"/>
             </w:pPr>
             <w:r>
-              <w:t xml:space="preserve">{{ </w:t>
-            </w:r>
-            <w:proofErr w:type="spellStart"/>
-            <w:r>
-              <w:t>pqs</w:t>
-            </w:r>
-            <w:proofErr w:type="spellEnd"/>
-            <w:r>
-              <w:t>[1].notes }}</w:t>
+              <w:t>{{ pq.notes }}</w:t>
             </w:r>
           </w:p>
         </w:tc>
@@ -3709,29 +2028,17 @@
             <w:pPr>
               <w:ind w:left="0"/>
               <w:jc w:val="both"/>
-            </w:pPr>
-            <w:r>
               <w:rPr>
                 <w:sz w:val="20"/>
                 <w:szCs w:val="20"/>
               </w:rPr>
-              <w:t xml:space="preserve">{{ </w:t>
-            </w:r>
-            <w:proofErr w:type="spellStart"/>
+            </w:pPr>
             <w:r>
               <w:rPr>
                 <w:sz w:val="20"/>
                 <w:szCs w:val="20"/>
               </w:rPr>
-              <w:t>pqs</w:t>
-            </w:r>
-            <w:proofErr w:type="spellEnd"/>
-            <w:r>
-              <w:rPr>
-                <w:sz w:val="20"/>
-                <w:szCs w:val="20"/>
-              </w:rPr>
-              <w:t>[2].code }}</w:t>
+              <w:t>{%tr endfor %}</w:t>
             </w:r>
           </w:p>
         </w:tc>
@@ -3752,17 +2059,6 @@
               <w:ind w:left="0"/>
               <w:jc w:val="both"/>
             </w:pPr>
-            <w:r>
-              <w:t xml:space="preserve">{{ </w:t>
-            </w:r>
-            <w:proofErr w:type="spellStart"/>
-            <w:r>
-              <w:t>pqs</w:t>
-            </w:r>
-            <w:proofErr w:type="spellEnd"/>
-            <w:r>
-              <w:t>[2].desc }}</w:t>
-            </w:r>
           </w:p>
         </w:tc>
         <w:tc>
@@ -3782,22 +2078,11 @@
               <w:ind w:left="0"/>
               <w:jc w:val="both"/>
             </w:pPr>
-            <w:r>
-              <w:t xml:space="preserve">{{ </w:t>
-            </w:r>
-            <w:proofErr w:type="spellStart"/>
-            <w:r>
-              <w:t>pqs</w:t>
-            </w:r>
-            <w:proofErr w:type="spellEnd"/>
-            <w:r>
-              <w:t>[2].qty }}</w:t>
-            </w:r>
-          </w:p>
-        </w:tc>
-        <w:tc>
-          <w:tcPr>
-            <w:tcW w:w="4678" w:type="dxa"/>
+          </w:p>
+        </w:tc>
+        <w:tc>
+          <w:tcPr>
+            <w:tcW w:w="5571" w:type="dxa"/>
             <w:gridSpan w:val="7"/>
             <w:tcBorders>
               <w:top w:val="single" w:sz="4" w:space="0" w:color="000000"/>
@@ -3812,17 +2097,6 @@
               <w:ind w:left="0"/>
               <w:jc w:val="both"/>
             </w:pPr>
-            <w:r>
-              <w:t xml:space="preserve">{{ </w:t>
-            </w:r>
-            <w:proofErr w:type="spellStart"/>
-            <w:r>
-              <w:t>pqs</w:t>
-            </w:r>
-            <w:proofErr w:type="spellEnd"/>
-            <w:r>
-              <w:t>[2].notes }}</w:t>
-            </w:r>
           </w:p>
         </w:tc>
       </w:tr>
@@ -3934,7 +2208,7 @@
         </w:tc>
         <w:tc>
           <w:tcPr>
-            <w:tcW w:w="1346" w:type="dxa"/>
+            <w:tcW w:w="1096" w:type="dxa"/>
             <w:tcBorders>
               <w:top w:val="single" w:sz="4" w:space="0" w:color="000000"/>
               <w:left w:val="single" w:sz="4" w:space="0" w:color="000000"/>
@@ -3992,7 +2266,7 @@
         </w:tc>
         <w:tc>
           <w:tcPr>
-            <w:tcW w:w="1370" w:type="dxa"/>
+            <w:tcW w:w="1170" w:type="dxa"/>
             <w:gridSpan w:val="3"/>
             <w:tcBorders>
               <w:top w:val="single" w:sz="4" w:space="0" w:color="000000"/>
@@ -4004,7 +2278,6 @@
           <w:p>
             <w:pPr>
               <w:pStyle w:val="Heading3"/>
-              <w:ind w:left="-66"/>
               <w:jc w:val="both"/>
               <w:rPr>
                 <w:b/>
@@ -4016,7 +2289,7 @@
                 <w:b/>
                 <w:bCs/>
               </w:rPr>
-              <w:t>OPERATOR</w:t>
+              <w:t xml:space="preserve">   OPERATOR</w:t>
             </w:r>
           </w:p>
         </w:tc>
@@ -4081,7 +2354,7 @@
         </w:tc>
         <w:tc>
           <w:tcPr>
-            <w:tcW w:w="2165" w:type="dxa"/>
+            <w:tcW w:w="2615" w:type="dxa"/>
             <w:gridSpan w:val="2"/>
             <w:tcBorders>
               <w:top w:val="single" w:sz="4" w:space="0" w:color="000000"/>
@@ -4116,28 +2389,29 @@
         </w:trPr>
         <w:tc>
           <w:tcPr>
-            <w:tcW w:w="2700" w:type="dxa"/>
-            <w:tcBorders>
-              <w:top w:val="single" w:sz="4" w:space="0" w:color="000000"/>
-              <w:left w:val="single" w:sz="4" w:space="0" w:color="000000"/>
-              <w:bottom w:val="single" w:sz="4" w:space="0" w:color="000000"/>
-              <w:right w:val="single" w:sz="4" w:space="0" w:color="000000"/>
-            </w:tcBorders>
-          </w:tcPr>
-          <w:p>
-            <w:pPr>
-              <w:ind w:left="0"/>
-            </w:pPr>
-            <w:r>
-              <w:t xml:space="preserve">{{ </w:t>
-            </w:r>
-            <w:proofErr w:type="spellStart"/>
-            <w:r>
-              <w:t>crs</w:t>
-            </w:r>
-            <w:proofErr w:type="spellEnd"/>
-            <w:r>
-              <w:t>[0].contractor }}</w:t>
+            <w:tcW w:w="2057" w:type="dxa"/>
+            <w:tcBorders>
+              <w:top w:val="single" w:sz="4" w:space="0" w:color="000000"/>
+              <w:left w:val="single" w:sz="4" w:space="0" w:color="000000"/>
+              <w:bottom w:val="single" w:sz="4" w:space="0" w:color="000000"/>
+              <w:right w:val="single" w:sz="4" w:space="0" w:color="000000"/>
+            </w:tcBorders>
+          </w:tcPr>
+          <w:p>
+            <w:pPr>
+              <w:ind w:left="0"/>
+              <w:jc w:val="both"/>
+              <w:rPr>
+                <w:sz w:val="24"/>
+                <w:szCs w:val="24"/>
+              </w:rPr>
+            </w:pPr>
+            <w:r>
+              <w:rPr>
+                <w:sz w:val="24"/>
+                <w:szCs w:val="24"/>
+              </w:rPr>
+              <w:t>{%tr for cr in crs if cr.contractor %}</w:t>
             </w:r>
           </w:p>
         </w:tc>
@@ -4154,45 +2428,33 @@
           <w:p>
             <w:pPr>
               <w:ind w:left="0"/>
-            </w:pPr>
-            <w:r>
-              <w:t xml:space="preserve">{{ </w:t>
-            </w:r>
-            <w:proofErr w:type="spellStart"/>
-            <w:r>
-              <w:t>crs</w:t>
-            </w:r>
-            <w:proofErr w:type="spellEnd"/>
-            <w:r>
-              <w:t>[0].super }}</w:t>
-            </w:r>
-          </w:p>
-        </w:tc>
-        <w:tc>
-          <w:tcPr>
-            <w:tcW w:w="1346" w:type="dxa"/>
-            <w:tcBorders>
-              <w:top w:val="single" w:sz="4" w:space="0" w:color="000000"/>
-              <w:left w:val="single" w:sz="4" w:space="0" w:color="000000"/>
-              <w:bottom w:val="single" w:sz="4" w:space="0" w:color="000000"/>
-              <w:right w:val="single" w:sz="4" w:space="0" w:color="000000"/>
-            </w:tcBorders>
-          </w:tcPr>
-          <w:p>
-            <w:pPr>
-              <w:ind w:left="0"/>
-            </w:pPr>
-            <w:r>
-              <w:t xml:space="preserve">{{ </w:t>
-            </w:r>
-            <w:proofErr w:type="spellStart"/>
-            <w:r>
-              <w:t>crs</w:t>
-            </w:r>
-            <w:proofErr w:type="spellEnd"/>
-            <w:r>
-              <w:t>[0].foreman }}</w:t>
-            </w:r>
+              <w:jc w:val="both"/>
+              <w:rPr>
+                <w:sz w:val="24"/>
+                <w:szCs w:val="24"/>
+              </w:rPr>
+            </w:pPr>
+          </w:p>
+        </w:tc>
+        <w:tc>
+          <w:tcPr>
+            <w:tcW w:w="1096" w:type="dxa"/>
+            <w:tcBorders>
+              <w:top w:val="single" w:sz="4" w:space="0" w:color="000000"/>
+              <w:left w:val="single" w:sz="4" w:space="0" w:color="000000"/>
+              <w:bottom w:val="single" w:sz="4" w:space="0" w:color="000000"/>
+              <w:right w:val="single" w:sz="4" w:space="0" w:color="000000"/>
+            </w:tcBorders>
+          </w:tcPr>
+          <w:p>
+            <w:pPr>
+              <w:ind w:left="0"/>
+              <w:jc w:val="both"/>
+              <w:rPr>
+                <w:sz w:val="24"/>
+                <w:szCs w:val="24"/>
+              </w:rPr>
+            </w:pPr>
           </w:p>
         </w:tc>
         <w:tc>
@@ -4208,23 +2470,17 @@
           <w:p>
             <w:pPr>
               <w:ind w:left="0"/>
-            </w:pPr>
-            <w:r>
-              <w:t xml:space="preserve">{{ </w:t>
-            </w:r>
-            <w:proofErr w:type="spellStart"/>
-            <w:r>
-              <w:t>crs</w:t>
-            </w:r>
-            <w:proofErr w:type="spellEnd"/>
-            <w:r>
-              <w:t>[0].survey }}</w:t>
-            </w:r>
-          </w:p>
-        </w:tc>
-        <w:tc>
-          <w:tcPr>
-            <w:tcW w:w="1370" w:type="dxa"/>
+              <w:jc w:val="both"/>
+              <w:rPr>
+                <w:sz w:val="24"/>
+                <w:szCs w:val="24"/>
+              </w:rPr>
+            </w:pPr>
+          </w:p>
+        </w:tc>
+        <w:tc>
+          <w:tcPr>
+            <w:tcW w:w="1170" w:type="dxa"/>
             <w:gridSpan w:val="3"/>
             <w:tcBorders>
               <w:top w:val="single" w:sz="4" w:space="0" w:color="000000"/>
@@ -4236,45 +2492,33 @@
           <w:p>
             <w:pPr>
               <w:ind w:left="0"/>
-            </w:pPr>
-            <w:r>
-              <w:t xml:space="preserve">{{ </w:t>
-            </w:r>
-            <w:proofErr w:type="spellStart"/>
-            <w:r>
-              <w:t>crs</w:t>
-            </w:r>
-            <w:proofErr w:type="spellEnd"/>
-            <w:r>
-              <w:t>[0].operator }}</w:t>
-            </w:r>
-          </w:p>
-        </w:tc>
-        <w:tc>
-          <w:tcPr>
-            <w:tcW w:w="524" w:type="dxa"/>
-            <w:tcBorders>
-              <w:top w:val="single" w:sz="4" w:space="0" w:color="000000"/>
-              <w:left w:val="single" w:sz="4" w:space="0" w:color="000000"/>
-              <w:bottom w:val="single" w:sz="4" w:space="0" w:color="000000"/>
-              <w:right w:val="single" w:sz="4" w:space="0" w:color="000000"/>
-            </w:tcBorders>
-          </w:tcPr>
-          <w:p>
-            <w:pPr>
-              <w:ind w:left="0"/>
-            </w:pPr>
-            <w:r>
-              <w:t xml:space="preserve">{{ </w:t>
-            </w:r>
-            <w:proofErr w:type="spellStart"/>
-            <w:r>
-              <w:t>crs</w:t>
-            </w:r>
-            <w:proofErr w:type="spellEnd"/>
-            <w:r>
-              <w:t>[0].laborer }}</w:t>
-            </w:r>
+              <w:jc w:val="both"/>
+              <w:rPr>
+                <w:sz w:val="24"/>
+                <w:szCs w:val="24"/>
+              </w:rPr>
+            </w:pPr>
+          </w:p>
+        </w:tc>
+        <w:tc>
+          <w:tcPr>
+            <w:tcW w:w="1167" w:type="dxa"/>
+            <w:tcBorders>
+              <w:top w:val="single" w:sz="4" w:space="0" w:color="000000"/>
+              <w:left w:val="single" w:sz="4" w:space="0" w:color="000000"/>
+              <w:bottom w:val="single" w:sz="4" w:space="0" w:color="000000"/>
+              <w:right w:val="single" w:sz="4" w:space="0" w:color="000000"/>
+            </w:tcBorders>
+          </w:tcPr>
+          <w:p>
+            <w:pPr>
+              <w:ind w:left="0"/>
+              <w:jc w:val="both"/>
+              <w:rPr>
+                <w:sz w:val="24"/>
+                <w:szCs w:val="24"/>
+              </w:rPr>
+            </w:pPr>
           </w:p>
         </w:tc>
         <w:tc>
@@ -4291,23 +2535,17 @@
           <w:p>
             <w:pPr>
               <w:ind w:left="0"/>
-            </w:pPr>
-            <w:r>
-              <w:t xml:space="preserve">{{ </w:t>
-            </w:r>
-            <w:proofErr w:type="spellStart"/>
-            <w:r>
-              <w:t>crs</w:t>
-            </w:r>
-            <w:proofErr w:type="spellEnd"/>
-            <w:r>
-              <w:t>[0].electrician }}</w:t>
-            </w:r>
-          </w:p>
-        </w:tc>
-        <w:tc>
-          <w:tcPr>
-            <w:tcW w:w="2165" w:type="dxa"/>
+              <w:jc w:val="both"/>
+              <w:rPr>
+                <w:sz w:val="24"/>
+                <w:szCs w:val="24"/>
+              </w:rPr>
+            </w:pPr>
+          </w:p>
+        </w:tc>
+        <w:tc>
+          <w:tcPr>
+            <w:tcW w:w="2615" w:type="dxa"/>
             <w:gridSpan w:val="2"/>
             <w:tcBorders>
               <w:top w:val="single" w:sz="4" w:space="0" w:color="000000"/>
@@ -4319,18 +2557,12 @@
           <w:p>
             <w:pPr>
               <w:ind w:left="0"/>
-            </w:pPr>
-            <w:r>
-              <w:t xml:space="preserve">{{ </w:t>
-            </w:r>
-            <w:proofErr w:type="spellStart"/>
-            <w:r>
-              <w:t>crs</w:t>
-            </w:r>
-            <w:proofErr w:type="spellEnd"/>
-            <w:r>
-              <w:t>[0].remarks }}</w:t>
-            </w:r>
+              <w:jc w:val="both"/>
+              <w:rPr>
+                <w:sz w:val="14"/>
+                <w:szCs w:val="14"/>
+              </w:rPr>
+            </w:pPr>
           </w:p>
         </w:tc>
       </w:tr>
@@ -4352,7 +2584,18 @@
             <w:pPr>
               <w:ind w:left="0"/>
               <w:jc w:val="both"/>
-            </w:pPr>
+              <w:rPr>
+                <w:sz w:val="24"/>
+                <w:szCs w:val="24"/>
+              </w:rPr>
+            </w:pPr>
+            <w:r>
+              <w:rPr>
+                <w:sz w:val="24"/>
+                <w:szCs w:val="24"/>
+              </w:rPr>
+              <w:t>{{ cr.contractor }}</w:t>
+            </w:r>
           </w:p>
         </w:tc>
         <w:tc>
@@ -4369,24 +2612,46 @@
             <w:pPr>
               <w:ind w:left="0"/>
               <w:jc w:val="both"/>
-            </w:pPr>
-          </w:p>
-        </w:tc>
-        <w:tc>
-          <w:tcPr>
-            <w:tcW w:w="1346" w:type="dxa"/>
-            <w:tcBorders>
-              <w:top w:val="single" w:sz="4" w:space="0" w:color="000000"/>
-              <w:left w:val="single" w:sz="4" w:space="0" w:color="000000"/>
-              <w:bottom w:val="single" w:sz="4" w:space="0" w:color="000000"/>
-              <w:right w:val="single" w:sz="4" w:space="0" w:color="000000"/>
-            </w:tcBorders>
-          </w:tcPr>
-          <w:p>
-            <w:pPr>
-              <w:ind w:left="0"/>
-              <w:jc w:val="both"/>
-            </w:pPr>
+              <w:rPr>
+                <w:sz w:val="24"/>
+                <w:szCs w:val="24"/>
+              </w:rPr>
+            </w:pPr>
+            <w:r>
+              <w:rPr>
+                <w:sz w:val="24"/>
+                <w:szCs w:val="24"/>
+              </w:rPr>
+              <w:t>{{ cr.super }}</w:t>
+            </w:r>
+          </w:p>
+        </w:tc>
+        <w:tc>
+          <w:tcPr>
+            <w:tcW w:w="1096" w:type="dxa"/>
+            <w:tcBorders>
+              <w:top w:val="single" w:sz="4" w:space="0" w:color="000000"/>
+              <w:left w:val="single" w:sz="4" w:space="0" w:color="000000"/>
+              <w:bottom w:val="single" w:sz="4" w:space="0" w:color="000000"/>
+              <w:right w:val="single" w:sz="4" w:space="0" w:color="000000"/>
+            </w:tcBorders>
+          </w:tcPr>
+          <w:p>
+            <w:pPr>
+              <w:ind w:left="0"/>
+              <w:jc w:val="both"/>
+              <w:rPr>
+                <w:sz w:val="24"/>
+                <w:szCs w:val="24"/>
+              </w:rPr>
+            </w:pPr>
+            <w:r>
+              <w:rPr>
+                <w:sz w:val="24"/>
+                <w:szCs w:val="24"/>
+              </w:rPr>
+              <w:t>{{ cr.foreman }}</w:t>
+            </w:r>
           </w:p>
         </w:tc>
         <w:tc>
@@ -4403,12 +2668,23 @@
             <w:pPr>
               <w:ind w:left="0"/>
               <w:jc w:val="both"/>
-            </w:pPr>
-          </w:p>
-        </w:tc>
-        <w:tc>
-          <w:tcPr>
-            <w:tcW w:w="1370" w:type="dxa"/>
+              <w:rPr>
+                <w:sz w:val="24"/>
+                <w:szCs w:val="24"/>
+              </w:rPr>
+            </w:pPr>
+            <w:r>
+              <w:rPr>
+                <w:sz w:val="24"/>
+                <w:szCs w:val="24"/>
+              </w:rPr>
+              <w:t>{{ cr.survey }}</w:t>
+            </w:r>
+          </w:p>
+        </w:tc>
+        <w:tc>
+          <w:tcPr>
+            <w:tcW w:w="1170" w:type="dxa"/>
             <w:gridSpan w:val="3"/>
             <w:tcBorders>
               <w:top w:val="single" w:sz="4" w:space="0" w:color="000000"/>
@@ -4421,7 +2697,18 @@
             <w:pPr>
               <w:ind w:left="0"/>
               <w:jc w:val="both"/>
-            </w:pPr>
+              <w:rPr>
+                <w:sz w:val="24"/>
+                <w:szCs w:val="24"/>
+              </w:rPr>
+            </w:pPr>
+            <w:r>
+              <w:rPr>
+                <w:sz w:val="24"/>
+                <w:szCs w:val="24"/>
+              </w:rPr>
+              <w:t>{{ cr.operator }}</w:t>
+            </w:r>
           </w:p>
         </w:tc>
         <w:tc>
@@ -4438,7 +2725,18 @@
             <w:pPr>
               <w:ind w:left="0"/>
               <w:jc w:val="both"/>
-            </w:pPr>
+              <w:rPr>
+                <w:sz w:val="24"/>
+                <w:szCs w:val="24"/>
+              </w:rPr>
+            </w:pPr>
+            <w:r>
+              <w:rPr>
+                <w:sz w:val="24"/>
+                <w:szCs w:val="24"/>
+              </w:rPr>
+              <w:t>{{ cr.laborer }}</w:t>
+            </w:r>
           </w:p>
         </w:tc>
         <w:tc>
@@ -4456,7 +2754,18 @@
             <w:pPr>
               <w:ind w:left="0"/>
               <w:jc w:val="both"/>
-            </w:pPr>
+              <w:rPr>
+                <w:sz w:val="24"/>
+                <w:szCs w:val="24"/>
+              </w:rPr>
+            </w:pPr>
+            <w:r>
+              <w:rPr>
+                <w:sz w:val="24"/>
+                <w:szCs w:val="24"/>
+              </w:rPr>
+              <w:t>{{ cr.electrician }}</w:t>
+            </w:r>
           </w:p>
         </w:tc>
         <w:tc>
@@ -4474,6 +2783,200 @@
             <w:pPr>
               <w:ind w:left="0"/>
               <w:jc w:val="both"/>
+              <w:rPr>
+                <w:sz w:val="20"/>
+                <w:szCs w:val="20"/>
+              </w:rPr>
+            </w:pPr>
+            <w:r>
+              <w:rPr>
+                <w:sz w:val="20"/>
+                <w:szCs w:val="20"/>
+              </w:rPr>
+              <w:t>{{ cr.remarks }}</w:t>
+            </w:r>
+          </w:p>
+        </w:tc>
+      </w:tr>
+      <w:tr>
+        <w:trPr>
+          <w:trHeight w:val="256"/>
+        </w:trPr>
+        <w:tc>
+          <w:tcPr>
+            <w:tcW w:w="2057" w:type="dxa"/>
+            <w:tcBorders>
+              <w:top w:val="single" w:sz="4" w:space="0" w:color="000000"/>
+              <w:left w:val="single" w:sz="4" w:space="0" w:color="000000"/>
+              <w:bottom w:val="single" w:sz="4" w:space="0" w:color="000000"/>
+              <w:right w:val="single" w:sz="4" w:space="0" w:color="000000"/>
+            </w:tcBorders>
+          </w:tcPr>
+          <w:p>
+            <w:pPr>
+              <w:ind w:left="0"/>
+              <w:jc w:val="both"/>
+              <w:rPr>
+                <w:sz w:val="24"/>
+                <w:szCs w:val="24"/>
+              </w:rPr>
+            </w:pPr>
+            <w:r>
+              <w:rPr>
+                <w:sz w:val="24"/>
+                <w:szCs w:val="24"/>
+              </w:rPr>
+              <w:t>{%tr endfor %}</w:t>
+            </w:r>
+          </w:p>
+        </w:tc>
+        <w:tc>
+          <w:tcPr>
+            <w:tcW w:w="870" w:type="dxa"/>
+            <w:tcBorders>
+              <w:top w:val="single" w:sz="4" w:space="0" w:color="000000"/>
+              <w:left w:val="single" w:sz="4" w:space="0" w:color="000000"/>
+              <w:bottom w:val="single" w:sz="4" w:space="0" w:color="000000"/>
+              <w:right w:val="single" w:sz="4" w:space="0" w:color="000000"/>
+            </w:tcBorders>
+          </w:tcPr>
+          <w:p>
+            <w:pPr>
+              <w:ind w:left="0"/>
+              <w:jc w:val="both"/>
+              <w:rPr>
+                <w:sz w:val="24"/>
+                <w:szCs w:val="24"/>
+              </w:rPr>
+            </w:pPr>
+          </w:p>
+        </w:tc>
+        <w:tc>
+          <w:tcPr>
+            <w:tcW w:w="1096" w:type="dxa"/>
+            <w:tcBorders>
+              <w:top w:val="single" w:sz="4" w:space="0" w:color="000000"/>
+              <w:left w:val="single" w:sz="4" w:space="0" w:color="000000"/>
+              <w:bottom w:val="single" w:sz="4" w:space="0" w:color="000000"/>
+              <w:right w:val="single" w:sz="4" w:space="0" w:color="000000"/>
+            </w:tcBorders>
+          </w:tcPr>
+          <w:p>
+            <w:pPr>
+              <w:ind w:left="0"/>
+              <w:jc w:val="both"/>
+              <w:rPr>
+                <w:sz w:val="24"/>
+                <w:szCs w:val="24"/>
+              </w:rPr>
+            </w:pPr>
+          </w:p>
+        </w:tc>
+        <w:tc>
+          <w:tcPr>
+            <w:tcW w:w="1102" w:type="dxa"/>
+            <w:tcBorders>
+              <w:top w:val="single" w:sz="4" w:space="0" w:color="000000"/>
+              <w:left w:val="single" w:sz="4" w:space="0" w:color="000000"/>
+              <w:bottom w:val="single" w:sz="4" w:space="0" w:color="000000"/>
+              <w:right w:val="single" w:sz="4" w:space="0" w:color="000000"/>
+            </w:tcBorders>
+          </w:tcPr>
+          <w:p>
+            <w:pPr>
+              <w:ind w:left="0"/>
+              <w:jc w:val="both"/>
+              <w:rPr>
+                <w:sz w:val="24"/>
+                <w:szCs w:val="24"/>
+              </w:rPr>
+            </w:pPr>
+          </w:p>
+        </w:tc>
+        <w:tc>
+          <w:tcPr>
+            <w:tcW w:w="1170" w:type="dxa"/>
+            <w:gridSpan w:val="3"/>
+            <w:tcBorders>
+              <w:top w:val="single" w:sz="4" w:space="0" w:color="000000"/>
+              <w:left w:val="single" w:sz="4" w:space="0" w:color="000000"/>
+              <w:bottom w:val="single" w:sz="4" w:space="0" w:color="000000"/>
+              <w:right w:val="single" w:sz="4" w:space="0" w:color="000000"/>
+            </w:tcBorders>
+          </w:tcPr>
+          <w:p>
+            <w:pPr>
+              <w:ind w:left="0"/>
+              <w:jc w:val="both"/>
+              <w:rPr>
+                <w:sz w:val="24"/>
+                <w:szCs w:val="24"/>
+              </w:rPr>
+            </w:pPr>
+          </w:p>
+        </w:tc>
+        <w:tc>
+          <w:tcPr>
+            <w:tcW w:w="1167" w:type="dxa"/>
+            <w:tcBorders>
+              <w:top w:val="single" w:sz="4" w:space="0" w:color="000000"/>
+              <w:left w:val="single" w:sz="4" w:space="0" w:color="000000"/>
+              <w:bottom w:val="single" w:sz="4" w:space="0" w:color="000000"/>
+              <w:right w:val="single" w:sz="4" w:space="0" w:color="000000"/>
+            </w:tcBorders>
+          </w:tcPr>
+          <w:p>
+            <w:pPr>
+              <w:ind w:left="0"/>
+              <w:jc w:val="both"/>
+              <w:rPr>
+                <w:sz w:val="24"/>
+                <w:szCs w:val="24"/>
+              </w:rPr>
+            </w:pPr>
+          </w:p>
+        </w:tc>
+        <w:tc>
+          <w:tcPr>
+            <w:tcW w:w="1443" w:type="dxa"/>
+            <w:gridSpan w:val="2"/>
+            <w:tcBorders>
+              <w:top w:val="single" w:sz="4" w:space="0" w:color="000000"/>
+              <w:left w:val="single" w:sz="4" w:space="0" w:color="000000"/>
+              <w:bottom w:val="single" w:sz="4" w:space="0" w:color="000000"/>
+              <w:right w:val="single" w:sz="4" w:space="0" w:color="000000"/>
+            </w:tcBorders>
+          </w:tcPr>
+          <w:p>
+            <w:pPr>
+              <w:ind w:left="0"/>
+              <w:jc w:val="both"/>
+              <w:rPr>
+                <w:sz w:val="24"/>
+                <w:szCs w:val="24"/>
+              </w:rPr>
+            </w:pPr>
+          </w:p>
+        </w:tc>
+        <w:tc>
+          <w:tcPr>
+            <w:tcW w:w="2615" w:type="dxa"/>
+            <w:gridSpan w:val="2"/>
+            <w:tcBorders>
+              <w:top w:val="single" w:sz="4" w:space="0" w:color="000000"/>
+              <w:left w:val="single" w:sz="4" w:space="0" w:color="000000"/>
+              <w:bottom w:val="single" w:sz="4" w:space="0" w:color="000000"/>
+              <w:right w:val="single" w:sz="4" w:space="0" w:color="000000"/>
+            </w:tcBorders>
+          </w:tcPr>
+          <w:p>
+            <w:pPr>
+              <w:ind w:left="0"/>
+              <w:jc w:val="both"/>
+              <w:rPr>
+                <w:sz w:val="14"/>
+                <w:szCs w:val="14"/>
+              </w:rPr>
             </w:pPr>
           </w:p>
         </w:tc>
@@ -4513,13 +3016,7 @@
               <w:t xml:space="preserve">          </w:t>
             </w:r>
             <w:r>
-              <w:t>In</w:t>
-            </w:r>
-            <w:r>
-              <w:t>-</w:t>
-            </w:r>
-            <w:r>
-              <w:t>Use / Stand-by / Specify Change Order Equipment Separately if applicable</w:t>
+              <w:t>In-Use / Stand-by / Specify Change Order Equipment Separately if applicable</w:t>
             </w:r>
           </w:p>
         </w:tc>
@@ -4613,7 +3110,7 @@
         </w:tc>
         <w:tc>
           <w:tcPr>
-            <w:tcW w:w="1155" w:type="dxa"/>
+            <w:tcW w:w="1405" w:type="dxa"/>
             <w:gridSpan w:val="2"/>
             <w:tcBorders>
               <w:top w:val="single" w:sz="4" w:space="0" w:color="000000"/>
@@ -4642,7 +3139,7 @@
         </w:tc>
         <w:tc>
           <w:tcPr>
-            <w:tcW w:w="1229" w:type="dxa"/>
+            <w:tcW w:w="1429" w:type="dxa"/>
             <w:tcBorders>
               <w:top w:val="single" w:sz="4" w:space="0" w:color="000000"/>
               <w:left w:val="single" w:sz="4" w:space="0" w:color="000000"/>
@@ -4675,28 +3172,28 @@
         </w:trPr>
         <w:tc>
           <w:tcPr>
-            <w:tcW w:w="2700" w:type="dxa"/>
-            <w:tcBorders>
-              <w:top w:val="single" w:sz="4" w:space="0" w:color="000000"/>
-              <w:left w:val="single" w:sz="4" w:space="0" w:color="000000"/>
-              <w:bottom w:val="single" w:sz="4" w:space="0" w:color="000000"/>
-              <w:right w:val="single" w:sz="4" w:space="0" w:color="000000"/>
-            </w:tcBorders>
-          </w:tcPr>
-          <w:p>
-            <w:pPr>
-              <w:ind w:left="0"/>
-            </w:pPr>
-            <w:r>
-              <w:t xml:space="preserve">{{ </w:t>
-            </w:r>
-            <w:proofErr w:type="spellStart"/>
-            <w:r>
-              <w:t>eqs</w:t>
-            </w:r>
-            <w:proofErr w:type="spellEnd"/>
-            <w:r>
-              <w:t>[0].contractor }}</w:t>
+            <w:tcW w:w="2057" w:type="dxa"/>
+            <w:tcBorders>
+              <w:top w:val="single" w:sz="4" w:space="0" w:color="000000"/>
+              <w:left w:val="single" w:sz="4" w:space="0" w:color="000000"/>
+              <w:bottom w:val="single" w:sz="4" w:space="0" w:color="000000"/>
+              <w:right w:val="single" w:sz="4" w:space="0" w:color="000000"/>
+            </w:tcBorders>
+          </w:tcPr>
+          <w:p>
+            <w:pPr>
+              <w:ind w:left="0"/>
+              <w:rPr>
+                <w:sz w:val="24"/>
+                <w:szCs w:val="24"/>
+              </w:rPr>
+            </w:pPr>
+            <w:r>
+              <w:rPr>
+                <w:sz w:val="24"/>
+                <w:szCs w:val="24"/>
+              </w:rPr>
+              <w:t>{%tr for eq in eqs if eq.contractor %}</w:t>
             </w:r>
           </w:p>
         </w:tc>
@@ -4715,17 +3212,6 @@
             <w:pPr>
               <w:ind w:left="0"/>
             </w:pPr>
-            <w:r>
-              <w:t xml:space="preserve">{{ </w:t>
-            </w:r>
-            <w:proofErr w:type="spellStart"/>
-            <w:r>
-              <w:t>eqs</w:t>
-            </w:r>
-            <w:proofErr w:type="spellEnd"/>
-            <w:r>
-              <w:t>[0].equipment }}</w:t>
-            </w:r>
           </w:p>
         </w:tc>
         <w:tc>
@@ -4746,116 +3232,48 @@
                 <w:szCs w:val="18"/>
               </w:rPr>
             </w:pPr>
-            <w:r>
+          </w:p>
+        </w:tc>
+        <w:tc>
+          <w:tcPr>
+            <w:tcW w:w="1405" w:type="dxa"/>
+            <w:gridSpan w:val="2"/>
+            <w:tcBorders>
+              <w:top w:val="single" w:sz="4" w:space="0" w:color="000000"/>
+              <w:left w:val="single" w:sz="4" w:space="0" w:color="000000"/>
+              <w:bottom w:val="single" w:sz="4" w:space="0" w:color="000000"/>
+              <w:right w:val="single" w:sz="4" w:space="0" w:color="000000"/>
+            </w:tcBorders>
+          </w:tcPr>
+          <w:p>
+            <w:pPr>
+              <w:ind w:left="0"/>
               <w:rPr>
                 <w:sz w:val="18"/>
                 <w:szCs w:val="18"/>
               </w:rPr>
-              <w:t xml:space="preserve">{{ </w:t>
-            </w:r>
-            <w:proofErr w:type="spellStart"/>
-            <w:r>
-              <w:rPr>
-                <w:sz w:val="18"/>
-                <w:szCs w:val="18"/>
-              </w:rPr>
-              <w:t>eqs</w:t>
-            </w:r>
-            <w:proofErr w:type="spellEnd"/>
-            <w:r>
-              <w:rPr>
-                <w:sz w:val="18"/>
-                <w:szCs w:val="18"/>
-              </w:rPr>
-              <w:t>[0].qty }}</w:t>
-            </w:r>
-          </w:p>
-        </w:tc>
-        <w:tc>
-          <w:tcPr>
-            <w:tcW w:w="1155" w:type="dxa"/>
-            <w:gridSpan w:val="2"/>
-            <w:tcBorders>
-              <w:top w:val="single" w:sz="4" w:space="0" w:color="000000"/>
-              <w:left w:val="single" w:sz="4" w:space="0" w:color="000000"/>
-              <w:bottom w:val="single" w:sz="4" w:space="0" w:color="000000"/>
-              <w:right w:val="single" w:sz="4" w:space="0" w:color="000000"/>
-            </w:tcBorders>
-          </w:tcPr>
-          <w:p>
-            <w:pPr>
-              <w:ind w:left="0"/>
-              <w:rPr>
-                <w:sz w:val="18"/>
-                <w:szCs w:val="18"/>
-              </w:rPr>
-            </w:pPr>
-            <w:r>
-              <w:rPr>
-                <w:sz w:val="18"/>
-                <w:szCs w:val="18"/>
-              </w:rPr>
-              <w:t xml:space="preserve">{{ </w:t>
-            </w:r>
-            <w:proofErr w:type="spellStart"/>
-            <w:r>
-              <w:rPr>
-                <w:sz w:val="18"/>
-                <w:szCs w:val="18"/>
-              </w:rPr>
-              <w:t>eqs</w:t>
-            </w:r>
-            <w:proofErr w:type="spellEnd"/>
-            <w:r>
-              <w:rPr>
-                <w:sz w:val="18"/>
-                <w:szCs w:val="18"/>
-              </w:rPr>
-              <w:t>[0].hours }}</w:t>
-            </w:r>
-          </w:p>
-        </w:tc>
-        <w:tc>
-          <w:tcPr>
-            <w:tcW w:w="1229" w:type="dxa"/>
-            <w:tcBorders>
-              <w:top w:val="single" w:sz="4" w:space="0" w:color="000000"/>
-              <w:left w:val="single" w:sz="4" w:space="0" w:color="000000"/>
-              <w:bottom w:val="single" w:sz="4" w:space="0" w:color="000000"/>
-              <w:right w:val="single" w:sz="4" w:space="0" w:color="000000"/>
-            </w:tcBorders>
-          </w:tcPr>
-          <w:p>
-            <w:pPr>
-              <w:ind w:left="0"/>
+            </w:pPr>
+          </w:p>
+        </w:tc>
+        <w:tc>
+          <w:tcPr>
+            <w:tcW w:w="1429" w:type="dxa"/>
+            <w:tcBorders>
+              <w:top w:val="single" w:sz="4" w:space="0" w:color="000000"/>
+              <w:left w:val="single" w:sz="4" w:space="0" w:color="000000"/>
+              <w:bottom w:val="single" w:sz="4" w:space="0" w:color="000000"/>
+              <w:right w:val="single" w:sz="4" w:space="0" w:color="000000"/>
+            </w:tcBorders>
+          </w:tcPr>
+          <w:p>
+            <w:pPr>
+              <w:ind w:left="0"/>
+              <w:jc w:val="both"/>
               <w:rPr>
                 <w:sz w:val="16"/>
                 <w:szCs w:val="16"/>
               </w:rPr>
             </w:pPr>
-            <w:r>
-              <w:rPr>
-                <w:sz w:val="16"/>
-                <w:szCs w:val="16"/>
-              </w:rPr>
-              <w:t xml:space="preserve">{{ </w:t>
-            </w:r>
-            <w:proofErr w:type="spellStart"/>
-            <w:r>
-              <w:rPr>
-                <w:sz w:val="16"/>
-                <w:szCs w:val="16"/>
-              </w:rPr>
-              <w:t>eqs</w:t>
-            </w:r>
-            <w:proofErr w:type="spellEnd"/>
-            <w:r>
-              <w:rPr>
-                <w:sz w:val="16"/>
-                <w:szCs w:val="16"/>
-              </w:rPr>
-              <w:t>[0].remarks }}</w:t>
-            </w:r>
           </w:p>
         </w:tc>
       </w:tr>
@@ -4865,28 +3283,28 @@
         </w:trPr>
         <w:tc>
           <w:tcPr>
-            <w:tcW w:w="2700" w:type="dxa"/>
-            <w:tcBorders>
-              <w:top w:val="single" w:sz="4" w:space="0" w:color="000000"/>
-              <w:left w:val="single" w:sz="4" w:space="0" w:color="000000"/>
-              <w:bottom w:val="single" w:sz="4" w:space="0" w:color="000000"/>
-              <w:right w:val="single" w:sz="4" w:space="0" w:color="000000"/>
-            </w:tcBorders>
-          </w:tcPr>
-          <w:p>
-            <w:pPr>
-              <w:ind w:left="0"/>
-            </w:pPr>
-            <w:r>
-              <w:t xml:space="preserve">{{ </w:t>
-            </w:r>
-            <w:proofErr w:type="spellStart"/>
-            <w:r>
-              <w:t>eqs</w:t>
-            </w:r>
-            <w:proofErr w:type="spellEnd"/>
-            <w:r>
-              <w:t>[1].contractor }}</w:t>
+            <w:tcW w:w="2057" w:type="dxa"/>
+            <w:tcBorders>
+              <w:top w:val="single" w:sz="4" w:space="0" w:color="000000"/>
+              <w:left w:val="single" w:sz="4" w:space="0" w:color="000000"/>
+              <w:bottom w:val="single" w:sz="4" w:space="0" w:color="000000"/>
+              <w:right w:val="single" w:sz="4" w:space="0" w:color="000000"/>
+            </w:tcBorders>
+          </w:tcPr>
+          <w:p>
+            <w:pPr>
+              <w:ind w:left="0"/>
+              <w:rPr>
+                <w:sz w:val="24"/>
+                <w:szCs w:val="24"/>
+              </w:rPr>
+            </w:pPr>
+            <w:r>
+              <w:rPr>
+                <w:sz w:val="24"/>
+                <w:szCs w:val="24"/>
+              </w:rPr>
+              <w:t>{{ eq.contractor }}</w:t>
             </w:r>
           </w:p>
         </w:tc>
@@ -4906,15 +3324,7 @@
               <w:ind w:left="0"/>
             </w:pPr>
             <w:r>
-              <w:t xml:space="preserve">{{ </w:t>
-            </w:r>
-            <w:proofErr w:type="spellStart"/>
-            <w:r>
-              <w:t>eqs</w:t>
-            </w:r>
-            <w:proofErr w:type="spellEnd"/>
-            <w:r>
-              <w:t>[1].equipment }}</w:t>
+              <w:t>{{ eq.equipment }}</w:t>
             </w:r>
           </w:p>
         </w:tc>
@@ -4931,35 +3341,23 @@
           <w:p>
             <w:pPr>
               <w:ind w:left="0"/>
-            </w:pPr>
-            <w:r>
-              <w:rPr>
-                <w:sz w:val="18"/>
-                <w:szCs w:val="18"/>
-              </w:rPr>
-              <w:t xml:space="preserve">{{ </w:t>
-            </w:r>
-            <w:proofErr w:type="spellStart"/>
-            <w:r>
-              <w:rPr>
-                <w:sz w:val="18"/>
-                <w:szCs w:val="18"/>
-              </w:rPr>
-              <w:t>eqs</w:t>
-            </w:r>
-            <w:proofErr w:type="spellEnd"/>
-            <w:r>
-              <w:rPr>
-                <w:sz w:val="18"/>
-                <w:szCs w:val="18"/>
-              </w:rPr>
-              <w:t>[1].qty }}</w:t>
-            </w:r>
-          </w:p>
-        </w:tc>
-        <w:tc>
-          <w:tcPr>
-            <w:tcW w:w="1155" w:type="dxa"/>
+              <w:rPr>
+                <w:sz w:val="20"/>
+                <w:szCs w:val="20"/>
+              </w:rPr>
+            </w:pPr>
+            <w:r>
+              <w:rPr>
+                <w:sz w:val="20"/>
+                <w:szCs w:val="20"/>
+              </w:rPr>
+              <w:t>{{ eq.qty }}</w:t>
+            </w:r>
+          </w:p>
+        </w:tc>
+        <w:tc>
+          <w:tcPr>
+            <w:tcW w:w="1405" w:type="dxa"/>
             <w:gridSpan w:val="2"/>
             <w:tcBorders>
               <w:top w:val="single" w:sz="4" w:space="0" w:color="000000"/>
@@ -4971,79 +3369,45 @@
           <w:p>
             <w:pPr>
               <w:ind w:left="0"/>
-            </w:pPr>
-            <w:r>
-              <w:rPr>
-                <w:sz w:val="18"/>
-                <w:szCs w:val="18"/>
-              </w:rPr>
-              <w:t xml:space="preserve">{{ </w:t>
-            </w:r>
-            <w:proofErr w:type="spellStart"/>
-            <w:r>
-              <w:rPr>
-                <w:sz w:val="18"/>
-                <w:szCs w:val="18"/>
-              </w:rPr>
-              <w:t>eqs</w:t>
-            </w:r>
-            <w:proofErr w:type="spellEnd"/>
-            <w:r>
-              <w:rPr>
-                <w:sz w:val="18"/>
-                <w:szCs w:val="18"/>
-              </w:rPr>
-              <w:t>[1].hours }}</w:t>
-            </w:r>
-          </w:p>
-        </w:tc>
-        <w:tc>
-          <w:tcPr>
-            <w:tcW w:w="1229" w:type="dxa"/>
-            <w:tcBorders>
-              <w:top w:val="single" w:sz="4" w:space="0" w:color="000000"/>
-              <w:left w:val="single" w:sz="4" w:space="0" w:color="000000"/>
-              <w:bottom w:val="single" w:sz="4" w:space="0" w:color="000000"/>
-              <w:right w:val="single" w:sz="4" w:space="0" w:color="000000"/>
-            </w:tcBorders>
-          </w:tcPr>
-          <w:p>
-            <w:pPr>
-              <w:ind w:left="0"/>
-              <w:rPr>
-                <w:sz w:val="16"/>
-                <w:szCs w:val="16"/>
-              </w:rPr>
-            </w:pPr>
-            <w:r>
-              <w:rPr>
-                <w:sz w:val="16"/>
-                <w:szCs w:val="16"/>
-              </w:rPr>
-              <w:t>{</w:t>
-            </w:r>
-            <w:r>
-              <w:rPr>
-                <w:sz w:val="16"/>
-                <w:szCs w:val="16"/>
-              </w:rPr>
-              <w:t xml:space="preserve">{ </w:t>
-            </w:r>
-            <w:proofErr w:type="spellStart"/>
-            <w:r>
-              <w:rPr>
-                <w:sz w:val="16"/>
-                <w:szCs w:val="16"/>
-              </w:rPr>
-              <w:t>eqs</w:t>
-            </w:r>
-            <w:proofErr w:type="spellEnd"/>
-            <w:r>
-              <w:rPr>
-                <w:sz w:val="16"/>
-                <w:szCs w:val="16"/>
-              </w:rPr>
-              <w:t>[1].remarks }}</w:t>
+              <w:rPr>
+                <w:sz w:val="20"/>
+                <w:szCs w:val="20"/>
+              </w:rPr>
+            </w:pPr>
+            <w:r>
+              <w:rPr>
+                <w:sz w:val="20"/>
+                <w:szCs w:val="20"/>
+              </w:rPr>
+              <w:t>{{ eq.hours }}</w:t>
+            </w:r>
+          </w:p>
+        </w:tc>
+        <w:tc>
+          <w:tcPr>
+            <w:tcW w:w="1429" w:type="dxa"/>
+            <w:tcBorders>
+              <w:top w:val="single" w:sz="4" w:space="0" w:color="000000"/>
+              <w:left w:val="single" w:sz="4" w:space="0" w:color="000000"/>
+              <w:bottom w:val="single" w:sz="4" w:space="0" w:color="000000"/>
+              <w:right w:val="single" w:sz="4" w:space="0" w:color="000000"/>
+            </w:tcBorders>
+          </w:tcPr>
+          <w:p>
+            <w:pPr>
+              <w:ind w:left="0"/>
+              <w:jc w:val="both"/>
+              <w:rPr>
+                <w:sz w:val="20"/>
+                <w:szCs w:val="20"/>
+              </w:rPr>
+            </w:pPr>
+            <w:r>
+              <w:rPr>
+                <w:sz w:val="20"/>
+                <w:szCs w:val="20"/>
+              </w:rPr>
+              <w:t>{{ eq.remarks }}</w:t>
             </w:r>
           </w:p>
         </w:tc>
@@ -5054,28 +3418,28 @@
         </w:trPr>
         <w:tc>
           <w:tcPr>
-            <w:tcW w:w="2700" w:type="dxa"/>
-            <w:tcBorders>
-              <w:top w:val="single" w:sz="4" w:space="0" w:color="000000"/>
-              <w:left w:val="single" w:sz="4" w:space="0" w:color="000000"/>
-              <w:bottom w:val="single" w:sz="4" w:space="0" w:color="000000"/>
-              <w:right w:val="single" w:sz="4" w:space="0" w:color="000000"/>
-            </w:tcBorders>
-          </w:tcPr>
-          <w:p>
-            <w:pPr>
-              <w:ind w:left="0"/>
-            </w:pPr>
-            <w:r>
-              <w:t xml:space="preserve">{{ </w:t>
-            </w:r>
-            <w:proofErr w:type="spellStart"/>
-            <w:r>
-              <w:t>eqs</w:t>
-            </w:r>
-            <w:proofErr w:type="spellEnd"/>
-            <w:r>
-              <w:t>[2].contractor }}</w:t>
+            <w:tcW w:w="2057" w:type="dxa"/>
+            <w:tcBorders>
+              <w:top w:val="single" w:sz="4" w:space="0" w:color="000000"/>
+              <w:left w:val="single" w:sz="4" w:space="0" w:color="000000"/>
+              <w:bottom w:val="single" w:sz="4" w:space="0" w:color="000000"/>
+              <w:right w:val="single" w:sz="4" w:space="0" w:color="000000"/>
+            </w:tcBorders>
+          </w:tcPr>
+          <w:p>
+            <w:pPr>
+              <w:ind w:left="0"/>
+              <w:rPr>
+                <w:sz w:val="24"/>
+                <w:szCs w:val="24"/>
+              </w:rPr>
+            </w:pPr>
+            <w:r>
+              <w:rPr>
+                <w:sz w:val="24"/>
+                <w:szCs w:val="24"/>
+              </w:rPr>
+              <w:t>{%tr endfor %}</w:t>
             </w:r>
           </w:p>
         </w:tc>
@@ -5094,17 +3458,6 @@
             <w:pPr>
               <w:ind w:left="0"/>
             </w:pPr>
-            <w:r>
-              <w:t xml:space="preserve">{{ </w:t>
-            </w:r>
-            <w:proofErr w:type="spellStart"/>
-            <w:r>
-              <w:t>eqs</w:t>
-            </w:r>
-            <w:proofErr w:type="spellEnd"/>
-            <w:r>
-              <w:t>[2].equipment }}</w:t>
-            </w:r>
           </w:p>
         </w:tc>
         <w:tc>
@@ -5120,819 +3473,37 @@
           <w:p>
             <w:pPr>
               <w:ind w:left="0"/>
-            </w:pPr>
-            <w:r>
               <w:rPr>
                 <w:sz w:val="18"/>
                 <w:szCs w:val="18"/>
               </w:rPr>
-              <w:t xml:space="preserve">{{ </w:t>
-            </w:r>
-            <w:proofErr w:type="spellStart"/>
-            <w:r>
+            </w:pPr>
+          </w:p>
+        </w:tc>
+        <w:tc>
+          <w:tcPr>
+            <w:tcW w:w="1405" w:type="dxa"/>
+            <w:gridSpan w:val="2"/>
+            <w:tcBorders>
+              <w:top w:val="single" w:sz="4" w:space="0" w:color="000000"/>
+              <w:left w:val="single" w:sz="4" w:space="0" w:color="000000"/>
+              <w:bottom w:val="single" w:sz="4" w:space="0" w:color="000000"/>
+              <w:right w:val="single" w:sz="4" w:space="0" w:color="000000"/>
+            </w:tcBorders>
+          </w:tcPr>
+          <w:p>
+            <w:pPr>
+              <w:ind w:left="0"/>
               <w:rPr>
                 <w:sz w:val="18"/>
                 <w:szCs w:val="18"/>
               </w:rPr>
-              <w:t>eqs</w:t>
-            </w:r>
-            <w:proofErr w:type="spellEnd"/>
-            <w:r>
-              <w:rPr>
-                <w:sz w:val="18"/>
-                <w:szCs w:val="18"/>
-              </w:rPr>
-              <w:t>[2].qty }}</w:t>
-            </w:r>
-          </w:p>
-        </w:tc>
-        <w:tc>
-          <w:tcPr>
-            <w:tcW w:w="1155" w:type="dxa"/>
-            <w:gridSpan w:val="2"/>
-            <w:tcBorders>
-              <w:top w:val="single" w:sz="4" w:space="0" w:color="000000"/>
-              <w:left w:val="single" w:sz="4" w:space="0" w:color="000000"/>
-              <w:bottom w:val="single" w:sz="4" w:space="0" w:color="000000"/>
-              <w:right w:val="single" w:sz="4" w:space="0" w:color="000000"/>
-            </w:tcBorders>
-          </w:tcPr>
-          <w:p>
-            <w:pPr>
-              <w:ind w:left="0"/>
-            </w:pPr>
-            <w:r>
-              <w:rPr>
-                <w:sz w:val="18"/>
-                <w:szCs w:val="18"/>
-              </w:rPr>
-              <w:t xml:space="preserve">{{ </w:t>
-            </w:r>
-            <w:proofErr w:type="spellStart"/>
-            <w:r>
-              <w:rPr>
-                <w:sz w:val="18"/>
-                <w:szCs w:val="18"/>
-              </w:rPr>
-              <w:t>eqs</w:t>
-            </w:r>
-            <w:proofErr w:type="spellEnd"/>
-            <w:r>
-              <w:rPr>
-                <w:sz w:val="18"/>
-                <w:szCs w:val="18"/>
-              </w:rPr>
-              <w:t>[2].hours }}</w:t>
-            </w:r>
-          </w:p>
-        </w:tc>
-        <w:tc>
-          <w:tcPr>
-            <w:tcW w:w="1229" w:type="dxa"/>
-            <w:tcBorders>
-              <w:top w:val="single" w:sz="4" w:space="0" w:color="000000"/>
-              <w:left w:val="single" w:sz="4" w:space="0" w:color="000000"/>
-              <w:bottom w:val="single" w:sz="4" w:space="0" w:color="000000"/>
-              <w:right w:val="single" w:sz="4" w:space="0" w:color="000000"/>
-            </w:tcBorders>
-          </w:tcPr>
-          <w:p>
-            <w:pPr>
-              <w:ind w:left="0"/>
-            </w:pPr>
-            <w:r>
-              <w:rPr>
-                <w:sz w:val="16"/>
-                <w:szCs w:val="16"/>
-              </w:rPr>
-              <w:t>{</w:t>
-            </w:r>
-            <w:r>
-              <w:rPr>
-                <w:sz w:val="16"/>
-                <w:szCs w:val="16"/>
-              </w:rPr>
-              <w:t xml:space="preserve">{ </w:t>
-            </w:r>
-            <w:proofErr w:type="spellStart"/>
-            <w:r>
-              <w:rPr>
-                <w:sz w:val="16"/>
-                <w:szCs w:val="16"/>
-              </w:rPr>
-              <w:t>eqs</w:t>
-            </w:r>
-            <w:proofErr w:type="spellEnd"/>
-            <w:r>
-              <w:rPr>
-                <w:sz w:val="16"/>
-                <w:szCs w:val="16"/>
-              </w:rPr>
-              <w:t>[</w:t>
-            </w:r>
-            <w:r>
-              <w:rPr>
-                <w:sz w:val="16"/>
-                <w:szCs w:val="16"/>
-              </w:rPr>
-              <w:t>2</w:t>
-            </w:r>
-            <w:r>
-              <w:rPr>
-                <w:sz w:val="16"/>
-                <w:szCs w:val="16"/>
-              </w:rPr>
-              <w:t>].remarks }}</w:t>
-            </w:r>
-          </w:p>
-        </w:tc>
-      </w:tr>
-      <w:tr>
-        <w:trPr>
-          <w:trHeight w:val="256"/>
-        </w:trPr>
-        <w:tc>
-          <w:tcPr>
-            <w:tcW w:w="2700" w:type="dxa"/>
-            <w:tcBorders>
-              <w:top w:val="single" w:sz="4" w:space="0" w:color="000000"/>
-              <w:left w:val="single" w:sz="4" w:space="0" w:color="000000"/>
-              <w:bottom w:val="single" w:sz="4" w:space="0" w:color="000000"/>
-              <w:right w:val="single" w:sz="4" w:space="0" w:color="000000"/>
-            </w:tcBorders>
-          </w:tcPr>
-          <w:p>
-            <w:pPr>
-              <w:ind w:left="0"/>
-            </w:pPr>
-            <w:r>
-              <w:t xml:space="preserve">{{ </w:t>
-            </w:r>
-            <w:proofErr w:type="spellStart"/>
-            <w:r>
-              <w:t>eqs</w:t>
-            </w:r>
-            <w:proofErr w:type="spellEnd"/>
-            <w:r>
-              <w:t>[3].contractor }}</w:t>
-            </w:r>
-          </w:p>
-        </w:tc>
-        <w:tc>
-          <w:tcPr>
-            <w:tcW w:w="5405" w:type="dxa"/>
-            <w:gridSpan w:val="7"/>
-            <w:tcBorders>
-              <w:top w:val="single" w:sz="4" w:space="0" w:color="000000"/>
-              <w:left w:val="single" w:sz="4" w:space="0" w:color="000000"/>
-              <w:bottom w:val="single" w:sz="4" w:space="0" w:color="000000"/>
-              <w:right w:val="single" w:sz="4" w:space="0" w:color="000000"/>
-            </w:tcBorders>
-          </w:tcPr>
-          <w:p>
-            <w:pPr>
-              <w:ind w:left="0"/>
-            </w:pPr>
-            <w:r>
-              <w:t xml:space="preserve">{{ </w:t>
-            </w:r>
-            <w:proofErr w:type="spellStart"/>
-            <w:r>
-              <w:t>eqs</w:t>
-            </w:r>
-            <w:proofErr w:type="spellEnd"/>
-            <w:r>
-              <w:t>[3].equipment }}</w:t>
-            </w:r>
-          </w:p>
-        </w:tc>
-        <w:tc>
-          <w:tcPr>
-            <w:tcW w:w="1224" w:type="dxa"/>
-            <w:tcBorders>
-              <w:top w:val="single" w:sz="4" w:space="0" w:color="000000"/>
-              <w:left w:val="single" w:sz="4" w:space="0" w:color="000000"/>
-              <w:bottom w:val="single" w:sz="4" w:space="0" w:color="000000"/>
-              <w:right w:val="single" w:sz="4" w:space="0" w:color="000000"/>
-            </w:tcBorders>
-          </w:tcPr>
-          <w:p>
-            <w:pPr>
-              <w:ind w:left="0"/>
-            </w:pPr>
-            <w:r>
-              <w:rPr>
-                <w:sz w:val="18"/>
-                <w:szCs w:val="18"/>
-              </w:rPr>
-              <w:t xml:space="preserve">{{ </w:t>
-            </w:r>
-            <w:proofErr w:type="spellStart"/>
-            <w:r>
-              <w:rPr>
-                <w:sz w:val="18"/>
-                <w:szCs w:val="18"/>
-              </w:rPr>
-              <w:t>eqs</w:t>
-            </w:r>
-            <w:proofErr w:type="spellEnd"/>
-            <w:r>
-              <w:rPr>
-                <w:sz w:val="18"/>
-                <w:szCs w:val="18"/>
-              </w:rPr>
-              <w:t>[3].qty }}</w:t>
-            </w:r>
-          </w:p>
-        </w:tc>
-        <w:tc>
-          <w:tcPr>
-            <w:tcW w:w="1155" w:type="dxa"/>
-            <w:gridSpan w:val="2"/>
-            <w:tcBorders>
-              <w:top w:val="single" w:sz="4" w:space="0" w:color="000000"/>
-              <w:left w:val="single" w:sz="4" w:space="0" w:color="000000"/>
-              <w:bottom w:val="single" w:sz="4" w:space="0" w:color="000000"/>
-              <w:right w:val="single" w:sz="4" w:space="0" w:color="000000"/>
-            </w:tcBorders>
-          </w:tcPr>
-          <w:p>
-            <w:pPr>
-              <w:ind w:left="0"/>
-            </w:pPr>
-            <w:r>
-              <w:rPr>
-                <w:sz w:val="18"/>
-                <w:szCs w:val="18"/>
-              </w:rPr>
-              <w:t xml:space="preserve">{{ </w:t>
-            </w:r>
-            <w:proofErr w:type="spellStart"/>
-            <w:r>
-              <w:rPr>
-                <w:sz w:val="18"/>
-                <w:szCs w:val="18"/>
-              </w:rPr>
-              <w:t>eqs</w:t>
-            </w:r>
-            <w:proofErr w:type="spellEnd"/>
-            <w:r>
-              <w:rPr>
-                <w:sz w:val="18"/>
-                <w:szCs w:val="18"/>
-              </w:rPr>
-              <w:t>[3].hours }}</w:t>
-            </w:r>
-          </w:p>
-        </w:tc>
-        <w:tc>
-          <w:tcPr>
-            <w:tcW w:w="1229" w:type="dxa"/>
-            <w:tcBorders>
-              <w:top w:val="single" w:sz="4" w:space="0" w:color="000000"/>
-              <w:left w:val="single" w:sz="4" w:space="0" w:color="000000"/>
-              <w:bottom w:val="single" w:sz="4" w:space="0" w:color="000000"/>
-              <w:right w:val="single" w:sz="4" w:space="0" w:color="000000"/>
-            </w:tcBorders>
-          </w:tcPr>
-          <w:p>
-            <w:pPr>
-              <w:ind w:left="0"/>
-            </w:pPr>
-            <w:r>
-              <w:rPr>
-                <w:sz w:val="16"/>
-                <w:szCs w:val="16"/>
-              </w:rPr>
-              <w:t>{</w:t>
-            </w:r>
-            <w:r>
-              <w:rPr>
-                <w:sz w:val="16"/>
-                <w:szCs w:val="16"/>
-              </w:rPr>
-              <w:t xml:space="preserve">{ </w:t>
-            </w:r>
-            <w:proofErr w:type="spellStart"/>
-            <w:r>
-              <w:rPr>
-                <w:sz w:val="16"/>
-                <w:szCs w:val="16"/>
-              </w:rPr>
-              <w:t>eqs</w:t>
-            </w:r>
-            <w:proofErr w:type="spellEnd"/>
-            <w:r>
-              <w:rPr>
-                <w:sz w:val="16"/>
-                <w:szCs w:val="16"/>
-              </w:rPr>
-              <w:t>[</w:t>
-            </w:r>
-            <w:r>
-              <w:rPr>
-                <w:sz w:val="16"/>
-                <w:szCs w:val="16"/>
-              </w:rPr>
-              <w:t>3</w:t>
-            </w:r>
-            <w:r>
-              <w:rPr>
-                <w:sz w:val="16"/>
-                <w:szCs w:val="16"/>
-              </w:rPr>
-              <w:t>].remarks }}</w:t>
-            </w:r>
-          </w:p>
-        </w:tc>
-      </w:tr>
-      <w:tr>
-        <w:trPr>
-          <w:trHeight w:val="256"/>
-        </w:trPr>
-        <w:tc>
-          <w:tcPr>
-            <w:tcW w:w="2700" w:type="dxa"/>
-            <w:tcBorders>
-              <w:top w:val="single" w:sz="4" w:space="0" w:color="000000"/>
-              <w:left w:val="single" w:sz="4" w:space="0" w:color="000000"/>
-              <w:bottom w:val="single" w:sz="4" w:space="0" w:color="000000"/>
-              <w:right w:val="single" w:sz="4" w:space="0" w:color="000000"/>
-            </w:tcBorders>
-          </w:tcPr>
-          <w:p>
-            <w:pPr>
-              <w:ind w:left="0"/>
-            </w:pPr>
-            <w:r>
-              <w:t xml:space="preserve">{{ </w:t>
-            </w:r>
-            <w:proofErr w:type="spellStart"/>
-            <w:r>
-              <w:t>eqs</w:t>
-            </w:r>
-            <w:proofErr w:type="spellEnd"/>
-            <w:r>
-              <w:t>[4].contractor }}</w:t>
-            </w:r>
-          </w:p>
-        </w:tc>
-        <w:tc>
-          <w:tcPr>
-            <w:tcW w:w="5405" w:type="dxa"/>
-            <w:gridSpan w:val="7"/>
-            <w:tcBorders>
-              <w:top w:val="single" w:sz="4" w:space="0" w:color="000000"/>
-              <w:left w:val="single" w:sz="4" w:space="0" w:color="000000"/>
-              <w:bottom w:val="single" w:sz="4" w:space="0" w:color="000000"/>
-              <w:right w:val="single" w:sz="4" w:space="0" w:color="000000"/>
-            </w:tcBorders>
-          </w:tcPr>
-          <w:p>
-            <w:pPr>
-              <w:ind w:left="0"/>
-            </w:pPr>
-            <w:r>
-              <w:t xml:space="preserve">{{ </w:t>
-            </w:r>
-            <w:proofErr w:type="spellStart"/>
-            <w:r>
-              <w:t>eqs</w:t>
-            </w:r>
-            <w:proofErr w:type="spellEnd"/>
-            <w:r>
-              <w:t>[4].equipment }}</w:t>
-            </w:r>
-          </w:p>
-        </w:tc>
-        <w:tc>
-          <w:tcPr>
-            <w:tcW w:w="1224" w:type="dxa"/>
-            <w:tcBorders>
-              <w:top w:val="single" w:sz="4" w:space="0" w:color="000000"/>
-              <w:left w:val="single" w:sz="4" w:space="0" w:color="000000"/>
-              <w:bottom w:val="single" w:sz="4" w:space="0" w:color="000000"/>
-              <w:right w:val="single" w:sz="4" w:space="0" w:color="000000"/>
-            </w:tcBorders>
-          </w:tcPr>
-          <w:p>
-            <w:pPr>
-              <w:ind w:left="0"/>
-            </w:pPr>
-            <w:r>
-              <w:rPr>
-                <w:sz w:val="18"/>
-                <w:szCs w:val="18"/>
-              </w:rPr>
-              <w:t xml:space="preserve">{{ </w:t>
-            </w:r>
-            <w:proofErr w:type="spellStart"/>
-            <w:r>
-              <w:rPr>
-                <w:sz w:val="18"/>
-                <w:szCs w:val="18"/>
-              </w:rPr>
-              <w:t>eqs</w:t>
-            </w:r>
-            <w:proofErr w:type="spellEnd"/>
-            <w:r>
-              <w:rPr>
-                <w:sz w:val="18"/>
-                <w:szCs w:val="18"/>
-              </w:rPr>
-              <w:t>[4].qty }}</w:t>
-            </w:r>
-          </w:p>
-        </w:tc>
-        <w:tc>
-          <w:tcPr>
-            <w:tcW w:w="1155" w:type="dxa"/>
-            <w:gridSpan w:val="2"/>
-            <w:tcBorders>
-              <w:top w:val="single" w:sz="4" w:space="0" w:color="000000"/>
-              <w:left w:val="single" w:sz="4" w:space="0" w:color="000000"/>
-              <w:bottom w:val="single" w:sz="4" w:space="0" w:color="000000"/>
-              <w:right w:val="single" w:sz="4" w:space="0" w:color="000000"/>
-            </w:tcBorders>
-          </w:tcPr>
-          <w:p>
-            <w:pPr>
-              <w:ind w:left="0"/>
-            </w:pPr>
-            <w:r>
-              <w:rPr>
-                <w:sz w:val="18"/>
-                <w:szCs w:val="18"/>
-              </w:rPr>
-              <w:t xml:space="preserve">{{ </w:t>
-            </w:r>
-            <w:proofErr w:type="spellStart"/>
-            <w:r>
-              <w:rPr>
-                <w:sz w:val="18"/>
-                <w:szCs w:val="18"/>
-              </w:rPr>
-              <w:t>eqs</w:t>
-            </w:r>
-            <w:proofErr w:type="spellEnd"/>
-            <w:r>
-              <w:rPr>
-                <w:sz w:val="18"/>
-                <w:szCs w:val="18"/>
-              </w:rPr>
-              <w:t>[4].hours }}</w:t>
-            </w:r>
-          </w:p>
-        </w:tc>
-        <w:tc>
-          <w:tcPr>
-            <w:tcW w:w="1229" w:type="dxa"/>
-            <w:tcBorders>
-              <w:top w:val="single" w:sz="4" w:space="0" w:color="000000"/>
-              <w:left w:val="single" w:sz="4" w:space="0" w:color="000000"/>
-              <w:bottom w:val="single" w:sz="4" w:space="0" w:color="000000"/>
-              <w:right w:val="single" w:sz="4" w:space="0" w:color="000000"/>
-            </w:tcBorders>
-          </w:tcPr>
-          <w:p>
-            <w:pPr>
-              <w:ind w:left="0"/>
-            </w:pPr>
-            <w:r>
-              <w:rPr>
-                <w:sz w:val="16"/>
-                <w:szCs w:val="16"/>
-              </w:rPr>
-              <w:t>{</w:t>
-            </w:r>
-            <w:r>
-              <w:rPr>
-                <w:sz w:val="16"/>
-                <w:szCs w:val="16"/>
-              </w:rPr>
-              <w:t xml:space="preserve">{ </w:t>
-            </w:r>
-            <w:proofErr w:type="spellStart"/>
-            <w:r>
-              <w:rPr>
-                <w:sz w:val="16"/>
-                <w:szCs w:val="16"/>
-              </w:rPr>
-              <w:t>eqs</w:t>
-            </w:r>
-            <w:proofErr w:type="spellEnd"/>
-            <w:r>
-              <w:rPr>
-                <w:sz w:val="16"/>
-                <w:szCs w:val="16"/>
-              </w:rPr>
-              <w:t>[</w:t>
-            </w:r>
-            <w:r>
-              <w:rPr>
-                <w:sz w:val="16"/>
-                <w:szCs w:val="16"/>
-              </w:rPr>
-              <w:t>4</w:t>
-            </w:r>
-            <w:r>
-              <w:rPr>
-                <w:sz w:val="16"/>
-                <w:szCs w:val="16"/>
-              </w:rPr>
-              <w:t>].remarks }}</w:t>
-            </w:r>
-          </w:p>
-        </w:tc>
-      </w:tr>
-      <w:tr>
-        <w:trPr>
-          <w:trHeight w:val="256"/>
-        </w:trPr>
-        <w:tc>
-          <w:tcPr>
-            <w:tcW w:w="2700" w:type="dxa"/>
-            <w:tcBorders>
-              <w:top w:val="single" w:sz="4" w:space="0" w:color="000000"/>
-              <w:left w:val="single" w:sz="4" w:space="0" w:color="000000"/>
-              <w:bottom w:val="single" w:sz="4" w:space="0" w:color="000000"/>
-              <w:right w:val="single" w:sz="4" w:space="0" w:color="000000"/>
-            </w:tcBorders>
-          </w:tcPr>
-          <w:p>
-            <w:pPr>
-              <w:ind w:left="0"/>
-            </w:pPr>
-            <w:r>
-              <w:t xml:space="preserve">{{ </w:t>
-            </w:r>
-            <w:proofErr w:type="spellStart"/>
-            <w:r>
-              <w:t>eqs</w:t>
-            </w:r>
-            <w:proofErr w:type="spellEnd"/>
-            <w:r>
-              <w:t>[5].contractor }}</w:t>
-            </w:r>
-          </w:p>
-        </w:tc>
-        <w:tc>
-          <w:tcPr>
-            <w:tcW w:w="5405" w:type="dxa"/>
-            <w:gridSpan w:val="7"/>
-            <w:tcBorders>
-              <w:top w:val="single" w:sz="4" w:space="0" w:color="000000"/>
-              <w:left w:val="single" w:sz="4" w:space="0" w:color="000000"/>
-              <w:bottom w:val="single" w:sz="4" w:space="0" w:color="000000"/>
-              <w:right w:val="single" w:sz="4" w:space="0" w:color="000000"/>
-            </w:tcBorders>
-          </w:tcPr>
-          <w:p>
-            <w:pPr>
-              <w:ind w:left="0"/>
-            </w:pPr>
-            <w:r>
-              <w:t xml:space="preserve">{{ </w:t>
-            </w:r>
-            <w:proofErr w:type="spellStart"/>
-            <w:r>
-              <w:t>eqs</w:t>
-            </w:r>
-            <w:proofErr w:type="spellEnd"/>
-            <w:r>
-              <w:t>[5].equipment }}</w:t>
-            </w:r>
-          </w:p>
-        </w:tc>
-        <w:tc>
-          <w:tcPr>
-            <w:tcW w:w="1224" w:type="dxa"/>
-            <w:tcBorders>
-              <w:top w:val="single" w:sz="4" w:space="0" w:color="000000"/>
-              <w:left w:val="single" w:sz="4" w:space="0" w:color="000000"/>
-              <w:bottom w:val="single" w:sz="4" w:space="0" w:color="000000"/>
-              <w:right w:val="single" w:sz="4" w:space="0" w:color="000000"/>
-            </w:tcBorders>
-          </w:tcPr>
-          <w:p>
-            <w:pPr>
-              <w:ind w:left="0"/>
-            </w:pPr>
-            <w:r>
-              <w:rPr>
-                <w:sz w:val="18"/>
-                <w:szCs w:val="18"/>
-              </w:rPr>
-              <w:t xml:space="preserve">{{ </w:t>
-            </w:r>
-            <w:proofErr w:type="spellStart"/>
-            <w:r>
-              <w:rPr>
-                <w:sz w:val="18"/>
-                <w:szCs w:val="18"/>
-              </w:rPr>
-              <w:t>eqs</w:t>
-            </w:r>
-            <w:proofErr w:type="spellEnd"/>
-            <w:r>
-              <w:rPr>
-                <w:sz w:val="18"/>
-                <w:szCs w:val="18"/>
-              </w:rPr>
-              <w:t>[5].qty }}</w:t>
-            </w:r>
-          </w:p>
-        </w:tc>
-        <w:tc>
-          <w:tcPr>
-            <w:tcW w:w="1155" w:type="dxa"/>
-            <w:gridSpan w:val="2"/>
-            <w:tcBorders>
-              <w:top w:val="single" w:sz="4" w:space="0" w:color="000000"/>
-              <w:left w:val="single" w:sz="4" w:space="0" w:color="000000"/>
-              <w:bottom w:val="single" w:sz="4" w:space="0" w:color="000000"/>
-              <w:right w:val="single" w:sz="4" w:space="0" w:color="000000"/>
-            </w:tcBorders>
-          </w:tcPr>
-          <w:p>
-            <w:pPr>
-              <w:ind w:left="0"/>
-            </w:pPr>
-            <w:r>
-              <w:rPr>
-                <w:sz w:val="18"/>
-                <w:szCs w:val="18"/>
-              </w:rPr>
-              <w:t xml:space="preserve">{{ </w:t>
-            </w:r>
-            <w:proofErr w:type="spellStart"/>
-            <w:r>
-              <w:rPr>
-                <w:sz w:val="18"/>
-                <w:szCs w:val="18"/>
-              </w:rPr>
-              <w:t>eqs</w:t>
-            </w:r>
-            <w:proofErr w:type="spellEnd"/>
-            <w:r>
-              <w:rPr>
-                <w:sz w:val="18"/>
-                <w:szCs w:val="18"/>
-              </w:rPr>
-              <w:t>[5].hours }}</w:t>
-            </w:r>
-          </w:p>
-        </w:tc>
-        <w:tc>
-          <w:tcPr>
-            <w:tcW w:w="1229" w:type="dxa"/>
-            <w:tcBorders>
-              <w:top w:val="single" w:sz="4" w:space="0" w:color="000000"/>
-              <w:left w:val="single" w:sz="4" w:space="0" w:color="000000"/>
-              <w:bottom w:val="single" w:sz="4" w:space="0" w:color="000000"/>
-              <w:right w:val="single" w:sz="4" w:space="0" w:color="000000"/>
-            </w:tcBorders>
-          </w:tcPr>
-          <w:p>
-            <w:pPr>
-              <w:ind w:left="0"/>
-            </w:pPr>
-            <w:r>
-              <w:rPr>
-                <w:sz w:val="16"/>
-                <w:szCs w:val="16"/>
-              </w:rPr>
-              <w:t>{</w:t>
-            </w:r>
-            <w:r>
-              <w:rPr>
-                <w:sz w:val="16"/>
-                <w:szCs w:val="16"/>
-              </w:rPr>
-              <w:t xml:space="preserve">{ </w:t>
-            </w:r>
-            <w:proofErr w:type="spellStart"/>
-            <w:r>
-              <w:rPr>
-                <w:sz w:val="16"/>
-                <w:szCs w:val="16"/>
-              </w:rPr>
-              <w:t>eqs</w:t>
-            </w:r>
-            <w:proofErr w:type="spellEnd"/>
-            <w:r>
-              <w:rPr>
-                <w:sz w:val="16"/>
-                <w:szCs w:val="16"/>
-              </w:rPr>
-              <w:t>[</w:t>
-            </w:r>
-            <w:r>
-              <w:rPr>
-                <w:sz w:val="16"/>
-                <w:szCs w:val="16"/>
-              </w:rPr>
-              <w:t>5</w:t>
-            </w:r>
-            <w:r>
-              <w:rPr>
-                <w:sz w:val="16"/>
-                <w:szCs w:val="16"/>
-              </w:rPr>
-              <w:t>].remarks }}</w:t>
-            </w:r>
-          </w:p>
-        </w:tc>
-      </w:tr>
-      <w:tr>
-        <w:trPr>
-          <w:trHeight w:val="256"/>
-        </w:trPr>
-        <w:tc>
-          <w:tcPr>
-            <w:tcW w:w="2057" w:type="dxa"/>
-            <w:tcBorders>
-              <w:top w:val="single" w:sz="4" w:space="0" w:color="000000"/>
-              <w:left w:val="single" w:sz="4" w:space="0" w:color="000000"/>
-              <w:bottom w:val="single" w:sz="4" w:space="0" w:color="000000"/>
-              <w:right w:val="single" w:sz="4" w:space="0" w:color="000000"/>
-            </w:tcBorders>
-          </w:tcPr>
-          <w:p>
-            <w:pPr>
-              <w:ind w:left="0"/>
-              <w:jc w:val="both"/>
-              <w:rPr>
-                <w:sz w:val="24"/>
-                <w:szCs w:val="24"/>
-              </w:rPr>
-            </w:pPr>
-          </w:p>
-        </w:tc>
-        <w:tc>
-          <w:tcPr>
-            <w:tcW w:w="5405" w:type="dxa"/>
-            <w:gridSpan w:val="7"/>
-            <w:tcBorders>
-              <w:top w:val="single" w:sz="4" w:space="0" w:color="000000"/>
-              <w:left w:val="single" w:sz="4" w:space="0" w:color="000000"/>
-              <w:bottom w:val="single" w:sz="4" w:space="0" w:color="000000"/>
-              <w:right w:val="single" w:sz="4" w:space="0" w:color="000000"/>
-            </w:tcBorders>
-          </w:tcPr>
-          <w:p>
-            <w:pPr>
-              <w:ind w:left="0"/>
-              <w:jc w:val="both"/>
-            </w:pPr>
-          </w:p>
-        </w:tc>
-        <w:tc>
-          <w:tcPr>
-            <w:tcW w:w="1224" w:type="dxa"/>
-            <w:tcBorders>
-              <w:top w:val="single" w:sz="4" w:space="0" w:color="000000"/>
-              <w:left w:val="single" w:sz="4" w:space="0" w:color="000000"/>
-              <w:bottom w:val="single" w:sz="4" w:space="0" w:color="000000"/>
-              <w:right w:val="single" w:sz="4" w:space="0" w:color="000000"/>
-            </w:tcBorders>
-          </w:tcPr>
-          <w:p>
-            <w:pPr>
-              <w:ind w:left="0"/>
-              <w:jc w:val="both"/>
-              <w:rPr>
-                <w:sz w:val="18"/>
-                <w:szCs w:val="18"/>
-              </w:rPr>
-            </w:pPr>
-          </w:p>
-        </w:tc>
-        <w:tc>
-          <w:tcPr>
-            <w:tcW w:w="1155" w:type="dxa"/>
-            <w:gridSpan w:val="2"/>
-            <w:tcBorders>
-              <w:top w:val="single" w:sz="4" w:space="0" w:color="000000"/>
-              <w:left w:val="single" w:sz="4" w:space="0" w:color="000000"/>
-              <w:bottom w:val="single" w:sz="4" w:space="0" w:color="000000"/>
-              <w:right w:val="single" w:sz="4" w:space="0" w:color="000000"/>
-            </w:tcBorders>
-          </w:tcPr>
-          <w:p>
-            <w:pPr>
-              <w:ind w:left="0"/>
-              <w:jc w:val="both"/>
-              <w:rPr>
-                <w:sz w:val="18"/>
-                <w:szCs w:val="18"/>
-              </w:rPr>
-            </w:pPr>
-          </w:p>
-        </w:tc>
-        <w:tc>
-          <w:tcPr>
-            <w:tcW w:w="1229" w:type="dxa"/>
+            </w:pPr>
+          </w:p>
+        </w:tc>
+        <w:tc>
+          <w:tcPr>
+            <w:tcW w:w="1429" w:type="dxa"/>
             <w:tcBorders>
               <w:top w:val="single" w:sz="4" w:space="0" w:color="000000"/>
               <w:left w:val="single" w:sz="4" w:space="0" w:color="000000"/>
@@ -6078,21 +3649,7 @@
                 <w:szCs w:val="20"/>
               </w:rPr>
               <w:lastRenderedPageBreak/>
-              <w:t>Construction</w:t>
-            </w:r>
-            <w:r>
-              <w:rPr>
-                <w:b/>
-                <w:szCs w:val="20"/>
-              </w:rPr>
-              <w:t xml:space="preserve"> Progress</w:t>
-            </w:r>
-            <w:r>
-              <w:rPr>
-                <w:b/>
-                <w:szCs w:val="20"/>
-              </w:rPr>
-              <w:t xml:space="preserve"> Photos</w:t>
+              <w:t>Construction Progress Photos</w:t>
             </w:r>
           </w:p>
         </w:tc>
@@ -6119,32 +3676,7 @@
                 <w:sz w:val="20"/>
                 <w:szCs w:val="20"/>
               </w:rPr>
-              <w:t>Photo No</w:t>
-            </w:r>
-            <w:r>
-              <w:rPr>
-                <w:b/>
-                <w:sz w:val="20"/>
-                <w:szCs w:val="20"/>
-              </w:rPr>
-              <w:t>.</w:t>
-            </w:r>
-            <w:r>
-              <w:rPr>
-                <w:b/>
-                <w:sz w:val="20"/>
-                <w:szCs w:val="20"/>
-              </w:rPr>
-              <w:t xml:space="preserve"> </w:t>
-            </w:r>
-            <w:proofErr w:type="gramStart"/>
-            <w:r>
-              <w:rPr>
-                <w:b/>
-                <w:sz w:val="20"/>
-                <w:szCs w:val="20"/>
-              </w:rPr>
-              <w:t xml:space="preserve">1: </w:t>
+              <w:t xml:space="preserve">Photo No. 1: </w:t>
             </w:r>
             <w:r>
               <w:rPr>
@@ -6152,48 +3684,7 @@
                 <w:sz w:val="20"/>
                 <w:szCs w:val="20"/>
               </w:rPr>
-              <w:t>{{</w:t>
-            </w:r>
-            <w:proofErr w:type="gramEnd"/>
-            <w:r>
-              <w:rPr>
-                <w:bCs/>
-                <w:sz w:val="20"/>
-                <w:szCs w:val="20"/>
-              </w:rPr>
-              <w:t xml:space="preserve"> </w:t>
-            </w:r>
-            <w:r>
-              <w:rPr>
-                <w:bCs/>
-                <w:sz w:val="20"/>
-                <w:szCs w:val="20"/>
-              </w:rPr>
-              <w:t>caption_1</w:t>
-            </w:r>
-            <w:r>
-              <w:rPr>
-                <w:bCs/>
-                <w:sz w:val="20"/>
-                <w:szCs w:val="20"/>
-              </w:rPr>
-              <w:t xml:space="preserve"> </w:t>
-            </w:r>
-            <w:r>
-              <w:rPr>
-                <w:bCs/>
-                <w:sz w:val="20"/>
-                <w:szCs w:val="20"/>
-              </w:rPr>
-              <w:t>}}</w:t>
-            </w:r>
-            <w:r>
-              <w:rPr>
-                <w:bCs/>
-                <w:sz w:val="20"/>
-                <w:szCs w:val="20"/>
-              </w:rPr>
-              <w:t xml:space="preserve"> </w:t>
+              <w:t xml:space="preserve">{{ caption_1 }} </w:t>
             </w:r>
           </w:p>
           <w:p>
@@ -6217,81 +3708,7 @@
           </w:tcPr>
           <w:p>
             <w:r>
-              <w:rPr>
-                <w:b/>
-                <w:bCs/>
-                <w:sz w:val="20"/>
-                <w:szCs w:val="20"/>
-              </w:rPr>
-              <w:t xml:space="preserve">Photo No. </w:t>
-            </w:r>
-            <w:proofErr w:type="gramStart"/>
-            <w:r>
-              <w:rPr>
-                <w:b/>
-                <w:bCs/>
-                <w:sz w:val="20"/>
-                <w:szCs w:val="20"/>
-              </w:rPr>
-              <w:t>2</w:t>
-            </w:r>
-            <w:r>
-              <w:rPr>
-                <w:b/>
-                <w:bCs/>
-                <w:sz w:val="20"/>
-                <w:szCs w:val="20"/>
-              </w:rPr>
-              <w:t>:</w:t>
-            </w:r>
-            <w:r>
-              <w:rPr>
-                <w:b/>
-                <w:bCs/>
-                <w:sz w:val="20"/>
-                <w:szCs w:val="20"/>
-              </w:rPr>
-              <w:t xml:space="preserve"> </w:t>
-            </w:r>
-            <w:r>
-              <w:rPr>
-                <w:b/>
-                <w:bCs/>
-                <w:sz w:val="20"/>
-                <w:szCs w:val="20"/>
-              </w:rPr>
-              <w:t xml:space="preserve"> </w:t>
-            </w:r>
-            <w:r>
-              <w:rPr>
-                <w:sz w:val="20"/>
-                <w:szCs w:val="20"/>
-              </w:rPr>
-              <w:t>{{</w:t>
-            </w:r>
-            <w:proofErr w:type="gramEnd"/>
-            <w:r>
-              <w:rPr>
-                <w:b/>
-                <w:bCs/>
-                <w:sz w:val="20"/>
-                <w:szCs w:val="20"/>
-              </w:rPr>
-              <w:t xml:space="preserve"> </w:t>
-            </w:r>
-            <w:r>
-              <w:rPr>
-                <w:sz w:val="20"/>
-                <w:szCs w:val="20"/>
-              </w:rPr>
-              <w:t>capti</w:t>
-            </w:r>
-            <w:r>
-              <w:rPr>
-                <w:sz w:val="20"/>
-                <w:szCs w:val="20"/>
-              </w:rPr>
-              <w:t>on_2 }}</w:t>
+              <w:t>Photo No. 2:  {{ caption_2 }}</w:t>
             </w:r>
           </w:p>
           <w:p>
@@ -6351,90 +3768,7 @@
           </w:tcPr>
           <w:p>
             <w:r>
-              <w:rPr>
-                <w:b/>
-                <w:bCs/>
-                <w:sz w:val="20"/>
-                <w:szCs w:val="20"/>
-              </w:rPr>
-              <w:t>Photo No</w:t>
-            </w:r>
-            <w:r>
-              <w:rPr>
-                <w:b/>
-                <w:bCs/>
-                <w:sz w:val="20"/>
-                <w:szCs w:val="20"/>
-              </w:rPr>
-              <w:t>.</w:t>
-            </w:r>
-            <w:r>
-              <w:rPr>
-                <w:b/>
-                <w:bCs/>
-                <w:sz w:val="20"/>
-                <w:szCs w:val="20"/>
-              </w:rPr>
-              <w:t xml:space="preserve"> </w:t>
-            </w:r>
-            <w:proofErr w:type="gramStart"/>
-            <w:r>
-              <w:rPr>
-                <w:b/>
-                <w:bCs/>
-                <w:sz w:val="20"/>
-                <w:szCs w:val="20"/>
-              </w:rPr>
-              <w:t xml:space="preserve">3: </w:t>
-            </w:r>
-            <w:r>
-              <w:rPr>
-                <w:b/>
-                <w:bCs/>
-                <w:sz w:val="20"/>
-                <w:szCs w:val="20"/>
-              </w:rPr>
-              <w:t xml:space="preserve"> </w:t>
-            </w:r>
-            <w:r>
-              <w:rPr>
-                <w:sz w:val="20"/>
-                <w:szCs w:val="20"/>
-              </w:rPr>
-              <w:t>{{</w:t>
-            </w:r>
-            <w:proofErr w:type="gramEnd"/>
-            <w:r>
-              <w:rPr>
-                <w:b/>
-                <w:bCs/>
-                <w:sz w:val="20"/>
-                <w:szCs w:val="20"/>
-              </w:rPr>
-              <w:t xml:space="preserve"> </w:t>
-            </w:r>
-            <w:r>
-              <w:rPr>
-                <w:sz w:val="20"/>
-                <w:szCs w:val="20"/>
-              </w:rPr>
-              <w:t xml:space="preserve">caption_3 </w:t>
-            </w:r>
-            <w:r>
-              <w:rPr>
-                <w:sz w:val="20"/>
-                <w:szCs w:val="20"/>
-              </w:rPr>
-              <w:t>}}</w:t>
-            </w:r>
-            <w:r>
-              <w:rPr>
-                <w:b/>
-                <w:bCs/>
-                <w:sz w:val="20"/>
-                <w:szCs w:val="20"/>
-              </w:rPr>
-              <w:t xml:space="preserve"> </w:t>
+              <w:t xml:space="preserve">Photo No. 3:  {{ caption_3 }} </w:t>
             </w:r>
           </w:p>
           <w:p>
@@ -6458,90 +3792,43 @@
           </w:tcPr>
           <w:p>
             <w:r>
+              <w:t xml:space="preserve">Photo No. 4:  {{ caption_4 }} </w:t>
+            </w:r>
+          </w:p>
+          <w:p>
+            <w:pPr>
+              <w:ind w:left="0"/>
+              <w:jc w:val="center"/>
+            </w:pPr>
+            <w:r>
+              <w:t>{{ photo_4 }}</w:t>
+            </w:r>
+          </w:p>
+        </w:tc>
+      </w:tr>
+      <w:tr>
+        <w:trPr>
+          <w:trHeight w:val="143"/>
+        </w:trPr>
+        <w:tc>
+          <w:tcPr>
+            <w:tcW w:w="5000" w:type="pct"/>
+            <w:shd w:val="clear" w:color="auto" w:fill="9CC2E5" w:themeFill="accent1" w:themeFillTint="99"/>
+          </w:tcPr>
+          <w:p>
+            <w:pPr>
+              <w:jc w:val="center"/>
               <w:rPr>
                 <w:b/>
-                <w:bCs/>
-                <w:sz w:val="20"/>
+                <w:sz w:val="24"/>
+              </w:rPr>
+            </w:pPr>
+            <w:r>
+              <w:rPr>
+                <w:b/>
                 <w:szCs w:val="20"/>
               </w:rPr>
-              <w:t xml:space="preserve">Photo No. </w:t>
-            </w:r>
-            <w:proofErr w:type="gramStart"/>
-            <w:r>
-              <w:rPr>
-                <w:b/>
-                <w:bCs/>
-                <w:sz w:val="20"/>
-                <w:szCs w:val="20"/>
-              </w:rPr>
-              <w:t>4</w:t>
-            </w:r>
-            <w:r>
-              <w:rPr>
-                <w:b/>
-                <w:bCs/>
-                <w:sz w:val="20"/>
-                <w:szCs w:val="20"/>
-              </w:rPr>
-              <w:t xml:space="preserve">: </w:t>
-            </w:r>
-            <w:r>
-              <w:rPr>
-                <w:b/>
-                <w:bCs/>
-                <w:sz w:val="20"/>
-                <w:szCs w:val="20"/>
-              </w:rPr>
-              <w:t xml:space="preserve"> </w:t>
-            </w:r>
-            <w:r>
-              <w:rPr>
-                <w:sz w:val="20"/>
-                <w:szCs w:val="20"/>
-              </w:rPr>
-              <w:t>{{</w:t>
-            </w:r>
-            <w:proofErr w:type="gramEnd"/>
-            <w:r>
-              <w:rPr>
-                <w:b/>
-                <w:bCs/>
-                <w:sz w:val="20"/>
-                <w:szCs w:val="20"/>
-              </w:rPr>
-              <w:t xml:space="preserve"> </w:t>
-            </w:r>
-            <w:r>
-              <w:rPr>
-                <w:sz w:val="20"/>
-                <w:szCs w:val="20"/>
-              </w:rPr>
-              <w:t xml:space="preserve">caption_4 </w:t>
-            </w:r>
-            <w:r>
-              <w:rPr>
-                <w:sz w:val="20"/>
-                <w:szCs w:val="20"/>
-              </w:rPr>
-              <w:t>}}</w:t>
-            </w:r>
-            <w:r>
-              <w:rPr>
-                <w:b/>
-                <w:bCs/>
-                <w:sz w:val="20"/>
-                <w:szCs w:val="20"/>
-              </w:rPr>
-              <w:t xml:space="preserve"> </w:t>
-            </w:r>
-          </w:p>
-          <w:p>
-            <w:pPr>
-              <w:ind w:left="0"/>
-              <w:jc w:val="center"/>
-            </w:pPr>
-            <w:r>
-              <w:t>{{ photo_4 }}</w:t>
+              <w:t>Construction Progress Photos</w:t>
             </w:r>
           </w:p>
         </w:tc>
@@ -6569,48 +3856,7 @@
                 <w:szCs w:val="20"/>
               </w:rPr>
               <w:lastRenderedPageBreak/>
-              <w:t xml:space="preserve">Photo </w:t>
-            </w:r>
-            <w:r>
-              <w:rPr>
-                <w:b/>
-                <w:sz w:val="20"/>
-                <w:szCs w:val="20"/>
-              </w:rPr>
-              <w:t>No.</w:t>
-            </w:r>
-            <w:r>
-              <w:rPr>
-                <w:b/>
-                <w:sz w:val="20"/>
-                <w:szCs w:val="20"/>
-              </w:rPr>
-              <w:t xml:space="preserve"> </w:t>
-            </w:r>
-            <w:proofErr w:type="gramStart"/>
-            <w:r>
-              <w:rPr>
-                <w:b/>
-                <w:sz w:val="20"/>
-                <w:szCs w:val="20"/>
-              </w:rPr>
-              <w:t>5</w:t>
-            </w:r>
-            <w:r>
-              <w:rPr>
-                <w:b/>
-                <w:sz w:val="20"/>
-                <w:szCs w:val="20"/>
-              </w:rPr>
-              <w:t xml:space="preserve">: </w:t>
-            </w:r>
-            <w:r>
-              <w:rPr>
-                <w:b/>
-                <w:sz w:val="20"/>
-                <w:szCs w:val="20"/>
-              </w:rPr>
-              <w:t xml:space="preserve"> </w:t>
+              <w:t xml:space="preserve">Photo No. 5:  </w:t>
             </w:r>
             <w:r>
               <w:rPr>
@@ -6618,40 +3864,7 @@
                 <w:sz w:val="20"/>
                 <w:szCs w:val="20"/>
               </w:rPr>
-              <w:t>{{</w:t>
-            </w:r>
-            <w:proofErr w:type="gramEnd"/>
-            <w:r>
-              <w:rPr>
-                <w:bCs/>
-                <w:sz w:val="20"/>
-                <w:szCs w:val="20"/>
-              </w:rPr>
-              <w:t xml:space="preserve"> </w:t>
-            </w:r>
-            <w:r>
-              <w:rPr>
-                <w:bCs/>
-                <w:sz w:val="20"/>
-                <w:szCs w:val="20"/>
-              </w:rPr>
-              <w:t xml:space="preserve">caption_5 </w:t>
-            </w:r>
-            <w:r>
-              <w:rPr>
-                <w:bCs/>
-                <w:sz w:val="20"/>
-                <w:szCs w:val="20"/>
-              </w:rPr>
-              <w:t>}}</w:t>
-            </w:r>
-            <w:r>
-              <w:rPr>
-                <w:bCs/>
-                <w:sz w:val="20"/>
-                <w:szCs w:val="20"/>
-              </w:rPr>
-              <w:t xml:space="preserve"> </w:t>
+              <w:t xml:space="preserve">{{ caption_5 }} </w:t>
             </w:r>
           </w:p>
           <w:p>
@@ -6688,92 +3901,23 @@
                 <w:sz w:val="20"/>
                 <w:szCs w:val="20"/>
               </w:rPr>
-              <w:t>Photo</w:t>
+              <w:t xml:space="preserve">Photo No. 6: </w:t>
             </w:r>
             <w:r>
               <w:rPr>
                 <w:b/>
+                <w:sz w:val="20"/>
+                <w:szCs w:val="20"/>
+              </w:rPr>
+              <w:t xml:space="preserve">  </w:t>
+            </w:r>
+            <w:r>
+              <w:rPr>
                 <w:bCs/>
                 <w:sz w:val="20"/>
                 <w:szCs w:val="20"/>
               </w:rPr>
-              <w:t xml:space="preserve"> No. </w:t>
-            </w:r>
-            <w:proofErr w:type="gramStart"/>
-            <w:r>
-              <w:rPr>
-                <w:b/>
-                <w:bCs/>
-                <w:sz w:val="20"/>
-                <w:szCs w:val="20"/>
-              </w:rPr>
-              <w:t>6</w:t>
-            </w:r>
-            <w:r>
-              <w:rPr>
-                <w:b/>
-                <w:bCs/>
-                <w:sz w:val="20"/>
-                <w:szCs w:val="20"/>
-              </w:rPr>
-              <w:t xml:space="preserve">: </w:t>
-            </w:r>
-            <w:r>
-              <w:rPr>
-                <w:b/>
-                <w:sz w:val="20"/>
-                <w:szCs w:val="20"/>
-              </w:rPr>
-              <w:t xml:space="preserve"> </w:t>
-            </w:r>
-            <w:r>
-              <w:rPr>
-                <w:b/>
-                <w:sz w:val="20"/>
-                <w:szCs w:val="20"/>
-              </w:rPr>
-              <w:t xml:space="preserve"> </w:t>
-            </w:r>
-            <w:r>
-              <w:rPr>
-                <w:bCs/>
-                <w:sz w:val="20"/>
-                <w:szCs w:val="20"/>
-              </w:rPr>
-              <w:t>{{</w:t>
-            </w:r>
-            <w:proofErr w:type="gramEnd"/>
-            <w:r>
-              <w:rPr>
-                <w:bCs/>
-                <w:sz w:val="20"/>
-                <w:szCs w:val="20"/>
-              </w:rPr>
-              <w:t xml:space="preserve"> </w:t>
-            </w:r>
-            <w:r>
-              <w:rPr>
-                <w:bCs/>
-                <w:sz w:val="20"/>
-                <w:szCs w:val="20"/>
-              </w:rPr>
-              <w:t xml:space="preserve">caption_6 </w:t>
-            </w:r>
-            <w:r>
-              <w:rPr>
-                <w:bCs/>
-                <w:sz w:val="20"/>
-                <w:szCs w:val="20"/>
-              </w:rPr>
-              <w:t>}}</w:t>
-            </w:r>
-            <w:r>
-              <w:rPr>
-                <w:bCs/>
-                <w:sz w:val="20"/>
-                <w:szCs w:val="20"/>
-              </w:rPr>
-              <w:t xml:space="preserve"> </w:t>
+              <w:t xml:space="preserve">{{ caption_6 }} </w:t>
             </w:r>
           </w:p>
           <w:p>
@@ -6902,7 +4046,15 @@
       <w:t xml:space="preserve">:  </w:t>
     </w:r>
     <w:r>
-      <w:t>Daniel Castillo</w:t>
+      <w:t xml:space="preserve">{{ </w:t>
+    </w:r>
+    <w:proofErr w:type="spellStart"/>
+    <w:r>
+      <w:t>reviewed_by</w:t>
+    </w:r>
+    <w:proofErr w:type="spellEnd"/>
+    <w:r>
+      <w:t xml:space="preserve"> }}</w:t>
     </w:r>
     <w:r>
       <w:tab/>
@@ -6939,13 +4091,7 @@
       <w:t xml:space="preserve">   </w:t>
     </w:r>
     <w:r>
-      <w:t xml:space="preserve">{{ </w:t>
-    </w:r>
-    <w:r>
-      <w:t>end_</w:t>
-    </w:r>
-    <w:r>
-      <w:t>date }}</w:t>
+      <w:t>{{ date }}</w:t>
     </w:r>
   </w:p>
   <w:p>
@@ -7014,7 +4160,7 @@
         </mc:Choice>
         <mc:Fallback>
           <w:pict>
-            <v:line w14:anchorId="3FF4389F" id="Straight Connector 5" o:spid="_x0000_s1026" style="position:absolute;z-index:251665408;visibility:visible;mso-wrap-style:square;mso-wrap-distance-left:9pt;mso-wrap-distance-top:0;mso-wrap-distance-right:9pt;mso-wrap-distance-bottom:0;mso-position-horizontal:absolute;mso-position-horizontal-relative:text;mso-position-vertical:absolute;mso-position-vertical-relative:text" from="12.65pt,1pt" to="548.15pt,1pt" o:gfxdata="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" strokecolor="black [3213]" strokeweight=".5pt">
+            <v:line w14:anchorId="3FF4389F" id="Straight Connector 5" o:spid="_x0000_s1026" style="position:absolute;z-index:251665408;visibility:visible;mso-wrap-style:square;mso-wrap-distance-left:9pt;mso-wrap-distance-top:0;mso-wrap-distance-right:9pt;mso-wrap-distance-bottom:0;mso-position-horizontal:absolute;mso-position-horizontal-relative:text;mso-position-vertical:absolute;mso-position-vertical-relative:text" from="12.65pt,1pt" to="548.15pt,1pt" o:gfxdata="UEsDBBQABgAIAAAAIQC2gziS/gAAAOEBAAATAAAAW0NvbnRlbnRfVHlwZXNdLnhtbJSRQU7DMBBF 90jcwfIWJU67QAgl6YK0S0CoHGBkTxKLZGx5TGhvj5O2G0SRWNoz/78nu9wcxkFMGNg6quQqL6RA 0s5Y6ir5vt9lD1JwBDIwOMJKHpHlpr69KfdHjyxSmriSfYz+USnWPY7AufNIadK6MEJMx9ApD/oD OlTrorhX2lFEilmcO2RdNtjC5xDF9pCuTyYBB5bi6bQ4syoJ3g9WQ0ymaiLzg5KdCXlKLjvcW893 SUOqXwnz5DrgnHtJTxOsQfEKIT7DmDSUCaxw7Rqn8787ZsmRM9e2VmPeBN4uqYvTtW7jvijg9N/y JsXecLq0q+WD6m8AAAD//wMAUEsDBBQABgAIAAAAIQA4/SH/1gAAAJQBAAALAAAAX3JlbHMvLnJl bHOkkMFqwzAMhu+DvYPRfXGawxijTi+j0GvpHsDYimMaW0Yy2fr2M4PBMnrbUb/Q94l/f/hMi1qR JVI2sOt6UJgd+ZiDgffL8ekFlFSbvV0oo4EbChzGx4f9GRdb25HMsYhqlCwG5lrLq9biZkxWOiqY 22YiTra2kYMu1l1tQD30/bPm3wwYN0x18gb45AdQl1tp5j/sFB2T0FQ7R0nTNEV3j6o9feQzro1i OWA14Fm+Q8a1a8+Bvu/d/dMb2JY5uiPbhG/ktn4cqGU/er3pcvwCAAD//wMAUEsDBBQABgAIAAAA IQDmvJYRsQEAANQDAAAOAAAAZHJzL2Uyb0RvYy54bWysU01v2zAMvQ/YfxB0b+QUaBEYcXpo0V2G rdjHD1BlKhYgiYKkxc6/H6UkdrEVKDrsQosU3yP5RG/vJmfZAWIy6Du+XjWcgVfYG7/v+M8fj1cb zlKWvpcWPXT8CInf7T5+2I6hhWsc0PYQGZH41I6h40POoRUiqQGcTCsM4OlSY3Qykxv3oo9yJHZn xXXT3IoRYx8iKkiJog+nS76r/FqDyl+1TpCZ7Tj1lquN1T4XK3Zb2e6jDINR5zbkP3ThpPFUdKZ6 kFmyX9H8ReWMiphQ55VCJ1Bro6DOQNOsmz+m+T7IAHUWEieFWab0/2jVl8O9f4okwxhSm8JTLFNM Orrypf7YVMU6zmLBlJmi4O2maTY3pKm63IkFGGLKnwAdK4eOW+PLHLKVh88pUzFKvaSUsPXFJrSm fzTWVqdsANzbyA6S3i5P6/JWhHuRRV5BiqX1espHCyfWb6CZ6anZda1et2rhlEqBzxde6ym7wDR1 MAObt4Hn/AKFunHvAc+IWhl9nsHOeIyvVV+k0Kf8iwKnuYsEz9gf66NWaWh1qnLnNS+7+dKv8OVn 3P0GAAD//wMAUEsDBBQABgAIAAAAIQAQmbYZ3QAAAAcBAAAPAAAAZHJzL2Rvd25yZXYueG1sTI9B a8MwDIXvg/0Ho8EuY3XW0rCmccoI9LLDYM0oO7qxGofFcojdJv33U3dZT0LvPZ4+5ZvJdeKMQ2g9 KXiZJSCQam9aahR8VdvnVxAhajK684QKLhhgU9zf5TozfqRPPO9iI7iEQqYV2Bj7TMpQW3Q6zHyP xN7RD05HXodGmkGPXO46OU+SVDrdEl+wusfSYv2zOzkF383TYruvqBrL+HFM7XTZvy9LpR4fprc1 iIhT/A/DFZ/RoWCmgz+RCaJTMF8uOMmTP7raySpl4fAnyCKXt/zFLwAAAP//AwBQSwECLQAUAAYA CAAAACEAtoM4kv4AAADhAQAAEwAAAAAAAAAAAAAAAAAAAAAAW0NvbnRlbnRfVHlwZXNdLnhtbFBL AQItABQABgAIAAAAIQA4/SH/1gAAAJQBAAALAAAAAAAAAAAAAAAAAC8BAABfcmVscy8ucmVsc1BL AQItABQABgAIAAAAIQDmvJYRsQEAANQDAAAOAAAAAAAAAAAAAAAAAC4CAABkcnMvZTJvRG9jLnht bFBLAQItABQABgAIAAAAIQAQmbYZ3QAAAAcBAAAPAAAAAAAAAAAAAAAAAAsEAABkcnMvZG93bnJl di54bWxQSwUGAAAAAAQABADzAAAAFQUAAAAA " strokecolor="black [3213]" strokeweight=".5pt">
               <v:stroke joinstyle="miter"/>
             </v:line>
           </w:pict>
@@ -7187,7 +4333,7 @@
         </mc:Choice>
         <mc:Fallback>
           <w:pict>
-            <v:group w14:anchorId="488B0CB1" id="Group 13684" o:spid="_x0000_s1026" style="position:absolute;left:0;text-align:left;margin-left:50.4pt;margin-top:20.3pt;width:117pt;height:35.6pt;z-index:251658240;mso-position-horizontal-relative:page;mso-position-vertical-relative:page" coordsize="14859,4518" o:gfxdata="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">
+            <v:group w14:anchorId="488B0CB1" id="Group 13684" o:spid="_x0000_s1026" style="position:absolute;left:0;text-align:left;margin-left:50.4pt;margin-top:20.3pt;width:117pt;height:35.6pt;z-index:251658240;mso-position-horizontal-relative:page;mso-position-vertical-relative:page" coordsize="14859,4518" o:gfxdata="UEsDBBQABgAIAAAAIQDa9j37DQEAABQCAAATAAAAW0NvbnRlbnRfVHlwZXNdLnhtbJSRwU7DMAyG 70i8Q5QralN2QAi13YGOIyA0HiBK3DajcaI4lO3tSbtNgolN4pjY3+/PSbnc2oGNEMg4rPhtXnAG qJw22FX8ff2U3XNGUaKWg0Oo+A6IL+vrq3K980As0UgV72P0D0KQ6sFKyp0HTJXWBStjOoZOeKk+ ZAdiURR3QjmMgDGLUwavywZa+TlEttqm673JxnecPe77plEVN3biNx46Lv5EAgx0wkjvB6NkTMuJ EfWJWHaQyhM591BvPN0k8zMTpspvqZ8DDtxLes1gNLBXGeKztEld6EACFq5xKr+cMUlaylzbGgV5 E2g1U0enc9nafWGA8b/hTcLeYDymi/lP628AAAD//wMAUEsDBBQABgAIAAAAIQA4/SH/1gAAAJQB AAALAAAAX3JlbHMvLnJlbHOkkMFqwzAMhu+DvYPRfXGawxijTi+j0GvpHsDYimMaW0Yy2fr2M4PB MnrbUb/Q94l/f/hMi1qRJVI2sOt6UJgd+ZiDgffL8ekFlFSbvV0oo4EbChzGx4f9GRdb25HMsYhq lCwG5lrLq9biZkxWOiqY22YiTra2kYMu1l1tQD30/bPm3wwYN0x18gb45AdQl1tp5j/sFB2T0FQ7 R0nTNEV3j6o9feQzro1iOWA14Fm+Q8a1a8+Bvu/d/dMb2JY5uiPbhG/ktn4cqGU/er3pcvwCAAD/ /wMAUEsDBBQABgAIAAAAIQD7agem0QIAAGEIAAAOAAAAZHJzL2Uyb0RvYy54bWzEVslu2zAQvRfo Pwi8J7LkXYgdFE0TBCgao2k/gKYoiyhFEiS99es7Q0pOY6ebD83B8nCbefPeDKWr610jkw23Tmg1 I9lljyRcMV0KtZqRr19uLyYkcZ6qkkqt+IzsuSPX87dvrram4LmutSy5TcCJcsXWzEjtvSnS1LGa N9RdasMVLFbaNtTD0K7S0tIteG9kmvd6o3SrbWmsZtw5mL2Ji2Qe/FcVZ/6hqhz3iZwRwObD04bn Ep/p/IoWK0tNLVgLg56BoqFCQdCDqxvqabK24sRVI5jVTlf+kukm1VUlGA85QDZZ7yibO6vXJuSy KrYrc6AJqD3i6Wy37NPmzppHs7DAxNasgIswwlx2lW3wH1Amu0DZ/kAZ3/mEwWQ2mAynPWCWwdpg mE1Gg8gpq4H4k2Os/vD7g2kXNn0GxghWwK9lAKwTBv5cKXDKry0nrZPmr3w01H5bmwsQy1AvlkIK vw+FB7IgKLVZCLawcQBkLmwiSqClP5oMSaJoAzUPOzBwEieBZzyIe/EkDFMcP3O0lMLcCimRfbRb yFC3R7q/kHWsqRvN1g1XPjaJ5RLQa+VqYRxJbMGbJQeY9r7MolzOW+5ZjQErCPwZGgeR0eKwEFA+ AUPMDsrmvELJJ/kgFMpBb1oY6/wd102CBmADCEAyLejmo2vBdFtazmL8AAzgYP3CJeI6tmB0wtc/ 9cljTQ0HCOj2ubSjTlrkiaqVjOKOkMt296Gl3K9omg76/SEUCTRONhj3p5OoRNdZw2w8yGJf5b1J P5/i8rl00UIq5FJpLKvoCGegyzp8aPndctemsNTlHoq51vb7A9zvldTbGdGtRfDKB41wlSTyXgHT eLt2hu2MZWdYL9/rcAdHGO/WXlciyIqBY7QWD0j4H7Ucv6zl+Fwt8+kwz0Ml0OK1tYx3UZfJa0sa rnR4j4Uybt+5+KL8eRxK4OnLYP4DAAD//wMAUEsDBAoAAAAAAAAAIQAgdENzgyoAAIMqAAAUAAAA ZHJzL21lZGlhL2ltYWdlMS5qcGf/2P/gABBKRklGAAEBAQBgAGAAAP/bAEMAAwICAwICAwMDAwQD AwQFCAUFBAQFCgcHBggMCgwMCwoLCw0OEhANDhEOCwsQFhARExQVFRUMDxcYFhQYEhQVFP/bAEMB AwQEBQQFCQUFCRQNCw0UFBQUFBQUFBQUFBQUFBQUFBQUFBQUFBQUFBQUFBQUFBQUFBQUFBQUFBQU FBQUFBQUFP/AABEIAKAB5wMBIgACEQEDEQH/xAAfAAABBQEBAQEBAQAAAAAAAAAAAQIDBAUGBwgJ Cgv/xAC1EAACAQMDAgQDBQUEBAAAAX0BAgMABBEFEiExQQYTUWEHInEUMoGRoQgjQrHBFVLR8CQz YnKCCQoWFxgZGiUmJygpKjQ1Njc4OTpDREVGR0hJSlNUVVZXWFlaY2RlZmdoaWpzdHV2d3h5eoOE hYaHiImKkpOUlZaXmJmaoqOkpaanqKmqsrO0tba3uLm6wsPExcbHyMnK0tPU1dbX2Nna4eLj5OXm 5+jp6vHy8/T19vf4+fr/xAAfAQADAQEBAQEBAQEBAAAAAAAAAQIDBAUGBwgJCgv/xAC1EQACAQIE BAMEBwUEBAABAncAAQIDEQQFITEGEkFRB2FxEyIygQgUQpGhscEJIzNS8BVictEKFiQ04SXxFxgZ GiYnKCkqNTY3ODk6Q0RFRkdISUpTVFVWV1hZWmNkZWZnaGlqc3R1dnd4eXqCg4SFhoeIiYqSk5SV lpeYmZqio6Slpqeoqaqys7S1tre4ubrCw8TFxsfIycrS09TV1tfY2dri4+Tl5ufo6ery8/T19vf4 +fr/2gAMAwEAAhEDEQA/AP1TooooAKKKKACiiigAooooAKKKKACiiigAooooAKKKKACiiigAoooo AKKKKACiiigAooooAKKKKACiiigAooooAKKKKACoby8g0+0murqaO2toUaSWaZgqRqBksxPAAHJJ qauE+PX/ACQz4i/9i5qP/pNJVwjzSUe5lVn7OnKfZNl7/hbngX/odPD3/g1g/wDi6P8AhbngX/od PD3/AINYP/i6/Eyivr/7Bh/z8f3H5v8A631f+fK+/wD4B+2f/C3PAv8A0Onh7/wawf8AxdH/AAtz wL/0Onh7/wAGsH/xdfiZRR/YMP8An4/uD/W+r/z5X3/8A/bP/hbngX/odPD3/g1g/wDi6P8Ahbng X/odPD3/AINYP/i6/Eyij+wYf8/H9wf631f+fK+//gH7Z/8AC3PAv/Q6eHv/AAawf/F0f8Lc8C/9 Dp4e/wDBrB/8XX4mUUf2DD/n4/uD/W+r/wA+V9//AAD9s/8AhbngX/odPD3/AINYP/i6P+FueBf+ h08Pf+DWD/4uvxMoo/sGH/Px/cH+t9X/AJ8r7/8AgH7Z/wDC3PAv/Q6eHv8Awawf/F0f8Lc8C/8A Q6eHv/BrB/8AF1+JlFH9gw/5+P7g/wBb6v8Az5X3/wDAP2z/AOFueBf+h08Pf+DWD/4uj/hbngX/ AKHTw9/4NYP/AIuvxMoo/sGH/Px/cH+t9X/nyvv/AOAftn/wtzwL/wBDp4e/8GsH/wAXR/wtzwL/ ANDp4e/8GsH/AMXX4mUUf2DD/n4/uD/W+r/z5X3/APAP2z/4W54F/wCh08Pf+DWD/wCLo/4W54F/ 6HTw9/4NYP8A4uvxMoo/sGH/AD8f3B/rfV/58r7/APgH7Z/8Lc8C/wDQ6eHv/BrB/wDF0f8AC3PA v/Q6eHv/AAawf/F1+JlFH9gw/wCfj+4P9b6v/Plff/wD9s/+FueBf+h08Pf+DWD/AOLo/wCFueBf +h08Pf8Ag1g/+Lr8TKKP7Bh/z8f3B/rfV/58r7/+Aftn/wALc8C/9Dp4e/8ABrB/8XR/wtzwL/0O nh7/AMGsH/xdfiZRR/YMP+fj+4P9b6v/AD5X3/8AAP3ct7iK6gjmhkWaGRQ6SRsGVlIyCCOoIorn vhn/AMk48K/9gq0/9EpRXx8lyyaP0qEuaKl3OloooqSwooooAKKKKACiiigAooooAKKKKACiiigA ooooAKKKKACiiigAooooAKKKKACiiigAooooAKKKKACiiigAooooAK4T49f8kM+Iv/Yuaj/6TSV3 dcJ8ev8AkhnxF/7FzUf/AEmkraj/ABI+qObE/wACfo/yPxaooor9VP57CiiigAooooAKKKKACiii gAooooAKKK3PAfhdvG3jjw94dSdbV9X1G3sBOy7hGZZFTcRkZxuzj2qZNRTbKjFzkox3Zjw201yS IYnlI67FJx+VSSabdwxl3tZkRerNGQB+lfqJ8WNf8M/sSfC+2uvBvguOa5u5ltRPsO0sACWuJvvc gHAzgnOMV89aj/wUe1jxD4e1rS9W8FaVKt5ZvBB5cjMiyNwGdHDBlHJx64rxqWOr4hc9GlePdtL8 D6bEZThcFL2WJxFp2vZRbX33PjlVaRgqqWZjgKBkmrP9l3v/AD53H/fpv8K7z9nmRpv2gPh7I2Nz eILInAAHM69hX3z+1l+1prf7PPizRdJ0vQ9P1WK/sjdPJeO6spEjLgbT04roxGLqUq0aNOHM2r72 OTB5fRxGGniq9XkjFpfDff5n5ktpt4qlmtJ1UDJJjbA/Sq1fXPij/go14q8UeGtW0abwno8MOo2k 1m8kcsu5VkQoSMnqAa579jj9lZPjpf3mv6+ZIfCWmzCD9zIoe6uBsdosckIEYZbjllxnnFfWpUqc quJjyped7mf1CniK8KGBqe0b8uW35nzZBaz3W7yYZJdvXy1LY/KnTWNzbpvlt5Yl6bnQgV97/Ej9 sTwT+z7rU/hP4V+D9Ju2sykF5fR4jgYpvBjDKN0hUkfOWI5Yc9aX4Y/tvaB8ctbtvA/xJ8HWKWms TC1tpYgZoRK/yIrKwLKWLFQ6n5cjpyRz/XcRye1VD3fXW3odv9l4L2nsHilz7fC+W/a9z4Aor68/ bY/ZN034T2lr4v8AB1s8Hh+WUxahayT7hbSO2YzGDzsOSuMnGF9Sa+Q69DD4iGKpqpT2PHxuDq4C s6FZar7n6H7d/DP/AJJx4V/7BVp/6JSij4Z/8k48K/8AYKtP/RKUV+Y1PjfqfvVH+HH0R0tFFFZm oUUUUAFFFFABRRRQAUUUUAFFFFABRRRQAUUUUAFFFFABRRRQAUUUUAFFFFABRRRQAUUUUAFFFFAB RRRQAUUUUAFcJ8ev+SGfEX/sXNR/9JpK7uuE+PX/ACQz4i/9i5qP/pNJW1H+JH1RzYn+BP0f5H4t UUUV+qn89hRRRQAUUUUAFFFFABRRRQAUUUUAFT6fqF1pN/bX1lcS2l5bSLNBcQOUkidTlWVhyCCA QR6VBV7QdMTWtc07TpL2302O7uI7dry7YrDAGYKZHIBIVc5Jx0BpO1tRxu2rbn2/8M/+CgWgeIvD A8PfFrw+t+nkqk15FbJcQXhUggyQEYDEgHjjIzxwK65/2Y/gV+0t4cvdd+HdwNG1HDO40+Rljhnk UOqzW752AcgLHtUfMBnbxx8P/BN3w/rly40b4qxzokab400+O4ZW2gMxKzjALbiBjgEDJxk+r/Bv wL4E/Yq8JeK73WPH0GqvdTxm6by0jaMR7lSNYFZ3L7nfPPPAwMEn4ytPDQvLAzan2V7fdY/T8LSx 1VqGa04ypJP3m43XzTPhr4T+Fb3wL+1T4S8PaiYzfaX4ptbSYxNlCyXCgkH04r7p/ar1z4FaV4q0 ZPivot3qeqtZFrOS38/Cw+Ycg+XIo+9nqM18ReD/ABtbeNP2vtF8VMq2NpqHi6G9xJJ8saNcq3LE DgDuQK9V/wCCkusWGsfEjwpJYXtvfRppLKzW8qyAHzm4JB616WIpyrYuiptp8rvbQ8TCYiGFy7Ey ppSXOrKSurehwP7RHiT4Faj4Z0+3+FPh6bT9Va5zd3F19pysQU4C+ZKy8nGeK+yP2K4YG/ZEsV0Z YV1SRdR882hVZTc+dKELkc+ZsEOCedoTtivy3r6Z/Y1/aqHwP1Sbw1r6K/g7VLnz3mVP3llcFVQy 5HLIVRQynptBXHzBtMdg5ywvJSbk076u7Zz5RmVOOYe1rpQUly6KyW2v4bnzfqUd3FqV2l+ZDfLM 6z+a25/MDHdk9znPNVq/Rj4vfsf+BP2hNWl8VfD/AMYWOnavfwy3c8Mchu4L2QnKyH590IycMVVh gjCgg7s/4R/sg+CP2fdYg8W/Evxjo+oahpyLNHYSYjtrWUvhZcu26UjjblFAPOCQCLWa0PZ315v5 bO9zN8PYv23Ldez/AJ7q1u+/4fpqeqftPXTRfsh6s3jBLJNbk0u2WZVTfEt+dmRFnOPn3bT6d6/K Ovqz9s/9rSw+NCWnhbwkZj4YtZFuZ76QPE15LjhRGcfIuf4hksMjAALfKdVlWHnQoP2is5O9uxHE GMpYrFr2L5lFJX7n7d/DP/knHhX/ALBVp/6JSij4Z/8AJOPCv/YKtP8A0SlFfA1PjfqfsVH+HH0R 0tFFFZmoUUUUAFFFFABRRRQAUUUUAFFFFABRRRQAUUUUAFFFFABRRRQAUUUUAFFFFABRRRQAUUUU AFFFFABRRRQAUUUUAFcJ8ev+SGfEX/sXNR/9JpK7uuE+PX/JDPiL/wBi5qP/AKTSVtR/iR9Uc2J/ gT9H+R+LVFFFfqp/PYUUUUAFFFFABRRRQAUUUUAFFFFABRRRQBc03WdQ0d3ewvrmxdxhmtpmjLD0 OCM1WnuJbqaSaaR5ppGLvJIxZmYnJJJ6k0yilZXuO7tYKKKKYgooooAs6fql7pM5msbueymK7DJb ytGxXIOMg9OB+VJf6ld6rcefe3U15Pjb5lxIXbA6DJNV6KVle4+Z2tfQKKKKYj9u/hn/AMk48K/9 gq0/9EpRR8M/+SceFf8AsFWn/olKK/KKnxv1P6Io/wAOPojpaKKKzNQooooAKKKKACiiigAooooA KKKKACiiigAooooAKKKKACiiigAooooAKKKKACiiigAooooAKKKKACiiigAooooAK4T49f8AJDPi L/2Lmo/+k0ld3XG/GbTLvWvg/wCOdOsLd7q+vNCvre3t4hl5JHt3VVA7kkgfjWtLSpFvujnxCboz S7P8j8UaK9ksv2V/FlvbpdeJ7/Q/A9k2Q8viDUUheJs/KrxLukUt1GV6YPQ1GPh/8JvDtuJNd+Jl 5rd7bTlLrS/C+js6zKJCv7m6nZEPy4bcUx1wG4z+mfWaT+F39E3+R+EfUa6+Ncv+Jpfg9Tx+ivY5 vHHwZ8PQ39po3wz1XxOXBa01PxRrzwyROUAAaC0VFZAwzjfuOT8w4xPN+1b4jsbqG78L+FvBPga9 QMj3fh/w9CssqHHyMZvM4yAflx70e1qS+Gn97S/K7/AfsKEfjrL/ALdTf58q/E8x0XwL4k8SWbXW keHtV1W1VzG01lZSzIGABK7lUjOCOPcV20f7LvxUbRhqz+DL6200w/aDcXTxwqkeM7n3sCuB13Yx 3qvqv7SvxT1fUJ7yTx5rlrJMQWj0+7a0hGFC/LFFtReAM4UZOSeSa8/n1a9ujIZry4lMhJffKx3Z 6555p/v32X3v/IP9jj0lL7o//JHrlv8Asr+JJ7eOX/hJfBUe9A/lyeJLYMuRnBG7rVbR/gj4WvtN gmvvi/4V026cHzLUx3Mpj5IHzLHg8YP415FRS9nVe9T7kv1uL22Hj8NK/rJ/pY9Xk+Gvw70LX4bX VvijBqGntF5j3Gg6XNOVJyAvz7BnI59iK0/+EL+Bf/RSfEn/AITo/wDjteK0Uexm/wDl4/w/yBYm mtqMf/Jv/kj2r/hC/gX/ANFJ8Sf+E6P/AI7R/wAIZ8Cv+ik+JP8AwnR/8drxWil7CX/PyX4f5D+t Q/58x/8AJv8A5I9q/wCEL+Bf/RSfEn/hOj/47UF94M+Cgsbg2XxH19rzy28lZ/D2Iy+PlDESkgZx nANcR4V+E/jPxtJ5eheF9V1RvK88fZ7VyDHkDcDjBHzD869w8J/8E8/ir4ijeS+TSvDqBEeP+0Lv c0m7ORiJXKkcZDY6/WuapOnR/iV2v/Af8jvo0q+K/g4VP5S/PmscDpPwY8Gatp0N2fjD4csTICfs 95Z3SSpyRhgEOOnr3pP+GfIdX1ZrPw38Q/B+uIkAmknmvzYqp3YK/vlXJ6dD39q95tv2Gvhz4Jjj vPiD8XraG3VRDcW1gIbcx3BHKiV2fIBDDmME/wCz0qWbw1+x78OreWxv9SvvGl2ym5S5W7uJWwRg RBrby4xypPzDPzcnGMcv11N/upSl6R/4Y9BZW4pfWIQp+s2n+cvyPA5P2U/iFdXr2+h2On+LPLjV 5pvD+pQXaQ7iwVXIf5Sdp7Vy2qfBH4g6NqE1ldeCteW4hba4j0+WVc+zKpU/ga+qP+GxvgZ4Ttkv PCfwbVNatWje1aaxtLUBlYYYzIXcMBkg7SSR2zmqPib/AIKceKLpIP8AhHvBmk6W6lvOOpXMt6HH GNoTyduOc5LZ9qqOIx8npS089P1ZFTB5RGPvYh38k5L8l+Z816D8BfiN4l1AWWn+Cdce4Klws1k8 K4HX5nCr+tdL/wAMf/GP/oQ9R/77i/8Ai69Lm/4KSfFKS6glXTPDEUce7dCtlOVlyMDcTOTx1G0j 3zXQN/wUX1HxV4ZXQ/Emg3mjy3J2XeueEdQW2uY49+cwRzRybW24H+sz1IK8YqdXMVqqcbev/DEU 8PkrTUq07+lr/gzh4f8Agnz8XpoY5PsOlR71DbH1BQy5HQ8daf8A8O9Pi9/z6aR/4MV/wq2PHx8X SRf8Ix+0b4s0O5ubh9mn+MJ7qAW8KqxzJdQu8bMdq4wqg7ux4ON4k0n4+zaLcS2/jXW/GGh3EU4a TRfET3yTW6gh3aNZCwQjP3lHXBHaoVbFXtKpFeqa/M0eHy+14Upy9JRf5J2+Z22i/wDBNPx1fabD Pf8AiLRdMu2zvtT5kuzBIHzKMHIwfxq7/wAOyPF//Q4aJ/35m/wr5H1D+2tJmEN99vspiu4R3G+N ivrg9uD+VVf7Vvf+fy4/7+t/jXR7HGPVVl/4D/wTi+s5bHR4V/8Agb/yP3A8J6PJ4e8LaPpcsiyy 2NnDbNImdrFEVSR7HFFUPhoxb4c+FiTknSrUkn/rilFfnk78zuftVO3JG3Y6WiiioNAooooAKKKK ACiiigAooooAKKKKACiiigAooooAKKKKACiiigAooooAKKKKACiiigAooooAKKKKACiiigAooooA K4f46TyWvwS+IM0MjRSx+HtQdJEJDKwtpCCCOhBruK4T49f8kM+Iv/Yuaj/6TSVtR/iR9Uc+J/gT 9H+R+MF5eXGoXD3F1PJc3D/elmcu7YGOSeTwKhoor9UP563CiiimAUUUUAFFen/CH9mzx98bJBJ4 d0Zl0zJVtWviYbRSA3AcjLnK4IQMQSM4BzX0hp/7F/wz+E9rpcvxa8btJqt+Vii0fTA+6WRtoCxI itNJhiV3BcHI4GcVwVsdQoy5G7y7LVnr4bKsVio+0jHlh/NLRfez4ns7G51K4SC0t5bmdyFWOFCz MScAAD3r3j4f/sNfFnx5GJ5NFh8MWjIzJP4gmNuSwYLs8pVaUE8kFkCkDryM/RuqfGO9+F1nFYfB /wDZ68Q2R8oxtqOpeHp4pMMzMV+VWdhu2N8z47Y4Fee+N/DH7XnxKVZbyy1KytXKTJa6bqFrZKjB MDhZQ44JyCep6cVwSxlap8PLBf3mr/cetDK8NR+NTqyXSEWl97X5I0rb9kH4QfBe1iv/AIufEeG7 uVRZTpVk/khwRsZVjTdPKFc53IF4XlQM0kn7R37OvwhzD4C+HD+Jr+0/dxahdwLFHOj/ADOfOm3S kjcVw0fbAOMGvOND/YF+Mnir7VeajZ2GkXLSln/tbUQ8kzHkvmISZ5PJJBzWp/w7g+Kv/P74b/8A A6X/AOM1i/q03/tGI5vJOy+5f5nWljqavgsEoLu480vvl/kO8Vf8FFPiFqUf2bw5p2j+FLKOXNuL e38+RIQCFiYvlDgEcqi/d4wOK8O8V/HP4geNpkk1rxdq155bu8am6ZVjLY3BQpGBwOPavb/+HcHx V/5/fDf/AIHS/wDxmj/h3B8Vf+f3w3/4HS//ABmumnVy2j8Dijgr4fPMT/FjN/l92x8tTTSXEzyy u0ssjFndySzEnJJPc0yvqj/h3B8Vf+f3w3/4HS//ABmj/h3B8Vf+f3w3/wCB0v8A8Zrr/tDCf8/E ef8A2PmH/PmX3HyvRX0Brf7CPxl0nUpbWDw1Dq8SAEXljfweU+QDgeYyNx05Ucism/8A2MfjPptj cXc3ga6aKCNpHEN3bSyFVGTtRJCzHjhVBJ6AE1qsZh3tUX3o55ZbjY3vRlp/df8AkeK0V2d58E/i Jp9rNc3XgLxPb20KGSWaXRrlUjUDJZmKYAABJJ6VxpUiuiM4y+F3OGdOdP44teolWdP1O80m48+x u57ObG3zLeRo2we2QelVqKrfchNrVHr+nftReMJITa+KItL8fWBbc1t4ms1uST/CPNGJAFPIUNjJ PHJq1p7/AAS+IFrDFqI1r4Xa2UCNdWaHVNJyBuaRoy3nqXJZAilguEJJ+avFqK5nh4fY9300/Db8 DvWNqvSraa/va/juvkz9w/AcNvb+B/D0Npc/bbWPT7dIrnyzH5qCJQr7TyuRg4PIzRVf4Z/8k48K /wDYKtP/AESlFfmM/iZ+80v4cfRHS0UUVBqFFFFABRRRQAUUUUAFFFFABRRRQAUUUUAFFFFABRRR QAUUUUAFFFFABRRRQAUUUUAFFFFABRRRQAUUUUAFFFFABXCfHr/khnxF/wCxc1H/ANJpK7uuU+LO g3vir4V+MtF06MTahqWjXlnbRswUNLJA6ICTwMlhya1pNKpFvujDEJyozS3s/wAj8SqK+yvhv/wT X8T6wILrxnr1r4ftzhnsrFftVzw+CpbIRcqMhgXxkZHUV9LfD39hn4TeAZBO+jTeJrtXZln8QSi4 AVlC7PKVViYDkgshYE5zwMfeVs3wtLRPmfl/mfkWG4bx+Is5R5F5/wCW/wB9j8r9E8O6r4mu2tdH 0y81W5VDI0NjbvM4UEAsVUE4yQM+4r2nwL+xH8V/G00DPoH9hWUgjc3OqSiPEb/xBBliQOSpANfq to3h3S/DtnDaaVp1rptrCgiihtYVjREH8ICgAD2rRrxaue1JaUoJeup9Ph+EqEbOvUcvTT/M+BvD f/BMW6kW5/t/xvDA2V8n+zrMyAjnO7ey47Yx71718Nv2H/hb8ONTGojS5vEV6u0xtrjrPHEwDAlY woU53Z+cNgqpGCM17/RXlVcxxVZWlPTy0/I+iw+S4DDNShSV131/MQAKMAYFLRRXmnthRRRQAUUU UAFFFFABRRRQAUUUUAFRz28V1DJDNGssUilXjdQVZTwQR3FSUUAeb61+zb8K/EGmzWF18PvD0cE2 3c1np8drLwwYYkiCuvI7EZGQeCRXm3iT/gn78IdemhktdP1LQVjXaY9Nv2Kyc5y3miQ5+hFfSNFd UMVXp/DNr5nn1Mvwlb+JSi/kj4d8Rf8ABMbTXjv5ND8a3MUrMzWlvfWisqjPyq7q2TgdwozjoK8k 8Zf8E7/iZ4dWSXS5NN8RwRwGVvssxikLDP7tUcDJwB3xzX6e0V3083xcN5X9UePW4by6rtBx9G/1 uYPgGxn0vwN4ds7qMw3Vvp1vDLG3VHWJQwP0INFb1FePJ8zbPpox5YqK6BRRRSKCiiigAooooAKK KKACiiigAooooAKKKKACiiigAooooAKKKKACiiigAooooAKKKKACiiigAooooAKKKKACiiigAooo oAKKKKACiiigAooooAKKKKACiiigAooooAKKKKACiiigAooooAKKKKACiiigAooooAKKKKAOE+MH xe0j4N+G4tT1OG4vZ7mdbazsLRd0tzKf4V98U34Z/E698f3utWl/4R1fwpPpnkErqirtn81WYbGU kHaFGcHjcBWR+0F8KdJ+K3h3TbfUfEkvha70+6+12GoRyIoSYDgkMQWwORtZTnBzXhmnfHzVbPw7 8TvBHxXmXXIdF09cax4fVQ14krhFVpFOwM3nQhcIuAH3cg0AfY9JXw38JdTvPCf7SHhLS9I0D/hC dG8RaPNNd6XDrjarHdoIJ5YpGZ8lGBVcAYIAPZyDxfg74e2d5+yPrPxAfUdWj8TaNqW/T7iK/kVb fEsS4VM4GS+4nrlVwRyCAfe/xD8aW/w78E6x4lureS6t9NgM7wwkB3AI4GeM814/4I/a2PjjW9Fs rb4c+Kre01SeKKPUpLbNuiuQBIXAxtGc59Kv/FXxFc+Lv2PNQ128SOO81PwzBezLCCEDyRxuwUEk gZY4yT9a4n9nrwz8Xrbwb4Y1LU/F+lXPw/OjM8ejxW6i4WI2zeSu/wAkHKsUJ+fseTQB9UUtfBvw F8O6P4V/Z18S/EzxRq2v6haT2V1oTafYSp/o9vPLHEzRh+PM3tu3ZAGT8pNTfCHVrjwj8e/h9caL 4Z/4RDRfFtiwbT/7fbVI54ShdZecNG4IAw5I4PAINAH3ZRX50/D/AOGNt4s/Zl8e+MZdT1GLXdD1 SeSwk+0yGK28tIJHKRhgA8gIUs27ARMAY59X8cSL8WPjp4R8FeNtZudF8H2Ogw6tHA915S6zcFF3 EyfKQcM4JySBFJtKlyQAfSeveObjQ/HHh7w+NA1C8ttWEudWt1DW9qyKzbZO4zjjtkiurzXyjrXh 3Q/Bn7T/AMFtJ8LRx22hiyvXRIJ2lWQmObLFyxLnPcknj2rC+F+iz+EPi5pFz8TNEm8Q+KNe1ed9 J8Y6frJlgkZVChTAjqioArEZXIBC7Rt4APsyivjn9n/wL4I+LlrrPjLx7r0uv+K59XkjkivL+SzF oYiPLWNUdd4KlDn7oG1QBtbPMweE9C+KXw7+MfjDxZrEt14u0y9vhYXK30kMluIIy0MIjyI2DeWR gKTtJAIYZAB9seKNej8L+GdX1qaJpodOs5rx448BnWNC5Az3IFYvwn+I1p8Wvh/pXiuxtZrG11Dz dkFwQXXy5XjOccclCfxrzTwV4g1fxR+xrcanrtzNeapP4av/ADbi4GJJAEmVGY45OwL8x5PUkk5r xTwzocnij9mv4CaPHfTacL7xNPA9xbsyuEM15uGVZTyMjgjrQB9wyyLDG8jnaiAszegHWsbwf420 T4gaKur+HtQj1TTWdo1uIgwUsvUcgHivlPwf4B03Tfjx8UfhL5t9c+AZNFTVhpM93IRHcK1q6Msg IcYLkfeywChi20V5Josg8Jfsc3us+HbiWz17V9XGnavLbXDF2sx5pVSuSI1LYBYAFgcEkHFAH6R0 lfGXhDwvrXhi+8Vz6VocHg7wxceGr9L3S4PFUerrNMsLGKVVJMiMMkEgkYx05zjfDX4W6f8A8Mka 749udS1TUNVu/D9/aLa3k6yWtssd27qYkK7kYPGGzuPzMxxzQB9zUZr4m1bwdJ8E/iD8BdW0PWtS OreJpobLWp5rh5EvUZ7ffuRy2MrKRgHA2IygMM1yv7QXiDTvEVx4x8WaL4OudCv9L1oWa+Kv+Ela KaW5hYIdlocgj5cjYQRgNkcigD7lm8eaBb+MrfwpJqcS+Ibi3N3FYENvaIbvn6Yx8rd+1UfBfjq4 8Xa54msZPD+o6RBo159jjvb1Qsd8QWy8XcqAFOeh3jHQ183+PvBPhrUv25NBXVogILzRI9QlMl3J EGuYzIkbAhhjiKMbRwccg5OeL1DxVq/hm2/akvtL1ObTruPWbG3S5RjuiSS8njfb1I+ViMjkdRzi gD7wo3D1r4huPBul/Bnx58DL3wHrV5Jf69cQ2mrmO6M6XcDtCZGaNh8oKu/YABFOAy7q5LV/Btl4 k8O/tBeIdSuL64vfD+uXC6ZH9rkWG2aS7be4QEAkhQOcjHbODQB+hdeffGz4yWHwS8M2GtahYXGo w3moR6esdqyhlZ0kcMd3b92fzr568aa9ofjLRfg34f1bw9d+O/GF14ZivVtbjXH0yDy5YULzSTjl 5C0DALnuxPJWvI9c8Saprv7K9rbajcSTRaX4/Sys4pJfN+zwi1kYRCTqwUu2CSeOnGKAP0i+teO/ Db9p7w38TPiZrXgyxt5oLvT3nWK6aRHhvBFIVLRlSeCBuBPaun+Onj4/DP4S+JfEEUrQ3lvaMlo6 KjMLh/kiYK/DbWYMQc8KeD0r4r8K6P4p+Dc/wa8T3vg+DQrJLg29xqlveRrLqaXb71NwFXcmxGxh 89McdKAPuHSPHtxq3xH1zwsPD2o29rpdvFMdamULazs6owjjPViNzZxwNhz2rrq+JviNdy/8L9/a BCTPsXwOzoFY4B8iz5FZerfCbTNH/YxvPGb6pq99rGoW2mXQa8vN0dq6XHlDygoBC7J5BtYsOQRg gGgD7uor4t1Hwxovwr+JHwiv/AfiO48UeJdYvTHq87XzXH9owS4aW4eMP8vDMwGcDaCdxBJwPCel 6V8Vvhb8SfiJ471u9tvGVle3K2bm9nA0pU2yIsMAkDBRJMyhWLAYGMEHIB941lSeKNLi8TQ+H2vI xrM1q16lpg7mhVgpfpjAYgde9fEGuaXqXxr+MHwX0zVfEF/Yza54Njkv76yYJNIu26eUccAuqspO CPm5B6H0LxR8Dfh7D+0Vo2k6zAx02bwu880t1qc0LTTxyxxI5dXXB2DlVwp64oA+sqKKKACiiigA ooooAKKKKACiiigAooooAKKKKACiiigAooooAKKKKACiiigAooooAKKKKAOR+Ifwn8K/FSwS08T6 TFqUcYIidmZXizjJRgQVPA5FV9D+C/grw74Nu/C1h4es4dEvECXVuU3G4woXc7HlmwByTnPNdtRQ B574J+AHgL4fXFndaN4dt4r+0DrBfTFprhFZSpAkYlsbWK49Ditm0+F/hKx8J3Hhi38P2EXh+4bf LpqwgQu2Qclfqqn8K6migDIn8I6NdeFx4cl023k0IW62g09k/c+SoAVNvoAAMe1WdO0Ww0jR4NKs rSK202CEW8VrGuESMDAUD0xxV6igDnNP+HXhnSvCs/hm00Oxg8Pzq6y6csI8lw33sr71zfgn9nj4 f/D24tLnR/DsCXtm5e3vLhmnnhyCCFdySByeBx8x9a9HooA5nTfhp4V0fw5f6BY6DY2ui37M91Yx xARTMyhWLL3yFUfgKzvH3wX8GfE7S7ew8Q6Hb3kVtGIreRcxywoCp2o6kMo+UcA9M+tdvRQByejf CnwloLaC9loVpHNoUBt9OnKbpLdCCGCseedzZ9cmsXwf+z74F8B+Ijrej6N5F8vmeSJJ5JIrbe25 hDGxKx5P90DivRqKAPK9Y/Zf+GmueLIvEdx4ZgTU45ROfId44pJA5fc8akKxJPORzx6VY1v9m/4c +IvEx12/8M20167F5YwWWCdyGG+SIHa7DecEjIr0yigCpdaVZ3ulzabPbRSafNC1vJbFR5bRldpT Hpg4xWPY/Drwzpmm6Rp9podlBY6RcG60+3SIBLWUliXQdjl25/2jXR0UAYkXgnQYfE154hj0m1TX LyD7LcX4jHmyxfL8jN3HyLx/siuX0P8AZ++H3h2z12zsvDFkllrbRm+tWUtFIEIZFCk4ChhuwOM8 16HRQB5t4R/Z1+HngbUNSvdI8N28FxqCyRzGQtIBHICHjQMSEQgkbRgYx6V1dn4D8Paf4TbwxbaP aQ+HmjeJtNSMCEq7FnXb6EsSfrW9RQBg6p4D8Pa1Pos1/o9pdy6K4k015YwTaMNpBj9CNif98iuU vP2cvhxqGuX2rXfhSxurq9bzJlmUtE0hJLSBCdocknLAZNek0UAcX46+DvhL4kahpF/r2lLdX2lS rNaXMbtHIhBBALKQSuQDtPFXB8MPCe3Xl/4R7TyNebdqgMIP2wgsQZP7xy7H8TXUUUAcB4D+BHgf 4bapNqWg6HFbahJuAuZHaV4lPVIyxOxP9lcCtb/hV/hL7FrdoPD9gLXXJfP1KLyRtu5NxbdIP4jk k11NFAHAeMPgP4H8dWeh22q6FE0Wiqsdh9ndoWhjUYEYKEEpgD5TxxVmP4KeA4tB/sRPCelrpH2s X32MW48vzwuwSY/vbeM+ldtRQBi+KvBuh+ONLXTvEGl22r2KyCYW92gdN4BAbB7gE/nT/E/hPRvG mktpeu6bb6rp7Mrm2ukDoWXkHHqK16KAOYuPhj4UutS1PUJfD9jJe6nafYb2doQXuLfCr5bnuuEQ Y/2RXF/Hz4Y3HiD9n/WfBvg/SYTKy2sdnp0LpCgRLmJ2ALEKAFVjye1et0UAcD4P+A/gPwD4guNb 0Lw3Z2GpTdJkUnyhtCkRg8ICByFxmq3in9nn4feMvEY1zVfDlvPqJbfMyM0a3J+X/XKpAk+6PvA1 6PRQBzy/D/w2uvabra6JZLq2m2/2SzvFiAkt4cMNiHsuHYY/2jWV8QPgz4N+KF1YXXibRINTuLF1 aGVyQ2FJOwkHlCScqeD3rtqKACiiigAooooAKKKKACiiigAooooAKKKKACiiigAooooAKKKKACii igAooooAKKKKACiiigD/2VBLAwQUAAYACAAAACEAJx/O/98AAAAKAQAADwAAAGRycy9kb3ducmV2 LnhtbEyPwWrDMBBE74X+g9hAb43kOg3BsRxCaHsKhSaF0ptibWwTa2UsxXb+vttTe5ydYfZNvplc KwbsQ+NJQzJXIJBKbxuqNHweXx9XIEI0ZE3rCTXcMMCmuL/LTWb9SB84HGIluIRCZjTUMXaZlKGs 0Zkw9x0Se2ffOxNZ9pW0vRm53LXySamldKYh/lCbDnc1lpfD1Wl4G824TZOXYX85727fx+f3r32C Wj/Mpu0aRMQp/oXhF5/RoWCmk7+SDaJlrRSjRw0LtQTBgTRd8OHETpKsQBa5/D+h+AEAAP//AwBQ SwMEFAAGAAgAAAAhADedwRi6AAAAIQEAABkAAABkcnMvX3JlbHMvZTJvRG9jLnhtbC5yZWxzhI/L CsIwEEX3gv8QZm/TuhCRpm5EcCv1A4ZkmkabB0kU+/cG3CgILude7jlMu3/aiT0oJuOdgKaqgZGT XhmnBVz642oLLGV0CifvSMBMCfbdctGeacJcRmk0IbFCcUnAmHPYcZ7kSBZT5QO50gw+WszljJoH lDfUxNd1veHxkwHdF5OdlIB4Ug2wfg7F/J/th8FIOnh5t+TyDwU3trgLEKOmLMCSMvgOm+oaNPCu 5V+PdS8AAAD//wMAUEsBAi0AFAAGAAgAAAAhANr2PfsNAQAAFAIAABMAAAAAAAAAAAAAAAAAAAAA AFtDb250ZW50X1R5cGVzXS54bWxQSwECLQAUAAYACAAAACEAOP0h/9YAAACUAQAACwAAAAAAAAAA AAAAAAA+AQAAX3JlbHMvLnJlbHNQSwECLQAUAAYACAAAACEA+2oHptECAABhCAAADgAAAAAAAAAA AAAAAAA9AgAAZHJzL2Uyb0RvYy54bWxQSwECLQAKAAAAAAAAACEAIHRDc4MqAACDKgAAFAAAAAAA AAAAAAAAAAA6BQAAZHJzL21lZGlhL2ltYWdlMS5qcGdQSwECLQAUAAYACAAAACEAJx/O/98AAAAK AQAADwAAAAAAAAAAAAAAAADvLwAAZHJzL2Rvd25yZXYueG1sUEsBAi0AFAAGAAgAAAAhADedwRi6 AAAAIQEAABkAAAAAAAAAAAAAAAAA+zAAAGRycy9fcmVscy9lMm9Eb2MueG1sLnJlbHNQSwUGAAAA AAYABgB8AQAA7DEAAAAA ">
               <v:shapetype id="_x0000_t75" coordsize="21600,21600" o:spt="75" o:preferrelative="t" path="m@4@5l@4@11@9@11@9@5xe" filled="f" stroked="f">
                 <v:stroke joinstyle="miter"/>
                 <v:formulas>
@@ -7207,10 +4353,10 @@
                 <v:path o:extrusionok="f" gradientshapeok="t" o:connecttype="rect"/>
                 <o:lock v:ext="edit" aspectratio="t"/>
               </v:shapetype>
-              <v:shape id="Picture 13685" o:spid="_x0000_s1027" type="#_x0000_t75" style="position:absolute;width:14859;height:4282;visibility:visible;mso-wrap-style:square" o:gfxdata="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">
+              <v:shape id="Picture 13685" o:spid="_x0000_s1027" type="#_x0000_t75" style="position:absolute;width:14859;height:4282;visibility:visible;mso-wrap-style:square" o:gfxdata="UEsDBBQABgAIAAAAIQDb4fbL7gAAAIUBAAATAAAAW0NvbnRlbnRfVHlwZXNdLnhtbHyQz07DMAyH 70i8Q+QralM4IITa7kDhCAiNB7ASt43WOlEcyvb2pNu4IODoPz9/n1xv9vOkForiPDdwXVagiI23 jocG3rdPxR0oScgWJ8/UwIEENu3lRb09BBKV0ywNjCmFe63FjDSjlD4Q50nv44wpl3HQAc0OB9I3 VXWrjedEnIq03oC27qjHjympx31un0wiTQLq4bS4shrAECZnMGVTvbD9QSnOhDInjzsyuiBXWQP0 r4R18jfgnHvJr4nOknrFmJ5xzhraRtHWf3Kkpfz/yGo5S+H73hkquyhdjr3R8m2lj09svwAAAP// AwBQSwMEFAAGAAgAAAAhAFr0LFu/AAAAFQEAAAsAAABfcmVscy8ucmVsc2zPwWrDMAwG4Ptg72B0 X5TuUMaI01uh19I+gLGVxCy2jGSy9e1nemrHjpL4P0nD4SetZiPRyNnCruvBUPYcYp4tXC/Htw8w Wl0ObuVMFm6kcBhfX4Yzra62kC6xqGlKVgtLreUTUf1CyWnHhXKbTCzJ1VbKjMX5LzcTvvf9HuXR gPHJNKdgQU5hB+ZyK23zHztFL6w81c5zQp6m6P9TMfB3PtPWFCczVQtB9N4U2rp2HOA44NMz4y8A AAD//wMAUEsDBBQABgAIAAAAIQAh8QyIxgAAAN4AAAAPAAAAZHJzL2Rvd25yZXYueG1sRE9NS8NA EL0L/odlBC/SbmxJLLHbIqUWkV4aC+Y4ZMckmJ0Nu5s2+feuIHibx/uc9XY0nbiQ861lBY/zBARx ZXXLtYLzx+tsBcIHZI2dZVIwkYft5vZmjbm2Vz7RpQi1iCHsc1TQhNDnUvqqIYN+bnviyH1ZZzBE 6GqpHV5juOnkIkkyabDl2NBgT7uGqu9iMAr44akuF/v3oyuHYrKHIS2nz1Sp+7vx5RlEoDH8i//c bzrOX2arFH7fiTfIzQ8AAAD//wMAUEsBAi0AFAAGAAgAAAAhANvh9svuAAAAhQEAABMAAAAAAAAA AAAAAAAAAAAAAFtDb250ZW50X1R5cGVzXS54bWxQSwECLQAUAAYACAAAACEAWvQsW78AAAAVAQAA CwAAAAAAAAAAAAAAAAAfAQAAX3JlbHMvLnJlbHNQSwECLQAUAAYACAAAACEAIfEMiMYAAADeAAAA DwAAAAAAAAAAAAAAAAAHAgAAZHJzL2Rvd25yZXYueG1sUEsFBgAAAAADAAMAtwAAAPoCAAAAAA== ">
                 <v:imagedata r:id="rId2" o:title=""/>
               </v:shape>
-              <v:rect id="Rectangle 13686" o:spid="_x0000_s1028" style="position:absolute;left:9433;top:1473;width:517;height:2084;visibility:visible;mso-wrap-style:square;v-text-anchor:top" o:gfxdata="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" filled="f" stroked="f">
+              <v:rect id="Rectangle 13686" o:spid="_x0000_s1028" style="position:absolute;left:9433;top:1473;width:517;height:2084;visibility:visible;mso-wrap-style:square;v-text-anchor:top" o:gfxdata="UEsDBBQABgAIAAAAIQDb4fbL7gAAAIUBAAATAAAAW0NvbnRlbnRfVHlwZXNdLnhtbHyQz07DMAyH 70i8Q+QralM4IITa7kDhCAiNB7ASt43WOlEcyvb2pNu4IODoPz9/n1xv9vOkForiPDdwXVagiI23 jocG3rdPxR0oScgWJ8/UwIEENu3lRb09BBKV0ywNjCmFe63FjDSjlD4Q50nv44wpl3HQAc0OB9I3 VXWrjedEnIq03oC27qjHjympx31un0wiTQLq4bS4shrAECZnMGVTvbD9QSnOhDInjzsyuiBXWQP0 r4R18jfgnHvJr4nOknrFmJ5xzhraRtHWf3Kkpfz/yGo5S+H73hkquyhdjr3R8m2lj09svwAAAP// AwBQSwMEFAAGAAgAAAAhAFr0LFu/AAAAFQEAAAsAAABfcmVscy8ucmVsc2zPwWrDMAwG4Ptg72B0 X5TuUMaI01uh19I+gLGVxCy2jGSy9e1nemrHjpL4P0nD4SetZiPRyNnCruvBUPYcYp4tXC/Htw8w Wl0ObuVMFm6kcBhfX4Yzra62kC6xqGlKVgtLreUTUf1CyWnHhXKbTCzJ1VbKjMX5LzcTvvf9HuXR gPHJNKdgQU5hB+ZyK23zHztFL6w81c5zQp6m6P9TMfB3PtPWFCczVQtB9N4U2rp2HOA44NMz4y8A AAD//wMAUEsDBBQABgAIAAAAIQAWfjlxxAAAAN4AAAAPAAAAZHJzL2Rvd25yZXYueG1sRE9Na8JA EL0L/Q/LFLzppgohpq4iraJHNQXb25CdJqHZ2ZBdTfTXu4LQ2zze58yXvanFhVpXWVbwNo5AEOdW V1wo+Mo2owSE88gaa8uk4EoOlouXwRxTbTs+0OXoCxFC2KWooPS+SaV0eUkG3dg2xIH7ta1BH2Bb SN1iF8JNLSdRFEuDFYeGEhv6KCn/O56Ngm3SrL539tYV9fpne9qfZp/ZzCs1fO1X7yA89f5f/HTv dJg/jZMYHu+EG+TiDgAA//8DAFBLAQItABQABgAIAAAAIQDb4fbL7gAAAIUBAAATAAAAAAAAAAAA AAAAAAAAAABbQ29udGVudF9UeXBlc10ueG1sUEsBAi0AFAAGAAgAAAAhAFr0LFu/AAAAFQEAAAsA AAAAAAAAAAAAAAAAHwEAAF9yZWxzLy5yZWxzUEsBAi0AFAAGAAgAAAAhABZ+OXHEAAAA3gAAAA8A AAAAAAAAAAAAAAAABwIAAGRycy9kb3ducmV2LnhtbFBLBQYAAAAAAwADALcAAAD4AgAAAAA= " filled="f" stroked="f">
                 <v:textbox inset="0,0,0,0">
                   <w:txbxContent>
                     <w:p>
@@ -7221,7 +4367,7 @@
                   </w:txbxContent>
                 </v:textbox>
               </v:rect>
-              <v:rect id="Rectangle 13687" o:spid="_x0000_s1029" style="position:absolute;left:9433;top:2952;width:517;height:2083;visibility:visible;mso-wrap-style:square;v-text-anchor:top" o:gfxdata="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" filled="f" stroked="f">
+              <v:rect id="Rectangle 13687" o:spid="_x0000_s1029" style="position:absolute;left:9433;top:2952;width:517;height:2083;visibility:visible;mso-wrap-style:square;v-text-anchor:top" o:gfxdata="UEsDBBQABgAIAAAAIQDb4fbL7gAAAIUBAAATAAAAW0NvbnRlbnRfVHlwZXNdLnhtbHyQz07DMAyH 70i8Q+QralM4IITa7kDhCAiNB7ASt43WOlEcyvb2pNu4IODoPz9/n1xv9vOkForiPDdwXVagiI23 jocG3rdPxR0oScgWJ8/UwIEENu3lRb09BBKV0ywNjCmFe63FjDSjlD4Q50nv44wpl3HQAc0OB9I3 VXWrjedEnIq03oC27qjHjympx31un0wiTQLq4bS4shrAECZnMGVTvbD9QSnOhDInjzsyuiBXWQP0 r4R18jfgnHvJr4nOknrFmJ5xzhraRtHWf3Kkpfz/yGo5S+H73hkquyhdjr3R8m2lj09svwAAAP// AwBQSwMEFAAGAAgAAAAhAFr0LFu/AAAAFQEAAAsAAABfcmVscy8ucmVsc2zPwWrDMAwG4Ptg72B0 X5TuUMaI01uh19I+gLGVxCy2jGSy9e1nemrHjpL4P0nD4SetZiPRyNnCruvBUPYcYp4tXC/Htw8w Wl0ObuVMFm6kcBhfX4Yzra62kC6xqGlKVgtLreUTUf1CyWnHhXKbTCzJ1VbKjMX5LzcTvvf9HuXR gPHJNKdgQU5hB+ZyK23zHztFL6w81c5zQp6m6P9TMfB3PtPWFCczVQtB9N4U2rp2HOA44NMz4y8A AAD//wMAUEsDBBQABgAIAAAAIQB5MpzqxQAAAN4AAAAPAAAAZHJzL2Rvd25yZXYueG1sRE9Na8JA EL0X+h+WKXhrNrVgY3QVqS161FhIvQ3ZMQlmZ0N2NWl/fVcoeJvH+5z5cjCNuFLnassKXqIYBHFh dc2lgq/D53MCwnlkjY1lUvBDDpaLx4c5ptr2vKdr5ksRQtilqKDyvk2ldEVFBl1kW+LAnWxn0AfY lVJ32Idw08hxHE+kwZpDQ4UtvVdUnLOLUbBJ2tX31v72ZfNx3OS7fLo+TL1So6dhNQPhafB38b97 q8P810nyBrd3wg1y8QcAAP//AwBQSwECLQAUAAYACAAAACEA2+H2y+4AAACFAQAAEwAAAAAAAAAA AAAAAAAAAAAAW0NvbnRlbnRfVHlwZXNdLnhtbFBLAQItABQABgAIAAAAIQBa9CxbvwAAABUBAAAL AAAAAAAAAAAAAAAAAB8BAABfcmVscy8ucmVsc1BLAQItABQABgAIAAAAIQB5MpzqxQAAAN4AAAAP AAAAAAAAAAAAAAAAAAcCAABkcnMvZG93bnJldi54bWxQSwUGAAAAAAMAAwC3AAAA+QIAAAAA " filled="f" stroked="f">
                 <v:textbox inset="0,0,0,0">
                   <w:txbxContent>
                     <w:p>
@@ -7283,13 +4429,13 @@
           <wp:extent cx="1704975" cy="406400"/>
           <wp:effectExtent l="0" t="0" r="9525" b="0"/>
           <wp:wrapTopAndBottom/>
-          <wp:docPr id="500027849" name="Picture 1" descr="A black and white logo&#10;&#10;AI-generated content may be incorrect."/>
+          <wp:docPr id="500027849" name="Picture 1" descr="A black and white logo  AI-generated content may be incorrect."/>
           <wp:cNvGraphicFramePr/>
           <a:graphic xmlns:a="http://schemas.openxmlformats.org/drawingml/2006/main">
             <a:graphicData uri="http://schemas.openxmlformats.org/drawingml/2006/picture">
               <pic:pic xmlns:pic="http://schemas.openxmlformats.org/drawingml/2006/picture">
                 <pic:nvPicPr>
-                  <pic:cNvPr id="13656" name="Picture 1" descr="A black and white logo&#10;&#10;AI-generated content may be incorrect."/>
+                  <pic:cNvPr id="13656" name="Picture 1" descr="A black and white logo  AI-generated content may be incorrect."/>
                   <pic:cNvPicPr/>
                 </pic:nvPicPr>
                 <pic:blipFill>
@@ -7354,13 +4500,13 @@
           <wp:extent cx="1704975" cy="406400"/>
           <wp:effectExtent l="0" t="0" r="9525" b="0"/>
           <wp:wrapTopAndBottom/>
-          <wp:docPr id="411882324" name="Picture 1" descr="A black and white logo&#10;&#10;AI-generated content may be incorrect."/>
+          <wp:docPr id="411882324" name="Picture 1" descr="A black and white logo  AI-generated content may be incorrect."/>
           <wp:cNvGraphicFramePr/>
           <a:graphic xmlns:a="http://schemas.openxmlformats.org/drawingml/2006/main">
             <a:graphicData uri="http://schemas.openxmlformats.org/drawingml/2006/picture">
               <pic:pic xmlns:pic="http://schemas.openxmlformats.org/drawingml/2006/picture">
                 <pic:nvPicPr>
-                  <pic:cNvPr id="13656" name="Picture 1" descr="A black and white logo&#10;&#10;AI-generated content may be incorrect."/>
+                  <pic:cNvPr id="13656" name="Picture 1" descr="A black and white logo  AI-generated content may be incorrect."/>
                   <pic:cNvPicPr/>
                 </pic:nvPicPr>
                 <pic:blipFill>
@@ -10085,19 +7231,6 @@
 </file>
 
 <file path=customXml/item1.xml><?xml version="1.0" encoding="utf-8"?>
-<b:Sources xmlns:b="http://schemas.openxmlformats.org/officeDocument/2006/bibliography" xmlns="http://schemas.openxmlformats.org/officeDocument/2006/bibliography" SelectedStyle="\APASixthEditionOfficeOnline.xsl" StyleName="APA" Version="6"/>
-</file>
-
-<file path=customXml/item2.xml><?xml version="1.0" encoding="utf-8"?>
-<?mso-contentType ?>
-<FormTemplates xmlns="http://schemas.microsoft.com/sharepoint/v3/contenttype/forms">
-  <Display>DocumentLibraryForm</Display>
-  <Edit>DocumentLibraryForm</Edit>
-  <New>DocumentLibraryForm</New>
-</FormTemplates>
-</file>
-
-<file path=customXml/item3.xml><?xml version="1.0" encoding="utf-8"?>
 <ct:contentTypeSchema xmlns:ct="http://schemas.microsoft.com/office/2006/metadata/contentType" xmlns:ma="http://schemas.microsoft.com/office/2006/metadata/properties/metaAttributes" ct:_="" ma:_="" ma:contentTypeName="Document" ma:contentTypeID="0x01010009C8F9FEE533ED4B810C6D79F3C505E6" ma:contentTypeVersion="11" ma:contentTypeDescription="Create a new document." ma:contentTypeScope="" ma:versionID="1fb8cb7a25627d9c09838a547b389cb2">
   <xsd:schema xmlns:xsd="http://www.w3.org/2001/XMLSchema" xmlns:xs="http://www.w3.org/2001/XMLSchema" xmlns:p="http://schemas.microsoft.com/office/2006/metadata/properties" xmlns:ns2="c0b7ad90-c821-4148-a83c-8a2325b8573f" xmlns:ns3="3c2cab0a-22f4-449c-9a77-5bb99896b17f" targetNamespace="http://schemas.microsoft.com/office/2006/metadata/properties" ma:root="true" ma:fieldsID="be9d54ad2a7e817d3240b8c634474899" ns2:_="" ns3:_="">
     <xsd:import namespace="c0b7ad90-c821-4148-a83c-8a2325b8573f"/>
@@ -10308,29 +7441,26 @@
 </ct:contentTypeSchema>
 </file>
 
-<file path=customXml/item4.xml><?xml version="1.0" encoding="utf-8"?>
+<file path=customXml/item2.xml><?xml version="1.0" encoding="utf-8"?>
 <p:properties xmlns:p="http://schemas.microsoft.com/office/2006/metadata/properties" xmlns:xsi="http://www.w3.org/2001/XMLSchema-instance" xmlns:pc="http://schemas.microsoft.com/office/infopath/2007/PartnerControls">
   <documentManagement/>
 </p:properties>
 </file>
 
-<file path=customXml/itemProps1.xml><?xml version="1.0" encoding="utf-8"?>
-<ds:datastoreItem xmlns:ds="http://schemas.openxmlformats.org/officeDocument/2006/customXml" ds:itemID="{A22438A6-B54B-4884-A591-E5C85E85C45B}">
-  <ds:schemaRefs>
-    <ds:schemaRef ds:uri="http://schemas.openxmlformats.org/officeDocument/2006/bibliography"/>
-  </ds:schemaRefs>
-</ds:datastoreItem>
+<file path=customXml/item3.xml><?xml version="1.0" encoding="utf-8"?>
+<b:Sources xmlns:b="http://schemas.openxmlformats.org/officeDocument/2006/bibliography" xmlns="http://schemas.openxmlformats.org/officeDocument/2006/bibliography" SelectedStyle="\APASixthEditionOfficeOnline.xsl" StyleName="APA" Version="6"/>
 </file>
 
-<file path=customXml/itemProps2.xml><?xml version="1.0" encoding="utf-8"?>
-<ds:datastoreItem xmlns:ds="http://schemas.openxmlformats.org/officeDocument/2006/customXml" ds:itemID="{5AB9ABBB-705E-43E1-81F2-8BBA228A764C}">
-  <ds:schemaRefs>
-    <ds:schemaRef ds:uri="http://schemas.microsoft.com/sharepoint/v3/contenttype/forms"/>
-  </ds:schemaRefs>
-</ds:datastoreItem>
+<file path=customXml/item4.xml><?xml version="1.0" encoding="utf-8"?>
+<?mso-contentType ?>
+<FormTemplates xmlns="http://schemas.microsoft.com/sharepoint/v3/contenttype/forms">
+  <Display>DocumentLibraryForm</Display>
+  <Edit>DocumentLibraryForm</Edit>
+  <New>DocumentLibraryForm</New>
+</FormTemplates>
 </file>
 
-<file path=customXml/itemProps3.xml><?xml version="1.0" encoding="utf-8"?>
+<file path=customXml/itemProps1.xml><?xml version="1.0" encoding="utf-8"?>
 <ds:datastoreItem xmlns:ds="http://schemas.openxmlformats.org/officeDocument/2006/customXml" ds:itemID="{87B80006-69E9-4415-8889-73FD6F928AB7}">
   <ds:schemaRefs>
     <ds:schemaRef ds:uri="http://schemas.microsoft.com/office/2006/metadata/contentType"/>
@@ -10349,11 +7479,27 @@
 </ds:datastoreItem>
 </file>
 
-<file path=customXml/itemProps4.xml><?xml version="1.0" encoding="utf-8"?>
+<file path=customXml/itemProps2.xml><?xml version="1.0" encoding="utf-8"?>
 <ds:datastoreItem xmlns:ds="http://schemas.openxmlformats.org/officeDocument/2006/customXml" ds:itemID="{6BA02646-2EFC-4A76-8B94-9611CADBCCD8}">
   <ds:schemaRefs>
     <ds:schemaRef ds:uri="http://schemas.microsoft.com/office/2006/metadata/properties"/>
     <ds:schemaRef ds:uri="http://schemas.microsoft.com/office/infopath/2007/PartnerControls"/>
   </ds:schemaRefs>
 </ds:datastoreItem>
+</file>
+
+<file path=customXml/itemProps3.xml><?xml version="1.0" encoding="utf-8"?>
+<ds:datastoreItem xmlns:ds="http://schemas.openxmlformats.org/officeDocument/2006/customXml" ds:itemID="{A22438A6-B54B-4884-A591-E5C85E85C45B}">
+  <ds:schemaRefs>
+    <ds:schemaRef ds:uri="http://schemas.openxmlformats.org/officeDocument/2006/bibliography"/>
+  </ds:schemaRefs>
+</ds:datastoreItem>
+</file>
+
+<file path=customXml/itemProps4.xml><?xml version="1.0" encoding="utf-8"?>
+<ds:datastoreItem xmlns:ds="http://schemas.openxmlformats.org/officeDocument/2006/customXml" ds:itemID="{5AB9ABBB-705E-43E1-81F2-8BBA228A764C}">
+  <ds:schemaRefs>
+    <ds:schemaRef ds:uri="http://schemas.microsoft.com/sharepoint/v3/contenttype/forms"/>
+  </ds:schemaRefs>
+</ds:datastoreItem>
 </file>